--- a/Lab 4/ЛБ5_Бибиков В.Д._О-5КМ41.docx
+++ b/Lab 4/ЛБ5_Бибиков В.Д._О-5КМ41.docx
@@ -1,6 +1,6 @@
 
 <file path=word/document.xml><?xml version="1.0" encoding="utf-8"?>
-<w:document xmlns:wpc="http://schemas.microsoft.com/office/word/2010/wordprocessingCanvas" xmlns:cx="http://schemas.microsoft.com/office/drawing/2014/chartex" xmlns:cx1="http://schemas.microsoft.com/office/drawing/2015/9/8/chartex" xmlns:cx2="http://schemas.microsoft.com/office/drawing/2015/10/21/chartex" xmlns:cx3="http://schemas.microsoft.com/office/drawing/2016/5/9/chartex" xmlns:cx4="http://schemas.microsoft.com/office/drawing/2016/5/10/chartex" xmlns:cx5="http://schemas.microsoft.com/office/drawing/2016/5/11/chartex" xmlns:cx6="http://schemas.microsoft.com/office/drawing/2016/5/12/chartex" xmlns:cx7="http://schemas.microsoft.com/office/drawing/2016/5/13/chartex" xmlns:cx8="http://schemas.microsoft.com/office/drawing/2016/5/14/chartex" xmlns:mc="http://schemas.openxmlformats.org/markup-compatibility/2006" xmlns:aink="http://schemas.microsoft.com/office/drawing/2016/ink" xmlns:am3d="http://schemas.microsoft.com/office/drawing/2017/model3d" xmlns:o="urn:schemas-microsoft-com:office:office" xmlns:oel="http://schemas.microsoft.com/office/2019/extlst" xmlns:r="http://schemas.openxmlformats.org/officeDocument/2006/relationships" xmlns:m="http://schemas.openxmlformats.org/officeDocument/2006/math" xmlns:v="urn:schemas-microsoft-com:vml" xmlns:wp14="http://schemas.microsoft.com/office/word/2010/wordprocessingDrawing" xmlns:wp="http://schemas.openxmlformats.org/drawingml/2006/wordprocessingDrawing" xmlns:w10="urn:schemas-microsoft-com:office:word" xmlns:w="http://schemas.openxmlformats.org/wordprocessingml/2006/main" xmlns:w14="http://schemas.microsoft.com/office/word/2010/wordml" xmlns:w15="http://schemas.microsoft.com/office/word/2012/wordml" xmlns:w16cex="http://schemas.microsoft.com/office/word/2018/wordml/cex" xmlns:w16cid="http://schemas.microsoft.com/office/word/2016/wordml/cid" xmlns:w16="http://schemas.microsoft.com/office/word/2018/wordml" xmlns:w16du="http://schemas.microsoft.com/office/word/2023/wordml/word16du" xmlns:w16sdtdh="http://schemas.microsoft.com/office/word/2020/wordml/sdtdatahash" xmlns:w16sdtfl="http://schemas.microsoft.com/office/word/2024/wordml/sdtformatlock" xmlns:w16se="http://schemas.microsoft.com/office/word/2015/wordml/symex" xmlns:wpg="http://schemas.microsoft.com/office/word/2010/wordprocessingGroup" xmlns:wpi="http://schemas.microsoft.com/office/word/2010/wordprocessingInk" xmlns:wne="http://schemas.microsoft.com/office/word/2006/wordml" xmlns:wps="http://schemas.microsoft.com/office/word/2010/wordprocessingShape" mc:Ignorable="w14 w15 w16se w16cid w16 w16cex w16sdtdh w16sdtfl w16du wp14">
+<w:document xmlns:wpc="http://schemas.microsoft.com/office/word/2010/wordprocessingCanvas" xmlns:cx="http://schemas.microsoft.com/office/drawing/2014/chartex" xmlns:cx1="http://schemas.microsoft.com/office/drawing/2015/9/8/chartex" xmlns:cx2="http://schemas.microsoft.com/office/drawing/2015/10/21/chartex" xmlns:cx3="http://schemas.microsoft.com/office/drawing/2016/5/9/chartex" xmlns:cx4="http://schemas.microsoft.com/office/drawing/2016/5/10/chartex" xmlns:cx5="http://schemas.microsoft.com/office/drawing/2016/5/11/chartex" xmlns:cx6="http://schemas.microsoft.com/office/drawing/2016/5/12/chartex" xmlns:cx7="http://schemas.microsoft.com/office/drawing/2016/5/13/chartex" xmlns:cx8="http://schemas.microsoft.com/office/drawing/2016/5/14/chartex" xmlns:mc="http://schemas.openxmlformats.org/markup-compatibility/2006" xmlns:aink="http://schemas.microsoft.com/office/drawing/2016/ink" xmlns:am3d="http://schemas.microsoft.com/office/drawing/2017/model3d" xmlns:o="urn:schemas-microsoft-com:office:office" xmlns:r="http://schemas.openxmlformats.org/officeDocument/2006/relationships" xmlns:m="http://schemas.openxmlformats.org/officeDocument/2006/math" xmlns:v="urn:schemas-microsoft-com:vml" xmlns:wp14="http://schemas.microsoft.com/office/word/2010/wordprocessingDrawing" xmlns:wp="http://schemas.openxmlformats.org/drawingml/2006/wordprocessingDrawing" xmlns:w10="urn:schemas-microsoft-com:office:word" xmlns:w="http://schemas.openxmlformats.org/wordprocessingml/2006/main" xmlns:w14="http://schemas.microsoft.com/office/word/2010/wordml" xmlns:w15="http://schemas.microsoft.com/office/word/2012/wordml" xmlns:w16cex="http://schemas.microsoft.com/office/word/2018/wordml/cex" xmlns:w16cid="http://schemas.microsoft.com/office/word/2016/wordml/cid" xmlns:w16="http://schemas.microsoft.com/office/word/2018/wordml" xmlns:w16sdtdh="http://schemas.microsoft.com/office/word/2020/wordml/sdtdatahash" xmlns:w16se="http://schemas.microsoft.com/office/word/2015/wordml/symex" xmlns:wpg="http://schemas.microsoft.com/office/word/2010/wordprocessingGroup" xmlns:wpi="http://schemas.microsoft.com/office/word/2010/wordprocessingInk" xmlns:wne="http://schemas.microsoft.com/office/word/2006/wordml" xmlns:wps="http://schemas.microsoft.com/office/word/2010/wordprocessingShape" mc:Ignorable="w14 w15 w16se w16cid w16 w16cex w16sdtdh wp14">
   <w:body>
     <w:p>
       <w:pPr>
@@ -617,6 +617,14 @@
     </w:p>
     <w:sdt>
       <w:sdtPr>
+        <w:rPr>
+          <w:rFonts w:ascii="Times New Roman" w:eastAsiaTheme="minorHAnsi" w:hAnsi="Times New Roman" w:cs="Times New Roman"/>
+          <w:i/>
+          <w:color w:val="auto"/>
+          <w:sz w:val="28"/>
+          <w:szCs w:val="24"/>
+          <w:lang w:eastAsia="en-US"/>
+        </w:rPr>
         <w:id w:val="-402834048"/>
         <w:docPartObj>
           <w:docPartGallery w:val="Table of Contents"/>
@@ -625,14 +633,8 @@
       </w:sdtPr>
       <w:sdtEndPr>
         <w:rPr>
-          <w:rFonts w:ascii="Times New Roman" w:eastAsiaTheme="minorHAnsi" w:hAnsi="Times New Roman" w:cs="Times New Roman"/>
           <w:b/>
           <w:bCs/>
-          <w:i/>
-          <w:color w:val="auto"/>
-          <w:sz w:val="28"/>
-          <w:szCs w:val="24"/>
-          <w:lang w:eastAsia="en-US"/>
         </w:rPr>
       </w:sdtEndPr>
       <w:sdtContent>
@@ -3491,6 +3493,7 @@
         <w:rPr>
           <w:i w:val="0"/>
           <w:iCs/>
+          <w:noProof/>
           <w:szCs w:val="28"/>
           <w:lang w:val="en-US"/>
         </w:rPr>
@@ -3947,24 +3950,9 @@
           <w:iCs/>
           <w:szCs w:val="28"/>
         </w:rPr>
-        <w:t xml:space="preserve">Таблица </w:t>
-      </w:r>
-      <w:r>
-        <w:rPr>
-          <w:i w:val="0"/>
-          <w:iCs/>
-          <w:szCs w:val="28"/>
-        </w:rPr>
-        <w:t>1</w:t>
-      </w:r>
-      <w:r>
-        <w:rPr>
-          <w:i w:val="0"/>
-          <w:iCs/>
-          <w:szCs w:val="28"/>
-        </w:rPr>
-        <w:t xml:space="preserve"> – Описание класса </w:t>
-      </w:r>
+        <w:t xml:space="preserve">Таблица 1 – Описание класса </w:t>
+      </w:r>
+      <w:commentRangeStart w:id="5"/>
       <w:proofErr w:type="spellStart"/>
       <w:r>
         <w:rPr>
@@ -3975,7 +3963,14 @@
         </w:rPr>
         <w:t>SalaryEmployee</w:t>
       </w:r>
+      <w:commentRangeEnd w:id="5"/>
       <w:proofErr w:type="spellEnd"/>
+      <w:r>
+        <w:rPr>
+          <w:rStyle w:val="af3"/>
+        </w:rPr>
+        <w:commentReference w:id="5"/>
+      </w:r>
     </w:p>
     <w:tbl>
       <w:tblPr>
@@ -4185,23 +4180,7 @@
                 <w:iCs/>
                 <w:szCs w:val="28"/>
               </w:rPr>
-              <w:t>интерфейс базового</w:t>
-            </w:r>
-            <w:r>
-              <w:rPr>
-                <w:i w:val="0"/>
-                <w:iCs/>
-                <w:szCs w:val="28"/>
-              </w:rPr>
-              <w:t xml:space="preserve"> класс</w:t>
-            </w:r>
-            <w:r>
-              <w:rPr>
-                <w:i w:val="0"/>
-                <w:iCs/>
-                <w:szCs w:val="28"/>
-              </w:rPr>
-              <w:t>а, содержащий основные свойства и метод для расчета заработной платы</w:t>
+              <w:t>интерфейс базового класса, содержащий основные свойства и метод для расчета заработной платы</w:t>
             </w:r>
           </w:p>
         </w:tc>
@@ -5600,16 +5579,7 @@
                 <w:szCs w:val="28"/>
                 <w:lang w:val="en-US"/>
               </w:rPr>
-              <w:t>s</w:t>
-            </w:r>
-            <w:r>
-              <w:rPr>
-                <w:i w:val="0"/>
-                <w:iCs/>
-                <w:szCs w:val="28"/>
-                <w:lang w:val="en-US"/>
-              </w:rPr>
-              <w:t>tring</w:t>
+              <w:t>string</w:t>
             </w:r>
           </w:p>
         </w:tc>
@@ -5669,25 +5639,7 @@
                 <w:szCs w:val="28"/>
                 <w:lang w:val="en-US"/>
               </w:rPr>
-              <w:t xml:space="preserve">+ </w:t>
-            </w:r>
-            <w:r>
-              <w:rPr>
-                <w:i w:val="0"/>
-                <w:iCs/>
-                <w:szCs w:val="28"/>
-                <w:lang w:val="en-US"/>
-              </w:rPr>
-              <w:t>La</w:t>
-            </w:r>
-            <w:r>
-              <w:rPr>
-                <w:i w:val="0"/>
-                <w:iCs/>
-                <w:szCs w:val="28"/>
-                <w:lang w:val="en-US"/>
-              </w:rPr>
-              <w:t>stName</w:t>
+              <w:t>+ LastName</w:t>
             </w:r>
           </w:p>
         </w:tc>
@@ -5715,16 +5667,7 @@
                 <w:szCs w:val="28"/>
                 <w:lang w:val="en-US"/>
               </w:rPr>
-              <w:t>s</w:t>
-            </w:r>
-            <w:r>
-              <w:rPr>
-                <w:i w:val="0"/>
-                <w:iCs/>
-                <w:szCs w:val="28"/>
-                <w:lang w:val="en-US"/>
-              </w:rPr>
-              <w:t>tring</w:t>
+              <w:t>string</w:t>
             </w:r>
           </w:p>
         </w:tc>
@@ -5812,16 +5755,7 @@
                 <w:szCs w:val="28"/>
                 <w:lang w:val="en-US"/>
               </w:rPr>
-              <w:t>s</w:t>
-            </w:r>
-            <w:r>
-              <w:rPr>
-                <w:i w:val="0"/>
-                <w:iCs/>
-                <w:szCs w:val="28"/>
-                <w:lang w:val="en-US"/>
-              </w:rPr>
-              <w:t>tring</w:t>
+              <w:t>string</w:t>
             </w:r>
           </w:p>
         </w:tc>
@@ -6308,15 +6242,7 @@
                 <w:iCs/>
                 <w:szCs w:val="28"/>
               </w:rPr>
-              <w:t xml:space="preserve">Метод для валидации при </w:t>
-            </w:r>
-            <w:r>
-              <w:rPr>
-                <w:i w:val="0"/>
-                <w:iCs/>
-                <w:szCs w:val="28"/>
-              </w:rPr>
-              <w:t>диапазонах</w:t>
+              <w:t>Метод для валидации при диапазонах</w:t>
             </w:r>
           </w:p>
         </w:tc>
@@ -6771,13 +6697,7 @@
               <w:rPr>
                 <w:szCs w:val="28"/>
               </w:rPr>
-              <w:t xml:space="preserve"> </w:t>
-            </w:r>
-            <w:r>
-              <w:rPr>
-                <w:szCs w:val="28"/>
-              </w:rPr>
-              <w:t>–</w:t>
+              <w:t xml:space="preserve"> –</w:t>
             </w:r>
             <w:r>
               <w:rPr>
@@ -7665,23 +7585,7 @@
                 <w:iCs/>
                 <w:szCs w:val="28"/>
               </w:rPr>
-              <w:t xml:space="preserve">производный класс сотрудника фирмы с </w:t>
-            </w:r>
-            <w:r>
-              <w:rPr>
-                <w:i w:val="0"/>
-                <w:iCs/>
-                <w:szCs w:val="28"/>
-              </w:rPr>
-              <w:t xml:space="preserve">почасовой </w:t>
-            </w:r>
-            <w:r>
-              <w:rPr>
-                <w:i w:val="0"/>
-                <w:iCs/>
-                <w:szCs w:val="28"/>
-              </w:rPr>
-              <w:t>оплатой труда</w:t>
+              <w:t>производный класс сотрудника фирмы с почасовой оплатой труда</w:t>
             </w:r>
           </w:p>
         </w:tc>
@@ -8072,16 +7976,7 @@
                 <w:szCs w:val="28"/>
                 <w:lang w:val="en-US"/>
               </w:rPr>
-              <w:t xml:space="preserve">+ </w:t>
-            </w:r>
-            <w:r>
-              <w:rPr>
-                <w:i w:val="0"/>
-                <w:iCs/>
-                <w:szCs w:val="28"/>
-                <w:lang w:val="en-US"/>
-              </w:rPr>
-              <w:t>Wage</w:t>
+              <w:t>+ Wage</w:t>
             </w:r>
           </w:p>
         </w:tc>
@@ -8339,7 +8234,7 @@
           <w:szCs w:val="28"/>
         </w:rPr>
       </w:pPr>
-      <w:bookmarkStart w:id="5" w:name="_Toc225423980"/>
+      <w:bookmarkStart w:id="6" w:name="_Toc225423980"/>
       <w:r>
         <w:rPr>
           <w:b/>
@@ -8373,7 +8268,7 @@
         </w:rPr>
         <w:t>Git</w:t>
       </w:r>
-      <w:bookmarkEnd w:id="5"/>
+      <w:bookmarkEnd w:id="6"/>
     </w:p>
     <w:p>
       <w:pPr>
@@ -8420,6 +8315,7 @@
         <w:rPr>
           <w:i w:val="0"/>
           <w:iCs/>
+          <w:noProof/>
           <w:szCs w:val="28"/>
         </w:rPr>
         <w:drawing>
@@ -8438,7 +8334,7 @@
                     <pic:cNvPicPr/>
                   </pic:nvPicPr>
                   <pic:blipFill>
-                    <a:blip r:embed="rId14"/>
+                    <a:blip r:embed="rId18"/>
                     <a:stretch>
                       <a:fillRect/>
                     </a:stretch>
@@ -8505,7 +8401,7 @@
           <w:szCs w:val="28"/>
         </w:rPr>
       </w:pPr>
-      <w:bookmarkStart w:id="6" w:name="_Toc225423981"/>
+      <w:bookmarkStart w:id="7" w:name="_Toc225423981"/>
       <w:r>
         <w:rPr>
           <w:b/>
@@ -8517,7 +8413,7 @@
         </w:rPr>
         <w:t>Тестирование программы</w:t>
       </w:r>
-      <w:bookmarkEnd w:id="6"/>
+      <w:bookmarkEnd w:id="7"/>
     </w:p>
     <w:p>
       <w:pPr>
@@ -8567,6 +8463,7 @@
         <w:rPr>
           <w:i w:val="0"/>
           <w:iCs/>
+          <w:noProof/>
           <w:szCs w:val="28"/>
         </w:rPr>
         <w:drawing>
@@ -8585,7 +8482,7 @@
                     <pic:cNvPicPr/>
                   </pic:nvPicPr>
                   <pic:blipFill>
-                    <a:blip r:embed="rId15"/>
+                    <a:blip r:embed="rId19"/>
                     <a:stretch>
                       <a:fillRect/>
                     </a:stretch>
@@ -8642,7 +8539,7 @@
           <w:szCs w:val="28"/>
         </w:rPr>
       </w:pPr>
-      <w:bookmarkStart w:id="7" w:name="_Toc225423982"/>
+      <w:bookmarkStart w:id="8" w:name="_Toc225423982"/>
       <w:r>
         <w:rPr>
           <w:b/>
@@ -8654,7 +8551,7 @@
         </w:rPr>
         <w:t>Тестовый случай «Добавить сотрудника»</w:t>
       </w:r>
-      <w:bookmarkEnd w:id="7"/>
+      <w:bookmarkEnd w:id="8"/>
     </w:p>
     <w:p>
       <w:pPr>
@@ -8687,6 +8584,7 @@
         <w:rPr>
           <w:i w:val="0"/>
           <w:iCs/>
+          <w:noProof/>
           <w:szCs w:val="28"/>
         </w:rPr>
         <w:lastRenderedPageBreak/>
@@ -8706,7 +8604,7 @@
                     <pic:cNvPicPr/>
                   </pic:nvPicPr>
                   <pic:blipFill>
-                    <a:blip r:embed="rId16"/>
+                    <a:blip r:embed="rId20"/>
                     <a:stretch>
                       <a:fillRect/>
                     </a:stretch>
@@ -8878,6 +8776,7 @@
         <w:rPr>
           <w:i w:val="0"/>
           <w:iCs/>
+          <w:noProof/>
           <w:szCs w:val="28"/>
         </w:rPr>
         <w:drawing>
@@ -8896,7 +8795,7 @@
                     <pic:cNvPicPr/>
                   </pic:nvPicPr>
                   <pic:blipFill>
-                    <a:blip r:embed="rId17"/>
+                    <a:blip r:embed="rId21"/>
                     <a:stretch>
                       <a:fillRect/>
                     </a:stretch>
@@ -8950,6 +8849,7 @@
         <w:rPr>
           <w:i w:val="0"/>
           <w:iCs/>
+          <w:noProof/>
           <w:szCs w:val="28"/>
         </w:rPr>
         <w:lastRenderedPageBreak/>
@@ -8969,7 +8869,7 @@
                     <pic:cNvPicPr/>
                   </pic:nvPicPr>
                   <pic:blipFill>
-                    <a:blip r:embed="rId18"/>
+                    <a:blip r:embed="rId22"/>
                     <a:stretch>
                       <a:fillRect/>
                     </a:stretch>
@@ -9041,6 +8941,7 @@
         <w:rPr>
           <w:i w:val="0"/>
           <w:iCs/>
+          <w:noProof/>
           <w:szCs w:val="28"/>
           <w:lang w:val="en-US"/>
         </w:rPr>
@@ -9060,7 +8961,7 @@
                     <pic:cNvPicPr/>
                   </pic:nvPicPr>
                   <pic:blipFill>
-                    <a:blip r:embed="rId19"/>
+                    <a:blip r:embed="rId23"/>
                     <a:stretch>
                       <a:fillRect/>
                     </a:stretch>
@@ -9134,7 +9035,7 @@
           <w:szCs w:val="28"/>
         </w:rPr>
       </w:pPr>
-      <w:bookmarkStart w:id="8" w:name="_Toc225423983"/>
+      <w:bookmarkStart w:id="9" w:name="_Toc225423983"/>
       <w:r>
         <w:rPr>
           <w:b/>
@@ -9146,7 +9047,7 @@
         </w:rPr>
         <w:t>Тестовый случай «Удалить сотрудника»</w:t>
       </w:r>
-      <w:bookmarkEnd w:id="8"/>
+      <w:bookmarkEnd w:id="9"/>
     </w:p>
     <w:p>
       <w:pPr>
@@ -9179,6 +9080,7 @@
         <w:rPr>
           <w:i w:val="0"/>
           <w:iCs/>
+          <w:noProof/>
           <w:szCs w:val="28"/>
         </w:rPr>
         <w:lastRenderedPageBreak/>
@@ -9198,7 +9100,7 @@
                     <pic:cNvPicPr/>
                   </pic:nvPicPr>
                   <pic:blipFill>
-                    <a:blip r:embed="rId20"/>
+                    <a:blip r:embed="rId24"/>
                     <a:stretch>
                       <a:fillRect/>
                     </a:stretch>
@@ -9252,6 +9154,7 @@
         <w:rPr>
           <w:i w:val="0"/>
           <w:iCs/>
+          <w:noProof/>
           <w:szCs w:val="28"/>
         </w:rPr>
         <w:drawing>
@@ -9270,7 +9173,7 @@
                     <pic:cNvPicPr/>
                   </pic:nvPicPr>
                   <pic:blipFill>
-                    <a:blip r:embed="rId21"/>
+                    <a:blip r:embed="rId25"/>
                     <a:stretch>
                       <a:fillRect/>
                     </a:stretch>
@@ -9328,7 +9231,7 @@
           <w:szCs w:val="28"/>
         </w:rPr>
       </w:pPr>
-      <w:bookmarkStart w:id="9" w:name="_Toc225423984"/>
+      <w:bookmarkStart w:id="10" w:name="_Toc225423984"/>
       <w:r>
         <w:rPr>
           <w:b/>
@@ -9340,7 +9243,7 @@
         </w:rPr>
         <w:t>Тестовый случай «Поиск сотрудника»</w:t>
       </w:r>
-      <w:bookmarkEnd w:id="9"/>
+      <w:bookmarkEnd w:id="10"/>
     </w:p>
     <w:p>
       <w:pPr>
@@ -9405,6 +9308,9 @@
         <w:jc w:val="center"/>
       </w:pPr>
       <w:r>
+        <w:rPr>
+          <w:noProof/>
+        </w:rPr>
         <w:lastRenderedPageBreak/>
         <w:drawing>
           <wp:inline distT="0" distB="0" distL="0" distR="0" wp14:anchorId="3773993C" wp14:editId="567FB942">
@@ -9422,7 +9328,7 @@
                     <pic:cNvPicPr/>
                   </pic:nvPicPr>
                   <pic:blipFill>
-                    <a:blip r:embed="rId22"/>
+                    <a:blip r:embed="rId26"/>
                     <a:stretch>
                       <a:fillRect/>
                     </a:stretch>
@@ -9474,6 +9380,7 @@
         <w:rPr>
           <w:i w:val="0"/>
           <w:iCs/>
+          <w:noProof/>
           <w:szCs w:val="28"/>
         </w:rPr>
         <w:drawing>
@@ -9492,7 +9399,7 @@
                     <pic:cNvPicPr/>
                   </pic:nvPicPr>
                   <pic:blipFill>
-                    <a:blip r:embed="rId23"/>
+                    <a:blip r:embed="rId27"/>
                     <a:stretch>
                       <a:fillRect/>
                     </a:stretch>
@@ -9563,6 +9470,7 @@
         <w:rPr>
           <w:i w:val="0"/>
           <w:iCs/>
+          <w:noProof/>
           <w:szCs w:val="28"/>
         </w:rPr>
         <w:drawing>
@@ -9581,7 +9489,7 @@
                     <pic:cNvPicPr/>
                   </pic:nvPicPr>
                   <pic:blipFill>
-                    <a:blip r:embed="rId24"/>
+                    <a:blip r:embed="rId28"/>
                     <a:stretch>
                       <a:fillRect/>
                     </a:stretch>
@@ -9640,7 +9548,7 @@
           <w:szCs w:val="28"/>
         </w:rPr>
       </w:pPr>
-      <w:bookmarkStart w:id="10" w:name="_Toc225423985"/>
+      <w:bookmarkStart w:id="11" w:name="_Toc225423985"/>
       <w:r>
         <w:rPr>
           <w:b/>
@@ -9653,7 +9561,7 @@
         <w:lastRenderedPageBreak/>
         <w:t>Тестовый случай «Сохранить как…»</w:t>
       </w:r>
-      <w:bookmarkEnd w:id="10"/>
+      <w:bookmarkEnd w:id="11"/>
     </w:p>
     <w:p>
       <w:pPr>
@@ -9863,6 +9771,7 @@
         <w:rPr>
           <w:i w:val="0"/>
           <w:iCs/>
+          <w:noProof/>
           <w:szCs w:val="28"/>
         </w:rPr>
         <w:drawing>
@@ -9881,7 +9790,7 @@
                     <pic:cNvPicPr/>
                   </pic:nvPicPr>
                   <pic:blipFill>
-                    <a:blip r:embed="rId25"/>
+                    <a:blip r:embed="rId29"/>
                     <a:stretch>
                       <a:fillRect/>
                     </a:stretch>
@@ -9938,7 +9847,7 @@
           <w:szCs w:val="28"/>
         </w:rPr>
       </w:pPr>
-      <w:bookmarkStart w:id="11" w:name="_Toc225423986"/>
+      <w:bookmarkStart w:id="12" w:name="_Toc225423986"/>
       <w:r>
         <w:rPr>
           <w:b/>
@@ -9950,7 +9859,7 @@
         </w:rPr>
         <w:t>Тестовый случай «Открыть»</w:t>
       </w:r>
-      <w:bookmarkEnd w:id="11"/>
+      <w:bookmarkEnd w:id="12"/>
     </w:p>
     <w:p>
       <w:pPr>
@@ -10028,6 +9937,7 @@
         <w:rPr>
           <w:i w:val="0"/>
           <w:iCs/>
+          <w:noProof/>
           <w:szCs w:val="28"/>
         </w:rPr>
         <w:drawing>
@@ -10046,7 +9956,7 @@
                     <pic:cNvPicPr/>
                   </pic:nvPicPr>
                   <pic:blipFill>
-                    <a:blip r:embed="rId26"/>
+                    <a:blip r:embed="rId30"/>
                     <a:stretch>
                       <a:fillRect/>
                     </a:stretch>
@@ -10100,6 +10010,7 @@
         <w:rPr>
           <w:i w:val="0"/>
           <w:iCs/>
+          <w:noProof/>
           <w:szCs w:val="28"/>
         </w:rPr>
         <w:lastRenderedPageBreak/>
@@ -10119,7 +10030,7 @@
                     <pic:cNvPicPr/>
                   </pic:nvPicPr>
                   <pic:blipFill>
-                    <a:blip r:embed="rId27"/>
+                    <a:blip r:embed="rId31"/>
                     <a:stretch>
                       <a:fillRect/>
                     </a:stretch>
@@ -10383,7 +10294,7 @@
           <w:szCs w:val="24"/>
         </w:rPr>
       </w:pPr>
-      <w:bookmarkStart w:id="12" w:name="_Toc225423987"/>
+      <w:bookmarkStart w:id="13" w:name="_Toc225423987"/>
       <w:r>
         <w:rPr>
           <w:rFonts w:ascii="Times New Roman" w:hAnsi="Times New Roman" w:cs="Times New Roman"/>
@@ -10398,7 +10309,7 @@
         <w:lastRenderedPageBreak/>
         <w:t>Список использованных источников</w:t>
       </w:r>
-      <w:bookmarkEnd w:id="12"/>
+      <w:bookmarkEnd w:id="13"/>
     </w:p>
     <w:p>
       <w:pPr>
@@ -10841,7 +10752,7 @@
           <w:szCs w:val="24"/>
         </w:rPr>
       </w:pPr>
-      <w:bookmarkStart w:id="13" w:name="_Toc225423988"/>
+      <w:bookmarkStart w:id="14" w:name="_Toc225423988"/>
       <w:r>
         <w:rPr>
           <w:rFonts w:ascii="Times New Roman" w:hAnsi="Times New Roman" w:cs="Times New Roman"/>
@@ -10856,7 +10767,7 @@
         <w:lastRenderedPageBreak/>
         <w:t>Приложение А</w:t>
       </w:r>
-      <w:bookmarkEnd w:id="13"/>
+      <w:bookmarkEnd w:id="14"/>
     </w:p>
     <w:p>
       <w:pPr>
@@ -11161,8 +11072,44 @@
 </w:document>
 </file>
 
+<file path=word/comments.xml><?xml version="1.0" encoding="utf-8"?>
+<w:comments xmlns:wpc="http://schemas.microsoft.com/office/word/2010/wordprocessingCanvas" xmlns:cx="http://schemas.microsoft.com/office/drawing/2014/chartex" xmlns:cx1="http://schemas.microsoft.com/office/drawing/2015/9/8/chartex" xmlns:cx2="http://schemas.microsoft.com/office/drawing/2015/10/21/chartex" xmlns:cx3="http://schemas.microsoft.com/office/drawing/2016/5/9/chartex" xmlns:cx4="http://schemas.microsoft.com/office/drawing/2016/5/10/chartex" xmlns:cx5="http://schemas.microsoft.com/office/drawing/2016/5/11/chartex" xmlns:cx6="http://schemas.microsoft.com/office/drawing/2016/5/12/chartex" xmlns:cx7="http://schemas.microsoft.com/office/drawing/2016/5/13/chartex" xmlns:cx8="http://schemas.microsoft.com/office/drawing/2016/5/14/chartex" xmlns:mc="http://schemas.openxmlformats.org/markup-compatibility/2006" xmlns:aink="http://schemas.microsoft.com/office/drawing/2016/ink" xmlns:am3d="http://schemas.microsoft.com/office/drawing/2017/model3d" xmlns:o="urn:schemas-microsoft-com:office:office" xmlns:r="http://schemas.openxmlformats.org/officeDocument/2006/relationships" xmlns:m="http://schemas.openxmlformats.org/officeDocument/2006/math" xmlns:v="urn:schemas-microsoft-com:vml" xmlns:wp14="http://schemas.microsoft.com/office/word/2010/wordprocessingDrawing" xmlns:wp="http://schemas.openxmlformats.org/drawingml/2006/wordprocessingDrawing" xmlns:w10="urn:schemas-microsoft-com:office:word" xmlns:w="http://schemas.openxmlformats.org/wordprocessingml/2006/main" xmlns:w14="http://schemas.microsoft.com/office/word/2010/wordml" xmlns:w15="http://schemas.microsoft.com/office/word/2012/wordml" xmlns:w16cex="http://schemas.microsoft.com/office/word/2018/wordml/cex" xmlns:w16cid="http://schemas.microsoft.com/office/word/2016/wordml/cid" xmlns:w16="http://schemas.microsoft.com/office/word/2018/wordml" xmlns:w16sdtdh="http://schemas.microsoft.com/office/word/2020/wordml/sdtdatahash" xmlns:w16se="http://schemas.microsoft.com/office/word/2015/wordml/symex" xmlns:wpg="http://schemas.microsoft.com/office/word/2010/wordprocessingGroup" xmlns:wpi="http://schemas.microsoft.com/office/word/2010/wordprocessingInk" xmlns:wne="http://schemas.microsoft.com/office/word/2006/wordml" xmlns:wps="http://schemas.microsoft.com/office/word/2010/wordprocessingShape" mc:Ignorable="w14 w15 w16se w16cid w16 w16cex w16sdtdh wp14">
+  <w:comment w:id="5" w:author="Aleksey A. Kalentev" w:date="2026-03-26T14:12:00Z" w:initials="AAK">
+    <w:p>
+      <w:pPr>
+        <w:pStyle w:val="af4"/>
+      </w:pPr>
+      <w:r>
+        <w:rPr>
+          <w:rStyle w:val="af3"/>
+        </w:rPr>
+        <w:annotationRef/>
+      </w:r>
+    </w:p>
+  </w:comment>
+</w:comments>
+</file>
+
+<file path=word/commentsExtended.xml><?xml version="1.0" encoding="utf-8"?>
+<w15:commentsEx xmlns:wpc="http://schemas.microsoft.com/office/word/2010/wordprocessingCanvas" xmlns:cx="http://schemas.microsoft.com/office/drawing/2014/chartex" xmlns:cx1="http://schemas.microsoft.com/office/drawing/2015/9/8/chartex" xmlns:cx2="http://schemas.microsoft.com/office/drawing/2015/10/21/chartex" xmlns:cx3="http://schemas.microsoft.com/office/drawing/2016/5/9/chartex" xmlns:cx4="http://schemas.microsoft.com/office/drawing/2016/5/10/chartex" xmlns:cx5="http://schemas.microsoft.com/office/drawing/2016/5/11/chartex" xmlns:cx6="http://schemas.microsoft.com/office/drawing/2016/5/12/chartex" xmlns:cx7="http://schemas.microsoft.com/office/drawing/2016/5/13/chartex" xmlns:cx8="http://schemas.microsoft.com/office/drawing/2016/5/14/chartex" xmlns:mc="http://schemas.openxmlformats.org/markup-compatibility/2006" xmlns:aink="http://schemas.microsoft.com/office/drawing/2016/ink" xmlns:am3d="http://schemas.microsoft.com/office/drawing/2017/model3d" xmlns:o="urn:schemas-microsoft-com:office:office" xmlns:r="http://schemas.openxmlformats.org/officeDocument/2006/relationships" xmlns:m="http://schemas.openxmlformats.org/officeDocument/2006/math" xmlns:v="urn:schemas-microsoft-com:vml" xmlns:wp14="http://schemas.microsoft.com/office/word/2010/wordprocessingDrawing" xmlns:wp="http://schemas.openxmlformats.org/drawingml/2006/wordprocessingDrawing" xmlns:w10="urn:schemas-microsoft-com:office:word" xmlns:w="http://schemas.openxmlformats.org/wordprocessingml/2006/main" xmlns:w14="http://schemas.microsoft.com/office/word/2010/wordml" xmlns:w15="http://schemas.microsoft.com/office/word/2012/wordml" xmlns:w16cex="http://schemas.microsoft.com/office/word/2018/wordml/cex" xmlns:w16cid="http://schemas.microsoft.com/office/word/2016/wordml/cid" xmlns:w16="http://schemas.microsoft.com/office/word/2018/wordml" xmlns:w16sdtdh="http://schemas.microsoft.com/office/word/2020/wordml/sdtdatahash" xmlns:w16se="http://schemas.microsoft.com/office/word/2015/wordml/symex" xmlns:wpg="http://schemas.microsoft.com/office/word/2010/wordprocessingGroup" xmlns:wpi="http://schemas.microsoft.com/office/word/2010/wordprocessingInk" xmlns:wne="http://schemas.microsoft.com/office/word/2006/wordml" xmlns:wps="http://schemas.microsoft.com/office/word/2010/wordprocessingShape" mc:Ignorable="w14 w15 w16se w16cid w16 w16cex w16sdtdh wp14">
+  <w15:commentEx w15:paraId="341A82F5" w15:done="0"/>
+</w15:commentsEx>
+</file>
+
+<file path=word/commentsExtensible.xml><?xml version="1.0" encoding="utf-8"?>
+<w16cex:commentsExtensible xmlns:wpc="http://schemas.microsoft.com/office/word/2010/wordprocessingCanvas" xmlns:cx="http://schemas.microsoft.com/office/drawing/2014/chartex" xmlns:cx1="http://schemas.microsoft.com/office/drawing/2015/9/8/chartex" xmlns:cx2="http://schemas.microsoft.com/office/drawing/2015/10/21/chartex" xmlns:cx3="http://schemas.microsoft.com/office/drawing/2016/5/9/chartex" xmlns:cx4="http://schemas.microsoft.com/office/drawing/2016/5/10/chartex" xmlns:cx5="http://schemas.microsoft.com/office/drawing/2016/5/11/chartex" xmlns:cx6="http://schemas.microsoft.com/office/drawing/2016/5/12/chartex" xmlns:cx7="http://schemas.microsoft.com/office/drawing/2016/5/13/chartex" xmlns:cx8="http://schemas.microsoft.com/office/drawing/2016/5/14/chartex" xmlns:mc="http://schemas.openxmlformats.org/markup-compatibility/2006" xmlns:aink="http://schemas.microsoft.com/office/drawing/2016/ink" xmlns:am3d="http://schemas.microsoft.com/office/drawing/2017/model3d" xmlns:o="urn:schemas-microsoft-com:office:office" xmlns:r="http://schemas.openxmlformats.org/officeDocument/2006/relationships" xmlns:m="http://schemas.openxmlformats.org/officeDocument/2006/math" xmlns:v="urn:schemas-microsoft-com:vml" xmlns:wp14="http://schemas.microsoft.com/office/word/2010/wordprocessingDrawing" xmlns:wp="http://schemas.openxmlformats.org/drawingml/2006/wordprocessingDrawing" xmlns:w10="urn:schemas-microsoft-com:office:word" xmlns:w="http://schemas.openxmlformats.org/wordprocessingml/2006/main" xmlns:w14="http://schemas.microsoft.com/office/word/2010/wordml" xmlns:w15="http://schemas.microsoft.com/office/word/2012/wordml" xmlns:w16cex="http://schemas.microsoft.com/office/word/2018/wordml/cex" xmlns:w16cid="http://schemas.microsoft.com/office/word/2016/wordml/cid" xmlns:w16="http://schemas.microsoft.com/office/word/2018/wordml" xmlns:w16sdtdh="http://schemas.microsoft.com/office/word/2020/wordml/sdtdatahash" xmlns:w16se="http://schemas.microsoft.com/office/word/2015/wordml/symex" xmlns:wpg="http://schemas.microsoft.com/office/word/2010/wordprocessingGroup" xmlns:wpi="http://schemas.microsoft.com/office/word/2010/wordprocessingInk" xmlns:wne="http://schemas.microsoft.com/office/word/2006/wordml" xmlns:wps="http://schemas.microsoft.com/office/word/2010/wordprocessingShape" mc:Ignorable="w14 w15 w16se w16cid w16 w16cex w16sdtdh wp14">
+  <w16cex:commentExtensible w16cex:durableId="2D6FBD63" w16cex:dateUtc="2026-03-26T07:12:00Z"/>
+</w16cex:commentsExtensible>
+</file>
+
+<file path=word/commentsIds.xml><?xml version="1.0" encoding="utf-8"?>
+<w16cid:commentsIds xmlns:wpc="http://schemas.microsoft.com/office/word/2010/wordprocessingCanvas" xmlns:cx="http://schemas.microsoft.com/office/drawing/2014/chartex" xmlns:cx1="http://schemas.microsoft.com/office/drawing/2015/9/8/chartex" xmlns:cx2="http://schemas.microsoft.com/office/drawing/2015/10/21/chartex" xmlns:cx3="http://schemas.microsoft.com/office/drawing/2016/5/9/chartex" xmlns:cx4="http://schemas.microsoft.com/office/drawing/2016/5/10/chartex" xmlns:cx5="http://schemas.microsoft.com/office/drawing/2016/5/11/chartex" xmlns:cx6="http://schemas.microsoft.com/office/drawing/2016/5/12/chartex" xmlns:cx7="http://schemas.microsoft.com/office/drawing/2016/5/13/chartex" xmlns:cx8="http://schemas.microsoft.com/office/drawing/2016/5/14/chartex" xmlns:mc="http://schemas.openxmlformats.org/markup-compatibility/2006" xmlns:aink="http://schemas.microsoft.com/office/drawing/2016/ink" xmlns:am3d="http://schemas.microsoft.com/office/drawing/2017/model3d" xmlns:o="urn:schemas-microsoft-com:office:office" xmlns:r="http://schemas.openxmlformats.org/officeDocument/2006/relationships" xmlns:m="http://schemas.openxmlformats.org/officeDocument/2006/math" xmlns:v="urn:schemas-microsoft-com:vml" xmlns:wp14="http://schemas.microsoft.com/office/word/2010/wordprocessingDrawing" xmlns:wp="http://schemas.openxmlformats.org/drawingml/2006/wordprocessingDrawing" xmlns:w10="urn:schemas-microsoft-com:office:word" xmlns:w="http://schemas.openxmlformats.org/wordprocessingml/2006/main" xmlns:w14="http://schemas.microsoft.com/office/word/2010/wordml" xmlns:w15="http://schemas.microsoft.com/office/word/2012/wordml" xmlns:w16cex="http://schemas.microsoft.com/office/word/2018/wordml/cex" xmlns:w16cid="http://schemas.microsoft.com/office/word/2016/wordml/cid" xmlns:w16="http://schemas.microsoft.com/office/word/2018/wordml" xmlns:w16sdtdh="http://schemas.microsoft.com/office/word/2020/wordml/sdtdatahash" xmlns:w16se="http://schemas.microsoft.com/office/word/2015/wordml/symex" xmlns:wpg="http://schemas.microsoft.com/office/word/2010/wordprocessingGroup" xmlns:wpi="http://schemas.microsoft.com/office/word/2010/wordprocessingInk" xmlns:wne="http://schemas.microsoft.com/office/word/2006/wordml" xmlns:wps="http://schemas.microsoft.com/office/word/2010/wordprocessingShape" mc:Ignorable="w14 w15 w16se w16cid w16 w16cex w16sdtdh wp14">
+  <w16cid:commentId w16cid:paraId="341A82F5" w16cid:durableId="2D6FBD63"/>
+</w16cid:commentsIds>
+</file>
+
 <file path=word/endnotes.xml><?xml version="1.0" encoding="utf-8"?>
-<w:endnotes xmlns:wpc="http://schemas.microsoft.com/office/word/2010/wordprocessingCanvas" xmlns:cx="http://schemas.microsoft.com/office/drawing/2014/chartex" xmlns:cx1="http://schemas.microsoft.com/office/drawing/2015/9/8/chartex" xmlns:cx2="http://schemas.microsoft.com/office/drawing/2015/10/21/chartex" xmlns:cx3="http://schemas.microsoft.com/office/drawing/2016/5/9/chartex" xmlns:cx4="http://schemas.microsoft.com/office/drawing/2016/5/10/chartex" xmlns:cx5="http://schemas.microsoft.com/office/drawing/2016/5/11/chartex" xmlns:cx6="http://schemas.microsoft.com/office/drawing/2016/5/12/chartex" xmlns:cx7="http://schemas.microsoft.com/office/drawing/2016/5/13/chartex" xmlns:cx8="http://schemas.microsoft.com/office/drawing/2016/5/14/chartex" xmlns:mc="http://schemas.openxmlformats.org/markup-compatibility/2006" xmlns:aink="http://schemas.microsoft.com/office/drawing/2016/ink" xmlns:am3d="http://schemas.microsoft.com/office/drawing/2017/model3d" xmlns:o="urn:schemas-microsoft-com:office:office" xmlns:oel="http://schemas.microsoft.com/office/2019/extlst" xmlns:r="http://schemas.openxmlformats.org/officeDocument/2006/relationships" xmlns:m="http://schemas.openxmlformats.org/officeDocument/2006/math" xmlns:v="urn:schemas-microsoft-com:vml" xmlns:wp14="http://schemas.microsoft.com/office/word/2010/wordprocessingDrawing" xmlns:wp="http://schemas.openxmlformats.org/drawingml/2006/wordprocessingDrawing" xmlns:w10="urn:schemas-microsoft-com:office:word" xmlns:w="http://schemas.openxmlformats.org/wordprocessingml/2006/main" xmlns:w14="http://schemas.microsoft.com/office/word/2010/wordml" xmlns:w15="http://schemas.microsoft.com/office/word/2012/wordml" xmlns:w16cex="http://schemas.microsoft.com/office/word/2018/wordml/cex" xmlns:w16cid="http://schemas.microsoft.com/office/word/2016/wordml/cid" xmlns:w16="http://schemas.microsoft.com/office/word/2018/wordml" xmlns:w16du="http://schemas.microsoft.com/office/word/2023/wordml/word16du" xmlns:w16sdtdh="http://schemas.microsoft.com/office/word/2020/wordml/sdtdatahash" xmlns:w16sdtfl="http://schemas.microsoft.com/office/word/2024/wordml/sdtformatlock" xmlns:w16se="http://schemas.microsoft.com/office/word/2015/wordml/symex" xmlns:wpg="http://schemas.microsoft.com/office/word/2010/wordprocessingGroup" xmlns:wpi="http://schemas.microsoft.com/office/word/2010/wordprocessingInk" xmlns:wne="http://schemas.microsoft.com/office/word/2006/wordml" xmlns:wps="http://schemas.microsoft.com/office/word/2010/wordprocessingShape" mc:Ignorable="w14 w15 w16se w16cid w16 w16cex w16sdtdh w16sdtfl w16du wp14">
+<w:endnotes xmlns:wpc="http://schemas.microsoft.com/office/word/2010/wordprocessingCanvas" xmlns:cx="http://schemas.microsoft.com/office/drawing/2014/chartex" xmlns:cx1="http://schemas.microsoft.com/office/drawing/2015/9/8/chartex" xmlns:cx2="http://schemas.microsoft.com/office/drawing/2015/10/21/chartex" xmlns:cx3="http://schemas.microsoft.com/office/drawing/2016/5/9/chartex" xmlns:cx4="http://schemas.microsoft.com/office/drawing/2016/5/10/chartex" xmlns:cx5="http://schemas.microsoft.com/office/drawing/2016/5/11/chartex" xmlns:cx6="http://schemas.microsoft.com/office/drawing/2016/5/12/chartex" xmlns:cx7="http://schemas.microsoft.com/office/drawing/2016/5/13/chartex" xmlns:cx8="http://schemas.microsoft.com/office/drawing/2016/5/14/chartex" xmlns:mc="http://schemas.openxmlformats.org/markup-compatibility/2006" xmlns:aink="http://schemas.microsoft.com/office/drawing/2016/ink" xmlns:am3d="http://schemas.microsoft.com/office/drawing/2017/model3d" xmlns:o="urn:schemas-microsoft-com:office:office" xmlns:r="http://schemas.openxmlformats.org/officeDocument/2006/relationships" xmlns:m="http://schemas.openxmlformats.org/officeDocument/2006/math" xmlns:v="urn:schemas-microsoft-com:vml" xmlns:wp14="http://schemas.microsoft.com/office/word/2010/wordprocessingDrawing" xmlns:wp="http://schemas.openxmlformats.org/drawingml/2006/wordprocessingDrawing" xmlns:w10="urn:schemas-microsoft-com:office:word" xmlns:w="http://schemas.openxmlformats.org/wordprocessingml/2006/main" xmlns:w14="http://schemas.microsoft.com/office/word/2010/wordml" xmlns:w15="http://schemas.microsoft.com/office/word/2012/wordml" xmlns:w16cex="http://schemas.microsoft.com/office/word/2018/wordml/cex" xmlns:w16cid="http://schemas.microsoft.com/office/word/2016/wordml/cid" xmlns:w16="http://schemas.microsoft.com/office/word/2018/wordml" xmlns:w16sdtdh="http://schemas.microsoft.com/office/word/2020/wordml/sdtdatahash" xmlns:w16se="http://schemas.microsoft.com/office/word/2015/wordml/symex" xmlns:wpg="http://schemas.microsoft.com/office/word/2010/wordprocessingGroup" xmlns:wpi="http://schemas.microsoft.com/office/word/2010/wordprocessingInk" xmlns:wne="http://schemas.microsoft.com/office/word/2006/wordml" xmlns:wps="http://schemas.microsoft.com/office/word/2010/wordprocessingShape" mc:Ignorable="w14 w15 w16se w16cid w16 w16cex w16sdtdh wp14">
   <w:endnote w:type="separator" w:id="-1">
     <w:p>
       <w:pPr>
@@ -11187,7 +11134,7 @@
 </file>
 
 <file path=word/footer1.xml><?xml version="1.0" encoding="utf-8"?>
-<w:ftr xmlns:wpc="http://schemas.microsoft.com/office/word/2010/wordprocessingCanvas" xmlns:cx="http://schemas.microsoft.com/office/drawing/2014/chartex" xmlns:cx1="http://schemas.microsoft.com/office/drawing/2015/9/8/chartex" xmlns:cx2="http://schemas.microsoft.com/office/drawing/2015/10/21/chartex" xmlns:cx3="http://schemas.microsoft.com/office/drawing/2016/5/9/chartex" xmlns:cx4="http://schemas.microsoft.com/office/drawing/2016/5/10/chartex" xmlns:cx5="http://schemas.microsoft.com/office/drawing/2016/5/11/chartex" xmlns:cx6="http://schemas.microsoft.com/office/drawing/2016/5/12/chartex" xmlns:cx7="http://schemas.microsoft.com/office/drawing/2016/5/13/chartex" xmlns:cx8="http://schemas.microsoft.com/office/drawing/2016/5/14/chartex" xmlns:mc="http://schemas.openxmlformats.org/markup-compatibility/2006" xmlns:aink="http://schemas.microsoft.com/office/drawing/2016/ink" xmlns:am3d="http://schemas.microsoft.com/office/drawing/2017/model3d" xmlns:o="urn:schemas-microsoft-com:office:office" xmlns:oel="http://schemas.microsoft.com/office/2019/extlst" xmlns:r="http://schemas.openxmlformats.org/officeDocument/2006/relationships" xmlns:m="http://schemas.openxmlformats.org/officeDocument/2006/math" xmlns:v="urn:schemas-microsoft-com:vml" xmlns:wp14="http://schemas.microsoft.com/office/word/2010/wordprocessingDrawing" xmlns:wp="http://schemas.openxmlformats.org/drawingml/2006/wordprocessingDrawing" xmlns:w10="urn:schemas-microsoft-com:office:word" xmlns:w="http://schemas.openxmlformats.org/wordprocessingml/2006/main" xmlns:w14="http://schemas.microsoft.com/office/word/2010/wordml" xmlns:w15="http://schemas.microsoft.com/office/word/2012/wordml" xmlns:w16cex="http://schemas.microsoft.com/office/word/2018/wordml/cex" xmlns:w16cid="http://schemas.microsoft.com/office/word/2016/wordml/cid" xmlns:w16="http://schemas.microsoft.com/office/word/2018/wordml" xmlns:w16du="http://schemas.microsoft.com/office/word/2023/wordml/word16du" xmlns:w16sdtdh="http://schemas.microsoft.com/office/word/2020/wordml/sdtdatahash" xmlns:w16sdtfl="http://schemas.microsoft.com/office/word/2024/wordml/sdtformatlock" xmlns:w16se="http://schemas.microsoft.com/office/word/2015/wordml/symex" xmlns:wpg="http://schemas.microsoft.com/office/word/2010/wordprocessingGroup" xmlns:wpi="http://schemas.microsoft.com/office/word/2010/wordprocessingInk" xmlns:wne="http://schemas.microsoft.com/office/word/2006/wordml" xmlns:wps="http://schemas.microsoft.com/office/word/2010/wordprocessingShape" mc:Ignorable="w14 w15 w16se w16cid w16 w16cex w16sdtdh w16sdtfl w16du wp14">
+<w:ftr xmlns:wpc="http://schemas.microsoft.com/office/word/2010/wordprocessingCanvas" xmlns:cx="http://schemas.microsoft.com/office/drawing/2014/chartex" xmlns:cx1="http://schemas.microsoft.com/office/drawing/2015/9/8/chartex" xmlns:cx2="http://schemas.microsoft.com/office/drawing/2015/10/21/chartex" xmlns:cx3="http://schemas.microsoft.com/office/drawing/2016/5/9/chartex" xmlns:cx4="http://schemas.microsoft.com/office/drawing/2016/5/10/chartex" xmlns:cx5="http://schemas.microsoft.com/office/drawing/2016/5/11/chartex" xmlns:cx6="http://schemas.microsoft.com/office/drawing/2016/5/12/chartex" xmlns:cx7="http://schemas.microsoft.com/office/drawing/2016/5/13/chartex" xmlns:cx8="http://schemas.microsoft.com/office/drawing/2016/5/14/chartex" xmlns:mc="http://schemas.openxmlformats.org/markup-compatibility/2006" xmlns:aink="http://schemas.microsoft.com/office/drawing/2016/ink" xmlns:am3d="http://schemas.microsoft.com/office/drawing/2017/model3d" xmlns:o="urn:schemas-microsoft-com:office:office" xmlns:r="http://schemas.openxmlformats.org/officeDocument/2006/relationships" xmlns:m="http://schemas.openxmlformats.org/officeDocument/2006/math" xmlns:v="urn:schemas-microsoft-com:vml" xmlns:wp14="http://schemas.microsoft.com/office/word/2010/wordprocessingDrawing" xmlns:wp="http://schemas.openxmlformats.org/drawingml/2006/wordprocessingDrawing" xmlns:w10="urn:schemas-microsoft-com:office:word" xmlns:w="http://schemas.openxmlformats.org/wordprocessingml/2006/main" xmlns:w14="http://schemas.microsoft.com/office/word/2010/wordml" xmlns:w15="http://schemas.microsoft.com/office/word/2012/wordml" xmlns:w16cex="http://schemas.microsoft.com/office/word/2018/wordml/cex" xmlns:w16cid="http://schemas.microsoft.com/office/word/2016/wordml/cid" xmlns:w16="http://schemas.microsoft.com/office/word/2018/wordml" xmlns:w16sdtdh="http://schemas.microsoft.com/office/word/2020/wordml/sdtdatahash" xmlns:w16se="http://schemas.microsoft.com/office/word/2015/wordml/symex" xmlns:wpg="http://schemas.microsoft.com/office/word/2010/wordprocessingGroup" xmlns:wpi="http://schemas.microsoft.com/office/word/2010/wordprocessingInk" xmlns:wne="http://schemas.microsoft.com/office/word/2006/wordml" xmlns:wps="http://schemas.microsoft.com/office/word/2010/wordprocessingShape" mc:Ignorable="w14 w15 w16se w16cid w16 w16cex w16sdtdh wp14">
   <w:sdt>
     <w:sdtPr>
       <w:id w:val="-497968515"/>
@@ -11257,7 +11204,7 @@
 </file>
 
 <file path=word/footer2.xml><?xml version="1.0" encoding="utf-8"?>
-<w:ftr xmlns:wpc="http://schemas.microsoft.com/office/word/2010/wordprocessingCanvas" xmlns:cx="http://schemas.microsoft.com/office/drawing/2014/chartex" xmlns:cx1="http://schemas.microsoft.com/office/drawing/2015/9/8/chartex" xmlns:cx2="http://schemas.microsoft.com/office/drawing/2015/10/21/chartex" xmlns:cx3="http://schemas.microsoft.com/office/drawing/2016/5/9/chartex" xmlns:cx4="http://schemas.microsoft.com/office/drawing/2016/5/10/chartex" xmlns:cx5="http://schemas.microsoft.com/office/drawing/2016/5/11/chartex" xmlns:cx6="http://schemas.microsoft.com/office/drawing/2016/5/12/chartex" xmlns:cx7="http://schemas.microsoft.com/office/drawing/2016/5/13/chartex" xmlns:cx8="http://schemas.microsoft.com/office/drawing/2016/5/14/chartex" xmlns:mc="http://schemas.openxmlformats.org/markup-compatibility/2006" xmlns:aink="http://schemas.microsoft.com/office/drawing/2016/ink" xmlns:am3d="http://schemas.microsoft.com/office/drawing/2017/model3d" xmlns:o="urn:schemas-microsoft-com:office:office" xmlns:oel="http://schemas.microsoft.com/office/2019/extlst" xmlns:r="http://schemas.openxmlformats.org/officeDocument/2006/relationships" xmlns:m="http://schemas.openxmlformats.org/officeDocument/2006/math" xmlns:v="urn:schemas-microsoft-com:vml" xmlns:wp14="http://schemas.microsoft.com/office/word/2010/wordprocessingDrawing" xmlns:wp="http://schemas.openxmlformats.org/drawingml/2006/wordprocessingDrawing" xmlns:w10="urn:schemas-microsoft-com:office:word" xmlns:w="http://schemas.openxmlformats.org/wordprocessingml/2006/main" xmlns:w14="http://schemas.microsoft.com/office/word/2010/wordml" xmlns:w15="http://schemas.microsoft.com/office/word/2012/wordml" xmlns:w16cex="http://schemas.microsoft.com/office/word/2018/wordml/cex" xmlns:w16cid="http://schemas.microsoft.com/office/word/2016/wordml/cid" xmlns:w16="http://schemas.microsoft.com/office/word/2018/wordml" xmlns:w16du="http://schemas.microsoft.com/office/word/2023/wordml/word16du" xmlns:w16sdtdh="http://schemas.microsoft.com/office/word/2020/wordml/sdtdatahash" xmlns:w16sdtfl="http://schemas.microsoft.com/office/word/2024/wordml/sdtformatlock" xmlns:w16se="http://schemas.microsoft.com/office/word/2015/wordml/symex" xmlns:wpg="http://schemas.microsoft.com/office/word/2010/wordprocessingGroup" xmlns:wpi="http://schemas.microsoft.com/office/word/2010/wordprocessingInk" xmlns:wne="http://schemas.microsoft.com/office/word/2006/wordml" xmlns:wps="http://schemas.microsoft.com/office/word/2010/wordprocessingShape" mc:Ignorable="w14 w15 w16se w16cid w16 w16cex w16sdtdh w16sdtfl w16du wp14">
+<w:ftr xmlns:wpc="http://schemas.microsoft.com/office/word/2010/wordprocessingCanvas" xmlns:cx="http://schemas.microsoft.com/office/drawing/2014/chartex" xmlns:cx1="http://schemas.microsoft.com/office/drawing/2015/9/8/chartex" xmlns:cx2="http://schemas.microsoft.com/office/drawing/2015/10/21/chartex" xmlns:cx3="http://schemas.microsoft.com/office/drawing/2016/5/9/chartex" xmlns:cx4="http://schemas.microsoft.com/office/drawing/2016/5/10/chartex" xmlns:cx5="http://schemas.microsoft.com/office/drawing/2016/5/11/chartex" xmlns:cx6="http://schemas.microsoft.com/office/drawing/2016/5/12/chartex" xmlns:cx7="http://schemas.microsoft.com/office/drawing/2016/5/13/chartex" xmlns:cx8="http://schemas.microsoft.com/office/drawing/2016/5/14/chartex" xmlns:mc="http://schemas.openxmlformats.org/markup-compatibility/2006" xmlns:aink="http://schemas.microsoft.com/office/drawing/2016/ink" xmlns:am3d="http://schemas.microsoft.com/office/drawing/2017/model3d" xmlns:o="urn:schemas-microsoft-com:office:office" xmlns:r="http://schemas.openxmlformats.org/officeDocument/2006/relationships" xmlns:m="http://schemas.openxmlformats.org/officeDocument/2006/math" xmlns:v="urn:schemas-microsoft-com:vml" xmlns:wp14="http://schemas.microsoft.com/office/word/2010/wordprocessingDrawing" xmlns:wp="http://schemas.openxmlformats.org/drawingml/2006/wordprocessingDrawing" xmlns:w10="urn:schemas-microsoft-com:office:word" xmlns:w="http://schemas.openxmlformats.org/wordprocessingml/2006/main" xmlns:w14="http://schemas.microsoft.com/office/word/2010/wordml" xmlns:w15="http://schemas.microsoft.com/office/word/2012/wordml" xmlns:w16cex="http://schemas.microsoft.com/office/word/2018/wordml/cex" xmlns:w16cid="http://schemas.microsoft.com/office/word/2016/wordml/cid" xmlns:w16="http://schemas.microsoft.com/office/word/2018/wordml" xmlns:w16sdtdh="http://schemas.microsoft.com/office/word/2020/wordml/sdtdatahash" xmlns:w16se="http://schemas.microsoft.com/office/word/2015/wordml/symex" xmlns:wpg="http://schemas.microsoft.com/office/word/2010/wordprocessingGroup" xmlns:wpi="http://schemas.microsoft.com/office/word/2010/wordprocessingInk" xmlns:wne="http://schemas.microsoft.com/office/word/2006/wordml" xmlns:wps="http://schemas.microsoft.com/office/word/2010/wordprocessingShape" mc:Ignorable="w14 w15 w16se w16cid w16 w16cex w16sdtdh wp14">
   <w:sdt>
     <w:sdtPr>
       <w:rPr>
@@ -11270,6 +11217,11 @@
         <w:docPartUnique/>
       </w:docPartObj>
     </w:sdtPr>
+    <w:sdtEndPr>
+      <w:rPr>
+        <w:highlight w:val="yellow"/>
+      </w:rPr>
+    </w:sdtEndPr>
     <w:sdtContent>
       <w:p>
         <w:pPr>
@@ -11285,6 +11237,7 @@
           <w:rPr>
             <w:i w:val="0"/>
             <w:iCs/>
+            <w:highlight w:val="yellow"/>
           </w:rPr>
           <w:t>Томск – 2026</w:t>
         </w:r>
@@ -11295,7 +11248,7 @@
 </file>
 
 <file path=word/footnotes.xml><?xml version="1.0" encoding="utf-8"?>
-<w:footnotes xmlns:wpc="http://schemas.microsoft.com/office/word/2010/wordprocessingCanvas" xmlns:cx="http://schemas.microsoft.com/office/drawing/2014/chartex" xmlns:cx1="http://schemas.microsoft.com/office/drawing/2015/9/8/chartex" xmlns:cx2="http://schemas.microsoft.com/office/drawing/2015/10/21/chartex" xmlns:cx3="http://schemas.microsoft.com/office/drawing/2016/5/9/chartex" xmlns:cx4="http://schemas.microsoft.com/office/drawing/2016/5/10/chartex" xmlns:cx5="http://schemas.microsoft.com/office/drawing/2016/5/11/chartex" xmlns:cx6="http://schemas.microsoft.com/office/drawing/2016/5/12/chartex" xmlns:cx7="http://schemas.microsoft.com/office/drawing/2016/5/13/chartex" xmlns:cx8="http://schemas.microsoft.com/office/drawing/2016/5/14/chartex" xmlns:mc="http://schemas.openxmlformats.org/markup-compatibility/2006" xmlns:aink="http://schemas.microsoft.com/office/drawing/2016/ink" xmlns:am3d="http://schemas.microsoft.com/office/drawing/2017/model3d" xmlns:o="urn:schemas-microsoft-com:office:office" xmlns:oel="http://schemas.microsoft.com/office/2019/extlst" xmlns:r="http://schemas.openxmlformats.org/officeDocument/2006/relationships" xmlns:m="http://schemas.openxmlformats.org/officeDocument/2006/math" xmlns:v="urn:schemas-microsoft-com:vml" xmlns:wp14="http://schemas.microsoft.com/office/word/2010/wordprocessingDrawing" xmlns:wp="http://schemas.openxmlformats.org/drawingml/2006/wordprocessingDrawing" xmlns:w10="urn:schemas-microsoft-com:office:word" xmlns:w="http://schemas.openxmlformats.org/wordprocessingml/2006/main" xmlns:w14="http://schemas.microsoft.com/office/word/2010/wordml" xmlns:w15="http://schemas.microsoft.com/office/word/2012/wordml" xmlns:w16cex="http://schemas.microsoft.com/office/word/2018/wordml/cex" xmlns:w16cid="http://schemas.microsoft.com/office/word/2016/wordml/cid" xmlns:w16="http://schemas.microsoft.com/office/word/2018/wordml" xmlns:w16du="http://schemas.microsoft.com/office/word/2023/wordml/word16du" xmlns:w16sdtdh="http://schemas.microsoft.com/office/word/2020/wordml/sdtdatahash" xmlns:w16sdtfl="http://schemas.microsoft.com/office/word/2024/wordml/sdtformatlock" xmlns:w16se="http://schemas.microsoft.com/office/word/2015/wordml/symex" xmlns:wpg="http://schemas.microsoft.com/office/word/2010/wordprocessingGroup" xmlns:wpi="http://schemas.microsoft.com/office/word/2010/wordprocessingInk" xmlns:wne="http://schemas.microsoft.com/office/word/2006/wordml" xmlns:wps="http://schemas.microsoft.com/office/word/2010/wordprocessingShape" mc:Ignorable="w14 w15 w16se w16cid w16 w16cex w16sdtdh w16sdtfl w16du wp14">
+<w:footnotes xmlns:wpc="http://schemas.microsoft.com/office/word/2010/wordprocessingCanvas" xmlns:cx="http://schemas.microsoft.com/office/drawing/2014/chartex" xmlns:cx1="http://schemas.microsoft.com/office/drawing/2015/9/8/chartex" xmlns:cx2="http://schemas.microsoft.com/office/drawing/2015/10/21/chartex" xmlns:cx3="http://schemas.microsoft.com/office/drawing/2016/5/9/chartex" xmlns:cx4="http://schemas.microsoft.com/office/drawing/2016/5/10/chartex" xmlns:cx5="http://schemas.microsoft.com/office/drawing/2016/5/11/chartex" xmlns:cx6="http://schemas.microsoft.com/office/drawing/2016/5/12/chartex" xmlns:cx7="http://schemas.microsoft.com/office/drawing/2016/5/13/chartex" xmlns:cx8="http://schemas.microsoft.com/office/drawing/2016/5/14/chartex" xmlns:mc="http://schemas.openxmlformats.org/markup-compatibility/2006" xmlns:aink="http://schemas.microsoft.com/office/drawing/2016/ink" xmlns:am3d="http://schemas.microsoft.com/office/drawing/2017/model3d" xmlns:o="urn:schemas-microsoft-com:office:office" xmlns:r="http://schemas.openxmlformats.org/officeDocument/2006/relationships" xmlns:m="http://schemas.openxmlformats.org/officeDocument/2006/math" xmlns:v="urn:schemas-microsoft-com:vml" xmlns:wp14="http://schemas.microsoft.com/office/word/2010/wordprocessingDrawing" xmlns:wp="http://schemas.openxmlformats.org/drawingml/2006/wordprocessingDrawing" xmlns:w10="urn:schemas-microsoft-com:office:word" xmlns:w="http://schemas.openxmlformats.org/wordprocessingml/2006/main" xmlns:w14="http://schemas.microsoft.com/office/word/2010/wordml" xmlns:w15="http://schemas.microsoft.com/office/word/2012/wordml" xmlns:w16cex="http://schemas.microsoft.com/office/word/2018/wordml/cex" xmlns:w16cid="http://schemas.microsoft.com/office/word/2016/wordml/cid" xmlns:w16="http://schemas.microsoft.com/office/word/2018/wordml" xmlns:w16sdtdh="http://schemas.microsoft.com/office/word/2020/wordml/sdtdatahash" xmlns:w16se="http://schemas.microsoft.com/office/word/2015/wordml/symex" xmlns:wpg="http://schemas.microsoft.com/office/word/2010/wordprocessingGroup" xmlns:wpi="http://schemas.microsoft.com/office/word/2010/wordprocessingInk" xmlns:wne="http://schemas.microsoft.com/office/word/2006/wordml" xmlns:wps="http://schemas.microsoft.com/office/word/2010/wordprocessingShape" mc:Ignorable="w14 w15 w16se w16cid w16 w16cex w16sdtdh wp14">
   <w:footnote w:type="separator" w:id="-1">
     <w:p>
       <w:pPr>
@@ -11320,7 +11273,7 @@
 </file>
 
 <file path=word/header1.xml><?xml version="1.0" encoding="utf-8"?>
-<w:hdr xmlns:wpc="http://schemas.microsoft.com/office/word/2010/wordprocessingCanvas" xmlns:cx="http://schemas.microsoft.com/office/drawing/2014/chartex" xmlns:cx1="http://schemas.microsoft.com/office/drawing/2015/9/8/chartex" xmlns:cx2="http://schemas.microsoft.com/office/drawing/2015/10/21/chartex" xmlns:cx3="http://schemas.microsoft.com/office/drawing/2016/5/9/chartex" xmlns:cx4="http://schemas.microsoft.com/office/drawing/2016/5/10/chartex" xmlns:cx5="http://schemas.microsoft.com/office/drawing/2016/5/11/chartex" xmlns:cx6="http://schemas.microsoft.com/office/drawing/2016/5/12/chartex" xmlns:cx7="http://schemas.microsoft.com/office/drawing/2016/5/13/chartex" xmlns:cx8="http://schemas.microsoft.com/office/drawing/2016/5/14/chartex" xmlns:mc="http://schemas.openxmlformats.org/markup-compatibility/2006" xmlns:aink="http://schemas.microsoft.com/office/drawing/2016/ink" xmlns:am3d="http://schemas.microsoft.com/office/drawing/2017/model3d" xmlns:o="urn:schemas-microsoft-com:office:office" xmlns:oel="http://schemas.microsoft.com/office/2019/extlst" xmlns:r="http://schemas.openxmlformats.org/officeDocument/2006/relationships" xmlns:m="http://schemas.openxmlformats.org/officeDocument/2006/math" xmlns:v="urn:schemas-microsoft-com:vml" xmlns:wp14="http://schemas.microsoft.com/office/word/2010/wordprocessingDrawing" xmlns:wp="http://schemas.openxmlformats.org/drawingml/2006/wordprocessingDrawing" xmlns:w10="urn:schemas-microsoft-com:office:word" xmlns:w="http://schemas.openxmlformats.org/wordprocessingml/2006/main" xmlns:w14="http://schemas.microsoft.com/office/word/2010/wordml" xmlns:w15="http://schemas.microsoft.com/office/word/2012/wordml" xmlns:w16cex="http://schemas.microsoft.com/office/word/2018/wordml/cex" xmlns:w16cid="http://schemas.microsoft.com/office/word/2016/wordml/cid" xmlns:w16="http://schemas.microsoft.com/office/word/2018/wordml" xmlns:w16du="http://schemas.microsoft.com/office/word/2023/wordml/word16du" xmlns:w16sdtdh="http://schemas.microsoft.com/office/word/2020/wordml/sdtdatahash" xmlns:w16sdtfl="http://schemas.microsoft.com/office/word/2024/wordml/sdtformatlock" xmlns:w16se="http://schemas.microsoft.com/office/word/2015/wordml/symex" xmlns:wpg="http://schemas.microsoft.com/office/word/2010/wordprocessingGroup" xmlns:wpi="http://schemas.microsoft.com/office/word/2010/wordprocessingInk" xmlns:wne="http://schemas.microsoft.com/office/word/2006/wordml" xmlns:wps="http://schemas.microsoft.com/office/word/2010/wordprocessingShape" mc:Ignorable="w14 w15 w16se w16cid w16 w16cex w16sdtdh w16sdtfl w16du wp14">
+<w:hdr xmlns:wpc="http://schemas.microsoft.com/office/word/2010/wordprocessingCanvas" xmlns:cx="http://schemas.microsoft.com/office/drawing/2014/chartex" xmlns:cx1="http://schemas.microsoft.com/office/drawing/2015/9/8/chartex" xmlns:cx2="http://schemas.microsoft.com/office/drawing/2015/10/21/chartex" xmlns:cx3="http://schemas.microsoft.com/office/drawing/2016/5/9/chartex" xmlns:cx4="http://schemas.microsoft.com/office/drawing/2016/5/10/chartex" xmlns:cx5="http://schemas.microsoft.com/office/drawing/2016/5/11/chartex" xmlns:cx6="http://schemas.microsoft.com/office/drawing/2016/5/12/chartex" xmlns:cx7="http://schemas.microsoft.com/office/drawing/2016/5/13/chartex" xmlns:cx8="http://schemas.microsoft.com/office/drawing/2016/5/14/chartex" xmlns:mc="http://schemas.openxmlformats.org/markup-compatibility/2006" xmlns:aink="http://schemas.microsoft.com/office/drawing/2016/ink" xmlns:am3d="http://schemas.microsoft.com/office/drawing/2017/model3d" xmlns:o="urn:schemas-microsoft-com:office:office" xmlns:r="http://schemas.openxmlformats.org/officeDocument/2006/relationships" xmlns:m="http://schemas.openxmlformats.org/officeDocument/2006/math" xmlns:v="urn:schemas-microsoft-com:vml" xmlns:wp14="http://schemas.microsoft.com/office/word/2010/wordprocessingDrawing" xmlns:wp="http://schemas.openxmlformats.org/drawingml/2006/wordprocessingDrawing" xmlns:w10="urn:schemas-microsoft-com:office:word" xmlns:w="http://schemas.openxmlformats.org/wordprocessingml/2006/main" xmlns:w14="http://schemas.microsoft.com/office/word/2010/wordml" xmlns:w15="http://schemas.microsoft.com/office/word/2012/wordml" xmlns:w16cex="http://schemas.microsoft.com/office/word/2018/wordml/cex" xmlns:w16cid="http://schemas.microsoft.com/office/word/2016/wordml/cid" xmlns:w16="http://schemas.microsoft.com/office/word/2018/wordml" xmlns:w16sdtdh="http://schemas.microsoft.com/office/word/2020/wordml/sdtdatahash" xmlns:w16se="http://schemas.microsoft.com/office/word/2015/wordml/symex" xmlns:wpg="http://schemas.microsoft.com/office/word/2010/wordprocessingGroup" xmlns:wpi="http://schemas.microsoft.com/office/word/2010/wordprocessingInk" xmlns:wne="http://schemas.microsoft.com/office/word/2006/wordml" xmlns:wps="http://schemas.microsoft.com/office/word/2010/wordprocessingShape" mc:Ignorable="w14 w15 w16se w16cid w16 w16cex w16sdtdh wp14">
   <w:p>
     <w:pPr>
       <w:pStyle w:val="a6"/>
@@ -11334,7 +11287,7 @@
 </file>
 
 <file path=word/numbering.xml><?xml version="1.0" encoding="utf-8"?>
-<w:numbering xmlns:wpc="http://schemas.microsoft.com/office/word/2010/wordprocessingCanvas" xmlns:cx="http://schemas.microsoft.com/office/drawing/2014/chartex" xmlns:cx1="http://schemas.microsoft.com/office/drawing/2015/9/8/chartex" xmlns:cx2="http://schemas.microsoft.com/office/drawing/2015/10/21/chartex" xmlns:cx3="http://schemas.microsoft.com/office/drawing/2016/5/9/chartex" xmlns:cx4="http://schemas.microsoft.com/office/drawing/2016/5/10/chartex" xmlns:cx5="http://schemas.microsoft.com/office/drawing/2016/5/11/chartex" xmlns:cx6="http://schemas.microsoft.com/office/drawing/2016/5/12/chartex" xmlns:cx7="http://schemas.microsoft.com/office/drawing/2016/5/13/chartex" xmlns:cx8="http://schemas.microsoft.com/office/drawing/2016/5/14/chartex" xmlns:mc="http://schemas.openxmlformats.org/markup-compatibility/2006" xmlns:aink="http://schemas.microsoft.com/office/drawing/2016/ink" xmlns:am3d="http://schemas.microsoft.com/office/drawing/2017/model3d" xmlns:o="urn:schemas-microsoft-com:office:office" xmlns:oel="http://schemas.microsoft.com/office/2019/extlst" xmlns:r="http://schemas.openxmlformats.org/officeDocument/2006/relationships" xmlns:m="http://schemas.openxmlformats.org/officeDocument/2006/math" xmlns:v="urn:schemas-microsoft-com:vml" xmlns:wp14="http://schemas.microsoft.com/office/word/2010/wordprocessingDrawing" xmlns:wp="http://schemas.openxmlformats.org/drawingml/2006/wordprocessingDrawing" xmlns:w10="urn:schemas-microsoft-com:office:word" xmlns:w="http://schemas.openxmlformats.org/wordprocessingml/2006/main" xmlns:w14="http://schemas.microsoft.com/office/word/2010/wordml" xmlns:w15="http://schemas.microsoft.com/office/word/2012/wordml" xmlns:w16cex="http://schemas.microsoft.com/office/word/2018/wordml/cex" xmlns:w16cid="http://schemas.microsoft.com/office/word/2016/wordml/cid" xmlns:w16="http://schemas.microsoft.com/office/word/2018/wordml" xmlns:w16du="http://schemas.microsoft.com/office/word/2023/wordml/word16du" xmlns:w16sdtdh="http://schemas.microsoft.com/office/word/2020/wordml/sdtdatahash" xmlns:w16sdtfl="http://schemas.microsoft.com/office/word/2024/wordml/sdtformatlock" xmlns:w16se="http://schemas.microsoft.com/office/word/2015/wordml/symex" xmlns:wpg="http://schemas.microsoft.com/office/word/2010/wordprocessingGroup" xmlns:wpi="http://schemas.microsoft.com/office/word/2010/wordprocessingInk" xmlns:wne="http://schemas.microsoft.com/office/word/2006/wordml" xmlns:wps="http://schemas.microsoft.com/office/word/2010/wordprocessingShape" mc:Ignorable="w14 w15 w16se w16cid w16 w16cex w16sdtdh w16sdtfl w16du wp14">
+<w:numbering xmlns:wpc="http://schemas.microsoft.com/office/word/2010/wordprocessingCanvas" xmlns:cx="http://schemas.microsoft.com/office/drawing/2014/chartex" xmlns:cx1="http://schemas.microsoft.com/office/drawing/2015/9/8/chartex" xmlns:cx2="http://schemas.microsoft.com/office/drawing/2015/10/21/chartex" xmlns:cx3="http://schemas.microsoft.com/office/drawing/2016/5/9/chartex" xmlns:cx4="http://schemas.microsoft.com/office/drawing/2016/5/10/chartex" xmlns:cx5="http://schemas.microsoft.com/office/drawing/2016/5/11/chartex" xmlns:cx6="http://schemas.microsoft.com/office/drawing/2016/5/12/chartex" xmlns:cx7="http://schemas.microsoft.com/office/drawing/2016/5/13/chartex" xmlns:cx8="http://schemas.microsoft.com/office/drawing/2016/5/14/chartex" xmlns:mc="http://schemas.openxmlformats.org/markup-compatibility/2006" xmlns:aink="http://schemas.microsoft.com/office/drawing/2016/ink" xmlns:am3d="http://schemas.microsoft.com/office/drawing/2017/model3d" xmlns:o="urn:schemas-microsoft-com:office:office" xmlns:r="http://schemas.openxmlformats.org/officeDocument/2006/relationships" xmlns:m="http://schemas.openxmlformats.org/officeDocument/2006/math" xmlns:v="urn:schemas-microsoft-com:vml" xmlns:wp14="http://schemas.microsoft.com/office/word/2010/wordprocessingDrawing" xmlns:wp="http://schemas.openxmlformats.org/drawingml/2006/wordprocessingDrawing" xmlns:w10="urn:schemas-microsoft-com:office:word" xmlns:w="http://schemas.openxmlformats.org/wordprocessingml/2006/main" xmlns:w14="http://schemas.microsoft.com/office/word/2010/wordml" xmlns:w15="http://schemas.microsoft.com/office/word/2012/wordml" xmlns:w16cex="http://schemas.microsoft.com/office/word/2018/wordml/cex" xmlns:w16cid="http://schemas.microsoft.com/office/word/2016/wordml/cid" xmlns:w16="http://schemas.microsoft.com/office/word/2018/wordml" xmlns:w16sdtdh="http://schemas.microsoft.com/office/word/2020/wordml/sdtdatahash" xmlns:w16se="http://schemas.microsoft.com/office/word/2015/wordml/symex" xmlns:wpg="http://schemas.microsoft.com/office/word/2010/wordprocessingGroup" xmlns:wpi="http://schemas.microsoft.com/office/word/2010/wordprocessingInk" xmlns:wne="http://schemas.microsoft.com/office/word/2006/wordml" xmlns:wps="http://schemas.microsoft.com/office/word/2010/wordprocessingShape" mc:Ignorable="w14 w15 w16se w16cid w16 w16cex w16sdtdh wp14">
   <w:abstractNum w:abstractNumId="0" w15:restartNumberingAfterBreak="0">
     <w:nsid w:val="00D652B2"/>
     <w:multiLevelType w:val="hybridMultilevel"/>
@@ -14836,113 +14789,121 @@
       </w:rPr>
     </w:lvl>
   </w:abstractNum>
-  <w:num w:numId="1" w16cid:durableId="1513178803">
+  <w:num w:numId="1">
     <w:abstractNumId w:val="2"/>
   </w:num>
-  <w:num w:numId="2" w16cid:durableId="242112191">
+  <w:num w:numId="2">
     <w:abstractNumId w:val="13"/>
   </w:num>
-  <w:num w:numId="3" w16cid:durableId="1415127362">
+  <w:num w:numId="3">
     <w:abstractNumId w:val="28"/>
   </w:num>
-  <w:num w:numId="4" w16cid:durableId="1141460095">
+  <w:num w:numId="4">
     <w:abstractNumId w:val="3"/>
   </w:num>
-  <w:num w:numId="5" w16cid:durableId="181011885">
+  <w:num w:numId="5">
     <w:abstractNumId w:val="27"/>
   </w:num>
-  <w:num w:numId="6" w16cid:durableId="380178536">
+  <w:num w:numId="6">
     <w:abstractNumId w:val="24"/>
   </w:num>
-  <w:num w:numId="7" w16cid:durableId="347871399">
+  <w:num w:numId="7">
     <w:abstractNumId w:val="6"/>
   </w:num>
-  <w:num w:numId="8" w16cid:durableId="2100322848">
+  <w:num w:numId="8">
     <w:abstractNumId w:val="30"/>
   </w:num>
-  <w:num w:numId="9" w16cid:durableId="231625847">
+  <w:num w:numId="9">
     <w:abstractNumId w:val="14"/>
   </w:num>
-  <w:num w:numId="10" w16cid:durableId="44373450">
+  <w:num w:numId="10">
     <w:abstractNumId w:val="8"/>
   </w:num>
-  <w:num w:numId="11" w16cid:durableId="1633824239">
+  <w:num w:numId="11">
     <w:abstractNumId w:val="23"/>
   </w:num>
-  <w:num w:numId="12" w16cid:durableId="117840529">
+  <w:num w:numId="12">
     <w:abstractNumId w:val="33"/>
   </w:num>
-  <w:num w:numId="13" w16cid:durableId="1696077809">
+  <w:num w:numId="13">
     <w:abstractNumId w:val="15"/>
   </w:num>
-  <w:num w:numId="14" w16cid:durableId="94063761">
+  <w:num w:numId="14">
     <w:abstractNumId w:val="32"/>
   </w:num>
-  <w:num w:numId="15" w16cid:durableId="1627395110">
+  <w:num w:numId="15">
     <w:abstractNumId w:val="18"/>
   </w:num>
-  <w:num w:numId="16" w16cid:durableId="1620181955">
+  <w:num w:numId="16">
     <w:abstractNumId w:val="17"/>
   </w:num>
-  <w:num w:numId="17" w16cid:durableId="817768874">
+  <w:num w:numId="17">
     <w:abstractNumId w:val="1"/>
   </w:num>
-  <w:num w:numId="18" w16cid:durableId="1185174603">
+  <w:num w:numId="18">
     <w:abstractNumId w:val="19"/>
   </w:num>
-  <w:num w:numId="19" w16cid:durableId="1306354564">
+  <w:num w:numId="19">
     <w:abstractNumId w:val="12"/>
   </w:num>
-  <w:num w:numId="20" w16cid:durableId="1750888011">
+  <w:num w:numId="20">
     <w:abstractNumId w:val="0"/>
   </w:num>
-  <w:num w:numId="21" w16cid:durableId="1614509495">
+  <w:num w:numId="21">
     <w:abstractNumId w:val="11"/>
   </w:num>
-  <w:num w:numId="22" w16cid:durableId="320895410">
+  <w:num w:numId="22">
     <w:abstractNumId w:val="9"/>
   </w:num>
-  <w:num w:numId="23" w16cid:durableId="2036497459">
+  <w:num w:numId="23">
     <w:abstractNumId w:val="21"/>
   </w:num>
-  <w:num w:numId="24" w16cid:durableId="1249269050">
+  <w:num w:numId="24">
     <w:abstractNumId w:val="7"/>
   </w:num>
-  <w:num w:numId="25" w16cid:durableId="1672902231">
+  <w:num w:numId="25">
     <w:abstractNumId w:val="10"/>
   </w:num>
-  <w:num w:numId="26" w16cid:durableId="677196742">
+  <w:num w:numId="26">
     <w:abstractNumId w:val="16"/>
   </w:num>
-  <w:num w:numId="27" w16cid:durableId="1223907937">
+  <w:num w:numId="27">
     <w:abstractNumId w:val="25"/>
   </w:num>
-  <w:num w:numId="28" w16cid:durableId="61219606">
+  <w:num w:numId="28">
     <w:abstractNumId w:val="26"/>
   </w:num>
-  <w:num w:numId="29" w16cid:durableId="1554272608">
+  <w:num w:numId="29">
     <w:abstractNumId w:val="20"/>
   </w:num>
-  <w:num w:numId="30" w16cid:durableId="174661281">
+  <w:num w:numId="30">
     <w:abstractNumId w:val="4"/>
   </w:num>
-  <w:num w:numId="31" w16cid:durableId="506410481">
+  <w:num w:numId="31">
     <w:abstractNumId w:val="31"/>
   </w:num>
-  <w:num w:numId="32" w16cid:durableId="1265184802">
+  <w:num w:numId="32">
     <w:abstractNumId w:val="22"/>
   </w:num>
-  <w:num w:numId="33" w16cid:durableId="123082869">
+  <w:num w:numId="33">
     <w:abstractNumId w:val="29"/>
   </w:num>
-  <w:num w:numId="34" w16cid:durableId="1118067652">
+  <w:num w:numId="34">
     <w:abstractNumId w:val="5"/>
   </w:num>
 </w:numbering>
 </file>
 
+<file path=word/people.xml><?xml version="1.0" encoding="utf-8"?>
+<w15:people xmlns:wpc="http://schemas.microsoft.com/office/word/2010/wordprocessingCanvas" xmlns:cx="http://schemas.microsoft.com/office/drawing/2014/chartex" xmlns:cx1="http://schemas.microsoft.com/office/drawing/2015/9/8/chartex" xmlns:cx2="http://schemas.microsoft.com/office/drawing/2015/10/21/chartex" xmlns:cx3="http://schemas.microsoft.com/office/drawing/2016/5/9/chartex" xmlns:cx4="http://schemas.microsoft.com/office/drawing/2016/5/10/chartex" xmlns:cx5="http://schemas.microsoft.com/office/drawing/2016/5/11/chartex" xmlns:cx6="http://schemas.microsoft.com/office/drawing/2016/5/12/chartex" xmlns:cx7="http://schemas.microsoft.com/office/drawing/2016/5/13/chartex" xmlns:cx8="http://schemas.microsoft.com/office/drawing/2016/5/14/chartex" xmlns:mc="http://schemas.openxmlformats.org/markup-compatibility/2006" xmlns:aink="http://schemas.microsoft.com/office/drawing/2016/ink" xmlns:am3d="http://schemas.microsoft.com/office/drawing/2017/model3d" xmlns:o="urn:schemas-microsoft-com:office:office" xmlns:r="http://schemas.openxmlformats.org/officeDocument/2006/relationships" xmlns:m="http://schemas.openxmlformats.org/officeDocument/2006/math" xmlns:v="urn:schemas-microsoft-com:vml" xmlns:wp14="http://schemas.microsoft.com/office/word/2010/wordprocessingDrawing" xmlns:wp="http://schemas.openxmlformats.org/drawingml/2006/wordprocessingDrawing" xmlns:w10="urn:schemas-microsoft-com:office:word" xmlns:w="http://schemas.openxmlformats.org/wordprocessingml/2006/main" xmlns:w14="http://schemas.microsoft.com/office/word/2010/wordml" xmlns:w15="http://schemas.microsoft.com/office/word/2012/wordml" xmlns:w16cex="http://schemas.microsoft.com/office/word/2018/wordml/cex" xmlns:w16cid="http://schemas.microsoft.com/office/word/2016/wordml/cid" xmlns:w16="http://schemas.microsoft.com/office/word/2018/wordml" xmlns:w16sdtdh="http://schemas.microsoft.com/office/word/2020/wordml/sdtdatahash" xmlns:w16se="http://schemas.microsoft.com/office/word/2015/wordml/symex" xmlns:wpg="http://schemas.microsoft.com/office/word/2010/wordprocessingGroup" xmlns:wpi="http://schemas.microsoft.com/office/word/2010/wordprocessingInk" xmlns:wne="http://schemas.microsoft.com/office/word/2006/wordml" xmlns:wps="http://schemas.microsoft.com/office/word/2010/wordprocessingShape" mc:Ignorable="w14 w15 w16se w16cid w16 w16cex w16sdtdh wp14">
+  <w15:person w15:author="Aleksey A. Kalentev">
+    <w15:presenceInfo w15:providerId="AD" w15:userId="S-1-5-21-507921405-1993962763-1957994488-151096"/>
+  </w15:person>
+</w15:people>
+</file>
+
 <file path=word/styles.xml><?xml version="1.0" encoding="utf-8"?>
-<w:styles xmlns:mc="http://schemas.openxmlformats.org/markup-compatibility/2006" xmlns:r="http://schemas.openxmlformats.org/officeDocument/2006/relationships" xmlns:w="http://schemas.openxmlformats.org/wordprocessingml/2006/main" xmlns:w14="http://schemas.microsoft.com/office/word/2010/wordml" xmlns:w15="http://schemas.microsoft.com/office/word/2012/wordml" xmlns:w16cex="http://schemas.microsoft.com/office/word/2018/wordml/cex" xmlns:w16cid="http://schemas.microsoft.com/office/word/2016/wordml/cid" xmlns:w16="http://schemas.microsoft.com/office/word/2018/wordml" xmlns:w16du="http://schemas.microsoft.com/office/word/2023/wordml/word16du" xmlns:w16sdtdh="http://schemas.microsoft.com/office/word/2020/wordml/sdtdatahash" xmlns:w16sdtfl="http://schemas.microsoft.com/office/word/2024/wordml/sdtformatlock" xmlns:w16se="http://schemas.microsoft.com/office/word/2015/wordml/symex" mc:Ignorable="w14 w15 w16se w16cid w16 w16cex w16sdtdh w16sdtfl w16du">
+<w:styles xmlns:mc="http://schemas.openxmlformats.org/markup-compatibility/2006" xmlns:r="http://schemas.openxmlformats.org/officeDocument/2006/relationships" xmlns:w="http://schemas.openxmlformats.org/wordprocessingml/2006/main" xmlns:w14="http://schemas.microsoft.com/office/word/2010/wordml" xmlns:w15="http://schemas.microsoft.com/office/word/2012/wordml" xmlns:w16cex="http://schemas.microsoft.com/office/word/2018/wordml/cex" xmlns:w16cid="http://schemas.microsoft.com/office/word/2016/wordml/cid" xmlns:w16="http://schemas.microsoft.com/office/word/2018/wordml" xmlns:w16sdtdh="http://schemas.microsoft.com/office/word/2020/wordml/sdtdatahash" xmlns:w16se="http://schemas.microsoft.com/office/word/2015/wordml/symex" mc:Ignorable="w14 w15 w16se w16cid w16 w16cex w16sdtdh">
   <w:docDefaults>
     <w:rPrDefault>
       <w:rPr>
@@ -15399,6 +15360,7 @@
   <w:style w:type="character" w:default="1" w:styleId="a0">
     <w:name w:val="Default Paragraph Font"/>
     <w:uiPriority w:val="1"/>
+    <w:semiHidden/>
     <w:unhideWhenUsed/>
   </w:style>
   <w:style w:type="table" w:default="1" w:styleId="a1">
@@ -15767,6 +15729,78 @@
       <w:ind w:left="560"/>
     </w:pPr>
   </w:style>
+  <w:style w:type="character" w:styleId="af3">
+    <w:name w:val="annotation reference"/>
+    <w:basedOn w:val="a0"/>
+    <w:uiPriority w:val="99"/>
+    <w:semiHidden/>
+    <w:unhideWhenUsed/>
+    <w:rsid w:val="009C15FD"/>
+    <w:rPr>
+      <w:sz w:val="16"/>
+      <w:szCs w:val="16"/>
+    </w:rPr>
+  </w:style>
+  <w:style w:type="paragraph" w:styleId="af4">
+    <w:name w:val="annotation text"/>
+    <w:basedOn w:val="a"/>
+    <w:link w:val="af5"/>
+    <w:uiPriority w:val="99"/>
+    <w:semiHidden/>
+    <w:unhideWhenUsed/>
+    <w:rsid w:val="009C15FD"/>
+    <w:pPr>
+      <w:spacing w:line="240" w:lineRule="auto"/>
+    </w:pPr>
+    <w:rPr>
+      <w:sz w:val="20"/>
+      <w:szCs w:val="20"/>
+    </w:rPr>
+  </w:style>
+  <w:style w:type="character" w:customStyle="1" w:styleId="af5">
+    <w:name w:val="Текст примечания Знак"/>
+    <w:basedOn w:val="a0"/>
+    <w:link w:val="af4"/>
+    <w:uiPriority w:val="99"/>
+    <w:semiHidden/>
+    <w:rsid w:val="009C15FD"/>
+    <w:rPr>
+      <w:rFonts w:ascii="Times New Roman" w:hAnsi="Times New Roman" w:cs="Times New Roman"/>
+      <w:i/>
+      <w:sz w:val="20"/>
+      <w:szCs w:val="20"/>
+    </w:rPr>
+  </w:style>
+  <w:style w:type="paragraph" w:styleId="af6">
+    <w:name w:val="annotation subject"/>
+    <w:basedOn w:val="af4"/>
+    <w:next w:val="af4"/>
+    <w:link w:val="af7"/>
+    <w:uiPriority w:val="99"/>
+    <w:semiHidden/>
+    <w:unhideWhenUsed/>
+    <w:rsid w:val="009C15FD"/>
+    <w:rPr>
+      <w:b/>
+      <w:bCs/>
+    </w:rPr>
+  </w:style>
+  <w:style w:type="character" w:customStyle="1" w:styleId="af7">
+    <w:name w:val="Тема примечания Знак"/>
+    <w:basedOn w:val="af5"/>
+    <w:link w:val="af6"/>
+    <w:uiPriority w:val="99"/>
+    <w:semiHidden/>
+    <w:rsid w:val="009C15FD"/>
+    <w:rPr>
+      <w:rFonts w:ascii="Times New Roman" w:hAnsi="Times New Roman" w:cs="Times New Roman"/>
+      <w:b/>
+      <w:bCs/>
+      <w:i/>
+      <w:sz w:val="20"/>
+      <w:szCs w:val="20"/>
+    </w:rPr>
+  </w:style>
 </w:styles>
 </file>
 

--- a/Lab 4/ЛБ5_Бибиков В.Д._О-5КМ41.docx
+++ b/Lab 4/ЛБ5_Бибиков В.Д._О-5КМ41.docx
@@ -1,6 +1,6 @@
 
 <file path=word/document.xml><?xml version="1.0" encoding="utf-8"?>
-<w:document xmlns:wpc="http://schemas.microsoft.com/office/word/2010/wordprocessingCanvas" xmlns:cx="http://schemas.microsoft.com/office/drawing/2014/chartex" xmlns:cx1="http://schemas.microsoft.com/office/drawing/2015/9/8/chartex" xmlns:cx2="http://schemas.microsoft.com/office/drawing/2015/10/21/chartex" xmlns:cx3="http://schemas.microsoft.com/office/drawing/2016/5/9/chartex" xmlns:cx4="http://schemas.microsoft.com/office/drawing/2016/5/10/chartex" xmlns:cx5="http://schemas.microsoft.com/office/drawing/2016/5/11/chartex" xmlns:cx6="http://schemas.microsoft.com/office/drawing/2016/5/12/chartex" xmlns:cx7="http://schemas.microsoft.com/office/drawing/2016/5/13/chartex" xmlns:cx8="http://schemas.microsoft.com/office/drawing/2016/5/14/chartex" xmlns:mc="http://schemas.openxmlformats.org/markup-compatibility/2006" xmlns:aink="http://schemas.microsoft.com/office/drawing/2016/ink" xmlns:am3d="http://schemas.microsoft.com/office/drawing/2017/model3d" xmlns:o="urn:schemas-microsoft-com:office:office" xmlns:r="http://schemas.openxmlformats.org/officeDocument/2006/relationships" xmlns:m="http://schemas.openxmlformats.org/officeDocument/2006/math" xmlns:v="urn:schemas-microsoft-com:vml" xmlns:wp14="http://schemas.microsoft.com/office/word/2010/wordprocessingDrawing" xmlns:wp="http://schemas.openxmlformats.org/drawingml/2006/wordprocessingDrawing" xmlns:w10="urn:schemas-microsoft-com:office:word" xmlns:w="http://schemas.openxmlformats.org/wordprocessingml/2006/main" xmlns:w14="http://schemas.microsoft.com/office/word/2010/wordml" xmlns:w15="http://schemas.microsoft.com/office/word/2012/wordml" xmlns:w16cex="http://schemas.microsoft.com/office/word/2018/wordml/cex" xmlns:w16cid="http://schemas.microsoft.com/office/word/2016/wordml/cid" xmlns:w16="http://schemas.microsoft.com/office/word/2018/wordml" xmlns:w16sdtdh="http://schemas.microsoft.com/office/word/2020/wordml/sdtdatahash" xmlns:w16se="http://schemas.microsoft.com/office/word/2015/wordml/symex" xmlns:wpg="http://schemas.microsoft.com/office/word/2010/wordprocessingGroup" xmlns:wpi="http://schemas.microsoft.com/office/word/2010/wordprocessingInk" xmlns:wne="http://schemas.microsoft.com/office/word/2006/wordml" xmlns:wps="http://schemas.microsoft.com/office/word/2010/wordprocessingShape" mc:Ignorable="w14 w15 w16se w16cid w16 w16cex w16sdtdh wp14">
+<w:document xmlns:wpc="http://schemas.microsoft.com/office/word/2010/wordprocessingCanvas" xmlns:cx="http://schemas.microsoft.com/office/drawing/2014/chartex" xmlns:cx1="http://schemas.microsoft.com/office/drawing/2015/9/8/chartex" xmlns:cx2="http://schemas.microsoft.com/office/drawing/2015/10/21/chartex" xmlns:cx3="http://schemas.microsoft.com/office/drawing/2016/5/9/chartex" xmlns:cx4="http://schemas.microsoft.com/office/drawing/2016/5/10/chartex" xmlns:cx5="http://schemas.microsoft.com/office/drawing/2016/5/11/chartex" xmlns:cx6="http://schemas.microsoft.com/office/drawing/2016/5/12/chartex" xmlns:cx7="http://schemas.microsoft.com/office/drawing/2016/5/13/chartex" xmlns:cx8="http://schemas.microsoft.com/office/drawing/2016/5/14/chartex" xmlns:mc="http://schemas.openxmlformats.org/markup-compatibility/2006" xmlns:aink="http://schemas.microsoft.com/office/drawing/2016/ink" xmlns:am3d="http://schemas.microsoft.com/office/drawing/2017/model3d" xmlns:o="urn:schemas-microsoft-com:office:office" xmlns:oel="http://schemas.microsoft.com/office/2019/extlst" xmlns:r="http://schemas.openxmlformats.org/officeDocument/2006/relationships" xmlns:m="http://schemas.openxmlformats.org/officeDocument/2006/math" xmlns:v="urn:schemas-microsoft-com:vml" xmlns:wp14="http://schemas.microsoft.com/office/word/2010/wordprocessingDrawing" xmlns:wp="http://schemas.openxmlformats.org/drawingml/2006/wordprocessingDrawing" xmlns:w10="urn:schemas-microsoft-com:office:word" xmlns:w="http://schemas.openxmlformats.org/wordprocessingml/2006/main" xmlns:w14="http://schemas.microsoft.com/office/word/2010/wordml" xmlns:w15="http://schemas.microsoft.com/office/word/2012/wordml" xmlns:w16cex="http://schemas.microsoft.com/office/word/2018/wordml/cex" xmlns:w16cid="http://schemas.microsoft.com/office/word/2016/wordml/cid" xmlns:w16="http://schemas.microsoft.com/office/word/2018/wordml" xmlns:w16du="http://schemas.microsoft.com/office/word/2023/wordml/word16du" xmlns:w16sdtdh="http://schemas.microsoft.com/office/word/2020/wordml/sdtdatahash" xmlns:w16sdtfl="http://schemas.microsoft.com/office/word/2024/wordml/sdtformatlock" xmlns:w16se="http://schemas.microsoft.com/office/word/2015/wordml/symex" xmlns:wpg="http://schemas.microsoft.com/office/word/2010/wordprocessingGroup" xmlns:wpi="http://schemas.microsoft.com/office/word/2010/wordprocessingInk" xmlns:wne="http://schemas.microsoft.com/office/word/2006/wordml" xmlns:wps="http://schemas.microsoft.com/office/word/2010/wordprocessingShape" mc:Ignorable="w14 w15 w16se w16cid w16 w16cex w16sdtdh w16sdtfl w16du wp14">
   <w:body>
     <w:p>
       <w:pPr>
@@ -3213,15 +3213,13 @@
         <w:rPr>
           <w:i w:val="0"/>
           <w:iCs/>
-          <w:noProof/>
-          <w:szCs w:val="28"/>
-          <w:lang w:val="en-US"/>
+          <w:szCs w:val="28"/>
         </w:rPr>
         <w:drawing>
-          <wp:inline distT="0" distB="0" distL="0" distR="0" wp14:anchorId="523E3A3A" wp14:editId="6D6DA35A">
-            <wp:extent cx="5940425" cy="3221990"/>
-            <wp:effectExtent l="0" t="0" r="3175" b="0"/>
-            <wp:docPr id="7813610" name="Рисунок 1"/>
+          <wp:inline distT="0" distB="0" distL="0" distR="0" wp14:anchorId="12EAD458" wp14:editId="7FA193AB">
+            <wp:extent cx="5940425" cy="3390265"/>
+            <wp:effectExtent l="0" t="0" r="3175" b="635"/>
+            <wp:docPr id="1713956547" name="Рисунок 1"/>
             <wp:cNvGraphicFramePr>
               <a:graphicFrameLocks xmlns:a="http://schemas.openxmlformats.org/drawingml/2006/main" noChangeAspect="1"/>
             </wp:cNvGraphicFramePr>
@@ -3229,7 +3227,7 @@
               <a:graphicData uri="http://schemas.openxmlformats.org/drawingml/2006/picture">
                 <pic:pic xmlns:pic="http://schemas.openxmlformats.org/drawingml/2006/picture">
                   <pic:nvPicPr>
-                    <pic:cNvPr id="7813610" name=""/>
+                    <pic:cNvPr id="1713956547" name=""/>
                     <pic:cNvPicPr/>
                   </pic:nvPicPr>
                   <pic:blipFill>
@@ -3241,7 +3239,7 @@
                   <pic:spPr>
                     <a:xfrm>
                       <a:off x="0" y="0"/>
-                      <a:ext cx="5940425" cy="3221990"/>
+                      <a:ext cx="5940425" cy="3390265"/>
                     </a:xfrm>
                     <a:prstGeom prst="rect">
                       <a:avLst/>
@@ -3499,10 +3497,10 @@
         </w:rPr>
         <w:lastRenderedPageBreak/>
         <w:drawing>
-          <wp:inline distT="0" distB="0" distL="0" distR="0" wp14:anchorId="0DBDCF32" wp14:editId="13CCD412">
-            <wp:extent cx="7825501" cy="6076709"/>
-            <wp:effectExtent l="0" t="0" r="4445" b="635"/>
-            <wp:docPr id="4836815" name="Рисунок 1"/>
+          <wp:inline distT="0" distB="0" distL="0" distR="0" wp14:anchorId="1FCAAA59" wp14:editId="2C6CD26F">
+            <wp:extent cx="7825003" cy="6088284"/>
+            <wp:effectExtent l="0" t="0" r="5080" b="8255"/>
+            <wp:docPr id="322762334" name="Рисунок 1"/>
             <wp:cNvGraphicFramePr>
               <a:graphicFrameLocks xmlns:a="http://schemas.openxmlformats.org/drawingml/2006/main" noChangeAspect="1"/>
             </wp:cNvGraphicFramePr>
@@ -3510,7 +3508,7 @@
               <a:graphicData uri="http://schemas.openxmlformats.org/drawingml/2006/picture">
                 <pic:pic xmlns:pic="http://schemas.openxmlformats.org/drawingml/2006/picture">
                   <pic:nvPicPr>
-                    <pic:cNvPr id="4836815" name=""/>
+                    <pic:cNvPr id="322762334" name=""/>
                     <pic:cNvPicPr/>
                   </pic:nvPicPr>
                   <pic:blipFill>
@@ -3522,7 +3520,7 @@
                   <pic:spPr>
                     <a:xfrm>
                       <a:off x="0" y="0"/>
-                      <a:ext cx="7840860" cy="6088636"/>
+                      <a:ext cx="7891291" cy="6139860"/>
                     </a:xfrm>
                     <a:prstGeom prst="rect">
                       <a:avLst/>
@@ -3574,6 +3572,7 @@
           <w:lang w:val="en-US"/>
         </w:rPr>
         <w:sectPr>
+          <w:footerReference w:type="first" r:id="rId14"/>
           <w:pgSz w:w="16838" w:h="11906" w:orient="landscape"/>
           <w:pgMar w:top="780" w:right="1134" w:bottom="851" w:left="1134" w:header="709" w:footer="709" w:gutter="0"/>
           <w:cols w:space="708"/>
@@ -3952,7 +3951,6 @@
         </w:rPr>
         <w:t xml:space="preserve">Таблица 1 – Описание класса </w:t>
       </w:r>
-      <w:commentRangeStart w:id="5"/>
       <w:proofErr w:type="spellStart"/>
       <w:r>
         <w:rPr>
@@ -3961,16 +3959,9 @@
           <w:szCs w:val="28"/>
           <w:lang w:val="en-US"/>
         </w:rPr>
-        <w:t>SalaryEmployee</w:t>
-      </w:r>
-      <w:commentRangeEnd w:id="5"/>
+        <w:t>IEmployeable</w:t>
+      </w:r>
       <w:proofErr w:type="spellEnd"/>
-      <w:r>
-        <w:rPr>
-          <w:rStyle w:val="af3"/>
-        </w:rPr>
-        <w:commentReference w:id="5"/>
-      </w:r>
     </w:p>
     <w:tbl>
       <w:tblPr>
@@ -4879,6 +4870,7 @@
       </w:tblGrid>
       <w:tr>
         <w:trPr>
+          <w:tblHeader/>
           <w:jc w:val="center"/>
         </w:trPr>
         <w:tc>
@@ -6527,9 +6519,9 @@
         <w:tblLook w:val="04A0" w:firstRow="1" w:lastRow="0" w:firstColumn="1" w:lastColumn="0" w:noHBand="0" w:noVBand="1"/>
       </w:tblPr>
       <w:tblGrid>
-        <w:gridCol w:w="4390"/>
-        <w:gridCol w:w="1885"/>
-        <w:gridCol w:w="3070"/>
+        <w:gridCol w:w="3539"/>
+        <w:gridCol w:w="1843"/>
+        <w:gridCol w:w="3963"/>
       </w:tblGrid>
       <w:tr>
         <w:trPr>
@@ -6537,7 +6529,7 @@
         </w:trPr>
         <w:tc>
           <w:tcPr>
-            <w:tcW w:w="4390" w:type="dxa"/>
+            <w:tcW w:w="3539" w:type="dxa"/>
             <w:vAlign w:val="center"/>
           </w:tcPr>
           <w:p>
@@ -6567,7 +6559,7 @@
         </w:tc>
         <w:tc>
           <w:tcPr>
-            <w:tcW w:w="1885" w:type="dxa"/>
+            <w:tcW w:w="1843" w:type="dxa"/>
             <w:vAlign w:val="center"/>
           </w:tcPr>
           <w:p>
@@ -6597,7 +6589,7 @@
         </w:tc>
         <w:tc>
           <w:tcPr>
-            <w:tcW w:w="3070" w:type="dxa"/>
+            <w:tcW w:w="3963" w:type="dxa"/>
             <w:vAlign w:val="center"/>
           </w:tcPr>
           <w:p>
@@ -6772,7 +6764,7 @@
         </w:trPr>
         <w:tc>
           <w:tcPr>
-            <w:tcW w:w="4390" w:type="dxa"/>
+            <w:tcW w:w="3539" w:type="dxa"/>
             <w:vAlign w:val="center"/>
           </w:tcPr>
           <w:p>
@@ -6810,7 +6802,7 @@
         </w:tc>
         <w:tc>
           <w:tcPr>
-            <w:tcW w:w="1885" w:type="dxa"/>
+            <w:tcW w:w="1843" w:type="dxa"/>
             <w:vAlign w:val="center"/>
           </w:tcPr>
           <w:p>
@@ -6838,7 +6830,7 @@
         </w:tc>
         <w:tc>
           <w:tcPr>
-            <w:tcW w:w="3070" w:type="dxa"/>
+            <w:tcW w:w="3963" w:type="dxa"/>
             <w:vAlign w:val="center"/>
           </w:tcPr>
           <w:p>
@@ -6869,7 +6861,7 @@
         </w:trPr>
         <w:tc>
           <w:tcPr>
-            <w:tcW w:w="4390" w:type="dxa"/>
+            <w:tcW w:w="3539" w:type="dxa"/>
             <w:vAlign w:val="center"/>
           </w:tcPr>
           <w:p>
@@ -6897,7 +6889,7 @@
         </w:tc>
         <w:tc>
           <w:tcPr>
-            <w:tcW w:w="1885" w:type="dxa"/>
+            <w:tcW w:w="1843" w:type="dxa"/>
             <w:vAlign w:val="center"/>
           </w:tcPr>
           <w:p>
@@ -6925,7 +6917,7 @@
         </w:tc>
         <w:tc>
           <w:tcPr>
-            <w:tcW w:w="3070" w:type="dxa"/>
+            <w:tcW w:w="3963" w:type="dxa"/>
             <w:vAlign w:val="center"/>
           </w:tcPr>
           <w:p>
@@ -6990,7 +6982,7 @@
         </w:trPr>
         <w:tc>
           <w:tcPr>
-            <w:tcW w:w="4390" w:type="dxa"/>
+            <w:tcW w:w="3539" w:type="dxa"/>
             <w:vAlign w:val="center"/>
           </w:tcPr>
           <w:p>
@@ -7026,7 +7018,7 @@
         </w:tc>
         <w:tc>
           <w:tcPr>
-            <w:tcW w:w="1885" w:type="dxa"/>
+            <w:tcW w:w="1843" w:type="dxa"/>
             <w:vAlign w:val="center"/>
           </w:tcPr>
           <w:p>
@@ -7054,7 +7046,7 @@
         </w:tc>
         <w:tc>
           <w:tcPr>
-            <w:tcW w:w="3070" w:type="dxa"/>
+            <w:tcW w:w="3963" w:type="dxa"/>
             <w:vAlign w:val="center"/>
           </w:tcPr>
           <w:p>
@@ -7085,7 +7077,7 @@
         </w:trPr>
         <w:tc>
           <w:tcPr>
-            <w:tcW w:w="4390" w:type="dxa"/>
+            <w:tcW w:w="3539" w:type="dxa"/>
             <w:vAlign w:val="center"/>
           </w:tcPr>
           <w:p>
@@ -7122,7 +7114,7 @@
         </w:tc>
         <w:tc>
           <w:tcPr>
-            <w:tcW w:w="1885" w:type="dxa"/>
+            <w:tcW w:w="1843" w:type="dxa"/>
             <w:vAlign w:val="center"/>
           </w:tcPr>
           <w:p>
@@ -7150,7 +7142,7 @@
         </w:tc>
         <w:tc>
           <w:tcPr>
-            <w:tcW w:w="3070" w:type="dxa"/>
+            <w:tcW w:w="3963" w:type="dxa"/>
             <w:vAlign w:val="center"/>
           </w:tcPr>
           <w:p>
@@ -7221,7 +7213,7 @@
         </w:trPr>
         <w:tc>
           <w:tcPr>
-            <w:tcW w:w="4390" w:type="dxa"/>
+            <w:tcW w:w="3539" w:type="dxa"/>
             <w:vAlign w:val="center"/>
           </w:tcPr>
           <w:p>
@@ -7279,7 +7271,7 @@
         </w:tc>
         <w:tc>
           <w:tcPr>
-            <w:tcW w:w="1885" w:type="dxa"/>
+            <w:tcW w:w="1843" w:type="dxa"/>
             <w:vAlign w:val="center"/>
           </w:tcPr>
           <w:p>
@@ -7307,7 +7299,7 @@
         </w:tc>
         <w:tc>
           <w:tcPr>
-            <w:tcW w:w="3070" w:type="dxa"/>
+            <w:tcW w:w="3963" w:type="dxa"/>
             <w:vAlign w:val="center"/>
           </w:tcPr>
           <w:p>
@@ -7403,17 +7395,18 @@
         <w:tblLook w:val="04A0" w:firstRow="1" w:lastRow="0" w:firstColumn="1" w:lastColumn="0" w:noHBand="0" w:noVBand="1"/>
       </w:tblPr>
       <w:tblGrid>
-        <w:gridCol w:w="4390"/>
-        <w:gridCol w:w="1885"/>
-        <w:gridCol w:w="3070"/>
+        <w:gridCol w:w="3539"/>
+        <w:gridCol w:w="1843"/>
+        <w:gridCol w:w="3963"/>
       </w:tblGrid>
       <w:tr>
         <w:trPr>
+          <w:tblHeader/>
           <w:jc w:val="center"/>
         </w:trPr>
         <w:tc>
           <w:tcPr>
-            <w:tcW w:w="4390" w:type="dxa"/>
+            <w:tcW w:w="3539" w:type="dxa"/>
             <w:vAlign w:val="center"/>
           </w:tcPr>
           <w:p>
@@ -7443,7 +7436,7 @@
         </w:tc>
         <w:tc>
           <w:tcPr>
-            <w:tcW w:w="1885" w:type="dxa"/>
+            <w:tcW w:w="1843" w:type="dxa"/>
             <w:vAlign w:val="center"/>
           </w:tcPr>
           <w:p>
@@ -7473,7 +7466,7 @@
         </w:tc>
         <w:tc>
           <w:tcPr>
-            <w:tcW w:w="3070" w:type="dxa"/>
+            <w:tcW w:w="3963" w:type="dxa"/>
             <w:vAlign w:val="center"/>
           </w:tcPr>
           <w:p>
@@ -7630,7 +7623,7 @@
         </w:trPr>
         <w:tc>
           <w:tcPr>
-            <w:tcW w:w="4390" w:type="dxa"/>
+            <w:tcW w:w="3539" w:type="dxa"/>
             <w:vAlign w:val="center"/>
           </w:tcPr>
           <w:p>
@@ -7668,7 +7661,7 @@
         </w:tc>
         <w:tc>
           <w:tcPr>
-            <w:tcW w:w="1885" w:type="dxa"/>
+            <w:tcW w:w="1843" w:type="dxa"/>
             <w:vAlign w:val="center"/>
           </w:tcPr>
           <w:p>
@@ -7696,7 +7689,7 @@
         </w:tc>
         <w:tc>
           <w:tcPr>
-            <w:tcW w:w="3070" w:type="dxa"/>
+            <w:tcW w:w="3963" w:type="dxa"/>
             <w:vAlign w:val="center"/>
           </w:tcPr>
           <w:p>
@@ -7727,7 +7720,7 @@
         </w:trPr>
         <w:tc>
           <w:tcPr>
-            <w:tcW w:w="4390" w:type="dxa"/>
+            <w:tcW w:w="3539" w:type="dxa"/>
             <w:vAlign w:val="center"/>
           </w:tcPr>
           <w:p>
@@ -7764,7 +7757,7 @@
         </w:tc>
         <w:tc>
           <w:tcPr>
-            <w:tcW w:w="1885" w:type="dxa"/>
+            <w:tcW w:w="1843" w:type="dxa"/>
             <w:vAlign w:val="center"/>
           </w:tcPr>
           <w:p>
@@ -7792,7 +7785,7 @@
         </w:tc>
         <w:tc>
           <w:tcPr>
-            <w:tcW w:w="3070" w:type="dxa"/>
+            <w:tcW w:w="3963" w:type="dxa"/>
             <w:vAlign w:val="center"/>
           </w:tcPr>
           <w:p>
@@ -7857,7 +7850,7 @@
         </w:trPr>
         <w:tc>
           <w:tcPr>
-            <w:tcW w:w="4390" w:type="dxa"/>
+            <w:tcW w:w="3539" w:type="dxa"/>
             <w:vAlign w:val="center"/>
           </w:tcPr>
           <w:p>
@@ -7895,7 +7888,7 @@
         </w:tc>
         <w:tc>
           <w:tcPr>
-            <w:tcW w:w="1885" w:type="dxa"/>
+            <w:tcW w:w="1843" w:type="dxa"/>
             <w:vAlign w:val="center"/>
           </w:tcPr>
           <w:p>
@@ -7923,7 +7916,7 @@
         </w:tc>
         <w:tc>
           <w:tcPr>
-            <w:tcW w:w="3070" w:type="dxa"/>
+            <w:tcW w:w="3963" w:type="dxa"/>
             <w:vAlign w:val="center"/>
           </w:tcPr>
           <w:p>
@@ -7954,7 +7947,7 @@
         </w:trPr>
         <w:tc>
           <w:tcPr>
-            <w:tcW w:w="4390" w:type="dxa"/>
+            <w:tcW w:w="3539" w:type="dxa"/>
             <w:vAlign w:val="center"/>
           </w:tcPr>
           <w:p>
@@ -7982,7 +7975,7 @@
         </w:tc>
         <w:tc>
           <w:tcPr>
-            <w:tcW w:w="1885" w:type="dxa"/>
+            <w:tcW w:w="1843" w:type="dxa"/>
             <w:vAlign w:val="center"/>
           </w:tcPr>
           <w:p>
@@ -8010,7 +8003,7 @@
         </w:tc>
         <w:tc>
           <w:tcPr>
-            <w:tcW w:w="3070" w:type="dxa"/>
+            <w:tcW w:w="3963" w:type="dxa"/>
             <w:vAlign w:val="center"/>
           </w:tcPr>
           <w:p>
@@ -8081,7 +8074,7 @@
         </w:trPr>
         <w:tc>
           <w:tcPr>
-            <w:tcW w:w="4390" w:type="dxa"/>
+            <w:tcW w:w="3539" w:type="dxa"/>
             <w:vAlign w:val="center"/>
           </w:tcPr>
           <w:p>
@@ -8139,7 +8132,7 @@
         </w:tc>
         <w:tc>
           <w:tcPr>
-            <w:tcW w:w="1885" w:type="dxa"/>
+            <w:tcW w:w="1843" w:type="dxa"/>
             <w:vAlign w:val="center"/>
           </w:tcPr>
           <w:p>
@@ -8167,7 +8160,7 @@
         </w:tc>
         <w:tc>
           <w:tcPr>
-            <w:tcW w:w="3070" w:type="dxa"/>
+            <w:tcW w:w="3963" w:type="dxa"/>
             <w:vAlign w:val="center"/>
           </w:tcPr>
           <w:p>
@@ -8220,6 +8213,21 @@
     <w:p>
       <w:pPr>
         <w:pStyle w:val="a4"/>
+        <w:ind w:left="709" w:firstLine="0"/>
+        <w:rPr>
+          <w:b/>
+          <w:bCs/>
+          <w:i w:val="0"/>
+          <w:iCs/>
+          <w:szCs w:val="28"/>
+          <w:lang w:val="ru-RU"/>
+        </w:rPr>
+      </w:pPr>
+      <w:bookmarkStart w:id="5" w:name="_Toc225423980"/>
+    </w:p>
+    <w:p>
+      <w:pPr>
+        <w:pStyle w:val="a4"/>
         <w:numPr>
           <w:ilvl w:val="1"/>
           <w:numId w:val="33"/>
@@ -8234,7 +8242,6 @@
           <w:szCs w:val="28"/>
         </w:rPr>
       </w:pPr>
-      <w:bookmarkStart w:id="6" w:name="_Toc225423980"/>
       <w:r>
         <w:rPr>
           <w:b/>
@@ -8268,7 +8275,7 @@
         </w:rPr>
         <w:t>Git</w:t>
       </w:r>
-      <w:bookmarkEnd w:id="6"/>
+      <w:bookmarkEnd w:id="5"/>
     </w:p>
     <w:p>
       <w:pPr>
@@ -8334,7 +8341,7 @@
                     <pic:cNvPicPr/>
                   </pic:nvPicPr>
                   <pic:blipFill>
-                    <a:blip r:embed="rId18"/>
+                    <a:blip r:embed="rId15"/>
                     <a:stretch>
                       <a:fillRect/>
                     </a:stretch>
@@ -8401,7 +8408,7 @@
           <w:szCs w:val="28"/>
         </w:rPr>
       </w:pPr>
-      <w:bookmarkStart w:id="7" w:name="_Toc225423981"/>
+      <w:bookmarkStart w:id="6" w:name="_Toc225423981"/>
       <w:r>
         <w:rPr>
           <w:b/>
@@ -8413,7 +8420,7 @@
         </w:rPr>
         <w:t>Тестирование программы</w:t>
       </w:r>
-      <w:bookmarkEnd w:id="7"/>
+      <w:bookmarkEnd w:id="6"/>
     </w:p>
     <w:p>
       <w:pPr>
@@ -8482,7 +8489,7 @@
                     <pic:cNvPicPr/>
                   </pic:nvPicPr>
                   <pic:blipFill>
-                    <a:blip r:embed="rId19"/>
+                    <a:blip r:embed="rId16"/>
                     <a:stretch>
                       <a:fillRect/>
                     </a:stretch>
@@ -8539,7 +8546,7 @@
           <w:szCs w:val="28"/>
         </w:rPr>
       </w:pPr>
-      <w:bookmarkStart w:id="8" w:name="_Toc225423982"/>
+      <w:bookmarkStart w:id="7" w:name="_Toc225423982"/>
       <w:r>
         <w:rPr>
           <w:b/>
@@ -8551,7 +8558,7 @@
         </w:rPr>
         <w:t>Тестовый случай «Добавить сотрудника»</w:t>
       </w:r>
-      <w:bookmarkEnd w:id="8"/>
+      <w:bookmarkEnd w:id="7"/>
     </w:p>
     <w:p>
       <w:pPr>
@@ -8604,7 +8611,7 @@
                     <pic:cNvPicPr/>
                   </pic:nvPicPr>
                   <pic:blipFill>
-                    <a:blip r:embed="rId20"/>
+                    <a:blip r:embed="rId17"/>
                     <a:stretch>
                       <a:fillRect/>
                     </a:stretch>
@@ -8795,7 +8802,7 @@
                     <pic:cNvPicPr/>
                   </pic:nvPicPr>
                   <pic:blipFill>
-                    <a:blip r:embed="rId21"/>
+                    <a:blip r:embed="rId18"/>
                     <a:stretch>
                       <a:fillRect/>
                     </a:stretch>
@@ -8869,7 +8876,7 @@
                     <pic:cNvPicPr/>
                   </pic:nvPicPr>
                   <pic:blipFill>
-                    <a:blip r:embed="rId22"/>
+                    <a:blip r:embed="rId19"/>
                     <a:stretch>
                       <a:fillRect/>
                     </a:stretch>
@@ -8961,7 +8968,7 @@
                     <pic:cNvPicPr/>
                   </pic:nvPicPr>
                   <pic:blipFill>
-                    <a:blip r:embed="rId23"/>
+                    <a:blip r:embed="rId20"/>
                     <a:stretch>
                       <a:fillRect/>
                     </a:stretch>
@@ -9035,7 +9042,7 @@
           <w:szCs w:val="28"/>
         </w:rPr>
       </w:pPr>
-      <w:bookmarkStart w:id="9" w:name="_Toc225423983"/>
+      <w:bookmarkStart w:id="8" w:name="_Toc225423983"/>
       <w:r>
         <w:rPr>
           <w:b/>
@@ -9047,7 +9054,7 @@
         </w:rPr>
         <w:t>Тестовый случай «Удалить сотрудника»</w:t>
       </w:r>
-      <w:bookmarkEnd w:id="9"/>
+      <w:bookmarkEnd w:id="8"/>
     </w:p>
     <w:p>
       <w:pPr>
@@ -9100,7 +9107,7 @@
                     <pic:cNvPicPr/>
                   </pic:nvPicPr>
                   <pic:blipFill>
-                    <a:blip r:embed="rId24"/>
+                    <a:blip r:embed="rId21"/>
                     <a:stretch>
                       <a:fillRect/>
                     </a:stretch>
@@ -9173,7 +9180,7 @@
                     <pic:cNvPicPr/>
                   </pic:nvPicPr>
                   <pic:blipFill>
-                    <a:blip r:embed="rId25"/>
+                    <a:blip r:embed="rId22"/>
                     <a:stretch>
                       <a:fillRect/>
                     </a:stretch>
@@ -9231,7 +9238,7 @@
           <w:szCs w:val="28"/>
         </w:rPr>
       </w:pPr>
-      <w:bookmarkStart w:id="10" w:name="_Toc225423984"/>
+      <w:bookmarkStart w:id="9" w:name="_Toc225423984"/>
       <w:r>
         <w:rPr>
           <w:b/>
@@ -9243,7 +9250,7 @@
         </w:rPr>
         <w:t>Тестовый случай «Поиск сотрудника»</w:t>
       </w:r>
-      <w:bookmarkEnd w:id="10"/>
+      <w:bookmarkEnd w:id="9"/>
     </w:p>
     <w:p>
       <w:pPr>
@@ -9328,7 +9335,7 @@
                     <pic:cNvPicPr/>
                   </pic:nvPicPr>
                   <pic:blipFill>
-                    <a:blip r:embed="rId26"/>
+                    <a:blip r:embed="rId23"/>
                     <a:stretch>
                       <a:fillRect/>
                     </a:stretch>
@@ -9399,7 +9406,7 @@
                     <pic:cNvPicPr/>
                   </pic:nvPicPr>
                   <pic:blipFill>
-                    <a:blip r:embed="rId27"/>
+                    <a:blip r:embed="rId24"/>
                     <a:stretch>
                       <a:fillRect/>
                     </a:stretch>
@@ -9489,7 +9496,7 @@
                     <pic:cNvPicPr/>
                   </pic:nvPicPr>
                   <pic:blipFill>
-                    <a:blip r:embed="rId28"/>
+                    <a:blip r:embed="rId25"/>
                     <a:stretch>
                       <a:fillRect/>
                     </a:stretch>
@@ -9548,7 +9555,7 @@
           <w:szCs w:val="28"/>
         </w:rPr>
       </w:pPr>
-      <w:bookmarkStart w:id="11" w:name="_Toc225423985"/>
+      <w:bookmarkStart w:id="10" w:name="_Toc225423985"/>
       <w:r>
         <w:rPr>
           <w:b/>
@@ -9561,7 +9568,7 @@
         <w:lastRenderedPageBreak/>
         <w:t>Тестовый случай «Сохранить как…»</w:t>
       </w:r>
-      <w:bookmarkEnd w:id="11"/>
+      <w:bookmarkEnd w:id="10"/>
     </w:p>
     <w:p>
       <w:pPr>
@@ -9790,7 +9797,7 @@
                     <pic:cNvPicPr/>
                   </pic:nvPicPr>
                   <pic:blipFill>
-                    <a:blip r:embed="rId29"/>
+                    <a:blip r:embed="rId26"/>
                     <a:stretch>
                       <a:fillRect/>
                     </a:stretch>
@@ -9847,7 +9854,7 @@
           <w:szCs w:val="28"/>
         </w:rPr>
       </w:pPr>
-      <w:bookmarkStart w:id="12" w:name="_Toc225423986"/>
+      <w:bookmarkStart w:id="11" w:name="_Toc225423986"/>
       <w:r>
         <w:rPr>
           <w:b/>
@@ -9859,7 +9866,7 @@
         </w:rPr>
         <w:t>Тестовый случай «Открыть»</w:t>
       </w:r>
-      <w:bookmarkEnd w:id="12"/>
+      <w:bookmarkEnd w:id="11"/>
     </w:p>
     <w:p>
       <w:pPr>
@@ -9956,7 +9963,7 @@
                     <pic:cNvPicPr/>
                   </pic:nvPicPr>
                   <pic:blipFill>
-                    <a:blip r:embed="rId30"/>
+                    <a:blip r:embed="rId27"/>
                     <a:stretch>
                       <a:fillRect/>
                     </a:stretch>
@@ -10030,7 +10037,7 @@
                     <pic:cNvPicPr/>
                   </pic:nvPicPr>
                   <pic:blipFill>
-                    <a:blip r:embed="rId31"/>
+                    <a:blip r:embed="rId28"/>
                     <a:stretch>
                       <a:fillRect/>
                     </a:stretch>
@@ -10294,7 +10301,7 @@
           <w:szCs w:val="24"/>
         </w:rPr>
       </w:pPr>
-      <w:bookmarkStart w:id="13" w:name="_Toc225423987"/>
+      <w:bookmarkStart w:id="12" w:name="_Toc225423987"/>
       <w:r>
         <w:rPr>
           <w:rFonts w:ascii="Times New Roman" w:hAnsi="Times New Roman" w:cs="Times New Roman"/>
@@ -10309,7 +10316,7 @@
         <w:lastRenderedPageBreak/>
         <w:t>Список использованных источников</w:t>
       </w:r>
-      <w:bookmarkEnd w:id="13"/>
+      <w:bookmarkEnd w:id="12"/>
     </w:p>
     <w:p>
       <w:pPr>
@@ -10752,7 +10759,7 @@
           <w:szCs w:val="24"/>
         </w:rPr>
       </w:pPr>
-      <w:bookmarkStart w:id="14" w:name="_Toc225423988"/>
+      <w:bookmarkStart w:id="13" w:name="_Toc225423988"/>
       <w:r>
         <w:rPr>
           <w:rFonts w:ascii="Times New Roman" w:hAnsi="Times New Roman" w:cs="Times New Roman"/>
@@ -10767,7 +10774,7 @@
         <w:lastRenderedPageBreak/>
         <w:t>Приложение А</w:t>
       </w:r>
-      <w:bookmarkEnd w:id="14"/>
+      <w:bookmarkEnd w:id="13"/>
     </w:p>
     <w:p>
       <w:pPr>
@@ -11052,14 +11059,4977 @@
     </w:p>
     <w:p>
       <w:pPr>
+        <w:pStyle w:val="a4"/>
+        <w:numPr>
+          <w:ilvl w:val="3"/>
+          <w:numId w:val="34"/>
+        </w:numPr>
+        <w:tabs>
+          <w:tab w:val="clear" w:pos="0"/>
+        </w:tabs>
+        <w:ind w:left="0" w:firstLine="709"/>
+        <w:rPr>
+          <w:b/>
+          <w:bCs/>
+          <w:i w:val="0"/>
+          <w:iCs/>
+          <w:szCs w:val="28"/>
+        </w:rPr>
+      </w:pPr>
+      <w:r>
+        <w:rPr>
+          <w:b/>
+          <w:bCs/>
+          <w:i w:val="0"/>
+          <w:iCs/>
+          <w:szCs w:val="28"/>
+          <w:lang w:val="ru-RU"/>
+        </w:rPr>
+        <w:lastRenderedPageBreak/>
+        <w:t>Общие сведения</w:t>
+      </w:r>
+    </w:p>
+    <w:p>
+      <w:pPr>
+        <w:pStyle w:val="a4"/>
+        <w:numPr>
+          <w:ilvl w:val="1"/>
+          <w:numId w:val="35"/>
+        </w:numPr>
+        <w:ind w:left="0" w:firstLine="709"/>
+        <w:rPr>
+          <w:b/>
+          <w:bCs/>
+          <w:i w:val="0"/>
+          <w:iCs/>
+          <w:szCs w:val="28"/>
+          <w:lang w:val="ru-RU"/>
+        </w:rPr>
+      </w:pPr>
+      <w:r>
+        <w:rPr>
+          <w:b/>
+          <w:bCs/>
+          <w:i w:val="0"/>
+          <w:iCs/>
+          <w:szCs w:val="28"/>
+          <w:lang w:val="ru-RU"/>
+        </w:rPr>
+        <w:t>Полное наименование системы и ее условное обозначение</w:t>
+      </w:r>
+    </w:p>
+    <w:p>
+      <w:pPr>
+        <w:rPr>
+          <w:i w:val="0"/>
+          <w:iCs/>
+          <w:szCs w:val="28"/>
+        </w:rPr>
+      </w:pPr>
+      <w:r>
+        <w:rPr>
+          <w:i w:val="0"/>
+          <w:iCs/>
+          <w:szCs w:val="28"/>
+        </w:rPr>
+        <w:t>Полное наименование: «Система учета списка работников фирмы».</w:t>
+      </w:r>
+    </w:p>
+    <w:p>
+      <w:pPr>
+        <w:rPr>
+          <w:i w:val="0"/>
+          <w:iCs/>
+          <w:szCs w:val="28"/>
+        </w:rPr>
+      </w:pPr>
+      <w:r>
+        <w:rPr>
+          <w:i w:val="0"/>
+          <w:iCs/>
+          <w:szCs w:val="28"/>
+        </w:rPr>
+        <w:t>Условное обозначение: Система.</w:t>
+      </w:r>
+    </w:p>
+    <w:p>
+      <w:pPr>
+        <w:pStyle w:val="a4"/>
+        <w:numPr>
+          <w:ilvl w:val="1"/>
+          <w:numId w:val="35"/>
+        </w:numPr>
+        <w:ind w:left="0" w:firstLine="709"/>
+        <w:rPr>
+          <w:b/>
+          <w:bCs/>
+          <w:i w:val="0"/>
+          <w:iCs/>
+          <w:szCs w:val="28"/>
+          <w:lang w:val="ru-RU"/>
+        </w:rPr>
+      </w:pPr>
+      <w:r>
+        <w:rPr>
+          <w:b/>
+          <w:bCs/>
+          <w:i w:val="0"/>
+          <w:iCs/>
+          <w:szCs w:val="28"/>
+          <w:lang w:val="ru-RU"/>
+        </w:rPr>
+        <w:t>Наименование предприятий разработчика и заказчика системы</w:t>
+      </w:r>
+    </w:p>
+    <w:p>
+      <w:pPr>
+        <w:ind w:left="709" w:firstLine="0"/>
+        <w:rPr>
+          <w:i w:val="0"/>
+          <w:iCs/>
+          <w:szCs w:val="28"/>
+        </w:rPr>
+      </w:pPr>
+      <w:r>
+        <w:rPr>
+          <w:i w:val="0"/>
+          <w:iCs/>
+          <w:szCs w:val="28"/>
+        </w:rPr>
+        <w:t xml:space="preserve">Заказчик: к.т.н., доцент </w:t>
+      </w:r>
+      <w:proofErr w:type="spellStart"/>
+      <w:r>
+        <w:rPr>
+          <w:i w:val="0"/>
+          <w:iCs/>
+          <w:szCs w:val="28"/>
+        </w:rPr>
+        <w:t>Калентьев</w:t>
+      </w:r>
+      <w:proofErr w:type="spellEnd"/>
+      <w:r>
+        <w:rPr>
+          <w:i w:val="0"/>
+          <w:iCs/>
+          <w:szCs w:val="28"/>
+        </w:rPr>
+        <w:t xml:space="preserve"> А.А.</w:t>
+      </w:r>
+    </w:p>
+    <w:p>
+      <w:pPr>
+        <w:ind w:left="709" w:firstLine="0"/>
+        <w:rPr>
+          <w:i w:val="0"/>
+          <w:iCs/>
+          <w:szCs w:val="28"/>
+        </w:rPr>
+      </w:pPr>
+      <w:r>
+        <w:rPr>
+          <w:i w:val="0"/>
+          <w:iCs/>
+          <w:szCs w:val="28"/>
+        </w:rPr>
+        <w:t xml:space="preserve">Разработчик: студент </w:t>
+      </w:r>
+      <w:r>
+        <w:rPr>
+          <w:i w:val="0"/>
+          <w:iCs/>
+          <w:szCs w:val="28"/>
+        </w:rPr>
+        <w:t xml:space="preserve">НИ ТПУ </w:t>
+      </w:r>
+      <w:r>
+        <w:rPr>
+          <w:i w:val="0"/>
+          <w:iCs/>
+          <w:szCs w:val="28"/>
+        </w:rPr>
+        <w:t xml:space="preserve">гр. О-5КМ41 </w:t>
+      </w:r>
+      <w:r>
+        <w:rPr>
+          <w:i w:val="0"/>
+          <w:iCs/>
+          <w:szCs w:val="28"/>
+        </w:rPr>
+        <w:t>Бибиков В.Д.</w:t>
+      </w:r>
+    </w:p>
+    <w:p>
+      <w:pPr>
+        <w:pStyle w:val="a4"/>
+        <w:numPr>
+          <w:ilvl w:val="1"/>
+          <w:numId w:val="35"/>
+        </w:numPr>
+        <w:ind w:left="0" w:firstLine="709"/>
+        <w:rPr>
+          <w:b/>
+          <w:bCs/>
+          <w:i w:val="0"/>
+          <w:iCs/>
+          <w:szCs w:val="28"/>
+          <w:lang w:val="ru-RU"/>
+        </w:rPr>
+      </w:pPr>
+      <w:r>
+        <w:rPr>
+          <w:b/>
+          <w:bCs/>
+          <w:i w:val="0"/>
+          <w:iCs/>
+          <w:szCs w:val="28"/>
+          <w:lang w:val="ru-RU"/>
+        </w:rPr>
+        <w:t>Плановые сроки начала и окончания работы по созданию системы</w:t>
+      </w:r>
+    </w:p>
+    <w:p>
+      <w:pPr>
+        <w:ind w:left="709" w:firstLine="0"/>
+        <w:rPr>
+          <w:i w:val="0"/>
+          <w:iCs/>
+          <w:szCs w:val="28"/>
+          <w:lang w:val="en-US"/>
+        </w:rPr>
+      </w:pPr>
+      <w:r>
+        <w:rPr>
+          <w:i w:val="0"/>
+          <w:iCs/>
+          <w:szCs w:val="28"/>
+        </w:rPr>
+        <w:t>Начало работ: 17</w:t>
+      </w:r>
+      <w:r>
+        <w:rPr>
+          <w:i w:val="0"/>
+          <w:iCs/>
+          <w:szCs w:val="28"/>
+          <w:lang w:val="en-US"/>
+        </w:rPr>
+        <w:t>.0</w:t>
+      </w:r>
+      <w:r>
+        <w:rPr>
+          <w:i w:val="0"/>
+          <w:iCs/>
+          <w:szCs w:val="28"/>
+        </w:rPr>
+        <w:t>1</w:t>
+      </w:r>
+      <w:r>
+        <w:rPr>
+          <w:i w:val="0"/>
+          <w:iCs/>
+          <w:szCs w:val="28"/>
+          <w:lang w:val="en-US"/>
+        </w:rPr>
+        <w:t>.2026</w:t>
+      </w:r>
+    </w:p>
+    <w:p>
+      <w:pPr>
+        <w:ind w:left="709" w:firstLine="0"/>
+        <w:rPr>
+          <w:i w:val="0"/>
+          <w:iCs/>
+          <w:szCs w:val="28"/>
+        </w:rPr>
+      </w:pPr>
+      <w:r>
+        <w:rPr>
+          <w:i w:val="0"/>
+          <w:iCs/>
+          <w:szCs w:val="28"/>
+        </w:rPr>
+        <w:t>Окончание работ: 19.03.2026</w:t>
+      </w:r>
+    </w:p>
+    <w:p>
+      <w:pPr>
+        <w:ind w:left="709" w:firstLine="0"/>
+        <w:rPr>
+          <w:i w:val="0"/>
+          <w:iCs/>
+          <w:szCs w:val="28"/>
+        </w:rPr>
+      </w:pPr>
+    </w:p>
+    <w:p>
+      <w:pPr>
+        <w:ind w:left="709" w:firstLine="0"/>
+        <w:rPr>
+          <w:i w:val="0"/>
+          <w:iCs/>
+          <w:szCs w:val="28"/>
+        </w:rPr>
+      </w:pPr>
+    </w:p>
+    <w:p>
+      <w:pPr>
+        <w:ind w:left="709" w:firstLine="0"/>
+        <w:rPr>
+          <w:i w:val="0"/>
+          <w:iCs/>
+          <w:szCs w:val="28"/>
+        </w:rPr>
+      </w:pPr>
+    </w:p>
+    <w:p>
+      <w:pPr>
+        <w:ind w:left="709" w:firstLine="0"/>
+        <w:rPr>
+          <w:i w:val="0"/>
+          <w:iCs/>
+          <w:szCs w:val="28"/>
+        </w:rPr>
+      </w:pPr>
+    </w:p>
+    <w:p>
+      <w:pPr>
+        <w:ind w:left="709" w:firstLine="0"/>
+        <w:rPr>
+          <w:i w:val="0"/>
+          <w:iCs/>
+          <w:szCs w:val="28"/>
+        </w:rPr>
+      </w:pPr>
+    </w:p>
+    <w:p>
+      <w:pPr>
+        <w:ind w:left="709" w:firstLine="0"/>
+        <w:rPr>
+          <w:i w:val="0"/>
+          <w:iCs/>
+          <w:szCs w:val="28"/>
+        </w:rPr>
+      </w:pPr>
+    </w:p>
+    <w:p>
+      <w:pPr>
+        <w:ind w:left="709" w:firstLine="0"/>
+        <w:rPr>
+          <w:i w:val="0"/>
+          <w:iCs/>
+          <w:szCs w:val="28"/>
+        </w:rPr>
+      </w:pPr>
+    </w:p>
+    <w:p>
+      <w:pPr>
+        <w:ind w:left="709" w:firstLine="0"/>
+        <w:rPr>
+          <w:i w:val="0"/>
+          <w:iCs/>
+          <w:szCs w:val="28"/>
+        </w:rPr>
+      </w:pPr>
+    </w:p>
+    <w:p>
+      <w:pPr>
+        <w:ind w:left="709" w:firstLine="0"/>
+        <w:rPr>
+          <w:i w:val="0"/>
+          <w:iCs/>
+          <w:szCs w:val="28"/>
+        </w:rPr>
+      </w:pPr>
+    </w:p>
+    <w:p>
+      <w:pPr>
+        <w:ind w:left="709" w:firstLine="0"/>
+        <w:rPr>
+          <w:i w:val="0"/>
+          <w:iCs/>
+          <w:szCs w:val="28"/>
+        </w:rPr>
+      </w:pPr>
+    </w:p>
+    <w:p>
+      <w:pPr>
+        <w:ind w:left="709" w:firstLine="0"/>
+        <w:rPr>
+          <w:i w:val="0"/>
+          <w:iCs/>
+          <w:szCs w:val="28"/>
+        </w:rPr>
+      </w:pPr>
+    </w:p>
+    <w:p>
+      <w:pPr>
+        <w:ind w:left="709" w:firstLine="0"/>
+        <w:rPr>
+          <w:i w:val="0"/>
+          <w:iCs/>
+          <w:szCs w:val="28"/>
+        </w:rPr>
+      </w:pPr>
+    </w:p>
+    <w:p>
+      <w:pPr>
+        <w:ind w:left="709" w:firstLine="0"/>
+        <w:rPr>
+          <w:i w:val="0"/>
+          <w:iCs/>
+          <w:szCs w:val="28"/>
+        </w:rPr>
+      </w:pPr>
+    </w:p>
+    <w:p>
+      <w:pPr>
+        <w:ind w:left="709" w:firstLine="0"/>
+        <w:rPr>
+          <w:i w:val="0"/>
+          <w:iCs/>
+          <w:szCs w:val="28"/>
+        </w:rPr>
+      </w:pPr>
+    </w:p>
+    <w:p>
+      <w:pPr>
+        <w:ind w:left="709" w:firstLine="0"/>
+        <w:rPr>
+          <w:i w:val="0"/>
+          <w:iCs/>
+          <w:szCs w:val="28"/>
+        </w:rPr>
+      </w:pPr>
+    </w:p>
+    <w:p>
+      <w:pPr>
+        <w:ind w:left="709" w:firstLine="0"/>
+        <w:rPr>
+          <w:i w:val="0"/>
+          <w:iCs/>
+          <w:szCs w:val="28"/>
+        </w:rPr>
+      </w:pPr>
+    </w:p>
+    <w:p>
+      <w:pPr>
+        <w:ind w:left="709" w:firstLine="0"/>
+        <w:rPr>
+          <w:i w:val="0"/>
+          <w:iCs/>
+          <w:szCs w:val="28"/>
+        </w:rPr>
+      </w:pPr>
+    </w:p>
+    <w:p>
+      <w:pPr>
+        <w:ind w:left="709" w:firstLine="0"/>
+        <w:rPr>
+          <w:i w:val="0"/>
+          <w:iCs/>
+          <w:szCs w:val="28"/>
+        </w:rPr>
+      </w:pPr>
+    </w:p>
+    <w:p>
+      <w:pPr>
+        <w:pStyle w:val="a4"/>
+        <w:numPr>
+          <w:ilvl w:val="0"/>
+          <w:numId w:val="35"/>
+        </w:numPr>
+        <w:ind w:left="0" w:firstLine="709"/>
+        <w:rPr>
+          <w:b/>
+          <w:bCs/>
+          <w:i w:val="0"/>
+          <w:iCs/>
+          <w:szCs w:val="28"/>
+        </w:rPr>
+      </w:pPr>
+      <w:r>
+        <w:rPr>
+          <w:b/>
+          <w:bCs/>
+          <w:i w:val="0"/>
+          <w:iCs/>
+          <w:szCs w:val="28"/>
+          <w:lang w:val="ru-RU"/>
+        </w:rPr>
+        <w:lastRenderedPageBreak/>
+        <w:t>Назначение и цели создания системы</w:t>
+      </w:r>
+    </w:p>
+    <w:p>
+      <w:pPr>
+        <w:pStyle w:val="a4"/>
+        <w:numPr>
+          <w:ilvl w:val="1"/>
+          <w:numId w:val="35"/>
+        </w:numPr>
+        <w:ind w:left="0" w:firstLine="709"/>
+        <w:rPr>
+          <w:b/>
+          <w:bCs/>
+          <w:i w:val="0"/>
+          <w:iCs/>
+          <w:szCs w:val="28"/>
+        </w:rPr>
+      </w:pPr>
+      <w:r>
+        <w:rPr>
+          <w:b/>
+          <w:bCs/>
+          <w:i w:val="0"/>
+          <w:iCs/>
+          <w:szCs w:val="28"/>
+          <w:lang w:val="ru-RU"/>
+        </w:rPr>
+        <w:t>Назначение системы</w:t>
+      </w:r>
+    </w:p>
+    <w:p>
+      <w:pPr>
+        <w:rPr>
+          <w:i w:val="0"/>
+          <w:iCs/>
+          <w:szCs w:val="28"/>
+        </w:rPr>
+      </w:pPr>
+      <w:r>
+        <w:rPr>
+          <w:i w:val="0"/>
+          <w:iCs/>
+          <w:szCs w:val="28"/>
+        </w:rPr>
+        <w:t xml:space="preserve">Система предназначена для автоматизации процессов учета и расчета заработной платы сотрудников </w:t>
+      </w:r>
+      <w:r>
+        <w:rPr>
+          <w:i w:val="0"/>
+          <w:iCs/>
+          <w:szCs w:val="28"/>
+        </w:rPr>
+        <w:t>фирмы</w:t>
+      </w:r>
+      <w:r>
+        <w:rPr>
+          <w:i w:val="0"/>
+          <w:iCs/>
+          <w:szCs w:val="28"/>
+        </w:rPr>
+        <w:t xml:space="preserve"> с учетом различных способов начисления оплаты труда.</w:t>
+      </w:r>
+    </w:p>
+    <w:p>
+      <w:pPr>
+        <w:pStyle w:val="a4"/>
+        <w:numPr>
+          <w:ilvl w:val="1"/>
+          <w:numId w:val="35"/>
+        </w:numPr>
+        <w:ind w:left="0" w:firstLine="709"/>
+        <w:rPr>
+          <w:b/>
+          <w:bCs/>
+          <w:i w:val="0"/>
+          <w:iCs/>
+          <w:szCs w:val="28"/>
+        </w:rPr>
+      </w:pPr>
+      <w:r>
+        <w:rPr>
+          <w:b/>
+          <w:bCs/>
+          <w:i w:val="0"/>
+          <w:iCs/>
+          <w:szCs w:val="28"/>
+          <w:lang w:val="ru-RU"/>
+        </w:rPr>
+        <w:t>Цели создания системы</w:t>
+      </w:r>
+    </w:p>
+    <w:p>
+      <w:pPr>
+        <w:rPr>
+          <w:i w:val="0"/>
+          <w:iCs/>
+          <w:szCs w:val="28"/>
+        </w:rPr>
+      </w:pPr>
+      <w:r>
+        <w:rPr>
+          <w:i w:val="0"/>
+          <w:iCs/>
+          <w:szCs w:val="28"/>
+        </w:rPr>
+        <w:t>Основные цели создания системы:</w:t>
+      </w:r>
+    </w:p>
+    <w:p>
+      <w:pPr>
+        <w:pStyle w:val="a4"/>
+        <w:numPr>
+          <w:ilvl w:val="0"/>
+          <w:numId w:val="36"/>
+        </w:numPr>
+        <w:ind w:left="0" w:firstLine="709"/>
+        <w:rPr>
+          <w:i w:val="0"/>
+          <w:iCs/>
+          <w:szCs w:val="28"/>
+          <w:lang w:val="ru-RU"/>
+        </w:rPr>
+      </w:pPr>
+      <w:r>
+        <w:rPr>
+          <w:i w:val="0"/>
+          <w:iCs/>
+          <w:szCs w:val="28"/>
+          <w:lang w:val="ru-RU"/>
+        </w:rPr>
+        <w:t>Автоматизация расчетов заработной платы для сокращения времени обработки данных</w:t>
+      </w:r>
+    </w:p>
+    <w:p>
+      <w:pPr>
+        <w:pStyle w:val="a4"/>
+        <w:numPr>
+          <w:ilvl w:val="0"/>
+          <w:numId w:val="36"/>
+        </w:numPr>
+        <w:ind w:left="0" w:firstLine="709"/>
+        <w:rPr>
+          <w:i w:val="0"/>
+          <w:iCs/>
+          <w:szCs w:val="28"/>
+          <w:lang w:val="ru-RU"/>
+        </w:rPr>
+      </w:pPr>
+      <w:r>
+        <w:rPr>
+          <w:i w:val="0"/>
+          <w:iCs/>
+          <w:szCs w:val="28"/>
+          <w:lang w:val="ru-RU"/>
+        </w:rPr>
+        <w:t>Обеспечение точности расчета заработной платы и учета вида оплаты в зависимости от профессии сотрудника, исключая человеческий фактор.</w:t>
+      </w:r>
+    </w:p>
+    <w:p>
+      <w:pPr>
+        <w:pStyle w:val="a4"/>
+        <w:numPr>
+          <w:ilvl w:val="0"/>
+          <w:numId w:val="36"/>
+        </w:numPr>
+        <w:ind w:left="0" w:firstLine="709"/>
+        <w:rPr>
+          <w:i w:val="0"/>
+          <w:iCs/>
+          <w:szCs w:val="28"/>
+          <w:lang w:val="ru-RU"/>
+        </w:rPr>
+      </w:pPr>
+      <w:r>
+        <w:rPr>
+          <w:i w:val="0"/>
+          <w:iCs/>
+          <w:szCs w:val="28"/>
+          <w:lang w:val="ru-RU"/>
+        </w:rPr>
+        <w:t>Централизованное хранение данных о сотрудниках и их оплате труда.</w:t>
+      </w:r>
+    </w:p>
+    <w:p>
+      <w:pPr>
         <w:ind w:firstLine="0"/>
-        <w:jc w:val="center"/>
-        <w:rPr>
-          <w:i w:val="0"/>
-          <w:iCs/>
-          <w:szCs w:val="28"/>
-        </w:rPr>
-      </w:pPr>
+        <w:rPr>
+          <w:i w:val="0"/>
+          <w:iCs/>
+          <w:szCs w:val="28"/>
+        </w:rPr>
+      </w:pPr>
+    </w:p>
+    <w:p>
+      <w:pPr>
+        <w:ind w:firstLine="0"/>
+        <w:rPr>
+          <w:i w:val="0"/>
+          <w:iCs/>
+          <w:szCs w:val="28"/>
+        </w:rPr>
+      </w:pPr>
+    </w:p>
+    <w:p>
+      <w:pPr>
+        <w:ind w:firstLine="0"/>
+        <w:rPr>
+          <w:i w:val="0"/>
+          <w:iCs/>
+          <w:szCs w:val="28"/>
+        </w:rPr>
+      </w:pPr>
+    </w:p>
+    <w:p>
+      <w:pPr>
+        <w:ind w:firstLine="0"/>
+        <w:rPr>
+          <w:i w:val="0"/>
+          <w:iCs/>
+          <w:szCs w:val="28"/>
+        </w:rPr>
+      </w:pPr>
+    </w:p>
+    <w:p>
+      <w:pPr>
+        <w:ind w:firstLine="0"/>
+        <w:rPr>
+          <w:i w:val="0"/>
+          <w:iCs/>
+          <w:szCs w:val="28"/>
+        </w:rPr>
+      </w:pPr>
+    </w:p>
+    <w:p>
+      <w:pPr>
+        <w:ind w:firstLine="0"/>
+        <w:rPr>
+          <w:i w:val="0"/>
+          <w:iCs/>
+          <w:szCs w:val="28"/>
+        </w:rPr>
+      </w:pPr>
+    </w:p>
+    <w:p>
+      <w:pPr>
+        <w:ind w:firstLine="0"/>
+        <w:rPr>
+          <w:i w:val="0"/>
+          <w:iCs/>
+          <w:szCs w:val="28"/>
+        </w:rPr>
+      </w:pPr>
+    </w:p>
+    <w:p>
+      <w:pPr>
+        <w:ind w:firstLine="0"/>
+        <w:rPr>
+          <w:i w:val="0"/>
+          <w:iCs/>
+          <w:szCs w:val="28"/>
+        </w:rPr>
+      </w:pPr>
+    </w:p>
+    <w:p>
+      <w:pPr>
+        <w:ind w:firstLine="0"/>
+        <w:rPr>
+          <w:i w:val="0"/>
+          <w:iCs/>
+          <w:szCs w:val="28"/>
+        </w:rPr>
+      </w:pPr>
+    </w:p>
+    <w:p>
+      <w:pPr>
+        <w:ind w:firstLine="0"/>
+        <w:rPr>
+          <w:i w:val="0"/>
+          <w:iCs/>
+          <w:szCs w:val="28"/>
+        </w:rPr>
+      </w:pPr>
+    </w:p>
+    <w:p>
+      <w:pPr>
+        <w:ind w:firstLine="0"/>
+        <w:rPr>
+          <w:i w:val="0"/>
+          <w:iCs/>
+          <w:szCs w:val="28"/>
+        </w:rPr>
+      </w:pPr>
+    </w:p>
+    <w:p>
+      <w:pPr>
+        <w:ind w:firstLine="0"/>
+        <w:rPr>
+          <w:i w:val="0"/>
+          <w:iCs/>
+          <w:szCs w:val="28"/>
+        </w:rPr>
+      </w:pPr>
+    </w:p>
+    <w:p>
+      <w:pPr>
+        <w:ind w:firstLine="0"/>
+        <w:rPr>
+          <w:i w:val="0"/>
+          <w:iCs/>
+          <w:szCs w:val="28"/>
+        </w:rPr>
+      </w:pPr>
+    </w:p>
+    <w:p>
+      <w:pPr>
+        <w:ind w:firstLine="0"/>
+        <w:rPr>
+          <w:i w:val="0"/>
+          <w:iCs/>
+          <w:szCs w:val="28"/>
+        </w:rPr>
+      </w:pPr>
+    </w:p>
+    <w:p>
+      <w:pPr>
+        <w:ind w:firstLine="0"/>
+        <w:rPr>
+          <w:i w:val="0"/>
+          <w:iCs/>
+          <w:szCs w:val="28"/>
+        </w:rPr>
+      </w:pPr>
+    </w:p>
+    <w:p>
+      <w:pPr>
+        <w:ind w:firstLine="0"/>
+        <w:rPr>
+          <w:i w:val="0"/>
+          <w:iCs/>
+          <w:szCs w:val="28"/>
+        </w:rPr>
+      </w:pPr>
+    </w:p>
+    <w:p>
+      <w:pPr>
+        <w:pStyle w:val="a4"/>
+        <w:numPr>
+          <w:ilvl w:val="0"/>
+          <w:numId w:val="35"/>
+        </w:numPr>
+        <w:ind w:left="0" w:firstLine="714"/>
+        <w:rPr>
+          <w:b/>
+          <w:bCs/>
+          <w:i w:val="0"/>
+          <w:iCs/>
+          <w:szCs w:val="28"/>
+        </w:rPr>
+      </w:pPr>
+      <w:r>
+        <w:rPr>
+          <w:b/>
+          <w:bCs/>
+          <w:i w:val="0"/>
+          <w:iCs/>
+          <w:szCs w:val="28"/>
+          <w:lang w:val="ru-RU"/>
+        </w:rPr>
+        <w:lastRenderedPageBreak/>
+        <w:t>Описание проблемы</w:t>
+      </w:r>
+    </w:p>
+    <w:p>
+      <w:pPr>
+        <w:rPr>
+          <w:i w:val="0"/>
+          <w:iCs/>
+        </w:rPr>
+      </w:pPr>
+      <w:r>
+        <w:rPr>
+          <w:i w:val="0"/>
+          <w:iCs/>
+        </w:rPr>
+        <w:t>Ранее расчёт заработной платы сотрудников выполнялся вручную с учётом различных правил оплаты труда, что требовало значительных временных затрат и могло приводить к ошибкам. С целью автоматизации данного процесса и повышения точности расчётов разрабатывается программное обеспечение для учёта сотрудников и расчёта их заработной платы.</w:t>
+      </w:r>
+    </w:p>
+    <w:p>
+      <w:pPr>
+        <w:rPr>
+          <w:i w:val="0"/>
+          <w:iCs/>
+        </w:rPr>
+      </w:pPr>
+    </w:p>
+    <w:p>
+      <w:pPr>
+        <w:rPr>
+          <w:i w:val="0"/>
+          <w:iCs/>
+        </w:rPr>
+      </w:pPr>
+    </w:p>
+    <w:p>
+      <w:pPr>
+        <w:rPr>
+          <w:i w:val="0"/>
+          <w:iCs/>
+        </w:rPr>
+      </w:pPr>
+    </w:p>
+    <w:p>
+      <w:pPr>
+        <w:rPr>
+          <w:i w:val="0"/>
+          <w:iCs/>
+        </w:rPr>
+      </w:pPr>
+    </w:p>
+    <w:p>
+      <w:pPr>
+        <w:rPr>
+          <w:i w:val="0"/>
+          <w:iCs/>
+        </w:rPr>
+      </w:pPr>
+    </w:p>
+    <w:p>
+      <w:pPr>
+        <w:rPr>
+          <w:i w:val="0"/>
+          <w:iCs/>
+        </w:rPr>
+      </w:pPr>
+    </w:p>
+    <w:p>
+      <w:pPr>
+        <w:rPr>
+          <w:i w:val="0"/>
+          <w:iCs/>
+        </w:rPr>
+      </w:pPr>
+    </w:p>
+    <w:p>
+      <w:pPr>
+        <w:rPr>
+          <w:i w:val="0"/>
+          <w:iCs/>
+        </w:rPr>
+      </w:pPr>
+    </w:p>
+    <w:p>
+      <w:pPr>
+        <w:rPr>
+          <w:i w:val="0"/>
+          <w:iCs/>
+        </w:rPr>
+      </w:pPr>
+    </w:p>
+    <w:p>
+      <w:pPr>
+        <w:rPr>
+          <w:i w:val="0"/>
+          <w:iCs/>
+        </w:rPr>
+      </w:pPr>
+    </w:p>
+    <w:p>
+      <w:pPr>
+        <w:rPr>
+          <w:i w:val="0"/>
+          <w:iCs/>
+        </w:rPr>
+      </w:pPr>
+    </w:p>
+    <w:p>
+      <w:pPr>
+        <w:rPr>
+          <w:i w:val="0"/>
+          <w:iCs/>
+        </w:rPr>
+      </w:pPr>
+    </w:p>
+    <w:p>
+      <w:pPr>
+        <w:rPr>
+          <w:i w:val="0"/>
+          <w:iCs/>
+        </w:rPr>
+      </w:pPr>
+    </w:p>
+    <w:p>
+      <w:pPr>
+        <w:rPr>
+          <w:i w:val="0"/>
+          <w:iCs/>
+        </w:rPr>
+      </w:pPr>
+    </w:p>
+    <w:p>
+      <w:pPr>
+        <w:rPr>
+          <w:i w:val="0"/>
+          <w:iCs/>
+        </w:rPr>
+      </w:pPr>
+    </w:p>
+    <w:p>
+      <w:pPr>
+        <w:rPr>
+          <w:i w:val="0"/>
+          <w:iCs/>
+        </w:rPr>
+      </w:pPr>
+    </w:p>
+    <w:p>
+      <w:pPr>
+        <w:rPr>
+          <w:i w:val="0"/>
+          <w:iCs/>
+        </w:rPr>
+      </w:pPr>
+    </w:p>
+    <w:p>
+      <w:pPr>
+        <w:rPr>
+          <w:i w:val="0"/>
+          <w:iCs/>
+        </w:rPr>
+      </w:pPr>
+    </w:p>
+    <w:p>
+      <w:pPr>
+        <w:rPr>
+          <w:i w:val="0"/>
+          <w:iCs/>
+        </w:rPr>
+      </w:pPr>
+    </w:p>
+    <w:p>
+      <w:pPr>
+        <w:rPr>
+          <w:i w:val="0"/>
+          <w:iCs/>
+        </w:rPr>
+      </w:pPr>
+    </w:p>
+    <w:p>
+      <w:pPr>
+        <w:rPr>
+          <w:i w:val="0"/>
+          <w:iCs/>
+        </w:rPr>
+      </w:pPr>
+    </w:p>
+    <w:p>
+      <w:pPr>
+        <w:rPr>
+          <w:i w:val="0"/>
+          <w:iCs/>
+        </w:rPr>
+      </w:pPr>
+    </w:p>
+    <w:p>
+      <w:pPr>
+        <w:rPr>
+          <w:i w:val="0"/>
+          <w:iCs/>
+        </w:rPr>
+      </w:pPr>
+    </w:p>
+    <w:p>
+      <w:pPr>
+        <w:pStyle w:val="a4"/>
+        <w:numPr>
+          <w:ilvl w:val="0"/>
+          <w:numId w:val="35"/>
+        </w:numPr>
+        <w:ind w:left="0" w:firstLine="709"/>
+        <w:rPr>
+          <w:b/>
+          <w:bCs/>
+          <w:i w:val="0"/>
+          <w:iCs/>
+          <w:szCs w:val="28"/>
+        </w:rPr>
+      </w:pPr>
+      <w:r>
+        <w:rPr>
+          <w:b/>
+          <w:bCs/>
+          <w:i w:val="0"/>
+          <w:iCs/>
+          <w:szCs w:val="28"/>
+          <w:lang w:val="ru-RU"/>
+        </w:rPr>
+        <w:lastRenderedPageBreak/>
+        <w:t>Требования к системе</w:t>
+      </w:r>
+    </w:p>
+    <w:p>
+      <w:pPr>
+        <w:rPr>
+          <w:i w:val="0"/>
+          <w:szCs w:val="28"/>
+        </w:rPr>
+      </w:pPr>
+      <w:r>
+        <w:rPr>
+          <w:i w:val="0"/>
+          <w:iCs/>
+          <w:szCs w:val="28"/>
+        </w:rPr>
+        <w:t xml:space="preserve">Сведем требования к системе в таблицу и установим </w:t>
+      </w:r>
+      <w:r>
+        <w:rPr>
+          <w:i w:val="0"/>
+          <w:szCs w:val="28"/>
+        </w:rPr>
+        <w:t>мнемонические идентификаторы</w:t>
+      </w:r>
+      <w:r>
+        <w:rPr>
+          <w:i w:val="0"/>
+          <w:szCs w:val="28"/>
+        </w:rPr>
+        <w:t xml:space="preserve"> для каждого требования.</w:t>
+      </w:r>
+    </w:p>
+    <w:p>
+      <w:pPr>
+        <w:ind w:firstLine="0"/>
+        <w:rPr>
+          <w:i w:val="0"/>
+          <w:szCs w:val="28"/>
+        </w:rPr>
+      </w:pPr>
+      <w:r>
+        <w:rPr>
+          <w:i w:val="0"/>
+          <w:szCs w:val="28"/>
+        </w:rPr>
+        <w:t>Таблица А.1 – Требования к системе с мнемоническими идентификаторами</w:t>
+      </w:r>
+    </w:p>
+    <w:tbl>
+      <w:tblPr>
+        <w:tblStyle w:val="af1"/>
+        <w:tblW w:w="0" w:type="auto"/>
+        <w:tblLook w:val="04A0" w:firstRow="1" w:lastRow="0" w:firstColumn="1" w:lastColumn="0" w:noHBand="0" w:noVBand="1"/>
+      </w:tblPr>
+      <w:tblGrid>
+        <w:gridCol w:w="1413"/>
+        <w:gridCol w:w="7932"/>
+      </w:tblGrid>
+      <w:tr>
+        <w:tc>
+          <w:tcPr>
+            <w:tcW w:w="1413" w:type="dxa"/>
+          </w:tcPr>
+          <w:p>
+            <w:pPr>
+              <w:ind w:firstLine="0"/>
+              <w:jc w:val="center"/>
+              <w:rPr>
+                <w:i w:val="0"/>
+                <w:szCs w:val="28"/>
+              </w:rPr>
+            </w:pPr>
+            <w:r>
+              <w:rPr>
+                <w:rFonts w:eastAsiaTheme="minorHAnsi"/>
+                <w:i w:val="0"/>
+                <w:szCs w:val="28"/>
+                <w:lang w:eastAsia="en-US"/>
+              </w:rPr>
+              <w:t>Префикс</w:t>
+            </w:r>
+          </w:p>
+        </w:tc>
+        <w:tc>
+          <w:tcPr>
+            <w:tcW w:w="7932" w:type="dxa"/>
+          </w:tcPr>
+          <w:p>
+            <w:pPr>
+              <w:ind w:firstLine="0"/>
+              <w:jc w:val="center"/>
+              <w:rPr>
+                <w:i w:val="0"/>
+                <w:szCs w:val="28"/>
+              </w:rPr>
+            </w:pPr>
+            <w:r>
+              <w:rPr>
+                <w:i w:val="0"/>
+                <w:szCs w:val="28"/>
+              </w:rPr>
+              <w:t>Тип требования</w:t>
+            </w:r>
+          </w:p>
+        </w:tc>
+      </w:tr>
+      <w:tr>
+        <w:tc>
+          <w:tcPr>
+            <w:tcW w:w="1413" w:type="dxa"/>
+          </w:tcPr>
+          <w:p>
+            <w:pPr>
+              <w:ind w:firstLine="0"/>
+              <w:jc w:val="center"/>
+              <w:rPr>
+                <w:i w:val="0"/>
+                <w:szCs w:val="28"/>
+                <w:lang w:val="en-US"/>
+              </w:rPr>
+            </w:pPr>
+            <w:r>
+              <w:rPr>
+                <w:i w:val="0"/>
+                <w:szCs w:val="28"/>
+                <w:lang w:val="en-US"/>
+              </w:rPr>
+              <w:t>A</w:t>
+            </w:r>
+          </w:p>
+        </w:tc>
+        <w:tc>
+          <w:tcPr>
+            <w:tcW w:w="7932" w:type="dxa"/>
+          </w:tcPr>
+          <w:p>
+            <w:pPr>
+              <w:ind w:firstLine="0"/>
+              <w:jc w:val="left"/>
+              <w:rPr>
+                <w:i w:val="0"/>
+                <w:szCs w:val="28"/>
+              </w:rPr>
+            </w:pPr>
+            <w:r>
+              <w:rPr>
+                <w:i w:val="0"/>
+                <w:szCs w:val="28"/>
+              </w:rPr>
+              <w:t>Архитектурное требование</w:t>
+            </w:r>
+          </w:p>
+        </w:tc>
+      </w:tr>
+      <w:tr>
+        <w:tc>
+          <w:tcPr>
+            <w:tcW w:w="1413" w:type="dxa"/>
+          </w:tcPr>
+          <w:p>
+            <w:pPr>
+              <w:ind w:firstLine="0"/>
+              <w:jc w:val="center"/>
+              <w:rPr>
+                <w:i w:val="0"/>
+                <w:szCs w:val="28"/>
+                <w:lang w:val="en-US"/>
+              </w:rPr>
+            </w:pPr>
+            <w:r>
+              <w:rPr>
+                <w:i w:val="0"/>
+                <w:szCs w:val="28"/>
+                <w:lang w:val="en-US"/>
+              </w:rPr>
+              <w:t>C</w:t>
+            </w:r>
+          </w:p>
+        </w:tc>
+        <w:tc>
+          <w:tcPr>
+            <w:tcW w:w="7932" w:type="dxa"/>
+          </w:tcPr>
+          <w:p>
+            <w:pPr>
+              <w:ind w:firstLine="0"/>
+              <w:jc w:val="left"/>
+              <w:rPr>
+                <w:i w:val="0"/>
+                <w:szCs w:val="28"/>
+              </w:rPr>
+            </w:pPr>
+            <w:r>
+              <w:rPr>
+                <w:i w:val="0"/>
+                <w:szCs w:val="28"/>
+              </w:rPr>
+              <w:t>Требование к аппаратной или программной совместимости</w:t>
+            </w:r>
+          </w:p>
+        </w:tc>
+      </w:tr>
+      <w:tr>
+        <w:tc>
+          <w:tcPr>
+            <w:tcW w:w="1413" w:type="dxa"/>
+          </w:tcPr>
+          <w:p>
+            <w:pPr>
+              <w:ind w:firstLine="0"/>
+              <w:jc w:val="center"/>
+              <w:rPr>
+                <w:i w:val="0"/>
+                <w:szCs w:val="28"/>
+                <w:lang w:val="en-US"/>
+              </w:rPr>
+            </w:pPr>
+            <w:r>
+              <w:rPr>
+                <w:i w:val="0"/>
+                <w:szCs w:val="28"/>
+                <w:lang w:val="en-US"/>
+              </w:rPr>
+              <w:t>D</w:t>
+            </w:r>
+          </w:p>
+        </w:tc>
+        <w:tc>
+          <w:tcPr>
+            <w:tcW w:w="7932" w:type="dxa"/>
+          </w:tcPr>
+          <w:p>
+            <w:pPr>
+              <w:ind w:firstLine="0"/>
+              <w:jc w:val="left"/>
+              <w:rPr>
+                <w:i w:val="0"/>
+                <w:szCs w:val="28"/>
+              </w:rPr>
+            </w:pPr>
+            <w:r>
+              <w:rPr>
+                <w:i w:val="0"/>
+                <w:szCs w:val="28"/>
+              </w:rPr>
+              <w:t>Требование к структуре данных</w:t>
+            </w:r>
+          </w:p>
+        </w:tc>
+      </w:tr>
+      <w:tr>
+        <w:tc>
+          <w:tcPr>
+            <w:tcW w:w="1413" w:type="dxa"/>
+          </w:tcPr>
+          <w:p>
+            <w:pPr>
+              <w:ind w:firstLine="0"/>
+              <w:jc w:val="center"/>
+              <w:rPr>
+                <w:i w:val="0"/>
+                <w:szCs w:val="28"/>
+                <w:lang w:val="en-US"/>
+              </w:rPr>
+            </w:pPr>
+            <w:r>
+              <w:rPr>
+                <w:i w:val="0"/>
+                <w:szCs w:val="28"/>
+                <w:lang w:val="en-US"/>
+              </w:rPr>
+              <w:t>F</w:t>
+            </w:r>
+          </w:p>
+        </w:tc>
+        <w:tc>
+          <w:tcPr>
+            <w:tcW w:w="7932" w:type="dxa"/>
+          </w:tcPr>
+          <w:p>
+            <w:pPr>
+              <w:ind w:firstLine="0"/>
+              <w:jc w:val="left"/>
+              <w:rPr>
+                <w:i w:val="0"/>
+                <w:szCs w:val="28"/>
+              </w:rPr>
+            </w:pPr>
+            <w:r>
+              <w:rPr>
+                <w:i w:val="0"/>
+                <w:szCs w:val="28"/>
+              </w:rPr>
+              <w:t>Функциональное требование</w:t>
+            </w:r>
+          </w:p>
+        </w:tc>
+      </w:tr>
+      <w:tr>
+        <w:tc>
+          <w:tcPr>
+            <w:tcW w:w="1413" w:type="dxa"/>
+          </w:tcPr>
+          <w:p>
+            <w:pPr>
+              <w:ind w:firstLine="0"/>
+              <w:jc w:val="center"/>
+              <w:rPr>
+                <w:i w:val="0"/>
+                <w:szCs w:val="28"/>
+                <w:lang w:val="en-US"/>
+              </w:rPr>
+            </w:pPr>
+            <w:r>
+              <w:rPr>
+                <w:i w:val="0"/>
+                <w:szCs w:val="28"/>
+                <w:lang w:val="en-US"/>
+              </w:rPr>
+              <w:t>U</w:t>
+            </w:r>
+          </w:p>
+        </w:tc>
+        <w:tc>
+          <w:tcPr>
+            <w:tcW w:w="7932" w:type="dxa"/>
+          </w:tcPr>
+          <w:p>
+            <w:pPr>
+              <w:ind w:firstLine="0"/>
+              <w:jc w:val="left"/>
+              <w:rPr>
+                <w:i w:val="0"/>
+                <w:szCs w:val="28"/>
+              </w:rPr>
+            </w:pPr>
+            <w:r>
+              <w:rPr>
+                <w:i w:val="0"/>
+                <w:szCs w:val="28"/>
+              </w:rPr>
+              <w:t>Требование к пользовательскому интерфейсу</w:t>
+            </w:r>
+          </w:p>
+        </w:tc>
+      </w:tr>
+    </w:tbl>
+    <w:p>
+      <w:pPr>
+        <w:pStyle w:val="a4"/>
+        <w:numPr>
+          <w:ilvl w:val="1"/>
+          <w:numId w:val="35"/>
+        </w:numPr>
+        <w:ind w:left="0" w:firstLine="698"/>
+        <w:rPr>
+          <w:b/>
+          <w:bCs/>
+          <w:i w:val="0"/>
+          <w:szCs w:val="28"/>
+        </w:rPr>
+      </w:pPr>
+      <w:r>
+        <w:rPr>
+          <w:b/>
+          <w:bCs/>
+          <w:i w:val="0"/>
+          <w:szCs w:val="28"/>
+          <w:lang w:val="ru-RU"/>
+        </w:rPr>
+        <w:t>Требования к архитектуре</w:t>
+      </w:r>
+    </w:p>
+    <w:p>
+      <w:pPr>
+        <w:rPr>
+          <w:i w:val="0"/>
+          <w:iCs/>
+          <w:szCs w:val="28"/>
+        </w:rPr>
+      </w:pPr>
+      <w:r>
+        <w:rPr>
+          <w:b/>
+          <w:bCs/>
+          <w:i w:val="0"/>
+          <w:iCs/>
+          <w:szCs w:val="28"/>
+          <w:lang w:val="en-US"/>
+        </w:rPr>
+        <w:t>A</w:t>
+      </w:r>
+      <w:r>
+        <w:rPr>
+          <w:b/>
+          <w:bCs/>
+          <w:i w:val="0"/>
+          <w:iCs/>
+          <w:szCs w:val="28"/>
+        </w:rPr>
+        <w:t>1.</w:t>
+      </w:r>
+      <w:r>
+        <w:rPr>
+          <w:i w:val="0"/>
+          <w:iCs/>
+          <w:szCs w:val="28"/>
+        </w:rPr>
+        <w:t xml:space="preserve"> </w:t>
+      </w:r>
+      <w:r>
+        <w:rPr>
+          <w:i w:val="0"/>
+          <w:iCs/>
+          <w:szCs w:val="28"/>
+        </w:rPr>
+        <w:t>Система должна быть реализована в виде десктопного приложения.</w:t>
+      </w:r>
+    </w:p>
+    <w:p>
+      <w:pPr>
+        <w:pStyle w:val="a4"/>
+        <w:numPr>
+          <w:ilvl w:val="1"/>
+          <w:numId w:val="35"/>
+        </w:numPr>
+        <w:ind w:left="0" w:firstLine="709"/>
+        <w:rPr>
+          <w:b/>
+          <w:bCs/>
+          <w:i w:val="0"/>
+          <w:iCs/>
+          <w:szCs w:val="28"/>
+          <w:lang w:val="ru-RU"/>
+        </w:rPr>
+      </w:pPr>
+      <w:r>
+        <w:rPr>
+          <w:b/>
+          <w:bCs/>
+          <w:i w:val="0"/>
+          <w:iCs/>
+          <w:szCs w:val="28"/>
+          <w:lang w:val="ru-RU"/>
+        </w:rPr>
+        <w:t>Требования к аппаратной или программной совместимости</w:t>
+      </w:r>
+    </w:p>
+    <w:p>
+      <w:pPr>
+        <w:rPr>
+          <w:i w:val="0"/>
+          <w:iCs/>
+          <w:szCs w:val="28"/>
+        </w:rPr>
+      </w:pPr>
+      <w:r>
+        <w:rPr>
+          <w:b/>
+          <w:bCs/>
+          <w:i w:val="0"/>
+          <w:iCs/>
+          <w:szCs w:val="28"/>
+          <w:lang w:val="en-US"/>
+        </w:rPr>
+        <w:t>C</w:t>
+      </w:r>
+      <w:r>
+        <w:rPr>
+          <w:b/>
+          <w:bCs/>
+          <w:i w:val="0"/>
+          <w:iCs/>
+          <w:szCs w:val="28"/>
+        </w:rPr>
+        <w:t>1.</w:t>
+      </w:r>
+      <w:r>
+        <w:rPr>
+          <w:i w:val="0"/>
+          <w:iCs/>
+          <w:szCs w:val="28"/>
+        </w:rPr>
+        <w:t xml:space="preserve"> </w:t>
+      </w:r>
+      <w:r>
+        <w:rPr>
+          <w:i w:val="0"/>
+          <w:iCs/>
+          <w:szCs w:val="28"/>
+        </w:rPr>
+        <w:t xml:space="preserve">Система должна работать на операционной системе </w:t>
+      </w:r>
+      <w:r>
+        <w:rPr>
+          <w:i w:val="0"/>
+          <w:iCs/>
+          <w:szCs w:val="28"/>
+          <w:lang w:val="en-US"/>
+        </w:rPr>
+        <w:t>Windows</w:t>
+      </w:r>
+      <w:r>
+        <w:rPr>
+          <w:i w:val="0"/>
+          <w:iCs/>
+          <w:szCs w:val="28"/>
+        </w:rPr>
+        <w:t xml:space="preserve"> </w:t>
+      </w:r>
+      <w:r>
+        <w:rPr>
+          <w:i w:val="0"/>
+          <w:iCs/>
+          <w:szCs w:val="28"/>
+        </w:rPr>
+        <w:t>10 или иной ОС, совместимой с этой. Работоспособность на предыдущих версиях ОС не гарантируется.</w:t>
+      </w:r>
+    </w:p>
+    <w:p>
+      <w:pPr>
+        <w:rPr>
+          <w:i w:val="0"/>
+          <w:iCs/>
+          <w:szCs w:val="28"/>
+        </w:rPr>
+      </w:pPr>
+      <w:r>
+        <w:rPr>
+          <w:b/>
+          <w:bCs/>
+          <w:i w:val="0"/>
+          <w:iCs/>
+          <w:szCs w:val="28"/>
+          <w:lang w:val="en-US"/>
+        </w:rPr>
+        <w:t>C</w:t>
+      </w:r>
+      <w:r>
+        <w:rPr>
+          <w:b/>
+          <w:bCs/>
+          <w:i w:val="0"/>
+          <w:iCs/>
+          <w:szCs w:val="28"/>
+        </w:rPr>
+        <w:t>2.</w:t>
+      </w:r>
+      <w:r>
+        <w:rPr>
+          <w:i w:val="0"/>
+          <w:iCs/>
+          <w:szCs w:val="28"/>
+        </w:rPr>
+        <w:t xml:space="preserve"> </w:t>
+      </w:r>
+      <w:r>
+        <w:rPr>
+          <w:i w:val="0"/>
+          <w:iCs/>
+          <w:szCs w:val="28"/>
+        </w:rPr>
+        <w:t xml:space="preserve">На рабочей станции должен быть установлен </w:t>
+      </w:r>
+      <w:r>
+        <w:rPr>
+          <w:i w:val="0"/>
+          <w:iCs/>
+          <w:szCs w:val="28"/>
+        </w:rPr>
+        <w:t>.</w:t>
+      </w:r>
+      <w:r>
+        <w:rPr>
+          <w:i w:val="0"/>
+          <w:iCs/>
+          <w:szCs w:val="28"/>
+          <w:lang w:val="en-US"/>
+        </w:rPr>
+        <w:t>NET</w:t>
+      </w:r>
+      <w:r>
+        <w:rPr>
+          <w:i w:val="0"/>
+          <w:iCs/>
+          <w:szCs w:val="28"/>
+        </w:rPr>
+        <w:t xml:space="preserve"> </w:t>
+      </w:r>
+      <w:r>
+        <w:rPr>
+          <w:i w:val="0"/>
+          <w:iCs/>
+          <w:szCs w:val="28"/>
+        </w:rPr>
+        <w:t>версии 7.0 или выше.</w:t>
+      </w:r>
+    </w:p>
+    <w:p>
+      <w:pPr>
+        <w:rPr>
+          <w:i w:val="0"/>
+          <w:szCs w:val="28"/>
+        </w:rPr>
+      </w:pPr>
+      <w:r>
+        <w:rPr>
+          <w:b/>
+          <w:bCs/>
+          <w:i w:val="0"/>
+          <w:iCs/>
+          <w:szCs w:val="28"/>
+          <w:lang w:val="en-US"/>
+        </w:rPr>
+        <w:t>C</w:t>
+      </w:r>
+      <w:r>
+        <w:rPr>
+          <w:b/>
+          <w:bCs/>
+          <w:i w:val="0"/>
+          <w:iCs/>
+          <w:szCs w:val="28"/>
+        </w:rPr>
+        <w:t>3.</w:t>
+      </w:r>
+      <w:r>
+        <w:rPr>
+          <w:i w:val="0"/>
+          <w:iCs/>
+          <w:szCs w:val="28"/>
+        </w:rPr>
+        <w:t xml:space="preserve"> </w:t>
+      </w:r>
+      <w:r>
+        <w:rPr>
+          <w:i w:val="0"/>
+          <w:iCs/>
+        </w:rPr>
+        <w:t>Процессор: процессор с частотой 1 Гигагерц (ГГц) или выше</w:t>
+      </w:r>
+      <w:r>
+        <w:rPr>
+          <w:i w:val="0"/>
+          <w:szCs w:val="28"/>
+        </w:rPr>
+        <w:t xml:space="preserve"> </w:t>
+      </w:r>
+    </w:p>
+    <w:p>
+      <w:pPr>
+        <w:rPr>
+          <w:rFonts w:ascii="Arial" w:eastAsia="Times New Roman" w:hAnsi="Arial" w:cs="Arial"/>
+          <w:i w:val="0"/>
+          <w:iCs/>
+          <w:color w:val="333333"/>
+          <w:sz w:val="24"/>
+          <w:lang w:eastAsia="ru-RU"/>
+        </w:rPr>
+      </w:pPr>
+      <w:r>
+        <w:rPr>
+          <w:b/>
+          <w:bCs/>
+          <w:i w:val="0"/>
+          <w:szCs w:val="28"/>
+          <w:lang w:val="en-US"/>
+        </w:rPr>
+        <w:t>C</w:t>
+      </w:r>
+      <w:r>
+        <w:rPr>
+          <w:b/>
+          <w:bCs/>
+          <w:i w:val="0"/>
+          <w:szCs w:val="28"/>
+        </w:rPr>
+        <w:t>4.</w:t>
+      </w:r>
+      <w:r>
+        <w:rPr>
+          <w:i w:val="0"/>
+          <w:szCs w:val="28"/>
+        </w:rPr>
+        <w:t xml:space="preserve"> </w:t>
+      </w:r>
+      <w:r>
+        <w:rPr>
+          <w:i w:val="0"/>
+          <w:szCs w:val="28"/>
+        </w:rPr>
+        <w:t xml:space="preserve">ОЗУ: </w:t>
+      </w:r>
+      <w:r>
+        <w:rPr>
+          <w:i w:val="0"/>
+          <w:iCs/>
+        </w:rPr>
+        <w:t>1 ГБ для 32-разрядных систем или 2 ГБ для 64-разрядных систем</w:t>
+      </w:r>
+    </w:p>
+    <w:p>
+      <w:pPr>
+        <w:shd w:val="clear" w:color="auto" w:fill="FFFFFF"/>
+        <w:ind w:firstLine="708"/>
+      </w:pPr>
+      <w:r>
+        <w:rPr>
+          <w:b/>
+          <w:bCs/>
+          <w:i w:val="0"/>
+          <w:iCs/>
+          <w:szCs w:val="28"/>
+          <w:lang w:val="en-US"/>
+        </w:rPr>
+        <w:t>C</w:t>
+      </w:r>
+      <w:r>
+        <w:rPr>
+          <w:b/>
+          <w:bCs/>
+          <w:i w:val="0"/>
+          <w:iCs/>
+          <w:szCs w:val="28"/>
+        </w:rPr>
+        <w:t>5.</w:t>
+      </w:r>
+      <w:r>
+        <w:rPr>
+          <w:i w:val="0"/>
+          <w:iCs/>
+          <w:szCs w:val="28"/>
+        </w:rPr>
+        <w:t xml:space="preserve"> </w:t>
+      </w:r>
+      <w:r>
+        <w:rPr>
+          <w:i w:val="0"/>
+          <w:iCs/>
+        </w:rPr>
+        <w:t>Место на жестком диске: 4 ГБ для 32-разрядных систем или 8 ГБ для 64-разрядных систем</w:t>
+      </w:r>
+    </w:p>
+    <w:p>
+      <w:pPr>
+        <w:pStyle w:val="a4"/>
+        <w:numPr>
+          <w:ilvl w:val="1"/>
+          <w:numId w:val="35"/>
+        </w:numPr>
+        <w:rPr>
+          <w:b/>
+          <w:bCs/>
+          <w:i w:val="0"/>
+          <w:iCs/>
+          <w:szCs w:val="28"/>
+        </w:rPr>
+      </w:pPr>
+      <w:r>
+        <w:rPr>
+          <w:b/>
+          <w:bCs/>
+          <w:i w:val="0"/>
+          <w:iCs/>
+          <w:szCs w:val="28"/>
+          <w:lang w:val="ru-RU"/>
+        </w:rPr>
+        <w:t>Требования к структуре данных</w:t>
+      </w:r>
+    </w:p>
+    <w:p>
+      <w:pPr>
+        <w:rPr>
+          <w:i w:val="0"/>
+          <w:iCs/>
+          <w:szCs w:val="28"/>
+        </w:rPr>
+      </w:pPr>
+      <w:r>
+        <w:rPr>
+          <w:b/>
+          <w:bCs/>
+          <w:i w:val="0"/>
+          <w:iCs/>
+          <w:szCs w:val="28"/>
+          <w:lang w:val="en-US"/>
+        </w:rPr>
+        <w:t>D</w:t>
+      </w:r>
+      <w:r>
+        <w:rPr>
+          <w:b/>
+          <w:bCs/>
+          <w:i w:val="0"/>
+          <w:iCs/>
+          <w:szCs w:val="28"/>
+        </w:rPr>
+        <w:t>1.</w:t>
+      </w:r>
+      <w:r>
+        <w:rPr>
+          <w:i w:val="0"/>
+          <w:iCs/>
+          <w:szCs w:val="28"/>
+        </w:rPr>
+        <w:t xml:space="preserve"> </w:t>
+      </w:r>
+      <w:r>
+        <w:rPr>
+          <w:i w:val="0"/>
+          <w:iCs/>
+          <w:szCs w:val="28"/>
+        </w:rPr>
+        <w:t xml:space="preserve">Данные о сотрудниках должны храниться в формате </w:t>
+      </w:r>
+      <w:proofErr w:type="gramStart"/>
+      <w:r>
+        <w:rPr>
+          <w:i w:val="0"/>
+          <w:iCs/>
+          <w:szCs w:val="28"/>
+        </w:rPr>
+        <w:t>*.</w:t>
+      </w:r>
+      <w:proofErr w:type="spellStart"/>
+      <w:r>
+        <w:rPr>
+          <w:i w:val="0"/>
+          <w:iCs/>
+          <w:szCs w:val="28"/>
+          <w:lang w:val="en-US"/>
+        </w:rPr>
+        <w:t>viktor</w:t>
+      </w:r>
+      <w:proofErr w:type="spellEnd"/>
+      <w:proofErr w:type="gramEnd"/>
+      <w:r>
+        <w:rPr>
+          <w:i w:val="0"/>
+          <w:iCs/>
+          <w:szCs w:val="28"/>
+        </w:rPr>
+        <w:t>.</w:t>
+      </w:r>
+    </w:p>
+    <w:p>
+      <w:pPr>
+        <w:rPr>
+          <w:i w:val="0"/>
+          <w:iCs/>
+          <w:szCs w:val="28"/>
+        </w:rPr>
+      </w:pPr>
+      <w:r>
+        <w:rPr>
+          <w:b/>
+          <w:bCs/>
+          <w:i w:val="0"/>
+          <w:iCs/>
+          <w:szCs w:val="28"/>
+          <w:lang w:val="en-US"/>
+        </w:rPr>
+        <w:t>D</w:t>
+      </w:r>
+      <w:r>
+        <w:rPr>
+          <w:b/>
+          <w:bCs/>
+          <w:i w:val="0"/>
+          <w:iCs/>
+          <w:szCs w:val="28"/>
+        </w:rPr>
+        <w:t>1.1.</w:t>
+      </w:r>
+      <w:r>
+        <w:rPr>
+          <w:i w:val="0"/>
+          <w:iCs/>
+          <w:szCs w:val="28"/>
+        </w:rPr>
+        <w:t xml:space="preserve"> </w:t>
+      </w:r>
+      <w:r>
+        <w:rPr>
+          <w:i w:val="0"/>
+          <w:iCs/>
+          <w:szCs w:val="28"/>
+        </w:rPr>
+        <w:t xml:space="preserve">Формат </w:t>
+      </w:r>
+      <w:r>
+        <w:rPr>
+          <w:i w:val="0"/>
+          <w:iCs/>
+          <w:szCs w:val="28"/>
+        </w:rPr>
+        <w:t>должен соответствовать следующей схеме:</w:t>
+      </w:r>
+    </w:p>
+    <w:p>
+      <w:pPr>
+        <w:rPr>
+          <w:i w:val="0"/>
+          <w:iCs/>
+          <w:szCs w:val="28"/>
+          <w:lang w:val="en-US"/>
+        </w:rPr>
+      </w:pPr>
+      <w:r>
+        <w:rPr>
+          <w:i w:val="0"/>
+          <w:iCs/>
+          <w:szCs w:val="28"/>
+          <w:lang w:val="en-US"/>
+        </w:rPr>
+        <w:t>{</w:t>
+      </w:r>
+    </w:p>
+    <w:p>
+      <w:pPr>
+        <w:rPr>
+          <w:i w:val="0"/>
+          <w:iCs/>
+          <w:szCs w:val="28"/>
+          <w:lang w:val="en-US"/>
+        </w:rPr>
+      </w:pPr>
+      <w:r>
+        <w:rPr>
+          <w:i w:val="0"/>
+          <w:iCs/>
+          <w:szCs w:val="28"/>
+          <w:lang w:val="en-US"/>
+        </w:rPr>
+        <w:t xml:space="preserve">  "$schema": "http://json-schema.org/draft-07/schema#",</w:t>
+      </w:r>
+    </w:p>
+    <w:p>
+      <w:pPr>
+        <w:rPr>
+          <w:i w:val="0"/>
+          <w:iCs/>
+          <w:szCs w:val="28"/>
+          <w:lang w:val="en-US"/>
+        </w:rPr>
+      </w:pPr>
+      <w:r>
+        <w:rPr>
+          <w:i w:val="0"/>
+          <w:iCs/>
+          <w:szCs w:val="28"/>
+          <w:lang w:val="en-US"/>
+        </w:rPr>
+        <w:t xml:space="preserve">  "type": "array",</w:t>
+      </w:r>
+    </w:p>
+    <w:p>
+      <w:pPr>
+        <w:rPr>
+          <w:i w:val="0"/>
+          <w:iCs/>
+          <w:szCs w:val="28"/>
+          <w:lang w:val="en-US"/>
+        </w:rPr>
+      </w:pPr>
+      <w:r>
+        <w:rPr>
+          <w:i w:val="0"/>
+          <w:iCs/>
+          <w:szCs w:val="28"/>
+          <w:lang w:val="en-US"/>
+        </w:rPr>
+        <w:t xml:space="preserve">  "items": {</w:t>
+      </w:r>
+    </w:p>
+    <w:p>
+      <w:pPr>
+        <w:rPr>
+          <w:i w:val="0"/>
+          <w:iCs/>
+          <w:szCs w:val="28"/>
+          <w:lang w:val="en-US"/>
+        </w:rPr>
+      </w:pPr>
+      <w:r>
+        <w:rPr>
+          <w:i w:val="0"/>
+          <w:iCs/>
+          <w:szCs w:val="28"/>
+          <w:lang w:val="en-US"/>
+        </w:rPr>
+        <w:lastRenderedPageBreak/>
+        <w:t xml:space="preserve">    "type": "object",</w:t>
+      </w:r>
+    </w:p>
+    <w:p>
+      <w:pPr>
+        <w:rPr>
+          <w:i w:val="0"/>
+          <w:iCs/>
+          <w:szCs w:val="28"/>
+          <w:lang w:val="en-US"/>
+        </w:rPr>
+      </w:pPr>
+      <w:r>
+        <w:rPr>
+          <w:i w:val="0"/>
+          <w:iCs/>
+          <w:szCs w:val="28"/>
+          <w:lang w:val="en-US"/>
+        </w:rPr>
+        <w:t xml:space="preserve">    "required": ["FirstName", "LastName", "Age", "Gender", "Profession"],</w:t>
+      </w:r>
+    </w:p>
+    <w:p>
+      <w:pPr>
+        <w:rPr>
+          <w:i w:val="0"/>
+          <w:iCs/>
+          <w:szCs w:val="28"/>
+          <w:lang w:val="en-US"/>
+        </w:rPr>
+      </w:pPr>
+      <w:r>
+        <w:rPr>
+          <w:i w:val="0"/>
+          <w:iCs/>
+          <w:szCs w:val="28"/>
+          <w:lang w:val="en-US"/>
+        </w:rPr>
+        <w:t xml:space="preserve">    "properties": {</w:t>
+      </w:r>
+    </w:p>
+    <w:p>
+      <w:pPr>
+        <w:rPr>
+          <w:i w:val="0"/>
+          <w:iCs/>
+          <w:szCs w:val="28"/>
+          <w:lang w:val="en-US"/>
+        </w:rPr>
+      </w:pPr>
+      <w:r>
+        <w:rPr>
+          <w:i w:val="0"/>
+          <w:iCs/>
+          <w:szCs w:val="28"/>
+          <w:lang w:val="en-US"/>
+        </w:rPr>
+        <w:t xml:space="preserve">      "FirstName": </w:t>
+      </w:r>
+      <w:proofErr w:type="gramStart"/>
+      <w:r>
+        <w:rPr>
+          <w:i w:val="0"/>
+          <w:iCs/>
+          <w:szCs w:val="28"/>
+          <w:lang w:val="en-US"/>
+        </w:rPr>
+        <w:t>{ "</w:t>
+      </w:r>
+      <w:proofErr w:type="gramEnd"/>
+      <w:r>
+        <w:rPr>
+          <w:i w:val="0"/>
+          <w:iCs/>
+          <w:szCs w:val="28"/>
+          <w:lang w:val="en-US"/>
+        </w:rPr>
+        <w:t>type": "string", "</w:t>
+      </w:r>
+      <w:proofErr w:type="spellStart"/>
+      <w:r>
+        <w:rPr>
+          <w:i w:val="0"/>
+          <w:iCs/>
+          <w:szCs w:val="28"/>
+          <w:lang w:val="en-US"/>
+        </w:rPr>
+        <w:t>minLength</w:t>
+      </w:r>
+      <w:proofErr w:type="spellEnd"/>
+      <w:r>
+        <w:rPr>
+          <w:i w:val="0"/>
+          <w:iCs/>
+          <w:szCs w:val="28"/>
+          <w:lang w:val="en-US"/>
+        </w:rPr>
+        <w:t xml:space="preserve">": </w:t>
+      </w:r>
+      <w:proofErr w:type="gramStart"/>
+      <w:r>
+        <w:rPr>
+          <w:i w:val="0"/>
+          <w:iCs/>
+          <w:szCs w:val="28"/>
+          <w:lang w:val="en-US"/>
+        </w:rPr>
+        <w:t>1 }</w:t>
+      </w:r>
+      <w:proofErr w:type="gramEnd"/>
+      <w:r>
+        <w:rPr>
+          <w:i w:val="0"/>
+          <w:iCs/>
+          <w:szCs w:val="28"/>
+          <w:lang w:val="en-US"/>
+        </w:rPr>
+        <w:t>,</w:t>
+      </w:r>
+    </w:p>
+    <w:p>
+      <w:pPr>
+        <w:rPr>
+          <w:i w:val="0"/>
+          <w:iCs/>
+          <w:szCs w:val="28"/>
+          <w:lang w:val="en-US"/>
+        </w:rPr>
+      </w:pPr>
+      <w:r>
+        <w:rPr>
+          <w:i w:val="0"/>
+          <w:iCs/>
+          <w:szCs w:val="28"/>
+          <w:lang w:val="en-US"/>
+        </w:rPr>
+        <w:t xml:space="preserve">      "LastName": </w:t>
+      </w:r>
+      <w:proofErr w:type="gramStart"/>
+      <w:r>
+        <w:rPr>
+          <w:i w:val="0"/>
+          <w:iCs/>
+          <w:szCs w:val="28"/>
+          <w:lang w:val="en-US"/>
+        </w:rPr>
+        <w:t>{ "</w:t>
+      </w:r>
+      <w:proofErr w:type="gramEnd"/>
+      <w:r>
+        <w:rPr>
+          <w:i w:val="0"/>
+          <w:iCs/>
+          <w:szCs w:val="28"/>
+          <w:lang w:val="en-US"/>
+        </w:rPr>
+        <w:t>type": "string", "</w:t>
+      </w:r>
+      <w:proofErr w:type="spellStart"/>
+      <w:r>
+        <w:rPr>
+          <w:i w:val="0"/>
+          <w:iCs/>
+          <w:szCs w:val="28"/>
+          <w:lang w:val="en-US"/>
+        </w:rPr>
+        <w:t>minLength</w:t>
+      </w:r>
+      <w:proofErr w:type="spellEnd"/>
+      <w:r>
+        <w:rPr>
+          <w:i w:val="0"/>
+          <w:iCs/>
+          <w:szCs w:val="28"/>
+          <w:lang w:val="en-US"/>
+        </w:rPr>
+        <w:t xml:space="preserve">": </w:t>
+      </w:r>
+      <w:proofErr w:type="gramStart"/>
+      <w:r>
+        <w:rPr>
+          <w:i w:val="0"/>
+          <w:iCs/>
+          <w:szCs w:val="28"/>
+          <w:lang w:val="en-US"/>
+        </w:rPr>
+        <w:t>1 }</w:t>
+      </w:r>
+      <w:proofErr w:type="gramEnd"/>
+      <w:r>
+        <w:rPr>
+          <w:i w:val="0"/>
+          <w:iCs/>
+          <w:szCs w:val="28"/>
+          <w:lang w:val="en-US"/>
+        </w:rPr>
+        <w:t>,</w:t>
+      </w:r>
+    </w:p>
+    <w:p>
+      <w:pPr>
+        <w:rPr>
+          <w:i w:val="0"/>
+          <w:iCs/>
+          <w:szCs w:val="28"/>
+          <w:lang w:val="en-US"/>
+        </w:rPr>
+      </w:pPr>
+      <w:r>
+        <w:rPr>
+          <w:i w:val="0"/>
+          <w:iCs/>
+          <w:szCs w:val="28"/>
+          <w:lang w:val="en-US"/>
+        </w:rPr>
+        <w:t xml:space="preserve">      "Age": </w:t>
+      </w:r>
+      <w:proofErr w:type="gramStart"/>
+      <w:r>
+        <w:rPr>
+          <w:i w:val="0"/>
+          <w:iCs/>
+          <w:szCs w:val="28"/>
+          <w:lang w:val="en-US"/>
+        </w:rPr>
+        <w:t>{ "</w:t>
+      </w:r>
+      <w:proofErr w:type="gramEnd"/>
+      <w:r>
+        <w:rPr>
+          <w:i w:val="0"/>
+          <w:iCs/>
+          <w:szCs w:val="28"/>
+          <w:lang w:val="en-US"/>
+        </w:rPr>
+        <w:t xml:space="preserve">type": "integer", "minimum": </w:t>
+      </w:r>
+      <w:proofErr w:type="gramStart"/>
+      <w:r>
+        <w:rPr>
+          <w:i w:val="0"/>
+          <w:iCs/>
+          <w:szCs w:val="28"/>
+          <w:lang w:val="en-US"/>
+        </w:rPr>
+        <w:t>18 }</w:t>
+      </w:r>
+      <w:proofErr w:type="gramEnd"/>
+      <w:r>
+        <w:rPr>
+          <w:i w:val="0"/>
+          <w:iCs/>
+          <w:szCs w:val="28"/>
+          <w:lang w:val="en-US"/>
+        </w:rPr>
+        <w:t>,</w:t>
+      </w:r>
+    </w:p>
+    <w:p>
+      <w:pPr>
+        <w:rPr>
+          <w:i w:val="0"/>
+          <w:iCs/>
+          <w:szCs w:val="28"/>
+          <w:lang w:val="en-US"/>
+        </w:rPr>
+      </w:pPr>
+      <w:r>
+        <w:rPr>
+          <w:i w:val="0"/>
+          <w:iCs/>
+          <w:szCs w:val="28"/>
+          <w:lang w:val="en-US"/>
+        </w:rPr>
+        <w:t xml:space="preserve">      "Gender": </w:t>
+      </w:r>
+      <w:proofErr w:type="gramStart"/>
+      <w:r>
+        <w:rPr>
+          <w:i w:val="0"/>
+          <w:iCs/>
+          <w:szCs w:val="28"/>
+          <w:lang w:val="en-US"/>
+        </w:rPr>
+        <w:t>{ "</w:t>
+      </w:r>
+      <w:proofErr w:type="gramEnd"/>
+      <w:r>
+        <w:rPr>
+          <w:i w:val="0"/>
+          <w:iCs/>
+          <w:szCs w:val="28"/>
+          <w:lang w:val="en-US"/>
+        </w:rPr>
+        <w:t>type": "integer", "</w:t>
+      </w:r>
+      <w:proofErr w:type="spellStart"/>
+      <w:r>
+        <w:rPr>
+          <w:i w:val="0"/>
+          <w:iCs/>
+          <w:szCs w:val="28"/>
+          <w:lang w:val="en-US"/>
+        </w:rPr>
+        <w:t>enum</w:t>
+      </w:r>
+      <w:proofErr w:type="spellEnd"/>
+      <w:r>
+        <w:rPr>
+          <w:i w:val="0"/>
+          <w:iCs/>
+          <w:szCs w:val="28"/>
+          <w:lang w:val="en-US"/>
+        </w:rPr>
+        <w:t>": [0, 1</w:t>
+      </w:r>
+      <w:proofErr w:type="gramStart"/>
+      <w:r>
+        <w:rPr>
+          <w:i w:val="0"/>
+          <w:iCs/>
+          <w:szCs w:val="28"/>
+          <w:lang w:val="en-US"/>
+        </w:rPr>
+        <w:t>] }</w:t>
+      </w:r>
+      <w:proofErr w:type="gramEnd"/>
+      <w:r>
+        <w:rPr>
+          <w:i w:val="0"/>
+          <w:iCs/>
+          <w:szCs w:val="28"/>
+          <w:lang w:val="en-US"/>
+        </w:rPr>
+        <w:t>,</w:t>
+      </w:r>
+    </w:p>
+    <w:p>
+      <w:pPr>
+        <w:rPr>
+          <w:i w:val="0"/>
+          <w:iCs/>
+          <w:szCs w:val="28"/>
+          <w:lang w:val="en-US"/>
+        </w:rPr>
+      </w:pPr>
+      <w:r>
+        <w:rPr>
+          <w:i w:val="0"/>
+          <w:iCs/>
+          <w:szCs w:val="28"/>
+          <w:lang w:val="en-US"/>
+        </w:rPr>
+        <w:t xml:space="preserve">      "Profession": </w:t>
+      </w:r>
+      <w:proofErr w:type="gramStart"/>
+      <w:r>
+        <w:rPr>
+          <w:i w:val="0"/>
+          <w:iCs/>
+          <w:szCs w:val="28"/>
+          <w:lang w:val="en-US"/>
+        </w:rPr>
+        <w:t>{ "</w:t>
+      </w:r>
+      <w:proofErr w:type="gramEnd"/>
+      <w:r>
+        <w:rPr>
+          <w:i w:val="0"/>
+          <w:iCs/>
+          <w:szCs w:val="28"/>
+          <w:lang w:val="en-US"/>
+        </w:rPr>
+        <w:t>type": "string", "</w:t>
+      </w:r>
+      <w:proofErr w:type="spellStart"/>
+      <w:r>
+        <w:rPr>
+          <w:i w:val="0"/>
+          <w:iCs/>
+          <w:szCs w:val="28"/>
+          <w:lang w:val="en-US"/>
+        </w:rPr>
+        <w:t>minLength</w:t>
+      </w:r>
+      <w:proofErr w:type="spellEnd"/>
+      <w:r>
+        <w:rPr>
+          <w:i w:val="0"/>
+          <w:iCs/>
+          <w:szCs w:val="28"/>
+          <w:lang w:val="en-US"/>
+        </w:rPr>
+        <w:t xml:space="preserve">": </w:t>
+      </w:r>
+      <w:proofErr w:type="gramStart"/>
+      <w:r>
+        <w:rPr>
+          <w:i w:val="0"/>
+          <w:iCs/>
+          <w:szCs w:val="28"/>
+          <w:lang w:val="en-US"/>
+        </w:rPr>
+        <w:t>1 }</w:t>
+      </w:r>
+      <w:proofErr w:type="gramEnd"/>
+      <w:r>
+        <w:rPr>
+          <w:i w:val="0"/>
+          <w:iCs/>
+          <w:szCs w:val="28"/>
+          <w:lang w:val="en-US"/>
+        </w:rPr>
+        <w:t>,</w:t>
+      </w:r>
+    </w:p>
+    <w:p>
+      <w:pPr>
+        <w:rPr>
+          <w:i w:val="0"/>
+          <w:iCs/>
+          <w:szCs w:val="28"/>
+          <w:lang w:val="en-US"/>
+        </w:rPr>
+      </w:pPr>
+      <w:r>
+        <w:rPr>
+          <w:i w:val="0"/>
+          <w:iCs/>
+          <w:szCs w:val="28"/>
+          <w:lang w:val="en-US"/>
+        </w:rPr>
+        <w:t xml:space="preserve">      "</w:t>
+      </w:r>
+      <w:proofErr w:type="spellStart"/>
+      <w:r>
+        <w:rPr>
+          <w:i w:val="0"/>
+          <w:iCs/>
+          <w:szCs w:val="28"/>
+          <w:lang w:val="en-US"/>
+        </w:rPr>
+        <w:t>HourCount</w:t>
+      </w:r>
+      <w:proofErr w:type="spellEnd"/>
+      <w:r>
+        <w:rPr>
+          <w:i w:val="0"/>
+          <w:iCs/>
+          <w:szCs w:val="28"/>
+          <w:lang w:val="en-US"/>
+        </w:rPr>
+        <w:t xml:space="preserve">": </w:t>
+      </w:r>
+      <w:proofErr w:type="gramStart"/>
+      <w:r>
+        <w:rPr>
+          <w:i w:val="0"/>
+          <w:iCs/>
+          <w:szCs w:val="28"/>
+          <w:lang w:val="en-US"/>
+        </w:rPr>
+        <w:t>{ "</w:t>
+      </w:r>
+      <w:proofErr w:type="gramEnd"/>
+      <w:r>
+        <w:rPr>
+          <w:i w:val="0"/>
+          <w:iCs/>
+          <w:szCs w:val="28"/>
+          <w:lang w:val="en-US"/>
+        </w:rPr>
+        <w:t xml:space="preserve">type": "number", "minimum": </w:t>
+      </w:r>
+      <w:proofErr w:type="gramStart"/>
+      <w:r>
+        <w:rPr>
+          <w:i w:val="0"/>
+          <w:iCs/>
+          <w:szCs w:val="28"/>
+          <w:lang w:val="en-US"/>
+        </w:rPr>
+        <w:t>0 }</w:t>
+      </w:r>
+      <w:proofErr w:type="gramEnd"/>
+      <w:r>
+        <w:rPr>
+          <w:i w:val="0"/>
+          <w:iCs/>
+          <w:szCs w:val="28"/>
+          <w:lang w:val="en-US"/>
+        </w:rPr>
+        <w:t>,</w:t>
+      </w:r>
+    </w:p>
+    <w:p>
+      <w:pPr>
+        <w:rPr>
+          <w:i w:val="0"/>
+          <w:iCs/>
+          <w:szCs w:val="28"/>
+          <w:lang w:val="en-US"/>
+        </w:rPr>
+      </w:pPr>
+      <w:r>
+        <w:rPr>
+          <w:i w:val="0"/>
+          <w:iCs/>
+          <w:szCs w:val="28"/>
+          <w:lang w:val="en-US"/>
+        </w:rPr>
+        <w:t xml:space="preserve">      "Wage": </w:t>
+      </w:r>
+      <w:proofErr w:type="gramStart"/>
+      <w:r>
+        <w:rPr>
+          <w:i w:val="0"/>
+          <w:iCs/>
+          <w:szCs w:val="28"/>
+          <w:lang w:val="en-US"/>
+        </w:rPr>
+        <w:t>{ "</w:t>
+      </w:r>
+      <w:proofErr w:type="gramEnd"/>
+      <w:r>
+        <w:rPr>
+          <w:i w:val="0"/>
+          <w:iCs/>
+          <w:szCs w:val="28"/>
+          <w:lang w:val="en-US"/>
+        </w:rPr>
+        <w:t xml:space="preserve">type": "number", "minimum": </w:t>
+      </w:r>
+      <w:proofErr w:type="gramStart"/>
+      <w:r>
+        <w:rPr>
+          <w:i w:val="0"/>
+          <w:iCs/>
+          <w:szCs w:val="28"/>
+          <w:lang w:val="en-US"/>
+        </w:rPr>
+        <w:t>0 }</w:t>
+      </w:r>
+      <w:proofErr w:type="gramEnd"/>
+      <w:r>
+        <w:rPr>
+          <w:i w:val="0"/>
+          <w:iCs/>
+          <w:szCs w:val="28"/>
+          <w:lang w:val="en-US"/>
+        </w:rPr>
+        <w:t>,</w:t>
+      </w:r>
+    </w:p>
+    <w:p>
+      <w:pPr>
+        <w:rPr>
+          <w:i w:val="0"/>
+          <w:iCs/>
+          <w:szCs w:val="28"/>
+          <w:lang w:val="en-US"/>
+        </w:rPr>
+      </w:pPr>
+      <w:r>
+        <w:rPr>
+          <w:i w:val="0"/>
+          <w:iCs/>
+          <w:szCs w:val="28"/>
+          <w:lang w:val="en-US"/>
+        </w:rPr>
+        <w:t xml:space="preserve">      "Salary": </w:t>
+      </w:r>
+      <w:proofErr w:type="gramStart"/>
+      <w:r>
+        <w:rPr>
+          <w:i w:val="0"/>
+          <w:iCs/>
+          <w:szCs w:val="28"/>
+          <w:lang w:val="en-US"/>
+        </w:rPr>
+        <w:t>{ "</w:t>
+      </w:r>
+      <w:proofErr w:type="gramEnd"/>
+      <w:r>
+        <w:rPr>
+          <w:i w:val="0"/>
+          <w:iCs/>
+          <w:szCs w:val="28"/>
+          <w:lang w:val="en-US"/>
+        </w:rPr>
+        <w:t xml:space="preserve">type": "number", "minimum": </w:t>
+      </w:r>
+      <w:proofErr w:type="gramStart"/>
+      <w:r>
+        <w:rPr>
+          <w:i w:val="0"/>
+          <w:iCs/>
+          <w:szCs w:val="28"/>
+          <w:lang w:val="en-US"/>
+        </w:rPr>
+        <w:t>0 }</w:t>
+      </w:r>
+      <w:proofErr w:type="gramEnd"/>
+      <w:r>
+        <w:rPr>
+          <w:i w:val="0"/>
+          <w:iCs/>
+          <w:szCs w:val="28"/>
+          <w:lang w:val="en-US"/>
+        </w:rPr>
+        <w:t>,</w:t>
+      </w:r>
+    </w:p>
+    <w:p>
+      <w:pPr>
+        <w:rPr>
+          <w:i w:val="0"/>
+          <w:iCs/>
+          <w:szCs w:val="28"/>
+          <w:lang w:val="en-US"/>
+        </w:rPr>
+      </w:pPr>
+      <w:r>
+        <w:rPr>
+          <w:i w:val="0"/>
+          <w:iCs/>
+          <w:szCs w:val="28"/>
+          <w:lang w:val="en-US"/>
+        </w:rPr>
+        <w:t xml:space="preserve">      "Commission": </w:t>
+      </w:r>
+      <w:proofErr w:type="gramStart"/>
+      <w:r>
+        <w:rPr>
+          <w:i w:val="0"/>
+          <w:iCs/>
+          <w:szCs w:val="28"/>
+          <w:lang w:val="en-US"/>
+        </w:rPr>
+        <w:t>{ "</w:t>
+      </w:r>
+      <w:proofErr w:type="gramEnd"/>
+      <w:r>
+        <w:rPr>
+          <w:i w:val="0"/>
+          <w:iCs/>
+          <w:szCs w:val="28"/>
+          <w:lang w:val="en-US"/>
+        </w:rPr>
+        <w:t xml:space="preserve">type": "number", "minimum": </w:t>
+      </w:r>
+      <w:proofErr w:type="gramStart"/>
+      <w:r>
+        <w:rPr>
+          <w:i w:val="0"/>
+          <w:iCs/>
+          <w:szCs w:val="28"/>
+          <w:lang w:val="en-US"/>
+        </w:rPr>
+        <w:t>0 }</w:t>
+      </w:r>
+      <w:proofErr w:type="gramEnd"/>
+    </w:p>
+    <w:p>
+      <w:pPr>
+        <w:rPr>
+          <w:i w:val="0"/>
+          <w:iCs/>
+          <w:szCs w:val="28"/>
+          <w:lang w:val="en-US"/>
+        </w:rPr>
+      </w:pPr>
+      <w:r>
+        <w:rPr>
+          <w:i w:val="0"/>
+          <w:iCs/>
+          <w:szCs w:val="28"/>
+          <w:lang w:val="en-US"/>
+        </w:rPr>
+        <w:t xml:space="preserve">    },</w:t>
+      </w:r>
+    </w:p>
+    <w:p>
+      <w:pPr>
+        <w:rPr>
+          <w:i w:val="0"/>
+          <w:iCs/>
+          <w:szCs w:val="28"/>
+          <w:lang w:val="en-US"/>
+        </w:rPr>
+      </w:pPr>
+      <w:r>
+        <w:rPr>
+          <w:i w:val="0"/>
+          <w:iCs/>
+          <w:szCs w:val="28"/>
+          <w:lang w:val="en-US"/>
+        </w:rPr>
+        <w:t xml:space="preserve">    "</w:t>
+      </w:r>
+      <w:proofErr w:type="spellStart"/>
+      <w:r>
+        <w:rPr>
+          <w:i w:val="0"/>
+          <w:iCs/>
+          <w:szCs w:val="28"/>
+          <w:lang w:val="en-US"/>
+        </w:rPr>
+        <w:t>oneOf</w:t>
+      </w:r>
+      <w:proofErr w:type="spellEnd"/>
+      <w:r>
+        <w:rPr>
+          <w:i w:val="0"/>
+          <w:iCs/>
+          <w:szCs w:val="28"/>
+          <w:lang w:val="en-US"/>
+        </w:rPr>
+        <w:t>": [</w:t>
+      </w:r>
+    </w:p>
+    <w:p>
+      <w:pPr>
+        <w:rPr>
+          <w:i w:val="0"/>
+          <w:iCs/>
+          <w:szCs w:val="28"/>
+          <w:lang w:val="en-US"/>
+        </w:rPr>
+      </w:pPr>
+      <w:r>
+        <w:rPr>
+          <w:i w:val="0"/>
+          <w:iCs/>
+          <w:szCs w:val="28"/>
+          <w:lang w:val="en-US"/>
+        </w:rPr>
+        <w:t xml:space="preserve">      {</w:t>
+      </w:r>
+    </w:p>
+    <w:p>
+      <w:pPr>
+        <w:rPr>
+          <w:i w:val="0"/>
+          <w:iCs/>
+          <w:szCs w:val="28"/>
+          <w:lang w:val="en-US"/>
+        </w:rPr>
+      </w:pPr>
+      <w:r>
+        <w:rPr>
+          <w:i w:val="0"/>
+          <w:iCs/>
+          <w:szCs w:val="28"/>
+          <w:lang w:val="en-US"/>
+        </w:rPr>
+        <w:t xml:space="preserve">        "required": ["</w:t>
+      </w:r>
+      <w:proofErr w:type="spellStart"/>
+      <w:r>
+        <w:rPr>
+          <w:i w:val="0"/>
+          <w:iCs/>
+          <w:szCs w:val="28"/>
+          <w:lang w:val="en-US"/>
+        </w:rPr>
+        <w:t>HourCount</w:t>
+      </w:r>
+      <w:proofErr w:type="spellEnd"/>
+      <w:r>
+        <w:rPr>
+          <w:i w:val="0"/>
+          <w:iCs/>
+          <w:szCs w:val="28"/>
+          <w:lang w:val="en-US"/>
+        </w:rPr>
+        <w:t>", "Wage"],</w:t>
+      </w:r>
+    </w:p>
+    <w:p>
+      <w:pPr>
+        <w:rPr>
+          <w:i w:val="0"/>
+          <w:iCs/>
+          <w:szCs w:val="28"/>
+          <w:lang w:val="en-US"/>
+        </w:rPr>
+      </w:pPr>
+      <w:r>
+        <w:rPr>
+          <w:i w:val="0"/>
+          <w:iCs/>
+          <w:szCs w:val="28"/>
+          <w:lang w:val="en-US"/>
+        </w:rPr>
+        <w:t xml:space="preserve">        "properties": </w:t>
+      </w:r>
+      <w:proofErr w:type="gramStart"/>
+      <w:r>
+        <w:rPr>
+          <w:i w:val="0"/>
+          <w:iCs/>
+          <w:szCs w:val="28"/>
+          <w:lang w:val="en-US"/>
+        </w:rPr>
+        <w:t>{ "</w:t>
+      </w:r>
+      <w:proofErr w:type="gramEnd"/>
+      <w:r>
+        <w:rPr>
+          <w:i w:val="0"/>
+          <w:iCs/>
+          <w:szCs w:val="28"/>
+          <w:lang w:val="en-US"/>
+        </w:rPr>
+        <w:t xml:space="preserve">Salary": false, "Commission": </w:t>
+      </w:r>
+      <w:proofErr w:type="gramStart"/>
+      <w:r>
+        <w:rPr>
+          <w:i w:val="0"/>
+          <w:iCs/>
+          <w:szCs w:val="28"/>
+          <w:lang w:val="en-US"/>
+        </w:rPr>
+        <w:t>false }</w:t>
+      </w:r>
+      <w:proofErr w:type="gramEnd"/>
+    </w:p>
+    <w:p>
+      <w:pPr>
+        <w:rPr>
+          <w:i w:val="0"/>
+          <w:iCs/>
+          <w:szCs w:val="28"/>
+          <w:lang w:val="en-US"/>
+        </w:rPr>
+      </w:pPr>
+      <w:r>
+        <w:rPr>
+          <w:i w:val="0"/>
+          <w:iCs/>
+          <w:szCs w:val="28"/>
+          <w:lang w:val="en-US"/>
+        </w:rPr>
+        <w:t xml:space="preserve">      },</w:t>
+      </w:r>
+    </w:p>
+    <w:p>
+      <w:pPr>
+        <w:rPr>
+          <w:i w:val="0"/>
+          <w:iCs/>
+          <w:szCs w:val="28"/>
+          <w:lang w:val="en-US"/>
+        </w:rPr>
+      </w:pPr>
+      <w:r>
+        <w:rPr>
+          <w:i w:val="0"/>
+          <w:iCs/>
+          <w:szCs w:val="28"/>
+          <w:lang w:val="en-US"/>
+        </w:rPr>
+        <w:t xml:space="preserve">      {</w:t>
+      </w:r>
+    </w:p>
+    <w:p>
+      <w:pPr>
+        <w:rPr>
+          <w:i w:val="0"/>
+          <w:iCs/>
+          <w:szCs w:val="28"/>
+          <w:lang w:val="en-US"/>
+        </w:rPr>
+      </w:pPr>
+      <w:r>
+        <w:rPr>
+          <w:i w:val="0"/>
+          <w:iCs/>
+          <w:szCs w:val="28"/>
+          <w:lang w:val="en-US"/>
+        </w:rPr>
+        <w:t xml:space="preserve">        "required": ["Salary", "Commission"],</w:t>
+      </w:r>
+    </w:p>
+    <w:p>
+      <w:pPr>
+        <w:rPr>
+          <w:i w:val="0"/>
+          <w:iCs/>
+          <w:szCs w:val="28"/>
+          <w:lang w:val="en-US"/>
+        </w:rPr>
+      </w:pPr>
+      <w:r>
+        <w:rPr>
+          <w:i w:val="0"/>
+          <w:iCs/>
+          <w:szCs w:val="28"/>
+          <w:lang w:val="en-US"/>
+        </w:rPr>
+        <w:t xml:space="preserve">        "properties": </w:t>
+      </w:r>
+      <w:proofErr w:type="gramStart"/>
+      <w:r>
+        <w:rPr>
+          <w:i w:val="0"/>
+          <w:iCs/>
+          <w:szCs w:val="28"/>
+          <w:lang w:val="en-US"/>
+        </w:rPr>
+        <w:t>{ "</w:t>
+      </w:r>
+      <w:proofErr w:type="spellStart"/>
+      <w:proofErr w:type="gramEnd"/>
+      <w:r>
+        <w:rPr>
+          <w:i w:val="0"/>
+          <w:iCs/>
+          <w:szCs w:val="28"/>
+          <w:lang w:val="en-US"/>
+        </w:rPr>
+        <w:t>HourCount</w:t>
+      </w:r>
+      <w:proofErr w:type="spellEnd"/>
+      <w:r>
+        <w:rPr>
+          <w:i w:val="0"/>
+          <w:iCs/>
+          <w:szCs w:val="28"/>
+          <w:lang w:val="en-US"/>
+        </w:rPr>
+        <w:t xml:space="preserve">": false, "Wage": </w:t>
+      </w:r>
+      <w:proofErr w:type="gramStart"/>
+      <w:r>
+        <w:rPr>
+          <w:i w:val="0"/>
+          <w:iCs/>
+          <w:szCs w:val="28"/>
+          <w:lang w:val="en-US"/>
+        </w:rPr>
+        <w:t>false }</w:t>
+      </w:r>
+      <w:proofErr w:type="gramEnd"/>
+    </w:p>
+    <w:p>
+      <w:pPr>
+        <w:rPr>
+          <w:i w:val="0"/>
+          <w:iCs/>
+          <w:szCs w:val="28"/>
+        </w:rPr>
+      </w:pPr>
+      <w:r>
+        <w:rPr>
+          <w:i w:val="0"/>
+          <w:iCs/>
+          <w:szCs w:val="28"/>
+          <w:lang w:val="en-US"/>
+        </w:rPr>
+        <w:t xml:space="preserve">      </w:t>
+      </w:r>
+      <w:r>
+        <w:rPr>
+          <w:i w:val="0"/>
+          <w:iCs/>
+          <w:szCs w:val="28"/>
+        </w:rPr>
+        <w:t>}</w:t>
+      </w:r>
+    </w:p>
+    <w:p>
+      <w:pPr>
+        <w:rPr>
+          <w:i w:val="0"/>
+          <w:iCs/>
+          <w:szCs w:val="28"/>
+        </w:rPr>
+      </w:pPr>
+      <w:r>
+        <w:rPr>
+          <w:i w:val="0"/>
+          <w:iCs/>
+          <w:szCs w:val="28"/>
+        </w:rPr>
+        <w:t xml:space="preserve">    ]</w:t>
+      </w:r>
+    </w:p>
+    <w:p>
+      <w:pPr>
+        <w:rPr>
+          <w:i w:val="0"/>
+          <w:iCs/>
+          <w:szCs w:val="28"/>
+        </w:rPr>
+      </w:pPr>
+      <w:r>
+        <w:rPr>
+          <w:i w:val="0"/>
+          <w:iCs/>
+          <w:szCs w:val="28"/>
+        </w:rPr>
+        <w:t xml:space="preserve">  }</w:t>
+      </w:r>
+    </w:p>
+    <w:p>
+      <w:pPr>
+        <w:rPr>
+          <w:i w:val="0"/>
+          <w:iCs/>
+          <w:szCs w:val="28"/>
+        </w:rPr>
+      </w:pPr>
+      <w:r>
+        <w:rPr>
+          <w:i w:val="0"/>
+          <w:iCs/>
+          <w:szCs w:val="28"/>
+        </w:rPr>
+        <w:t>}</w:t>
+      </w:r>
+    </w:p>
+    <w:p>
+      <w:pPr>
+        <w:rPr>
+          <w:i w:val="0"/>
+          <w:iCs/>
+          <w:szCs w:val="28"/>
+        </w:rPr>
+      </w:pPr>
+      <w:r>
+        <w:rPr>
+          <w:b/>
+          <w:bCs/>
+          <w:i w:val="0"/>
+          <w:iCs/>
+          <w:szCs w:val="28"/>
+          <w:lang w:val="en-US"/>
+        </w:rPr>
+        <w:t>D</w:t>
+      </w:r>
+      <w:r>
+        <w:rPr>
+          <w:b/>
+          <w:bCs/>
+          <w:i w:val="0"/>
+          <w:iCs/>
+          <w:szCs w:val="28"/>
+        </w:rPr>
+        <w:t>2.</w:t>
+      </w:r>
+      <w:r>
+        <w:rPr>
+          <w:i w:val="0"/>
+          <w:iCs/>
+          <w:szCs w:val="28"/>
+        </w:rPr>
+        <w:t xml:space="preserve"> </w:t>
+      </w:r>
+      <w:r>
+        <w:rPr>
+          <w:i w:val="0"/>
+          <w:iCs/>
+          <w:szCs w:val="28"/>
+        </w:rPr>
+        <w:t>Система должна обеспечивать целостность данных</w:t>
+      </w:r>
+    </w:p>
+    <w:p>
+      <w:pPr>
+        <w:rPr>
+          <w:i w:val="0"/>
+          <w:szCs w:val="28"/>
+        </w:rPr>
+      </w:pPr>
+      <w:r>
+        <w:rPr>
+          <w:b/>
+          <w:bCs/>
+          <w:i w:val="0"/>
+          <w:iCs/>
+          <w:szCs w:val="28"/>
+          <w:lang w:val="en-US"/>
+        </w:rPr>
+        <w:t>D</w:t>
+      </w:r>
+      <w:r>
+        <w:rPr>
+          <w:b/>
+          <w:bCs/>
+          <w:i w:val="0"/>
+          <w:iCs/>
+          <w:szCs w:val="28"/>
+        </w:rPr>
+        <w:t>2.</w:t>
+      </w:r>
+      <w:r>
+        <w:rPr>
+          <w:b/>
+          <w:bCs/>
+          <w:i w:val="0"/>
+          <w:iCs/>
+          <w:szCs w:val="28"/>
+        </w:rPr>
+        <w:t>1.</w:t>
+      </w:r>
+      <w:r>
+        <w:rPr>
+          <w:i w:val="0"/>
+          <w:iCs/>
+          <w:szCs w:val="28"/>
+        </w:rPr>
+        <w:t xml:space="preserve"> </w:t>
+      </w:r>
+      <w:r>
+        <w:rPr>
+          <w:i w:val="0"/>
+          <w:szCs w:val="28"/>
+        </w:rPr>
+        <w:t>Каждый объект должен содержать все обязательные поля (</w:t>
+      </w:r>
+      <w:proofErr w:type="spellStart"/>
+      <w:r>
+        <w:rPr>
+          <w:i w:val="0"/>
+          <w:szCs w:val="28"/>
+        </w:rPr>
+        <w:t>FirstName</w:t>
+      </w:r>
+      <w:proofErr w:type="spellEnd"/>
+      <w:r>
+        <w:rPr>
+          <w:i w:val="0"/>
+          <w:szCs w:val="28"/>
+        </w:rPr>
+        <w:t>, </w:t>
+      </w:r>
+      <w:proofErr w:type="spellStart"/>
+      <w:r>
+        <w:rPr>
+          <w:i w:val="0"/>
+          <w:szCs w:val="28"/>
+        </w:rPr>
+        <w:t>LastName</w:t>
+      </w:r>
+      <w:proofErr w:type="spellEnd"/>
+      <w:r>
+        <w:rPr>
+          <w:i w:val="0"/>
+          <w:szCs w:val="28"/>
+        </w:rPr>
+        <w:t>, </w:t>
+      </w:r>
+      <w:proofErr w:type="spellStart"/>
+      <w:r>
+        <w:rPr>
+          <w:i w:val="0"/>
+          <w:szCs w:val="28"/>
+        </w:rPr>
+        <w:t>Age</w:t>
+      </w:r>
+      <w:proofErr w:type="spellEnd"/>
+      <w:r>
+        <w:rPr>
+          <w:i w:val="0"/>
+          <w:szCs w:val="28"/>
+        </w:rPr>
+        <w:t>, </w:t>
+      </w:r>
+      <w:proofErr w:type="spellStart"/>
+      <w:r>
+        <w:rPr>
+          <w:i w:val="0"/>
+          <w:szCs w:val="28"/>
+        </w:rPr>
+        <w:t>Gender</w:t>
+      </w:r>
+      <w:proofErr w:type="spellEnd"/>
+      <w:r>
+        <w:rPr>
+          <w:i w:val="0"/>
+          <w:szCs w:val="28"/>
+        </w:rPr>
+        <w:t>, </w:t>
+      </w:r>
+      <w:proofErr w:type="spellStart"/>
+      <w:r>
+        <w:rPr>
+          <w:i w:val="0"/>
+          <w:szCs w:val="28"/>
+        </w:rPr>
+        <w:t>Profession</w:t>
+      </w:r>
+      <w:proofErr w:type="spellEnd"/>
+      <w:r>
+        <w:rPr>
+          <w:i w:val="0"/>
+          <w:szCs w:val="28"/>
+        </w:rPr>
+        <w:t>)</w:t>
+      </w:r>
+      <w:r>
+        <w:rPr>
+          <w:i w:val="0"/>
+          <w:szCs w:val="28"/>
+        </w:rPr>
+        <w:t>.</w:t>
+      </w:r>
+    </w:p>
+    <w:p>
+      <w:pPr>
+        <w:rPr>
+          <w:i w:val="0"/>
+          <w:iCs/>
+          <w:szCs w:val="28"/>
+        </w:rPr>
+      </w:pPr>
+      <w:r>
+        <w:rPr>
+          <w:b/>
+          <w:bCs/>
+          <w:i w:val="0"/>
+          <w:szCs w:val="28"/>
+          <w:lang w:val="en-US"/>
+        </w:rPr>
+        <w:t>D</w:t>
+      </w:r>
+      <w:r>
+        <w:rPr>
+          <w:b/>
+          <w:bCs/>
+          <w:i w:val="0"/>
+          <w:szCs w:val="28"/>
+        </w:rPr>
+        <w:t>2</w:t>
+      </w:r>
+      <w:r>
+        <w:rPr>
+          <w:b/>
+          <w:bCs/>
+          <w:i w:val="0"/>
+          <w:szCs w:val="28"/>
+        </w:rPr>
+        <w:t>.</w:t>
+      </w:r>
+      <w:r>
+        <w:rPr>
+          <w:b/>
+          <w:bCs/>
+          <w:i w:val="0"/>
+          <w:szCs w:val="28"/>
+        </w:rPr>
+        <w:t>2.</w:t>
+      </w:r>
+      <w:r>
+        <w:rPr>
+          <w:i w:val="0"/>
+          <w:szCs w:val="28"/>
+        </w:rPr>
+        <w:t xml:space="preserve"> </w:t>
+      </w:r>
+      <w:r>
+        <w:rPr>
+          <w:i w:val="0"/>
+          <w:iCs/>
+          <w:szCs w:val="28"/>
+        </w:rPr>
+        <w:t>Каждый объект должен содержать полный набор полей ровно для одного варианта оплаты труда.</w:t>
+      </w:r>
+    </w:p>
+    <w:p>
+      <w:pPr>
+        <w:rPr>
+          <w:iCs/>
+          <w:szCs w:val="28"/>
+        </w:rPr>
+      </w:pPr>
+      <w:r>
+        <w:rPr>
+          <w:b/>
+          <w:bCs/>
+          <w:i w:val="0"/>
+          <w:iCs/>
+          <w:szCs w:val="28"/>
+          <w:lang w:val="en-US"/>
+        </w:rPr>
+        <w:lastRenderedPageBreak/>
+        <w:t>D</w:t>
+      </w:r>
+      <w:r>
+        <w:rPr>
+          <w:b/>
+          <w:bCs/>
+          <w:i w:val="0"/>
+          <w:iCs/>
+          <w:szCs w:val="28"/>
+        </w:rPr>
+        <w:t>2</w:t>
+      </w:r>
+      <w:r>
+        <w:rPr>
+          <w:b/>
+          <w:bCs/>
+          <w:i w:val="0"/>
+          <w:iCs/>
+          <w:szCs w:val="28"/>
+        </w:rPr>
+        <w:t>.</w:t>
+      </w:r>
+      <w:r>
+        <w:rPr>
+          <w:b/>
+          <w:bCs/>
+          <w:i w:val="0"/>
+          <w:iCs/>
+          <w:szCs w:val="28"/>
+        </w:rPr>
+        <w:t>3.</w:t>
+      </w:r>
+      <w:r>
+        <w:rPr>
+          <w:i w:val="0"/>
+          <w:iCs/>
+          <w:szCs w:val="28"/>
+        </w:rPr>
+        <w:t xml:space="preserve"> </w:t>
+      </w:r>
+      <w:r>
+        <w:rPr>
+          <w:i w:val="0"/>
+          <w:szCs w:val="28"/>
+        </w:rPr>
+        <w:t>Недопустимо смешивание полей из разных вариантов оплаты в одном объекте.</w:t>
+      </w:r>
+    </w:p>
+    <w:p>
+      <w:pPr>
+        <w:rPr>
+          <w:i w:val="0"/>
+          <w:iCs/>
+          <w:szCs w:val="28"/>
+        </w:rPr>
+      </w:pPr>
+      <w:r>
+        <w:rPr>
+          <w:b/>
+          <w:bCs/>
+          <w:i w:val="0"/>
+          <w:iCs/>
+          <w:szCs w:val="28"/>
+          <w:lang w:val="en-US"/>
+        </w:rPr>
+        <w:t>D</w:t>
+      </w:r>
+      <w:r>
+        <w:rPr>
+          <w:b/>
+          <w:bCs/>
+          <w:i w:val="0"/>
+          <w:iCs/>
+          <w:szCs w:val="28"/>
+        </w:rPr>
+        <w:t>3.</w:t>
+      </w:r>
+      <w:r>
+        <w:rPr>
+          <w:i w:val="0"/>
+          <w:iCs/>
+          <w:szCs w:val="28"/>
+        </w:rPr>
+        <w:t xml:space="preserve"> </w:t>
+      </w:r>
+      <w:r>
+        <w:rPr>
+          <w:i w:val="0"/>
+          <w:iCs/>
+          <w:szCs w:val="28"/>
+        </w:rPr>
+        <w:t>Система должна выполнять валидацию данных</w:t>
+      </w:r>
+    </w:p>
+    <w:p>
+      <w:pPr>
+        <w:rPr>
+          <w:i w:val="0"/>
+          <w:iCs/>
+          <w:szCs w:val="28"/>
+        </w:rPr>
+      </w:pPr>
+      <w:r>
+        <w:rPr>
+          <w:b/>
+          <w:bCs/>
+          <w:i w:val="0"/>
+          <w:iCs/>
+          <w:szCs w:val="28"/>
+          <w:lang w:val="en-US"/>
+        </w:rPr>
+        <w:t>D</w:t>
+      </w:r>
+      <w:r>
+        <w:rPr>
+          <w:b/>
+          <w:bCs/>
+          <w:i w:val="0"/>
+          <w:iCs/>
+          <w:szCs w:val="28"/>
+        </w:rPr>
+        <w:t>3.1.</w:t>
+      </w:r>
+      <w:r>
+        <w:rPr>
+          <w:i w:val="0"/>
+          <w:iCs/>
+          <w:szCs w:val="28"/>
+        </w:rPr>
+        <w:t xml:space="preserve"> </w:t>
+      </w:r>
+      <w:r>
+        <w:rPr>
+          <w:i w:val="0"/>
+          <w:iCs/>
+          <w:szCs w:val="28"/>
+        </w:rPr>
+        <w:t>Каждый объект содержит все 5 обязательных полей.</w:t>
+      </w:r>
+    </w:p>
+    <w:p>
+      <w:pPr>
+        <w:rPr>
+          <w:i w:val="0"/>
+          <w:iCs/>
+          <w:szCs w:val="28"/>
+        </w:rPr>
+      </w:pPr>
+      <w:r>
+        <w:rPr>
+          <w:b/>
+          <w:bCs/>
+          <w:i w:val="0"/>
+          <w:iCs/>
+          <w:szCs w:val="28"/>
+          <w:lang w:val="en-US"/>
+        </w:rPr>
+        <w:t>D</w:t>
+      </w:r>
+      <w:r>
+        <w:rPr>
+          <w:b/>
+          <w:bCs/>
+          <w:i w:val="0"/>
+          <w:iCs/>
+          <w:szCs w:val="28"/>
+        </w:rPr>
+        <w:t>3.2.</w:t>
+      </w:r>
+      <w:r>
+        <w:rPr>
+          <w:i w:val="0"/>
+          <w:iCs/>
+          <w:szCs w:val="28"/>
+        </w:rPr>
+        <w:t xml:space="preserve"> В каждом поле присутствует полный набор полей одной из групп оплаты.</w:t>
+      </w:r>
+    </w:p>
+    <w:p>
+      <w:pPr>
+        <w:rPr>
+          <w:i w:val="0"/>
+          <w:iCs/>
+          <w:szCs w:val="28"/>
+        </w:rPr>
+      </w:pPr>
+      <w:r>
+        <w:rPr>
+          <w:b/>
+          <w:bCs/>
+          <w:i w:val="0"/>
+          <w:iCs/>
+          <w:szCs w:val="28"/>
+          <w:lang w:val="en-US"/>
+        </w:rPr>
+        <w:t>D</w:t>
+      </w:r>
+      <w:r>
+        <w:rPr>
+          <w:b/>
+          <w:bCs/>
+          <w:i w:val="0"/>
+          <w:iCs/>
+          <w:szCs w:val="28"/>
+        </w:rPr>
+        <w:t>3.3.</w:t>
+      </w:r>
+      <w:r>
+        <w:rPr>
+          <w:i w:val="0"/>
+          <w:iCs/>
+          <w:szCs w:val="28"/>
+        </w:rPr>
+        <w:t xml:space="preserve"> </w:t>
+      </w:r>
+      <w:r>
+        <w:rPr>
+          <w:i w:val="0"/>
+          <w:iCs/>
+          <w:szCs w:val="28"/>
+        </w:rPr>
+        <w:t>Все числовые поля в допустимых диапазонах</w:t>
+      </w:r>
+    </w:p>
+    <w:p>
+      <w:pPr>
+        <w:rPr>
+          <w:i w:val="0"/>
+          <w:iCs/>
+          <w:szCs w:val="28"/>
+        </w:rPr>
+      </w:pPr>
+      <w:r>
+        <w:rPr>
+          <w:b/>
+          <w:bCs/>
+          <w:i w:val="0"/>
+          <w:iCs/>
+          <w:szCs w:val="28"/>
+          <w:lang w:val="en-US"/>
+        </w:rPr>
+        <w:t>D</w:t>
+      </w:r>
+      <w:r>
+        <w:rPr>
+          <w:b/>
+          <w:bCs/>
+          <w:i w:val="0"/>
+          <w:iCs/>
+          <w:szCs w:val="28"/>
+        </w:rPr>
+        <w:t>3.4.</w:t>
+      </w:r>
+      <w:r>
+        <w:rPr>
+          <w:i w:val="0"/>
+          <w:iCs/>
+          <w:szCs w:val="28"/>
+        </w:rPr>
+        <w:t xml:space="preserve"> </w:t>
+      </w:r>
+      <w:r>
+        <w:rPr>
+          <w:i w:val="0"/>
+          <w:iCs/>
+          <w:szCs w:val="28"/>
+        </w:rPr>
+        <w:t xml:space="preserve">Значения </w:t>
+      </w:r>
+      <w:r>
+        <w:rPr>
+          <w:i w:val="0"/>
+          <w:iCs/>
+          <w:szCs w:val="28"/>
+          <w:lang w:val="en-US"/>
+        </w:rPr>
+        <w:t>Gender</w:t>
+      </w:r>
+      <w:r>
+        <w:rPr>
+          <w:i w:val="0"/>
+          <w:iCs/>
+          <w:szCs w:val="28"/>
+        </w:rPr>
+        <w:t xml:space="preserve"> </w:t>
+      </w:r>
+      <w:r>
+        <w:rPr>
+          <w:i w:val="0"/>
+          <w:iCs/>
+          <w:szCs w:val="28"/>
+        </w:rPr>
+        <w:t>строго равны 0 или 1</w:t>
+      </w:r>
+    </w:p>
+    <w:p>
+      <w:pPr>
+        <w:rPr>
+          <w:i w:val="0"/>
+          <w:iCs/>
+          <w:szCs w:val="28"/>
+        </w:rPr>
+      </w:pPr>
+      <w:r>
+        <w:rPr>
+          <w:b/>
+          <w:bCs/>
+          <w:i w:val="0"/>
+          <w:iCs/>
+          <w:szCs w:val="28"/>
+          <w:lang w:val="en-US"/>
+        </w:rPr>
+        <w:t>D</w:t>
+      </w:r>
+      <w:r>
+        <w:rPr>
+          <w:b/>
+          <w:bCs/>
+          <w:i w:val="0"/>
+          <w:iCs/>
+          <w:szCs w:val="28"/>
+        </w:rPr>
+        <w:t>4.</w:t>
+      </w:r>
+      <w:r>
+        <w:rPr>
+          <w:i w:val="0"/>
+          <w:iCs/>
+          <w:szCs w:val="28"/>
+        </w:rPr>
+        <w:t xml:space="preserve"> </w:t>
+      </w:r>
+      <w:r>
+        <w:rPr>
+          <w:i w:val="0"/>
+          <w:iCs/>
+          <w:szCs w:val="28"/>
+        </w:rPr>
+        <w:t>Система должна обрабатывать ошибки и выводить их при несоответствии данных структуре.</w:t>
+      </w:r>
+    </w:p>
+    <w:p>
+      <w:pPr>
+        <w:rPr>
+          <w:i w:val="0"/>
+          <w:iCs/>
+          <w:szCs w:val="28"/>
+        </w:rPr>
+      </w:pPr>
+      <w:r>
+        <w:rPr>
+          <w:b/>
+          <w:bCs/>
+          <w:i w:val="0"/>
+          <w:iCs/>
+          <w:szCs w:val="28"/>
+          <w:lang w:val="en-US"/>
+        </w:rPr>
+        <w:t>D</w:t>
+      </w:r>
+      <w:r>
+        <w:rPr>
+          <w:b/>
+          <w:bCs/>
+          <w:i w:val="0"/>
+          <w:iCs/>
+          <w:szCs w:val="28"/>
+        </w:rPr>
+        <w:t>4.1.</w:t>
+      </w:r>
+      <w:r>
+        <w:rPr>
+          <w:i w:val="0"/>
+          <w:iCs/>
+          <w:szCs w:val="28"/>
+        </w:rPr>
+        <w:t xml:space="preserve"> </w:t>
+      </w:r>
+      <w:r>
+        <w:rPr>
+          <w:i w:val="0"/>
+          <w:iCs/>
+          <w:szCs w:val="28"/>
+        </w:rPr>
+        <w:t>Система должна предоставлять понятное сообщение об ошибке с указанием проблемы.</w:t>
+      </w:r>
+    </w:p>
+    <w:p>
+      <w:pPr>
+        <w:pStyle w:val="a4"/>
+        <w:numPr>
+          <w:ilvl w:val="1"/>
+          <w:numId w:val="35"/>
+        </w:numPr>
+        <w:ind w:left="0" w:firstLine="709"/>
+        <w:rPr>
+          <w:b/>
+          <w:bCs/>
+          <w:i w:val="0"/>
+          <w:iCs/>
+          <w:szCs w:val="28"/>
+        </w:rPr>
+      </w:pPr>
+      <w:r>
+        <w:rPr>
+          <w:b/>
+          <w:bCs/>
+          <w:i w:val="0"/>
+          <w:iCs/>
+          <w:szCs w:val="28"/>
+          <w:lang w:val="ru-RU"/>
+        </w:rPr>
+        <w:t>Функциональные требования</w:t>
+      </w:r>
+    </w:p>
+    <w:p>
+      <w:pPr>
+        <w:rPr>
+          <w:i w:val="0"/>
+          <w:iCs/>
+          <w:szCs w:val="28"/>
+        </w:rPr>
+      </w:pPr>
+      <w:r>
+        <w:rPr>
+          <w:b/>
+          <w:bCs/>
+          <w:i w:val="0"/>
+          <w:iCs/>
+          <w:szCs w:val="28"/>
+          <w:lang w:val="en-US"/>
+        </w:rPr>
+        <w:t>F</w:t>
+      </w:r>
+      <w:r>
+        <w:rPr>
+          <w:b/>
+          <w:bCs/>
+          <w:i w:val="0"/>
+          <w:iCs/>
+          <w:szCs w:val="28"/>
+        </w:rPr>
+        <w:t>1.</w:t>
+      </w:r>
+      <w:r>
+        <w:rPr>
+          <w:i w:val="0"/>
+          <w:iCs/>
+          <w:szCs w:val="28"/>
+        </w:rPr>
+        <w:t xml:space="preserve"> </w:t>
+      </w:r>
+      <w:r>
+        <w:rPr>
+          <w:i w:val="0"/>
+          <w:iCs/>
+          <w:szCs w:val="28"/>
+        </w:rPr>
+        <w:t>Система должна обеспечивать расчет заработной платы для следующих типов оплаты:</w:t>
+      </w:r>
+    </w:p>
+    <w:p>
+      <w:pPr>
+        <w:pStyle w:val="a4"/>
+        <w:numPr>
+          <w:ilvl w:val="0"/>
+          <w:numId w:val="39"/>
+        </w:numPr>
+        <w:ind w:left="0" w:firstLine="709"/>
+        <w:rPr>
+          <w:i w:val="0"/>
+          <w:iCs/>
+          <w:szCs w:val="28"/>
+        </w:rPr>
+      </w:pPr>
+      <w:r>
+        <w:rPr>
+          <w:i w:val="0"/>
+          <w:iCs/>
+          <w:szCs w:val="28"/>
+          <w:lang w:val="ru-RU"/>
+        </w:rPr>
+        <w:t>с</w:t>
+      </w:r>
+      <w:r>
+        <w:rPr>
+          <w:i w:val="0"/>
+          <w:iCs/>
+          <w:szCs w:val="28"/>
+        </w:rPr>
+        <w:t xml:space="preserve"> почасовой оплатой;</w:t>
+      </w:r>
+    </w:p>
+    <w:p>
+      <w:pPr>
+        <w:pStyle w:val="a4"/>
+        <w:numPr>
+          <w:ilvl w:val="0"/>
+          <w:numId w:val="39"/>
+        </w:numPr>
+        <w:ind w:left="0" w:firstLine="709"/>
+        <w:rPr>
+          <w:i w:val="0"/>
+          <w:iCs/>
+          <w:szCs w:val="28"/>
+          <w:lang w:val="ru-RU"/>
+        </w:rPr>
+      </w:pPr>
+      <w:r>
+        <w:rPr>
+          <w:i w:val="0"/>
+          <w:iCs/>
+          <w:szCs w:val="28"/>
+          <w:lang w:val="ru-RU"/>
+        </w:rPr>
+        <w:t>п</w:t>
+      </w:r>
+      <w:r>
+        <w:rPr>
+          <w:i w:val="0"/>
+          <w:iCs/>
+          <w:szCs w:val="28"/>
+        </w:rPr>
+        <w:t>о окладу и ставке.</w:t>
+      </w:r>
+    </w:p>
+    <w:p>
+      <w:pPr>
+        <w:rPr>
+          <w:i w:val="0"/>
+          <w:iCs/>
+          <w:szCs w:val="28"/>
+        </w:rPr>
+      </w:pPr>
+      <w:r>
+        <w:rPr>
+          <w:b/>
+          <w:bCs/>
+          <w:i w:val="0"/>
+          <w:iCs/>
+          <w:szCs w:val="28"/>
+          <w:lang w:val="en-US"/>
+        </w:rPr>
+        <w:t>F</w:t>
+      </w:r>
+      <w:r>
+        <w:rPr>
+          <w:b/>
+          <w:bCs/>
+          <w:i w:val="0"/>
+          <w:iCs/>
+          <w:szCs w:val="28"/>
+        </w:rPr>
+        <w:t>1.1.</w:t>
+      </w:r>
+      <w:r>
+        <w:rPr>
+          <w:i w:val="0"/>
+          <w:iCs/>
+          <w:szCs w:val="28"/>
+        </w:rPr>
+        <w:t xml:space="preserve"> </w:t>
+      </w:r>
+      <w:r>
+        <w:rPr>
+          <w:i w:val="0"/>
+          <w:iCs/>
+          <w:szCs w:val="28"/>
+        </w:rPr>
+        <w:t>Почасовая оплата труда должна определяться по выражению:</w:t>
+      </w:r>
+    </w:p>
+    <w:p>
+      <w:pPr>
+        <w:ind w:left="567"/>
+        <w:rPr>
+          <w:i w:val="0"/>
+          <w:iCs/>
+          <w:lang w:val="en-US"/>
+        </w:rPr>
+      </w:pPr>
+      <m:oMathPara>
+        <m:oMath>
+          <m:r>
+            <w:rPr>
+              <w:rFonts w:ascii="Cambria Math"/>
+            </w:rPr>
+            <m:t>S=R</m:t>
+          </m:r>
+          <m:r>
+            <w:rPr>
+              <w:rFonts w:ascii="Cambria Math" w:hAnsi="Cambria Math" w:cs="Cambria Math"/>
+            </w:rPr>
+            <m:t>⋅</m:t>
+          </m:r>
+          <m:r>
+            <w:rPr>
+              <w:rFonts w:ascii="Cambria Math" w:hAnsi="Cambria Math"/>
+            </w:rPr>
+            <m:t>H</m:t>
+          </m:r>
+          <m:r>
+            <w:rPr>
+              <w:rFonts w:ascii="Cambria Math"/>
+            </w:rPr>
+            <m:t>,</m:t>
+          </m:r>
+        </m:oMath>
+      </m:oMathPara>
+    </w:p>
+    <w:p>
+      <w:pPr>
+        <w:jc w:val="left"/>
+        <w:rPr>
+          <w:i w:val="0"/>
+          <w:iCs/>
+          <w:color w:val="000000"/>
+          <w:szCs w:val="28"/>
+          <w:shd w:val="clear" w:color="auto" w:fill="FFFFFF"/>
+        </w:rPr>
+      </w:pPr>
+      <w:r>
+        <w:rPr>
+          <w:i w:val="0"/>
+          <w:iCs/>
+          <w:color w:val="000000"/>
+          <w:szCs w:val="28"/>
+          <w:shd w:val="clear" w:color="auto" w:fill="FFFFFF"/>
+        </w:rPr>
+        <w:t>где S – заработная плата сотрудника, руб.;</w:t>
+      </w:r>
+    </w:p>
+    <w:p>
+      <w:pPr>
+        <w:jc w:val="left"/>
+        <w:rPr>
+          <w:i w:val="0"/>
+          <w:iCs/>
+          <w:color w:val="000000"/>
+          <w:szCs w:val="28"/>
+          <w:shd w:val="clear" w:color="auto" w:fill="FFFFFF"/>
+        </w:rPr>
+      </w:pPr>
+      <w:r>
+        <w:rPr>
+          <w:i w:val="0"/>
+          <w:iCs/>
+          <w:color w:val="000000"/>
+          <w:szCs w:val="28"/>
+          <w:shd w:val="clear" w:color="auto" w:fill="FFFFFF"/>
+        </w:rPr>
+        <w:t>R – почасовая ставка, руб./ч;</w:t>
+      </w:r>
+    </w:p>
+    <w:p>
+      <w:pPr>
+        <w:jc w:val="left"/>
+        <w:rPr>
+          <w:i w:val="0"/>
+          <w:iCs/>
+          <w:color w:val="000000"/>
+          <w:szCs w:val="28"/>
+          <w:shd w:val="clear" w:color="auto" w:fill="FFFFFF"/>
+        </w:rPr>
+      </w:pPr>
+      <w:r>
+        <w:rPr>
+          <w:i w:val="0"/>
+          <w:iCs/>
+          <w:color w:val="000000"/>
+          <w:szCs w:val="28"/>
+          <w:shd w:val="clear" w:color="auto" w:fill="FFFFFF"/>
+        </w:rPr>
+        <w:t>H – количество отработанных часов, ч.</w:t>
+      </w:r>
+    </w:p>
+    <w:p>
+      <w:pPr>
+        <w:rPr>
+          <w:i w:val="0"/>
+          <w:iCs/>
+          <w:szCs w:val="28"/>
+        </w:rPr>
+      </w:pPr>
+      <w:r>
+        <w:rPr>
+          <w:b/>
+          <w:bCs/>
+          <w:i w:val="0"/>
+          <w:iCs/>
+          <w:szCs w:val="28"/>
+          <w:lang w:val="en-US"/>
+        </w:rPr>
+        <w:t>F</w:t>
+      </w:r>
+      <w:r>
+        <w:rPr>
+          <w:b/>
+          <w:bCs/>
+          <w:i w:val="0"/>
+          <w:iCs/>
+          <w:szCs w:val="28"/>
+        </w:rPr>
+        <w:t>1.2.</w:t>
+      </w:r>
+      <w:r>
+        <w:rPr>
+          <w:i w:val="0"/>
+          <w:iCs/>
+          <w:szCs w:val="28"/>
+        </w:rPr>
+        <w:t xml:space="preserve"> </w:t>
+      </w:r>
+      <w:r>
+        <w:rPr>
+          <w:i w:val="0"/>
+          <w:iCs/>
+          <w:szCs w:val="28"/>
+        </w:rPr>
+        <w:t>Оплата труда по окладу и ставке должна определяться по выражению:</w:t>
+      </w:r>
+    </w:p>
+    <w:p>
+      <w:pPr>
+        <w:rPr>
+          <w:i w:val="0"/>
+          <w:iCs/>
+          <w:color w:val="000000"/>
+          <w:szCs w:val="28"/>
+          <w:shd w:val="clear" w:color="auto" w:fill="FFFFFF"/>
+        </w:rPr>
+      </w:pPr>
+      <m:oMathPara>
+        <m:oMath>
+          <m:r>
+            <w:rPr>
+              <w:rFonts w:ascii="Cambria Math"/>
+            </w:rPr>
+            <m:t>S=</m:t>
+          </m:r>
+          <m:r>
+            <w:rPr>
+              <w:rFonts w:ascii="Cambria Math" w:hAnsi="Cambria Math"/>
+              <w:color w:val="000000"/>
+              <w:szCs w:val="28"/>
+              <w:shd w:val="clear" w:color="auto" w:fill="FFFFFF"/>
+            </w:rPr>
+            <m:t>B+</m:t>
+          </m:r>
+          <m:f>
+            <m:fPr>
+              <m:ctrlPr>
+                <w:rPr>
+                  <w:rFonts w:ascii="Cambria Math" w:hAnsi="Cambria Math"/>
+                  <w:i w:val="0"/>
+                  <w:iCs/>
+                </w:rPr>
+              </m:ctrlPr>
+            </m:fPr>
+            <m:num>
+              <m:r>
+                <w:rPr>
+                  <w:rFonts w:ascii="Cambria Math" w:hAnsi="Cambria Math"/>
+                  <w:color w:val="000000"/>
+                  <w:szCs w:val="28"/>
+                  <w:shd w:val="clear" w:color="auto" w:fill="FFFFFF"/>
+                </w:rPr>
+                <m:t>B</m:t>
+              </m:r>
+              <m:r>
+                <w:rPr>
+                  <w:rFonts w:ascii="Cambria Math" w:hAnsi="Cambria Math"/>
+                </w:rPr>
+                <m:t>∙</m:t>
+              </m:r>
+              <m:r>
+                <w:rPr>
+                  <w:rFonts w:ascii="Cambria Math" w:hAnsi="Cambria Math"/>
+                  <w:color w:val="000000"/>
+                  <w:szCs w:val="28"/>
+                  <w:shd w:val="clear" w:color="auto" w:fill="FFFFFF"/>
+                </w:rPr>
+                <m:t>P</m:t>
+              </m:r>
+            </m:num>
+            <m:den>
+              <m:r>
+                <w:rPr>
+                  <w:rFonts w:ascii="Cambria Math"/>
+                </w:rPr>
+                <m:t>1</m:t>
+              </m:r>
+              <m:r>
+                <w:rPr>
+                  <w:rFonts w:ascii="Cambria Math"/>
+                  <w:lang w:val="en-US"/>
+                </w:rPr>
+                <m:t>00</m:t>
+              </m:r>
+            </m:den>
+          </m:f>
+          <m:r>
+            <w:rPr>
+              <w:rFonts w:ascii="Cambria Math"/>
+            </w:rPr>
+            <m:t>,</m:t>
+          </m:r>
+        </m:oMath>
+      </m:oMathPara>
+    </w:p>
+    <w:p>
+      <w:pPr>
+        <w:rPr>
+          <w:i w:val="0"/>
+          <w:iCs/>
+          <w:color w:val="000000"/>
+          <w:szCs w:val="28"/>
+          <w:shd w:val="clear" w:color="auto" w:fill="FFFFFF"/>
+        </w:rPr>
+      </w:pPr>
+      <w:r>
+        <w:rPr>
+          <w:i w:val="0"/>
+          <w:iCs/>
+          <w:color w:val="000000"/>
+          <w:szCs w:val="28"/>
+          <w:shd w:val="clear" w:color="auto" w:fill="FFFFFF"/>
+        </w:rPr>
+        <w:t>где S – заработная плата сотрудника, руб.;</w:t>
+      </w:r>
+    </w:p>
+    <w:p>
+      <w:pPr>
+        <w:rPr>
+          <w:i w:val="0"/>
+          <w:iCs/>
+          <w:color w:val="000000"/>
+          <w:szCs w:val="28"/>
+          <w:shd w:val="clear" w:color="auto" w:fill="FFFFFF"/>
+        </w:rPr>
+      </w:pPr>
+      <w:r>
+        <w:rPr>
+          <w:i w:val="0"/>
+          <w:iCs/>
+          <w:color w:val="000000"/>
+          <w:szCs w:val="28"/>
+          <w:shd w:val="clear" w:color="auto" w:fill="FFFFFF"/>
+        </w:rPr>
+        <w:t>B – оклад, руб.;</w:t>
+      </w:r>
+    </w:p>
+    <w:p>
+      <w:pPr>
+        <w:rPr>
+          <w:i w:val="0"/>
+          <w:iCs/>
+          <w:color w:val="000000"/>
+          <w:szCs w:val="28"/>
+          <w:shd w:val="clear" w:color="auto" w:fill="FFFFFF"/>
+        </w:rPr>
+      </w:pPr>
+      <w:r>
+        <w:rPr>
+          <w:i w:val="0"/>
+          <w:iCs/>
+          <w:color w:val="000000"/>
+          <w:szCs w:val="28"/>
+          <w:shd w:val="clear" w:color="auto" w:fill="FFFFFF"/>
+        </w:rPr>
+        <w:t>P – процент ставки, %;</w:t>
+      </w:r>
+    </w:p>
+    <w:p>
+      <w:pPr>
+        <w:rPr>
+          <w:i w:val="0"/>
+          <w:iCs/>
+        </w:rPr>
+      </w:pPr>
+      <w:r>
+        <w:rPr>
+          <w:b/>
+          <w:bCs/>
+          <w:i w:val="0"/>
+          <w:iCs/>
+          <w:lang w:val="en-US"/>
+        </w:rPr>
+        <w:t>F</w:t>
+      </w:r>
+      <w:r>
+        <w:rPr>
+          <w:b/>
+          <w:bCs/>
+          <w:i w:val="0"/>
+          <w:iCs/>
+        </w:rPr>
+        <w:t>2.</w:t>
+      </w:r>
+      <w:r>
+        <w:rPr>
+          <w:i w:val="0"/>
+          <w:iCs/>
+        </w:rPr>
+        <w:t xml:space="preserve"> </w:t>
+      </w:r>
+      <w:r>
+        <w:rPr>
+          <w:i w:val="0"/>
+          <w:iCs/>
+        </w:rPr>
+        <w:t>В системе должен быть реализован список сотрудников.</w:t>
+      </w:r>
+    </w:p>
+    <w:p>
+      <w:pPr>
+        <w:rPr>
+          <w:i w:val="0"/>
+          <w:iCs/>
+        </w:rPr>
+      </w:pPr>
+      <w:r>
+        <w:rPr>
+          <w:b/>
+          <w:bCs/>
+          <w:i w:val="0"/>
+          <w:iCs/>
+          <w:lang w:val="en-US"/>
+        </w:rPr>
+        <w:lastRenderedPageBreak/>
+        <w:t>F</w:t>
+      </w:r>
+      <w:r>
+        <w:rPr>
+          <w:b/>
+          <w:bCs/>
+          <w:i w:val="0"/>
+          <w:iCs/>
+        </w:rPr>
+        <w:t>2.1.</w:t>
+      </w:r>
+      <w:r>
+        <w:rPr>
+          <w:i w:val="0"/>
+          <w:iCs/>
+        </w:rPr>
+        <w:t xml:space="preserve"> </w:t>
+      </w:r>
+      <w:r>
+        <w:rPr>
+          <w:i w:val="0"/>
+          <w:iCs/>
+        </w:rPr>
+        <w:t>Каждый элемент должен содержать:</w:t>
+      </w:r>
+    </w:p>
+    <w:p>
+      <w:pPr>
+        <w:pStyle w:val="a4"/>
+        <w:numPr>
+          <w:ilvl w:val="0"/>
+          <w:numId w:val="40"/>
+        </w:numPr>
+        <w:ind w:left="0" w:firstLine="709"/>
+        <w:rPr>
+          <w:i w:val="0"/>
+          <w:iCs/>
+        </w:rPr>
+      </w:pPr>
+      <w:r>
+        <w:rPr>
+          <w:i w:val="0"/>
+          <w:iCs/>
+          <w:lang w:val="ru-RU"/>
+        </w:rPr>
+        <w:t>и</w:t>
+      </w:r>
+      <w:r>
+        <w:rPr>
+          <w:i w:val="0"/>
+          <w:iCs/>
+        </w:rPr>
+        <w:t>мя сотрудника;</w:t>
+      </w:r>
+    </w:p>
+    <w:p>
+      <w:pPr>
+        <w:pStyle w:val="a4"/>
+        <w:numPr>
+          <w:ilvl w:val="0"/>
+          <w:numId w:val="40"/>
+        </w:numPr>
+        <w:ind w:left="0" w:firstLine="709"/>
+        <w:rPr>
+          <w:i w:val="0"/>
+          <w:iCs/>
+        </w:rPr>
+      </w:pPr>
+      <w:r>
+        <w:rPr>
+          <w:i w:val="0"/>
+          <w:iCs/>
+          <w:lang w:val="ru-RU"/>
+        </w:rPr>
+        <w:t>ф</w:t>
+      </w:r>
+      <w:r>
+        <w:rPr>
+          <w:i w:val="0"/>
+          <w:iCs/>
+        </w:rPr>
+        <w:t>амилию сотрудника;</w:t>
+      </w:r>
+    </w:p>
+    <w:p>
+      <w:pPr>
+        <w:pStyle w:val="a4"/>
+        <w:numPr>
+          <w:ilvl w:val="0"/>
+          <w:numId w:val="40"/>
+        </w:numPr>
+        <w:ind w:left="0" w:firstLine="709"/>
+        <w:rPr>
+          <w:i w:val="0"/>
+          <w:iCs/>
+        </w:rPr>
+      </w:pPr>
+      <w:r>
+        <w:rPr>
+          <w:i w:val="0"/>
+          <w:iCs/>
+          <w:lang w:val="ru-RU"/>
+        </w:rPr>
+        <w:t>в</w:t>
+      </w:r>
+      <w:r>
+        <w:rPr>
+          <w:i w:val="0"/>
+          <w:iCs/>
+        </w:rPr>
+        <w:t>озраст сотрудника;</w:t>
+      </w:r>
+    </w:p>
+    <w:p>
+      <w:pPr>
+        <w:pStyle w:val="a4"/>
+        <w:numPr>
+          <w:ilvl w:val="0"/>
+          <w:numId w:val="40"/>
+        </w:numPr>
+        <w:ind w:left="0" w:firstLine="709"/>
+        <w:rPr>
+          <w:i w:val="0"/>
+          <w:iCs/>
+        </w:rPr>
+      </w:pPr>
+      <w:r>
+        <w:rPr>
+          <w:i w:val="0"/>
+          <w:iCs/>
+          <w:lang w:val="ru-RU"/>
+        </w:rPr>
+        <w:t>п</w:t>
+      </w:r>
+      <w:r>
+        <w:rPr>
+          <w:i w:val="0"/>
+          <w:iCs/>
+        </w:rPr>
+        <w:t>ол сотрудника;</w:t>
+      </w:r>
+    </w:p>
+    <w:p>
+      <w:pPr>
+        <w:pStyle w:val="a4"/>
+        <w:numPr>
+          <w:ilvl w:val="0"/>
+          <w:numId w:val="40"/>
+        </w:numPr>
+        <w:ind w:left="0" w:firstLine="709"/>
+        <w:rPr>
+          <w:i w:val="0"/>
+          <w:iCs/>
+        </w:rPr>
+      </w:pPr>
+      <w:r>
+        <w:rPr>
+          <w:i w:val="0"/>
+          <w:iCs/>
+          <w:lang w:val="ru-RU"/>
+        </w:rPr>
+        <w:t>п</w:t>
+      </w:r>
+      <w:r>
+        <w:rPr>
+          <w:i w:val="0"/>
+          <w:iCs/>
+        </w:rPr>
+        <w:t>рофессию сотрудника;</w:t>
+      </w:r>
+    </w:p>
+    <w:p>
+      <w:pPr>
+        <w:pStyle w:val="a4"/>
+        <w:numPr>
+          <w:ilvl w:val="0"/>
+          <w:numId w:val="40"/>
+        </w:numPr>
+        <w:ind w:left="0" w:firstLine="709"/>
+        <w:rPr>
+          <w:i w:val="0"/>
+          <w:iCs/>
+        </w:rPr>
+      </w:pPr>
+      <w:r>
+        <w:rPr>
+          <w:i w:val="0"/>
+          <w:iCs/>
+          <w:lang w:val="ru-RU"/>
+        </w:rPr>
+        <w:t>т</w:t>
+      </w:r>
+      <w:r>
+        <w:rPr>
+          <w:i w:val="0"/>
+          <w:iCs/>
+        </w:rPr>
+        <w:t>ип оплаты труда;</w:t>
+      </w:r>
+    </w:p>
+    <w:p>
+      <w:pPr>
+        <w:pStyle w:val="a4"/>
+        <w:numPr>
+          <w:ilvl w:val="0"/>
+          <w:numId w:val="40"/>
+        </w:numPr>
+        <w:ind w:left="0" w:firstLine="709"/>
+        <w:rPr>
+          <w:i w:val="0"/>
+          <w:iCs/>
+          <w:lang w:val="ru-RU"/>
+        </w:rPr>
+      </w:pPr>
+      <w:r>
+        <w:rPr>
+          <w:i w:val="0"/>
+          <w:iCs/>
+          <w:lang w:val="ru-RU"/>
+        </w:rPr>
+        <w:t>п</w:t>
+      </w:r>
+      <w:r>
+        <w:rPr>
+          <w:i w:val="0"/>
+          <w:iCs/>
+        </w:rPr>
+        <w:t>араметры расчета заработной платы.</w:t>
+      </w:r>
+    </w:p>
+    <w:p>
+      <w:pPr>
+        <w:rPr>
+          <w:i w:val="0"/>
+          <w:iCs/>
+          <w:szCs w:val="28"/>
+        </w:rPr>
+      </w:pPr>
+      <w:r>
+        <w:rPr>
+          <w:b/>
+          <w:bCs/>
+          <w:i w:val="0"/>
+          <w:iCs/>
+          <w:szCs w:val="28"/>
+          <w:lang w:val="en-US"/>
+        </w:rPr>
+        <w:t>F</w:t>
+      </w:r>
+      <w:r>
+        <w:rPr>
+          <w:b/>
+          <w:bCs/>
+          <w:i w:val="0"/>
+          <w:iCs/>
+          <w:szCs w:val="28"/>
+        </w:rPr>
+        <w:t>3.</w:t>
+      </w:r>
+      <w:r>
+        <w:rPr>
+          <w:i w:val="0"/>
+          <w:iCs/>
+          <w:szCs w:val="28"/>
+        </w:rPr>
+        <w:t xml:space="preserve"> </w:t>
+      </w:r>
+      <w:r>
+        <w:rPr>
+          <w:i w:val="0"/>
+          <w:iCs/>
+          <w:szCs w:val="28"/>
+        </w:rPr>
+        <w:t>В системе должна присутствовать функция добавления сотрудников.</w:t>
+      </w:r>
+    </w:p>
+    <w:p>
+      <w:pPr>
+        <w:rPr>
+          <w:i w:val="0"/>
+          <w:iCs/>
+          <w:szCs w:val="28"/>
+        </w:rPr>
+      </w:pPr>
+      <w:r>
+        <w:rPr>
+          <w:b/>
+          <w:bCs/>
+          <w:i w:val="0"/>
+          <w:iCs/>
+          <w:szCs w:val="28"/>
+          <w:lang w:val="en-US"/>
+        </w:rPr>
+        <w:t>F</w:t>
+      </w:r>
+      <w:r>
+        <w:rPr>
+          <w:b/>
+          <w:bCs/>
+          <w:i w:val="0"/>
+          <w:iCs/>
+          <w:szCs w:val="28"/>
+        </w:rPr>
+        <w:t>4.</w:t>
+      </w:r>
+      <w:r>
+        <w:rPr>
+          <w:i w:val="0"/>
+          <w:iCs/>
+          <w:szCs w:val="28"/>
+        </w:rPr>
+        <w:t xml:space="preserve"> </w:t>
+      </w:r>
+      <w:r>
+        <w:rPr>
+          <w:i w:val="0"/>
+          <w:iCs/>
+          <w:szCs w:val="28"/>
+        </w:rPr>
+        <w:t>В системе должна присутствовать функция поиска сотрудников.</w:t>
+      </w:r>
+    </w:p>
+    <w:p>
+      <w:pPr>
+        <w:rPr>
+          <w:i w:val="0"/>
+          <w:iCs/>
+          <w:szCs w:val="28"/>
+        </w:rPr>
+      </w:pPr>
+      <w:r>
+        <w:rPr>
+          <w:b/>
+          <w:bCs/>
+          <w:i w:val="0"/>
+          <w:iCs/>
+          <w:szCs w:val="28"/>
+          <w:lang w:val="en-US"/>
+        </w:rPr>
+        <w:t>F</w:t>
+      </w:r>
+      <w:r>
+        <w:rPr>
+          <w:b/>
+          <w:bCs/>
+          <w:i w:val="0"/>
+          <w:iCs/>
+          <w:szCs w:val="28"/>
+        </w:rPr>
+        <w:t>5.</w:t>
+      </w:r>
+      <w:r>
+        <w:rPr>
+          <w:i w:val="0"/>
+          <w:iCs/>
+          <w:szCs w:val="28"/>
+        </w:rPr>
+        <w:t xml:space="preserve"> </w:t>
+      </w:r>
+      <w:r>
+        <w:rPr>
+          <w:i w:val="0"/>
+          <w:iCs/>
+          <w:szCs w:val="28"/>
+        </w:rPr>
+        <w:t>В системе должна присутствовать функция удаления сотрудников.</w:t>
+      </w:r>
+    </w:p>
+    <w:p>
+      <w:pPr>
+        <w:rPr>
+          <w:i w:val="0"/>
+          <w:iCs/>
+          <w:szCs w:val="28"/>
+        </w:rPr>
+      </w:pPr>
+      <w:r>
+        <w:rPr>
+          <w:b/>
+          <w:bCs/>
+          <w:i w:val="0"/>
+          <w:iCs/>
+          <w:szCs w:val="28"/>
+          <w:lang w:val="en-US"/>
+        </w:rPr>
+        <w:t>F</w:t>
+      </w:r>
+      <w:r>
+        <w:rPr>
+          <w:b/>
+          <w:bCs/>
+          <w:i w:val="0"/>
+          <w:iCs/>
+          <w:szCs w:val="28"/>
+        </w:rPr>
+        <w:t>6.</w:t>
+      </w:r>
+      <w:r>
+        <w:rPr>
+          <w:i w:val="0"/>
+          <w:iCs/>
+          <w:szCs w:val="28"/>
+        </w:rPr>
+        <w:t xml:space="preserve"> </w:t>
+      </w:r>
+      <w:r>
+        <w:rPr>
+          <w:i w:val="0"/>
+          <w:iCs/>
+          <w:szCs w:val="28"/>
+        </w:rPr>
+        <w:t>В системе должна присутствовать функция сохранения списка сотрудников в файл.</w:t>
+      </w:r>
+    </w:p>
+    <w:p>
+      <w:pPr>
+        <w:rPr>
+          <w:i w:val="0"/>
+          <w:iCs/>
+          <w:szCs w:val="28"/>
+        </w:rPr>
+      </w:pPr>
+      <w:r>
+        <w:rPr>
+          <w:b/>
+          <w:bCs/>
+          <w:i w:val="0"/>
+          <w:iCs/>
+          <w:szCs w:val="28"/>
+          <w:lang w:val="en-US"/>
+        </w:rPr>
+        <w:t>F</w:t>
+      </w:r>
+      <w:r>
+        <w:rPr>
+          <w:b/>
+          <w:bCs/>
+          <w:i w:val="0"/>
+          <w:iCs/>
+          <w:szCs w:val="28"/>
+        </w:rPr>
+        <w:t>7.</w:t>
+      </w:r>
+      <w:r>
+        <w:rPr>
+          <w:i w:val="0"/>
+          <w:iCs/>
+          <w:szCs w:val="28"/>
+        </w:rPr>
+        <w:t xml:space="preserve"> </w:t>
+      </w:r>
+      <w:r>
+        <w:rPr>
+          <w:i w:val="0"/>
+          <w:iCs/>
+          <w:szCs w:val="28"/>
+        </w:rPr>
+        <w:t>В системе должна присутствовать функция загрузки списка сотрудников из файла.</w:t>
+      </w:r>
+    </w:p>
+    <w:p>
+      <w:pPr>
+        <w:pStyle w:val="a4"/>
+        <w:numPr>
+          <w:ilvl w:val="1"/>
+          <w:numId w:val="35"/>
+        </w:numPr>
+        <w:ind w:left="0" w:firstLine="709"/>
+        <w:rPr>
+          <w:b/>
+          <w:bCs/>
+          <w:i w:val="0"/>
+          <w:iCs/>
+          <w:szCs w:val="28"/>
+        </w:rPr>
+      </w:pPr>
+      <w:r>
+        <w:rPr>
+          <w:b/>
+          <w:bCs/>
+          <w:i w:val="0"/>
+          <w:iCs/>
+          <w:szCs w:val="28"/>
+          <w:lang w:val="ru-RU"/>
+        </w:rPr>
+        <w:t>Требования к пользовательскому интерфейсу</w:t>
+      </w:r>
+    </w:p>
+    <w:p>
+      <w:pPr>
+        <w:rPr>
+          <w:i w:val="0"/>
+          <w:iCs/>
+          <w:szCs w:val="28"/>
+        </w:rPr>
+      </w:pPr>
+      <w:r>
+        <w:rPr>
+          <w:b/>
+          <w:bCs/>
+          <w:i w:val="0"/>
+          <w:iCs/>
+          <w:szCs w:val="28"/>
+          <w:lang w:val="en-US"/>
+        </w:rPr>
+        <w:t>U</w:t>
+      </w:r>
+      <w:r>
+        <w:rPr>
+          <w:b/>
+          <w:bCs/>
+          <w:i w:val="0"/>
+          <w:iCs/>
+          <w:szCs w:val="28"/>
+        </w:rPr>
+        <w:t>1.</w:t>
+      </w:r>
+      <w:r>
+        <w:rPr>
+          <w:i w:val="0"/>
+          <w:iCs/>
+          <w:szCs w:val="28"/>
+        </w:rPr>
+        <w:t xml:space="preserve"> </w:t>
+      </w:r>
+      <w:r>
+        <w:rPr>
+          <w:i w:val="0"/>
+          <w:iCs/>
+          <w:szCs w:val="28"/>
+        </w:rPr>
+        <w:t>Система должна иметь графический пользовательский интерфейс.</w:t>
+      </w:r>
+    </w:p>
+    <w:p>
+      <w:pPr>
+        <w:rPr>
+          <w:i w:val="0"/>
+          <w:iCs/>
+          <w:szCs w:val="28"/>
+        </w:rPr>
+      </w:pPr>
+      <w:r>
+        <w:rPr>
+          <w:b/>
+          <w:bCs/>
+          <w:i w:val="0"/>
+          <w:iCs/>
+          <w:szCs w:val="28"/>
+          <w:lang w:val="en-US"/>
+        </w:rPr>
+        <w:t>U</w:t>
+      </w:r>
+      <w:r>
+        <w:rPr>
+          <w:b/>
+          <w:bCs/>
+          <w:i w:val="0"/>
+          <w:iCs/>
+          <w:szCs w:val="28"/>
+        </w:rPr>
+        <w:t>2.</w:t>
+      </w:r>
+      <w:r>
+        <w:rPr>
+          <w:i w:val="0"/>
+          <w:iCs/>
+          <w:szCs w:val="28"/>
+        </w:rPr>
+        <w:t xml:space="preserve"> </w:t>
+      </w:r>
+      <w:r>
+        <w:rPr>
+          <w:i w:val="0"/>
+          <w:iCs/>
+          <w:szCs w:val="28"/>
+        </w:rPr>
+        <w:t>Данные о сотрудниках должны отображаться в табличном виде.</w:t>
+      </w:r>
+    </w:p>
+    <w:p>
+      <w:pPr>
+        <w:rPr>
+          <w:i w:val="0"/>
+          <w:iCs/>
+          <w:szCs w:val="28"/>
+        </w:rPr>
+      </w:pPr>
+      <w:r>
+        <w:rPr>
+          <w:b/>
+          <w:bCs/>
+          <w:i w:val="0"/>
+          <w:iCs/>
+          <w:szCs w:val="28"/>
+          <w:lang w:val="en-US"/>
+        </w:rPr>
+        <w:t>U</w:t>
+      </w:r>
+      <w:r>
+        <w:rPr>
+          <w:b/>
+          <w:bCs/>
+          <w:i w:val="0"/>
+          <w:iCs/>
+          <w:szCs w:val="28"/>
+        </w:rPr>
+        <w:t>3.</w:t>
+      </w:r>
+      <w:r>
+        <w:rPr>
+          <w:i w:val="0"/>
+          <w:iCs/>
+          <w:szCs w:val="28"/>
+        </w:rPr>
+        <w:t xml:space="preserve"> </w:t>
+      </w:r>
+      <w:r>
+        <w:rPr>
+          <w:i w:val="0"/>
+          <w:iCs/>
+          <w:szCs w:val="28"/>
+        </w:rPr>
+        <w:t>Интерфейс должен обеспечивать удобный ввод и редактирование.</w:t>
+      </w:r>
+    </w:p>
+    <w:p>
+      <w:pPr>
+        <w:rPr>
+          <w:i w:val="0"/>
+          <w:iCs/>
+          <w:szCs w:val="28"/>
+        </w:rPr>
+      </w:pPr>
+      <w:r>
+        <w:rPr>
+          <w:b/>
+          <w:bCs/>
+          <w:i w:val="0"/>
+          <w:iCs/>
+          <w:szCs w:val="28"/>
+          <w:lang w:val="en-US"/>
+        </w:rPr>
+        <w:t>U</w:t>
+      </w:r>
+      <w:r>
+        <w:rPr>
+          <w:b/>
+          <w:bCs/>
+          <w:i w:val="0"/>
+          <w:iCs/>
+          <w:szCs w:val="28"/>
+        </w:rPr>
+        <w:t>4.</w:t>
+      </w:r>
+      <w:r>
+        <w:rPr>
+          <w:i w:val="0"/>
+          <w:iCs/>
+          <w:szCs w:val="28"/>
+        </w:rPr>
+        <w:t xml:space="preserve"> В системе должна быть реализована обработка ошибок ввода данных с выводом сообщений пользователю.</w:t>
+      </w:r>
     </w:p>
     <w:sectPr>
       <w:pgSz w:w="11906" w:h="16838"/>
@@ -11072,44 +16042,8 @@
 </w:document>
 </file>
 
-<file path=word/comments.xml><?xml version="1.0" encoding="utf-8"?>
-<w:comments xmlns:wpc="http://schemas.microsoft.com/office/word/2010/wordprocessingCanvas" xmlns:cx="http://schemas.microsoft.com/office/drawing/2014/chartex" xmlns:cx1="http://schemas.microsoft.com/office/drawing/2015/9/8/chartex" xmlns:cx2="http://schemas.microsoft.com/office/drawing/2015/10/21/chartex" xmlns:cx3="http://schemas.microsoft.com/office/drawing/2016/5/9/chartex" xmlns:cx4="http://schemas.microsoft.com/office/drawing/2016/5/10/chartex" xmlns:cx5="http://schemas.microsoft.com/office/drawing/2016/5/11/chartex" xmlns:cx6="http://schemas.microsoft.com/office/drawing/2016/5/12/chartex" xmlns:cx7="http://schemas.microsoft.com/office/drawing/2016/5/13/chartex" xmlns:cx8="http://schemas.microsoft.com/office/drawing/2016/5/14/chartex" xmlns:mc="http://schemas.openxmlformats.org/markup-compatibility/2006" xmlns:aink="http://schemas.microsoft.com/office/drawing/2016/ink" xmlns:am3d="http://schemas.microsoft.com/office/drawing/2017/model3d" xmlns:o="urn:schemas-microsoft-com:office:office" xmlns:r="http://schemas.openxmlformats.org/officeDocument/2006/relationships" xmlns:m="http://schemas.openxmlformats.org/officeDocument/2006/math" xmlns:v="urn:schemas-microsoft-com:vml" xmlns:wp14="http://schemas.microsoft.com/office/word/2010/wordprocessingDrawing" xmlns:wp="http://schemas.openxmlformats.org/drawingml/2006/wordprocessingDrawing" xmlns:w10="urn:schemas-microsoft-com:office:word" xmlns:w="http://schemas.openxmlformats.org/wordprocessingml/2006/main" xmlns:w14="http://schemas.microsoft.com/office/word/2010/wordml" xmlns:w15="http://schemas.microsoft.com/office/word/2012/wordml" xmlns:w16cex="http://schemas.microsoft.com/office/word/2018/wordml/cex" xmlns:w16cid="http://schemas.microsoft.com/office/word/2016/wordml/cid" xmlns:w16="http://schemas.microsoft.com/office/word/2018/wordml" xmlns:w16sdtdh="http://schemas.microsoft.com/office/word/2020/wordml/sdtdatahash" xmlns:w16se="http://schemas.microsoft.com/office/word/2015/wordml/symex" xmlns:wpg="http://schemas.microsoft.com/office/word/2010/wordprocessingGroup" xmlns:wpi="http://schemas.microsoft.com/office/word/2010/wordprocessingInk" xmlns:wne="http://schemas.microsoft.com/office/word/2006/wordml" xmlns:wps="http://schemas.microsoft.com/office/word/2010/wordprocessingShape" mc:Ignorable="w14 w15 w16se w16cid w16 w16cex w16sdtdh wp14">
-  <w:comment w:id="5" w:author="Aleksey A. Kalentev" w:date="2026-03-26T14:12:00Z" w:initials="AAK">
-    <w:p>
-      <w:pPr>
-        <w:pStyle w:val="af4"/>
-      </w:pPr>
-      <w:r>
-        <w:rPr>
-          <w:rStyle w:val="af3"/>
-        </w:rPr>
-        <w:annotationRef/>
-      </w:r>
-    </w:p>
-  </w:comment>
-</w:comments>
-</file>
-
-<file path=word/commentsExtended.xml><?xml version="1.0" encoding="utf-8"?>
-<w15:commentsEx xmlns:wpc="http://schemas.microsoft.com/office/word/2010/wordprocessingCanvas" xmlns:cx="http://schemas.microsoft.com/office/drawing/2014/chartex" xmlns:cx1="http://schemas.microsoft.com/office/drawing/2015/9/8/chartex" xmlns:cx2="http://schemas.microsoft.com/office/drawing/2015/10/21/chartex" xmlns:cx3="http://schemas.microsoft.com/office/drawing/2016/5/9/chartex" xmlns:cx4="http://schemas.microsoft.com/office/drawing/2016/5/10/chartex" xmlns:cx5="http://schemas.microsoft.com/office/drawing/2016/5/11/chartex" xmlns:cx6="http://schemas.microsoft.com/office/drawing/2016/5/12/chartex" xmlns:cx7="http://schemas.microsoft.com/office/drawing/2016/5/13/chartex" xmlns:cx8="http://schemas.microsoft.com/office/drawing/2016/5/14/chartex" xmlns:mc="http://schemas.openxmlformats.org/markup-compatibility/2006" xmlns:aink="http://schemas.microsoft.com/office/drawing/2016/ink" xmlns:am3d="http://schemas.microsoft.com/office/drawing/2017/model3d" xmlns:o="urn:schemas-microsoft-com:office:office" xmlns:r="http://schemas.openxmlformats.org/officeDocument/2006/relationships" xmlns:m="http://schemas.openxmlformats.org/officeDocument/2006/math" xmlns:v="urn:schemas-microsoft-com:vml" xmlns:wp14="http://schemas.microsoft.com/office/word/2010/wordprocessingDrawing" xmlns:wp="http://schemas.openxmlformats.org/drawingml/2006/wordprocessingDrawing" xmlns:w10="urn:schemas-microsoft-com:office:word" xmlns:w="http://schemas.openxmlformats.org/wordprocessingml/2006/main" xmlns:w14="http://schemas.microsoft.com/office/word/2010/wordml" xmlns:w15="http://schemas.microsoft.com/office/word/2012/wordml" xmlns:w16cex="http://schemas.microsoft.com/office/word/2018/wordml/cex" xmlns:w16cid="http://schemas.microsoft.com/office/word/2016/wordml/cid" xmlns:w16="http://schemas.microsoft.com/office/word/2018/wordml" xmlns:w16sdtdh="http://schemas.microsoft.com/office/word/2020/wordml/sdtdatahash" xmlns:w16se="http://schemas.microsoft.com/office/word/2015/wordml/symex" xmlns:wpg="http://schemas.microsoft.com/office/word/2010/wordprocessingGroup" xmlns:wpi="http://schemas.microsoft.com/office/word/2010/wordprocessingInk" xmlns:wne="http://schemas.microsoft.com/office/word/2006/wordml" xmlns:wps="http://schemas.microsoft.com/office/word/2010/wordprocessingShape" mc:Ignorable="w14 w15 w16se w16cid w16 w16cex w16sdtdh wp14">
-  <w15:commentEx w15:paraId="341A82F5" w15:done="0"/>
-</w15:commentsEx>
-</file>
-
-<file path=word/commentsExtensible.xml><?xml version="1.0" encoding="utf-8"?>
-<w16cex:commentsExtensible xmlns:wpc="http://schemas.microsoft.com/office/word/2010/wordprocessingCanvas" xmlns:cx="http://schemas.microsoft.com/office/drawing/2014/chartex" xmlns:cx1="http://schemas.microsoft.com/office/drawing/2015/9/8/chartex" xmlns:cx2="http://schemas.microsoft.com/office/drawing/2015/10/21/chartex" xmlns:cx3="http://schemas.microsoft.com/office/drawing/2016/5/9/chartex" xmlns:cx4="http://schemas.microsoft.com/office/drawing/2016/5/10/chartex" xmlns:cx5="http://schemas.microsoft.com/office/drawing/2016/5/11/chartex" xmlns:cx6="http://schemas.microsoft.com/office/drawing/2016/5/12/chartex" xmlns:cx7="http://schemas.microsoft.com/office/drawing/2016/5/13/chartex" xmlns:cx8="http://schemas.microsoft.com/office/drawing/2016/5/14/chartex" xmlns:mc="http://schemas.openxmlformats.org/markup-compatibility/2006" xmlns:aink="http://schemas.microsoft.com/office/drawing/2016/ink" xmlns:am3d="http://schemas.microsoft.com/office/drawing/2017/model3d" xmlns:o="urn:schemas-microsoft-com:office:office" xmlns:r="http://schemas.openxmlformats.org/officeDocument/2006/relationships" xmlns:m="http://schemas.openxmlformats.org/officeDocument/2006/math" xmlns:v="urn:schemas-microsoft-com:vml" xmlns:wp14="http://schemas.microsoft.com/office/word/2010/wordprocessingDrawing" xmlns:wp="http://schemas.openxmlformats.org/drawingml/2006/wordprocessingDrawing" xmlns:w10="urn:schemas-microsoft-com:office:word" xmlns:w="http://schemas.openxmlformats.org/wordprocessingml/2006/main" xmlns:w14="http://schemas.microsoft.com/office/word/2010/wordml" xmlns:w15="http://schemas.microsoft.com/office/word/2012/wordml" xmlns:w16cex="http://schemas.microsoft.com/office/word/2018/wordml/cex" xmlns:w16cid="http://schemas.microsoft.com/office/word/2016/wordml/cid" xmlns:w16="http://schemas.microsoft.com/office/word/2018/wordml" xmlns:w16sdtdh="http://schemas.microsoft.com/office/word/2020/wordml/sdtdatahash" xmlns:w16se="http://schemas.microsoft.com/office/word/2015/wordml/symex" xmlns:wpg="http://schemas.microsoft.com/office/word/2010/wordprocessingGroup" xmlns:wpi="http://schemas.microsoft.com/office/word/2010/wordprocessingInk" xmlns:wne="http://schemas.microsoft.com/office/word/2006/wordml" xmlns:wps="http://schemas.microsoft.com/office/word/2010/wordprocessingShape" mc:Ignorable="w14 w15 w16se w16cid w16 w16cex w16sdtdh wp14">
-  <w16cex:commentExtensible w16cex:durableId="2D6FBD63" w16cex:dateUtc="2026-03-26T07:12:00Z"/>
-</w16cex:commentsExtensible>
-</file>
-
-<file path=word/commentsIds.xml><?xml version="1.0" encoding="utf-8"?>
-<w16cid:commentsIds xmlns:wpc="http://schemas.microsoft.com/office/word/2010/wordprocessingCanvas" xmlns:cx="http://schemas.microsoft.com/office/drawing/2014/chartex" xmlns:cx1="http://schemas.microsoft.com/office/drawing/2015/9/8/chartex" xmlns:cx2="http://schemas.microsoft.com/office/drawing/2015/10/21/chartex" xmlns:cx3="http://schemas.microsoft.com/office/drawing/2016/5/9/chartex" xmlns:cx4="http://schemas.microsoft.com/office/drawing/2016/5/10/chartex" xmlns:cx5="http://schemas.microsoft.com/office/drawing/2016/5/11/chartex" xmlns:cx6="http://schemas.microsoft.com/office/drawing/2016/5/12/chartex" xmlns:cx7="http://schemas.microsoft.com/office/drawing/2016/5/13/chartex" xmlns:cx8="http://schemas.microsoft.com/office/drawing/2016/5/14/chartex" xmlns:mc="http://schemas.openxmlformats.org/markup-compatibility/2006" xmlns:aink="http://schemas.microsoft.com/office/drawing/2016/ink" xmlns:am3d="http://schemas.microsoft.com/office/drawing/2017/model3d" xmlns:o="urn:schemas-microsoft-com:office:office" xmlns:r="http://schemas.openxmlformats.org/officeDocument/2006/relationships" xmlns:m="http://schemas.openxmlformats.org/officeDocument/2006/math" xmlns:v="urn:schemas-microsoft-com:vml" xmlns:wp14="http://schemas.microsoft.com/office/word/2010/wordprocessingDrawing" xmlns:wp="http://schemas.openxmlformats.org/drawingml/2006/wordprocessingDrawing" xmlns:w10="urn:schemas-microsoft-com:office:word" xmlns:w="http://schemas.openxmlformats.org/wordprocessingml/2006/main" xmlns:w14="http://schemas.microsoft.com/office/word/2010/wordml" xmlns:w15="http://schemas.microsoft.com/office/word/2012/wordml" xmlns:w16cex="http://schemas.microsoft.com/office/word/2018/wordml/cex" xmlns:w16cid="http://schemas.microsoft.com/office/word/2016/wordml/cid" xmlns:w16="http://schemas.microsoft.com/office/word/2018/wordml" xmlns:w16sdtdh="http://schemas.microsoft.com/office/word/2020/wordml/sdtdatahash" xmlns:w16se="http://schemas.microsoft.com/office/word/2015/wordml/symex" xmlns:wpg="http://schemas.microsoft.com/office/word/2010/wordprocessingGroup" xmlns:wpi="http://schemas.microsoft.com/office/word/2010/wordprocessingInk" xmlns:wne="http://schemas.microsoft.com/office/word/2006/wordml" xmlns:wps="http://schemas.microsoft.com/office/word/2010/wordprocessingShape" mc:Ignorable="w14 w15 w16se w16cid w16 w16cex w16sdtdh wp14">
-  <w16cid:commentId w16cid:paraId="341A82F5" w16cid:durableId="2D6FBD63"/>
-</w16cid:commentsIds>
-</file>
-
 <file path=word/endnotes.xml><?xml version="1.0" encoding="utf-8"?>
-<w:endnotes xmlns:wpc="http://schemas.microsoft.com/office/word/2010/wordprocessingCanvas" xmlns:cx="http://schemas.microsoft.com/office/drawing/2014/chartex" xmlns:cx1="http://schemas.microsoft.com/office/drawing/2015/9/8/chartex" xmlns:cx2="http://schemas.microsoft.com/office/drawing/2015/10/21/chartex" xmlns:cx3="http://schemas.microsoft.com/office/drawing/2016/5/9/chartex" xmlns:cx4="http://schemas.microsoft.com/office/drawing/2016/5/10/chartex" xmlns:cx5="http://schemas.microsoft.com/office/drawing/2016/5/11/chartex" xmlns:cx6="http://schemas.microsoft.com/office/drawing/2016/5/12/chartex" xmlns:cx7="http://schemas.microsoft.com/office/drawing/2016/5/13/chartex" xmlns:cx8="http://schemas.microsoft.com/office/drawing/2016/5/14/chartex" xmlns:mc="http://schemas.openxmlformats.org/markup-compatibility/2006" xmlns:aink="http://schemas.microsoft.com/office/drawing/2016/ink" xmlns:am3d="http://schemas.microsoft.com/office/drawing/2017/model3d" xmlns:o="urn:schemas-microsoft-com:office:office" xmlns:r="http://schemas.openxmlformats.org/officeDocument/2006/relationships" xmlns:m="http://schemas.openxmlformats.org/officeDocument/2006/math" xmlns:v="urn:schemas-microsoft-com:vml" xmlns:wp14="http://schemas.microsoft.com/office/word/2010/wordprocessingDrawing" xmlns:wp="http://schemas.openxmlformats.org/drawingml/2006/wordprocessingDrawing" xmlns:w10="urn:schemas-microsoft-com:office:word" xmlns:w="http://schemas.openxmlformats.org/wordprocessingml/2006/main" xmlns:w14="http://schemas.microsoft.com/office/word/2010/wordml" xmlns:w15="http://schemas.microsoft.com/office/word/2012/wordml" xmlns:w16cex="http://schemas.microsoft.com/office/word/2018/wordml/cex" xmlns:w16cid="http://schemas.microsoft.com/office/word/2016/wordml/cid" xmlns:w16="http://schemas.microsoft.com/office/word/2018/wordml" xmlns:w16sdtdh="http://schemas.microsoft.com/office/word/2020/wordml/sdtdatahash" xmlns:w16se="http://schemas.microsoft.com/office/word/2015/wordml/symex" xmlns:wpg="http://schemas.microsoft.com/office/word/2010/wordprocessingGroup" xmlns:wpi="http://schemas.microsoft.com/office/word/2010/wordprocessingInk" xmlns:wne="http://schemas.microsoft.com/office/word/2006/wordml" xmlns:wps="http://schemas.microsoft.com/office/word/2010/wordprocessingShape" mc:Ignorable="w14 w15 w16se w16cid w16 w16cex w16sdtdh wp14">
+<w:endnotes xmlns:wpc="http://schemas.microsoft.com/office/word/2010/wordprocessingCanvas" xmlns:cx="http://schemas.microsoft.com/office/drawing/2014/chartex" xmlns:cx1="http://schemas.microsoft.com/office/drawing/2015/9/8/chartex" xmlns:cx2="http://schemas.microsoft.com/office/drawing/2015/10/21/chartex" xmlns:cx3="http://schemas.microsoft.com/office/drawing/2016/5/9/chartex" xmlns:cx4="http://schemas.microsoft.com/office/drawing/2016/5/10/chartex" xmlns:cx5="http://schemas.microsoft.com/office/drawing/2016/5/11/chartex" xmlns:cx6="http://schemas.microsoft.com/office/drawing/2016/5/12/chartex" xmlns:cx7="http://schemas.microsoft.com/office/drawing/2016/5/13/chartex" xmlns:cx8="http://schemas.microsoft.com/office/drawing/2016/5/14/chartex" xmlns:mc="http://schemas.openxmlformats.org/markup-compatibility/2006" xmlns:aink="http://schemas.microsoft.com/office/drawing/2016/ink" xmlns:am3d="http://schemas.microsoft.com/office/drawing/2017/model3d" xmlns:o="urn:schemas-microsoft-com:office:office" xmlns:oel="http://schemas.microsoft.com/office/2019/extlst" xmlns:r="http://schemas.openxmlformats.org/officeDocument/2006/relationships" xmlns:m="http://schemas.openxmlformats.org/officeDocument/2006/math" xmlns:v="urn:schemas-microsoft-com:vml" xmlns:wp14="http://schemas.microsoft.com/office/word/2010/wordprocessingDrawing" xmlns:wp="http://schemas.openxmlformats.org/drawingml/2006/wordprocessingDrawing" xmlns:w10="urn:schemas-microsoft-com:office:word" xmlns:w="http://schemas.openxmlformats.org/wordprocessingml/2006/main" xmlns:w14="http://schemas.microsoft.com/office/word/2010/wordml" xmlns:w15="http://schemas.microsoft.com/office/word/2012/wordml" xmlns:w16cex="http://schemas.microsoft.com/office/word/2018/wordml/cex" xmlns:w16cid="http://schemas.microsoft.com/office/word/2016/wordml/cid" xmlns:w16="http://schemas.microsoft.com/office/word/2018/wordml" xmlns:w16du="http://schemas.microsoft.com/office/word/2023/wordml/word16du" xmlns:w16sdtdh="http://schemas.microsoft.com/office/word/2020/wordml/sdtdatahash" xmlns:w16sdtfl="http://schemas.microsoft.com/office/word/2024/wordml/sdtformatlock" xmlns:w16se="http://schemas.microsoft.com/office/word/2015/wordml/symex" xmlns:wpg="http://schemas.microsoft.com/office/word/2010/wordprocessingGroup" xmlns:wpi="http://schemas.microsoft.com/office/word/2010/wordprocessingInk" xmlns:wne="http://schemas.microsoft.com/office/word/2006/wordml" xmlns:wps="http://schemas.microsoft.com/office/word/2010/wordprocessingShape" mc:Ignorable="w14 w15 w16se w16cid w16 w16cex w16sdtdh w16sdtfl w16du wp14">
   <w:endnote w:type="separator" w:id="-1">
     <w:p>
       <w:pPr>
@@ -11134,7 +16068,7 @@
 </file>
 
 <file path=word/footer1.xml><?xml version="1.0" encoding="utf-8"?>
-<w:ftr xmlns:wpc="http://schemas.microsoft.com/office/word/2010/wordprocessingCanvas" xmlns:cx="http://schemas.microsoft.com/office/drawing/2014/chartex" xmlns:cx1="http://schemas.microsoft.com/office/drawing/2015/9/8/chartex" xmlns:cx2="http://schemas.microsoft.com/office/drawing/2015/10/21/chartex" xmlns:cx3="http://schemas.microsoft.com/office/drawing/2016/5/9/chartex" xmlns:cx4="http://schemas.microsoft.com/office/drawing/2016/5/10/chartex" xmlns:cx5="http://schemas.microsoft.com/office/drawing/2016/5/11/chartex" xmlns:cx6="http://schemas.microsoft.com/office/drawing/2016/5/12/chartex" xmlns:cx7="http://schemas.microsoft.com/office/drawing/2016/5/13/chartex" xmlns:cx8="http://schemas.microsoft.com/office/drawing/2016/5/14/chartex" xmlns:mc="http://schemas.openxmlformats.org/markup-compatibility/2006" xmlns:aink="http://schemas.microsoft.com/office/drawing/2016/ink" xmlns:am3d="http://schemas.microsoft.com/office/drawing/2017/model3d" xmlns:o="urn:schemas-microsoft-com:office:office" xmlns:r="http://schemas.openxmlformats.org/officeDocument/2006/relationships" xmlns:m="http://schemas.openxmlformats.org/officeDocument/2006/math" xmlns:v="urn:schemas-microsoft-com:vml" xmlns:wp14="http://schemas.microsoft.com/office/word/2010/wordprocessingDrawing" xmlns:wp="http://schemas.openxmlformats.org/drawingml/2006/wordprocessingDrawing" xmlns:w10="urn:schemas-microsoft-com:office:word" xmlns:w="http://schemas.openxmlformats.org/wordprocessingml/2006/main" xmlns:w14="http://schemas.microsoft.com/office/word/2010/wordml" xmlns:w15="http://schemas.microsoft.com/office/word/2012/wordml" xmlns:w16cex="http://schemas.microsoft.com/office/word/2018/wordml/cex" xmlns:w16cid="http://schemas.microsoft.com/office/word/2016/wordml/cid" xmlns:w16="http://schemas.microsoft.com/office/word/2018/wordml" xmlns:w16sdtdh="http://schemas.microsoft.com/office/word/2020/wordml/sdtdatahash" xmlns:w16se="http://schemas.microsoft.com/office/word/2015/wordml/symex" xmlns:wpg="http://schemas.microsoft.com/office/word/2010/wordprocessingGroup" xmlns:wpi="http://schemas.microsoft.com/office/word/2010/wordprocessingInk" xmlns:wne="http://schemas.microsoft.com/office/word/2006/wordml" xmlns:wps="http://schemas.microsoft.com/office/word/2010/wordprocessingShape" mc:Ignorable="w14 w15 w16se w16cid w16 w16cex w16sdtdh wp14">
+<w:ftr xmlns:wpc="http://schemas.microsoft.com/office/word/2010/wordprocessingCanvas" xmlns:cx="http://schemas.microsoft.com/office/drawing/2014/chartex" xmlns:cx1="http://schemas.microsoft.com/office/drawing/2015/9/8/chartex" xmlns:cx2="http://schemas.microsoft.com/office/drawing/2015/10/21/chartex" xmlns:cx3="http://schemas.microsoft.com/office/drawing/2016/5/9/chartex" xmlns:cx4="http://schemas.microsoft.com/office/drawing/2016/5/10/chartex" xmlns:cx5="http://schemas.microsoft.com/office/drawing/2016/5/11/chartex" xmlns:cx6="http://schemas.microsoft.com/office/drawing/2016/5/12/chartex" xmlns:cx7="http://schemas.microsoft.com/office/drawing/2016/5/13/chartex" xmlns:cx8="http://schemas.microsoft.com/office/drawing/2016/5/14/chartex" xmlns:mc="http://schemas.openxmlformats.org/markup-compatibility/2006" xmlns:aink="http://schemas.microsoft.com/office/drawing/2016/ink" xmlns:am3d="http://schemas.microsoft.com/office/drawing/2017/model3d" xmlns:o="urn:schemas-microsoft-com:office:office" xmlns:oel="http://schemas.microsoft.com/office/2019/extlst" xmlns:r="http://schemas.openxmlformats.org/officeDocument/2006/relationships" xmlns:m="http://schemas.openxmlformats.org/officeDocument/2006/math" xmlns:v="urn:schemas-microsoft-com:vml" xmlns:wp14="http://schemas.microsoft.com/office/word/2010/wordprocessingDrawing" xmlns:wp="http://schemas.openxmlformats.org/drawingml/2006/wordprocessingDrawing" xmlns:w10="urn:schemas-microsoft-com:office:word" xmlns:w="http://schemas.openxmlformats.org/wordprocessingml/2006/main" xmlns:w14="http://schemas.microsoft.com/office/word/2010/wordml" xmlns:w15="http://schemas.microsoft.com/office/word/2012/wordml" xmlns:w16cex="http://schemas.microsoft.com/office/word/2018/wordml/cex" xmlns:w16cid="http://schemas.microsoft.com/office/word/2016/wordml/cid" xmlns:w16="http://schemas.microsoft.com/office/word/2018/wordml" xmlns:w16du="http://schemas.microsoft.com/office/word/2023/wordml/word16du" xmlns:w16sdtdh="http://schemas.microsoft.com/office/word/2020/wordml/sdtdatahash" xmlns:w16sdtfl="http://schemas.microsoft.com/office/word/2024/wordml/sdtformatlock" xmlns:w16se="http://schemas.microsoft.com/office/word/2015/wordml/symex" xmlns:wpg="http://schemas.microsoft.com/office/word/2010/wordprocessingGroup" xmlns:wpi="http://schemas.microsoft.com/office/word/2010/wordprocessingInk" xmlns:wne="http://schemas.microsoft.com/office/word/2006/wordml" xmlns:wps="http://schemas.microsoft.com/office/word/2010/wordprocessingShape" mc:Ignorable="w14 w15 w16se w16cid w16 w16cex w16sdtdh w16sdtfl w16du wp14">
   <w:sdt>
     <w:sdtPr>
       <w:id w:val="-497968515"/>
@@ -11204,7 +16138,7 @@
 </file>
 
 <file path=word/footer2.xml><?xml version="1.0" encoding="utf-8"?>
-<w:ftr xmlns:wpc="http://schemas.microsoft.com/office/word/2010/wordprocessingCanvas" xmlns:cx="http://schemas.microsoft.com/office/drawing/2014/chartex" xmlns:cx1="http://schemas.microsoft.com/office/drawing/2015/9/8/chartex" xmlns:cx2="http://schemas.microsoft.com/office/drawing/2015/10/21/chartex" xmlns:cx3="http://schemas.microsoft.com/office/drawing/2016/5/9/chartex" xmlns:cx4="http://schemas.microsoft.com/office/drawing/2016/5/10/chartex" xmlns:cx5="http://schemas.microsoft.com/office/drawing/2016/5/11/chartex" xmlns:cx6="http://schemas.microsoft.com/office/drawing/2016/5/12/chartex" xmlns:cx7="http://schemas.microsoft.com/office/drawing/2016/5/13/chartex" xmlns:cx8="http://schemas.microsoft.com/office/drawing/2016/5/14/chartex" xmlns:mc="http://schemas.openxmlformats.org/markup-compatibility/2006" xmlns:aink="http://schemas.microsoft.com/office/drawing/2016/ink" xmlns:am3d="http://schemas.microsoft.com/office/drawing/2017/model3d" xmlns:o="urn:schemas-microsoft-com:office:office" xmlns:r="http://schemas.openxmlformats.org/officeDocument/2006/relationships" xmlns:m="http://schemas.openxmlformats.org/officeDocument/2006/math" xmlns:v="urn:schemas-microsoft-com:vml" xmlns:wp14="http://schemas.microsoft.com/office/word/2010/wordprocessingDrawing" xmlns:wp="http://schemas.openxmlformats.org/drawingml/2006/wordprocessingDrawing" xmlns:w10="urn:schemas-microsoft-com:office:word" xmlns:w="http://schemas.openxmlformats.org/wordprocessingml/2006/main" xmlns:w14="http://schemas.microsoft.com/office/word/2010/wordml" xmlns:w15="http://schemas.microsoft.com/office/word/2012/wordml" xmlns:w16cex="http://schemas.microsoft.com/office/word/2018/wordml/cex" xmlns:w16cid="http://schemas.microsoft.com/office/word/2016/wordml/cid" xmlns:w16="http://schemas.microsoft.com/office/word/2018/wordml" xmlns:w16sdtdh="http://schemas.microsoft.com/office/word/2020/wordml/sdtdatahash" xmlns:w16se="http://schemas.microsoft.com/office/word/2015/wordml/symex" xmlns:wpg="http://schemas.microsoft.com/office/word/2010/wordprocessingGroup" xmlns:wpi="http://schemas.microsoft.com/office/word/2010/wordprocessingInk" xmlns:wne="http://schemas.microsoft.com/office/word/2006/wordml" xmlns:wps="http://schemas.microsoft.com/office/word/2010/wordprocessingShape" mc:Ignorable="w14 w15 w16se w16cid w16 w16cex w16sdtdh wp14">
+<w:ftr xmlns:wpc="http://schemas.microsoft.com/office/word/2010/wordprocessingCanvas" xmlns:cx="http://schemas.microsoft.com/office/drawing/2014/chartex" xmlns:cx1="http://schemas.microsoft.com/office/drawing/2015/9/8/chartex" xmlns:cx2="http://schemas.microsoft.com/office/drawing/2015/10/21/chartex" xmlns:cx3="http://schemas.microsoft.com/office/drawing/2016/5/9/chartex" xmlns:cx4="http://schemas.microsoft.com/office/drawing/2016/5/10/chartex" xmlns:cx5="http://schemas.microsoft.com/office/drawing/2016/5/11/chartex" xmlns:cx6="http://schemas.microsoft.com/office/drawing/2016/5/12/chartex" xmlns:cx7="http://schemas.microsoft.com/office/drawing/2016/5/13/chartex" xmlns:cx8="http://schemas.microsoft.com/office/drawing/2016/5/14/chartex" xmlns:mc="http://schemas.openxmlformats.org/markup-compatibility/2006" xmlns:aink="http://schemas.microsoft.com/office/drawing/2016/ink" xmlns:am3d="http://schemas.microsoft.com/office/drawing/2017/model3d" xmlns:o="urn:schemas-microsoft-com:office:office" xmlns:oel="http://schemas.microsoft.com/office/2019/extlst" xmlns:r="http://schemas.openxmlformats.org/officeDocument/2006/relationships" xmlns:m="http://schemas.openxmlformats.org/officeDocument/2006/math" xmlns:v="urn:schemas-microsoft-com:vml" xmlns:wp14="http://schemas.microsoft.com/office/word/2010/wordprocessingDrawing" xmlns:wp="http://schemas.openxmlformats.org/drawingml/2006/wordprocessingDrawing" xmlns:w10="urn:schemas-microsoft-com:office:word" xmlns:w="http://schemas.openxmlformats.org/wordprocessingml/2006/main" xmlns:w14="http://schemas.microsoft.com/office/word/2010/wordml" xmlns:w15="http://schemas.microsoft.com/office/word/2012/wordml" xmlns:w16cex="http://schemas.microsoft.com/office/word/2018/wordml/cex" xmlns:w16cid="http://schemas.microsoft.com/office/word/2016/wordml/cid" xmlns:w16="http://schemas.microsoft.com/office/word/2018/wordml" xmlns:w16du="http://schemas.microsoft.com/office/word/2023/wordml/word16du" xmlns:w16sdtdh="http://schemas.microsoft.com/office/word/2020/wordml/sdtdatahash" xmlns:w16sdtfl="http://schemas.microsoft.com/office/word/2024/wordml/sdtformatlock" xmlns:w16se="http://schemas.microsoft.com/office/word/2015/wordml/symex" xmlns:wpg="http://schemas.microsoft.com/office/word/2010/wordprocessingGroup" xmlns:wpi="http://schemas.microsoft.com/office/word/2010/wordprocessingInk" xmlns:wne="http://schemas.microsoft.com/office/word/2006/wordml" xmlns:wps="http://schemas.microsoft.com/office/word/2010/wordprocessingShape" mc:Ignorable="w14 w15 w16se w16cid w16 w16cex w16sdtdh w16sdtfl w16du wp14">
   <w:sdt>
     <w:sdtPr>
       <w:rPr>
@@ -11217,11 +16151,6 @@
         <w:docPartUnique/>
       </w:docPartObj>
     </w:sdtPr>
-    <w:sdtEndPr>
-      <w:rPr>
-        <w:highlight w:val="yellow"/>
-      </w:rPr>
-    </w:sdtEndPr>
     <w:sdtContent>
       <w:p>
         <w:pPr>
@@ -11237,7 +16166,6 @@
           <w:rPr>
             <w:i w:val="0"/>
             <w:iCs/>
-            <w:highlight w:val="yellow"/>
           </w:rPr>
           <w:t>Томск – 2026</w:t>
         </w:r>
@@ -11247,8 +16175,75 @@
 </w:ftr>
 </file>
 
+<file path=word/footer3.xml><?xml version="1.0" encoding="utf-8"?>
+<w:ftr xmlns:wpc="http://schemas.microsoft.com/office/word/2010/wordprocessingCanvas" xmlns:cx="http://schemas.microsoft.com/office/drawing/2014/chartex" xmlns:cx1="http://schemas.microsoft.com/office/drawing/2015/9/8/chartex" xmlns:cx2="http://schemas.microsoft.com/office/drawing/2015/10/21/chartex" xmlns:cx3="http://schemas.microsoft.com/office/drawing/2016/5/9/chartex" xmlns:cx4="http://schemas.microsoft.com/office/drawing/2016/5/10/chartex" xmlns:cx5="http://schemas.microsoft.com/office/drawing/2016/5/11/chartex" xmlns:cx6="http://schemas.microsoft.com/office/drawing/2016/5/12/chartex" xmlns:cx7="http://schemas.microsoft.com/office/drawing/2016/5/13/chartex" xmlns:cx8="http://schemas.microsoft.com/office/drawing/2016/5/14/chartex" xmlns:mc="http://schemas.openxmlformats.org/markup-compatibility/2006" xmlns:aink="http://schemas.microsoft.com/office/drawing/2016/ink" xmlns:am3d="http://schemas.microsoft.com/office/drawing/2017/model3d" xmlns:o="urn:schemas-microsoft-com:office:office" xmlns:oel="http://schemas.microsoft.com/office/2019/extlst" xmlns:r="http://schemas.openxmlformats.org/officeDocument/2006/relationships" xmlns:m="http://schemas.openxmlformats.org/officeDocument/2006/math" xmlns:v="urn:schemas-microsoft-com:vml" xmlns:wp14="http://schemas.microsoft.com/office/word/2010/wordprocessingDrawing" xmlns:wp="http://schemas.openxmlformats.org/drawingml/2006/wordprocessingDrawing" xmlns:w10="urn:schemas-microsoft-com:office:word" xmlns:w="http://schemas.openxmlformats.org/wordprocessingml/2006/main" xmlns:w14="http://schemas.microsoft.com/office/word/2010/wordml" xmlns:w15="http://schemas.microsoft.com/office/word/2012/wordml" xmlns:w16cex="http://schemas.microsoft.com/office/word/2018/wordml/cex" xmlns:w16cid="http://schemas.microsoft.com/office/word/2016/wordml/cid" xmlns:w16="http://schemas.microsoft.com/office/word/2018/wordml" xmlns:w16du="http://schemas.microsoft.com/office/word/2023/wordml/word16du" xmlns:w16sdtdh="http://schemas.microsoft.com/office/word/2020/wordml/sdtdatahash" xmlns:w16sdtfl="http://schemas.microsoft.com/office/word/2024/wordml/sdtformatlock" xmlns:w16se="http://schemas.microsoft.com/office/word/2015/wordml/symex" xmlns:wpg="http://schemas.microsoft.com/office/word/2010/wordprocessingGroup" xmlns:wpi="http://schemas.microsoft.com/office/word/2010/wordprocessingInk" xmlns:wne="http://schemas.microsoft.com/office/word/2006/wordml" xmlns:wps="http://schemas.microsoft.com/office/word/2010/wordprocessingShape" mc:Ignorable="w14 w15 w16se w16cid w16 w16cex w16sdtdh w16sdtfl w16du wp14">
+  <w:sdt>
+    <w:sdtPr>
+      <w:id w:val="-1492709541"/>
+      <w:docPartObj>
+        <w:docPartGallery w:val="Page Numbers (Bottom of Page)"/>
+        <w:docPartUnique/>
+      </w:docPartObj>
+    </w:sdtPr>
+    <w:sdtEndPr>
+      <w:rPr>
+        <w:i w:val="0"/>
+        <w:iCs/>
+      </w:rPr>
+    </w:sdtEndPr>
+    <w:sdtContent>
+      <w:p>
+        <w:pPr>
+          <w:pStyle w:val="a8"/>
+          <w:jc w:val="right"/>
+          <w:rPr>
+            <w:i w:val="0"/>
+            <w:iCs/>
+          </w:rPr>
+        </w:pPr>
+        <w:r>
+          <w:rPr>
+            <w:i w:val="0"/>
+            <w:iCs/>
+          </w:rPr>
+          <w:fldChar w:fldCharType="begin"/>
+        </w:r>
+        <w:r>
+          <w:rPr>
+            <w:i w:val="0"/>
+            <w:iCs/>
+          </w:rPr>
+          <w:instrText>PAGE   \* MERGEFORMAT</w:instrText>
+        </w:r>
+        <w:r>
+          <w:rPr>
+            <w:i w:val="0"/>
+            <w:iCs/>
+          </w:rPr>
+          <w:fldChar w:fldCharType="separate"/>
+        </w:r>
+        <w:r>
+          <w:rPr>
+            <w:i w:val="0"/>
+            <w:iCs/>
+          </w:rPr>
+          <w:t>2</w:t>
+        </w:r>
+        <w:r>
+          <w:rPr>
+            <w:i w:val="0"/>
+            <w:iCs/>
+          </w:rPr>
+          <w:fldChar w:fldCharType="end"/>
+        </w:r>
+      </w:p>
+    </w:sdtContent>
+  </w:sdt>
+</w:ftr>
+</file>
+
 <file path=word/footnotes.xml><?xml version="1.0" encoding="utf-8"?>
-<w:footnotes xmlns:wpc="http://schemas.microsoft.com/office/word/2010/wordprocessingCanvas" xmlns:cx="http://schemas.microsoft.com/office/drawing/2014/chartex" xmlns:cx1="http://schemas.microsoft.com/office/drawing/2015/9/8/chartex" xmlns:cx2="http://schemas.microsoft.com/office/drawing/2015/10/21/chartex" xmlns:cx3="http://schemas.microsoft.com/office/drawing/2016/5/9/chartex" xmlns:cx4="http://schemas.microsoft.com/office/drawing/2016/5/10/chartex" xmlns:cx5="http://schemas.microsoft.com/office/drawing/2016/5/11/chartex" xmlns:cx6="http://schemas.microsoft.com/office/drawing/2016/5/12/chartex" xmlns:cx7="http://schemas.microsoft.com/office/drawing/2016/5/13/chartex" xmlns:cx8="http://schemas.microsoft.com/office/drawing/2016/5/14/chartex" xmlns:mc="http://schemas.openxmlformats.org/markup-compatibility/2006" xmlns:aink="http://schemas.microsoft.com/office/drawing/2016/ink" xmlns:am3d="http://schemas.microsoft.com/office/drawing/2017/model3d" xmlns:o="urn:schemas-microsoft-com:office:office" xmlns:r="http://schemas.openxmlformats.org/officeDocument/2006/relationships" xmlns:m="http://schemas.openxmlformats.org/officeDocument/2006/math" xmlns:v="urn:schemas-microsoft-com:vml" xmlns:wp14="http://schemas.microsoft.com/office/word/2010/wordprocessingDrawing" xmlns:wp="http://schemas.openxmlformats.org/drawingml/2006/wordprocessingDrawing" xmlns:w10="urn:schemas-microsoft-com:office:word" xmlns:w="http://schemas.openxmlformats.org/wordprocessingml/2006/main" xmlns:w14="http://schemas.microsoft.com/office/word/2010/wordml" xmlns:w15="http://schemas.microsoft.com/office/word/2012/wordml" xmlns:w16cex="http://schemas.microsoft.com/office/word/2018/wordml/cex" xmlns:w16cid="http://schemas.microsoft.com/office/word/2016/wordml/cid" xmlns:w16="http://schemas.microsoft.com/office/word/2018/wordml" xmlns:w16sdtdh="http://schemas.microsoft.com/office/word/2020/wordml/sdtdatahash" xmlns:w16se="http://schemas.microsoft.com/office/word/2015/wordml/symex" xmlns:wpg="http://schemas.microsoft.com/office/word/2010/wordprocessingGroup" xmlns:wpi="http://schemas.microsoft.com/office/word/2010/wordprocessingInk" xmlns:wne="http://schemas.microsoft.com/office/word/2006/wordml" xmlns:wps="http://schemas.microsoft.com/office/word/2010/wordprocessingShape" mc:Ignorable="w14 w15 w16se w16cid w16 w16cex w16sdtdh wp14">
+<w:footnotes xmlns:wpc="http://schemas.microsoft.com/office/word/2010/wordprocessingCanvas" xmlns:cx="http://schemas.microsoft.com/office/drawing/2014/chartex" xmlns:cx1="http://schemas.microsoft.com/office/drawing/2015/9/8/chartex" xmlns:cx2="http://schemas.microsoft.com/office/drawing/2015/10/21/chartex" xmlns:cx3="http://schemas.microsoft.com/office/drawing/2016/5/9/chartex" xmlns:cx4="http://schemas.microsoft.com/office/drawing/2016/5/10/chartex" xmlns:cx5="http://schemas.microsoft.com/office/drawing/2016/5/11/chartex" xmlns:cx6="http://schemas.microsoft.com/office/drawing/2016/5/12/chartex" xmlns:cx7="http://schemas.microsoft.com/office/drawing/2016/5/13/chartex" xmlns:cx8="http://schemas.microsoft.com/office/drawing/2016/5/14/chartex" xmlns:mc="http://schemas.openxmlformats.org/markup-compatibility/2006" xmlns:aink="http://schemas.microsoft.com/office/drawing/2016/ink" xmlns:am3d="http://schemas.microsoft.com/office/drawing/2017/model3d" xmlns:o="urn:schemas-microsoft-com:office:office" xmlns:oel="http://schemas.microsoft.com/office/2019/extlst" xmlns:r="http://schemas.openxmlformats.org/officeDocument/2006/relationships" xmlns:m="http://schemas.openxmlformats.org/officeDocument/2006/math" xmlns:v="urn:schemas-microsoft-com:vml" xmlns:wp14="http://schemas.microsoft.com/office/word/2010/wordprocessingDrawing" xmlns:wp="http://schemas.openxmlformats.org/drawingml/2006/wordprocessingDrawing" xmlns:w10="urn:schemas-microsoft-com:office:word" xmlns:w="http://schemas.openxmlformats.org/wordprocessingml/2006/main" xmlns:w14="http://schemas.microsoft.com/office/word/2010/wordml" xmlns:w15="http://schemas.microsoft.com/office/word/2012/wordml" xmlns:w16cex="http://schemas.microsoft.com/office/word/2018/wordml/cex" xmlns:w16cid="http://schemas.microsoft.com/office/word/2016/wordml/cid" xmlns:w16="http://schemas.microsoft.com/office/word/2018/wordml" xmlns:w16du="http://schemas.microsoft.com/office/word/2023/wordml/word16du" xmlns:w16sdtdh="http://schemas.microsoft.com/office/word/2020/wordml/sdtdatahash" xmlns:w16sdtfl="http://schemas.microsoft.com/office/word/2024/wordml/sdtformatlock" xmlns:w16se="http://schemas.microsoft.com/office/word/2015/wordml/symex" xmlns:wpg="http://schemas.microsoft.com/office/word/2010/wordprocessingGroup" xmlns:wpi="http://schemas.microsoft.com/office/word/2010/wordprocessingInk" xmlns:wne="http://schemas.microsoft.com/office/word/2006/wordml" xmlns:wps="http://schemas.microsoft.com/office/word/2010/wordprocessingShape" mc:Ignorable="w14 w15 w16se w16cid w16 w16cex w16sdtdh w16sdtfl w16du wp14">
   <w:footnote w:type="separator" w:id="-1">
     <w:p>
       <w:pPr>
@@ -11273,7 +16268,7 @@
 </file>
 
 <file path=word/header1.xml><?xml version="1.0" encoding="utf-8"?>
-<w:hdr xmlns:wpc="http://schemas.microsoft.com/office/word/2010/wordprocessingCanvas" xmlns:cx="http://schemas.microsoft.com/office/drawing/2014/chartex" xmlns:cx1="http://schemas.microsoft.com/office/drawing/2015/9/8/chartex" xmlns:cx2="http://schemas.microsoft.com/office/drawing/2015/10/21/chartex" xmlns:cx3="http://schemas.microsoft.com/office/drawing/2016/5/9/chartex" xmlns:cx4="http://schemas.microsoft.com/office/drawing/2016/5/10/chartex" xmlns:cx5="http://schemas.microsoft.com/office/drawing/2016/5/11/chartex" xmlns:cx6="http://schemas.microsoft.com/office/drawing/2016/5/12/chartex" xmlns:cx7="http://schemas.microsoft.com/office/drawing/2016/5/13/chartex" xmlns:cx8="http://schemas.microsoft.com/office/drawing/2016/5/14/chartex" xmlns:mc="http://schemas.openxmlformats.org/markup-compatibility/2006" xmlns:aink="http://schemas.microsoft.com/office/drawing/2016/ink" xmlns:am3d="http://schemas.microsoft.com/office/drawing/2017/model3d" xmlns:o="urn:schemas-microsoft-com:office:office" xmlns:r="http://schemas.openxmlformats.org/officeDocument/2006/relationships" xmlns:m="http://schemas.openxmlformats.org/officeDocument/2006/math" xmlns:v="urn:schemas-microsoft-com:vml" xmlns:wp14="http://schemas.microsoft.com/office/word/2010/wordprocessingDrawing" xmlns:wp="http://schemas.openxmlformats.org/drawingml/2006/wordprocessingDrawing" xmlns:w10="urn:schemas-microsoft-com:office:word" xmlns:w="http://schemas.openxmlformats.org/wordprocessingml/2006/main" xmlns:w14="http://schemas.microsoft.com/office/word/2010/wordml" xmlns:w15="http://schemas.microsoft.com/office/word/2012/wordml" xmlns:w16cex="http://schemas.microsoft.com/office/word/2018/wordml/cex" xmlns:w16cid="http://schemas.microsoft.com/office/word/2016/wordml/cid" xmlns:w16="http://schemas.microsoft.com/office/word/2018/wordml" xmlns:w16sdtdh="http://schemas.microsoft.com/office/word/2020/wordml/sdtdatahash" xmlns:w16se="http://schemas.microsoft.com/office/word/2015/wordml/symex" xmlns:wpg="http://schemas.microsoft.com/office/word/2010/wordprocessingGroup" xmlns:wpi="http://schemas.microsoft.com/office/word/2010/wordprocessingInk" xmlns:wne="http://schemas.microsoft.com/office/word/2006/wordml" xmlns:wps="http://schemas.microsoft.com/office/word/2010/wordprocessingShape" mc:Ignorable="w14 w15 w16se w16cid w16 w16cex w16sdtdh wp14">
+<w:hdr xmlns:wpc="http://schemas.microsoft.com/office/word/2010/wordprocessingCanvas" xmlns:cx="http://schemas.microsoft.com/office/drawing/2014/chartex" xmlns:cx1="http://schemas.microsoft.com/office/drawing/2015/9/8/chartex" xmlns:cx2="http://schemas.microsoft.com/office/drawing/2015/10/21/chartex" xmlns:cx3="http://schemas.microsoft.com/office/drawing/2016/5/9/chartex" xmlns:cx4="http://schemas.microsoft.com/office/drawing/2016/5/10/chartex" xmlns:cx5="http://schemas.microsoft.com/office/drawing/2016/5/11/chartex" xmlns:cx6="http://schemas.microsoft.com/office/drawing/2016/5/12/chartex" xmlns:cx7="http://schemas.microsoft.com/office/drawing/2016/5/13/chartex" xmlns:cx8="http://schemas.microsoft.com/office/drawing/2016/5/14/chartex" xmlns:mc="http://schemas.openxmlformats.org/markup-compatibility/2006" xmlns:aink="http://schemas.microsoft.com/office/drawing/2016/ink" xmlns:am3d="http://schemas.microsoft.com/office/drawing/2017/model3d" xmlns:o="urn:schemas-microsoft-com:office:office" xmlns:oel="http://schemas.microsoft.com/office/2019/extlst" xmlns:r="http://schemas.openxmlformats.org/officeDocument/2006/relationships" xmlns:m="http://schemas.openxmlformats.org/officeDocument/2006/math" xmlns:v="urn:schemas-microsoft-com:vml" xmlns:wp14="http://schemas.microsoft.com/office/word/2010/wordprocessingDrawing" xmlns:wp="http://schemas.openxmlformats.org/drawingml/2006/wordprocessingDrawing" xmlns:w10="urn:schemas-microsoft-com:office:word" xmlns:w="http://schemas.openxmlformats.org/wordprocessingml/2006/main" xmlns:w14="http://schemas.microsoft.com/office/word/2010/wordml" xmlns:w15="http://schemas.microsoft.com/office/word/2012/wordml" xmlns:w16cex="http://schemas.microsoft.com/office/word/2018/wordml/cex" xmlns:w16cid="http://schemas.microsoft.com/office/word/2016/wordml/cid" xmlns:w16="http://schemas.microsoft.com/office/word/2018/wordml" xmlns:w16du="http://schemas.microsoft.com/office/word/2023/wordml/word16du" xmlns:w16sdtdh="http://schemas.microsoft.com/office/word/2020/wordml/sdtdatahash" xmlns:w16sdtfl="http://schemas.microsoft.com/office/word/2024/wordml/sdtformatlock" xmlns:w16se="http://schemas.microsoft.com/office/word/2015/wordml/symex" xmlns:wpg="http://schemas.microsoft.com/office/word/2010/wordprocessingGroup" xmlns:wpi="http://schemas.microsoft.com/office/word/2010/wordprocessingInk" xmlns:wne="http://schemas.microsoft.com/office/word/2006/wordml" xmlns:wps="http://schemas.microsoft.com/office/word/2010/wordprocessingShape" mc:Ignorable="w14 w15 w16se w16cid w16 w16cex w16sdtdh w16sdtfl w16du wp14">
   <w:p>
     <w:pPr>
       <w:pStyle w:val="a6"/>
@@ -11287,7 +16282,7 @@
 </file>
 
 <file path=word/numbering.xml><?xml version="1.0" encoding="utf-8"?>
-<w:numbering xmlns:wpc="http://schemas.microsoft.com/office/word/2010/wordprocessingCanvas" xmlns:cx="http://schemas.microsoft.com/office/drawing/2014/chartex" xmlns:cx1="http://schemas.microsoft.com/office/drawing/2015/9/8/chartex" xmlns:cx2="http://schemas.microsoft.com/office/drawing/2015/10/21/chartex" xmlns:cx3="http://schemas.microsoft.com/office/drawing/2016/5/9/chartex" xmlns:cx4="http://schemas.microsoft.com/office/drawing/2016/5/10/chartex" xmlns:cx5="http://schemas.microsoft.com/office/drawing/2016/5/11/chartex" xmlns:cx6="http://schemas.microsoft.com/office/drawing/2016/5/12/chartex" xmlns:cx7="http://schemas.microsoft.com/office/drawing/2016/5/13/chartex" xmlns:cx8="http://schemas.microsoft.com/office/drawing/2016/5/14/chartex" xmlns:mc="http://schemas.openxmlformats.org/markup-compatibility/2006" xmlns:aink="http://schemas.microsoft.com/office/drawing/2016/ink" xmlns:am3d="http://schemas.microsoft.com/office/drawing/2017/model3d" xmlns:o="urn:schemas-microsoft-com:office:office" xmlns:r="http://schemas.openxmlformats.org/officeDocument/2006/relationships" xmlns:m="http://schemas.openxmlformats.org/officeDocument/2006/math" xmlns:v="urn:schemas-microsoft-com:vml" xmlns:wp14="http://schemas.microsoft.com/office/word/2010/wordprocessingDrawing" xmlns:wp="http://schemas.openxmlformats.org/drawingml/2006/wordprocessingDrawing" xmlns:w10="urn:schemas-microsoft-com:office:word" xmlns:w="http://schemas.openxmlformats.org/wordprocessingml/2006/main" xmlns:w14="http://schemas.microsoft.com/office/word/2010/wordml" xmlns:w15="http://schemas.microsoft.com/office/word/2012/wordml" xmlns:w16cex="http://schemas.microsoft.com/office/word/2018/wordml/cex" xmlns:w16cid="http://schemas.microsoft.com/office/word/2016/wordml/cid" xmlns:w16="http://schemas.microsoft.com/office/word/2018/wordml" xmlns:w16sdtdh="http://schemas.microsoft.com/office/word/2020/wordml/sdtdatahash" xmlns:w16se="http://schemas.microsoft.com/office/word/2015/wordml/symex" xmlns:wpg="http://schemas.microsoft.com/office/word/2010/wordprocessingGroup" xmlns:wpi="http://schemas.microsoft.com/office/word/2010/wordprocessingInk" xmlns:wne="http://schemas.microsoft.com/office/word/2006/wordml" xmlns:wps="http://schemas.microsoft.com/office/word/2010/wordprocessingShape" mc:Ignorable="w14 w15 w16se w16cid w16 w16cex w16sdtdh wp14">
+<w:numbering xmlns:wpc="http://schemas.microsoft.com/office/word/2010/wordprocessingCanvas" xmlns:cx="http://schemas.microsoft.com/office/drawing/2014/chartex" xmlns:cx1="http://schemas.microsoft.com/office/drawing/2015/9/8/chartex" xmlns:cx2="http://schemas.microsoft.com/office/drawing/2015/10/21/chartex" xmlns:cx3="http://schemas.microsoft.com/office/drawing/2016/5/9/chartex" xmlns:cx4="http://schemas.microsoft.com/office/drawing/2016/5/10/chartex" xmlns:cx5="http://schemas.microsoft.com/office/drawing/2016/5/11/chartex" xmlns:cx6="http://schemas.microsoft.com/office/drawing/2016/5/12/chartex" xmlns:cx7="http://schemas.microsoft.com/office/drawing/2016/5/13/chartex" xmlns:cx8="http://schemas.microsoft.com/office/drawing/2016/5/14/chartex" xmlns:mc="http://schemas.openxmlformats.org/markup-compatibility/2006" xmlns:aink="http://schemas.microsoft.com/office/drawing/2016/ink" xmlns:am3d="http://schemas.microsoft.com/office/drawing/2017/model3d" xmlns:o="urn:schemas-microsoft-com:office:office" xmlns:oel="http://schemas.microsoft.com/office/2019/extlst" xmlns:r="http://schemas.openxmlformats.org/officeDocument/2006/relationships" xmlns:m="http://schemas.openxmlformats.org/officeDocument/2006/math" xmlns:v="urn:schemas-microsoft-com:vml" xmlns:wp14="http://schemas.microsoft.com/office/word/2010/wordprocessingDrawing" xmlns:wp="http://schemas.openxmlformats.org/drawingml/2006/wordprocessingDrawing" xmlns:w10="urn:schemas-microsoft-com:office:word" xmlns:w="http://schemas.openxmlformats.org/wordprocessingml/2006/main" xmlns:w14="http://schemas.microsoft.com/office/word/2010/wordml" xmlns:w15="http://schemas.microsoft.com/office/word/2012/wordml" xmlns:w16cex="http://schemas.microsoft.com/office/word/2018/wordml/cex" xmlns:w16cid="http://schemas.microsoft.com/office/word/2016/wordml/cid" xmlns:w16="http://schemas.microsoft.com/office/word/2018/wordml" xmlns:w16du="http://schemas.microsoft.com/office/word/2023/wordml/word16du" xmlns:w16sdtdh="http://schemas.microsoft.com/office/word/2020/wordml/sdtdatahash" xmlns:w16sdtfl="http://schemas.microsoft.com/office/word/2024/wordml/sdtformatlock" xmlns:w16se="http://schemas.microsoft.com/office/word/2015/wordml/symex" xmlns:wpg="http://schemas.microsoft.com/office/word/2010/wordprocessingGroup" xmlns:wpi="http://schemas.microsoft.com/office/word/2010/wordprocessingInk" xmlns:wne="http://schemas.microsoft.com/office/word/2006/wordml" xmlns:wps="http://schemas.microsoft.com/office/word/2010/wordprocessingShape" mc:Ignorable="w14 w15 w16se w16cid w16 w16cex w16sdtdh w16sdtfl w16du wp14">
   <w:abstractNum w:abstractNumId="0" w15:restartNumberingAfterBreak="0">
     <w:nsid w:val="00D652B2"/>
     <w:multiLevelType w:val="hybridMultilevel"/>
@@ -11378,6 +16373,155 @@
     </w:lvl>
   </w:abstractNum>
   <w:abstractNum w:abstractNumId="1" w15:restartNumberingAfterBreak="0">
+    <w:nsid w:val="023D7AE6"/>
+    <w:multiLevelType w:val="multilevel"/>
+    <w:tmpl w:val="5B0097D0"/>
+    <w:lvl w:ilvl="0">
+      <w:start w:val="1"/>
+      <w:numFmt w:val="bullet"/>
+      <w:lvlText w:val=""/>
+      <w:lvlJc w:val="left"/>
+      <w:pPr>
+        <w:tabs>
+          <w:tab w:val="num" w:pos="720"/>
+        </w:tabs>
+        <w:ind w:left="720" w:hanging="360"/>
+      </w:pPr>
+      <w:rPr>
+        <w:rFonts w:ascii="Symbol" w:hAnsi="Symbol" w:hint="default"/>
+        <w:sz w:val="20"/>
+      </w:rPr>
+    </w:lvl>
+    <w:lvl w:ilvl="1" w:tentative="1">
+      <w:start w:val="1"/>
+      <w:numFmt w:val="bullet"/>
+      <w:lvlText w:val="o"/>
+      <w:lvlJc w:val="left"/>
+      <w:pPr>
+        <w:tabs>
+          <w:tab w:val="num" w:pos="1440"/>
+        </w:tabs>
+        <w:ind w:left="1440" w:hanging="360"/>
+      </w:pPr>
+      <w:rPr>
+        <w:rFonts w:ascii="Courier New" w:hAnsi="Courier New" w:hint="default"/>
+        <w:sz w:val="20"/>
+      </w:rPr>
+    </w:lvl>
+    <w:lvl w:ilvl="2" w:tentative="1">
+      <w:start w:val="1"/>
+      <w:numFmt w:val="bullet"/>
+      <w:lvlText w:val=""/>
+      <w:lvlJc w:val="left"/>
+      <w:pPr>
+        <w:tabs>
+          <w:tab w:val="num" w:pos="2160"/>
+        </w:tabs>
+        <w:ind w:left="2160" w:hanging="360"/>
+      </w:pPr>
+      <w:rPr>
+        <w:rFonts w:ascii="Wingdings" w:hAnsi="Wingdings" w:hint="default"/>
+        <w:sz w:val="20"/>
+      </w:rPr>
+    </w:lvl>
+    <w:lvl w:ilvl="3" w:tentative="1">
+      <w:start w:val="1"/>
+      <w:numFmt w:val="bullet"/>
+      <w:lvlText w:val=""/>
+      <w:lvlJc w:val="left"/>
+      <w:pPr>
+        <w:tabs>
+          <w:tab w:val="num" w:pos="2880"/>
+        </w:tabs>
+        <w:ind w:left="2880" w:hanging="360"/>
+      </w:pPr>
+      <w:rPr>
+        <w:rFonts w:ascii="Wingdings" w:hAnsi="Wingdings" w:hint="default"/>
+        <w:sz w:val="20"/>
+      </w:rPr>
+    </w:lvl>
+    <w:lvl w:ilvl="4" w:tentative="1">
+      <w:start w:val="1"/>
+      <w:numFmt w:val="bullet"/>
+      <w:lvlText w:val=""/>
+      <w:lvlJc w:val="left"/>
+      <w:pPr>
+        <w:tabs>
+          <w:tab w:val="num" w:pos="3600"/>
+        </w:tabs>
+        <w:ind w:left="3600" w:hanging="360"/>
+      </w:pPr>
+      <w:rPr>
+        <w:rFonts w:ascii="Wingdings" w:hAnsi="Wingdings" w:hint="default"/>
+        <w:sz w:val="20"/>
+      </w:rPr>
+    </w:lvl>
+    <w:lvl w:ilvl="5" w:tentative="1">
+      <w:start w:val="1"/>
+      <w:numFmt w:val="bullet"/>
+      <w:lvlText w:val=""/>
+      <w:lvlJc w:val="left"/>
+      <w:pPr>
+        <w:tabs>
+          <w:tab w:val="num" w:pos="4320"/>
+        </w:tabs>
+        <w:ind w:left="4320" w:hanging="360"/>
+      </w:pPr>
+      <w:rPr>
+        <w:rFonts w:ascii="Wingdings" w:hAnsi="Wingdings" w:hint="default"/>
+        <w:sz w:val="20"/>
+      </w:rPr>
+    </w:lvl>
+    <w:lvl w:ilvl="6" w:tentative="1">
+      <w:start w:val="1"/>
+      <w:numFmt w:val="bullet"/>
+      <w:lvlText w:val=""/>
+      <w:lvlJc w:val="left"/>
+      <w:pPr>
+        <w:tabs>
+          <w:tab w:val="num" w:pos="5040"/>
+        </w:tabs>
+        <w:ind w:left="5040" w:hanging="360"/>
+      </w:pPr>
+      <w:rPr>
+        <w:rFonts w:ascii="Wingdings" w:hAnsi="Wingdings" w:hint="default"/>
+        <w:sz w:val="20"/>
+      </w:rPr>
+    </w:lvl>
+    <w:lvl w:ilvl="7" w:tentative="1">
+      <w:start w:val="1"/>
+      <w:numFmt w:val="bullet"/>
+      <w:lvlText w:val=""/>
+      <w:lvlJc w:val="left"/>
+      <w:pPr>
+        <w:tabs>
+          <w:tab w:val="num" w:pos="5760"/>
+        </w:tabs>
+        <w:ind w:left="5760" w:hanging="360"/>
+      </w:pPr>
+      <w:rPr>
+        <w:rFonts w:ascii="Wingdings" w:hAnsi="Wingdings" w:hint="default"/>
+        <w:sz w:val="20"/>
+      </w:rPr>
+    </w:lvl>
+    <w:lvl w:ilvl="8" w:tentative="1">
+      <w:start w:val="1"/>
+      <w:numFmt w:val="bullet"/>
+      <w:lvlText w:val=""/>
+      <w:lvlJc w:val="left"/>
+      <w:pPr>
+        <w:tabs>
+          <w:tab w:val="num" w:pos="6480"/>
+        </w:tabs>
+        <w:ind w:left="6480" w:hanging="360"/>
+      </w:pPr>
+      <w:rPr>
+        <w:rFonts w:ascii="Wingdings" w:hAnsi="Wingdings" w:hint="default"/>
+        <w:sz w:val="20"/>
+      </w:rPr>
+    </w:lvl>
+  </w:abstractNum>
+  <w:abstractNum w:abstractNumId="2" w15:restartNumberingAfterBreak="0">
     <w:nsid w:val="03D93FFD"/>
     <w:multiLevelType w:val="hybridMultilevel"/>
     <w:tmpl w:val="01489D1C"/>
@@ -11466,7 +16610,7 @@
       </w:pPr>
     </w:lvl>
   </w:abstractNum>
-  <w:abstractNum w:abstractNumId="2" w15:restartNumberingAfterBreak="0">
+  <w:abstractNum w:abstractNumId="3" w15:restartNumberingAfterBreak="0">
     <w:nsid w:val="06FE7DB5"/>
     <w:multiLevelType w:val="hybridMultilevel"/>
     <w:tmpl w:val="BF5EE8AA"/>
@@ -11588,7 +16732,7 @@
       </w:rPr>
     </w:lvl>
   </w:abstractNum>
-  <w:abstractNum w:abstractNumId="3" w15:restartNumberingAfterBreak="0">
+  <w:abstractNum w:abstractNumId="4" w15:restartNumberingAfterBreak="0">
     <w:nsid w:val="0AE107A3"/>
     <w:multiLevelType w:val="hybridMultilevel"/>
     <w:tmpl w:val="3BD858C4"/>
@@ -11677,7 +16821,7 @@
       </w:pPr>
     </w:lvl>
   </w:abstractNum>
-  <w:abstractNum w:abstractNumId="4" w15:restartNumberingAfterBreak="0">
+  <w:abstractNum w:abstractNumId="5" w15:restartNumberingAfterBreak="0">
     <w:nsid w:val="0B060CA7"/>
     <w:multiLevelType w:val="hybridMultilevel"/>
     <w:tmpl w:val="18280134"/>
@@ -11766,7 +16910,7 @@
       </w:pPr>
     </w:lvl>
   </w:abstractNum>
-  <w:abstractNum w:abstractNumId="5" w15:restartNumberingAfterBreak="0">
+  <w:abstractNum w:abstractNumId="6" w15:restartNumberingAfterBreak="0">
     <w:nsid w:val="0D6D4176"/>
     <w:multiLevelType w:val="multilevel"/>
     <w:tmpl w:val="16401D28"/>
@@ -11879,7 +17023,7 @@
       </w:pPr>
     </w:lvl>
   </w:abstractNum>
-  <w:abstractNum w:abstractNumId="6" w15:restartNumberingAfterBreak="0">
+  <w:abstractNum w:abstractNumId="7" w15:restartNumberingAfterBreak="0">
     <w:nsid w:val="17CF1D3C"/>
     <w:multiLevelType w:val="multilevel"/>
     <w:tmpl w:val="9058278E"/>
@@ -12020,7 +17164,7 @@
       </w:rPr>
     </w:lvl>
   </w:abstractNum>
-  <w:abstractNum w:abstractNumId="7" w15:restartNumberingAfterBreak="0">
+  <w:abstractNum w:abstractNumId="8" w15:restartNumberingAfterBreak="0">
     <w:nsid w:val="1B605F0A"/>
     <w:multiLevelType w:val="hybridMultilevel"/>
     <w:tmpl w:val="951E1A1E"/>
@@ -12109,7 +17253,7 @@
       </w:pPr>
     </w:lvl>
   </w:abstractNum>
-  <w:abstractNum w:abstractNumId="8" w15:restartNumberingAfterBreak="0">
+  <w:abstractNum w:abstractNumId="9" w15:restartNumberingAfterBreak="0">
     <w:nsid w:val="1E751E8F"/>
     <w:multiLevelType w:val="multilevel"/>
     <w:tmpl w:val="2B442070"/>
@@ -12249,7 +17393,7 @@
       </w:rPr>
     </w:lvl>
   </w:abstractNum>
-  <w:abstractNum w:abstractNumId="9" w15:restartNumberingAfterBreak="0">
+  <w:abstractNum w:abstractNumId="10" w15:restartNumberingAfterBreak="0">
     <w:nsid w:val="1E9E3904"/>
     <w:multiLevelType w:val="hybridMultilevel"/>
     <w:tmpl w:val="04E403AE"/>
@@ -12338,7 +17482,7 @@
       </w:pPr>
     </w:lvl>
   </w:abstractNum>
-  <w:abstractNum w:abstractNumId="10" w15:restartNumberingAfterBreak="0">
+  <w:abstractNum w:abstractNumId="11" w15:restartNumberingAfterBreak="0">
     <w:nsid w:val="24045DFB"/>
     <w:multiLevelType w:val="hybridMultilevel"/>
     <w:tmpl w:val="709EDF24"/>
@@ -12427,7 +17571,7 @@
       </w:pPr>
     </w:lvl>
   </w:abstractNum>
-  <w:abstractNum w:abstractNumId="11" w15:restartNumberingAfterBreak="0">
+  <w:abstractNum w:abstractNumId="12" w15:restartNumberingAfterBreak="0">
     <w:nsid w:val="24686E30"/>
     <w:multiLevelType w:val="hybridMultilevel"/>
     <w:tmpl w:val="5DA88D06"/>
@@ -12516,7 +17660,120 @@
       </w:pPr>
     </w:lvl>
   </w:abstractNum>
-  <w:abstractNum w:abstractNumId="12" w15:restartNumberingAfterBreak="0">
+  <w:abstractNum w:abstractNumId="13" w15:restartNumberingAfterBreak="0">
+    <w:nsid w:val="255C7AD4"/>
+    <w:multiLevelType w:val="hybridMultilevel"/>
+    <w:tmpl w:val="C194E5EE"/>
+    <w:lvl w:ilvl="0" w:tplc="04190001">
+      <w:start w:val="1"/>
+      <w:numFmt w:val="bullet"/>
+      <w:lvlText w:val=""/>
+      <w:lvlJc w:val="left"/>
+      <w:pPr>
+        <w:ind w:left="720" w:hanging="360"/>
+      </w:pPr>
+      <w:rPr>
+        <w:rFonts w:ascii="Symbol" w:hAnsi="Symbol" w:hint="default"/>
+      </w:rPr>
+    </w:lvl>
+    <w:lvl w:ilvl="1" w:tplc="04190003" w:tentative="1">
+      <w:start w:val="1"/>
+      <w:numFmt w:val="bullet"/>
+      <w:lvlText w:val="o"/>
+      <w:lvlJc w:val="left"/>
+      <w:pPr>
+        <w:ind w:left="1440" w:hanging="360"/>
+      </w:pPr>
+      <w:rPr>
+        <w:rFonts w:ascii="Courier New" w:hAnsi="Courier New" w:cs="Courier New" w:hint="default"/>
+      </w:rPr>
+    </w:lvl>
+    <w:lvl w:ilvl="2" w:tplc="04190005" w:tentative="1">
+      <w:start w:val="1"/>
+      <w:numFmt w:val="bullet"/>
+      <w:lvlText w:val=""/>
+      <w:lvlJc w:val="left"/>
+      <w:pPr>
+        <w:ind w:left="2160" w:hanging="360"/>
+      </w:pPr>
+      <w:rPr>
+        <w:rFonts w:ascii="Wingdings" w:hAnsi="Wingdings" w:hint="default"/>
+      </w:rPr>
+    </w:lvl>
+    <w:lvl w:ilvl="3" w:tplc="04190001" w:tentative="1">
+      <w:start w:val="1"/>
+      <w:numFmt w:val="bullet"/>
+      <w:lvlText w:val=""/>
+      <w:lvlJc w:val="left"/>
+      <w:pPr>
+        <w:ind w:left="2880" w:hanging="360"/>
+      </w:pPr>
+      <w:rPr>
+        <w:rFonts w:ascii="Symbol" w:hAnsi="Symbol" w:hint="default"/>
+      </w:rPr>
+    </w:lvl>
+    <w:lvl w:ilvl="4" w:tplc="04190003" w:tentative="1">
+      <w:start w:val="1"/>
+      <w:numFmt w:val="bullet"/>
+      <w:lvlText w:val="o"/>
+      <w:lvlJc w:val="left"/>
+      <w:pPr>
+        <w:ind w:left="3600" w:hanging="360"/>
+      </w:pPr>
+      <w:rPr>
+        <w:rFonts w:ascii="Courier New" w:hAnsi="Courier New" w:cs="Courier New" w:hint="default"/>
+      </w:rPr>
+    </w:lvl>
+    <w:lvl w:ilvl="5" w:tplc="04190005" w:tentative="1">
+      <w:start w:val="1"/>
+      <w:numFmt w:val="bullet"/>
+      <w:lvlText w:val=""/>
+      <w:lvlJc w:val="left"/>
+      <w:pPr>
+        <w:ind w:left="4320" w:hanging="360"/>
+      </w:pPr>
+      <w:rPr>
+        <w:rFonts w:ascii="Wingdings" w:hAnsi="Wingdings" w:hint="default"/>
+      </w:rPr>
+    </w:lvl>
+    <w:lvl w:ilvl="6" w:tplc="04190001" w:tentative="1">
+      <w:start w:val="1"/>
+      <w:numFmt w:val="bullet"/>
+      <w:lvlText w:val=""/>
+      <w:lvlJc w:val="left"/>
+      <w:pPr>
+        <w:ind w:left="5040" w:hanging="360"/>
+      </w:pPr>
+      <w:rPr>
+        <w:rFonts w:ascii="Symbol" w:hAnsi="Symbol" w:hint="default"/>
+      </w:rPr>
+    </w:lvl>
+    <w:lvl w:ilvl="7" w:tplc="04190003" w:tentative="1">
+      <w:start w:val="1"/>
+      <w:numFmt w:val="bullet"/>
+      <w:lvlText w:val="o"/>
+      <w:lvlJc w:val="left"/>
+      <w:pPr>
+        <w:ind w:left="5760" w:hanging="360"/>
+      </w:pPr>
+      <w:rPr>
+        <w:rFonts w:ascii="Courier New" w:hAnsi="Courier New" w:cs="Courier New" w:hint="default"/>
+      </w:rPr>
+    </w:lvl>
+    <w:lvl w:ilvl="8" w:tplc="04190005" w:tentative="1">
+      <w:start w:val="1"/>
+      <w:numFmt w:val="bullet"/>
+      <w:lvlText w:val=""/>
+      <w:lvlJc w:val="left"/>
+      <w:pPr>
+        <w:ind w:left="6480" w:hanging="360"/>
+      </w:pPr>
+      <w:rPr>
+        <w:rFonts w:ascii="Wingdings" w:hAnsi="Wingdings" w:hint="default"/>
+      </w:rPr>
+    </w:lvl>
+  </w:abstractNum>
+  <w:abstractNum w:abstractNumId="14" w15:restartNumberingAfterBreak="0">
     <w:nsid w:val="264A1CE8"/>
     <w:multiLevelType w:val="hybridMultilevel"/>
     <w:tmpl w:val="3BD4A5AE"/>
@@ -12605,7 +17862,7 @@
       </w:pPr>
     </w:lvl>
   </w:abstractNum>
-  <w:abstractNum w:abstractNumId="13" w15:restartNumberingAfterBreak="0">
+  <w:abstractNum w:abstractNumId="15" w15:restartNumberingAfterBreak="0">
     <w:nsid w:val="2EA23035"/>
     <w:multiLevelType w:val="hybridMultilevel"/>
     <w:tmpl w:val="9AF40380"/>
@@ -12745,7 +18002,7 @@
       </w:rPr>
     </w:lvl>
   </w:abstractNum>
-  <w:abstractNum w:abstractNumId="14" w15:restartNumberingAfterBreak="0">
+  <w:abstractNum w:abstractNumId="16" w15:restartNumberingAfterBreak="0">
     <w:nsid w:val="30EA2E70"/>
     <w:multiLevelType w:val="hybridMultilevel"/>
     <w:tmpl w:val="6DE8B900"/>
@@ -12858,7 +18115,7 @@
       </w:rPr>
     </w:lvl>
   </w:abstractNum>
-  <w:abstractNum w:abstractNumId="15" w15:restartNumberingAfterBreak="0">
+  <w:abstractNum w:abstractNumId="17" w15:restartNumberingAfterBreak="0">
     <w:nsid w:val="319144A7"/>
     <w:multiLevelType w:val="hybridMultilevel"/>
     <w:tmpl w:val="61126A7C"/>
@@ -12947,7 +18204,120 @@
       </w:pPr>
     </w:lvl>
   </w:abstractNum>
-  <w:abstractNum w:abstractNumId="16" w15:restartNumberingAfterBreak="0">
+  <w:abstractNum w:abstractNumId="18" w15:restartNumberingAfterBreak="0">
+    <w:nsid w:val="359E32B8"/>
+    <w:multiLevelType w:val="hybridMultilevel"/>
+    <w:tmpl w:val="E020E8BC"/>
+    <w:lvl w:ilvl="0" w:tplc="04190001">
+      <w:start w:val="1"/>
+      <w:numFmt w:val="bullet"/>
+      <w:lvlText w:val=""/>
+      <w:lvlJc w:val="left"/>
+      <w:pPr>
+        <w:ind w:left="1429" w:hanging="360"/>
+      </w:pPr>
+      <w:rPr>
+        <w:rFonts w:ascii="Symbol" w:hAnsi="Symbol" w:hint="default"/>
+      </w:rPr>
+    </w:lvl>
+    <w:lvl w:ilvl="1" w:tplc="04190003" w:tentative="1">
+      <w:start w:val="1"/>
+      <w:numFmt w:val="bullet"/>
+      <w:lvlText w:val="o"/>
+      <w:lvlJc w:val="left"/>
+      <w:pPr>
+        <w:ind w:left="2149" w:hanging="360"/>
+      </w:pPr>
+      <w:rPr>
+        <w:rFonts w:ascii="Courier New" w:hAnsi="Courier New" w:cs="Courier New" w:hint="default"/>
+      </w:rPr>
+    </w:lvl>
+    <w:lvl w:ilvl="2" w:tplc="04190005" w:tentative="1">
+      <w:start w:val="1"/>
+      <w:numFmt w:val="bullet"/>
+      <w:lvlText w:val=""/>
+      <w:lvlJc w:val="left"/>
+      <w:pPr>
+        <w:ind w:left="2869" w:hanging="360"/>
+      </w:pPr>
+      <w:rPr>
+        <w:rFonts w:ascii="Wingdings" w:hAnsi="Wingdings" w:hint="default"/>
+      </w:rPr>
+    </w:lvl>
+    <w:lvl w:ilvl="3" w:tplc="04190001" w:tentative="1">
+      <w:start w:val="1"/>
+      <w:numFmt w:val="bullet"/>
+      <w:lvlText w:val=""/>
+      <w:lvlJc w:val="left"/>
+      <w:pPr>
+        <w:ind w:left="3589" w:hanging="360"/>
+      </w:pPr>
+      <w:rPr>
+        <w:rFonts w:ascii="Symbol" w:hAnsi="Symbol" w:hint="default"/>
+      </w:rPr>
+    </w:lvl>
+    <w:lvl w:ilvl="4" w:tplc="04190003" w:tentative="1">
+      <w:start w:val="1"/>
+      <w:numFmt w:val="bullet"/>
+      <w:lvlText w:val="o"/>
+      <w:lvlJc w:val="left"/>
+      <w:pPr>
+        <w:ind w:left="4309" w:hanging="360"/>
+      </w:pPr>
+      <w:rPr>
+        <w:rFonts w:ascii="Courier New" w:hAnsi="Courier New" w:cs="Courier New" w:hint="default"/>
+      </w:rPr>
+    </w:lvl>
+    <w:lvl w:ilvl="5" w:tplc="04190005" w:tentative="1">
+      <w:start w:val="1"/>
+      <w:numFmt w:val="bullet"/>
+      <w:lvlText w:val=""/>
+      <w:lvlJc w:val="left"/>
+      <w:pPr>
+        <w:ind w:left="5029" w:hanging="360"/>
+      </w:pPr>
+      <w:rPr>
+        <w:rFonts w:ascii="Wingdings" w:hAnsi="Wingdings" w:hint="default"/>
+      </w:rPr>
+    </w:lvl>
+    <w:lvl w:ilvl="6" w:tplc="04190001" w:tentative="1">
+      <w:start w:val="1"/>
+      <w:numFmt w:val="bullet"/>
+      <w:lvlText w:val=""/>
+      <w:lvlJc w:val="left"/>
+      <w:pPr>
+        <w:ind w:left="5749" w:hanging="360"/>
+      </w:pPr>
+      <w:rPr>
+        <w:rFonts w:ascii="Symbol" w:hAnsi="Symbol" w:hint="default"/>
+      </w:rPr>
+    </w:lvl>
+    <w:lvl w:ilvl="7" w:tplc="04190003" w:tentative="1">
+      <w:start w:val="1"/>
+      <w:numFmt w:val="bullet"/>
+      <w:lvlText w:val="o"/>
+      <w:lvlJc w:val="left"/>
+      <w:pPr>
+        <w:ind w:left="6469" w:hanging="360"/>
+      </w:pPr>
+      <w:rPr>
+        <w:rFonts w:ascii="Courier New" w:hAnsi="Courier New" w:cs="Courier New" w:hint="default"/>
+      </w:rPr>
+    </w:lvl>
+    <w:lvl w:ilvl="8" w:tplc="04190005" w:tentative="1">
+      <w:start w:val="1"/>
+      <w:numFmt w:val="bullet"/>
+      <w:lvlText w:val=""/>
+      <w:lvlJc w:val="left"/>
+      <w:pPr>
+        <w:ind w:left="7189" w:hanging="360"/>
+      </w:pPr>
+      <w:rPr>
+        <w:rFonts w:ascii="Wingdings" w:hAnsi="Wingdings" w:hint="default"/>
+      </w:rPr>
+    </w:lvl>
+  </w:abstractNum>
+  <w:abstractNum w:abstractNumId="19" w15:restartNumberingAfterBreak="0">
     <w:nsid w:val="36D43162"/>
     <w:multiLevelType w:val="hybridMultilevel"/>
     <w:tmpl w:val="F1DC2B42"/>
@@ -13036,7 +18406,7 @@
       </w:pPr>
     </w:lvl>
   </w:abstractNum>
-  <w:abstractNum w:abstractNumId="17" w15:restartNumberingAfterBreak="0">
+  <w:abstractNum w:abstractNumId="20" w15:restartNumberingAfterBreak="0">
     <w:nsid w:val="373B1A0A"/>
     <w:multiLevelType w:val="multilevel"/>
     <w:tmpl w:val="4A0C3FC4"/>
@@ -13157,7 +18527,7 @@
       </w:rPr>
     </w:lvl>
   </w:abstractNum>
-  <w:abstractNum w:abstractNumId="18" w15:restartNumberingAfterBreak="0">
+  <w:abstractNum w:abstractNumId="21" w15:restartNumberingAfterBreak="0">
     <w:nsid w:val="37FD14A5"/>
     <w:multiLevelType w:val="hybridMultilevel"/>
     <w:tmpl w:val="77E28A4A"/>
@@ -13243,7 +18613,7 @@
       </w:pPr>
     </w:lvl>
   </w:abstractNum>
-  <w:abstractNum w:abstractNumId="19" w15:restartNumberingAfterBreak="0">
+  <w:abstractNum w:abstractNumId="22" w15:restartNumberingAfterBreak="0">
     <w:nsid w:val="3A37021E"/>
     <w:multiLevelType w:val="hybridMultilevel"/>
     <w:tmpl w:val="2AFA30A0"/>
@@ -13332,7 +18702,7 @@
       </w:pPr>
     </w:lvl>
   </w:abstractNum>
-  <w:abstractNum w:abstractNumId="20" w15:restartNumberingAfterBreak="0">
+  <w:abstractNum w:abstractNumId="23" w15:restartNumberingAfterBreak="0">
     <w:nsid w:val="3EF040BB"/>
     <w:multiLevelType w:val="hybridMultilevel"/>
     <w:tmpl w:val="A00C7114"/>
@@ -13421,7 +18791,7 @@
       </w:pPr>
     </w:lvl>
   </w:abstractNum>
-  <w:abstractNum w:abstractNumId="21" w15:restartNumberingAfterBreak="0">
+  <w:abstractNum w:abstractNumId="24" w15:restartNumberingAfterBreak="0">
     <w:nsid w:val="4CE94FDD"/>
     <w:multiLevelType w:val="hybridMultilevel"/>
     <w:tmpl w:val="246A49F8"/>
@@ -13510,7 +18880,156 @@
       </w:pPr>
     </w:lvl>
   </w:abstractNum>
-  <w:abstractNum w:abstractNumId="22" w15:restartNumberingAfterBreak="0">
+  <w:abstractNum w:abstractNumId="25" w15:restartNumberingAfterBreak="0">
+    <w:nsid w:val="4EB36DCD"/>
+    <w:multiLevelType w:val="multilevel"/>
+    <w:tmpl w:val="595EE400"/>
+    <w:lvl w:ilvl="0">
+      <w:start w:val="1"/>
+      <w:numFmt w:val="bullet"/>
+      <w:lvlText w:val=""/>
+      <w:lvlJc w:val="left"/>
+      <w:pPr>
+        <w:tabs>
+          <w:tab w:val="num" w:pos="720"/>
+        </w:tabs>
+        <w:ind w:left="720" w:hanging="360"/>
+      </w:pPr>
+      <w:rPr>
+        <w:rFonts w:ascii="Symbol" w:hAnsi="Symbol" w:hint="default"/>
+        <w:sz w:val="20"/>
+      </w:rPr>
+    </w:lvl>
+    <w:lvl w:ilvl="1" w:tentative="1">
+      <w:start w:val="1"/>
+      <w:numFmt w:val="bullet"/>
+      <w:lvlText w:val="o"/>
+      <w:lvlJc w:val="left"/>
+      <w:pPr>
+        <w:tabs>
+          <w:tab w:val="num" w:pos="1440"/>
+        </w:tabs>
+        <w:ind w:left="1440" w:hanging="360"/>
+      </w:pPr>
+      <w:rPr>
+        <w:rFonts w:ascii="Courier New" w:hAnsi="Courier New" w:hint="default"/>
+        <w:sz w:val="20"/>
+      </w:rPr>
+    </w:lvl>
+    <w:lvl w:ilvl="2" w:tentative="1">
+      <w:start w:val="1"/>
+      <w:numFmt w:val="bullet"/>
+      <w:lvlText w:val=""/>
+      <w:lvlJc w:val="left"/>
+      <w:pPr>
+        <w:tabs>
+          <w:tab w:val="num" w:pos="2160"/>
+        </w:tabs>
+        <w:ind w:left="2160" w:hanging="360"/>
+      </w:pPr>
+      <w:rPr>
+        <w:rFonts w:ascii="Wingdings" w:hAnsi="Wingdings" w:hint="default"/>
+        <w:sz w:val="20"/>
+      </w:rPr>
+    </w:lvl>
+    <w:lvl w:ilvl="3" w:tentative="1">
+      <w:start w:val="1"/>
+      <w:numFmt w:val="bullet"/>
+      <w:lvlText w:val=""/>
+      <w:lvlJc w:val="left"/>
+      <w:pPr>
+        <w:tabs>
+          <w:tab w:val="num" w:pos="2880"/>
+        </w:tabs>
+        <w:ind w:left="2880" w:hanging="360"/>
+      </w:pPr>
+      <w:rPr>
+        <w:rFonts w:ascii="Wingdings" w:hAnsi="Wingdings" w:hint="default"/>
+        <w:sz w:val="20"/>
+      </w:rPr>
+    </w:lvl>
+    <w:lvl w:ilvl="4" w:tentative="1">
+      <w:start w:val="1"/>
+      <w:numFmt w:val="bullet"/>
+      <w:lvlText w:val=""/>
+      <w:lvlJc w:val="left"/>
+      <w:pPr>
+        <w:tabs>
+          <w:tab w:val="num" w:pos="3600"/>
+        </w:tabs>
+        <w:ind w:left="3600" w:hanging="360"/>
+      </w:pPr>
+      <w:rPr>
+        <w:rFonts w:ascii="Wingdings" w:hAnsi="Wingdings" w:hint="default"/>
+        <w:sz w:val="20"/>
+      </w:rPr>
+    </w:lvl>
+    <w:lvl w:ilvl="5" w:tentative="1">
+      <w:start w:val="1"/>
+      <w:numFmt w:val="bullet"/>
+      <w:lvlText w:val=""/>
+      <w:lvlJc w:val="left"/>
+      <w:pPr>
+        <w:tabs>
+          <w:tab w:val="num" w:pos="4320"/>
+        </w:tabs>
+        <w:ind w:left="4320" w:hanging="360"/>
+      </w:pPr>
+      <w:rPr>
+        <w:rFonts w:ascii="Wingdings" w:hAnsi="Wingdings" w:hint="default"/>
+        <w:sz w:val="20"/>
+      </w:rPr>
+    </w:lvl>
+    <w:lvl w:ilvl="6" w:tentative="1">
+      <w:start w:val="1"/>
+      <w:numFmt w:val="bullet"/>
+      <w:lvlText w:val=""/>
+      <w:lvlJc w:val="left"/>
+      <w:pPr>
+        <w:tabs>
+          <w:tab w:val="num" w:pos="5040"/>
+        </w:tabs>
+        <w:ind w:left="5040" w:hanging="360"/>
+      </w:pPr>
+      <w:rPr>
+        <w:rFonts w:ascii="Wingdings" w:hAnsi="Wingdings" w:hint="default"/>
+        <w:sz w:val="20"/>
+      </w:rPr>
+    </w:lvl>
+    <w:lvl w:ilvl="7" w:tentative="1">
+      <w:start w:val="1"/>
+      <w:numFmt w:val="bullet"/>
+      <w:lvlText w:val=""/>
+      <w:lvlJc w:val="left"/>
+      <w:pPr>
+        <w:tabs>
+          <w:tab w:val="num" w:pos="5760"/>
+        </w:tabs>
+        <w:ind w:left="5760" w:hanging="360"/>
+      </w:pPr>
+      <w:rPr>
+        <w:rFonts w:ascii="Wingdings" w:hAnsi="Wingdings" w:hint="default"/>
+        <w:sz w:val="20"/>
+      </w:rPr>
+    </w:lvl>
+    <w:lvl w:ilvl="8" w:tentative="1">
+      <w:start w:val="1"/>
+      <w:numFmt w:val="bullet"/>
+      <w:lvlText w:val=""/>
+      <w:lvlJc w:val="left"/>
+      <w:pPr>
+        <w:tabs>
+          <w:tab w:val="num" w:pos="6480"/>
+        </w:tabs>
+        <w:ind w:left="6480" w:hanging="360"/>
+      </w:pPr>
+      <w:rPr>
+        <w:rFonts w:ascii="Wingdings" w:hAnsi="Wingdings" w:hint="default"/>
+        <w:sz w:val="20"/>
+      </w:rPr>
+    </w:lvl>
+  </w:abstractNum>
+  <w:abstractNum w:abstractNumId="26" w15:restartNumberingAfterBreak="0">
     <w:nsid w:val="5087236A"/>
     <w:multiLevelType w:val="hybridMultilevel"/>
     <w:tmpl w:val="AEA09FBE"/>
@@ -13623,7 +19142,7 @@
       </w:rPr>
     </w:lvl>
   </w:abstractNum>
-  <w:abstractNum w:abstractNumId="23" w15:restartNumberingAfterBreak="0">
+  <w:abstractNum w:abstractNumId="27" w15:restartNumberingAfterBreak="0">
     <w:nsid w:val="58021DF8"/>
     <w:multiLevelType w:val="hybridMultilevel"/>
     <w:tmpl w:val="F7729CF0"/>
@@ -13712,7 +19231,7 @@
       </w:pPr>
     </w:lvl>
   </w:abstractNum>
-  <w:abstractNum w:abstractNumId="24" w15:restartNumberingAfterBreak="0">
+  <w:abstractNum w:abstractNumId="28" w15:restartNumberingAfterBreak="0">
     <w:nsid w:val="5EE25850"/>
     <w:multiLevelType w:val="multilevel"/>
     <w:tmpl w:val="7B1EC9EE"/>
@@ -13828,7 +19347,7 @@
       </w:pPr>
     </w:lvl>
   </w:abstractNum>
-  <w:abstractNum w:abstractNumId="25" w15:restartNumberingAfterBreak="0">
+  <w:abstractNum w:abstractNumId="29" w15:restartNumberingAfterBreak="0">
     <w:nsid w:val="60601799"/>
     <w:multiLevelType w:val="hybridMultilevel"/>
     <w:tmpl w:val="F7C4B42E"/>
@@ -13918,7 +19437,7 @@
       </w:pPr>
     </w:lvl>
   </w:abstractNum>
-  <w:abstractNum w:abstractNumId="26" w15:restartNumberingAfterBreak="0">
+  <w:abstractNum w:abstractNumId="30" w15:restartNumberingAfterBreak="0">
     <w:nsid w:val="60D35123"/>
     <w:multiLevelType w:val="hybridMultilevel"/>
     <w:tmpl w:val="83D6303A"/>
@@ -14007,7 +19526,120 @@
       </w:pPr>
     </w:lvl>
   </w:abstractNum>
-  <w:abstractNum w:abstractNumId="27" w15:restartNumberingAfterBreak="0">
+  <w:abstractNum w:abstractNumId="31" w15:restartNumberingAfterBreak="0">
+    <w:nsid w:val="62E657E7"/>
+    <w:multiLevelType w:val="multilevel"/>
+    <w:tmpl w:val="10528FC2"/>
+    <w:lvl w:ilvl="0">
+      <w:start w:val="1"/>
+      <w:numFmt w:val="decimal"/>
+      <w:lvlText w:val="%1."/>
+      <w:lvlJc w:val="left"/>
+      <w:pPr>
+        <w:ind w:left="420" w:hanging="420"/>
+      </w:pPr>
+      <w:rPr>
+        <w:rFonts w:hint="default"/>
+      </w:rPr>
+    </w:lvl>
+    <w:lvl w:ilvl="1">
+      <w:start w:val="1"/>
+      <w:numFmt w:val="decimal"/>
+      <w:lvlText w:val="%1.%2."/>
+      <w:lvlJc w:val="left"/>
+      <w:pPr>
+        <w:ind w:left="1429" w:hanging="720"/>
+      </w:pPr>
+      <w:rPr>
+        <w:rFonts w:hint="default"/>
+      </w:rPr>
+    </w:lvl>
+    <w:lvl w:ilvl="2">
+      <w:start w:val="1"/>
+      <w:numFmt w:val="decimal"/>
+      <w:lvlText w:val="%1.%2.%3."/>
+      <w:lvlJc w:val="left"/>
+      <w:pPr>
+        <w:ind w:left="2138" w:hanging="720"/>
+      </w:pPr>
+      <w:rPr>
+        <w:rFonts w:hint="default"/>
+      </w:rPr>
+    </w:lvl>
+    <w:lvl w:ilvl="3">
+      <w:start w:val="1"/>
+      <w:numFmt w:val="decimal"/>
+      <w:lvlText w:val="%1.%2.%3.%4."/>
+      <w:lvlJc w:val="left"/>
+      <w:pPr>
+        <w:ind w:left="3207" w:hanging="1080"/>
+      </w:pPr>
+      <w:rPr>
+        <w:rFonts w:hint="default"/>
+      </w:rPr>
+    </w:lvl>
+    <w:lvl w:ilvl="4">
+      <w:start w:val="1"/>
+      <w:numFmt w:val="decimal"/>
+      <w:lvlText w:val="%1.%2.%3.%4.%5."/>
+      <w:lvlJc w:val="left"/>
+      <w:pPr>
+        <w:ind w:left="3916" w:hanging="1080"/>
+      </w:pPr>
+      <w:rPr>
+        <w:rFonts w:hint="default"/>
+      </w:rPr>
+    </w:lvl>
+    <w:lvl w:ilvl="5">
+      <w:start w:val="1"/>
+      <w:numFmt w:val="decimal"/>
+      <w:lvlText w:val="%1.%2.%3.%4.%5.%6."/>
+      <w:lvlJc w:val="left"/>
+      <w:pPr>
+        <w:ind w:left="4985" w:hanging="1440"/>
+      </w:pPr>
+      <w:rPr>
+        <w:rFonts w:hint="default"/>
+      </w:rPr>
+    </w:lvl>
+    <w:lvl w:ilvl="6">
+      <w:start w:val="1"/>
+      <w:numFmt w:val="decimal"/>
+      <w:lvlText w:val="%1.%2.%3.%4.%5.%6.%7."/>
+      <w:lvlJc w:val="left"/>
+      <w:pPr>
+        <w:ind w:left="6054" w:hanging="1800"/>
+      </w:pPr>
+      <w:rPr>
+        <w:rFonts w:hint="default"/>
+      </w:rPr>
+    </w:lvl>
+    <w:lvl w:ilvl="7">
+      <w:start w:val="1"/>
+      <w:numFmt w:val="decimal"/>
+      <w:lvlText w:val="%1.%2.%3.%4.%5.%6.%7.%8."/>
+      <w:lvlJc w:val="left"/>
+      <w:pPr>
+        <w:ind w:left="6763" w:hanging="1800"/>
+      </w:pPr>
+      <w:rPr>
+        <w:rFonts w:hint="default"/>
+      </w:rPr>
+    </w:lvl>
+    <w:lvl w:ilvl="8">
+      <w:start w:val="1"/>
+      <w:numFmt w:val="decimal"/>
+      <w:lvlText w:val="%1.%2.%3.%4.%5.%6.%7.%8.%9."/>
+      <w:lvlJc w:val="left"/>
+      <w:pPr>
+        <w:ind w:left="7832" w:hanging="2160"/>
+      </w:pPr>
+      <w:rPr>
+        <w:rFonts w:hint="default"/>
+      </w:rPr>
+    </w:lvl>
+  </w:abstractNum>
+  <w:abstractNum w:abstractNumId="32" w15:restartNumberingAfterBreak="0">
     <w:nsid w:val="63E35762"/>
     <w:multiLevelType w:val="hybridMultilevel"/>
     <w:tmpl w:val="86864DFC"/>
@@ -14096,7 +19728,7 @@
       </w:pPr>
     </w:lvl>
   </w:abstractNum>
-  <w:abstractNum w:abstractNumId="28" w15:restartNumberingAfterBreak="0">
+  <w:abstractNum w:abstractNumId="33" w15:restartNumberingAfterBreak="0">
     <w:nsid w:val="660B11D3"/>
     <w:multiLevelType w:val="hybridMultilevel"/>
     <w:tmpl w:val="22B000FE"/>
@@ -14185,7 +19817,120 @@
       </w:pPr>
     </w:lvl>
   </w:abstractNum>
-  <w:abstractNum w:abstractNumId="29" w15:restartNumberingAfterBreak="0">
+  <w:abstractNum w:abstractNumId="34" w15:restartNumberingAfterBreak="0">
+    <w:nsid w:val="68EB4242"/>
+    <w:multiLevelType w:val="hybridMultilevel"/>
+    <w:tmpl w:val="42FE6DC6"/>
+    <w:lvl w:ilvl="0" w:tplc="04190001">
+      <w:start w:val="1"/>
+      <w:numFmt w:val="bullet"/>
+      <w:lvlText w:val=""/>
+      <w:lvlJc w:val="left"/>
+      <w:pPr>
+        <w:ind w:left="1429" w:hanging="360"/>
+      </w:pPr>
+      <w:rPr>
+        <w:rFonts w:ascii="Symbol" w:hAnsi="Symbol" w:hint="default"/>
+      </w:rPr>
+    </w:lvl>
+    <w:lvl w:ilvl="1" w:tplc="04190003" w:tentative="1">
+      <w:start w:val="1"/>
+      <w:numFmt w:val="bullet"/>
+      <w:lvlText w:val="o"/>
+      <w:lvlJc w:val="left"/>
+      <w:pPr>
+        <w:ind w:left="2149" w:hanging="360"/>
+      </w:pPr>
+      <w:rPr>
+        <w:rFonts w:ascii="Courier New" w:hAnsi="Courier New" w:cs="Courier New" w:hint="default"/>
+      </w:rPr>
+    </w:lvl>
+    <w:lvl w:ilvl="2" w:tplc="04190005" w:tentative="1">
+      <w:start w:val="1"/>
+      <w:numFmt w:val="bullet"/>
+      <w:lvlText w:val=""/>
+      <w:lvlJc w:val="left"/>
+      <w:pPr>
+        <w:ind w:left="2869" w:hanging="360"/>
+      </w:pPr>
+      <w:rPr>
+        <w:rFonts w:ascii="Wingdings" w:hAnsi="Wingdings" w:hint="default"/>
+      </w:rPr>
+    </w:lvl>
+    <w:lvl w:ilvl="3" w:tplc="04190001" w:tentative="1">
+      <w:start w:val="1"/>
+      <w:numFmt w:val="bullet"/>
+      <w:lvlText w:val=""/>
+      <w:lvlJc w:val="left"/>
+      <w:pPr>
+        <w:ind w:left="3589" w:hanging="360"/>
+      </w:pPr>
+      <w:rPr>
+        <w:rFonts w:ascii="Symbol" w:hAnsi="Symbol" w:hint="default"/>
+      </w:rPr>
+    </w:lvl>
+    <w:lvl w:ilvl="4" w:tplc="04190003" w:tentative="1">
+      <w:start w:val="1"/>
+      <w:numFmt w:val="bullet"/>
+      <w:lvlText w:val="o"/>
+      <w:lvlJc w:val="left"/>
+      <w:pPr>
+        <w:ind w:left="4309" w:hanging="360"/>
+      </w:pPr>
+      <w:rPr>
+        <w:rFonts w:ascii="Courier New" w:hAnsi="Courier New" w:cs="Courier New" w:hint="default"/>
+      </w:rPr>
+    </w:lvl>
+    <w:lvl w:ilvl="5" w:tplc="04190005" w:tentative="1">
+      <w:start w:val="1"/>
+      <w:numFmt w:val="bullet"/>
+      <w:lvlText w:val=""/>
+      <w:lvlJc w:val="left"/>
+      <w:pPr>
+        <w:ind w:left="5029" w:hanging="360"/>
+      </w:pPr>
+      <w:rPr>
+        <w:rFonts w:ascii="Wingdings" w:hAnsi="Wingdings" w:hint="default"/>
+      </w:rPr>
+    </w:lvl>
+    <w:lvl w:ilvl="6" w:tplc="04190001" w:tentative="1">
+      <w:start w:val="1"/>
+      <w:numFmt w:val="bullet"/>
+      <w:lvlText w:val=""/>
+      <w:lvlJc w:val="left"/>
+      <w:pPr>
+        <w:ind w:left="5749" w:hanging="360"/>
+      </w:pPr>
+      <w:rPr>
+        <w:rFonts w:ascii="Symbol" w:hAnsi="Symbol" w:hint="default"/>
+      </w:rPr>
+    </w:lvl>
+    <w:lvl w:ilvl="7" w:tplc="04190003" w:tentative="1">
+      <w:start w:val="1"/>
+      <w:numFmt w:val="bullet"/>
+      <w:lvlText w:val="o"/>
+      <w:lvlJc w:val="left"/>
+      <w:pPr>
+        <w:ind w:left="6469" w:hanging="360"/>
+      </w:pPr>
+      <w:rPr>
+        <w:rFonts w:ascii="Courier New" w:hAnsi="Courier New" w:cs="Courier New" w:hint="default"/>
+      </w:rPr>
+    </w:lvl>
+    <w:lvl w:ilvl="8" w:tplc="04190005" w:tentative="1">
+      <w:start w:val="1"/>
+      <w:numFmt w:val="bullet"/>
+      <w:lvlText w:val=""/>
+      <w:lvlJc w:val="left"/>
+      <w:pPr>
+        <w:ind w:left="7189" w:hanging="360"/>
+      </w:pPr>
+      <w:rPr>
+        <w:rFonts w:ascii="Wingdings" w:hAnsi="Wingdings" w:hint="default"/>
+      </w:rPr>
+    </w:lvl>
+  </w:abstractNum>
+  <w:abstractNum w:abstractNumId="35" w15:restartNumberingAfterBreak="0">
     <w:nsid w:val="6ABE3795"/>
     <w:multiLevelType w:val="multilevel"/>
     <w:tmpl w:val="0E10FD14"/>
@@ -14306,7 +20051,7 @@
       </w:rPr>
     </w:lvl>
   </w:abstractNum>
-  <w:abstractNum w:abstractNumId="30" w15:restartNumberingAfterBreak="0">
+  <w:abstractNum w:abstractNumId="36" w15:restartNumberingAfterBreak="0">
     <w:nsid w:val="6EFF7219"/>
     <w:multiLevelType w:val="multilevel"/>
     <w:tmpl w:val="F0E0613E"/>
@@ -14447,7 +20192,7 @@
       </w:rPr>
     </w:lvl>
   </w:abstractNum>
-  <w:abstractNum w:abstractNumId="31" w15:restartNumberingAfterBreak="0">
+  <w:abstractNum w:abstractNumId="37" w15:restartNumberingAfterBreak="0">
     <w:nsid w:val="7250250A"/>
     <w:multiLevelType w:val="multilevel"/>
     <w:tmpl w:val="3AD2F56E"/>
@@ -14563,7 +20308,7 @@
       </w:pPr>
     </w:lvl>
   </w:abstractNum>
-  <w:abstractNum w:abstractNumId="32" w15:restartNumberingAfterBreak="0">
+  <w:abstractNum w:abstractNumId="38" w15:restartNumberingAfterBreak="0">
     <w:nsid w:val="73FD750F"/>
     <w:multiLevelType w:val="multilevel"/>
     <w:tmpl w:val="2C46EB3A"/>
@@ -14676,7 +20421,7 @@
       </w:pPr>
     </w:lvl>
   </w:abstractNum>
-  <w:abstractNum w:abstractNumId="33" w15:restartNumberingAfterBreak="0">
+  <w:abstractNum w:abstractNumId="39" w15:restartNumberingAfterBreak="0">
     <w:nsid w:val="74E37580"/>
     <w:multiLevelType w:val="hybridMultilevel"/>
     <w:tmpl w:val="FF2005E6"/>
@@ -14789,121 +20534,131 @@
       </w:rPr>
     </w:lvl>
   </w:abstractNum>
-  <w:num w:numId="1">
+  <w:num w:numId="1" w16cid:durableId="1962687909">
+    <w:abstractNumId w:val="3"/>
+  </w:num>
+  <w:num w:numId="2" w16cid:durableId="36661304">
+    <w:abstractNumId w:val="15"/>
+  </w:num>
+  <w:num w:numId="3" w16cid:durableId="1862159365">
+    <w:abstractNumId w:val="33"/>
+  </w:num>
+  <w:num w:numId="4" w16cid:durableId="1656254211">
+    <w:abstractNumId w:val="4"/>
+  </w:num>
+  <w:num w:numId="5" w16cid:durableId="242300908">
+    <w:abstractNumId w:val="32"/>
+  </w:num>
+  <w:num w:numId="6" w16cid:durableId="1908684276">
+    <w:abstractNumId w:val="28"/>
+  </w:num>
+  <w:num w:numId="7" w16cid:durableId="1251548863">
+    <w:abstractNumId w:val="7"/>
+  </w:num>
+  <w:num w:numId="8" w16cid:durableId="908689319">
+    <w:abstractNumId w:val="36"/>
+  </w:num>
+  <w:num w:numId="9" w16cid:durableId="783498475">
+    <w:abstractNumId w:val="16"/>
+  </w:num>
+  <w:num w:numId="10" w16cid:durableId="1216968782">
+    <w:abstractNumId w:val="9"/>
+  </w:num>
+  <w:num w:numId="11" w16cid:durableId="1964379269">
+    <w:abstractNumId w:val="27"/>
+  </w:num>
+  <w:num w:numId="12" w16cid:durableId="1916089882">
+    <w:abstractNumId w:val="39"/>
+  </w:num>
+  <w:num w:numId="13" w16cid:durableId="754935346">
+    <w:abstractNumId w:val="17"/>
+  </w:num>
+  <w:num w:numId="14" w16cid:durableId="602499256">
+    <w:abstractNumId w:val="38"/>
+  </w:num>
+  <w:num w:numId="15" w16cid:durableId="1150825562">
+    <w:abstractNumId w:val="21"/>
+  </w:num>
+  <w:num w:numId="16" w16cid:durableId="1547139100">
+    <w:abstractNumId w:val="20"/>
+  </w:num>
+  <w:num w:numId="17" w16cid:durableId="1106846971">
     <w:abstractNumId w:val="2"/>
   </w:num>
-  <w:num w:numId="2">
+  <w:num w:numId="18" w16cid:durableId="1656954603">
+    <w:abstractNumId w:val="22"/>
+  </w:num>
+  <w:num w:numId="19" w16cid:durableId="2005470639">
+    <w:abstractNumId w:val="14"/>
+  </w:num>
+  <w:num w:numId="20" w16cid:durableId="2070762566">
+    <w:abstractNumId w:val="0"/>
+  </w:num>
+  <w:num w:numId="21" w16cid:durableId="151258010">
+    <w:abstractNumId w:val="12"/>
+  </w:num>
+  <w:num w:numId="22" w16cid:durableId="2142726554">
+    <w:abstractNumId w:val="10"/>
+  </w:num>
+  <w:num w:numId="23" w16cid:durableId="2054959259">
+    <w:abstractNumId w:val="24"/>
+  </w:num>
+  <w:num w:numId="24" w16cid:durableId="647517498">
+    <w:abstractNumId w:val="8"/>
+  </w:num>
+  <w:num w:numId="25" w16cid:durableId="2023387330">
+    <w:abstractNumId w:val="11"/>
+  </w:num>
+  <w:num w:numId="26" w16cid:durableId="35665250">
+    <w:abstractNumId w:val="19"/>
+  </w:num>
+  <w:num w:numId="27" w16cid:durableId="634021332">
+    <w:abstractNumId w:val="29"/>
+  </w:num>
+  <w:num w:numId="28" w16cid:durableId="1798639606">
+    <w:abstractNumId w:val="30"/>
+  </w:num>
+  <w:num w:numId="29" w16cid:durableId="1338268161">
+    <w:abstractNumId w:val="23"/>
+  </w:num>
+  <w:num w:numId="30" w16cid:durableId="59524946">
+    <w:abstractNumId w:val="5"/>
+  </w:num>
+  <w:num w:numId="31" w16cid:durableId="1563558364">
+    <w:abstractNumId w:val="37"/>
+  </w:num>
+  <w:num w:numId="32" w16cid:durableId="1557358244">
+    <w:abstractNumId w:val="26"/>
+  </w:num>
+  <w:num w:numId="33" w16cid:durableId="61804373">
+    <w:abstractNumId w:val="35"/>
+  </w:num>
+  <w:num w:numId="34" w16cid:durableId="40909178">
+    <w:abstractNumId w:val="6"/>
+  </w:num>
+  <w:num w:numId="35" w16cid:durableId="1321999346">
+    <w:abstractNumId w:val="31"/>
+  </w:num>
+  <w:num w:numId="36" w16cid:durableId="719329061">
     <w:abstractNumId w:val="13"/>
   </w:num>
-  <w:num w:numId="3">
-    <w:abstractNumId w:val="28"/>
+  <w:num w:numId="37" w16cid:durableId="1502088788">
+    <w:abstractNumId w:val="1"/>
   </w:num>
-  <w:num w:numId="4">
-    <w:abstractNumId w:val="3"/>
+  <w:num w:numId="38" w16cid:durableId="1219778035">
+    <w:abstractNumId w:val="25"/>
   </w:num>
-  <w:num w:numId="5">
-    <w:abstractNumId w:val="27"/>
-  </w:num>
-  <w:num w:numId="6">
-    <w:abstractNumId w:val="24"/>
-  </w:num>
-  <w:num w:numId="7">
-    <w:abstractNumId w:val="6"/>
-  </w:num>
-  <w:num w:numId="8">
-    <w:abstractNumId w:val="30"/>
-  </w:num>
-  <w:num w:numId="9">
-    <w:abstractNumId w:val="14"/>
-  </w:num>
-  <w:num w:numId="10">
-    <w:abstractNumId w:val="8"/>
-  </w:num>
-  <w:num w:numId="11">
-    <w:abstractNumId w:val="23"/>
-  </w:num>
-  <w:num w:numId="12">
-    <w:abstractNumId w:val="33"/>
-  </w:num>
-  <w:num w:numId="13">
-    <w:abstractNumId w:val="15"/>
-  </w:num>
-  <w:num w:numId="14">
-    <w:abstractNumId w:val="32"/>
-  </w:num>
-  <w:num w:numId="15">
+  <w:num w:numId="39" w16cid:durableId="2036346950">
     <w:abstractNumId w:val="18"/>
   </w:num>
-  <w:num w:numId="16">
-    <w:abstractNumId w:val="17"/>
-  </w:num>
-  <w:num w:numId="17">
-    <w:abstractNumId w:val="1"/>
-  </w:num>
-  <w:num w:numId="18">
-    <w:abstractNumId w:val="19"/>
-  </w:num>
-  <w:num w:numId="19">
-    <w:abstractNumId w:val="12"/>
-  </w:num>
-  <w:num w:numId="20">
-    <w:abstractNumId w:val="0"/>
-  </w:num>
-  <w:num w:numId="21">
-    <w:abstractNumId w:val="11"/>
-  </w:num>
-  <w:num w:numId="22">
-    <w:abstractNumId w:val="9"/>
-  </w:num>
-  <w:num w:numId="23">
-    <w:abstractNumId w:val="21"/>
-  </w:num>
-  <w:num w:numId="24">
-    <w:abstractNumId w:val="7"/>
-  </w:num>
-  <w:num w:numId="25">
-    <w:abstractNumId w:val="10"/>
-  </w:num>
-  <w:num w:numId="26">
-    <w:abstractNumId w:val="16"/>
-  </w:num>
-  <w:num w:numId="27">
-    <w:abstractNumId w:val="25"/>
-  </w:num>
-  <w:num w:numId="28">
-    <w:abstractNumId w:val="26"/>
-  </w:num>
-  <w:num w:numId="29">
-    <w:abstractNumId w:val="20"/>
-  </w:num>
-  <w:num w:numId="30">
-    <w:abstractNumId w:val="4"/>
-  </w:num>
-  <w:num w:numId="31">
-    <w:abstractNumId w:val="31"/>
-  </w:num>
-  <w:num w:numId="32">
-    <w:abstractNumId w:val="22"/>
-  </w:num>
-  <w:num w:numId="33">
-    <w:abstractNumId w:val="29"/>
-  </w:num>
-  <w:num w:numId="34">
-    <w:abstractNumId w:val="5"/>
+  <w:num w:numId="40" w16cid:durableId="1638952225">
+    <w:abstractNumId w:val="34"/>
   </w:num>
 </w:numbering>
 </file>
 
-<file path=word/people.xml><?xml version="1.0" encoding="utf-8"?>
-<w15:people xmlns:wpc="http://schemas.microsoft.com/office/word/2010/wordprocessingCanvas" xmlns:cx="http://schemas.microsoft.com/office/drawing/2014/chartex" xmlns:cx1="http://schemas.microsoft.com/office/drawing/2015/9/8/chartex" xmlns:cx2="http://schemas.microsoft.com/office/drawing/2015/10/21/chartex" xmlns:cx3="http://schemas.microsoft.com/office/drawing/2016/5/9/chartex" xmlns:cx4="http://schemas.microsoft.com/office/drawing/2016/5/10/chartex" xmlns:cx5="http://schemas.microsoft.com/office/drawing/2016/5/11/chartex" xmlns:cx6="http://schemas.microsoft.com/office/drawing/2016/5/12/chartex" xmlns:cx7="http://schemas.microsoft.com/office/drawing/2016/5/13/chartex" xmlns:cx8="http://schemas.microsoft.com/office/drawing/2016/5/14/chartex" xmlns:mc="http://schemas.openxmlformats.org/markup-compatibility/2006" xmlns:aink="http://schemas.microsoft.com/office/drawing/2016/ink" xmlns:am3d="http://schemas.microsoft.com/office/drawing/2017/model3d" xmlns:o="urn:schemas-microsoft-com:office:office" xmlns:r="http://schemas.openxmlformats.org/officeDocument/2006/relationships" xmlns:m="http://schemas.openxmlformats.org/officeDocument/2006/math" xmlns:v="urn:schemas-microsoft-com:vml" xmlns:wp14="http://schemas.microsoft.com/office/word/2010/wordprocessingDrawing" xmlns:wp="http://schemas.openxmlformats.org/drawingml/2006/wordprocessingDrawing" xmlns:w10="urn:schemas-microsoft-com:office:word" xmlns:w="http://schemas.openxmlformats.org/wordprocessingml/2006/main" xmlns:w14="http://schemas.microsoft.com/office/word/2010/wordml" xmlns:w15="http://schemas.microsoft.com/office/word/2012/wordml" xmlns:w16cex="http://schemas.microsoft.com/office/word/2018/wordml/cex" xmlns:w16cid="http://schemas.microsoft.com/office/word/2016/wordml/cid" xmlns:w16="http://schemas.microsoft.com/office/word/2018/wordml" xmlns:w16sdtdh="http://schemas.microsoft.com/office/word/2020/wordml/sdtdatahash" xmlns:w16se="http://schemas.microsoft.com/office/word/2015/wordml/symex" xmlns:wpg="http://schemas.microsoft.com/office/word/2010/wordprocessingGroup" xmlns:wpi="http://schemas.microsoft.com/office/word/2010/wordprocessingInk" xmlns:wne="http://schemas.microsoft.com/office/word/2006/wordml" xmlns:wps="http://schemas.microsoft.com/office/word/2010/wordprocessingShape" mc:Ignorable="w14 w15 w16se w16cid w16 w16cex w16sdtdh wp14">
-  <w15:person w15:author="Aleksey A. Kalentev">
-    <w15:presenceInfo w15:providerId="AD" w15:userId="S-1-5-21-507921405-1993962763-1957994488-151096"/>
-  </w15:person>
-</w15:people>
-</file>
-
 <file path=word/styles.xml><?xml version="1.0" encoding="utf-8"?>
-<w:styles xmlns:mc="http://schemas.openxmlformats.org/markup-compatibility/2006" xmlns:r="http://schemas.openxmlformats.org/officeDocument/2006/relationships" xmlns:w="http://schemas.openxmlformats.org/wordprocessingml/2006/main" xmlns:w14="http://schemas.microsoft.com/office/word/2010/wordml" xmlns:w15="http://schemas.microsoft.com/office/word/2012/wordml" xmlns:w16cex="http://schemas.microsoft.com/office/word/2018/wordml/cex" xmlns:w16cid="http://schemas.microsoft.com/office/word/2016/wordml/cid" xmlns:w16="http://schemas.microsoft.com/office/word/2018/wordml" xmlns:w16sdtdh="http://schemas.microsoft.com/office/word/2020/wordml/sdtdatahash" xmlns:w16se="http://schemas.microsoft.com/office/word/2015/wordml/symex" mc:Ignorable="w14 w15 w16se w16cid w16 w16cex w16sdtdh">
+<w:styles xmlns:mc="http://schemas.openxmlformats.org/markup-compatibility/2006" xmlns:r="http://schemas.openxmlformats.org/officeDocument/2006/relationships" xmlns:w="http://schemas.openxmlformats.org/wordprocessingml/2006/main" xmlns:w14="http://schemas.microsoft.com/office/word/2010/wordml" xmlns:w15="http://schemas.microsoft.com/office/word/2012/wordml" xmlns:w16cex="http://schemas.microsoft.com/office/word/2018/wordml/cex" xmlns:w16cid="http://schemas.microsoft.com/office/word/2016/wordml/cid" xmlns:w16="http://schemas.microsoft.com/office/word/2018/wordml" xmlns:w16du="http://schemas.microsoft.com/office/word/2023/wordml/word16du" xmlns:w16sdtdh="http://schemas.microsoft.com/office/word/2020/wordml/sdtdatahash" xmlns:w16sdtfl="http://schemas.microsoft.com/office/word/2024/wordml/sdtformatlock" xmlns:w16se="http://schemas.microsoft.com/office/word/2015/wordml/symex" mc:Ignorable="w14 w15 w16se w16cid w16 w16cex w16sdtdh w16sdtfl w16du">
   <w:docDefaults>
     <w:rPrDefault>
       <w:rPr>

--- a/Lab 4/ЛБ5_Бибиков В.Д._О-5КМ41.docx
+++ b/Lab 4/ЛБ5_Бибиков В.Д._О-5КМ41.docx
@@ -1,6 +1,6 @@
 
 <file path=word/document.xml><?xml version="1.0" encoding="utf-8"?>
-<w:document xmlns:wpc="http://schemas.microsoft.com/office/word/2010/wordprocessingCanvas" xmlns:cx="http://schemas.microsoft.com/office/drawing/2014/chartex" xmlns:cx1="http://schemas.microsoft.com/office/drawing/2015/9/8/chartex" xmlns:cx2="http://schemas.microsoft.com/office/drawing/2015/10/21/chartex" xmlns:cx3="http://schemas.microsoft.com/office/drawing/2016/5/9/chartex" xmlns:cx4="http://schemas.microsoft.com/office/drawing/2016/5/10/chartex" xmlns:cx5="http://schemas.microsoft.com/office/drawing/2016/5/11/chartex" xmlns:cx6="http://schemas.microsoft.com/office/drawing/2016/5/12/chartex" xmlns:cx7="http://schemas.microsoft.com/office/drawing/2016/5/13/chartex" xmlns:cx8="http://schemas.microsoft.com/office/drawing/2016/5/14/chartex" xmlns:mc="http://schemas.openxmlformats.org/markup-compatibility/2006" xmlns:aink="http://schemas.microsoft.com/office/drawing/2016/ink" xmlns:am3d="http://schemas.microsoft.com/office/drawing/2017/model3d" xmlns:o="urn:schemas-microsoft-com:office:office" xmlns:oel="http://schemas.microsoft.com/office/2019/extlst" xmlns:r="http://schemas.openxmlformats.org/officeDocument/2006/relationships" xmlns:m="http://schemas.openxmlformats.org/officeDocument/2006/math" xmlns:v="urn:schemas-microsoft-com:vml" xmlns:wp14="http://schemas.microsoft.com/office/word/2010/wordprocessingDrawing" xmlns:wp="http://schemas.openxmlformats.org/drawingml/2006/wordprocessingDrawing" xmlns:w10="urn:schemas-microsoft-com:office:word" xmlns:w="http://schemas.openxmlformats.org/wordprocessingml/2006/main" xmlns:w14="http://schemas.microsoft.com/office/word/2010/wordml" xmlns:w15="http://schemas.microsoft.com/office/word/2012/wordml" xmlns:w16cex="http://schemas.microsoft.com/office/word/2018/wordml/cex" xmlns:w16cid="http://schemas.microsoft.com/office/word/2016/wordml/cid" xmlns:w16="http://schemas.microsoft.com/office/word/2018/wordml" xmlns:w16du="http://schemas.microsoft.com/office/word/2023/wordml/word16du" xmlns:w16sdtdh="http://schemas.microsoft.com/office/word/2020/wordml/sdtdatahash" xmlns:w16sdtfl="http://schemas.microsoft.com/office/word/2024/wordml/sdtformatlock" xmlns:w16se="http://schemas.microsoft.com/office/word/2015/wordml/symex" xmlns:wpg="http://schemas.microsoft.com/office/word/2010/wordprocessingGroup" xmlns:wpi="http://schemas.microsoft.com/office/word/2010/wordprocessingInk" xmlns:wne="http://schemas.microsoft.com/office/word/2006/wordml" xmlns:wps="http://schemas.microsoft.com/office/word/2010/wordprocessingShape" mc:Ignorable="w14 w15 w16se w16cid w16 w16cex w16sdtdh w16sdtfl w16du wp14">
+<w:document xmlns:wpc="http://schemas.microsoft.com/office/word/2010/wordprocessingCanvas" xmlns:cx="http://schemas.microsoft.com/office/drawing/2014/chartex" xmlns:cx1="http://schemas.microsoft.com/office/drawing/2015/9/8/chartex" xmlns:cx2="http://schemas.microsoft.com/office/drawing/2015/10/21/chartex" xmlns:cx3="http://schemas.microsoft.com/office/drawing/2016/5/9/chartex" xmlns:cx4="http://schemas.microsoft.com/office/drawing/2016/5/10/chartex" xmlns:cx5="http://schemas.microsoft.com/office/drawing/2016/5/11/chartex" xmlns:cx6="http://schemas.microsoft.com/office/drawing/2016/5/12/chartex" xmlns:cx7="http://schemas.microsoft.com/office/drawing/2016/5/13/chartex" xmlns:cx8="http://schemas.microsoft.com/office/drawing/2016/5/14/chartex" xmlns:mc="http://schemas.openxmlformats.org/markup-compatibility/2006" xmlns:aink="http://schemas.microsoft.com/office/drawing/2016/ink" xmlns:am3d="http://schemas.microsoft.com/office/drawing/2017/model3d" xmlns:o="urn:schemas-microsoft-com:office:office" xmlns:r="http://schemas.openxmlformats.org/officeDocument/2006/relationships" xmlns:m="http://schemas.openxmlformats.org/officeDocument/2006/math" xmlns:v="urn:schemas-microsoft-com:vml" xmlns:wp14="http://schemas.microsoft.com/office/word/2010/wordprocessingDrawing" xmlns:wp="http://schemas.openxmlformats.org/drawingml/2006/wordprocessingDrawing" xmlns:w10="urn:schemas-microsoft-com:office:word" xmlns:w="http://schemas.openxmlformats.org/wordprocessingml/2006/main" xmlns:w14="http://schemas.microsoft.com/office/word/2010/wordml" xmlns:w15="http://schemas.microsoft.com/office/word/2012/wordml" xmlns:w16cex="http://schemas.microsoft.com/office/word/2018/wordml/cex" xmlns:w16cid="http://schemas.microsoft.com/office/word/2016/wordml/cid" xmlns:w16="http://schemas.microsoft.com/office/word/2018/wordml" xmlns:w16sdtdh="http://schemas.microsoft.com/office/word/2020/wordml/sdtdatahash" xmlns:w16se="http://schemas.microsoft.com/office/word/2015/wordml/symex" xmlns:wpg="http://schemas.microsoft.com/office/word/2010/wordprocessingGroup" xmlns:wpi="http://schemas.microsoft.com/office/word/2010/wordprocessingInk" xmlns:wne="http://schemas.microsoft.com/office/word/2006/wordml" xmlns:wps="http://schemas.microsoft.com/office/word/2010/wordprocessingShape" mc:Ignorable="w14 w15 w16se w16cid w16 w16cex w16sdtdh wp14">
   <w:body>
     <w:p>
       <w:pPr>
@@ -3213,6 +3213,7 @@
         <w:rPr>
           <w:i w:val="0"/>
           <w:iCs/>
+          <w:noProof/>
           <w:szCs w:val="28"/>
         </w:rPr>
         <w:drawing>
@@ -11348,9 +11349,19 @@
           <w:iCs/>
           <w:szCs w:val="28"/>
         </w:rPr>
-        <w:t>Окончание работ: 19.03.2026</w:t>
-      </w:r>
-    </w:p>
+        <w:t xml:space="preserve">Окончание работ: </w:t>
+      </w:r>
+      <w:commentRangeStart w:id="14"/>
+      <w:r>
+        <w:rPr>
+          <w:i w:val="0"/>
+          <w:iCs/>
+          <w:szCs w:val="28"/>
+        </w:rPr>
+        <w:t>19.03.2026</w:t>
+      </w:r>
+    </w:p>
+    <w:commentRangeEnd w:id="14"/>
     <w:p>
       <w:pPr>
         <w:ind w:left="709" w:firstLine="0"/>
@@ -11360,6 +11371,12 @@
           <w:szCs w:val="28"/>
         </w:rPr>
       </w:pPr>
+      <w:r>
+        <w:rPr>
+          <w:rStyle w:val="af3"/>
+        </w:rPr>
+        <w:commentReference w:id="14"/>
+      </w:r>
     </w:p>
     <w:p>
       <w:pPr>
@@ -12649,6 +12666,7 @@
         </w:rPr>
         <w:t xml:space="preserve">Система должна работать на операционной системе </w:t>
       </w:r>
+      <w:commentRangeStart w:id="15"/>
       <w:r>
         <w:rPr>
           <w:i w:val="0"/>
@@ -12673,6 +12691,13 @@
           <w:szCs w:val="28"/>
         </w:rPr>
         <w:t>10 или иной ОС, совместимой с этой. Работоспособность на предыдущих версиях ОС не гарантируется.</w:t>
+      </w:r>
+      <w:commentRangeEnd w:id="15"/>
+      <w:r>
+        <w:rPr>
+          <w:rStyle w:val="af3"/>
+        </w:rPr>
+        <w:commentReference w:id="15"/>
       </w:r>
     </w:p>
     <w:p>
@@ -12849,12 +12874,27 @@
         </w:rPr>
         <w:t xml:space="preserve">ОЗУ: </w:t>
       </w:r>
-      <w:r>
-        <w:rPr>
-          <w:i w:val="0"/>
-          <w:iCs/>
-        </w:rPr>
-        <w:t>1 ГБ для 32-разрядных систем или 2 ГБ для 64-разрядных систем</w:t>
+      <w:commentRangeStart w:id="16"/>
+      <w:r>
+        <w:rPr>
+          <w:i w:val="0"/>
+          <w:iCs/>
+        </w:rPr>
+        <w:t xml:space="preserve">1 ГБ для 32-разрядных систем </w:t>
+      </w:r>
+      <w:commentRangeEnd w:id="16"/>
+      <w:r>
+        <w:rPr>
+          <w:rStyle w:val="af3"/>
+        </w:rPr>
+        <w:commentReference w:id="16"/>
+      </w:r>
+      <w:r>
+        <w:rPr>
+          <w:i w:val="0"/>
+          <w:iCs/>
+        </w:rPr>
+        <w:t>или 2 ГБ для 64-разрядных систем</w:t>
       </w:r>
     </w:p>
     <w:p>
@@ -13245,6 +13285,261 @@
           <w:szCs w:val="28"/>
           <w:lang w:val="en-US"/>
         </w:rPr>
+        <w:t>": 1 },</w:t>
+      </w:r>
+    </w:p>
+    <w:p>
+      <w:pPr>
+        <w:rPr>
+          <w:i w:val="0"/>
+          <w:iCs/>
+          <w:szCs w:val="28"/>
+          <w:lang w:val="en-US"/>
+        </w:rPr>
+      </w:pPr>
+      <w:r>
+        <w:rPr>
+          <w:i w:val="0"/>
+          <w:iCs/>
+          <w:szCs w:val="28"/>
+          <w:lang w:val="en-US"/>
+        </w:rPr>
+        <w:t xml:space="preserve">      "LastName": </w:t>
+      </w:r>
+      <w:proofErr w:type="gramStart"/>
+      <w:r>
+        <w:rPr>
+          <w:i w:val="0"/>
+          <w:iCs/>
+          <w:szCs w:val="28"/>
+          <w:lang w:val="en-US"/>
+        </w:rPr>
+        <w:t>{ "</w:t>
+      </w:r>
+      <w:proofErr w:type="gramEnd"/>
+      <w:r>
+        <w:rPr>
+          <w:i w:val="0"/>
+          <w:iCs/>
+          <w:szCs w:val="28"/>
+          <w:lang w:val="en-US"/>
+        </w:rPr>
+        <w:t>type": "string", "</w:t>
+      </w:r>
+      <w:proofErr w:type="spellStart"/>
+      <w:r>
+        <w:rPr>
+          <w:i w:val="0"/>
+          <w:iCs/>
+          <w:szCs w:val="28"/>
+          <w:lang w:val="en-US"/>
+        </w:rPr>
+        <w:t>minLength</w:t>
+      </w:r>
+      <w:proofErr w:type="spellEnd"/>
+      <w:r>
+        <w:rPr>
+          <w:i w:val="0"/>
+          <w:iCs/>
+          <w:szCs w:val="28"/>
+          <w:lang w:val="en-US"/>
+        </w:rPr>
+        <w:t>": 1 },</w:t>
+      </w:r>
+    </w:p>
+    <w:p>
+      <w:pPr>
+        <w:rPr>
+          <w:i w:val="0"/>
+          <w:iCs/>
+          <w:szCs w:val="28"/>
+          <w:lang w:val="en-US"/>
+        </w:rPr>
+      </w:pPr>
+      <w:r>
+        <w:rPr>
+          <w:i w:val="0"/>
+          <w:iCs/>
+          <w:szCs w:val="28"/>
+          <w:lang w:val="en-US"/>
+        </w:rPr>
+        <w:t xml:space="preserve">      "Age": </w:t>
+      </w:r>
+      <w:proofErr w:type="gramStart"/>
+      <w:r>
+        <w:rPr>
+          <w:i w:val="0"/>
+          <w:iCs/>
+          <w:szCs w:val="28"/>
+          <w:lang w:val="en-US"/>
+        </w:rPr>
+        <w:t>{ "</w:t>
+      </w:r>
+      <w:proofErr w:type="gramEnd"/>
+      <w:r>
+        <w:rPr>
+          <w:i w:val="0"/>
+          <w:iCs/>
+          <w:szCs w:val="28"/>
+          <w:lang w:val="en-US"/>
+        </w:rPr>
+        <w:t>type": "integer", "minimum": 18 },</w:t>
+      </w:r>
+    </w:p>
+    <w:p>
+      <w:pPr>
+        <w:rPr>
+          <w:i w:val="0"/>
+          <w:iCs/>
+          <w:szCs w:val="28"/>
+          <w:lang w:val="en-US"/>
+        </w:rPr>
+      </w:pPr>
+      <w:r>
+        <w:rPr>
+          <w:i w:val="0"/>
+          <w:iCs/>
+          <w:szCs w:val="28"/>
+          <w:lang w:val="en-US"/>
+        </w:rPr>
+        <w:t xml:space="preserve">      "Gender": </w:t>
+      </w:r>
+      <w:proofErr w:type="gramStart"/>
+      <w:r>
+        <w:rPr>
+          <w:i w:val="0"/>
+          <w:iCs/>
+          <w:szCs w:val="28"/>
+          <w:lang w:val="en-US"/>
+        </w:rPr>
+        <w:t>{ "</w:t>
+      </w:r>
+      <w:proofErr w:type="gramEnd"/>
+      <w:r>
+        <w:rPr>
+          <w:i w:val="0"/>
+          <w:iCs/>
+          <w:szCs w:val="28"/>
+          <w:lang w:val="en-US"/>
+        </w:rPr>
+        <w:t>type": "integer", "</w:t>
+      </w:r>
+      <w:proofErr w:type="spellStart"/>
+      <w:r>
+        <w:rPr>
+          <w:i w:val="0"/>
+          <w:iCs/>
+          <w:szCs w:val="28"/>
+          <w:lang w:val="en-US"/>
+        </w:rPr>
+        <w:t>enum</w:t>
+      </w:r>
+      <w:proofErr w:type="spellEnd"/>
+      <w:r>
+        <w:rPr>
+          <w:i w:val="0"/>
+          <w:iCs/>
+          <w:szCs w:val="28"/>
+          <w:lang w:val="en-US"/>
+        </w:rPr>
+        <w:t>": [0, 1] },</w:t>
+      </w:r>
+    </w:p>
+    <w:p>
+      <w:pPr>
+        <w:rPr>
+          <w:i w:val="0"/>
+          <w:iCs/>
+          <w:szCs w:val="28"/>
+          <w:lang w:val="en-US"/>
+        </w:rPr>
+      </w:pPr>
+      <w:r>
+        <w:rPr>
+          <w:i w:val="0"/>
+          <w:iCs/>
+          <w:szCs w:val="28"/>
+          <w:lang w:val="en-US"/>
+        </w:rPr>
+        <w:t xml:space="preserve">      "Profession": </w:t>
+      </w:r>
+      <w:proofErr w:type="gramStart"/>
+      <w:r>
+        <w:rPr>
+          <w:i w:val="0"/>
+          <w:iCs/>
+          <w:szCs w:val="28"/>
+          <w:lang w:val="en-US"/>
+        </w:rPr>
+        <w:t>{ "</w:t>
+      </w:r>
+      <w:proofErr w:type="gramEnd"/>
+      <w:r>
+        <w:rPr>
+          <w:i w:val="0"/>
+          <w:iCs/>
+          <w:szCs w:val="28"/>
+          <w:lang w:val="en-US"/>
+        </w:rPr>
+        <w:t>type": "string", "</w:t>
+      </w:r>
+      <w:proofErr w:type="spellStart"/>
+      <w:r>
+        <w:rPr>
+          <w:i w:val="0"/>
+          <w:iCs/>
+          <w:szCs w:val="28"/>
+          <w:lang w:val="en-US"/>
+        </w:rPr>
+        <w:t>minLength</w:t>
+      </w:r>
+      <w:proofErr w:type="spellEnd"/>
+      <w:r>
+        <w:rPr>
+          <w:i w:val="0"/>
+          <w:iCs/>
+          <w:szCs w:val="28"/>
+          <w:lang w:val="en-US"/>
+        </w:rPr>
+        <w:t>": 1 },</w:t>
+      </w:r>
+    </w:p>
+    <w:p>
+      <w:pPr>
+        <w:rPr>
+          <w:i w:val="0"/>
+          <w:iCs/>
+          <w:szCs w:val="28"/>
+          <w:lang w:val="en-US"/>
+        </w:rPr>
+      </w:pPr>
+      <w:r>
+        <w:rPr>
+          <w:i w:val="0"/>
+          <w:iCs/>
+          <w:szCs w:val="28"/>
+          <w:lang w:val="en-US"/>
+        </w:rPr>
+        <w:t xml:space="preserve">      "</w:t>
+      </w:r>
+      <w:proofErr w:type="spellStart"/>
+      <w:r>
+        <w:rPr>
+          <w:i w:val="0"/>
+          <w:iCs/>
+          <w:szCs w:val="28"/>
+          <w:lang w:val="en-US"/>
+        </w:rPr>
+        <w:t>HourCount</w:t>
+      </w:r>
+      <w:proofErr w:type="spellEnd"/>
+      <w:r>
+        <w:rPr>
+          <w:i w:val="0"/>
+          <w:iCs/>
+          <w:szCs w:val="28"/>
+          <w:lang w:val="en-US"/>
+        </w:rPr>
         <w:t xml:space="preserve">": </w:t>
       </w:r>
       <w:proofErr w:type="gramStart"/>
@@ -13255,7 +13550,7 @@
           <w:szCs w:val="28"/>
           <w:lang w:val="en-US"/>
         </w:rPr>
-        <w:t>1 }</w:t>
+        <w:t>{ "</w:t>
       </w:r>
       <w:proofErr w:type="gramEnd"/>
       <w:r>
@@ -13265,7 +13560,7 @@
           <w:szCs w:val="28"/>
           <w:lang w:val="en-US"/>
         </w:rPr>
-        <w:t>,</w:t>
+        <w:t>type": "number", "minimum": 0 },</w:t>
       </w:r>
     </w:p>
     <w:p>
@@ -13284,7 +13579,7 @@
           <w:szCs w:val="28"/>
           <w:lang w:val="en-US"/>
         </w:rPr>
-        <w:t xml:space="preserve">      "LastName": </w:t>
+        <w:t xml:space="preserve">      "Wage": </w:t>
       </w:r>
       <w:proofErr w:type="gramStart"/>
       <w:r>
@@ -13304,7 +13599,123 @@
           <w:szCs w:val="28"/>
           <w:lang w:val="en-US"/>
         </w:rPr>
-        <w:t>type": "string", "</w:t>
+        <w:t>type": "number", "minimum": 0 },</w:t>
+      </w:r>
+    </w:p>
+    <w:p>
+      <w:pPr>
+        <w:rPr>
+          <w:i w:val="0"/>
+          <w:iCs/>
+          <w:szCs w:val="28"/>
+          <w:lang w:val="en-US"/>
+        </w:rPr>
+      </w:pPr>
+      <w:r>
+        <w:rPr>
+          <w:i w:val="0"/>
+          <w:iCs/>
+          <w:szCs w:val="28"/>
+          <w:lang w:val="en-US"/>
+        </w:rPr>
+        <w:t xml:space="preserve">      "Salary": </w:t>
+      </w:r>
+      <w:proofErr w:type="gramStart"/>
+      <w:r>
+        <w:rPr>
+          <w:i w:val="0"/>
+          <w:iCs/>
+          <w:szCs w:val="28"/>
+          <w:lang w:val="en-US"/>
+        </w:rPr>
+        <w:t>{ "</w:t>
+      </w:r>
+      <w:proofErr w:type="gramEnd"/>
+      <w:r>
+        <w:rPr>
+          <w:i w:val="0"/>
+          <w:iCs/>
+          <w:szCs w:val="28"/>
+          <w:lang w:val="en-US"/>
+        </w:rPr>
+        <w:t>type": "number", "minimum": 0 },</w:t>
+      </w:r>
+    </w:p>
+    <w:p>
+      <w:pPr>
+        <w:rPr>
+          <w:i w:val="0"/>
+          <w:iCs/>
+          <w:szCs w:val="28"/>
+          <w:lang w:val="en-US"/>
+        </w:rPr>
+      </w:pPr>
+      <w:r>
+        <w:rPr>
+          <w:i w:val="0"/>
+          <w:iCs/>
+          <w:szCs w:val="28"/>
+          <w:lang w:val="en-US"/>
+        </w:rPr>
+        <w:t xml:space="preserve">      "Commission": </w:t>
+      </w:r>
+      <w:proofErr w:type="gramStart"/>
+      <w:r>
+        <w:rPr>
+          <w:i w:val="0"/>
+          <w:iCs/>
+          <w:szCs w:val="28"/>
+          <w:lang w:val="en-US"/>
+        </w:rPr>
+        <w:t>{ "</w:t>
+      </w:r>
+      <w:proofErr w:type="gramEnd"/>
+      <w:r>
+        <w:rPr>
+          <w:i w:val="0"/>
+          <w:iCs/>
+          <w:szCs w:val="28"/>
+          <w:lang w:val="en-US"/>
+        </w:rPr>
+        <w:t>type": "number", "minimum": 0 }</w:t>
+      </w:r>
+    </w:p>
+    <w:p>
+      <w:pPr>
+        <w:rPr>
+          <w:i w:val="0"/>
+          <w:iCs/>
+          <w:szCs w:val="28"/>
+          <w:lang w:val="en-US"/>
+        </w:rPr>
+      </w:pPr>
+      <w:r>
+        <w:rPr>
+          <w:i w:val="0"/>
+          <w:iCs/>
+          <w:szCs w:val="28"/>
+          <w:lang w:val="en-US"/>
+        </w:rPr>
+        <w:t xml:space="preserve">    },</w:t>
+      </w:r>
+    </w:p>
+    <w:p>
+      <w:pPr>
+        <w:rPr>
+          <w:i w:val="0"/>
+          <w:iCs/>
+          <w:szCs w:val="28"/>
+          <w:lang w:val="en-US"/>
+        </w:rPr>
+      </w:pPr>
+      <w:r>
+        <w:rPr>
+          <w:i w:val="0"/>
+          <w:iCs/>
+          <w:szCs w:val="28"/>
+          <w:lang w:val="en-US"/>
+        </w:rPr>
+        <w:t xml:space="preserve">    "</w:t>
       </w:r>
       <w:proofErr w:type="spellStart"/>
       <w:r>
@@ -13314,7 +13725,7 @@
           <w:szCs w:val="28"/>
           <w:lang w:val="en-US"/>
         </w:rPr>
-        <w:t>minLength</w:t>
+        <w:t>oneOf</w:t>
       </w:r>
       <w:proofErr w:type="spellEnd"/>
       <w:r>
@@ -13324,7 +13735,84 @@
           <w:szCs w:val="28"/>
           <w:lang w:val="en-US"/>
         </w:rPr>
-        <w:t xml:space="preserve">": </w:t>
+        <w:t>": [</w:t>
+      </w:r>
+    </w:p>
+    <w:p>
+      <w:pPr>
+        <w:rPr>
+          <w:i w:val="0"/>
+          <w:iCs/>
+          <w:szCs w:val="28"/>
+          <w:lang w:val="en-US"/>
+        </w:rPr>
+      </w:pPr>
+      <w:r>
+        <w:rPr>
+          <w:i w:val="0"/>
+          <w:iCs/>
+          <w:szCs w:val="28"/>
+          <w:lang w:val="en-US"/>
+        </w:rPr>
+        <w:t xml:space="preserve">      {</w:t>
+      </w:r>
+    </w:p>
+    <w:p>
+      <w:pPr>
+        <w:rPr>
+          <w:i w:val="0"/>
+          <w:iCs/>
+          <w:szCs w:val="28"/>
+          <w:lang w:val="en-US"/>
+        </w:rPr>
+      </w:pPr>
+      <w:r>
+        <w:rPr>
+          <w:i w:val="0"/>
+          <w:iCs/>
+          <w:szCs w:val="28"/>
+          <w:lang w:val="en-US"/>
+        </w:rPr>
+        <w:t xml:space="preserve">        "required": ["</w:t>
+      </w:r>
+      <w:proofErr w:type="spellStart"/>
+      <w:r>
+        <w:rPr>
+          <w:i w:val="0"/>
+          <w:iCs/>
+          <w:szCs w:val="28"/>
+          <w:lang w:val="en-US"/>
+        </w:rPr>
+        <w:t>HourCount</w:t>
+      </w:r>
+      <w:proofErr w:type="spellEnd"/>
+      <w:r>
+        <w:rPr>
+          <w:i w:val="0"/>
+          <w:iCs/>
+          <w:szCs w:val="28"/>
+          <w:lang w:val="en-US"/>
+        </w:rPr>
+        <w:t>", "Wage"],</w:t>
+      </w:r>
+    </w:p>
+    <w:p>
+      <w:pPr>
+        <w:rPr>
+          <w:i w:val="0"/>
+          <w:iCs/>
+          <w:szCs w:val="28"/>
+          <w:lang w:val="en-US"/>
+        </w:rPr>
+      </w:pPr>
+      <w:r>
+        <w:rPr>
+          <w:i w:val="0"/>
+          <w:iCs/>
+          <w:szCs w:val="28"/>
+          <w:lang w:val="en-US"/>
+        </w:rPr>
+        <w:t xml:space="preserve">        "properties": </w:t>
       </w:r>
       <w:proofErr w:type="gramStart"/>
       <w:r>
@@ -13334,7 +13822,7 @@
           <w:szCs w:val="28"/>
           <w:lang w:val="en-US"/>
         </w:rPr>
-        <w:t>1 }</w:t>
+        <w:t>{ "</w:t>
       </w:r>
       <w:proofErr w:type="gramEnd"/>
       <w:r>
@@ -13344,638 +13832,8 @@
           <w:szCs w:val="28"/>
           <w:lang w:val="en-US"/>
         </w:rPr>
-        <w:t>,</w:t>
-      </w:r>
-    </w:p>
-    <w:p>
-      <w:pPr>
-        <w:rPr>
-          <w:i w:val="0"/>
-          <w:iCs/>
-          <w:szCs w:val="28"/>
-          <w:lang w:val="en-US"/>
-        </w:rPr>
-      </w:pPr>
-      <w:r>
-        <w:rPr>
-          <w:i w:val="0"/>
-          <w:iCs/>
-          <w:szCs w:val="28"/>
-          <w:lang w:val="en-US"/>
-        </w:rPr>
-        <w:t xml:space="preserve">      "Age": </w:t>
-      </w:r>
-      <w:proofErr w:type="gramStart"/>
-      <w:r>
-        <w:rPr>
-          <w:i w:val="0"/>
-          <w:iCs/>
-          <w:szCs w:val="28"/>
-          <w:lang w:val="en-US"/>
-        </w:rPr>
-        <w:t>{ "</w:t>
-      </w:r>
-      <w:proofErr w:type="gramEnd"/>
-      <w:r>
-        <w:rPr>
-          <w:i w:val="0"/>
-          <w:iCs/>
-          <w:szCs w:val="28"/>
-          <w:lang w:val="en-US"/>
-        </w:rPr>
-        <w:t xml:space="preserve">type": "integer", "minimum": </w:t>
-      </w:r>
-      <w:proofErr w:type="gramStart"/>
-      <w:r>
-        <w:rPr>
-          <w:i w:val="0"/>
-          <w:iCs/>
-          <w:szCs w:val="28"/>
-          <w:lang w:val="en-US"/>
-        </w:rPr>
-        <w:t>18 }</w:t>
-      </w:r>
-      <w:proofErr w:type="gramEnd"/>
-      <w:r>
-        <w:rPr>
-          <w:i w:val="0"/>
-          <w:iCs/>
-          <w:szCs w:val="28"/>
-          <w:lang w:val="en-US"/>
-        </w:rPr>
-        <w:t>,</w:t>
-      </w:r>
-    </w:p>
-    <w:p>
-      <w:pPr>
-        <w:rPr>
-          <w:i w:val="0"/>
-          <w:iCs/>
-          <w:szCs w:val="28"/>
-          <w:lang w:val="en-US"/>
-        </w:rPr>
-      </w:pPr>
-      <w:r>
-        <w:rPr>
-          <w:i w:val="0"/>
-          <w:iCs/>
-          <w:szCs w:val="28"/>
-          <w:lang w:val="en-US"/>
-        </w:rPr>
-        <w:t xml:space="preserve">      "Gender": </w:t>
-      </w:r>
-      <w:proofErr w:type="gramStart"/>
-      <w:r>
-        <w:rPr>
-          <w:i w:val="0"/>
-          <w:iCs/>
-          <w:szCs w:val="28"/>
-          <w:lang w:val="en-US"/>
-        </w:rPr>
-        <w:t>{ "</w:t>
-      </w:r>
-      <w:proofErr w:type="gramEnd"/>
-      <w:r>
-        <w:rPr>
-          <w:i w:val="0"/>
-          <w:iCs/>
-          <w:szCs w:val="28"/>
-          <w:lang w:val="en-US"/>
-        </w:rPr>
-        <w:t>type": "integer", "</w:t>
-      </w:r>
-      <w:proofErr w:type="spellStart"/>
-      <w:r>
-        <w:rPr>
-          <w:i w:val="0"/>
-          <w:iCs/>
-          <w:szCs w:val="28"/>
-          <w:lang w:val="en-US"/>
-        </w:rPr>
-        <w:t>enum</w:t>
-      </w:r>
-      <w:proofErr w:type="spellEnd"/>
-      <w:r>
-        <w:rPr>
-          <w:i w:val="0"/>
-          <w:iCs/>
-          <w:szCs w:val="28"/>
-          <w:lang w:val="en-US"/>
-        </w:rPr>
-        <w:t>": [0, 1</w:t>
-      </w:r>
-      <w:proofErr w:type="gramStart"/>
-      <w:r>
-        <w:rPr>
-          <w:i w:val="0"/>
-          <w:iCs/>
-          <w:szCs w:val="28"/>
-          <w:lang w:val="en-US"/>
-        </w:rPr>
-        <w:t>] }</w:t>
-      </w:r>
-      <w:proofErr w:type="gramEnd"/>
-      <w:r>
-        <w:rPr>
-          <w:i w:val="0"/>
-          <w:iCs/>
-          <w:szCs w:val="28"/>
-          <w:lang w:val="en-US"/>
-        </w:rPr>
-        <w:t>,</w:t>
-      </w:r>
-    </w:p>
-    <w:p>
-      <w:pPr>
-        <w:rPr>
-          <w:i w:val="0"/>
-          <w:iCs/>
-          <w:szCs w:val="28"/>
-          <w:lang w:val="en-US"/>
-        </w:rPr>
-      </w:pPr>
-      <w:r>
-        <w:rPr>
-          <w:i w:val="0"/>
-          <w:iCs/>
-          <w:szCs w:val="28"/>
-          <w:lang w:val="en-US"/>
-        </w:rPr>
-        <w:t xml:space="preserve">      "Profession": </w:t>
-      </w:r>
-      <w:proofErr w:type="gramStart"/>
-      <w:r>
-        <w:rPr>
-          <w:i w:val="0"/>
-          <w:iCs/>
-          <w:szCs w:val="28"/>
-          <w:lang w:val="en-US"/>
-        </w:rPr>
-        <w:t>{ "</w:t>
-      </w:r>
-      <w:proofErr w:type="gramEnd"/>
-      <w:r>
-        <w:rPr>
-          <w:i w:val="0"/>
-          <w:iCs/>
-          <w:szCs w:val="28"/>
-          <w:lang w:val="en-US"/>
-        </w:rPr>
-        <w:t>type": "string", "</w:t>
-      </w:r>
-      <w:proofErr w:type="spellStart"/>
-      <w:r>
-        <w:rPr>
-          <w:i w:val="0"/>
-          <w:iCs/>
-          <w:szCs w:val="28"/>
-          <w:lang w:val="en-US"/>
-        </w:rPr>
-        <w:t>minLength</w:t>
-      </w:r>
-      <w:proofErr w:type="spellEnd"/>
-      <w:r>
-        <w:rPr>
-          <w:i w:val="0"/>
-          <w:iCs/>
-          <w:szCs w:val="28"/>
-          <w:lang w:val="en-US"/>
-        </w:rPr>
-        <w:t xml:space="preserve">": </w:t>
-      </w:r>
-      <w:proofErr w:type="gramStart"/>
-      <w:r>
-        <w:rPr>
-          <w:i w:val="0"/>
-          <w:iCs/>
-          <w:szCs w:val="28"/>
-          <w:lang w:val="en-US"/>
-        </w:rPr>
-        <w:t>1 }</w:t>
-      </w:r>
-      <w:proofErr w:type="gramEnd"/>
-      <w:r>
-        <w:rPr>
-          <w:i w:val="0"/>
-          <w:iCs/>
-          <w:szCs w:val="28"/>
-          <w:lang w:val="en-US"/>
-        </w:rPr>
-        <w:t>,</w:t>
-      </w:r>
-    </w:p>
-    <w:p>
-      <w:pPr>
-        <w:rPr>
-          <w:i w:val="0"/>
-          <w:iCs/>
-          <w:szCs w:val="28"/>
-          <w:lang w:val="en-US"/>
-        </w:rPr>
-      </w:pPr>
-      <w:r>
-        <w:rPr>
-          <w:i w:val="0"/>
-          <w:iCs/>
-          <w:szCs w:val="28"/>
-          <w:lang w:val="en-US"/>
-        </w:rPr>
-        <w:t xml:space="preserve">      "</w:t>
-      </w:r>
-      <w:proofErr w:type="spellStart"/>
-      <w:r>
-        <w:rPr>
-          <w:i w:val="0"/>
-          <w:iCs/>
-          <w:szCs w:val="28"/>
-          <w:lang w:val="en-US"/>
-        </w:rPr>
-        <w:t>HourCount</w:t>
-      </w:r>
-      <w:proofErr w:type="spellEnd"/>
-      <w:r>
-        <w:rPr>
-          <w:i w:val="0"/>
-          <w:iCs/>
-          <w:szCs w:val="28"/>
-          <w:lang w:val="en-US"/>
-        </w:rPr>
-        <w:t xml:space="preserve">": </w:t>
-      </w:r>
-      <w:proofErr w:type="gramStart"/>
-      <w:r>
-        <w:rPr>
-          <w:i w:val="0"/>
-          <w:iCs/>
-          <w:szCs w:val="28"/>
-          <w:lang w:val="en-US"/>
-        </w:rPr>
-        <w:t>{ "</w:t>
-      </w:r>
-      <w:proofErr w:type="gramEnd"/>
-      <w:r>
-        <w:rPr>
-          <w:i w:val="0"/>
-          <w:iCs/>
-          <w:szCs w:val="28"/>
-          <w:lang w:val="en-US"/>
-        </w:rPr>
-        <w:t xml:space="preserve">type": "number", "minimum": </w:t>
-      </w:r>
-      <w:proofErr w:type="gramStart"/>
-      <w:r>
-        <w:rPr>
-          <w:i w:val="0"/>
-          <w:iCs/>
-          <w:szCs w:val="28"/>
-          <w:lang w:val="en-US"/>
-        </w:rPr>
-        <w:t>0 }</w:t>
-      </w:r>
-      <w:proofErr w:type="gramEnd"/>
-      <w:r>
-        <w:rPr>
-          <w:i w:val="0"/>
-          <w:iCs/>
-          <w:szCs w:val="28"/>
-          <w:lang w:val="en-US"/>
-        </w:rPr>
-        <w:t>,</w:t>
-      </w:r>
-    </w:p>
-    <w:p>
-      <w:pPr>
-        <w:rPr>
-          <w:i w:val="0"/>
-          <w:iCs/>
-          <w:szCs w:val="28"/>
-          <w:lang w:val="en-US"/>
-        </w:rPr>
-      </w:pPr>
-      <w:r>
-        <w:rPr>
-          <w:i w:val="0"/>
-          <w:iCs/>
-          <w:szCs w:val="28"/>
-          <w:lang w:val="en-US"/>
-        </w:rPr>
-        <w:t xml:space="preserve">      "Wage": </w:t>
-      </w:r>
-      <w:proofErr w:type="gramStart"/>
-      <w:r>
-        <w:rPr>
-          <w:i w:val="0"/>
-          <w:iCs/>
-          <w:szCs w:val="28"/>
-          <w:lang w:val="en-US"/>
-        </w:rPr>
-        <w:t>{ "</w:t>
-      </w:r>
-      <w:proofErr w:type="gramEnd"/>
-      <w:r>
-        <w:rPr>
-          <w:i w:val="0"/>
-          <w:iCs/>
-          <w:szCs w:val="28"/>
-          <w:lang w:val="en-US"/>
-        </w:rPr>
-        <w:t xml:space="preserve">type": "number", "minimum": </w:t>
-      </w:r>
-      <w:proofErr w:type="gramStart"/>
-      <w:r>
-        <w:rPr>
-          <w:i w:val="0"/>
-          <w:iCs/>
-          <w:szCs w:val="28"/>
-          <w:lang w:val="en-US"/>
-        </w:rPr>
-        <w:t>0 }</w:t>
-      </w:r>
-      <w:proofErr w:type="gramEnd"/>
-      <w:r>
-        <w:rPr>
-          <w:i w:val="0"/>
-          <w:iCs/>
-          <w:szCs w:val="28"/>
-          <w:lang w:val="en-US"/>
-        </w:rPr>
-        <w:t>,</w:t>
-      </w:r>
-    </w:p>
-    <w:p>
-      <w:pPr>
-        <w:rPr>
-          <w:i w:val="0"/>
-          <w:iCs/>
-          <w:szCs w:val="28"/>
-          <w:lang w:val="en-US"/>
-        </w:rPr>
-      </w:pPr>
-      <w:r>
-        <w:rPr>
-          <w:i w:val="0"/>
-          <w:iCs/>
-          <w:szCs w:val="28"/>
-          <w:lang w:val="en-US"/>
-        </w:rPr>
-        <w:t xml:space="preserve">      "Salary": </w:t>
-      </w:r>
-      <w:proofErr w:type="gramStart"/>
-      <w:r>
-        <w:rPr>
-          <w:i w:val="0"/>
-          <w:iCs/>
-          <w:szCs w:val="28"/>
-          <w:lang w:val="en-US"/>
-        </w:rPr>
-        <w:t>{ "</w:t>
-      </w:r>
-      <w:proofErr w:type="gramEnd"/>
-      <w:r>
-        <w:rPr>
-          <w:i w:val="0"/>
-          <w:iCs/>
-          <w:szCs w:val="28"/>
-          <w:lang w:val="en-US"/>
-        </w:rPr>
-        <w:t xml:space="preserve">type": "number", "minimum": </w:t>
-      </w:r>
-      <w:proofErr w:type="gramStart"/>
-      <w:r>
-        <w:rPr>
-          <w:i w:val="0"/>
-          <w:iCs/>
-          <w:szCs w:val="28"/>
-          <w:lang w:val="en-US"/>
-        </w:rPr>
-        <w:t>0 }</w:t>
-      </w:r>
-      <w:proofErr w:type="gramEnd"/>
-      <w:r>
-        <w:rPr>
-          <w:i w:val="0"/>
-          <w:iCs/>
-          <w:szCs w:val="28"/>
-          <w:lang w:val="en-US"/>
-        </w:rPr>
-        <w:t>,</w:t>
-      </w:r>
-    </w:p>
-    <w:p>
-      <w:pPr>
-        <w:rPr>
-          <w:i w:val="0"/>
-          <w:iCs/>
-          <w:szCs w:val="28"/>
-          <w:lang w:val="en-US"/>
-        </w:rPr>
-      </w:pPr>
-      <w:r>
-        <w:rPr>
-          <w:i w:val="0"/>
-          <w:iCs/>
-          <w:szCs w:val="28"/>
-          <w:lang w:val="en-US"/>
-        </w:rPr>
-        <w:t xml:space="preserve">      "Commission": </w:t>
-      </w:r>
-      <w:proofErr w:type="gramStart"/>
-      <w:r>
-        <w:rPr>
-          <w:i w:val="0"/>
-          <w:iCs/>
-          <w:szCs w:val="28"/>
-          <w:lang w:val="en-US"/>
-        </w:rPr>
-        <w:t>{ "</w:t>
-      </w:r>
-      <w:proofErr w:type="gramEnd"/>
-      <w:r>
-        <w:rPr>
-          <w:i w:val="0"/>
-          <w:iCs/>
-          <w:szCs w:val="28"/>
-          <w:lang w:val="en-US"/>
-        </w:rPr>
-        <w:t xml:space="preserve">type": "number", "minimum": </w:t>
-      </w:r>
-      <w:proofErr w:type="gramStart"/>
-      <w:r>
-        <w:rPr>
-          <w:i w:val="0"/>
-          <w:iCs/>
-          <w:szCs w:val="28"/>
-          <w:lang w:val="en-US"/>
-        </w:rPr>
-        <w:t>0 }</w:t>
-      </w:r>
-      <w:proofErr w:type="gramEnd"/>
-    </w:p>
-    <w:p>
-      <w:pPr>
-        <w:rPr>
-          <w:i w:val="0"/>
-          <w:iCs/>
-          <w:szCs w:val="28"/>
-          <w:lang w:val="en-US"/>
-        </w:rPr>
-      </w:pPr>
-      <w:r>
-        <w:rPr>
-          <w:i w:val="0"/>
-          <w:iCs/>
-          <w:szCs w:val="28"/>
-          <w:lang w:val="en-US"/>
-        </w:rPr>
-        <w:t xml:space="preserve">    },</w:t>
-      </w:r>
-    </w:p>
-    <w:p>
-      <w:pPr>
-        <w:rPr>
-          <w:i w:val="0"/>
-          <w:iCs/>
-          <w:szCs w:val="28"/>
-          <w:lang w:val="en-US"/>
-        </w:rPr>
-      </w:pPr>
-      <w:r>
-        <w:rPr>
-          <w:i w:val="0"/>
-          <w:iCs/>
-          <w:szCs w:val="28"/>
-          <w:lang w:val="en-US"/>
-        </w:rPr>
-        <w:t xml:space="preserve">    "</w:t>
-      </w:r>
-      <w:proofErr w:type="spellStart"/>
-      <w:r>
-        <w:rPr>
-          <w:i w:val="0"/>
-          <w:iCs/>
-          <w:szCs w:val="28"/>
-          <w:lang w:val="en-US"/>
-        </w:rPr>
-        <w:t>oneOf</w:t>
-      </w:r>
-      <w:proofErr w:type="spellEnd"/>
-      <w:r>
-        <w:rPr>
-          <w:i w:val="0"/>
-          <w:iCs/>
-          <w:szCs w:val="28"/>
-          <w:lang w:val="en-US"/>
-        </w:rPr>
-        <w:t>": [</w:t>
-      </w:r>
-    </w:p>
-    <w:p>
-      <w:pPr>
-        <w:rPr>
-          <w:i w:val="0"/>
-          <w:iCs/>
-          <w:szCs w:val="28"/>
-          <w:lang w:val="en-US"/>
-        </w:rPr>
-      </w:pPr>
-      <w:r>
-        <w:rPr>
-          <w:i w:val="0"/>
-          <w:iCs/>
-          <w:szCs w:val="28"/>
-          <w:lang w:val="en-US"/>
-        </w:rPr>
-        <w:t xml:space="preserve">      {</w:t>
-      </w:r>
-    </w:p>
-    <w:p>
-      <w:pPr>
-        <w:rPr>
-          <w:i w:val="0"/>
-          <w:iCs/>
-          <w:szCs w:val="28"/>
-          <w:lang w:val="en-US"/>
-        </w:rPr>
-      </w:pPr>
-      <w:r>
-        <w:rPr>
-          <w:i w:val="0"/>
-          <w:iCs/>
-          <w:szCs w:val="28"/>
-          <w:lang w:val="en-US"/>
-        </w:rPr>
-        <w:t xml:space="preserve">        "required": ["</w:t>
-      </w:r>
-      <w:proofErr w:type="spellStart"/>
-      <w:r>
-        <w:rPr>
-          <w:i w:val="0"/>
-          <w:iCs/>
-          <w:szCs w:val="28"/>
-          <w:lang w:val="en-US"/>
-        </w:rPr>
-        <w:t>HourCount</w:t>
-      </w:r>
-      <w:proofErr w:type="spellEnd"/>
-      <w:r>
-        <w:rPr>
-          <w:i w:val="0"/>
-          <w:iCs/>
-          <w:szCs w:val="28"/>
-          <w:lang w:val="en-US"/>
-        </w:rPr>
-        <w:t>", "Wage"],</w:t>
-      </w:r>
-    </w:p>
-    <w:p>
-      <w:pPr>
-        <w:rPr>
-          <w:i w:val="0"/>
-          <w:iCs/>
-          <w:szCs w:val="28"/>
-          <w:lang w:val="en-US"/>
-        </w:rPr>
-      </w:pPr>
-      <w:r>
-        <w:rPr>
-          <w:i w:val="0"/>
-          <w:iCs/>
-          <w:szCs w:val="28"/>
-          <w:lang w:val="en-US"/>
-        </w:rPr>
-        <w:t xml:space="preserve">        "properties": </w:t>
-      </w:r>
-      <w:proofErr w:type="gramStart"/>
-      <w:r>
-        <w:rPr>
-          <w:i w:val="0"/>
-          <w:iCs/>
-          <w:szCs w:val="28"/>
-          <w:lang w:val="en-US"/>
-        </w:rPr>
-        <w:t>{ "</w:t>
-      </w:r>
-      <w:proofErr w:type="gramEnd"/>
-      <w:r>
-        <w:rPr>
-          <w:i w:val="0"/>
-          <w:iCs/>
-          <w:szCs w:val="28"/>
-          <w:lang w:val="en-US"/>
-        </w:rPr>
-        <w:t xml:space="preserve">Salary": false, "Commission": </w:t>
-      </w:r>
-      <w:proofErr w:type="gramStart"/>
-      <w:r>
-        <w:rPr>
-          <w:i w:val="0"/>
-          <w:iCs/>
-          <w:szCs w:val="28"/>
-          <w:lang w:val="en-US"/>
-        </w:rPr>
-        <w:t>false }</w:t>
-      </w:r>
-      <w:proofErr w:type="gramEnd"/>
+        <w:t>Salary": false, "Commission": false }</w:t>
+      </w:r>
     </w:p>
     <w:p>
       <w:pPr>
@@ -14081,19 +13939,8 @@
           <w:szCs w:val="28"/>
           <w:lang w:val="en-US"/>
         </w:rPr>
-        <w:t xml:space="preserve">": false, "Wage": </w:t>
-      </w:r>
-      <w:proofErr w:type="gramStart"/>
-      <w:r>
-        <w:rPr>
-          <w:i w:val="0"/>
-          <w:iCs/>
-          <w:szCs w:val="28"/>
-          <w:lang w:val="en-US"/>
-        </w:rPr>
-        <w:t>false }</w:t>
-      </w:r>
-      <w:proofErr w:type="gramEnd"/>
+        <w:t>": false, "Wage": false }</w:t>
+      </w:r>
     </w:p>
     <w:p>
       <w:pPr>
@@ -15686,7 +15533,31 @@
           <w:iCs/>
           <w:szCs w:val="28"/>
         </w:rPr>
-        <w:t>В системе должна присутствовать функция поиска сотрудников.</w:t>
+        <w:t xml:space="preserve">В системе должна присутствовать </w:t>
+      </w:r>
+      <w:commentRangeStart w:id="17"/>
+      <w:r>
+        <w:rPr>
+          <w:i w:val="0"/>
+          <w:iCs/>
+          <w:szCs w:val="28"/>
+        </w:rPr>
+        <w:t>функция поиска сотрудников</w:t>
+      </w:r>
+      <w:commentRangeEnd w:id="17"/>
+      <w:r>
+        <w:rPr>
+          <w:rStyle w:val="af3"/>
+        </w:rPr>
+        <w:commentReference w:id="17"/>
+      </w:r>
+      <w:r>
+        <w:rPr>
+          <w:i w:val="0"/>
+          <w:iCs/>
+          <w:szCs w:val="28"/>
+        </w:rPr>
+        <w:t>.</w:t>
       </w:r>
     </w:p>
     <w:p>
@@ -15778,7 +15649,16 @@
           <w:iCs/>
           <w:szCs w:val="28"/>
         </w:rPr>
-        <w:t>В системе должна присутствовать функция сохранения списка сотрудников в файл.</w:t>
+        <w:t xml:space="preserve">В системе должна </w:t>
+      </w:r>
+      <w:commentRangeStart w:id="18"/>
+      <w:r>
+        <w:rPr>
+          <w:i w:val="0"/>
+          <w:iCs/>
+          <w:szCs w:val="28"/>
+        </w:rPr>
+        <w:t>присутствовать функция сохранения списка сотрудников в файл.</w:t>
       </w:r>
     </w:p>
     <w:p>
@@ -15825,6 +15705,13 @@
           <w:szCs w:val="28"/>
         </w:rPr>
         <w:t>В системе должна присутствовать функция загрузки списка сотрудников из файла.</w:t>
+      </w:r>
+      <w:commentRangeEnd w:id="18"/>
+      <w:r>
+        <w:rPr>
+          <w:rStyle w:val="af3"/>
+        </w:rPr>
+        <w:commentReference w:id="18"/>
       </w:r>
     </w:p>
     <w:p>
@@ -16042,8 +15929,147 @@
 </w:document>
 </file>
 
+<file path=word/comments.xml><?xml version="1.0" encoding="utf-8"?>
+<w:comments xmlns:wpc="http://schemas.microsoft.com/office/word/2010/wordprocessingCanvas" xmlns:cx="http://schemas.microsoft.com/office/drawing/2014/chartex" xmlns:cx1="http://schemas.microsoft.com/office/drawing/2015/9/8/chartex" xmlns:cx2="http://schemas.microsoft.com/office/drawing/2015/10/21/chartex" xmlns:cx3="http://schemas.microsoft.com/office/drawing/2016/5/9/chartex" xmlns:cx4="http://schemas.microsoft.com/office/drawing/2016/5/10/chartex" xmlns:cx5="http://schemas.microsoft.com/office/drawing/2016/5/11/chartex" xmlns:cx6="http://schemas.microsoft.com/office/drawing/2016/5/12/chartex" xmlns:cx7="http://schemas.microsoft.com/office/drawing/2016/5/13/chartex" xmlns:cx8="http://schemas.microsoft.com/office/drawing/2016/5/14/chartex" xmlns:mc="http://schemas.openxmlformats.org/markup-compatibility/2006" xmlns:aink="http://schemas.microsoft.com/office/drawing/2016/ink" xmlns:am3d="http://schemas.microsoft.com/office/drawing/2017/model3d" xmlns:o="urn:schemas-microsoft-com:office:office" xmlns:r="http://schemas.openxmlformats.org/officeDocument/2006/relationships" xmlns:m="http://schemas.openxmlformats.org/officeDocument/2006/math" xmlns:v="urn:schemas-microsoft-com:vml" xmlns:wp14="http://schemas.microsoft.com/office/word/2010/wordprocessingDrawing" xmlns:wp="http://schemas.openxmlformats.org/drawingml/2006/wordprocessingDrawing" xmlns:w10="urn:schemas-microsoft-com:office:word" xmlns:w="http://schemas.openxmlformats.org/wordprocessingml/2006/main" xmlns:w14="http://schemas.microsoft.com/office/word/2010/wordml" xmlns:w15="http://schemas.microsoft.com/office/word/2012/wordml" xmlns:w16cex="http://schemas.microsoft.com/office/word/2018/wordml/cex" xmlns:w16cid="http://schemas.microsoft.com/office/word/2016/wordml/cid" xmlns:w16="http://schemas.microsoft.com/office/word/2018/wordml" xmlns:w16sdtdh="http://schemas.microsoft.com/office/word/2020/wordml/sdtdatahash" xmlns:w16se="http://schemas.microsoft.com/office/word/2015/wordml/symex" xmlns:wpg="http://schemas.microsoft.com/office/word/2010/wordprocessingGroup" xmlns:wpi="http://schemas.microsoft.com/office/word/2010/wordprocessingInk" xmlns:wne="http://schemas.microsoft.com/office/word/2006/wordml" xmlns:wps="http://schemas.microsoft.com/office/word/2010/wordprocessingShape" mc:Ignorable="w14 w15 w16se w16cid w16 w16cex w16sdtdh wp14">
+  <w:comment w:id="14" w:author="Aleksey A. Kalentev" w:date="2026-04-02T15:00:00Z" w:initials="AAK">
+    <w:p>
+      <w:pPr>
+        <w:pStyle w:val="af4"/>
+        <w:rPr>
+          <w:lang w:val="en-US"/>
+        </w:rPr>
+      </w:pPr>
+      <w:r>
+        <w:rPr>
+          <w:rStyle w:val="af3"/>
+        </w:rPr>
+        <w:annotationRef/>
+      </w:r>
+      <w:r>
+        <w:rPr>
+          <w:lang w:val="en-US"/>
+        </w:rPr>
+        <w:t>?</w:t>
+      </w:r>
+    </w:p>
+  </w:comment>
+  <w:comment w:id="15" w:author="Aleksey A. Kalentev" w:date="2026-04-02T15:01:00Z" w:initials="AAK">
+    <w:p>
+      <w:pPr>
+        <w:pStyle w:val="af4"/>
+        <w:rPr>
+          <w:lang w:val="en-US"/>
+        </w:rPr>
+      </w:pPr>
+      <w:r>
+        <w:rPr>
+          <w:rStyle w:val="af3"/>
+        </w:rPr>
+        <w:annotationRef/>
+      </w:r>
+      <w:r>
+        <w:rPr>
+          <w:lang w:val="en-US"/>
+        </w:rPr>
+        <w:t>?</w:t>
+      </w:r>
+    </w:p>
+  </w:comment>
+  <w:comment w:id="16" w:author="Aleksey A. Kalentev" w:date="2026-04-02T15:01:00Z" w:initials="AAK">
+    <w:p>
+      <w:pPr>
+        <w:pStyle w:val="af4"/>
+        <w:rPr>
+          <w:lang w:val="en-US"/>
+        </w:rPr>
+      </w:pPr>
+      <w:r>
+        <w:rPr>
+          <w:rStyle w:val="af3"/>
+        </w:rPr>
+        <w:annotationRef/>
+      </w:r>
+      <w:r>
+        <w:rPr>
+          <w:lang w:val="en-US"/>
+        </w:rPr>
+        <w:t>?</w:t>
+      </w:r>
+    </w:p>
+  </w:comment>
+  <w:comment w:id="17" w:author="Aleksey A. Kalentev" w:date="2026-04-02T15:04:00Z" w:initials="AAK">
+    <w:p>
+      <w:pPr>
+        <w:pStyle w:val="af4"/>
+        <w:rPr>
+          <w:lang w:val="en-US"/>
+        </w:rPr>
+      </w:pPr>
+      <w:r>
+        <w:rPr>
+          <w:rStyle w:val="af3"/>
+        </w:rPr>
+        <w:annotationRef/>
+      </w:r>
+      <w:r>
+        <w:rPr>
+          <w:lang w:val="en-US"/>
+        </w:rPr>
+        <w:t>?</w:t>
+      </w:r>
+    </w:p>
+  </w:comment>
+  <w:comment w:id="18" w:author="Aleksey A. Kalentev" w:date="2026-04-02T15:05:00Z" w:initials="AAK">
+    <w:p>
+      <w:pPr>
+        <w:pStyle w:val="af4"/>
+      </w:pPr>
+      <w:r>
+        <w:rPr>
+          <w:rStyle w:val="af3"/>
+        </w:rPr>
+        <w:annotationRef/>
+      </w:r>
+      <w:r>
+        <w:t>Сослаться на формат</w:t>
+      </w:r>
+    </w:p>
+  </w:comment>
+</w:comments>
+</file>
+
+<file path=word/commentsExtended.xml><?xml version="1.0" encoding="utf-8"?>
+<w15:commentsEx xmlns:wpc="http://schemas.microsoft.com/office/word/2010/wordprocessingCanvas" xmlns:cx="http://schemas.microsoft.com/office/drawing/2014/chartex" xmlns:cx1="http://schemas.microsoft.com/office/drawing/2015/9/8/chartex" xmlns:cx2="http://schemas.microsoft.com/office/drawing/2015/10/21/chartex" xmlns:cx3="http://schemas.microsoft.com/office/drawing/2016/5/9/chartex" xmlns:cx4="http://schemas.microsoft.com/office/drawing/2016/5/10/chartex" xmlns:cx5="http://schemas.microsoft.com/office/drawing/2016/5/11/chartex" xmlns:cx6="http://schemas.microsoft.com/office/drawing/2016/5/12/chartex" xmlns:cx7="http://schemas.microsoft.com/office/drawing/2016/5/13/chartex" xmlns:cx8="http://schemas.microsoft.com/office/drawing/2016/5/14/chartex" xmlns:mc="http://schemas.openxmlformats.org/markup-compatibility/2006" xmlns:aink="http://schemas.microsoft.com/office/drawing/2016/ink" xmlns:am3d="http://schemas.microsoft.com/office/drawing/2017/model3d" xmlns:o="urn:schemas-microsoft-com:office:office" xmlns:r="http://schemas.openxmlformats.org/officeDocument/2006/relationships" xmlns:m="http://schemas.openxmlformats.org/officeDocument/2006/math" xmlns:v="urn:schemas-microsoft-com:vml" xmlns:wp14="http://schemas.microsoft.com/office/word/2010/wordprocessingDrawing" xmlns:wp="http://schemas.openxmlformats.org/drawingml/2006/wordprocessingDrawing" xmlns:w10="urn:schemas-microsoft-com:office:word" xmlns:w="http://schemas.openxmlformats.org/wordprocessingml/2006/main" xmlns:w14="http://schemas.microsoft.com/office/word/2010/wordml" xmlns:w15="http://schemas.microsoft.com/office/word/2012/wordml" xmlns:w16cex="http://schemas.microsoft.com/office/word/2018/wordml/cex" xmlns:w16cid="http://schemas.microsoft.com/office/word/2016/wordml/cid" xmlns:w16="http://schemas.microsoft.com/office/word/2018/wordml" xmlns:w16sdtdh="http://schemas.microsoft.com/office/word/2020/wordml/sdtdatahash" xmlns:w16se="http://schemas.microsoft.com/office/word/2015/wordml/symex" xmlns:wpg="http://schemas.microsoft.com/office/word/2010/wordprocessingGroup" xmlns:wpi="http://schemas.microsoft.com/office/word/2010/wordprocessingInk" xmlns:wne="http://schemas.microsoft.com/office/word/2006/wordml" xmlns:wps="http://schemas.microsoft.com/office/word/2010/wordprocessingShape" mc:Ignorable="w14 w15 w16se w16cid w16 w16cex w16sdtdh wp14">
+  <w15:commentEx w15:paraId="52947B28" w15:done="0"/>
+  <w15:commentEx w15:paraId="1D52595D" w15:done="0"/>
+  <w15:commentEx w15:paraId="345860A2" w15:done="0"/>
+  <w15:commentEx w15:paraId="6FFD26A6" w15:done="0"/>
+  <w15:commentEx w15:paraId="6EA098A4" w15:done="0"/>
+</w15:commentsEx>
+</file>
+
+<file path=word/commentsExtensible.xml><?xml version="1.0" encoding="utf-8"?>
+<w16cex:commentsExtensible xmlns:wpc="http://schemas.microsoft.com/office/word/2010/wordprocessingCanvas" xmlns:cx="http://schemas.microsoft.com/office/drawing/2014/chartex" xmlns:cx1="http://schemas.microsoft.com/office/drawing/2015/9/8/chartex" xmlns:cx2="http://schemas.microsoft.com/office/drawing/2015/10/21/chartex" xmlns:cx3="http://schemas.microsoft.com/office/drawing/2016/5/9/chartex" xmlns:cx4="http://schemas.microsoft.com/office/drawing/2016/5/10/chartex" xmlns:cx5="http://schemas.microsoft.com/office/drawing/2016/5/11/chartex" xmlns:cx6="http://schemas.microsoft.com/office/drawing/2016/5/12/chartex" xmlns:cx7="http://schemas.microsoft.com/office/drawing/2016/5/13/chartex" xmlns:cx8="http://schemas.microsoft.com/office/drawing/2016/5/14/chartex" xmlns:mc="http://schemas.openxmlformats.org/markup-compatibility/2006" xmlns:aink="http://schemas.microsoft.com/office/drawing/2016/ink" xmlns:am3d="http://schemas.microsoft.com/office/drawing/2017/model3d" xmlns:o="urn:schemas-microsoft-com:office:office" xmlns:r="http://schemas.openxmlformats.org/officeDocument/2006/relationships" xmlns:m="http://schemas.openxmlformats.org/officeDocument/2006/math" xmlns:v="urn:schemas-microsoft-com:vml" xmlns:wp14="http://schemas.microsoft.com/office/word/2010/wordprocessingDrawing" xmlns:wp="http://schemas.openxmlformats.org/drawingml/2006/wordprocessingDrawing" xmlns:w10="urn:schemas-microsoft-com:office:word" xmlns:w="http://schemas.openxmlformats.org/wordprocessingml/2006/main" xmlns:w14="http://schemas.microsoft.com/office/word/2010/wordml" xmlns:w15="http://schemas.microsoft.com/office/word/2012/wordml" xmlns:w16cex="http://schemas.microsoft.com/office/word/2018/wordml/cex" xmlns:w16cid="http://schemas.microsoft.com/office/word/2016/wordml/cid" xmlns:w16="http://schemas.microsoft.com/office/word/2018/wordml" xmlns:w16sdtdh="http://schemas.microsoft.com/office/word/2020/wordml/sdtdatahash" xmlns:w16se="http://schemas.microsoft.com/office/word/2015/wordml/symex" xmlns:wpg="http://schemas.microsoft.com/office/word/2010/wordprocessingGroup" xmlns:wpi="http://schemas.microsoft.com/office/word/2010/wordprocessingInk" xmlns:wne="http://schemas.microsoft.com/office/word/2006/wordml" xmlns:wps="http://schemas.microsoft.com/office/word/2010/wordprocessingShape" mc:Ignorable="w14 w15 w16se w16cid w16 w16cex w16sdtdh wp14">
+  <w16cex:commentExtensible w16cex:durableId="2D7902F5" w16cex:dateUtc="2026-04-02T08:00:00Z"/>
+  <w16cex:commentExtensible w16cex:durableId="2D790344" w16cex:dateUtc="2026-04-02T08:01:00Z"/>
+  <w16cex:commentExtensible w16cex:durableId="2D790364" w16cex:dateUtc="2026-04-02T08:01:00Z"/>
+  <w16cex:commentExtensible w16cex:durableId="2D790401" w16cex:dateUtc="2026-04-02T08:04:00Z"/>
+  <w16cex:commentExtensible w16cex:durableId="2D79041C" w16cex:dateUtc="2026-04-02T08:05:00Z"/>
+</w16cex:commentsExtensible>
+</file>
+
+<file path=word/commentsIds.xml><?xml version="1.0" encoding="utf-8"?>
+<w16cid:commentsIds xmlns:wpc="http://schemas.microsoft.com/office/word/2010/wordprocessingCanvas" xmlns:cx="http://schemas.microsoft.com/office/drawing/2014/chartex" xmlns:cx1="http://schemas.microsoft.com/office/drawing/2015/9/8/chartex" xmlns:cx2="http://schemas.microsoft.com/office/drawing/2015/10/21/chartex" xmlns:cx3="http://schemas.microsoft.com/office/drawing/2016/5/9/chartex" xmlns:cx4="http://schemas.microsoft.com/office/drawing/2016/5/10/chartex" xmlns:cx5="http://schemas.microsoft.com/office/drawing/2016/5/11/chartex" xmlns:cx6="http://schemas.microsoft.com/office/drawing/2016/5/12/chartex" xmlns:cx7="http://schemas.microsoft.com/office/drawing/2016/5/13/chartex" xmlns:cx8="http://schemas.microsoft.com/office/drawing/2016/5/14/chartex" xmlns:mc="http://schemas.openxmlformats.org/markup-compatibility/2006" xmlns:aink="http://schemas.microsoft.com/office/drawing/2016/ink" xmlns:am3d="http://schemas.microsoft.com/office/drawing/2017/model3d" xmlns:o="urn:schemas-microsoft-com:office:office" xmlns:r="http://schemas.openxmlformats.org/officeDocument/2006/relationships" xmlns:m="http://schemas.openxmlformats.org/officeDocument/2006/math" xmlns:v="urn:schemas-microsoft-com:vml" xmlns:wp14="http://schemas.microsoft.com/office/word/2010/wordprocessingDrawing" xmlns:wp="http://schemas.openxmlformats.org/drawingml/2006/wordprocessingDrawing" xmlns:w10="urn:schemas-microsoft-com:office:word" xmlns:w="http://schemas.openxmlformats.org/wordprocessingml/2006/main" xmlns:w14="http://schemas.microsoft.com/office/word/2010/wordml" xmlns:w15="http://schemas.microsoft.com/office/word/2012/wordml" xmlns:w16cex="http://schemas.microsoft.com/office/word/2018/wordml/cex" xmlns:w16cid="http://schemas.microsoft.com/office/word/2016/wordml/cid" xmlns:w16="http://schemas.microsoft.com/office/word/2018/wordml" xmlns:w16sdtdh="http://schemas.microsoft.com/office/word/2020/wordml/sdtdatahash" xmlns:w16se="http://schemas.microsoft.com/office/word/2015/wordml/symex" xmlns:wpg="http://schemas.microsoft.com/office/word/2010/wordprocessingGroup" xmlns:wpi="http://schemas.microsoft.com/office/word/2010/wordprocessingInk" xmlns:wne="http://schemas.microsoft.com/office/word/2006/wordml" xmlns:wps="http://schemas.microsoft.com/office/word/2010/wordprocessingShape" mc:Ignorable="w14 w15 w16se w16cid w16 w16cex w16sdtdh wp14">
+  <w16cid:commentId w16cid:paraId="52947B28" w16cid:durableId="2D7902F5"/>
+  <w16cid:commentId w16cid:paraId="1D52595D" w16cid:durableId="2D790344"/>
+  <w16cid:commentId w16cid:paraId="345860A2" w16cid:durableId="2D790364"/>
+  <w16cid:commentId w16cid:paraId="6FFD26A6" w16cid:durableId="2D790401"/>
+  <w16cid:commentId w16cid:paraId="6EA098A4" w16cid:durableId="2D79041C"/>
+</w16cid:commentsIds>
+</file>
+
 <file path=word/endnotes.xml><?xml version="1.0" encoding="utf-8"?>
-<w:endnotes xmlns:wpc="http://schemas.microsoft.com/office/word/2010/wordprocessingCanvas" xmlns:cx="http://schemas.microsoft.com/office/drawing/2014/chartex" xmlns:cx1="http://schemas.microsoft.com/office/drawing/2015/9/8/chartex" xmlns:cx2="http://schemas.microsoft.com/office/drawing/2015/10/21/chartex" xmlns:cx3="http://schemas.microsoft.com/office/drawing/2016/5/9/chartex" xmlns:cx4="http://schemas.microsoft.com/office/drawing/2016/5/10/chartex" xmlns:cx5="http://schemas.microsoft.com/office/drawing/2016/5/11/chartex" xmlns:cx6="http://schemas.microsoft.com/office/drawing/2016/5/12/chartex" xmlns:cx7="http://schemas.microsoft.com/office/drawing/2016/5/13/chartex" xmlns:cx8="http://schemas.microsoft.com/office/drawing/2016/5/14/chartex" xmlns:mc="http://schemas.openxmlformats.org/markup-compatibility/2006" xmlns:aink="http://schemas.microsoft.com/office/drawing/2016/ink" xmlns:am3d="http://schemas.microsoft.com/office/drawing/2017/model3d" xmlns:o="urn:schemas-microsoft-com:office:office" xmlns:oel="http://schemas.microsoft.com/office/2019/extlst" xmlns:r="http://schemas.openxmlformats.org/officeDocument/2006/relationships" xmlns:m="http://schemas.openxmlformats.org/officeDocument/2006/math" xmlns:v="urn:schemas-microsoft-com:vml" xmlns:wp14="http://schemas.microsoft.com/office/word/2010/wordprocessingDrawing" xmlns:wp="http://schemas.openxmlformats.org/drawingml/2006/wordprocessingDrawing" xmlns:w10="urn:schemas-microsoft-com:office:word" xmlns:w="http://schemas.openxmlformats.org/wordprocessingml/2006/main" xmlns:w14="http://schemas.microsoft.com/office/word/2010/wordml" xmlns:w15="http://schemas.microsoft.com/office/word/2012/wordml" xmlns:w16cex="http://schemas.microsoft.com/office/word/2018/wordml/cex" xmlns:w16cid="http://schemas.microsoft.com/office/word/2016/wordml/cid" xmlns:w16="http://schemas.microsoft.com/office/word/2018/wordml" xmlns:w16du="http://schemas.microsoft.com/office/word/2023/wordml/word16du" xmlns:w16sdtdh="http://schemas.microsoft.com/office/word/2020/wordml/sdtdatahash" xmlns:w16sdtfl="http://schemas.microsoft.com/office/word/2024/wordml/sdtformatlock" xmlns:w16se="http://schemas.microsoft.com/office/word/2015/wordml/symex" xmlns:wpg="http://schemas.microsoft.com/office/word/2010/wordprocessingGroup" xmlns:wpi="http://schemas.microsoft.com/office/word/2010/wordprocessingInk" xmlns:wne="http://schemas.microsoft.com/office/word/2006/wordml" xmlns:wps="http://schemas.microsoft.com/office/word/2010/wordprocessingShape" mc:Ignorable="w14 w15 w16se w16cid w16 w16cex w16sdtdh w16sdtfl w16du wp14">
+<w:endnotes xmlns:wpc="http://schemas.microsoft.com/office/word/2010/wordprocessingCanvas" xmlns:cx="http://schemas.microsoft.com/office/drawing/2014/chartex" xmlns:cx1="http://schemas.microsoft.com/office/drawing/2015/9/8/chartex" xmlns:cx2="http://schemas.microsoft.com/office/drawing/2015/10/21/chartex" xmlns:cx3="http://schemas.microsoft.com/office/drawing/2016/5/9/chartex" xmlns:cx4="http://schemas.microsoft.com/office/drawing/2016/5/10/chartex" xmlns:cx5="http://schemas.microsoft.com/office/drawing/2016/5/11/chartex" xmlns:cx6="http://schemas.microsoft.com/office/drawing/2016/5/12/chartex" xmlns:cx7="http://schemas.microsoft.com/office/drawing/2016/5/13/chartex" xmlns:cx8="http://schemas.microsoft.com/office/drawing/2016/5/14/chartex" xmlns:mc="http://schemas.openxmlformats.org/markup-compatibility/2006" xmlns:aink="http://schemas.microsoft.com/office/drawing/2016/ink" xmlns:am3d="http://schemas.microsoft.com/office/drawing/2017/model3d" xmlns:o="urn:schemas-microsoft-com:office:office" xmlns:r="http://schemas.openxmlformats.org/officeDocument/2006/relationships" xmlns:m="http://schemas.openxmlformats.org/officeDocument/2006/math" xmlns:v="urn:schemas-microsoft-com:vml" xmlns:wp14="http://schemas.microsoft.com/office/word/2010/wordprocessingDrawing" xmlns:wp="http://schemas.openxmlformats.org/drawingml/2006/wordprocessingDrawing" xmlns:w10="urn:schemas-microsoft-com:office:word" xmlns:w="http://schemas.openxmlformats.org/wordprocessingml/2006/main" xmlns:w14="http://schemas.microsoft.com/office/word/2010/wordml" xmlns:w15="http://schemas.microsoft.com/office/word/2012/wordml" xmlns:w16cex="http://schemas.microsoft.com/office/word/2018/wordml/cex" xmlns:w16cid="http://schemas.microsoft.com/office/word/2016/wordml/cid" xmlns:w16="http://schemas.microsoft.com/office/word/2018/wordml" xmlns:w16sdtdh="http://schemas.microsoft.com/office/word/2020/wordml/sdtdatahash" xmlns:w16se="http://schemas.microsoft.com/office/word/2015/wordml/symex" xmlns:wpg="http://schemas.microsoft.com/office/word/2010/wordprocessingGroup" xmlns:wpi="http://schemas.microsoft.com/office/word/2010/wordprocessingInk" xmlns:wne="http://schemas.microsoft.com/office/word/2006/wordml" xmlns:wps="http://schemas.microsoft.com/office/word/2010/wordprocessingShape" mc:Ignorable="w14 w15 w16se w16cid w16 w16cex w16sdtdh wp14">
   <w:endnote w:type="separator" w:id="-1">
     <w:p>
       <w:pPr>
@@ -16068,7 +16094,7 @@
 </file>
 
 <file path=word/footer1.xml><?xml version="1.0" encoding="utf-8"?>
-<w:ftr xmlns:wpc="http://schemas.microsoft.com/office/word/2010/wordprocessingCanvas" xmlns:cx="http://schemas.microsoft.com/office/drawing/2014/chartex" xmlns:cx1="http://schemas.microsoft.com/office/drawing/2015/9/8/chartex" xmlns:cx2="http://schemas.microsoft.com/office/drawing/2015/10/21/chartex" xmlns:cx3="http://schemas.microsoft.com/office/drawing/2016/5/9/chartex" xmlns:cx4="http://schemas.microsoft.com/office/drawing/2016/5/10/chartex" xmlns:cx5="http://schemas.microsoft.com/office/drawing/2016/5/11/chartex" xmlns:cx6="http://schemas.microsoft.com/office/drawing/2016/5/12/chartex" xmlns:cx7="http://schemas.microsoft.com/office/drawing/2016/5/13/chartex" xmlns:cx8="http://schemas.microsoft.com/office/drawing/2016/5/14/chartex" xmlns:mc="http://schemas.openxmlformats.org/markup-compatibility/2006" xmlns:aink="http://schemas.microsoft.com/office/drawing/2016/ink" xmlns:am3d="http://schemas.microsoft.com/office/drawing/2017/model3d" xmlns:o="urn:schemas-microsoft-com:office:office" xmlns:oel="http://schemas.microsoft.com/office/2019/extlst" xmlns:r="http://schemas.openxmlformats.org/officeDocument/2006/relationships" xmlns:m="http://schemas.openxmlformats.org/officeDocument/2006/math" xmlns:v="urn:schemas-microsoft-com:vml" xmlns:wp14="http://schemas.microsoft.com/office/word/2010/wordprocessingDrawing" xmlns:wp="http://schemas.openxmlformats.org/drawingml/2006/wordprocessingDrawing" xmlns:w10="urn:schemas-microsoft-com:office:word" xmlns:w="http://schemas.openxmlformats.org/wordprocessingml/2006/main" xmlns:w14="http://schemas.microsoft.com/office/word/2010/wordml" xmlns:w15="http://schemas.microsoft.com/office/word/2012/wordml" xmlns:w16cex="http://schemas.microsoft.com/office/word/2018/wordml/cex" xmlns:w16cid="http://schemas.microsoft.com/office/word/2016/wordml/cid" xmlns:w16="http://schemas.microsoft.com/office/word/2018/wordml" xmlns:w16du="http://schemas.microsoft.com/office/word/2023/wordml/word16du" xmlns:w16sdtdh="http://schemas.microsoft.com/office/word/2020/wordml/sdtdatahash" xmlns:w16sdtfl="http://schemas.microsoft.com/office/word/2024/wordml/sdtformatlock" xmlns:w16se="http://schemas.microsoft.com/office/word/2015/wordml/symex" xmlns:wpg="http://schemas.microsoft.com/office/word/2010/wordprocessingGroup" xmlns:wpi="http://schemas.microsoft.com/office/word/2010/wordprocessingInk" xmlns:wne="http://schemas.microsoft.com/office/word/2006/wordml" xmlns:wps="http://schemas.microsoft.com/office/word/2010/wordprocessingShape" mc:Ignorable="w14 w15 w16se w16cid w16 w16cex w16sdtdh w16sdtfl w16du wp14">
+<w:ftr xmlns:wpc="http://schemas.microsoft.com/office/word/2010/wordprocessingCanvas" xmlns:cx="http://schemas.microsoft.com/office/drawing/2014/chartex" xmlns:cx1="http://schemas.microsoft.com/office/drawing/2015/9/8/chartex" xmlns:cx2="http://schemas.microsoft.com/office/drawing/2015/10/21/chartex" xmlns:cx3="http://schemas.microsoft.com/office/drawing/2016/5/9/chartex" xmlns:cx4="http://schemas.microsoft.com/office/drawing/2016/5/10/chartex" xmlns:cx5="http://schemas.microsoft.com/office/drawing/2016/5/11/chartex" xmlns:cx6="http://schemas.microsoft.com/office/drawing/2016/5/12/chartex" xmlns:cx7="http://schemas.microsoft.com/office/drawing/2016/5/13/chartex" xmlns:cx8="http://schemas.microsoft.com/office/drawing/2016/5/14/chartex" xmlns:mc="http://schemas.openxmlformats.org/markup-compatibility/2006" xmlns:aink="http://schemas.microsoft.com/office/drawing/2016/ink" xmlns:am3d="http://schemas.microsoft.com/office/drawing/2017/model3d" xmlns:o="urn:schemas-microsoft-com:office:office" xmlns:r="http://schemas.openxmlformats.org/officeDocument/2006/relationships" xmlns:m="http://schemas.openxmlformats.org/officeDocument/2006/math" xmlns:v="urn:schemas-microsoft-com:vml" xmlns:wp14="http://schemas.microsoft.com/office/word/2010/wordprocessingDrawing" xmlns:wp="http://schemas.openxmlformats.org/drawingml/2006/wordprocessingDrawing" xmlns:w10="urn:schemas-microsoft-com:office:word" xmlns:w="http://schemas.openxmlformats.org/wordprocessingml/2006/main" xmlns:w14="http://schemas.microsoft.com/office/word/2010/wordml" xmlns:w15="http://schemas.microsoft.com/office/word/2012/wordml" xmlns:w16cex="http://schemas.microsoft.com/office/word/2018/wordml/cex" xmlns:w16cid="http://schemas.microsoft.com/office/word/2016/wordml/cid" xmlns:w16="http://schemas.microsoft.com/office/word/2018/wordml" xmlns:w16sdtdh="http://schemas.microsoft.com/office/word/2020/wordml/sdtdatahash" xmlns:w16se="http://schemas.microsoft.com/office/word/2015/wordml/symex" xmlns:wpg="http://schemas.microsoft.com/office/word/2010/wordprocessingGroup" xmlns:wpi="http://schemas.microsoft.com/office/word/2010/wordprocessingInk" xmlns:wne="http://schemas.microsoft.com/office/word/2006/wordml" xmlns:wps="http://schemas.microsoft.com/office/word/2010/wordprocessingShape" mc:Ignorable="w14 w15 w16se w16cid w16 w16cex w16sdtdh wp14">
   <w:sdt>
     <w:sdtPr>
       <w:id w:val="-497968515"/>
@@ -16138,7 +16164,7 @@
 </file>
 
 <file path=word/footer2.xml><?xml version="1.0" encoding="utf-8"?>
-<w:ftr xmlns:wpc="http://schemas.microsoft.com/office/word/2010/wordprocessingCanvas" xmlns:cx="http://schemas.microsoft.com/office/drawing/2014/chartex" xmlns:cx1="http://schemas.microsoft.com/office/drawing/2015/9/8/chartex" xmlns:cx2="http://schemas.microsoft.com/office/drawing/2015/10/21/chartex" xmlns:cx3="http://schemas.microsoft.com/office/drawing/2016/5/9/chartex" xmlns:cx4="http://schemas.microsoft.com/office/drawing/2016/5/10/chartex" xmlns:cx5="http://schemas.microsoft.com/office/drawing/2016/5/11/chartex" xmlns:cx6="http://schemas.microsoft.com/office/drawing/2016/5/12/chartex" xmlns:cx7="http://schemas.microsoft.com/office/drawing/2016/5/13/chartex" xmlns:cx8="http://schemas.microsoft.com/office/drawing/2016/5/14/chartex" xmlns:mc="http://schemas.openxmlformats.org/markup-compatibility/2006" xmlns:aink="http://schemas.microsoft.com/office/drawing/2016/ink" xmlns:am3d="http://schemas.microsoft.com/office/drawing/2017/model3d" xmlns:o="urn:schemas-microsoft-com:office:office" xmlns:oel="http://schemas.microsoft.com/office/2019/extlst" xmlns:r="http://schemas.openxmlformats.org/officeDocument/2006/relationships" xmlns:m="http://schemas.openxmlformats.org/officeDocument/2006/math" xmlns:v="urn:schemas-microsoft-com:vml" xmlns:wp14="http://schemas.microsoft.com/office/word/2010/wordprocessingDrawing" xmlns:wp="http://schemas.openxmlformats.org/drawingml/2006/wordprocessingDrawing" xmlns:w10="urn:schemas-microsoft-com:office:word" xmlns:w="http://schemas.openxmlformats.org/wordprocessingml/2006/main" xmlns:w14="http://schemas.microsoft.com/office/word/2010/wordml" xmlns:w15="http://schemas.microsoft.com/office/word/2012/wordml" xmlns:w16cex="http://schemas.microsoft.com/office/word/2018/wordml/cex" xmlns:w16cid="http://schemas.microsoft.com/office/word/2016/wordml/cid" xmlns:w16="http://schemas.microsoft.com/office/word/2018/wordml" xmlns:w16du="http://schemas.microsoft.com/office/word/2023/wordml/word16du" xmlns:w16sdtdh="http://schemas.microsoft.com/office/word/2020/wordml/sdtdatahash" xmlns:w16sdtfl="http://schemas.microsoft.com/office/word/2024/wordml/sdtformatlock" xmlns:w16se="http://schemas.microsoft.com/office/word/2015/wordml/symex" xmlns:wpg="http://schemas.microsoft.com/office/word/2010/wordprocessingGroup" xmlns:wpi="http://schemas.microsoft.com/office/word/2010/wordprocessingInk" xmlns:wne="http://schemas.microsoft.com/office/word/2006/wordml" xmlns:wps="http://schemas.microsoft.com/office/word/2010/wordprocessingShape" mc:Ignorable="w14 w15 w16se w16cid w16 w16cex w16sdtdh w16sdtfl w16du wp14">
+<w:ftr xmlns:wpc="http://schemas.microsoft.com/office/word/2010/wordprocessingCanvas" xmlns:cx="http://schemas.microsoft.com/office/drawing/2014/chartex" xmlns:cx1="http://schemas.microsoft.com/office/drawing/2015/9/8/chartex" xmlns:cx2="http://schemas.microsoft.com/office/drawing/2015/10/21/chartex" xmlns:cx3="http://schemas.microsoft.com/office/drawing/2016/5/9/chartex" xmlns:cx4="http://schemas.microsoft.com/office/drawing/2016/5/10/chartex" xmlns:cx5="http://schemas.microsoft.com/office/drawing/2016/5/11/chartex" xmlns:cx6="http://schemas.microsoft.com/office/drawing/2016/5/12/chartex" xmlns:cx7="http://schemas.microsoft.com/office/drawing/2016/5/13/chartex" xmlns:cx8="http://schemas.microsoft.com/office/drawing/2016/5/14/chartex" xmlns:mc="http://schemas.openxmlformats.org/markup-compatibility/2006" xmlns:aink="http://schemas.microsoft.com/office/drawing/2016/ink" xmlns:am3d="http://schemas.microsoft.com/office/drawing/2017/model3d" xmlns:o="urn:schemas-microsoft-com:office:office" xmlns:r="http://schemas.openxmlformats.org/officeDocument/2006/relationships" xmlns:m="http://schemas.openxmlformats.org/officeDocument/2006/math" xmlns:v="urn:schemas-microsoft-com:vml" xmlns:wp14="http://schemas.microsoft.com/office/word/2010/wordprocessingDrawing" xmlns:wp="http://schemas.openxmlformats.org/drawingml/2006/wordprocessingDrawing" xmlns:w10="urn:schemas-microsoft-com:office:word" xmlns:w="http://schemas.openxmlformats.org/wordprocessingml/2006/main" xmlns:w14="http://schemas.microsoft.com/office/word/2010/wordml" xmlns:w15="http://schemas.microsoft.com/office/word/2012/wordml" xmlns:w16cex="http://schemas.microsoft.com/office/word/2018/wordml/cex" xmlns:w16cid="http://schemas.microsoft.com/office/word/2016/wordml/cid" xmlns:w16="http://schemas.microsoft.com/office/word/2018/wordml" xmlns:w16sdtdh="http://schemas.microsoft.com/office/word/2020/wordml/sdtdatahash" xmlns:w16se="http://schemas.microsoft.com/office/word/2015/wordml/symex" xmlns:wpg="http://schemas.microsoft.com/office/word/2010/wordprocessingGroup" xmlns:wpi="http://schemas.microsoft.com/office/word/2010/wordprocessingInk" xmlns:wne="http://schemas.microsoft.com/office/word/2006/wordml" xmlns:wps="http://schemas.microsoft.com/office/word/2010/wordprocessingShape" mc:Ignorable="w14 w15 w16se w16cid w16 w16cex w16sdtdh wp14">
   <w:sdt>
     <w:sdtPr>
       <w:rPr>
@@ -16151,6 +16177,7 @@
         <w:docPartUnique/>
       </w:docPartObj>
     </w:sdtPr>
+    <w:sdtEndPr/>
     <w:sdtContent>
       <w:p>
         <w:pPr>
@@ -16176,7 +16203,7 @@
 </file>
 
 <file path=word/footer3.xml><?xml version="1.0" encoding="utf-8"?>
-<w:ftr xmlns:wpc="http://schemas.microsoft.com/office/word/2010/wordprocessingCanvas" xmlns:cx="http://schemas.microsoft.com/office/drawing/2014/chartex" xmlns:cx1="http://schemas.microsoft.com/office/drawing/2015/9/8/chartex" xmlns:cx2="http://schemas.microsoft.com/office/drawing/2015/10/21/chartex" xmlns:cx3="http://schemas.microsoft.com/office/drawing/2016/5/9/chartex" xmlns:cx4="http://schemas.microsoft.com/office/drawing/2016/5/10/chartex" xmlns:cx5="http://schemas.microsoft.com/office/drawing/2016/5/11/chartex" xmlns:cx6="http://schemas.microsoft.com/office/drawing/2016/5/12/chartex" xmlns:cx7="http://schemas.microsoft.com/office/drawing/2016/5/13/chartex" xmlns:cx8="http://schemas.microsoft.com/office/drawing/2016/5/14/chartex" xmlns:mc="http://schemas.openxmlformats.org/markup-compatibility/2006" xmlns:aink="http://schemas.microsoft.com/office/drawing/2016/ink" xmlns:am3d="http://schemas.microsoft.com/office/drawing/2017/model3d" xmlns:o="urn:schemas-microsoft-com:office:office" xmlns:oel="http://schemas.microsoft.com/office/2019/extlst" xmlns:r="http://schemas.openxmlformats.org/officeDocument/2006/relationships" xmlns:m="http://schemas.openxmlformats.org/officeDocument/2006/math" xmlns:v="urn:schemas-microsoft-com:vml" xmlns:wp14="http://schemas.microsoft.com/office/word/2010/wordprocessingDrawing" xmlns:wp="http://schemas.openxmlformats.org/drawingml/2006/wordprocessingDrawing" xmlns:w10="urn:schemas-microsoft-com:office:word" xmlns:w="http://schemas.openxmlformats.org/wordprocessingml/2006/main" xmlns:w14="http://schemas.microsoft.com/office/word/2010/wordml" xmlns:w15="http://schemas.microsoft.com/office/word/2012/wordml" xmlns:w16cex="http://schemas.microsoft.com/office/word/2018/wordml/cex" xmlns:w16cid="http://schemas.microsoft.com/office/word/2016/wordml/cid" xmlns:w16="http://schemas.microsoft.com/office/word/2018/wordml" xmlns:w16du="http://schemas.microsoft.com/office/word/2023/wordml/word16du" xmlns:w16sdtdh="http://schemas.microsoft.com/office/word/2020/wordml/sdtdatahash" xmlns:w16sdtfl="http://schemas.microsoft.com/office/word/2024/wordml/sdtformatlock" xmlns:w16se="http://schemas.microsoft.com/office/word/2015/wordml/symex" xmlns:wpg="http://schemas.microsoft.com/office/word/2010/wordprocessingGroup" xmlns:wpi="http://schemas.microsoft.com/office/word/2010/wordprocessingInk" xmlns:wne="http://schemas.microsoft.com/office/word/2006/wordml" xmlns:wps="http://schemas.microsoft.com/office/word/2010/wordprocessingShape" mc:Ignorable="w14 w15 w16se w16cid w16 w16cex w16sdtdh w16sdtfl w16du wp14">
+<w:ftr xmlns:wpc="http://schemas.microsoft.com/office/word/2010/wordprocessingCanvas" xmlns:cx="http://schemas.microsoft.com/office/drawing/2014/chartex" xmlns:cx1="http://schemas.microsoft.com/office/drawing/2015/9/8/chartex" xmlns:cx2="http://schemas.microsoft.com/office/drawing/2015/10/21/chartex" xmlns:cx3="http://schemas.microsoft.com/office/drawing/2016/5/9/chartex" xmlns:cx4="http://schemas.microsoft.com/office/drawing/2016/5/10/chartex" xmlns:cx5="http://schemas.microsoft.com/office/drawing/2016/5/11/chartex" xmlns:cx6="http://schemas.microsoft.com/office/drawing/2016/5/12/chartex" xmlns:cx7="http://schemas.microsoft.com/office/drawing/2016/5/13/chartex" xmlns:cx8="http://schemas.microsoft.com/office/drawing/2016/5/14/chartex" xmlns:mc="http://schemas.openxmlformats.org/markup-compatibility/2006" xmlns:aink="http://schemas.microsoft.com/office/drawing/2016/ink" xmlns:am3d="http://schemas.microsoft.com/office/drawing/2017/model3d" xmlns:o="urn:schemas-microsoft-com:office:office" xmlns:r="http://schemas.openxmlformats.org/officeDocument/2006/relationships" xmlns:m="http://schemas.openxmlformats.org/officeDocument/2006/math" xmlns:v="urn:schemas-microsoft-com:vml" xmlns:wp14="http://schemas.microsoft.com/office/word/2010/wordprocessingDrawing" xmlns:wp="http://schemas.openxmlformats.org/drawingml/2006/wordprocessingDrawing" xmlns:w10="urn:schemas-microsoft-com:office:word" xmlns:w="http://schemas.openxmlformats.org/wordprocessingml/2006/main" xmlns:w14="http://schemas.microsoft.com/office/word/2010/wordml" xmlns:w15="http://schemas.microsoft.com/office/word/2012/wordml" xmlns:w16cex="http://schemas.microsoft.com/office/word/2018/wordml/cex" xmlns:w16cid="http://schemas.microsoft.com/office/word/2016/wordml/cid" xmlns:w16="http://schemas.microsoft.com/office/word/2018/wordml" xmlns:w16sdtdh="http://schemas.microsoft.com/office/word/2020/wordml/sdtdatahash" xmlns:w16se="http://schemas.microsoft.com/office/word/2015/wordml/symex" xmlns:wpg="http://schemas.microsoft.com/office/word/2010/wordprocessingGroup" xmlns:wpi="http://schemas.microsoft.com/office/word/2010/wordprocessingInk" xmlns:wne="http://schemas.microsoft.com/office/word/2006/wordml" xmlns:wps="http://schemas.microsoft.com/office/word/2010/wordprocessingShape" mc:Ignorable="w14 w15 w16se w16cid w16 w16cex w16sdtdh wp14">
   <w:sdt>
     <w:sdtPr>
       <w:id w:val="-1492709541"/>
@@ -16243,7 +16270,7 @@
 </file>
 
 <file path=word/footnotes.xml><?xml version="1.0" encoding="utf-8"?>
-<w:footnotes xmlns:wpc="http://schemas.microsoft.com/office/word/2010/wordprocessingCanvas" xmlns:cx="http://schemas.microsoft.com/office/drawing/2014/chartex" xmlns:cx1="http://schemas.microsoft.com/office/drawing/2015/9/8/chartex" xmlns:cx2="http://schemas.microsoft.com/office/drawing/2015/10/21/chartex" xmlns:cx3="http://schemas.microsoft.com/office/drawing/2016/5/9/chartex" xmlns:cx4="http://schemas.microsoft.com/office/drawing/2016/5/10/chartex" xmlns:cx5="http://schemas.microsoft.com/office/drawing/2016/5/11/chartex" xmlns:cx6="http://schemas.microsoft.com/office/drawing/2016/5/12/chartex" xmlns:cx7="http://schemas.microsoft.com/office/drawing/2016/5/13/chartex" xmlns:cx8="http://schemas.microsoft.com/office/drawing/2016/5/14/chartex" xmlns:mc="http://schemas.openxmlformats.org/markup-compatibility/2006" xmlns:aink="http://schemas.microsoft.com/office/drawing/2016/ink" xmlns:am3d="http://schemas.microsoft.com/office/drawing/2017/model3d" xmlns:o="urn:schemas-microsoft-com:office:office" xmlns:oel="http://schemas.microsoft.com/office/2019/extlst" xmlns:r="http://schemas.openxmlformats.org/officeDocument/2006/relationships" xmlns:m="http://schemas.openxmlformats.org/officeDocument/2006/math" xmlns:v="urn:schemas-microsoft-com:vml" xmlns:wp14="http://schemas.microsoft.com/office/word/2010/wordprocessingDrawing" xmlns:wp="http://schemas.openxmlformats.org/drawingml/2006/wordprocessingDrawing" xmlns:w10="urn:schemas-microsoft-com:office:word" xmlns:w="http://schemas.openxmlformats.org/wordprocessingml/2006/main" xmlns:w14="http://schemas.microsoft.com/office/word/2010/wordml" xmlns:w15="http://schemas.microsoft.com/office/word/2012/wordml" xmlns:w16cex="http://schemas.microsoft.com/office/word/2018/wordml/cex" xmlns:w16cid="http://schemas.microsoft.com/office/word/2016/wordml/cid" xmlns:w16="http://schemas.microsoft.com/office/word/2018/wordml" xmlns:w16du="http://schemas.microsoft.com/office/word/2023/wordml/word16du" xmlns:w16sdtdh="http://schemas.microsoft.com/office/word/2020/wordml/sdtdatahash" xmlns:w16sdtfl="http://schemas.microsoft.com/office/word/2024/wordml/sdtformatlock" xmlns:w16se="http://schemas.microsoft.com/office/word/2015/wordml/symex" xmlns:wpg="http://schemas.microsoft.com/office/word/2010/wordprocessingGroup" xmlns:wpi="http://schemas.microsoft.com/office/word/2010/wordprocessingInk" xmlns:wne="http://schemas.microsoft.com/office/word/2006/wordml" xmlns:wps="http://schemas.microsoft.com/office/word/2010/wordprocessingShape" mc:Ignorable="w14 w15 w16se w16cid w16 w16cex w16sdtdh w16sdtfl w16du wp14">
+<w:footnotes xmlns:wpc="http://schemas.microsoft.com/office/word/2010/wordprocessingCanvas" xmlns:cx="http://schemas.microsoft.com/office/drawing/2014/chartex" xmlns:cx1="http://schemas.microsoft.com/office/drawing/2015/9/8/chartex" xmlns:cx2="http://schemas.microsoft.com/office/drawing/2015/10/21/chartex" xmlns:cx3="http://schemas.microsoft.com/office/drawing/2016/5/9/chartex" xmlns:cx4="http://schemas.microsoft.com/office/drawing/2016/5/10/chartex" xmlns:cx5="http://schemas.microsoft.com/office/drawing/2016/5/11/chartex" xmlns:cx6="http://schemas.microsoft.com/office/drawing/2016/5/12/chartex" xmlns:cx7="http://schemas.microsoft.com/office/drawing/2016/5/13/chartex" xmlns:cx8="http://schemas.microsoft.com/office/drawing/2016/5/14/chartex" xmlns:mc="http://schemas.openxmlformats.org/markup-compatibility/2006" xmlns:aink="http://schemas.microsoft.com/office/drawing/2016/ink" xmlns:am3d="http://schemas.microsoft.com/office/drawing/2017/model3d" xmlns:o="urn:schemas-microsoft-com:office:office" xmlns:r="http://schemas.openxmlformats.org/officeDocument/2006/relationships" xmlns:m="http://schemas.openxmlformats.org/officeDocument/2006/math" xmlns:v="urn:schemas-microsoft-com:vml" xmlns:wp14="http://schemas.microsoft.com/office/word/2010/wordprocessingDrawing" xmlns:wp="http://schemas.openxmlformats.org/drawingml/2006/wordprocessingDrawing" xmlns:w10="urn:schemas-microsoft-com:office:word" xmlns:w="http://schemas.openxmlformats.org/wordprocessingml/2006/main" xmlns:w14="http://schemas.microsoft.com/office/word/2010/wordml" xmlns:w15="http://schemas.microsoft.com/office/word/2012/wordml" xmlns:w16cex="http://schemas.microsoft.com/office/word/2018/wordml/cex" xmlns:w16cid="http://schemas.microsoft.com/office/word/2016/wordml/cid" xmlns:w16="http://schemas.microsoft.com/office/word/2018/wordml" xmlns:w16sdtdh="http://schemas.microsoft.com/office/word/2020/wordml/sdtdatahash" xmlns:w16se="http://schemas.microsoft.com/office/word/2015/wordml/symex" xmlns:wpg="http://schemas.microsoft.com/office/word/2010/wordprocessingGroup" xmlns:wpi="http://schemas.microsoft.com/office/word/2010/wordprocessingInk" xmlns:wne="http://schemas.microsoft.com/office/word/2006/wordml" xmlns:wps="http://schemas.microsoft.com/office/word/2010/wordprocessingShape" mc:Ignorable="w14 w15 w16se w16cid w16 w16cex w16sdtdh wp14">
   <w:footnote w:type="separator" w:id="-1">
     <w:p>
       <w:pPr>
@@ -16268,7 +16295,7 @@
 </file>
 
 <file path=word/header1.xml><?xml version="1.0" encoding="utf-8"?>
-<w:hdr xmlns:wpc="http://schemas.microsoft.com/office/word/2010/wordprocessingCanvas" xmlns:cx="http://schemas.microsoft.com/office/drawing/2014/chartex" xmlns:cx1="http://schemas.microsoft.com/office/drawing/2015/9/8/chartex" xmlns:cx2="http://schemas.microsoft.com/office/drawing/2015/10/21/chartex" xmlns:cx3="http://schemas.microsoft.com/office/drawing/2016/5/9/chartex" xmlns:cx4="http://schemas.microsoft.com/office/drawing/2016/5/10/chartex" xmlns:cx5="http://schemas.microsoft.com/office/drawing/2016/5/11/chartex" xmlns:cx6="http://schemas.microsoft.com/office/drawing/2016/5/12/chartex" xmlns:cx7="http://schemas.microsoft.com/office/drawing/2016/5/13/chartex" xmlns:cx8="http://schemas.microsoft.com/office/drawing/2016/5/14/chartex" xmlns:mc="http://schemas.openxmlformats.org/markup-compatibility/2006" xmlns:aink="http://schemas.microsoft.com/office/drawing/2016/ink" xmlns:am3d="http://schemas.microsoft.com/office/drawing/2017/model3d" xmlns:o="urn:schemas-microsoft-com:office:office" xmlns:oel="http://schemas.microsoft.com/office/2019/extlst" xmlns:r="http://schemas.openxmlformats.org/officeDocument/2006/relationships" xmlns:m="http://schemas.openxmlformats.org/officeDocument/2006/math" xmlns:v="urn:schemas-microsoft-com:vml" xmlns:wp14="http://schemas.microsoft.com/office/word/2010/wordprocessingDrawing" xmlns:wp="http://schemas.openxmlformats.org/drawingml/2006/wordprocessingDrawing" xmlns:w10="urn:schemas-microsoft-com:office:word" xmlns:w="http://schemas.openxmlformats.org/wordprocessingml/2006/main" xmlns:w14="http://schemas.microsoft.com/office/word/2010/wordml" xmlns:w15="http://schemas.microsoft.com/office/word/2012/wordml" xmlns:w16cex="http://schemas.microsoft.com/office/word/2018/wordml/cex" xmlns:w16cid="http://schemas.microsoft.com/office/word/2016/wordml/cid" xmlns:w16="http://schemas.microsoft.com/office/word/2018/wordml" xmlns:w16du="http://schemas.microsoft.com/office/word/2023/wordml/word16du" xmlns:w16sdtdh="http://schemas.microsoft.com/office/word/2020/wordml/sdtdatahash" xmlns:w16sdtfl="http://schemas.microsoft.com/office/word/2024/wordml/sdtformatlock" xmlns:w16se="http://schemas.microsoft.com/office/word/2015/wordml/symex" xmlns:wpg="http://schemas.microsoft.com/office/word/2010/wordprocessingGroup" xmlns:wpi="http://schemas.microsoft.com/office/word/2010/wordprocessingInk" xmlns:wne="http://schemas.microsoft.com/office/word/2006/wordml" xmlns:wps="http://schemas.microsoft.com/office/word/2010/wordprocessingShape" mc:Ignorable="w14 w15 w16se w16cid w16 w16cex w16sdtdh w16sdtfl w16du wp14">
+<w:hdr xmlns:wpc="http://schemas.microsoft.com/office/word/2010/wordprocessingCanvas" xmlns:cx="http://schemas.microsoft.com/office/drawing/2014/chartex" xmlns:cx1="http://schemas.microsoft.com/office/drawing/2015/9/8/chartex" xmlns:cx2="http://schemas.microsoft.com/office/drawing/2015/10/21/chartex" xmlns:cx3="http://schemas.microsoft.com/office/drawing/2016/5/9/chartex" xmlns:cx4="http://schemas.microsoft.com/office/drawing/2016/5/10/chartex" xmlns:cx5="http://schemas.microsoft.com/office/drawing/2016/5/11/chartex" xmlns:cx6="http://schemas.microsoft.com/office/drawing/2016/5/12/chartex" xmlns:cx7="http://schemas.microsoft.com/office/drawing/2016/5/13/chartex" xmlns:cx8="http://schemas.microsoft.com/office/drawing/2016/5/14/chartex" xmlns:mc="http://schemas.openxmlformats.org/markup-compatibility/2006" xmlns:aink="http://schemas.microsoft.com/office/drawing/2016/ink" xmlns:am3d="http://schemas.microsoft.com/office/drawing/2017/model3d" xmlns:o="urn:schemas-microsoft-com:office:office" xmlns:r="http://schemas.openxmlformats.org/officeDocument/2006/relationships" xmlns:m="http://schemas.openxmlformats.org/officeDocument/2006/math" xmlns:v="urn:schemas-microsoft-com:vml" xmlns:wp14="http://schemas.microsoft.com/office/word/2010/wordprocessingDrawing" xmlns:wp="http://schemas.openxmlformats.org/drawingml/2006/wordprocessingDrawing" xmlns:w10="urn:schemas-microsoft-com:office:word" xmlns:w="http://schemas.openxmlformats.org/wordprocessingml/2006/main" xmlns:w14="http://schemas.microsoft.com/office/word/2010/wordml" xmlns:w15="http://schemas.microsoft.com/office/word/2012/wordml" xmlns:w16cex="http://schemas.microsoft.com/office/word/2018/wordml/cex" xmlns:w16cid="http://schemas.microsoft.com/office/word/2016/wordml/cid" xmlns:w16="http://schemas.microsoft.com/office/word/2018/wordml" xmlns:w16sdtdh="http://schemas.microsoft.com/office/word/2020/wordml/sdtdatahash" xmlns:w16se="http://schemas.microsoft.com/office/word/2015/wordml/symex" xmlns:wpg="http://schemas.microsoft.com/office/word/2010/wordprocessingGroup" xmlns:wpi="http://schemas.microsoft.com/office/word/2010/wordprocessingInk" xmlns:wne="http://schemas.microsoft.com/office/word/2006/wordml" xmlns:wps="http://schemas.microsoft.com/office/word/2010/wordprocessingShape" mc:Ignorable="w14 w15 w16se w16cid w16 w16cex w16sdtdh wp14">
   <w:p>
     <w:pPr>
       <w:pStyle w:val="a6"/>
@@ -16282,7 +16309,7 @@
 </file>
 
 <file path=word/numbering.xml><?xml version="1.0" encoding="utf-8"?>
-<w:numbering xmlns:wpc="http://schemas.microsoft.com/office/word/2010/wordprocessingCanvas" xmlns:cx="http://schemas.microsoft.com/office/drawing/2014/chartex" xmlns:cx1="http://schemas.microsoft.com/office/drawing/2015/9/8/chartex" xmlns:cx2="http://schemas.microsoft.com/office/drawing/2015/10/21/chartex" xmlns:cx3="http://schemas.microsoft.com/office/drawing/2016/5/9/chartex" xmlns:cx4="http://schemas.microsoft.com/office/drawing/2016/5/10/chartex" xmlns:cx5="http://schemas.microsoft.com/office/drawing/2016/5/11/chartex" xmlns:cx6="http://schemas.microsoft.com/office/drawing/2016/5/12/chartex" xmlns:cx7="http://schemas.microsoft.com/office/drawing/2016/5/13/chartex" xmlns:cx8="http://schemas.microsoft.com/office/drawing/2016/5/14/chartex" xmlns:mc="http://schemas.openxmlformats.org/markup-compatibility/2006" xmlns:aink="http://schemas.microsoft.com/office/drawing/2016/ink" xmlns:am3d="http://schemas.microsoft.com/office/drawing/2017/model3d" xmlns:o="urn:schemas-microsoft-com:office:office" xmlns:oel="http://schemas.microsoft.com/office/2019/extlst" xmlns:r="http://schemas.openxmlformats.org/officeDocument/2006/relationships" xmlns:m="http://schemas.openxmlformats.org/officeDocument/2006/math" xmlns:v="urn:schemas-microsoft-com:vml" xmlns:wp14="http://schemas.microsoft.com/office/word/2010/wordprocessingDrawing" xmlns:wp="http://schemas.openxmlformats.org/drawingml/2006/wordprocessingDrawing" xmlns:w10="urn:schemas-microsoft-com:office:word" xmlns:w="http://schemas.openxmlformats.org/wordprocessingml/2006/main" xmlns:w14="http://schemas.microsoft.com/office/word/2010/wordml" xmlns:w15="http://schemas.microsoft.com/office/word/2012/wordml" xmlns:w16cex="http://schemas.microsoft.com/office/word/2018/wordml/cex" xmlns:w16cid="http://schemas.microsoft.com/office/word/2016/wordml/cid" xmlns:w16="http://schemas.microsoft.com/office/word/2018/wordml" xmlns:w16du="http://schemas.microsoft.com/office/word/2023/wordml/word16du" xmlns:w16sdtdh="http://schemas.microsoft.com/office/word/2020/wordml/sdtdatahash" xmlns:w16sdtfl="http://schemas.microsoft.com/office/word/2024/wordml/sdtformatlock" xmlns:w16se="http://schemas.microsoft.com/office/word/2015/wordml/symex" xmlns:wpg="http://schemas.microsoft.com/office/word/2010/wordprocessingGroup" xmlns:wpi="http://schemas.microsoft.com/office/word/2010/wordprocessingInk" xmlns:wne="http://schemas.microsoft.com/office/word/2006/wordml" xmlns:wps="http://schemas.microsoft.com/office/word/2010/wordprocessingShape" mc:Ignorable="w14 w15 w16se w16cid w16 w16cex w16sdtdh w16sdtfl w16du wp14">
+<w:numbering xmlns:wpc="http://schemas.microsoft.com/office/word/2010/wordprocessingCanvas" xmlns:cx="http://schemas.microsoft.com/office/drawing/2014/chartex" xmlns:cx1="http://schemas.microsoft.com/office/drawing/2015/9/8/chartex" xmlns:cx2="http://schemas.microsoft.com/office/drawing/2015/10/21/chartex" xmlns:cx3="http://schemas.microsoft.com/office/drawing/2016/5/9/chartex" xmlns:cx4="http://schemas.microsoft.com/office/drawing/2016/5/10/chartex" xmlns:cx5="http://schemas.microsoft.com/office/drawing/2016/5/11/chartex" xmlns:cx6="http://schemas.microsoft.com/office/drawing/2016/5/12/chartex" xmlns:cx7="http://schemas.microsoft.com/office/drawing/2016/5/13/chartex" xmlns:cx8="http://schemas.microsoft.com/office/drawing/2016/5/14/chartex" xmlns:mc="http://schemas.openxmlformats.org/markup-compatibility/2006" xmlns:aink="http://schemas.microsoft.com/office/drawing/2016/ink" xmlns:am3d="http://schemas.microsoft.com/office/drawing/2017/model3d" xmlns:o="urn:schemas-microsoft-com:office:office" xmlns:r="http://schemas.openxmlformats.org/officeDocument/2006/relationships" xmlns:m="http://schemas.openxmlformats.org/officeDocument/2006/math" xmlns:v="urn:schemas-microsoft-com:vml" xmlns:wp14="http://schemas.microsoft.com/office/word/2010/wordprocessingDrawing" xmlns:wp="http://schemas.openxmlformats.org/drawingml/2006/wordprocessingDrawing" xmlns:w10="urn:schemas-microsoft-com:office:word" xmlns:w="http://schemas.openxmlformats.org/wordprocessingml/2006/main" xmlns:w14="http://schemas.microsoft.com/office/word/2010/wordml" xmlns:w15="http://schemas.microsoft.com/office/word/2012/wordml" xmlns:w16cex="http://schemas.microsoft.com/office/word/2018/wordml/cex" xmlns:w16cid="http://schemas.microsoft.com/office/word/2016/wordml/cid" xmlns:w16="http://schemas.microsoft.com/office/word/2018/wordml" xmlns:w16sdtdh="http://schemas.microsoft.com/office/word/2020/wordml/sdtdatahash" xmlns:w16se="http://schemas.microsoft.com/office/word/2015/wordml/symex" xmlns:wpg="http://schemas.microsoft.com/office/word/2010/wordprocessingGroup" xmlns:wpi="http://schemas.microsoft.com/office/word/2010/wordprocessingInk" xmlns:wne="http://schemas.microsoft.com/office/word/2006/wordml" xmlns:wps="http://schemas.microsoft.com/office/word/2010/wordprocessingShape" mc:Ignorable="w14 w15 w16se w16cid w16 w16cex w16sdtdh wp14">
   <w:abstractNum w:abstractNumId="0" w15:restartNumberingAfterBreak="0">
     <w:nsid w:val="00D652B2"/>
     <w:multiLevelType w:val="hybridMultilevel"/>
@@ -20534,131 +20561,139 @@
       </w:rPr>
     </w:lvl>
   </w:abstractNum>
-  <w:num w:numId="1" w16cid:durableId="1962687909">
+  <w:num w:numId="1">
     <w:abstractNumId w:val="3"/>
   </w:num>
-  <w:num w:numId="2" w16cid:durableId="36661304">
+  <w:num w:numId="2">
     <w:abstractNumId w:val="15"/>
   </w:num>
-  <w:num w:numId="3" w16cid:durableId="1862159365">
+  <w:num w:numId="3">
     <w:abstractNumId w:val="33"/>
   </w:num>
-  <w:num w:numId="4" w16cid:durableId="1656254211">
+  <w:num w:numId="4">
     <w:abstractNumId w:val="4"/>
   </w:num>
-  <w:num w:numId="5" w16cid:durableId="242300908">
+  <w:num w:numId="5">
     <w:abstractNumId w:val="32"/>
   </w:num>
-  <w:num w:numId="6" w16cid:durableId="1908684276">
+  <w:num w:numId="6">
     <w:abstractNumId w:val="28"/>
   </w:num>
-  <w:num w:numId="7" w16cid:durableId="1251548863">
+  <w:num w:numId="7">
     <w:abstractNumId w:val="7"/>
   </w:num>
-  <w:num w:numId="8" w16cid:durableId="908689319">
+  <w:num w:numId="8">
     <w:abstractNumId w:val="36"/>
   </w:num>
-  <w:num w:numId="9" w16cid:durableId="783498475">
+  <w:num w:numId="9">
     <w:abstractNumId w:val="16"/>
   </w:num>
-  <w:num w:numId="10" w16cid:durableId="1216968782">
+  <w:num w:numId="10">
     <w:abstractNumId w:val="9"/>
   </w:num>
-  <w:num w:numId="11" w16cid:durableId="1964379269">
+  <w:num w:numId="11">
     <w:abstractNumId w:val="27"/>
   </w:num>
-  <w:num w:numId="12" w16cid:durableId="1916089882">
+  <w:num w:numId="12">
     <w:abstractNumId w:val="39"/>
   </w:num>
-  <w:num w:numId="13" w16cid:durableId="754935346">
+  <w:num w:numId="13">
     <w:abstractNumId w:val="17"/>
   </w:num>
-  <w:num w:numId="14" w16cid:durableId="602499256">
+  <w:num w:numId="14">
     <w:abstractNumId w:val="38"/>
   </w:num>
-  <w:num w:numId="15" w16cid:durableId="1150825562">
+  <w:num w:numId="15">
     <w:abstractNumId w:val="21"/>
   </w:num>
-  <w:num w:numId="16" w16cid:durableId="1547139100">
+  <w:num w:numId="16">
     <w:abstractNumId w:val="20"/>
   </w:num>
-  <w:num w:numId="17" w16cid:durableId="1106846971">
+  <w:num w:numId="17">
     <w:abstractNumId w:val="2"/>
   </w:num>
-  <w:num w:numId="18" w16cid:durableId="1656954603">
+  <w:num w:numId="18">
     <w:abstractNumId w:val="22"/>
   </w:num>
-  <w:num w:numId="19" w16cid:durableId="2005470639">
+  <w:num w:numId="19">
     <w:abstractNumId w:val="14"/>
   </w:num>
-  <w:num w:numId="20" w16cid:durableId="2070762566">
+  <w:num w:numId="20">
     <w:abstractNumId w:val="0"/>
   </w:num>
-  <w:num w:numId="21" w16cid:durableId="151258010">
+  <w:num w:numId="21">
     <w:abstractNumId w:val="12"/>
   </w:num>
-  <w:num w:numId="22" w16cid:durableId="2142726554">
+  <w:num w:numId="22">
     <w:abstractNumId w:val="10"/>
   </w:num>
-  <w:num w:numId="23" w16cid:durableId="2054959259">
+  <w:num w:numId="23">
     <w:abstractNumId w:val="24"/>
   </w:num>
-  <w:num w:numId="24" w16cid:durableId="647517498">
+  <w:num w:numId="24">
     <w:abstractNumId w:val="8"/>
   </w:num>
-  <w:num w:numId="25" w16cid:durableId="2023387330">
+  <w:num w:numId="25">
     <w:abstractNumId w:val="11"/>
   </w:num>
-  <w:num w:numId="26" w16cid:durableId="35665250">
+  <w:num w:numId="26">
     <w:abstractNumId w:val="19"/>
   </w:num>
-  <w:num w:numId="27" w16cid:durableId="634021332">
+  <w:num w:numId="27">
     <w:abstractNumId w:val="29"/>
   </w:num>
-  <w:num w:numId="28" w16cid:durableId="1798639606">
+  <w:num w:numId="28">
     <w:abstractNumId w:val="30"/>
   </w:num>
-  <w:num w:numId="29" w16cid:durableId="1338268161">
+  <w:num w:numId="29">
     <w:abstractNumId w:val="23"/>
   </w:num>
-  <w:num w:numId="30" w16cid:durableId="59524946">
+  <w:num w:numId="30">
     <w:abstractNumId w:val="5"/>
   </w:num>
-  <w:num w:numId="31" w16cid:durableId="1563558364">
+  <w:num w:numId="31">
     <w:abstractNumId w:val="37"/>
   </w:num>
-  <w:num w:numId="32" w16cid:durableId="1557358244">
+  <w:num w:numId="32">
     <w:abstractNumId w:val="26"/>
   </w:num>
-  <w:num w:numId="33" w16cid:durableId="61804373">
+  <w:num w:numId="33">
     <w:abstractNumId w:val="35"/>
   </w:num>
-  <w:num w:numId="34" w16cid:durableId="40909178">
+  <w:num w:numId="34">
     <w:abstractNumId w:val="6"/>
   </w:num>
-  <w:num w:numId="35" w16cid:durableId="1321999346">
+  <w:num w:numId="35">
     <w:abstractNumId w:val="31"/>
   </w:num>
-  <w:num w:numId="36" w16cid:durableId="719329061">
+  <w:num w:numId="36">
     <w:abstractNumId w:val="13"/>
   </w:num>
-  <w:num w:numId="37" w16cid:durableId="1502088788">
+  <w:num w:numId="37">
     <w:abstractNumId w:val="1"/>
   </w:num>
-  <w:num w:numId="38" w16cid:durableId="1219778035">
+  <w:num w:numId="38">
     <w:abstractNumId w:val="25"/>
   </w:num>
-  <w:num w:numId="39" w16cid:durableId="2036346950">
+  <w:num w:numId="39">
     <w:abstractNumId w:val="18"/>
   </w:num>
-  <w:num w:numId="40" w16cid:durableId="1638952225">
+  <w:num w:numId="40">
     <w:abstractNumId w:val="34"/>
   </w:num>
 </w:numbering>
 </file>
 
+<file path=word/people.xml><?xml version="1.0" encoding="utf-8"?>
+<w15:people xmlns:wpc="http://schemas.microsoft.com/office/word/2010/wordprocessingCanvas" xmlns:cx="http://schemas.microsoft.com/office/drawing/2014/chartex" xmlns:cx1="http://schemas.microsoft.com/office/drawing/2015/9/8/chartex" xmlns:cx2="http://schemas.microsoft.com/office/drawing/2015/10/21/chartex" xmlns:cx3="http://schemas.microsoft.com/office/drawing/2016/5/9/chartex" xmlns:cx4="http://schemas.microsoft.com/office/drawing/2016/5/10/chartex" xmlns:cx5="http://schemas.microsoft.com/office/drawing/2016/5/11/chartex" xmlns:cx6="http://schemas.microsoft.com/office/drawing/2016/5/12/chartex" xmlns:cx7="http://schemas.microsoft.com/office/drawing/2016/5/13/chartex" xmlns:cx8="http://schemas.microsoft.com/office/drawing/2016/5/14/chartex" xmlns:mc="http://schemas.openxmlformats.org/markup-compatibility/2006" xmlns:aink="http://schemas.microsoft.com/office/drawing/2016/ink" xmlns:am3d="http://schemas.microsoft.com/office/drawing/2017/model3d" xmlns:o="urn:schemas-microsoft-com:office:office" xmlns:r="http://schemas.openxmlformats.org/officeDocument/2006/relationships" xmlns:m="http://schemas.openxmlformats.org/officeDocument/2006/math" xmlns:v="urn:schemas-microsoft-com:vml" xmlns:wp14="http://schemas.microsoft.com/office/word/2010/wordprocessingDrawing" xmlns:wp="http://schemas.openxmlformats.org/drawingml/2006/wordprocessingDrawing" xmlns:w10="urn:schemas-microsoft-com:office:word" xmlns:w="http://schemas.openxmlformats.org/wordprocessingml/2006/main" xmlns:w14="http://schemas.microsoft.com/office/word/2010/wordml" xmlns:w15="http://schemas.microsoft.com/office/word/2012/wordml" xmlns:w16cex="http://schemas.microsoft.com/office/word/2018/wordml/cex" xmlns:w16cid="http://schemas.microsoft.com/office/word/2016/wordml/cid" xmlns:w16="http://schemas.microsoft.com/office/word/2018/wordml" xmlns:w16sdtdh="http://schemas.microsoft.com/office/word/2020/wordml/sdtdatahash" xmlns:w16se="http://schemas.microsoft.com/office/word/2015/wordml/symex" xmlns:wpg="http://schemas.microsoft.com/office/word/2010/wordprocessingGroup" xmlns:wpi="http://schemas.microsoft.com/office/word/2010/wordprocessingInk" xmlns:wne="http://schemas.microsoft.com/office/word/2006/wordml" xmlns:wps="http://schemas.microsoft.com/office/word/2010/wordprocessingShape" mc:Ignorable="w14 w15 w16se w16cid w16 w16cex w16sdtdh wp14">
+  <w15:person w15:author="Aleksey A. Kalentev">
+    <w15:presenceInfo w15:providerId="AD" w15:userId="S-1-5-21-507921405-1993962763-1957994488-151096"/>
+  </w15:person>
+</w15:people>
+</file>
+
 <file path=word/styles.xml><?xml version="1.0" encoding="utf-8"?>
-<w:styles xmlns:mc="http://schemas.openxmlformats.org/markup-compatibility/2006" xmlns:r="http://schemas.openxmlformats.org/officeDocument/2006/relationships" xmlns:w="http://schemas.openxmlformats.org/wordprocessingml/2006/main" xmlns:w14="http://schemas.microsoft.com/office/word/2010/wordml" xmlns:w15="http://schemas.microsoft.com/office/word/2012/wordml" xmlns:w16cex="http://schemas.microsoft.com/office/word/2018/wordml/cex" xmlns:w16cid="http://schemas.microsoft.com/office/word/2016/wordml/cid" xmlns:w16="http://schemas.microsoft.com/office/word/2018/wordml" xmlns:w16du="http://schemas.microsoft.com/office/word/2023/wordml/word16du" xmlns:w16sdtdh="http://schemas.microsoft.com/office/word/2020/wordml/sdtdatahash" xmlns:w16sdtfl="http://schemas.microsoft.com/office/word/2024/wordml/sdtformatlock" xmlns:w16se="http://schemas.microsoft.com/office/word/2015/wordml/symex" mc:Ignorable="w14 w15 w16se w16cid w16 w16cex w16sdtdh w16sdtfl w16du">
+<w:styles xmlns:mc="http://schemas.openxmlformats.org/markup-compatibility/2006" xmlns:r="http://schemas.openxmlformats.org/officeDocument/2006/relationships" xmlns:w="http://schemas.openxmlformats.org/wordprocessingml/2006/main" xmlns:w14="http://schemas.microsoft.com/office/word/2010/wordml" xmlns:w15="http://schemas.microsoft.com/office/word/2012/wordml" xmlns:w16cex="http://schemas.microsoft.com/office/word/2018/wordml/cex" xmlns:w16cid="http://schemas.microsoft.com/office/word/2016/wordml/cid" xmlns:w16="http://schemas.microsoft.com/office/word/2018/wordml" xmlns:w16sdtdh="http://schemas.microsoft.com/office/word/2020/wordml/sdtdatahash" xmlns:w16se="http://schemas.microsoft.com/office/word/2015/wordml/symex" mc:Ignorable="w14 w15 w16se w16cid w16 w16cex w16sdtdh">
   <w:docDefaults>
     <w:rPrDefault>
       <w:rPr>

--- a/Lab 4/ЛБ5_Бибиков В.Д._О-5КМ41.docx
+++ b/Lab 4/ЛБ5_Бибиков В.Д._О-5КМ41.docx
@@ -582,21 +582,12 @@
         </w:rPr>
         <w:tab/>
       </w:r>
-      <w:proofErr w:type="spellStart"/>
       <w:r>
         <w:rPr>
           <w:i w:val="0"/>
           <w:sz w:val="24"/>
         </w:rPr>
-        <w:t>Калентьев</w:t>
-      </w:r>
-      <w:proofErr w:type="spellEnd"/>
-      <w:r>
-        <w:rPr>
-          <w:i w:val="0"/>
-          <w:sz w:val="24"/>
-        </w:rPr>
-        <w:t xml:space="preserve"> А.А.</w:t>
+        <w:t>Калентьев А.А.</w:t>
       </w:r>
     </w:p>
     <w:p>
@@ -2671,23 +2662,7 @@
           <w:i w:val="0"/>
           <w:szCs w:val="28"/>
         </w:rPr>
-        <w:t xml:space="preserve">Разработка программного обеспечения представляет собой сложный </w:t>
-      </w:r>
-      <w:proofErr w:type="spellStart"/>
-      <w:r>
-        <w:rPr>
-          <w:i w:val="0"/>
-          <w:szCs w:val="28"/>
-        </w:rPr>
-        <w:t>многоитерационный</w:t>
-      </w:r>
-      <w:proofErr w:type="spellEnd"/>
-      <w:r>
-        <w:rPr>
-          <w:i w:val="0"/>
-          <w:szCs w:val="28"/>
-        </w:rPr>
-        <w:t xml:space="preserve"> процесс, который не может обойтись без этапа документирования. Согласно учебному пособию</w:t>
+        <w:t>Разработка программного обеспечения представляет собой сложный многоитерационный процесс, который не может обойтись без этапа документирования. Согласно учебному пособию</w:t>
       </w:r>
       <w:r>
         <w:rPr>
@@ -3125,39 +3100,7 @@
           <w:i w:val="0"/>
           <w:iCs/>
         </w:rPr>
-        <w:t>Вариант использования (</w:t>
-      </w:r>
-      <w:proofErr w:type="spellStart"/>
-      <w:r>
-        <w:rPr>
-          <w:i w:val="0"/>
-          <w:iCs/>
-        </w:rPr>
-        <w:t>use</w:t>
-      </w:r>
-      <w:proofErr w:type="spellEnd"/>
-      <w:r>
-        <w:rPr>
-          <w:i w:val="0"/>
-          <w:iCs/>
-        </w:rPr>
-        <w:t xml:space="preserve"> </w:t>
-      </w:r>
-      <w:proofErr w:type="spellStart"/>
-      <w:r>
-        <w:rPr>
-          <w:i w:val="0"/>
-          <w:iCs/>
-        </w:rPr>
-        <w:t>case</w:t>
-      </w:r>
-      <w:proofErr w:type="spellEnd"/>
-      <w:r>
-        <w:rPr>
-          <w:i w:val="0"/>
-          <w:iCs/>
-        </w:rPr>
-        <w:t xml:space="preserve">) </w:t>
+        <w:t xml:space="preserve">Вариант использования (use case) </w:t>
       </w:r>
       <w:r>
         <w:rPr>
@@ -3213,6 +3156,7 @@
         <w:rPr>
           <w:i w:val="0"/>
           <w:iCs/>
+          <w:noProof/>
           <w:szCs w:val="28"/>
         </w:rPr>
         <w:drawing>
@@ -3491,16 +3435,15 @@
         <w:rPr>
           <w:i w:val="0"/>
           <w:iCs/>
-          <w:noProof/>
           <w:szCs w:val="28"/>
           <w:lang w:val="en-US"/>
         </w:rPr>
         <w:lastRenderedPageBreak/>
         <w:drawing>
-          <wp:inline distT="0" distB="0" distL="0" distR="0" wp14:anchorId="1FCAAA59" wp14:editId="2C6CD26F">
-            <wp:extent cx="7825003" cy="6088284"/>
-            <wp:effectExtent l="0" t="0" r="5080" b="8255"/>
-            <wp:docPr id="322762334" name="Рисунок 1"/>
+          <wp:inline distT="0" distB="0" distL="0" distR="0" wp14:anchorId="064AF793" wp14:editId="6194431B">
+            <wp:extent cx="8658866" cy="6074875"/>
+            <wp:effectExtent l="0" t="0" r="0" b="2540"/>
+            <wp:docPr id="428245555" name="Рисунок 1"/>
             <wp:cNvGraphicFramePr>
               <a:graphicFrameLocks xmlns:a="http://schemas.openxmlformats.org/drawingml/2006/main" noChangeAspect="1"/>
             </wp:cNvGraphicFramePr>
@@ -3508,7 +3451,7 @@
               <a:graphicData uri="http://schemas.openxmlformats.org/drawingml/2006/picture">
                 <pic:pic xmlns:pic="http://schemas.openxmlformats.org/drawingml/2006/picture">
                   <pic:nvPicPr>
-                    <pic:cNvPr id="322762334" name=""/>
+                    <pic:cNvPr id="428245555" name=""/>
                     <pic:cNvPicPr/>
                   </pic:nvPicPr>
                   <pic:blipFill>
@@ -3520,7 +3463,7 @@
                   <pic:spPr>
                     <a:xfrm>
                       <a:off x="0" y="0"/>
-                      <a:ext cx="7891291" cy="6139860"/>
+                      <a:ext cx="8674091" cy="6085557"/>
                     </a:xfrm>
                     <a:prstGeom prst="rect">
                       <a:avLst/>
@@ -3662,7 +3605,6 @@
         </w:rPr>
         <w:t xml:space="preserve"> интерфейса </w:t>
       </w:r>
-      <w:proofErr w:type="spellStart"/>
       <w:r>
         <w:rPr>
           <w:i w:val="0"/>
@@ -3672,7 +3614,6 @@
         </w:rPr>
         <w:t>IEmployeable</w:t>
       </w:r>
-      <w:proofErr w:type="spellEnd"/>
       <w:r>
         <w:rPr>
           <w:i w:val="0"/>
@@ -3697,7 +3638,6 @@
         </w:rPr>
         <w:t xml:space="preserve"> классов </w:t>
       </w:r>
-      <w:proofErr w:type="spellStart"/>
       <w:r>
         <w:rPr>
           <w:i w:val="0"/>
@@ -3707,7 +3647,6 @@
         </w:rPr>
         <w:t>EmployeBase</w:t>
       </w:r>
-      <w:proofErr w:type="spellEnd"/>
       <w:r>
         <w:rPr>
           <w:i w:val="0"/>
@@ -3716,7 +3655,6 @@
         </w:rPr>
         <w:t xml:space="preserve">, </w:t>
       </w:r>
-      <w:proofErr w:type="spellStart"/>
       <w:r>
         <w:rPr>
           <w:i w:val="0"/>
@@ -3726,7 +3664,6 @@
         </w:rPr>
         <w:t>SalaryEmployee</w:t>
       </w:r>
-      <w:proofErr w:type="spellEnd"/>
       <w:r>
         <w:rPr>
           <w:i w:val="0"/>
@@ -3735,7 +3672,6 @@
         </w:rPr>
         <w:t xml:space="preserve">, </w:t>
       </w:r>
-      <w:proofErr w:type="spellStart"/>
       <w:r>
         <w:rPr>
           <w:i w:val="0"/>
@@ -3745,7 +3681,6 @@
         </w:rPr>
         <w:t>WageEmployee</w:t>
       </w:r>
-      <w:proofErr w:type="spellEnd"/>
       <w:r>
         <w:rPr>
           <w:i w:val="0"/>
@@ -3771,7 +3706,6 @@
         </w:rPr>
         <w:t xml:space="preserve">Класс </w:t>
       </w:r>
-      <w:proofErr w:type="spellStart"/>
       <w:r>
         <w:rPr>
           <w:i w:val="0"/>
@@ -3781,7 +3715,6 @@
         </w:rPr>
         <w:t>EmployeBase</w:t>
       </w:r>
-      <w:proofErr w:type="spellEnd"/>
       <w:r>
         <w:rPr>
           <w:i w:val="0"/>
@@ -3814,7 +3747,6 @@
         </w:rPr>
         <w:t xml:space="preserve">он наследован от интерфейса </w:t>
       </w:r>
-      <w:proofErr w:type="spellStart"/>
       <w:r>
         <w:rPr>
           <w:i w:val="0"/>
@@ -3824,7 +3756,6 @@
         </w:rPr>
         <w:t>IEmployeable</w:t>
       </w:r>
-      <w:proofErr w:type="spellEnd"/>
       <w:r>
         <w:rPr>
           <w:i w:val="0"/>
@@ -3849,7 +3780,6 @@
         </w:rPr>
         <w:t xml:space="preserve">Классы </w:t>
       </w:r>
-      <w:proofErr w:type="spellStart"/>
       <w:r>
         <w:rPr>
           <w:i w:val="0"/>
@@ -3859,7 +3789,6 @@
         </w:rPr>
         <w:t>SalaryEmployee</w:t>
       </w:r>
-      <w:proofErr w:type="spellEnd"/>
       <w:r>
         <w:rPr>
           <w:szCs w:val="28"/>
@@ -3874,7 +3803,6 @@
         </w:rPr>
         <w:t xml:space="preserve">и </w:t>
       </w:r>
-      <w:proofErr w:type="spellStart"/>
       <w:r>
         <w:rPr>
           <w:i w:val="0"/>
@@ -3884,7 +3812,6 @@
         </w:rPr>
         <w:t>WageEmployee</w:t>
       </w:r>
-      <w:proofErr w:type="spellEnd"/>
       <w:r>
         <w:rPr>
           <w:szCs w:val="28"/>
@@ -3899,7 +3826,6 @@
         </w:rPr>
         <w:t xml:space="preserve">являются производными и наследуются от класса </w:t>
       </w:r>
-      <w:proofErr w:type="spellStart"/>
       <w:r>
         <w:rPr>
           <w:i w:val="0"/>
@@ -3909,7 +3835,6 @@
         </w:rPr>
         <w:t>EmployeBase</w:t>
       </w:r>
-      <w:proofErr w:type="spellEnd"/>
       <w:r>
         <w:rPr>
           <w:i w:val="0"/>
@@ -3951,7 +3876,6 @@
         </w:rPr>
         <w:t xml:space="preserve">Таблица 1 – Описание класса </w:t>
       </w:r>
-      <w:proofErr w:type="spellStart"/>
       <w:r>
         <w:rPr>
           <w:i w:val="0"/>
@@ -3961,7 +3885,6 @@
         </w:rPr>
         <w:t>IEmployeable</w:t>
       </w:r>
-      <w:proofErr w:type="spellEnd"/>
     </w:p>
     <w:tbl>
       <w:tblPr>
@@ -4124,7 +4047,6 @@
                 <w:szCs w:val="28"/>
               </w:rPr>
             </w:pPr>
-            <w:proofErr w:type="spellStart"/>
             <w:r>
               <w:rPr>
                 <w:b/>
@@ -4158,7 +4080,6 @@
               </w:rPr>
               <w:t>able</w:t>
             </w:r>
-            <w:proofErr w:type="spellEnd"/>
             <w:r>
               <w:rPr>
                 <w:szCs w:val="28"/>
@@ -4713,8 +4634,6 @@
               </w:rPr>
               <w:t xml:space="preserve">+ </w:t>
             </w:r>
-            <w:proofErr w:type="spellStart"/>
-            <w:proofErr w:type="gramStart"/>
             <w:r>
               <w:rPr>
                 <w:i w:val="0"/>
@@ -4722,27 +4641,7 @@
                 <w:szCs w:val="28"/>
                 <w:lang w:val="en-US"/>
               </w:rPr>
-              <w:t>CalculateSalary</w:t>
-            </w:r>
-            <w:proofErr w:type="spellEnd"/>
-            <w:r>
-              <w:rPr>
-                <w:i w:val="0"/>
-                <w:iCs/>
-                <w:szCs w:val="28"/>
-                <w:lang w:val="en-US"/>
-              </w:rPr>
-              <w:t>(</w:t>
-            </w:r>
-            <w:proofErr w:type="gramEnd"/>
-            <w:r>
-              <w:rPr>
-                <w:i w:val="0"/>
-                <w:iCs/>
-                <w:szCs w:val="28"/>
-                <w:lang w:val="en-US"/>
-              </w:rPr>
-              <w:t>)</w:t>
+              <w:t>CalculateSalary()</w:t>
             </w:r>
           </w:p>
         </w:tc>
@@ -4844,7 +4743,6 @@
         </w:rPr>
         <w:t xml:space="preserve"> – Описание класса </w:t>
       </w:r>
-      <w:proofErr w:type="spellStart"/>
       <w:r>
         <w:rPr>
           <w:i w:val="0"/>
@@ -4854,7 +4752,6 @@
         </w:rPr>
         <w:t>EmployeBase</w:t>
       </w:r>
-      <w:proofErr w:type="spellEnd"/>
     </w:p>
     <w:tbl>
       <w:tblPr>
@@ -5018,7 +4915,6 @@
                 <w:szCs w:val="28"/>
               </w:rPr>
             </w:pPr>
-            <w:proofErr w:type="spellStart"/>
             <w:r>
               <w:rPr>
                 <w:b/>
@@ -5030,7 +4926,6 @@
               </w:rPr>
               <w:t>EmployeBase</w:t>
             </w:r>
-            <w:proofErr w:type="spellEnd"/>
             <w:r>
               <w:rPr>
                 <w:szCs w:val="28"/>
@@ -5117,18 +5012,8 @@
                 <w:iCs/>
                 <w:szCs w:val="28"/>
               </w:rPr>
-              <w:t>– _</w:t>
-            </w:r>
-            <w:proofErr w:type="spellStart"/>
-            <w:r>
-              <w:rPr>
-                <w:i w:val="0"/>
-                <w:iCs/>
-                <w:szCs w:val="28"/>
-              </w:rPr>
-              <w:t>firstName</w:t>
-            </w:r>
-            <w:proofErr w:type="spellEnd"/>
+              <w:t>– _firstName</w:t>
+            </w:r>
           </w:p>
         </w:tc>
         <w:tc>
@@ -5224,7 +5109,6 @@
               </w:rPr>
               <w:t>la</w:t>
             </w:r>
-            <w:proofErr w:type="spellStart"/>
             <w:r>
               <w:rPr>
                 <w:i w:val="0"/>
@@ -5233,7 +5117,6 @@
               </w:rPr>
               <w:t>stName</w:t>
             </w:r>
-            <w:proofErr w:type="spellEnd"/>
           </w:p>
         </w:tc>
         <w:tc>
@@ -6024,8 +5907,6 @@
               </w:rPr>
               <w:t xml:space="preserve">+ </w:t>
             </w:r>
-            <w:proofErr w:type="spellStart"/>
-            <w:proofErr w:type="gramStart"/>
             <w:r>
               <w:rPr>
                 <w:i w:val="0"/>
@@ -6033,27 +5914,7 @@
                 <w:szCs w:val="28"/>
                 <w:lang w:val="en-US"/>
               </w:rPr>
-              <w:t>CalculateSalary</w:t>
-            </w:r>
-            <w:proofErr w:type="spellEnd"/>
-            <w:r>
-              <w:rPr>
-                <w:i w:val="0"/>
-                <w:iCs/>
-                <w:szCs w:val="28"/>
-                <w:lang w:val="en-US"/>
-              </w:rPr>
-              <w:t>(</w:t>
-            </w:r>
-            <w:proofErr w:type="gramEnd"/>
-            <w:r>
-              <w:rPr>
-                <w:i w:val="0"/>
-                <w:iCs/>
-                <w:szCs w:val="28"/>
-                <w:lang w:val="en-US"/>
-              </w:rPr>
-              <w:t>)</w:t>
+              <w:t>CalculateSalary()</w:t>
             </w:r>
           </w:p>
         </w:tc>
@@ -6140,38 +6001,7 @@
                 <w:szCs w:val="28"/>
                 <w:lang w:val="en-US"/>
               </w:rPr>
-              <w:t xml:space="preserve"># </w:t>
-            </w:r>
-            <w:proofErr w:type="spellStart"/>
-            <w:proofErr w:type="gramStart"/>
-            <w:r>
-              <w:rPr>
-                <w:i w:val="0"/>
-                <w:iCs/>
-                <w:szCs w:val="28"/>
-                <w:lang w:val="en-US"/>
-              </w:rPr>
-              <w:t>ValidateRange</w:t>
-            </w:r>
-            <w:proofErr w:type="spellEnd"/>
-            <w:r>
-              <w:rPr>
-                <w:i w:val="0"/>
-                <w:iCs/>
-                <w:szCs w:val="28"/>
-                <w:lang w:val="en-US"/>
-              </w:rPr>
-              <w:t>(</w:t>
-            </w:r>
-            <w:proofErr w:type="gramEnd"/>
-            <w:r>
-              <w:rPr>
-                <w:i w:val="0"/>
-                <w:iCs/>
-                <w:szCs w:val="28"/>
-                <w:lang w:val="en-US"/>
-              </w:rPr>
-              <w:t>double, string, int, int, string)</w:t>
+              <w:t># ValidateRange(double, string, int, int, string)</w:t>
             </w:r>
           </w:p>
         </w:tc>
@@ -6267,27 +6097,7 @@
                 <w:szCs w:val="28"/>
                 <w:lang w:val="en-US"/>
               </w:rPr>
-              <w:t xml:space="preserve">– </w:t>
-            </w:r>
-            <w:proofErr w:type="spellStart"/>
-            <w:r>
-              <w:rPr>
-                <w:i w:val="0"/>
-                <w:iCs/>
-                <w:szCs w:val="28"/>
-                <w:lang w:val="en-US"/>
-              </w:rPr>
-              <w:t>FormatString</w:t>
-            </w:r>
-            <w:proofErr w:type="spellEnd"/>
-            <w:r>
-              <w:rPr>
-                <w:i w:val="0"/>
-                <w:iCs/>
-                <w:szCs w:val="28"/>
-                <w:lang w:val="en-US"/>
-              </w:rPr>
-              <w:t>(string)</w:t>
+              <w:t>– FormatString(string)</w:t>
             </w:r>
           </w:p>
         </w:tc>
@@ -6374,38 +6184,7 @@
                 <w:szCs w:val="28"/>
                 <w:lang w:val="en-US"/>
               </w:rPr>
-              <w:t xml:space="preserve"># </w:t>
-            </w:r>
-            <w:proofErr w:type="spellStart"/>
-            <w:proofErr w:type="gramStart"/>
-            <w:r>
-              <w:rPr>
-                <w:i w:val="0"/>
-                <w:iCs/>
-                <w:szCs w:val="28"/>
-                <w:lang w:val="en-US"/>
-              </w:rPr>
-              <w:t>ValidateStringField</w:t>
-            </w:r>
-            <w:proofErr w:type="spellEnd"/>
-            <w:r>
-              <w:rPr>
-                <w:i w:val="0"/>
-                <w:iCs/>
-                <w:szCs w:val="28"/>
-                <w:lang w:val="en-US"/>
-              </w:rPr>
-              <w:t>(</w:t>
-            </w:r>
-            <w:proofErr w:type="gramEnd"/>
-            <w:r>
-              <w:rPr>
-                <w:i w:val="0"/>
-                <w:iCs/>
-                <w:szCs w:val="28"/>
-                <w:lang w:val="en-US"/>
-              </w:rPr>
-              <w:t>string, string)</w:t>
+              <w:t># ValidateStringField(string, string)</w:t>
             </w:r>
           </w:p>
         </w:tc>
@@ -6499,7 +6278,6 @@
         </w:rPr>
         <w:t xml:space="preserve"> – Описание класса </w:t>
       </w:r>
-      <w:proofErr w:type="spellStart"/>
       <w:r>
         <w:rPr>
           <w:i w:val="0"/>
@@ -6509,7 +6287,6 @@
         </w:rPr>
         <w:t>SalaryEmployee</w:t>
       </w:r>
-      <w:proofErr w:type="spellEnd"/>
     </w:p>
     <w:tbl>
       <w:tblPr>
@@ -6672,7 +6449,6 @@
                 <w:szCs w:val="28"/>
               </w:rPr>
             </w:pPr>
-            <w:proofErr w:type="spellStart"/>
             <w:r>
               <w:rPr>
                 <w:b/>
@@ -6684,7 +6460,6 @@
               </w:rPr>
               <w:t>SalaryEmployee</w:t>
             </w:r>
-            <w:proofErr w:type="spellEnd"/>
             <w:r>
               <w:rPr>
                 <w:szCs w:val="28"/>
@@ -6787,7 +6562,6 @@
               </w:rPr>
               <w:t>– _</w:t>
             </w:r>
-            <w:proofErr w:type="spellStart"/>
             <w:r>
               <w:rPr>
                 <w:i w:val="0"/>
@@ -6797,7 +6571,6 @@
               </w:rPr>
               <w:t>commissionCharge</w:t>
             </w:r>
-            <w:proofErr w:type="spellEnd"/>
           </w:p>
         </w:tc>
         <w:tc>
@@ -7236,8 +7009,6 @@
               </w:rPr>
               <w:t xml:space="preserve">+ </w:t>
             </w:r>
-            <w:proofErr w:type="spellStart"/>
-            <w:proofErr w:type="gramStart"/>
             <w:r>
               <w:rPr>
                 <w:i w:val="0"/>
@@ -7245,27 +7016,7 @@
                 <w:szCs w:val="28"/>
                 <w:lang w:val="en-US"/>
               </w:rPr>
-              <w:t>CalculateSalary</w:t>
-            </w:r>
-            <w:proofErr w:type="spellEnd"/>
-            <w:r>
-              <w:rPr>
-                <w:i w:val="0"/>
-                <w:iCs/>
-                <w:szCs w:val="28"/>
-                <w:lang w:val="en-US"/>
-              </w:rPr>
-              <w:t>(</w:t>
-            </w:r>
-            <w:proofErr w:type="gramEnd"/>
-            <w:r>
-              <w:rPr>
-                <w:i w:val="0"/>
-                <w:iCs/>
-                <w:szCs w:val="28"/>
-                <w:lang w:val="en-US"/>
-              </w:rPr>
-              <w:t>)</w:t>
+              <w:t>CalculateSalary()</w:t>
             </w:r>
           </w:p>
         </w:tc>
@@ -7375,7 +7126,6 @@
         </w:rPr>
         <w:t xml:space="preserve"> – Описание класса </w:t>
       </w:r>
-      <w:proofErr w:type="spellStart"/>
       <w:r>
         <w:rPr>
           <w:i w:val="0"/>
@@ -7385,7 +7135,6 @@
         </w:rPr>
         <w:t>WageEmployee</w:t>
       </w:r>
-      <w:proofErr w:type="spellEnd"/>
     </w:p>
     <w:tbl>
       <w:tblPr>
@@ -7549,7 +7298,6 @@
                 <w:szCs w:val="28"/>
               </w:rPr>
             </w:pPr>
-            <w:proofErr w:type="spellStart"/>
             <w:r>
               <w:rPr>
                 <w:i w:val="0"/>
@@ -7559,7 +7307,6 @@
               </w:rPr>
               <w:t>WageEmployee</w:t>
             </w:r>
-            <w:proofErr w:type="spellEnd"/>
             <w:r>
               <w:rPr>
                 <w:szCs w:val="28"/>
@@ -7646,7 +7393,6 @@
               </w:rPr>
               <w:t>– _</w:t>
             </w:r>
-            <w:proofErr w:type="spellStart"/>
             <w:r>
               <w:rPr>
                 <w:i w:val="0"/>
@@ -7656,7 +7402,6 @@
               </w:rPr>
               <w:t>hourCount</w:t>
             </w:r>
-            <w:proofErr w:type="spellEnd"/>
           </w:p>
         </w:tc>
         <w:tc>
@@ -7871,19 +7616,8 @@
                 <w:szCs w:val="28"/>
                 <w:lang w:val="en-US"/>
               </w:rPr>
-              <w:t xml:space="preserve">+ </w:t>
-            </w:r>
-            <w:proofErr w:type="spellStart"/>
-            <w:r>
-              <w:rPr>
-                <w:i w:val="0"/>
-                <w:iCs/>
-                <w:szCs w:val="28"/>
-                <w:lang w:val="en-US"/>
-              </w:rPr>
-              <w:t>HourCount</w:t>
-            </w:r>
-            <w:proofErr w:type="spellEnd"/>
+              <w:t>+ HourCount</w:t>
+            </w:r>
           </w:p>
         </w:tc>
         <w:tc>
@@ -8097,8 +7831,6 @@
               </w:rPr>
               <w:t xml:space="preserve">+ </w:t>
             </w:r>
-            <w:proofErr w:type="spellStart"/>
-            <w:proofErr w:type="gramStart"/>
             <w:r>
               <w:rPr>
                 <w:i w:val="0"/>
@@ -8106,27 +7838,7 @@
                 <w:szCs w:val="28"/>
                 <w:lang w:val="en-US"/>
               </w:rPr>
-              <w:t>CalculateSalary</w:t>
-            </w:r>
-            <w:proofErr w:type="spellEnd"/>
-            <w:r>
-              <w:rPr>
-                <w:i w:val="0"/>
-                <w:iCs/>
-                <w:szCs w:val="28"/>
-                <w:lang w:val="en-US"/>
-              </w:rPr>
-              <w:t>(</w:t>
-            </w:r>
-            <w:proofErr w:type="gramEnd"/>
-            <w:r>
-              <w:rPr>
-                <w:i w:val="0"/>
-                <w:iCs/>
-                <w:szCs w:val="28"/>
-                <w:lang w:val="en-US"/>
-              </w:rPr>
-              <w:t>)</w:t>
+              <w:t>CalculateSalary()</w:t>
             </w:r>
           </w:p>
         </w:tc>
@@ -8418,7 +8130,18 @@
           <w:szCs w:val="28"/>
           <w:lang w:val="ru-RU"/>
         </w:rPr>
-        <w:t>Тестирование программы</w:t>
+        <w:t>Функциональное т</w:t>
+      </w:r>
+      <w:r>
+        <w:rPr>
+          <w:b/>
+          <w:bCs/>
+          <w:i w:val="0"/>
+          <w:iCs/>
+          <w:szCs w:val="28"/>
+          <w:lang w:val="ru-RU"/>
+        </w:rPr>
+        <w:t>естирование программы</w:t>
       </w:r>
       <w:bookmarkEnd w:id="6"/>
     </w:p>
@@ -9600,16 +9323,7 @@
           <w:iCs/>
           <w:szCs w:val="28"/>
         </w:rPr>
-        <w:t xml:space="preserve">в </w:t>
-      </w:r>
-      <w:proofErr w:type="gramStart"/>
-      <w:r>
-        <w:rPr>
-          <w:i w:val="0"/>
-          <w:iCs/>
-          <w:szCs w:val="28"/>
-        </w:rPr>
-        <w:t xml:space="preserve">формате </w:t>
+        <w:t xml:space="preserve">в формате </w:t>
       </w:r>
       <w:r>
         <w:rPr>
@@ -9619,7 +9333,6 @@
         </w:rPr>
         <w:t>.</w:t>
       </w:r>
-      <w:proofErr w:type="spellStart"/>
       <w:r>
         <w:rPr>
           <w:i w:val="0"/>
@@ -9629,8 +9342,6 @@
         </w:rPr>
         <w:t>viktor</w:t>
       </w:r>
-      <w:proofErr w:type="spellEnd"/>
-      <w:proofErr w:type="gramEnd"/>
       <w:r>
         <w:rPr>
           <w:i w:val="0"/>
@@ -9690,7 +9401,6 @@
         </w:rPr>
         <w:t>.</w:t>
       </w:r>
-      <w:proofErr w:type="spellStart"/>
       <w:r>
         <w:rPr>
           <w:i w:val="0"/>
@@ -9700,7 +9410,6 @@
         </w:rPr>
         <w:t>yyyy</w:t>
       </w:r>
-      <w:proofErr w:type="spellEnd"/>
       <w:r>
         <w:rPr>
           <w:i w:val="0"/>
@@ -9709,7 +9418,6 @@
         </w:rPr>
         <w:t>_</w:t>
       </w:r>
-      <w:proofErr w:type="spellStart"/>
       <w:r>
         <w:rPr>
           <w:i w:val="0"/>
@@ -9719,7 +9427,6 @@
         </w:rPr>
         <w:t>hh</w:t>
       </w:r>
-      <w:proofErr w:type="spellEnd"/>
       <w:r>
         <w:rPr>
           <w:i w:val="0"/>
@@ -9882,18 +9589,8 @@
           <w:iCs/>
           <w:szCs w:val="28"/>
         </w:rPr>
-        <w:t xml:space="preserve">Для загрузки данных в таблицу необходимо нажать на кнопку «Открыть» во вкладке «Файл». После чего откроется системный диалог загрузки файла в </w:t>
-      </w:r>
-      <w:proofErr w:type="gramStart"/>
-      <w:r>
-        <w:rPr>
-          <w:i w:val="0"/>
-          <w:iCs/>
-          <w:szCs w:val="28"/>
-        </w:rPr>
-        <w:t>формате .</w:t>
-      </w:r>
-      <w:proofErr w:type="spellStart"/>
+        <w:t>Для загрузки данных в таблицу необходимо нажать на кнопку «Открыть» во вкладке «Файл». После чего откроется системный диалог загрузки файла в формате .</w:t>
+      </w:r>
       <w:r>
         <w:rPr>
           <w:i w:val="0"/>
@@ -9903,8 +9600,6 @@
         </w:rPr>
         <w:t>viktor</w:t>
       </w:r>
-      <w:proofErr w:type="spellEnd"/>
-      <w:proofErr w:type="gramEnd"/>
       <w:r>
         <w:rPr>
           <w:i w:val="0"/>
@@ -10079,6 +9774,51 @@
     </w:p>
     <w:p>
       <w:pPr>
+        <w:pStyle w:val="a4"/>
+        <w:numPr>
+          <w:ilvl w:val="1"/>
+          <w:numId w:val="33"/>
+        </w:numPr>
+        <w:ind w:left="0" w:firstLine="709"/>
+        <w:rPr>
+          <w:b/>
+          <w:bCs/>
+          <w:i w:val="0"/>
+          <w:iCs/>
+          <w:szCs w:val="28"/>
+        </w:rPr>
+      </w:pPr>
+      <w:r>
+        <w:rPr>
+          <w:b/>
+          <w:bCs/>
+          <w:i w:val="0"/>
+          <w:iCs/>
+          <w:szCs w:val="28"/>
+          <w:lang w:val="ru-RU"/>
+        </w:rPr>
+        <w:t>Модульное тестирование программы</w:t>
+      </w:r>
+    </w:p>
+    <w:p>
+      <w:pPr>
+        <w:rPr>
+          <w:i w:val="0"/>
+          <w:iCs/>
+          <w:szCs w:val="28"/>
+        </w:rPr>
+      </w:pPr>
+      <w:r>
+        <w:rPr>
+          <w:i w:val="0"/>
+          <w:iCs/>
+          <w:szCs w:val="28"/>
+        </w:rPr>
+        <w:t>Структуру тестовых случаев приведем на рис. 17.</w:t>
+      </w:r>
+    </w:p>
+    <w:p>
+      <w:pPr>
         <w:ind w:firstLine="0"/>
         <w:jc w:val="center"/>
         <w:rPr>
@@ -10087,6 +9827,49 @@
           <w:szCs w:val="28"/>
         </w:rPr>
       </w:pPr>
+      <w:r>
+        <w:rPr>
+          <w:i w:val="0"/>
+          <w:iCs/>
+          <w:noProof/>
+          <w:szCs w:val="28"/>
+        </w:rPr>
+        <w:drawing>
+          <wp:inline distT="0" distB="0" distL="0" distR="0" wp14:anchorId="54ECDB5C" wp14:editId="0EBC6DF1">
+            <wp:extent cx="5940425" cy="4918710"/>
+            <wp:effectExtent l="0" t="0" r="3175" b="0"/>
+            <wp:docPr id="1190489984" name="Рисунок 1"/>
+            <wp:cNvGraphicFramePr>
+              <a:graphicFrameLocks xmlns:a="http://schemas.openxmlformats.org/drawingml/2006/main" noChangeAspect="1"/>
+            </wp:cNvGraphicFramePr>
+            <a:graphic xmlns:a="http://schemas.openxmlformats.org/drawingml/2006/main">
+              <a:graphicData uri="http://schemas.openxmlformats.org/drawingml/2006/picture">
+                <pic:pic xmlns:pic="http://schemas.openxmlformats.org/drawingml/2006/picture">
+                  <pic:nvPicPr>
+                    <pic:cNvPr id="1190489984" name=""/>
+                    <pic:cNvPicPr/>
+                  </pic:nvPicPr>
+                  <pic:blipFill>
+                    <a:blip r:embed="rId29"/>
+                    <a:stretch>
+                      <a:fillRect/>
+                    </a:stretch>
+                  </pic:blipFill>
+                  <pic:spPr>
+                    <a:xfrm>
+                      <a:off x="0" y="0"/>
+                      <a:ext cx="5940425" cy="4918710"/>
+                    </a:xfrm>
+                    <a:prstGeom prst="rect">
+                      <a:avLst/>
+                    </a:prstGeom>
+                  </pic:spPr>
+                </pic:pic>
+              </a:graphicData>
+            </a:graphic>
+          </wp:inline>
+        </w:drawing>
+      </w:r>
     </w:p>
     <w:p>
       <w:pPr>
@@ -10098,95 +9881,5528 @@
           <w:szCs w:val="28"/>
         </w:rPr>
       </w:pPr>
+      <w:r>
+        <w:rPr>
+          <w:i w:val="0"/>
+          <w:iCs/>
+          <w:szCs w:val="28"/>
+        </w:rPr>
+        <w:t>Рисунок 17 – Обозреватель тестов</w:t>
+      </w:r>
+    </w:p>
+    <w:p>
+      <w:pPr>
+        <w:rPr>
+          <w:i w:val="0"/>
+          <w:iCs/>
+          <w:szCs w:val="28"/>
+        </w:rPr>
+      </w:pPr>
+      <w:r>
+        <w:rPr>
+          <w:i w:val="0"/>
+          <w:iCs/>
+          <w:szCs w:val="28"/>
+        </w:rPr>
+        <w:lastRenderedPageBreak/>
+        <w:t xml:space="preserve">Было проведено 50 тестов, что проверялось в них </w:t>
+      </w:r>
+      <w:r>
+        <w:rPr>
+          <w:i w:val="0"/>
+          <w:iCs/>
+          <w:szCs w:val="28"/>
+        </w:rPr>
+        <w:t>–</w:t>
+      </w:r>
+      <w:r>
+        <w:rPr>
+          <w:i w:val="0"/>
+          <w:iCs/>
+          <w:szCs w:val="28"/>
+        </w:rPr>
+        <w:t xml:space="preserve"> </w:t>
+      </w:r>
+      <w:r>
+        <w:rPr>
+          <w:i w:val="0"/>
+          <w:iCs/>
+          <w:szCs w:val="28"/>
+        </w:rPr>
+        <w:t>приведем в таблицах 5-13.</w:t>
+      </w:r>
     </w:p>
     <w:p>
       <w:pPr>
         <w:ind w:firstLine="0"/>
+        <w:rPr>
+          <w:i w:val="0"/>
+          <w:iCs/>
+          <w:szCs w:val="28"/>
+          <w:lang w:val="en-US"/>
+        </w:rPr>
+      </w:pPr>
+      <w:r>
+        <w:rPr>
+          <w:i w:val="0"/>
+          <w:iCs/>
+          <w:szCs w:val="28"/>
+        </w:rPr>
+        <w:t xml:space="preserve">Таблица 5 – Тесты свойства </w:t>
+      </w:r>
+      <w:r>
+        <w:rPr>
+          <w:i w:val="0"/>
+          <w:iCs/>
+          <w:szCs w:val="28"/>
+          <w:lang w:val="en-US"/>
+        </w:rPr>
+        <w:t>FirstName</w:t>
+      </w:r>
+    </w:p>
+    <w:tbl>
+      <w:tblPr>
+        <w:tblStyle w:val="af1"/>
+        <w:tblW w:w="0" w:type="auto"/>
         <w:jc w:val="center"/>
-        <w:rPr>
-          <w:i w:val="0"/>
-          <w:iCs/>
-          <w:szCs w:val="28"/>
-        </w:rPr>
-      </w:pPr>
-    </w:p>
+        <w:tblLook w:val="04A0" w:firstRow="1" w:lastRow="0" w:firstColumn="1" w:lastColumn="0" w:noHBand="0" w:noVBand="1"/>
+      </w:tblPr>
+      <w:tblGrid>
+        <w:gridCol w:w="1064"/>
+        <w:gridCol w:w="5095"/>
+        <w:gridCol w:w="3186"/>
+      </w:tblGrid>
+      <w:tr>
+        <w:trPr>
+          <w:jc w:val="center"/>
+        </w:trPr>
+        <w:tc>
+          <w:tcPr>
+            <w:tcW w:w="1271" w:type="dxa"/>
+            <w:vAlign w:val="center"/>
+          </w:tcPr>
+          <w:p>
+            <w:pPr>
+              <w:ind w:firstLine="0"/>
+              <w:jc w:val="center"/>
+              <w:rPr>
+                <w:i w:val="0"/>
+                <w:iCs/>
+                <w:sz w:val="24"/>
+              </w:rPr>
+            </w:pPr>
+            <w:r>
+              <w:rPr>
+                <w:i w:val="0"/>
+                <w:iCs/>
+                <w:sz w:val="24"/>
+              </w:rPr>
+              <w:t>№ теста</w:t>
+            </w:r>
+          </w:p>
+        </w:tc>
+        <w:tc>
+          <w:tcPr>
+            <w:tcW w:w="3969" w:type="dxa"/>
+            <w:vAlign w:val="center"/>
+          </w:tcPr>
+          <w:p>
+            <w:pPr>
+              <w:ind w:firstLine="0"/>
+              <w:jc w:val="center"/>
+              <w:rPr>
+                <w:i w:val="0"/>
+                <w:iCs/>
+                <w:sz w:val="24"/>
+              </w:rPr>
+            </w:pPr>
+            <w:r>
+              <w:rPr>
+                <w:i w:val="0"/>
+                <w:iCs/>
+                <w:sz w:val="24"/>
+              </w:rPr>
+              <w:t>Имя метода для теста</w:t>
+            </w:r>
+          </w:p>
+        </w:tc>
+        <w:tc>
+          <w:tcPr>
+            <w:tcW w:w="4105" w:type="dxa"/>
+            <w:vAlign w:val="center"/>
+          </w:tcPr>
+          <w:p>
+            <w:pPr>
+              <w:ind w:firstLine="0"/>
+              <w:jc w:val="center"/>
+              <w:rPr>
+                <w:i w:val="0"/>
+                <w:iCs/>
+                <w:sz w:val="24"/>
+              </w:rPr>
+            </w:pPr>
+            <w:r>
+              <w:rPr>
+                <w:i w:val="0"/>
+                <w:iCs/>
+                <w:sz w:val="24"/>
+              </w:rPr>
+              <w:t>Проверяемое условие</w:t>
+            </w:r>
+          </w:p>
+        </w:tc>
+      </w:tr>
+      <w:tr>
+        <w:trPr>
+          <w:jc w:val="center"/>
+        </w:trPr>
+        <w:tc>
+          <w:tcPr>
+            <w:tcW w:w="1271" w:type="dxa"/>
+            <w:vAlign w:val="center"/>
+          </w:tcPr>
+          <w:p>
+            <w:pPr>
+              <w:ind w:firstLine="0"/>
+              <w:jc w:val="center"/>
+              <w:rPr>
+                <w:i w:val="0"/>
+                <w:iCs/>
+                <w:sz w:val="24"/>
+              </w:rPr>
+            </w:pPr>
+            <w:r>
+              <w:rPr>
+                <w:i w:val="0"/>
+                <w:iCs/>
+                <w:sz w:val="24"/>
+              </w:rPr>
+              <w:t>1</w:t>
+            </w:r>
+          </w:p>
+        </w:tc>
+        <w:tc>
+          <w:tcPr>
+            <w:tcW w:w="3969" w:type="dxa"/>
+            <w:vAlign w:val="center"/>
+          </w:tcPr>
+          <w:p>
+            <w:pPr>
+              <w:ind w:firstLine="0"/>
+              <w:jc w:val="center"/>
+              <w:rPr>
+                <w:i w:val="0"/>
+                <w:iCs/>
+                <w:sz w:val="24"/>
+                <w:lang w:val="en-US"/>
+              </w:rPr>
+            </w:pPr>
+            <w:r>
+              <w:rPr>
+                <w:i w:val="0"/>
+                <w:iCs/>
+                <w:sz w:val="24"/>
+              </w:rPr>
+              <w:t>FirstName_ValidValue_SetsCorrectly</w:t>
+            </w:r>
+          </w:p>
+        </w:tc>
+        <w:tc>
+          <w:tcPr>
+            <w:tcW w:w="4105" w:type="dxa"/>
+            <w:vAlign w:val="center"/>
+          </w:tcPr>
+          <w:p>
+            <w:pPr>
+              <w:ind w:firstLine="0"/>
+              <w:jc w:val="center"/>
+              <w:rPr>
+                <w:i w:val="0"/>
+                <w:iCs/>
+                <w:sz w:val="24"/>
+                <w:lang w:val="en-US"/>
+              </w:rPr>
+            </w:pPr>
+            <w:r>
+              <w:rPr>
+                <w:i w:val="0"/>
+                <w:iCs/>
+                <w:sz w:val="24"/>
+              </w:rPr>
+              <w:t>Корректное имя форматируется</w:t>
+            </w:r>
+          </w:p>
+        </w:tc>
+      </w:tr>
+      <w:tr>
+        <w:trPr>
+          <w:jc w:val="center"/>
+        </w:trPr>
+        <w:tc>
+          <w:tcPr>
+            <w:tcW w:w="1271" w:type="dxa"/>
+            <w:vAlign w:val="center"/>
+          </w:tcPr>
+          <w:p>
+            <w:pPr>
+              <w:ind w:firstLine="0"/>
+              <w:jc w:val="center"/>
+              <w:rPr>
+                <w:i w:val="0"/>
+                <w:iCs/>
+                <w:sz w:val="24"/>
+              </w:rPr>
+            </w:pPr>
+            <w:r>
+              <w:rPr>
+                <w:i w:val="0"/>
+                <w:iCs/>
+                <w:sz w:val="24"/>
+              </w:rPr>
+              <w:t>2</w:t>
+            </w:r>
+          </w:p>
+        </w:tc>
+        <w:tc>
+          <w:tcPr>
+            <w:tcW w:w="3969" w:type="dxa"/>
+            <w:vAlign w:val="center"/>
+          </w:tcPr>
+          <w:p>
+            <w:pPr>
+              <w:ind w:firstLine="0"/>
+              <w:jc w:val="center"/>
+              <w:rPr>
+                <w:i w:val="0"/>
+                <w:iCs/>
+                <w:sz w:val="24"/>
+              </w:rPr>
+            </w:pPr>
+            <w:r>
+              <w:rPr>
+                <w:i w:val="0"/>
+                <w:iCs/>
+                <w:sz w:val="24"/>
+              </w:rPr>
+              <w:t>FirstName_EmptyString_ThrowsException</w:t>
+            </w:r>
+          </w:p>
+        </w:tc>
+        <w:tc>
+          <w:tcPr>
+            <w:tcW w:w="4105" w:type="dxa"/>
+            <w:vAlign w:val="center"/>
+          </w:tcPr>
+          <w:p>
+            <w:pPr>
+              <w:ind w:firstLine="0"/>
+              <w:jc w:val="center"/>
+              <w:rPr>
+                <w:i w:val="0"/>
+                <w:iCs/>
+                <w:sz w:val="24"/>
+              </w:rPr>
+            </w:pPr>
+            <w:r>
+              <w:rPr>
+                <w:i w:val="0"/>
+                <w:iCs/>
+                <w:sz w:val="24"/>
+              </w:rPr>
+              <w:t>Пустая строка недопустима</w:t>
+            </w:r>
+          </w:p>
+        </w:tc>
+      </w:tr>
+      <w:tr>
+        <w:trPr>
+          <w:jc w:val="center"/>
+        </w:trPr>
+        <w:tc>
+          <w:tcPr>
+            <w:tcW w:w="1271" w:type="dxa"/>
+            <w:vAlign w:val="center"/>
+          </w:tcPr>
+          <w:p>
+            <w:pPr>
+              <w:ind w:firstLine="0"/>
+              <w:jc w:val="center"/>
+              <w:rPr>
+                <w:i w:val="0"/>
+                <w:iCs/>
+                <w:sz w:val="24"/>
+              </w:rPr>
+            </w:pPr>
+            <w:r>
+              <w:rPr>
+                <w:i w:val="0"/>
+                <w:iCs/>
+                <w:sz w:val="24"/>
+              </w:rPr>
+              <w:t>3</w:t>
+            </w:r>
+          </w:p>
+        </w:tc>
+        <w:tc>
+          <w:tcPr>
+            <w:tcW w:w="3969" w:type="dxa"/>
+            <w:vAlign w:val="center"/>
+          </w:tcPr>
+          <w:p>
+            <w:pPr>
+              <w:ind w:firstLine="0"/>
+              <w:jc w:val="center"/>
+              <w:rPr>
+                <w:i w:val="0"/>
+                <w:iCs/>
+                <w:sz w:val="24"/>
+              </w:rPr>
+            </w:pPr>
+            <w:r>
+              <w:rPr>
+                <w:i w:val="0"/>
+                <w:iCs/>
+                <w:sz w:val="24"/>
+              </w:rPr>
+              <w:t>FirstName_NullValue_ThrowsException</w:t>
+            </w:r>
+          </w:p>
+        </w:tc>
+        <w:tc>
+          <w:tcPr>
+            <w:tcW w:w="4105" w:type="dxa"/>
+            <w:vAlign w:val="center"/>
+          </w:tcPr>
+          <w:p>
+            <w:pPr>
+              <w:ind w:firstLine="0"/>
+              <w:jc w:val="center"/>
+              <w:rPr>
+                <w:i w:val="0"/>
+                <w:iCs/>
+                <w:sz w:val="24"/>
+              </w:rPr>
+            </w:pPr>
+            <w:r>
+              <w:rPr>
+                <w:i w:val="0"/>
+                <w:iCs/>
+                <w:sz w:val="24"/>
+              </w:rPr>
+              <w:t>Null-значение недопустимо</w:t>
+            </w:r>
+          </w:p>
+        </w:tc>
+      </w:tr>
+      <w:tr>
+        <w:trPr>
+          <w:jc w:val="center"/>
+        </w:trPr>
+        <w:tc>
+          <w:tcPr>
+            <w:tcW w:w="1271" w:type="dxa"/>
+            <w:vAlign w:val="center"/>
+          </w:tcPr>
+          <w:p>
+            <w:pPr>
+              <w:ind w:firstLine="0"/>
+              <w:jc w:val="center"/>
+              <w:rPr>
+                <w:i w:val="0"/>
+                <w:iCs/>
+                <w:sz w:val="24"/>
+              </w:rPr>
+            </w:pPr>
+            <w:r>
+              <w:rPr>
+                <w:i w:val="0"/>
+                <w:iCs/>
+                <w:sz w:val="24"/>
+              </w:rPr>
+              <w:t>4</w:t>
+            </w:r>
+          </w:p>
+        </w:tc>
+        <w:tc>
+          <w:tcPr>
+            <w:tcW w:w="3969" w:type="dxa"/>
+            <w:vAlign w:val="center"/>
+          </w:tcPr>
+          <w:p>
+            <w:pPr>
+              <w:ind w:firstLine="0"/>
+              <w:jc w:val="center"/>
+              <w:rPr>
+                <w:i w:val="0"/>
+                <w:iCs/>
+                <w:sz w:val="24"/>
+              </w:rPr>
+            </w:pPr>
+            <w:r>
+              <w:rPr>
+                <w:i w:val="0"/>
+                <w:iCs/>
+                <w:sz w:val="24"/>
+              </w:rPr>
+              <w:t>FirstName_ExceedsMaxLength_ThrowsException</w:t>
+            </w:r>
+          </w:p>
+        </w:tc>
+        <w:tc>
+          <w:tcPr>
+            <w:tcW w:w="4105" w:type="dxa"/>
+            <w:vAlign w:val="center"/>
+          </w:tcPr>
+          <w:p>
+            <w:pPr>
+              <w:ind w:firstLine="0"/>
+              <w:jc w:val="center"/>
+              <w:rPr>
+                <w:i w:val="0"/>
+                <w:iCs/>
+                <w:sz w:val="24"/>
+              </w:rPr>
+            </w:pPr>
+            <w:r>
+              <w:rPr>
+                <w:i w:val="0"/>
+                <w:iCs/>
+                <w:sz w:val="24"/>
+              </w:rPr>
+              <w:t>Длина</w:t>
+            </w:r>
+            <w:r>
+              <w:rPr>
+                <w:i w:val="0"/>
+                <w:iCs/>
+                <w:sz w:val="24"/>
+              </w:rPr>
+              <w:t xml:space="preserve"> </w:t>
+            </w:r>
+            <w:r>
+              <w:rPr>
+                <w:i w:val="0"/>
+                <w:iCs/>
+                <w:sz w:val="24"/>
+              </w:rPr>
+              <w:t>&gt; 30 символов недопустима</w:t>
+            </w:r>
+          </w:p>
+        </w:tc>
+      </w:tr>
+    </w:tbl>
     <w:p>
       <w:pPr>
         <w:ind w:firstLine="0"/>
+        <w:rPr>
+          <w:i w:val="0"/>
+          <w:iCs/>
+          <w:szCs w:val="28"/>
+          <w:lang w:val="en-US"/>
+        </w:rPr>
+      </w:pPr>
+      <w:r>
+        <w:rPr>
+          <w:i w:val="0"/>
+          <w:iCs/>
+          <w:szCs w:val="28"/>
+        </w:rPr>
+        <w:t xml:space="preserve">Таблица 6 – Тесты свойства </w:t>
+      </w:r>
+      <w:r>
+        <w:rPr>
+          <w:i w:val="0"/>
+          <w:iCs/>
+          <w:szCs w:val="28"/>
+          <w:lang w:val="en-US"/>
+        </w:rPr>
+        <w:t>LastName</w:t>
+      </w:r>
+    </w:p>
+    <w:tbl>
+      <w:tblPr>
+        <w:tblStyle w:val="af1"/>
+        <w:tblW w:w="0" w:type="auto"/>
         <w:jc w:val="center"/>
-        <w:rPr>
-          <w:i w:val="0"/>
-          <w:iCs/>
-          <w:szCs w:val="28"/>
-        </w:rPr>
-      </w:pPr>
-    </w:p>
+        <w:tblLook w:val="04A0" w:firstRow="1" w:lastRow="0" w:firstColumn="1" w:lastColumn="0" w:noHBand="0" w:noVBand="1"/>
+      </w:tblPr>
+      <w:tblGrid>
+        <w:gridCol w:w="1069"/>
+        <w:gridCol w:w="5068"/>
+        <w:gridCol w:w="3208"/>
+      </w:tblGrid>
+      <w:tr>
+        <w:trPr>
+          <w:jc w:val="center"/>
+        </w:trPr>
+        <w:tc>
+          <w:tcPr>
+            <w:tcW w:w="1069" w:type="dxa"/>
+            <w:vAlign w:val="center"/>
+          </w:tcPr>
+          <w:p>
+            <w:pPr>
+              <w:ind w:firstLine="0"/>
+              <w:jc w:val="center"/>
+              <w:rPr>
+                <w:i w:val="0"/>
+                <w:iCs/>
+                <w:sz w:val="24"/>
+              </w:rPr>
+            </w:pPr>
+            <w:r>
+              <w:rPr>
+                <w:i w:val="0"/>
+                <w:iCs/>
+                <w:sz w:val="24"/>
+              </w:rPr>
+              <w:t>№ теста</w:t>
+            </w:r>
+          </w:p>
+        </w:tc>
+        <w:tc>
+          <w:tcPr>
+            <w:tcW w:w="5068" w:type="dxa"/>
+            <w:vAlign w:val="center"/>
+          </w:tcPr>
+          <w:p>
+            <w:pPr>
+              <w:ind w:firstLine="0"/>
+              <w:jc w:val="center"/>
+              <w:rPr>
+                <w:i w:val="0"/>
+                <w:iCs/>
+                <w:sz w:val="24"/>
+              </w:rPr>
+            </w:pPr>
+            <w:r>
+              <w:rPr>
+                <w:i w:val="0"/>
+                <w:iCs/>
+                <w:sz w:val="24"/>
+              </w:rPr>
+              <w:t>Имя метода для теста</w:t>
+            </w:r>
+          </w:p>
+        </w:tc>
+        <w:tc>
+          <w:tcPr>
+            <w:tcW w:w="3208" w:type="dxa"/>
+            <w:vAlign w:val="center"/>
+          </w:tcPr>
+          <w:p>
+            <w:pPr>
+              <w:ind w:firstLine="0"/>
+              <w:jc w:val="center"/>
+              <w:rPr>
+                <w:i w:val="0"/>
+                <w:iCs/>
+                <w:sz w:val="24"/>
+              </w:rPr>
+            </w:pPr>
+            <w:r>
+              <w:rPr>
+                <w:i w:val="0"/>
+                <w:iCs/>
+                <w:sz w:val="24"/>
+              </w:rPr>
+              <w:t>Проверяемое условие</w:t>
+            </w:r>
+          </w:p>
+        </w:tc>
+      </w:tr>
+      <w:tr>
+        <w:trPr>
+          <w:jc w:val="center"/>
+        </w:trPr>
+        <w:tc>
+          <w:tcPr>
+            <w:tcW w:w="1069" w:type="dxa"/>
+            <w:vAlign w:val="center"/>
+          </w:tcPr>
+          <w:p>
+            <w:pPr>
+              <w:ind w:firstLine="0"/>
+              <w:jc w:val="center"/>
+              <w:rPr>
+                <w:i w:val="0"/>
+                <w:iCs/>
+                <w:sz w:val="24"/>
+                <w:lang w:val="en-US"/>
+              </w:rPr>
+            </w:pPr>
+            <w:r>
+              <w:rPr>
+                <w:i w:val="0"/>
+                <w:iCs/>
+                <w:sz w:val="24"/>
+                <w:lang w:val="en-US"/>
+              </w:rPr>
+              <w:t>5</w:t>
+            </w:r>
+          </w:p>
+        </w:tc>
+        <w:tc>
+          <w:tcPr>
+            <w:tcW w:w="5068" w:type="dxa"/>
+            <w:vAlign w:val="center"/>
+          </w:tcPr>
+          <w:p>
+            <w:pPr>
+              <w:ind w:firstLine="0"/>
+              <w:jc w:val="center"/>
+              <w:rPr>
+                <w:i w:val="0"/>
+                <w:iCs/>
+                <w:sz w:val="24"/>
+                <w:lang w:val="en-US"/>
+              </w:rPr>
+            </w:pPr>
+            <w:r>
+              <w:rPr>
+                <w:i w:val="0"/>
+                <w:iCs/>
+                <w:sz w:val="24"/>
+              </w:rPr>
+              <w:t>LastName_ValidValue_SetsCorrectly</w:t>
+            </w:r>
+          </w:p>
+        </w:tc>
+        <w:tc>
+          <w:tcPr>
+            <w:tcW w:w="3208" w:type="dxa"/>
+            <w:vAlign w:val="center"/>
+          </w:tcPr>
+          <w:p>
+            <w:pPr>
+              <w:ind w:firstLine="0"/>
+              <w:jc w:val="center"/>
+              <w:rPr>
+                <w:i w:val="0"/>
+                <w:iCs/>
+                <w:sz w:val="24"/>
+              </w:rPr>
+            </w:pPr>
+            <w:r>
+              <w:rPr>
+                <w:i w:val="0"/>
+                <w:iCs/>
+                <w:sz w:val="24"/>
+              </w:rPr>
+              <w:t>Корректная фамилия форматируется</w:t>
+            </w:r>
+          </w:p>
+        </w:tc>
+      </w:tr>
+      <w:tr>
+        <w:trPr>
+          <w:jc w:val="center"/>
+        </w:trPr>
+        <w:tc>
+          <w:tcPr>
+            <w:tcW w:w="1069" w:type="dxa"/>
+            <w:vAlign w:val="center"/>
+          </w:tcPr>
+          <w:p>
+            <w:pPr>
+              <w:ind w:firstLine="0"/>
+              <w:jc w:val="center"/>
+              <w:rPr>
+                <w:i w:val="0"/>
+                <w:iCs/>
+                <w:sz w:val="24"/>
+                <w:lang w:val="en-US"/>
+              </w:rPr>
+            </w:pPr>
+            <w:r>
+              <w:rPr>
+                <w:i w:val="0"/>
+                <w:iCs/>
+                <w:sz w:val="24"/>
+                <w:lang w:val="en-US"/>
+              </w:rPr>
+              <w:t>6</w:t>
+            </w:r>
+          </w:p>
+        </w:tc>
+        <w:tc>
+          <w:tcPr>
+            <w:tcW w:w="5068" w:type="dxa"/>
+            <w:vAlign w:val="center"/>
+          </w:tcPr>
+          <w:p>
+            <w:pPr>
+              <w:ind w:firstLine="0"/>
+              <w:jc w:val="center"/>
+              <w:rPr>
+                <w:i w:val="0"/>
+                <w:iCs/>
+                <w:sz w:val="24"/>
+              </w:rPr>
+            </w:pPr>
+            <w:r>
+              <w:rPr>
+                <w:i w:val="0"/>
+                <w:iCs/>
+                <w:sz w:val="24"/>
+              </w:rPr>
+              <w:t>LastName_EmptyString_ThrowsException</w:t>
+            </w:r>
+          </w:p>
+        </w:tc>
+        <w:tc>
+          <w:tcPr>
+            <w:tcW w:w="3208" w:type="dxa"/>
+            <w:vAlign w:val="center"/>
+          </w:tcPr>
+          <w:p>
+            <w:pPr>
+              <w:ind w:firstLine="0"/>
+              <w:jc w:val="center"/>
+              <w:rPr>
+                <w:i w:val="0"/>
+                <w:iCs/>
+                <w:sz w:val="24"/>
+              </w:rPr>
+            </w:pPr>
+            <w:r>
+              <w:rPr>
+                <w:i w:val="0"/>
+                <w:iCs/>
+                <w:sz w:val="24"/>
+              </w:rPr>
+              <w:t>Пустая строка недопустима</w:t>
+            </w:r>
+          </w:p>
+        </w:tc>
+      </w:tr>
+      <w:tr>
+        <w:trPr>
+          <w:jc w:val="center"/>
+        </w:trPr>
+        <w:tc>
+          <w:tcPr>
+            <w:tcW w:w="1069" w:type="dxa"/>
+            <w:vAlign w:val="center"/>
+          </w:tcPr>
+          <w:p>
+            <w:pPr>
+              <w:ind w:firstLine="0"/>
+              <w:jc w:val="center"/>
+              <w:rPr>
+                <w:i w:val="0"/>
+                <w:iCs/>
+                <w:sz w:val="24"/>
+                <w:lang w:val="en-US"/>
+              </w:rPr>
+            </w:pPr>
+            <w:r>
+              <w:rPr>
+                <w:i w:val="0"/>
+                <w:iCs/>
+                <w:sz w:val="24"/>
+                <w:lang w:val="en-US"/>
+              </w:rPr>
+              <w:t>7</w:t>
+            </w:r>
+          </w:p>
+        </w:tc>
+        <w:tc>
+          <w:tcPr>
+            <w:tcW w:w="5068" w:type="dxa"/>
+            <w:vAlign w:val="center"/>
+          </w:tcPr>
+          <w:p>
+            <w:pPr>
+              <w:ind w:firstLine="0"/>
+              <w:jc w:val="center"/>
+              <w:rPr>
+                <w:i w:val="0"/>
+                <w:iCs/>
+                <w:sz w:val="24"/>
+              </w:rPr>
+            </w:pPr>
+            <w:r>
+              <w:rPr>
+                <w:i w:val="0"/>
+                <w:iCs/>
+                <w:sz w:val="24"/>
+              </w:rPr>
+              <w:t>LastName_ExceedsMaxLength_ThrowsException</w:t>
+            </w:r>
+          </w:p>
+        </w:tc>
+        <w:tc>
+          <w:tcPr>
+            <w:tcW w:w="3208" w:type="dxa"/>
+            <w:vAlign w:val="center"/>
+          </w:tcPr>
+          <w:p>
+            <w:pPr>
+              <w:ind w:firstLine="0"/>
+              <w:jc w:val="center"/>
+              <w:rPr>
+                <w:i w:val="0"/>
+                <w:iCs/>
+                <w:sz w:val="24"/>
+              </w:rPr>
+            </w:pPr>
+            <w:r>
+              <w:rPr>
+                <w:i w:val="0"/>
+                <w:iCs/>
+                <w:sz w:val="24"/>
+              </w:rPr>
+              <w:t>Длина &gt; 30 символов</w:t>
+            </w:r>
+            <w:r>
+              <w:rPr>
+                <w:i w:val="0"/>
+                <w:iCs/>
+                <w:sz w:val="24"/>
+                <w:lang w:val="en-US"/>
+              </w:rPr>
+              <w:t xml:space="preserve"> </w:t>
+            </w:r>
+            <w:r>
+              <w:rPr>
+                <w:i w:val="0"/>
+                <w:iCs/>
+                <w:sz w:val="24"/>
+              </w:rPr>
+              <w:t>недопустима</w:t>
+            </w:r>
+          </w:p>
+        </w:tc>
+      </w:tr>
+    </w:tbl>
     <w:p>
       <w:pPr>
         <w:ind w:firstLine="0"/>
+        <w:rPr>
+          <w:i w:val="0"/>
+          <w:iCs/>
+          <w:szCs w:val="28"/>
+          <w:lang w:val="en-US"/>
+        </w:rPr>
+      </w:pPr>
+      <w:r>
+        <w:rPr>
+          <w:i w:val="0"/>
+          <w:iCs/>
+          <w:szCs w:val="28"/>
+        </w:rPr>
+        <w:t xml:space="preserve">Таблица 7 – Тесты свойства </w:t>
+      </w:r>
+      <w:r>
+        <w:rPr>
+          <w:i w:val="0"/>
+          <w:iCs/>
+          <w:szCs w:val="28"/>
+          <w:lang w:val="en-US"/>
+        </w:rPr>
+        <w:t>Age</w:t>
+      </w:r>
+    </w:p>
+    <w:tbl>
+      <w:tblPr>
+        <w:tblStyle w:val="af1"/>
+        <w:tblW w:w="9502" w:type="dxa"/>
         <w:jc w:val="center"/>
-        <w:rPr>
-          <w:i w:val="0"/>
-          <w:iCs/>
-          <w:szCs w:val="28"/>
-        </w:rPr>
-      </w:pPr>
-    </w:p>
+        <w:tblLook w:val="04A0" w:firstRow="1" w:lastRow="0" w:firstColumn="1" w:lastColumn="0" w:noHBand="0" w:noVBand="1"/>
+      </w:tblPr>
+      <w:tblGrid>
+        <w:gridCol w:w="1155"/>
+        <w:gridCol w:w="5495"/>
+        <w:gridCol w:w="2852"/>
+      </w:tblGrid>
+      <w:tr>
+        <w:trPr>
+          <w:tblHeader/>
+          <w:jc w:val="center"/>
+        </w:trPr>
+        <w:tc>
+          <w:tcPr>
+            <w:tcW w:w="1155" w:type="dxa"/>
+            <w:vAlign w:val="center"/>
+          </w:tcPr>
+          <w:p>
+            <w:pPr>
+              <w:ind w:firstLine="0"/>
+              <w:jc w:val="center"/>
+              <w:rPr>
+                <w:i w:val="0"/>
+                <w:iCs/>
+                <w:sz w:val="24"/>
+              </w:rPr>
+            </w:pPr>
+            <w:r>
+              <w:rPr>
+                <w:i w:val="0"/>
+                <w:iCs/>
+                <w:sz w:val="24"/>
+              </w:rPr>
+              <w:t>№ теста</w:t>
+            </w:r>
+          </w:p>
+        </w:tc>
+        <w:tc>
+          <w:tcPr>
+            <w:tcW w:w="5495" w:type="dxa"/>
+            <w:vAlign w:val="center"/>
+          </w:tcPr>
+          <w:p>
+            <w:pPr>
+              <w:ind w:firstLine="0"/>
+              <w:jc w:val="center"/>
+              <w:rPr>
+                <w:i w:val="0"/>
+                <w:iCs/>
+                <w:sz w:val="24"/>
+              </w:rPr>
+            </w:pPr>
+            <w:r>
+              <w:rPr>
+                <w:i w:val="0"/>
+                <w:iCs/>
+                <w:sz w:val="24"/>
+              </w:rPr>
+              <w:t>Имя метода для теста</w:t>
+            </w:r>
+          </w:p>
+        </w:tc>
+        <w:tc>
+          <w:tcPr>
+            <w:tcW w:w="2852" w:type="dxa"/>
+            <w:vAlign w:val="center"/>
+          </w:tcPr>
+          <w:p>
+            <w:pPr>
+              <w:ind w:firstLine="0"/>
+              <w:jc w:val="center"/>
+              <w:rPr>
+                <w:i w:val="0"/>
+                <w:iCs/>
+                <w:sz w:val="24"/>
+              </w:rPr>
+            </w:pPr>
+            <w:r>
+              <w:rPr>
+                <w:i w:val="0"/>
+                <w:iCs/>
+                <w:sz w:val="24"/>
+              </w:rPr>
+              <w:t>Проверяемое условие</w:t>
+            </w:r>
+          </w:p>
+        </w:tc>
+      </w:tr>
+      <w:tr>
+        <w:trPr>
+          <w:jc w:val="center"/>
+        </w:trPr>
+        <w:tc>
+          <w:tcPr>
+            <w:tcW w:w="1155" w:type="dxa"/>
+            <w:vAlign w:val="center"/>
+          </w:tcPr>
+          <w:p>
+            <w:pPr>
+              <w:ind w:firstLine="0"/>
+              <w:jc w:val="center"/>
+              <w:rPr>
+                <w:i w:val="0"/>
+                <w:iCs/>
+                <w:sz w:val="24"/>
+                <w:lang w:val="en-US"/>
+              </w:rPr>
+            </w:pPr>
+            <w:r>
+              <w:rPr>
+                <w:i w:val="0"/>
+                <w:iCs/>
+                <w:sz w:val="24"/>
+                <w:lang w:val="en-US"/>
+              </w:rPr>
+              <w:t>8</w:t>
+            </w:r>
+          </w:p>
+        </w:tc>
+        <w:tc>
+          <w:tcPr>
+            <w:tcW w:w="5495" w:type="dxa"/>
+            <w:vAlign w:val="center"/>
+          </w:tcPr>
+          <w:p>
+            <w:pPr>
+              <w:ind w:firstLine="0"/>
+              <w:jc w:val="center"/>
+              <w:rPr>
+                <w:i w:val="0"/>
+                <w:sz w:val="24"/>
+                <w:lang w:val="en-US"/>
+              </w:rPr>
+            </w:pPr>
+            <w:r>
+              <w:rPr>
+                <w:i w:val="0"/>
+                <w:sz w:val="24"/>
+              </w:rPr>
+              <w:t>Age_ValidValue_Male_SetsCorrectly</w:t>
+            </w:r>
+          </w:p>
+        </w:tc>
+        <w:tc>
+          <w:tcPr>
+            <w:tcW w:w="2852" w:type="dxa"/>
+            <w:vAlign w:val="center"/>
+          </w:tcPr>
+          <w:p>
+            <w:pPr>
+              <w:ind w:firstLine="0"/>
+              <w:jc w:val="center"/>
+              <w:rPr>
+                <w:i w:val="0"/>
+                <w:sz w:val="24"/>
+                <w:lang w:val="en-US"/>
+              </w:rPr>
+            </w:pPr>
+            <w:r>
+              <w:rPr>
+                <w:i w:val="0"/>
+                <w:sz w:val="24"/>
+              </w:rPr>
+              <w:t>Возраст мужчины в диапазоне [18;65]</w:t>
+            </w:r>
+          </w:p>
+        </w:tc>
+      </w:tr>
+      <w:tr>
+        <w:trPr>
+          <w:jc w:val="center"/>
+        </w:trPr>
+        <w:tc>
+          <w:tcPr>
+            <w:tcW w:w="1155" w:type="dxa"/>
+            <w:vAlign w:val="center"/>
+          </w:tcPr>
+          <w:p>
+            <w:pPr>
+              <w:ind w:firstLine="0"/>
+              <w:jc w:val="center"/>
+              <w:rPr>
+                <w:i w:val="0"/>
+                <w:iCs/>
+                <w:sz w:val="24"/>
+                <w:lang w:val="en-US"/>
+              </w:rPr>
+            </w:pPr>
+            <w:r>
+              <w:rPr>
+                <w:i w:val="0"/>
+                <w:iCs/>
+                <w:sz w:val="24"/>
+                <w:lang w:val="en-US"/>
+              </w:rPr>
+              <w:t>9</w:t>
+            </w:r>
+          </w:p>
+        </w:tc>
+        <w:tc>
+          <w:tcPr>
+            <w:tcW w:w="5495" w:type="dxa"/>
+            <w:vAlign w:val="center"/>
+          </w:tcPr>
+          <w:p>
+            <w:pPr>
+              <w:ind w:firstLine="0"/>
+              <w:jc w:val="center"/>
+              <w:rPr>
+                <w:i w:val="0"/>
+                <w:sz w:val="24"/>
+              </w:rPr>
+            </w:pPr>
+            <w:r>
+              <w:rPr>
+                <w:i w:val="0"/>
+                <w:sz w:val="24"/>
+              </w:rPr>
+              <w:t>Age_ValidValue_Female_SetsCorrectly</w:t>
+            </w:r>
+          </w:p>
+        </w:tc>
+        <w:tc>
+          <w:tcPr>
+            <w:tcW w:w="2852" w:type="dxa"/>
+            <w:vAlign w:val="center"/>
+          </w:tcPr>
+          <w:p>
+            <w:pPr>
+              <w:ind w:firstLine="0"/>
+              <w:jc w:val="center"/>
+              <w:rPr>
+                <w:i w:val="0"/>
+                <w:sz w:val="24"/>
+              </w:rPr>
+            </w:pPr>
+            <w:r>
+              <w:rPr>
+                <w:i w:val="0"/>
+                <w:sz w:val="24"/>
+              </w:rPr>
+              <w:t>Возраст женщины в диапазоне [18;60]</w:t>
+            </w:r>
+          </w:p>
+        </w:tc>
+      </w:tr>
+      <w:tr>
+        <w:trPr>
+          <w:jc w:val="center"/>
+        </w:trPr>
+        <w:tc>
+          <w:tcPr>
+            <w:tcW w:w="1155" w:type="dxa"/>
+            <w:vAlign w:val="center"/>
+          </w:tcPr>
+          <w:p>
+            <w:pPr>
+              <w:ind w:firstLine="0"/>
+              <w:jc w:val="center"/>
+              <w:rPr>
+                <w:i w:val="0"/>
+                <w:iCs/>
+                <w:sz w:val="24"/>
+                <w:lang w:val="en-US"/>
+              </w:rPr>
+            </w:pPr>
+            <w:r>
+              <w:rPr>
+                <w:i w:val="0"/>
+                <w:iCs/>
+                <w:sz w:val="24"/>
+                <w:lang w:val="en-US"/>
+              </w:rPr>
+              <w:t>10</w:t>
+            </w:r>
+          </w:p>
+        </w:tc>
+        <w:tc>
+          <w:tcPr>
+            <w:tcW w:w="5495" w:type="dxa"/>
+            <w:vAlign w:val="center"/>
+          </w:tcPr>
+          <w:p>
+            <w:pPr>
+              <w:ind w:firstLine="0"/>
+              <w:jc w:val="center"/>
+              <w:rPr>
+                <w:i w:val="0"/>
+                <w:sz w:val="24"/>
+              </w:rPr>
+            </w:pPr>
+            <w:r>
+              <w:rPr>
+                <w:i w:val="0"/>
+                <w:sz w:val="24"/>
+              </w:rPr>
+              <w:t>Age_BelowMinAge_ThrowsException</w:t>
+            </w:r>
+          </w:p>
+        </w:tc>
+        <w:tc>
+          <w:tcPr>
+            <w:tcW w:w="2852" w:type="dxa"/>
+            <w:vAlign w:val="center"/>
+          </w:tcPr>
+          <w:p>
+            <w:pPr>
+              <w:ind w:firstLine="0"/>
+              <w:jc w:val="center"/>
+              <w:rPr>
+                <w:i w:val="0"/>
+                <w:sz w:val="24"/>
+              </w:rPr>
+            </w:pPr>
+            <w:r>
+              <w:rPr>
+                <w:i w:val="0"/>
+                <w:sz w:val="24"/>
+              </w:rPr>
+              <w:t>Возраст &lt; 18 лет недопустим</w:t>
+            </w:r>
+          </w:p>
+        </w:tc>
+      </w:tr>
+      <w:tr>
+        <w:trPr>
+          <w:jc w:val="center"/>
+        </w:trPr>
+        <w:tc>
+          <w:tcPr>
+            <w:tcW w:w="1155" w:type="dxa"/>
+            <w:vAlign w:val="center"/>
+          </w:tcPr>
+          <w:p>
+            <w:pPr>
+              <w:ind w:firstLine="0"/>
+              <w:jc w:val="center"/>
+              <w:rPr>
+                <w:i w:val="0"/>
+                <w:iCs/>
+                <w:sz w:val="24"/>
+                <w:lang w:val="en-US"/>
+              </w:rPr>
+            </w:pPr>
+            <w:r>
+              <w:rPr>
+                <w:i w:val="0"/>
+                <w:iCs/>
+                <w:sz w:val="24"/>
+                <w:lang w:val="en-US"/>
+              </w:rPr>
+              <w:t>11</w:t>
+            </w:r>
+          </w:p>
+        </w:tc>
+        <w:tc>
+          <w:tcPr>
+            <w:tcW w:w="5495" w:type="dxa"/>
+            <w:vAlign w:val="center"/>
+          </w:tcPr>
+          <w:p>
+            <w:pPr>
+              <w:ind w:firstLine="0"/>
+              <w:jc w:val="center"/>
+              <w:rPr>
+                <w:i w:val="0"/>
+                <w:sz w:val="24"/>
+              </w:rPr>
+            </w:pPr>
+            <w:r>
+              <w:rPr>
+                <w:i w:val="0"/>
+                <w:sz w:val="24"/>
+              </w:rPr>
+              <w:t>Age_AboveRetirementAge_Male_ThrowsException</w:t>
+            </w:r>
+          </w:p>
+        </w:tc>
+        <w:tc>
+          <w:tcPr>
+            <w:tcW w:w="2852" w:type="dxa"/>
+            <w:vAlign w:val="center"/>
+          </w:tcPr>
+          <w:p>
+            <w:pPr>
+              <w:ind w:firstLine="0"/>
+              <w:jc w:val="center"/>
+              <w:rPr>
+                <w:i w:val="0"/>
+                <w:sz w:val="24"/>
+              </w:rPr>
+            </w:pPr>
+            <w:r>
+              <w:rPr>
+                <w:i w:val="0"/>
+                <w:sz w:val="24"/>
+              </w:rPr>
+              <w:t>Возраст мужчины &gt; 65 лет недопустим</w:t>
+            </w:r>
+          </w:p>
+        </w:tc>
+      </w:tr>
+      <w:tr>
+        <w:trPr>
+          <w:jc w:val="center"/>
+        </w:trPr>
+        <w:tc>
+          <w:tcPr>
+            <w:tcW w:w="1155" w:type="dxa"/>
+            <w:vAlign w:val="center"/>
+          </w:tcPr>
+          <w:p>
+            <w:pPr>
+              <w:ind w:firstLine="0"/>
+              <w:jc w:val="center"/>
+              <w:rPr>
+                <w:i w:val="0"/>
+                <w:iCs/>
+                <w:sz w:val="24"/>
+                <w:lang w:val="en-US"/>
+              </w:rPr>
+            </w:pPr>
+            <w:r>
+              <w:rPr>
+                <w:i w:val="0"/>
+                <w:iCs/>
+                <w:sz w:val="24"/>
+                <w:lang w:val="en-US"/>
+              </w:rPr>
+              <w:t>12</w:t>
+            </w:r>
+          </w:p>
+        </w:tc>
+        <w:tc>
+          <w:tcPr>
+            <w:tcW w:w="5495" w:type="dxa"/>
+            <w:vAlign w:val="center"/>
+          </w:tcPr>
+          <w:p>
+            <w:pPr>
+              <w:ind w:firstLine="0"/>
+              <w:jc w:val="center"/>
+              <w:rPr>
+                <w:i w:val="0"/>
+                <w:sz w:val="24"/>
+              </w:rPr>
+            </w:pPr>
+            <w:r>
+              <w:rPr>
+                <w:i w:val="0"/>
+                <w:sz w:val="24"/>
+              </w:rPr>
+              <w:t>Age_AboveRetirementAge_Female_ThrowsException</w:t>
+            </w:r>
+          </w:p>
+        </w:tc>
+        <w:tc>
+          <w:tcPr>
+            <w:tcW w:w="2852" w:type="dxa"/>
+            <w:vAlign w:val="center"/>
+          </w:tcPr>
+          <w:p>
+            <w:pPr>
+              <w:ind w:firstLine="0"/>
+              <w:jc w:val="center"/>
+              <w:rPr>
+                <w:i w:val="0"/>
+                <w:sz w:val="24"/>
+              </w:rPr>
+            </w:pPr>
+            <w:r>
+              <w:rPr>
+                <w:i w:val="0"/>
+                <w:sz w:val="24"/>
+              </w:rPr>
+              <w:t>Возраст женщины &gt; 60 лет недопустим</w:t>
+            </w:r>
+          </w:p>
+        </w:tc>
+      </w:tr>
+      <w:tr>
+        <w:trPr>
+          <w:jc w:val="center"/>
+        </w:trPr>
+        <w:tc>
+          <w:tcPr>
+            <w:tcW w:w="1155" w:type="dxa"/>
+            <w:vAlign w:val="center"/>
+          </w:tcPr>
+          <w:p>
+            <w:pPr>
+              <w:ind w:firstLine="0"/>
+              <w:jc w:val="center"/>
+              <w:rPr>
+                <w:i w:val="0"/>
+                <w:iCs/>
+                <w:sz w:val="24"/>
+                <w:lang w:val="en-US"/>
+              </w:rPr>
+            </w:pPr>
+            <w:r>
+              <w:rPr>
+                <w:i w:val="0"/>
+                <w:iCs/>
+                <w:sz w:val="24"/>
+                <w:lang w:val="en-US"/>
+              </w:rPr>
+              <w:t>13</w:t>
+            </w:r>
+          </w:p>
+        </w:tc>
+        <w:tc>
+          <w:tcPr>
+            <w:tcW w:w="5495" w:type="dxa"/>
+            <w:vAlign w:val="center"/>
+          </w:tcPr>
+          <w:p>
+            <w:pPr>
+              <w:ind w:firstLine="0"/>
+              <w:jc w:val="center"/>
+              <w:rPr>
+                <w:i w:val="0"/>
+                <w:sz w:val="24"/>
+              </w:rPr>
+            </w:pPr>
+            <w:r>
+              <w:rPr>
+                <w:i w:val="0"/>
+                <w:sz w:val="24"/>
+              </w:rPr>
+              <w:t>Age_MinBoundaryValue_Accepted</w:t>
+            </w:r>
+          </w:p>
+        </w:tc>
+        <w:tc>
+          <w:tcPr>
+            <w:tcW w:w="2852" w:type="dxa"/>
+            <w:vAlign w:val="center"/>
+          </w:tcPr>
+          <w:p>
+            <w:pPr>
+              <w:ind w:firstLine="0"/>
+              <w:jc w:val="center"/>
+              <w:rPr>
+                <w:i w:val="0"/>
+                <w:sz w:val="24"/>
+              </w:rPr>
+            </w:pPr>
+            <w:r>
+              <w:rPr>
+                <w:i w:val="0"/>
+                <w:sz w:val="24"/>
+              </w:rPr>
+              <w:t>Граничное значение 18 допустимо</w:t>
+            </w:r>
+          </w:p>
+        </w:tc>
+      </w:tr>
+      <w:tr>
+        <w:trPr>
+          <w:jc w:val="center"/>
+        </w:trPr>
+        <w:tc>
+          <w:tcPr>
+            <w:tcW w:w="1155" w:type="dxa"/>
+            <w:vAlign w:val="center"/>
+          </w:tcPr>
+          <w:p>
+            <w:pPr>
+              <w:ind w:firstLine="0"/>
+              <w:jc w:val="center"/>
+              <w:rPr>
+                <w:i w:val="0"/>
+                <w:iCs/>
+                <w:sz w:val="24"/>
+                <w:lang w:val="en-US"/>
+              </w:rPr>
+            </w:pPr>
+            <w:r>
+              <w:rPr>
+                <w:i w:val="0"/>
+                <w:iCs/>
+                <w:sz w:val="24"/>
+                <w:lang w:val="en-US"/>
+              </w:rPr>
+              <w:t>14</w:t>
+            </w:r>
+          </w:p>
+        </w:tc>
+        <w:tc>
+          <w:tcPr>
+            <w:tcW w:w="5495" w:type="dxa"/>
+            <w:vAlign w:val="center"/>
+          </w:tcPr>
+          <w:p>
+            <w:pPr>
+              <w:ind w:firstLine="0"/>
+              <w:jc w:val="center"/>
+              <w:rPr>
+                <w:i w:val="0"/>
+                <w:sz w:val="24"/>
+              </w:rPr>
+            </w:pPr>
+            <w:r>
+              <w:rPr>
+                <w:i w:val="0"/>
+                <w:sz w:val="24"/>
+              </w:rPr>
+              <w:t>Age_MaxBoundaryValue_Male_Accepted</w:t>
+            </w:r>
+          </w:p>
+        </w:tc>
+        <w:tc>
+          <w:tcPr>
+            <w:tcW w:w="2852" w:type="dxa"/>
+            <w:vAlign w:val="center"/>
+          </w:tcPr>
+          <w:p>
+            <w:pPr>
+              <w:ind w:firstLine="0"/>
+              <w:jc w:val="center"/>
+              <w:rPr>
+                <w:i w:val="0"/>
+                <w:sz w:val="24"/>
+              </w:rPr>
+            </w:pPr>
+            <w:r>
+              <w:rPr>
+                <w:i w:val="0"/>
+                <w:sz w:val="24"/>
+              </w:rPr>
+              <w:t>Граничное значение 65 для мужчин допустимо</w:t>
+            </w:r>
+          </w:p>
+        </w:tc>
+      </w:tr>
+      <w:tr>
+        <w:trPr>
+          <w:jc w:val="center"/>
+        </w:trPr>
+        <w:tc>
+          <w:tcPr>
+            <w:tcW w:w="1155" w:type="dxa"/>
+            <w:vAlign w:val="center"/>
+          </w:tcPr>
+          <w:p>
+            <w:pPr>
+              <w:ind w:firstLine="0"/>
+              <w:jc w:val="center"/>
+              <w:rPr>
+                <w:i w:val="0"/>
+                <w:iCs/>
+                <w:sz w:val="24"/>
+                <w:lang w:val="en-US"/>
+              </w:rPr>
+            </w:pPr>
+            <w:r>
+              <w:rPr>
+                <w:i w:val="0"/>
+                <w:iCs/>
+                <w:sz w:val="24"/>
+                <w:lang w:val="en-US"/>
+              </w:rPr>
+              <w:lastRenderedPageBreak/>
+              <w:t>15</w:t>
+            </w:r>
+          </w:p>
+        </w:tc>
+        <w:tc>
+          <w:tcPr>
+            <w:tcW w:w="5495" w:type="dxa"/>
+            <w:vAlign w:val="center"/>
+          </w:tcPr>
+          <w:p>
+            <w:pPr>
+              <w:ind w:firstLine="0"/>
+              <w:jc w:val="center"/>
+              <w:rPr>
+                <w:i w:val="0"/>
+                <w:sz w:val="24"/>
+              </w:rPr>
+            </w:pPr>
+            <w:r>
+              <w:rPr>
+                <w:i w:val="0"/>
+                <w:sz w:val="24"/>
+              </w:rPr>
+              <w:t>Age_MaxBoundaryValue_Female_Accepted</w:t>
+            </w:r>
+          </w:p>
+        </w:tc>
+        <w:tc>
+          <w:tcPr>
+            <w:tcW w:w="2852" w:type="dxa"/>
+            <w:vAlign w:val="center"/>
+          </w:tcPr>
+          <w:p>
+            <w:pPr>
+              <w:ind w:firstLine="0"/>
+              <w:jc w:val="center"/>
+              <w:rPr>
+                <w:i w:val="0"/>
+                <w:sz w:val="24"/>
+              </w:rPr>
+            </w:pPr>
+            <w:r>
+              <w:rPr>
+                <w:i w:val="0"/>
+                <w:sz w:val="24"/>
+              </w:rPr>
+              <w:t>Граничное значение 60 для женщин допустимо</w:t>
+            </w:r>
+          </w:p>
+        </w:tc>
+      </w:tr>
+    </w:tbl>
     <w:p>
       <w:pPr>
         <w:ind w:firstLine="0"/>
+        <w:rPr>
+          <w:i w:val="0"/>
+          <w:iCs/>
+          <w:szCs w:val="28"/>
+          <w:lang w:val="en-US"/>
+        </w:rPr>
+      </w:pPr>
+      <w:r>
+        <w:rPr>
+          <w:i w:val="0"/>
+          <w:iCs/>
+          <w:szCs w:val="28"/>
+        </w:rPr>
+        <w:t xml:space="preserve">Таблица </w:t>
+      </w:r>
+      <w:r>
+        <w:rPr>
+          <w:i w:val="0"/>
+          <w:iCs/>
+          <w:szCs w:val="28"/>
+          <w:lang w:val="en-US"/>
+        </w:rPr>
+        <w:t>8</w:t>
+      </w:r>
+      <w:r>
+        <w:rPr>
+          <w:i w:val="0"/>
+          <w:iCs/>
+          <w:szCs w:val="28"/>
+        </w:rPr>
+        <w:t xml:space="preserve"> – Тесты свойства </w:t>
+      </w:r>
+      <w:r>
+        <w:rPr>
+          <w:i w:val="0"/>
+          <w:iCs/>
+          <w:szCs w:val="28"/>
+          <w:lang w:val="en-US"/>
+        </w:rPr>
+        <w:t>Profession</w:t>
+      </w:r>
+    </w:p>
+    <w:tbl>
+      <w:tblPr>
+        <w:tblStyle w:val="af1"/>
+        <w:tblW w:w="0" w:type="auto"/>
         <w:jc w:val="center"/>
-        <w:rPr>
-          <w:i w:val="0"/>
-          <w:iCs/>
-          <w:szCs w:val="28"/>
-        </w:rPr>
-      </w:pPr>
-    </w:p>
+        <w:tblLook w:val="04A0" w:firstRow="1" w:lastRow="0" w:firstColumn="1" w:lastColumn="0" w:noHBand="0" w:noVBand="1"/>
+      </w:tblPr>
+      <w:tblGrid>
+        <w:gridCol w:w="1064"/>
+        <w:gridCol w:w="5095"/>
+        <w:gridCol w:w="3186"/>
+      </w:tblGrid>
+      <w:tr>
+        <w:trPr>
+          <w:jc w:val="center"/>
+        </w:trPr>
+        <w:tc>
+          <w:tcPr>
+            <w:tcW w:w="1064" w:type="dxa"/>
+            <w:vAlign w:val="center"/>
+          </w:tcPr>
+          <w:p>
+            <w:pPr>
+              <w:ind w:firstLine="0"/>
+              <w:jc w:val="center"/>
+              <w:rPr>
+                <w:i w:val="0"/>
+                <w:iCs/>
+                <w:sz w:val="24"/>
+              </w:rPr>
+            </w:pPr>
+            <w:r>
+              <w:rPr>
+                <w:i w:val="0"/>
+                <w:iCs/>
+                <w:sz w:val="24"/>
+              </w:rPr>
+              <w:t>№ теста</w:t>
+            </w:r>
+          </w:p>
+        </w:tc>
+        <w:tc>
+          <w:tcPr>
+            <w:tcW w:w="5095" w:type="dxa"/>
+            <w:vAlign w:val="center"/>
+          </w:tcPr>
+          <w:p>
+            <w:pPr>
+              <w:ind w:firstLine="0"/>
+              <w:jc w:val="center"/>
+              <w:rPr>
+                <w:i w:val="0"/>
+                <w:iCs/>
+                <w:sz w:val="24"/>
+              </w:rPr>
+            </w:pPr>
+            <w:r>
+              <w:rPr>
+                <w:i w:val="0"/>
+                <w:iCs/>
+                <w:sz w:val="24"/>
+              </w:rPr>
+              <w:t>Имя метода для теста</w:t>
+            </w:r>
+          </w:p>
+        </w:tc>
+        <w:tc>
+          <w:tcPr>
+            <w:tcW w:w="3186" w:type="dxa"/>
+            <w:vAlign w:val="center"/>
+          </w:tcPr>
+          <w:p>
+            <w:pPr>
+              <w:ind w:firstLine="0"/>
+              <w:jc w:val="center"/>
+              <w:rPr>
+                <w:i w:val="0"/>
+                <w:iCs/>
+                <w:sz w:val="24"/>
+              </w:rPr>
+            </w:pPr>
+            <w:r>
+              <w:rPr>
+                <w:i w:val="0"/>
+                <w:iCs/>
+                <w:sz w:val="24"/>
+              </w:rPr>
+              <w:t>Проверяемое условие</w:t>
+            </w:r>
+          </w:p>
+        </w:tc>
+      </w:tr>
+      <w:tr>
+        <w:trPr>
+          <w:jc w:val="center"/>
+        </w:trPr>
+        <w:tc>
+          <w:tcPr>
+            <w:tcW w:w="1064" w:type="dxa"/>
+            <w:vAlign w:val="center"/>
+          </w:tcPr>
+          <w:p>
+            <w:pPr>
+              <w:ind w:firstLine="0"/>
+              <w:jc w:val="center"/>
+              <w:rPr>
+                <w:i w:val="0"/>
+                <w:iCs/>
+                <w:sz w:val="24"/>
+                <w:lang w:val="en-US"/>
+              </w:rPr>
+            </w:pPr>
+            <w:r>
+              <w:rPr>
+                <w:i w:val="0"/>
+                <w:iCs/>
+                <w:sz w:val="24"/>
+                <w:lang w:val="en-US"/>
+              </w:rPr>
+              <w:t>16</w:t>
+            </w:r>
+          </w:p>
+        </w:tc>
+        <w:tc>
+          <w:tcPr>
+            <w:tcW w:w="5095" w:type="dxa"/>
+            <w:vAlign w:val="center"/>
+          </w:tcPr>
+          <w:p>
+            <w:pPr>
+              <w:ind w:firstLine="0"/>
+              <w:jc w:val="center"/>
+              <w:rPr>
+                <w:i w:val="0"/>
+                <w:sz w:val="24"/>
+                <w:lang w:val="en-US"/>
+              </w:rPr>
+            </w:pPr>
+            <w:r>
+              <w:rPr>
+                <w:i w:val="0"/>
+                <w:sz w:val="24"/>
+              </w:rPr>
+              <w:t>Profession_ValidValue_SetsCorrectly</w:t>
+            </w:r>
+          </w:p>
+        </w:tc>
+        <w:tc>
+          <w:tcPr>
+            <w:tcW w:w="3186" w:type="dxa"/>
+            <w:vAlign w:val="center"/>
+          </w:tcPr>
+          <w:p>
+            <w:pPr>
+              <w:ind w:firstLine="0"/>
+              <w:jc w:val="center"/>
+              <w:rPr>
+                <w:i w:val="0"/>
+                <w:sz w:val="24"/>
+              </w:rPr>
+            </w:pPr>
+            <w:r>
+              <w:rPr>
+                <w:i w:val="0"/>
+                <w:sz w:val="24"/>
+              </w:rPr>
+              <w:t>Корректная профессия форматируется</w:t>
+            </w:r>
+          </w:p>
+        </w:tc>
+      </w:tr>
+      <w:tr>
+        <w:trPr>
+          <w:jc w:val="center"/>
+        </w:trPr>
+        <w:tc>
+          <w:tcPr>
+            <w:tcW w:w="1064" w:type="dxa"/>
+            <w:vAlign w:val="center"/>
+          </w:tcPr>
+          <w:p>
+            <w:pPr>
+              <w:ind w:firstLine="0"/>
+              <w:jc w:val="center"/>
+              <w:rPr>
+                <w:i w:val="0"/>
+                <w:iCs/>
+                <w:sz w:val="24"/>
+                <w:lang w:val="en-US"/>
+              </w:rPr>
+            </w:pPr>
+            <w:r>
+              <w:rPr>
+                <w:i w:val="0"/>
+                <w:iCs/>
+                <w:sz w:val="24"/>
+                <w:lang w:val="en-US"/>
+              </w:rPr>
+              <w:t>17</w:t>
+            </w:r>
+          </w:p>
+        </w:tc>
+        <w:tc>
+          <w:tcPr>
+            <w:tcW w:w="5095" w:type="dxa"/>
+            <w:vAlign w:val="center"/>
+          </w:tcPr>
+          <w:p>
+            <w:pPr>
+              <w:ind w:firstLine="0"/>
+              <w:jc w:val="center"/>
+              <w:rPr>
+                <w:i w:val="0"/>
+                <w:sz w:val="24"/>
+              </w:rPr>
+            </w:pPr>
+            <w:r>
+              <w:rPr>
+                <w:i w:val="0"/>
+                <w:sz w:val="24"/>
+              </w:rPr>
+              <w:t>Profession_EmptyString_ThrowsException</w:t>
+            </w:r>
+          </w:p>
+        </w:tc>
+        <w:tc>
+          <w:tcPr>
+            <w:tcW w:w="3186" w:type="dxa"/>
+            <w:vAlign w:val="center"/>
+          </w:tcPr>
+          <w:p>
+            <w:pPr>
+              <w:ind w:firstLine="0"/>
+              <w:jc w:val="center"/>
+              <w:rPr>
+                <w:i w:val="0"/>
+                <w:sz w:val="24"/>
+              </w:rPr>
+            </w:pPr>
+            <w:r>
+              <w:rPr>
+                <w:i w:val="0"/>
+                <w:sz w:val="24"/>
+              </w:rPr>
+              <w:t>Пустая профессия недопустима</w:t>
+            </w:r>
+          </w:p>
+        </w:tc>
+      </w:tr>
+      <w:tr>
+        <w:trPr>
+          <w:jc w:val="center"/>
+        </w:trPr>
+        <w:tc>
+          <w:tcPr>
+            <w:tcW w:w="1064" w:type="dxa"/>
+            <w:vAlign w:val="center"/>
+          </w:tcPr>
+          <w:p>
+            <w:pPr>
+              <w:ind w:firstLine="0"/>
+              <w:jc w:val="center"/>
+              <w:rPr>
+                <w:i w:val="0"/>
+                <w:iCs/>
+                <w:sz w:val="24"/>
+                <w:lang w:val="en-US"/>
+              </w:rPr>
+            </w:pPr>
+            <w:r>
+              <w:rPr>
+                <w:i w:val="0"/>
+                <w:iCs/>
+                <w:sz w:val="24"/>
+                <w:lang w:val="en-US"/>
+              </w:rPr>
+              <w:t>18</w:t>
+            </w:r>
+          </w:p>
+        </w:tc>
+        <w:tc>
+          <w:tcPr>
+            <w:tcW w:w="5095" w:type="dxa"/>
+            <w:vAlign w:val="center"/>
+          </w:tcPr>
+          <w:p>
+            <w:pPr>
+              <w:ind w:firstLine="0"/>
+              <w:jc w:val="center"/>
+              <w:rPr>
+                <w:i w:val="0"/>
+                <w:sz w:val="24"/>
+              </w:rPr>
+            </w:pPr>
+            <w:r>
+              <w:rPr>
+                <w:i w:val="0"/>
+                <w:sz w:val="24"/>
+              </w:rPr>
+              <w:t>Profession_ExceedsMaxLength_ThrowsException</w:t>
+            </w:r>
+          </w:p>
+        </w:tc>
+        <w:tc>
+          <w:tcPr>
+            <w:tcW w:w="3186" w:type="dxa"/>
+            <w:vAlign w:val="center"/>
+          </w:tcPr>
+          <w:p>
+            <w:pPr>
+              <w:ind w:firstLine="0"/>
+              <w:jc w:val="center"/>
+              <w:rPr>
+                <w:i w:val="0"/>
+                <w:sz w:val="24"/>
+              </w:rPr>
+            </w:pPr>
+            <w:r>
+              <w:rPr>
+                <w:i w:val="0"/>
+                <w:sz w:val="24"/>
+              </w:rPr>
+              <w:t>Длина &gt; 30 символов</w:t>
+            </w:r>
+            <w:r>
+              <w:rPr>
+                <w:i w:val="0"/>
+                <w:sz w:val="24"/>
+                <w:lang w:val="en-US"/>
+              </w:rPr>
+              <w:t xml:space="preserve"> </w:t>
+            </w:r>
+            <w:r>
+              <w:rPr>
+                <w:i w:val="0"/>
+                <w:sz w:val="24"/>
+              </w:rPr>
+              <w:t>недопустима</w:t>
+            </w:r>
+          </w:p>
+        </w:tc>
+      </w:tr>
+    </w:tbl>
     <w:p>
       <w:pPr>
         <w:ind w:firstLine="0"/>
+        <w:rPr>
+          <w:i w:val="0"/>
+          <w:iCs/>
+          <w:szCs w:val="28"/>
+          <w:lang w:val="en-US"/>
+        </w:rPr>
+      </w:pPr>
+      <w:r>
+        <w:rPr>
+          <w:i w:val="0"/>
+          <w:iCs/>
+          <w:szCs w:val="28"/>
+        </w:rPr>
+        <w:t xml:space="preserve">Таблица </w:t>
+      </w:r>
+      <w:r>
+        <w:rPr>
+          <w:i w:val="0"/>
+          <w:iCs/>
+          <w:szCs w:val="28"/>
+          <w:lang w:val="en-US"/>
+        </w:rPr>
+        <w:t>9</w:t>
+      </w:r>
+      <w:r>
+        <w:rPr>
+          <w:i w:val="0"/>
+          <w:iCs/>
+          <w:szCs w:val="28"/>
+        </w:rPr>
+        <w:t xml:space="preserve"> – Тесты свойства </w:t>
+      </w:r>
+      <w:r>
+        <w:rPr>
+          <w:i w:val="0"/>
+          <w:iCs/>
+          <w:szCs w:val="28"/>
+          <w:lang w:val="en-US"/>
+        </w:rPr>
+        <w:t>SalaryEmployee</w:t>
+      </w:r>
+    </w:p>
+    <w:tbl>
+      <w:tblPr>
+        <w:tblStyle w:val="af1"/>
+        <w:tblW w:w="9502" w:type="dxa"/>
         <w:jc w:val="center"/>
-        <w:rPr>
-          <w:i w:val="0"/>
-          <w:iCs/>
-          <w:szCs w:val="28"/>
-        </w:rPr>
-      </w:pPr>
-    </w:p>
+        <w:tblLook w:val="04A0" w:firstRow="1" w:lastRow="0" w:firstColumn="1" w:lastColumn="0" w:noHBand="0" w:noVBand="1"/>
+      </w:tblPr>
+      <w:tblGrid>
+        <w:gridCol w:w="1070"/>
+        <w:gridCol w:w="6042"/>
+        <w:gridCol w:w="28"/>
+        <w:gridCol w:w="2362"/>
+      </w:tblGrid>
+      <w:tr>
+        <w:trPr>
+          <w:tblHeader/>
+          <w:jc w:val="center"/>
+        </w:trPr>
+        <w:tc>
+          <w:tcPr>
+            <w:tcW w:w="1129" w:type="dxa"/>
+            <w:vAlign w:val="center"/>
+          </w:tcPr>
+          <w:p>
+            <w:pPr>
+              <w:ind w:firstLine="0"/>
+              <w:jc w:val="center"/>
+              <w:rPr>
+                <w:i w:val="0"/>
+                <w:iCs/>
+                <w:sz w:val="24"/>
+              </w:rPr>
+            </w:pPr>
+            <w:r>
+              <w:rPr>
+                <w:i w:val="0"/>
+                <w:iCs/>
+                <w:sz w:val="24"/>
+              </w:rPr>
+              <w:t>№ теста</w:t>
+            </w:r>
+          </w:p>
+        </w:tc>
+        <w:tc>
+          <w:tcPr>
+            <w:tcW w:w="5926" w:type="dxa"/>
+            <w:gridSpan w:val="2"/>
+            <w:vAlign w:val="center"/>
+          </w:tcPr>
+          <w:p>
+            <w:pPr>
+              <w:ind w:firstLine="0"/>
+              <w:jc w:val="center"/>
+              <w:rPr>
+                <w:i w:val="0"/>
+                <w:iCs/>
+                <w:sz w:val="24"/>
+              </w:rPr>
+            </w:pPr>
+            <w:r>
+              <w:rPr>
+                <w:i w:val="0"/>
+                <w:iCs/>
+                <w:sz w:val="24"/>
+              </w:rPr>
+              <w:t>Имя метода для теста</w:t>
+            </w:r>
+          </w:p>
+        </w:tc>
+        <w:tc>
+          <w:tcPr>
+            <w:tcW w:w="2447" w:type="dxa"/>
+            <w:vAlign w:val="center"/>
+          </w:tcPr>
+          <w:p>
+            <w:pPr>
+              <w:ind w:firstLine="0"/>
+              <w:jc w:val="center"/>
+              <w:rPr>
+                <w:i w:val="0"/>
+                <w:iCs/>
+                <w:sz w:val="24"/>
+              </w:rPr>
+            </w:pPr>
+            <w:r>
+              <w:rPr>
+                <w:i w:val="0"/>
+                <w:iCs/>
+                <w:sz w:val="24"/>
+              </w:rPr>
+              <w:t>Проверяемое условие</w:t>
+            </w:r>
+          </w:p>
+        </w:tc>
+      </w:tr>
+      <w:tr>
+        <w:trPr>
+          <w:jc w:val="center"/>
+        </w:trPr>
+        <w:tc>
+          <w:tcPr>
+            <w:tcW w:w="1129" w:type="dxa"/>
+            <w:vAlign w:val="center"/>
+          </w:tcPr>
+          <w:p>
+            <w:pPr>
+              <w:ind w:firstLine="0"/>
+              <w:jc w:val="center"/>
+              <w:rPr>
+                <w:i w:val="0"/>
+                <w:iCs/>
+                <w:sz w:val="24"/>
+                <w:lang w:val="en-US"/>
+              </w:rPr>
+            </w:pPr>
+            <w:r>
+              <w:rPr>
+                <w:i w:val="0"/>
+                <w:iCs/>
+                <w:sz w:val="24"/>
+                <w:lang w:val="en-US"/>
+              </w:rPr>
+              <w:t>19</w:t>
+            </w:r>
+          </w:p>
+        </w:tc>
+        <w:tc>
+          <w:tcPr>
+            <w:tcW w:w="5895" w:type="dxa"/>
+            <w:vAlign w:val="center"/>
+          </w:tcPr>
+          <w:p>
+            <w:pPr>
+              <w:ind w:firstLine="0"/>
+              <w:jc w:val="center"/>
+              <w:rPr>
+                <w:i w:val="0"/>
+                <w:iCs/>
+                <w:sz w:val="24"/>
+                <w:lang w:val="en-US"/>
+              </w:rPr>
+            </w:pPr>
+            <w:r>
+              <w:rPr>
+                <w:i w:val="0"/>
+                <w:iCs/>
+                <w:sz w:val="24"/>
+              </w:rPr>
+              <w:t>Salary_ValidValue_SetsCorrectly</w:t>
+            </w:r>
+          </w:p>
+        </w:tc>
+        <w:tc>
+          <w:tcPr>
+            <w:tcW w:w="2478" w:type="dxa"/>
+            <w:gridSpan w:val="2"/>
+            <w:vAlign w:val="center"/>
+          </w:tcPr>
+          <w:p>
+            <w:pPr>
+              <w:ind w:firstLine="0"/>
+              <w:jc w:val="center"/>
+              <w:rPr>
+                <w:i w:val="0"/>
+                <w:iCs/>
+                <w:sz w:val="24"/>
+                <w:lang w:val="en-US"/>
+              </w:rPr>
+            </w:pPr>
+            <w:r>
+              <w:rPr>
+                <w:i w:val="0"/>
+                <w:iCs/>
+                <w:sz w:val="24"/>
+              </w:rPr>
+              <w:t>Корректный оклад устанавливается</w:t>
+            </w:r>
+          </w:p>
+        </w:tc>
+      </w:tr>
+      <w:tr>
+        <w:trPr>
+          <w:jc w:val="center"/>
+        </w:trPr>
+        <w:tc>
+          <w:tcPr>
+            <w:tcW w:w="1129" w:type="dxa"/>
+            <w:vAlign w:val="center"/>
+          </w:tcPr>
+          <w:p>
+            <w:pPr>
+              <w:ind w:firstLine="0"/>
+              <w:jc w:val="center"/>
+              <w:rPr>
+                <w:i w:val="0"/>
+                <w:iCs/>
+                <w:sz w:val="24"/>
+                <w:lang w:val="en-US"/>
+              </w:rPr>
+            </w:pPr>
+            <w:r>
+              <w:rPr>
+                <w:i w:val="0"/>
+                <w:iCs/>
+                <w:sz w:val="24"/>
+                <w:lang w:val="en-US"/>
+              </w:rPr>
+              <w:t>20</w:t>
+            </w:r>
+          </w:p>
+        </w:tc>
+        <w:tc>
+          <w:tcPr>
+            <w:tcW w:w="5895" w:type="dxa"/>
+            <w:vAlign w:val="center"/>
+          </w:tcPr>
+          <w:p>
+            <w:pPr>
+              <w:ind w:firstLine="0"/>
+              <w:jc w:val="center"/>
+              <w:rPr>
+                <w:i w:val="0"/>
+                <w:iCs/>
+                <w:sz w:val="24"/>
+              </w:rPr>
+            </w:pPr>
+            <w:r>
+              <w:rPr>
+                <w:i w:val="0"/>
+                <w:iCs/>
+                <w:sz w:val="24"/>
+              </w:rPr>
+              <w:t>Salary_ZeroValue_Accepted</w:t>
+            </w:r>
+          </w:p>
+        </w:tc>
+        <w:tc>
+          <w:tcPr>
+            <w:tcW w:w="2478" w:type="dxa"/>
+            <w:gridSpan w:val="2"/>
+            <w:vAlign w:val="center"/>
+          </w:tcPr>
+          <w:p>
+            <w:pPr>
+              <w:ind w:firstLine="0"/>
+              <w:jc w:val="center"/>
+              <w:rPr>
+                <w:i w:val="0"/>
+                <w:iCs/>
+                <w:sz w:val="24"/>
+              </w:rPr>
+            </w:pPr>
+            <w:r>
+              <w:rPr>
+                <w:i w:val="0"/>
+                <w:iCs/>
+                <w:sz w:val="24"/>
+              </w:rPr>
+              <w:t>Нулевой оклад допустим</w:t>
+            </w:r>
+          </w:p>
+        </w:tc>
+      </w:tr>
+      <w:tr>
+        <w:trPr>
+          <w:jc w:val="center"/>
+        </w:trPr>
+        <w:tc>
+          <w:tcPr>
+            <w:tcW w:w="1129" w:type="dxa"/>
+            <w:vAlign w:val="center"/>
+          </w:tcPr>
+          <w:p>
+            <w:pPr>
+              <w:ind w:firstLine="0"/>
+              <w:jc w:val="center"/>
+              <w:rPr>
+                <w:i w:val="0"/>
+                <w:iCs/>
+                <w:sz w:val="24"/>
+                <w:lang w:val="en-US"/>
+              </w:rPr>
+            </w:pPr>
+            <w:r>
+              <w:rPr>
+                <w:i w:val="0"/>
+                <w:iCs/>
+                <w:sz w:val="24"/>
+                <w:lang w:val="en-US"/>
+              </w:rPr>
+              <w:t>21</w:t>
+            </w:r>
+          </w:p>
+        </w:tc>
+        <w:tc>
+          <w:tcPr>
+            <w:tcW w:w="5895" w:type="dxa"/>
+            <w:vAlign w:val="center"/>
+          </w:tcPr>
+          <w:p>
+            <w:pPr>
+              <w:ind w:firstLine="0"/>
+              <w:jc w:val="center"/>
+              <w:rPr>
+                <w:i w:val="0"/>
+                <w:iCs/>
+                <w:sz w:val="24"/>
+              </w:rPr>
+            </w:pPr>
+            <w:r>
+              <w:rPr>
+                <w:i w:val="0"/>
+                <w:iCs/>
+                <w:sz w:val="24"/>
+              </w:rPr>
+              <w:t>Salary_MaxBoundaryValue_Accepted</w:t>
+            </w:r>
+          </w:p>
+        </w:tc>
+        <w:tc>
+          <w:tcPr>
+            <w:tcW w:w="2478" w:type="dxa"/>
+            <w:gridSpan w:val="2"/>
+            <w:vAlign w:val="center"/>
+          </w:tcPr>
+          <w:p>
+            <w:pPr>
+              <w:ind w:firstLine="0"/>
+              <w:jc w:val="center"/>
+              <w:rPr>
+                <w:i w:val="0"/>
+                <w:iCs/>
+                <w:sz w:val="24"/>
+              </w:rPr>
+            </w:pPr>
+            <w:r>
+              <w:rPr>
+                <w:i w:val="0"/>
+                <w:iCs/>
+                <w:sz w:val="24"/>
+              </w:rPr>
+              <w:t>Оклад = 200 000 ₽ допустим</w:t>
+            </w:r>
+          </w:p>
+        </w:tc>
+      </w:tr>
+      <w:tr>
+        <w:trPr>
+          <w:jc w:val="center"/>
+        </w:trPr>
+        <w:tc>
+          <w:tcPr>
+            <w:tcW w:w="1129" w:type="dxa"/>
+            <w:vAlign w:val="center"/>
+          </w:tcPr>
+          <w:p>
+            <w:pPr>
+              <w:ind w:firstLine="0"/>
+              <w:jc w:val="center"/>
+              <w:rPr>
+                <w:i w:val="0"/>
+                <w:iCs/>
+                <w:sz w:val="24"/>
+                <w:lang w:val="en-US"/>
+              </w:rPr>
+            </w:pPr>
+            <w:r>
+              <w:rPr>
+                <w:i w:val="0"/>
+                <w:iCs/>
+                <w:sz w:val="24"/>
+                <w:lang w:val="en-US"/>
+              </w:rPr>
+              <w:t>22</w:t>
+            </w:r>
+          </w:p>
+        </w:tc>
+        <w:tc>
+          <w:tcPr>
+            <w:tcW w:w="5895" w:type="dxa"/>
+            <w:vAlign w:val="center"/>
+          </w:tcPr>
+          <w:p>
+            <w:pPr>
+              <w:ind w:firstLine="0"/>
+              <w:jc w:val="center"/>
+              <w:rPr>
+                <w:i w:val="0"/>
+                <w:iCs/>
+                <w:sz w:val="24"/>
+              </w:rPr>
+            </w:pPr>
+            <w:r>
+              <w:rPr>
+                <w:i w:val="0"/>
+                <w:iCs/>
+                <w:sz w:val="24"/>
+              </w:rPr>
+              <w:t>Salary_ExceedsMaxValue_ThrowsException</w:t>
+            </w:r>
+          </w:p>
+        </w:tc>
+        <w:tc>
+          <w:tcPr>
+            <w:tcW w:w="2478" w:type="dxa"/>
+            <w:gridSpan w:val="2"/>
+            <w:vAlign w:val="center"/>
+          </w:tcPr>
+          <w:p>
+            <w:pPr>
+              <w:ind w:firstLine="0"/>
+              <w:jc w:val="center"/>
+              <w:rPr>
+                <w:i w:val="0"/>
+                <w:iCs/>
+                <w:sz w:val="24"/>
+              </w:rPr>
+            </w:pPr>
+            <w:r>
+              <w:rPr>
+                <w:i w:val="0"/>
+                <w:iCs/>
+                <w:sz w:val="24"/>
+              </w:rPr>
+              <w:t>Оклад &gt; 200 000 ₽ недопустим</w:t>
+            </w:r>
+          </w:p>
+        </w:tc>
+      </w:tr>
+      <w:tr>
+        <w:trPr>
+          <w:jc w:val="center"/>
+        </w:trPr>
+        <w:tc>
+          <w:tcPr>
+            <w:tcW w:w="1129" w:type="dxa"/>
+            <w:vAlign w:val="center"/>
+          </w:tcPr>
+          <w:p>
+            <w:pPr>
+              <w:ind w:firstLine="0"/>
+              <w:jc w:val="center"/>
+              <w:rPr>
+                <w:i w:val="0"/>
+                <w:iCs/>
+                <w:sz w:val="24"/>
+                <w:lang w:val="en-US"/>
+              </w:rPr>
+            </w:pPr>
+            <w:r>
+              <w:rPr>
+                <w:i w:val="0"/>
+                <w:iCs/>
+                <w:sz w:val="24"/>
+                <w:lang w:val="en-US"/>
+              </w:rPr>
+              <w:t>23</w:t>
+            </w:r>
+          </w:p>
+        </w:tc>
+        <w:tc>
+          <w:tcPr>
+            <w:tcW w:w="5895" w:type="dxa"/>
+            <w:vAlign w:val="center"/>
+          </w:tcPr>
+          <w:p>
+            <w:pPr>
+              <w:ind w:firstLine="0"/>
+              <w:jc w:val="center"/>
+              <w:rPr>
+                <w:i w:val="0"/>
+                <w:iCs/>
+                <w:sz w:val="24"/>
+              </w:rPr>
+            </w:pPr>
+            <w:r>
+              <w:rPr>
+                <w:i w:val="0"/>
+                <w:iCs/>
+                <w:sz w:val="24"/>
+              </w:rPr>
+              <w:t>Salary_NegativeValue_ThrowsException</w:t>
+            </w:r>
+          </w:p>
+        </w:tc>
+        <w:tc>
+          <w:tcPr>
+            <w:tcW w:w="2478" w:type="dxa"/>
+            <w:gridSpan w:val="2"/>
+            <w:vAlign w:val="center"/>
+          </w:tcPr>
+          <w:p>
+            <w:pPr>
+              <w:ind w:firstLine="0"/>
+              <w:jc w:val="center"/>
+              <w:rPr>
+                <w:i w:val="0"/>
+                <w:iCs/>
+                <w:sz w:val="24"/>
+              </w:rPr>
+            </w:pPr>
+            <w:r>
+              <w:rPr>
+                <w:i w:val="0"/>
+                <w:iCs/>
+                <w:sz w:val="24"/>
+              </w:rPr>
+              <w:t>Отрицательный оклад недопустим</w:t>
+            </w:r>
+          </w:p>
+        </w:tc>
+      </w:tr>
+      <w:tr>
+        <w:trPr>
+          <w:jc w:val="center"/>
+        </w:trPr>
+        <w:tc>
+          <w:tcPr>
+            <w:tcW w:w="1129" w:type="dxa"/>
+            <w:vAlign w:val="center"/>
+          </w:tcPr>
+          <w:p>
+            <w:pPr>
+              <w:ind w:firstLine="0"/>
+              <w:jc w:val="center"/>
+              <w:rPr>
+                <w:i w:val="0"/>
+                <w:iCs/>
+                <w:sz w:val="24"/>
+                <w:lang w:val="en-US"/>
+              </w:rPr>
+            </w:pPr>
+            <w:r>
+              <w:rPr>
+                <w:i w:val="0"/>
+                <w:iCs/>
+                <w:sz w:val="24"/>
+                <w:lang w:val="en-US"/>
+              </w:rPr>
+              <w:t>24</w:t>
+            </w:r>
+          </w:p>
+        </w:tc>
+        <w:tc>
+          <w:tcPr>
+            <w:tcW w:w="5895" w:type="dxa"/>
+            <w:vAlign w:val="center"/>
+          </w:tcPr>
+          <w:p>
+            <w:pPr>
+              <w:ind w:firstLine="0"/>
+              <w:jc w:val="center"/>
+              <w:rPr>
+                <w:i w:val="0"/>
+                <w:iCs/>
+                <w:sz w:val="24"/>
+              </w:rPr>
+            </w:pPr>
+            <w:r>
+              <w:rPr>
+                <w:i w:val="0"/>
+                <w:iCs/>
+                <w:sz w:val="24"/>
+              </w:rPr>
+              <w:t>Commission_ValidValue_SetsCorrectly</w:t>
+            </w:r>
+          </w:p>
+        </w:tc>
+        <w:tc>
+          <w:tcPr>
+            <w:tcW w:w="2478" w:type="dxa"/>
+            <w:gridSpan w:val="2"/>
+            <w:vAlign w:val="center"/>
+          </w:tcPr>
+          <w:p>
+            <w:pPr>
+              <w:ind w:firstLine="0"/>
+              <w:jc w:val="center"/>
+              <w:rPr>
+                <w:i w:val="0"/>
+                <w:iCs/>
+                <w:sz w:val="24"/>
+              </w:rPr>
+            </w:pPr>
+            <w:r>
+              <w:rPr>
+                <w:i w:val="0"/>
+                <w:iCs/>
+                <w:sz w:val="24"/>
+              </w:rPr>
+              <w:t>Корректный процент комиссионных</w:t>
+            </w:r>
+          </w:p>
+        </w:tc>
+      </w:tr>
+      <w:tr>
+        <w:trPr>
+          <w:jc w:val="center"/>
+        </w:trPr>
+        <w:tc>
+          <w:tcPr>
+            <w:tcW w:w="1129" w:type="dxa"/>
+            <w:vAlign w:val="center"/>
+          </w:tcPr>
+          <w:p>
+            <w:pPr>
+              <w:ind w:firstLine="0"/>
+              <w:jc w:val="center"/>
+              <w:rPr>
+                <w:i w:val="0"/>
+                <w:iCs/>
+                <w:sz w:val="24"/>
+                <w:lang w:val="en-US"/>
+              </w:rPr>
+            </w:pPr>
+            <w:r>
+              <w:rPr>
+                <w:i w:val="0"/>
+                <w:iCs/>
+                <w:sz w:val="24"/>
+                <w:lang w:val="en-US"/>
+              </w:rPr>
+              <w:t>25</w:t>
+            </w:r>
+          </w:p>
+        </w:tc>
+        <w:tc>
+          <w:tcPr>
+            <w:tcW w:w="5895" w:type="dxa"/>
+            <w:vAlign w:val="center"/>
+          </w:tcPr>
+          <w:p>
+            <w:pPr>
+              <w:ind w:firstLine="0"/>
+              <w:jc w:val="center"/>
+              <w:rPr>
+                <w:i w:val="0"/>
+                <w:iCs/>
+                <w:sz w:val="24"/>
+              </w:rPr>
+            </w:pPr>
+            <w:r>
+              <w:rPr>
+                <w:i w:val="0"/>
+                <w:iCs/>
+                <w:sz w:val="24"/>
+              </w:rPr>
+              <w:t>Commission_ZeroValue_Accepted</w:t>
+            </w:r>
+          </w:p>
+        </w:tc>
+        <w:tc>
+          <w:tcPr>
+            <w:tcW w:w="2478" w:type="dxa"/>
+            <w:gridSpan w:val="2"/>
+            <w:vAlign w:val="center"/>
+          </w:tcPr>
+          <w:p>
+            <w:pPr>
+              <w:ind w:firstLine="0"/>
+              <w:jc w:val="center"/>
+              <w:rPr>
+                <w:i w:val="0"/>
+                <w:iCs/>
+                <w:sz w:val="24"/>
+              </w:rPr>
+            </w:pPr>
+            <w:r>
+              <w:rPr>
+                <w:i w:val="0"/>
+                <w:iCs/>
+                <w:sz w:val="24"/>
+              </w:rPr>
+              <w:t>Нулевой процент допустим</w:t>
+            </w:r>
+          </w:p>
+        </w:tc>
+      </w:tr>
+      <w:tr>
+        <w:trPr>
+          <w:jc w:val="center"/>
+        </w:trPr>
+        <w:tc>
+          <w:tcPr>
+            <w:tcW w:w="1129" w:type="dxa"/>
+            <w:vAlign w:val="center"/>
+          </w:tcPr>
+          <w:p>
+            <w:pPr>
+              <w:ind w:firstLine="0"/>
+              <w:jc w:val="center"/>
+              <w:rPr>
+                <w:i w:val="0"/>
+                <w:iCs/>
+                <w:sz w:val="24"/>
+                <w:lang w:val="en-US"/>
+              </w:rPr>
+            </w:pPr>
+            <w:r>
+              <w:rPr>
+                <w:i w:val="0"/>
+                <w:iCs/>
+                <w:sz w:val="24"/>
+                <w:lang w:val="en-US"/>
+              </w:rPr>
+              <w:t>26</w:t>
+            </w:r>
+          </w:p>
+        </w:tc>
+        <w:tc>
+          <w:tcPr>
+            <w:tcW w:w="5895" w:type="dxa"/>
+            <w:vAlign w:val="center"/>
+          </w:tcPr>
+          <w:p>
+            <w:pPr>
+              <w:ind w:firstLine="0"/>
+              <w:jc w:val="center"/>
+              <w:rPr>
+                <w:i w:val="0"/>
+                <w:iCs/>
+                <w:sz w:val="24"/>
+              </w:rPr>
+            </w:pPr>
+            <w:r>
+              <w:rPr>
+                <w:i w:val="0"/>
+                <w:iCs/>
+                <w:sz w:val="24"/>
+              </w:rPr>
+              <w:t>Commission_MaxBoundaryValue_Accepted</w:t>
+            </w:r>
+          </w:p>
+        </w:tc>
+        <w:tc>
+          <w:tcPr>
+            <w:tcW w:w="2478" w:type="dxa"/>
+            <w:gridSpan w:val="2"/>
+            <w:vAlign w:val="center"/>
+          </w:tcPr>
+          <w:p>
+            <w:pPr>
+              <w:ind w:firstLine="0"/>
+              <w:jc w:val="center"/>
+              <w:rPr>
+                <w:i w:val="0"/>
+                <w:iCs/>
+                <w:sz w:val="24"/>
+              </w:rPr>
+            </w:pPr>
+            <w:r>
+              <w:rPr>
+                <w:i w:val="0"/>
+                <w:iCs/>
+                <w:sz w:val="24"/>
+              </w:rPr>
+              <w:t>100% комиссионных допустимо</w:t>
+            </w:r>
+          </w:p>
+        </w:tc>
+      </w:tr>
+      <w:tr>
+        <w:trPr>
+          <w:jc w:val="center"/>
+        </w:trPr>
+        <w:tc>
+          <w:tcPr>
+            <w:tcW w:w="1129" w:type="dxa"/>
+            <w:vAlign w:val="center"/>
+          </w:tcPr>
+          <w:p>
+            <w:pPr>
+              <w:ind w:firstLine="0"/>
+              <w:jc w:val="center"/>
+              <w:rPr>
+                <w:i w:val="0"/>
+                <w:iCs/>
+                <w:sz w:val="24"/>
+                <w:lang w:val="en-US"/>
+              </w:rPr>
+            </w:pPr>
+            <w:r>
+              <w:rPr>
+                <w:i w:val="0"/>
+                <w:iCs/>
+                <w:sz w:val="24"/>
+                <w:lang w:val="en-US"/>
+              </w:rPr>
+              <w:t>27</w:t>
+            </w:r>
+          </w:p>
+        </w:tc>
+        <w:tc>
+          <w:tcPr>
+            <w:tcW w:w="5895" w:type="dxa"/>
+            <w:vAlign w:val="center"/>
+          </w:tcPr>
+          <w:p>
+            <w:pPr>
+              <w:ind w:firstLine="0"/>
+              <w:jc w:val="center"/>
+              <w:rPr>
+                <w:i w:val="0"/>
+                <w:iCs/>
+                <w:sz w:val="24"/>
+              </w:rPr>
+            </w:pPr>
+            <w:r>
+              <w:rPr>
+                <w:i w:val="0"/>
+                <w:iCs/>
+                <w:sz w:val="24"/>
+              </w:rPr>
+              <w:t>Commission_ExceedsMaxValue_ThrowsException</w:t>
+            </w:r>
+          </w:p>
+        </w:tc>
+        <w:tc>
+          <w:tcPr>
+            <w:tcW w:w="2478" w:type="dxa"/>
+            <w:gridSpan w:val="2"/>
+            <w:vAlign w:val="center"/>
+          </w:tcPr>
+          <w:p>
+            <w:pPr>
+              <w:ind w:firstLine="0"/>
+              <w:jc w:val="center"/>
+              <w:rPr>
+                <w:i w:val="0"/>
+                <w:iCs/>
+                <w:sz w:val="24"/>
+              </w:rPr>
+            </w:pPr>
+            <w:r>
+              <w:rPr>
+                <w:i w:val="0"/>
+                <w:iCs/>
+                <w:sz w:val="24"/>
+              </w:rPr>
+              <w:t>Процент &gt; 100% недопустим</w:t>
+            </w:r>
+          </w:p>
+        </w:tc>
+      </w:tr>
+      <w:tr>
+        <w:trPr>
+          <w:jc w:val="center"/>
+        </w:trPr>
+        <w:tc>
+          <w:tcPr>
+            <w:tcW w:w="1129" w:type="dxa"/>
+            <w:vAlign w:val="center"/>
+          </w:tcPr>
+          <w:p>
+            <w:pPr>
+              <w:ind w:firstLine="0"/>
+              <w:jc w:val="center"/>
+              <w:rPr>
+                <w:i w:val="0"/>
+                <w:iCs/>
+                <w:sz w:val="24"/>
+                <w:lang w:val="en-US"/>
+              </w:rPr>
+            </w:pPr>
+            <w:r>
+              <w:rPr>
+                <w:i w:val="0"/>
+                <w:iCs/>
+                <w:sz w:val="24"/>
+                <w:lang w:val="en-US"/>
+              </w:rPr>
+              <w:t>28</w:t>
+            </w:r>
+          </w:p>
+        </w:tc>
+        <w:tc>
+          <w:tcPr>
+            <w:tcW w:w="5895" w:type="dxa"/>
+            <w:vAlign w:val="center"/>
+          </w:tcPr>
+          <w:p>
+            <w:pPr>
+              <w:ind w:firstLine="0"/>
+              <w:jc w:val="center"/>
+              <w:rPr>
+                <w:i w:val="0"/>
+                <w:iCs/>
+                <w:sz w:val="24"/>
+              </w:rPr>
+            </w:pPr>
+            <w:r>
+              <w:rPr>
+                <w:i w:val="0"/>
+                <w:iCs/>
+                <w:sz w:val="24"/>
+              </w:rPr>
+              <w:t>Commission_NegativeValue_ThrowsException</w:t>
+            </w:r>
+          </w:p>
+        </w:tc>
+        <w:tc>
+          <w:tcPr>
+            <w:tcW w:w="2478" w:type="dxa"/>
+            <w:gridSpan w:val="2"/>
+            <w:vAlign w:val="center"/>
+          </w:tcPr>
+          <w:p>
+            <w:pPr>
+              <w:ind w:firstLine="0"/>
+              <w:jc w:val="center"/>
+              <w:rPr>
+                <w:i w:val="0"/>
+                <w:iCs/>
+                <w:sz w:val="24"/>
+              </w:rPr>
+            </w:pPr>
+            <w:r>
+              <w:rPr>
+                <w:i w:val="0"/>
+                <w:iCs/>
+                <w:sz w:val="24"/>
+              </w:rPr>
+              <w:t>Отрицательный процент недопустим</w:t>
+            </w:r>
+          </w:p>
+        </w:tc>
+      </w:tr>
+      <w:tr>
+        <w:trPr>
+          <w:jc w:val="center"/>
+        </w:trPr>
+        <w:tc>
+          <w:tcPr>
+            <w:tcW w:w="1129" w:type="dxa"/>
+            <w:vAlign w:val="center"/>
+          </w:tcPr>
+          <w:p>
+            <w:pPr>
+              <w:ind w:firstLine="0"/>
+              <w:jc w:val="center"/>
+              <w:rPr>
+                <w:i w:val="0"/>
+                <w:iCs/>
+                <w:sz w:val="24"/>
+                <w:lang w:val="en-US"/>
+              </w:rPr>
+            </w:pPr>
+            <w:r>
+              <w:rPr>
+                <w:i w:val="0"/>
+                <w:iCs/>
+                <w:sz w:val="24"/>
+                <w:lang w:val="en-US"/>
+              </w:rPr>
+              <w:lastRenderedPageBreak/>
+              <w:t>29</w:t>
+            </w:r>
+          </w:p>
+        </w:tc>
+        <w:tc>
+          <w:tcPr>
+            <w:tcW w:w="5895" w:type="dxa"/>
+            <w:vAlign w:val="center"/>
+          </w:tcPr>
+          <w:p>
+            <w:pPr>
+              <w:ind w:firstLine="0"/>
+              <w:jc w:val="center"/>
+              <w:rPr>
+                <w:i w:val="0"/>
+                <w:iCs/>
+                <w:sz w:val="24"/>
+              </w:rPr>
+            </w:pPr>
+            <w:r>
+              <w:rPr>
+                <w:i w:val="0"/>
+                <w:iCs/>
+                <w:sz w:val="24"/>
+              </w:rPr>
+              <w:t>CalculateSalary_WithZeroCommission_ReturnsBaseSalary</w:t>
+            </w:r>
+          </w:p>
+        </w:tc>
+        <w:tc>
+          <w:tcPr>
+            <w:tcW w:w="2478" w:type="dxa"/>
+            <w:gridSpan w:val="2"/>
+            <w:vAlign w:val="center"/>
+          </w:tcPr>
+          <w:p>
+            <w:pPr>
+              <w:ind w:firstLine="0"/>
+              <w:jc w:val="center"/>
+              <w:rPr>
+                <w:i w:val="0"/>
+                <w:iCs/>
+                <w:sz w:val="24"/>
+                <w:lang w:val="en-US"/>
+              </w:rPr>
+            </w:pPr>
+            <w:r>
+              <w:rPr>
+                <w:i w:val="0"/>
+                <w:iCs/>
+                <w:sz w:val="24"/>
+              </w:rPr>
+              <w:t>зарплата</w:t>
+            </w:r>
+            <w:r>
+              <w:rPr>
+                <w:i w:val="0"/>
+                <w:iCs/>
+                <w:sz w:val="24"/>
+              </w:rPr>
+              <w:t xml:space="preserve"> без комиссионных</w:t>
+            </w:r>
+          </w:p>
+        </w:tc>
+      </w:tr>
+      <w:tr>
+        <w:trPr>
+          <w:jc w:val="center"/>
+        </w:trPr>
+        <w:tc>
+          <w:tcPr>
+            <w:tcW w:w="1129" w:type="dxa"/>
+            <w:vAlign w:val="center"/>
+          </w:tcPr>
+          <w:p>
+            <w:pPr>
+              <w:ind w:firstLine="0"/>
+              <w:jc w:val="center"/>
+              <w:rPr>
+                <w:i w:val="0"/>
+                <w:iCs/>
+                <w:sz w:val="24"/>
+                <w:lang w:val="en-US"/>
+              </w:rPr>
+            </w:pPr>
+            <w:r>
+              <w:rPr>
+                <w:i w:val="0"/>
+                <w:iCs/>
+                <w:sz w:val="24"/>
+                <w:lang w:val="en-US"/>
+              </w:rPr>
+              <w:t>30</w:t>
+            </w:r>
+          </w:p>
+        </w:tc>
+        <w:tc>
+          <w:tcPr>
+            <w:tcW w:w="5895" w:type="dxa"/>
+            <w:vAlign w:val="center"/>
+          </w:tcPr>
+          <w:p>
+            <w:pPr>
+              <w:ind w:firstLine="0"/>
+              <w:jc w:val="center"/>
+              <w:rPr>
+                <w:i w:val="0"/>
+                <w:iCs/>
+                <w:sz w:val="24"/>
+              </w:rPr>
+            </w:pPr>
+            <w:r>
+              <w:rPr>
+                <w:i w:val="0"/>
+                <w:iCs/>
+                <w:sz w:val="24"/>
+              </w:rPr>
+              <w:t>CalculateSalary_WithCommission_CalculatedCorrectly</w:t>
+            </w:r>
+          </w:p>
+        </w:tc>
+        <w:tc>
+          <w:tcPr>
+            <w:tcW w:w="2478" w:type="dxa"/>
+            <w:gridSpan w:val="2"/>
+            <w:vAlign w:val="center"/>
+          </w:tcPr>
+          <w:p>
+            <w:pPr>
+              <w:ind w:firstLine="0"/>
+              <w:jc w:val="center"/>
+              <w:rPr>
+                <w:i w:val="0"/>
+                <w:iCs/>
+                <w:sz w:val="24"/>
+              </w:rPr>
+            </w:pPr>
+            <w:r>
+              <w:rPr>
+                <w:i w:val="0"/>
+                <w:iCs/>
+                <w:sz w:val="24"/>
+              </w:rPr>
+              <w:t>ЗП с комиссией:</w:t>
+            </w:r>
+            <w:r>
+              <w:rPr>
+                <w:i w:val="0"/>
+                <w:iCs/>
+                <w:sz w:val="22"/>
+                <w:szCs w:val="22"/>
+              </w:rPr>
+              <w:t xml:space="preserve"> </w:t>
+            </w:r>
+            <m:oMath>
+              <m:r>
+                <w:rPr>
+                  <w:rFonts w:ascii="Cambria Math"/>
+                  <w:sz w:val="24"/>
+                  <w:szCs w:val="22"/>
+                </w:rPr>
+                <m:t>S=</m:t>
+              </m:r>
+              <m:r>
+                <w:rPr>
+                  <w:rFonts w:ascii="Cambria Math" w:hAnsi="Cambria Math"/>
+                  <w:color w:val="000000"/>
+                  <w:sz w:val="24"/>
+                  <w:shd w:val="clear" w:color="auto" w:fill="FFFFFF"/>
+                </w:rPr>
+                <m:t>B+</m:t>
+              </m:r>
+              <m:f>
+                <m:fPr>
+                  <m:ctrlPr>
+                    <w:rPr>
+                      <w:rFonts w:ascii="Cambria Math" w:hAnsi="Cambria Math"/>
+                      <w:i w:val="0"/>
+                      <w:iCs/>
+                      <w:sz w:val="24"/>
+                      <w:szCs w:val="22"/>
+                    </w:rPr>
+                  </m:ctrlPr>
+                </m:fPr>
+                <m:num>
+                  <m:r>
+                    <w:rPr>
+                      <w:rFonts w:ascii="Cambria Math" w:hAnsi="Cambria Math"/>
+                      <w:color w:val="000000"/>
+                      <w:sz w:val="24"/>
+                      <w:shd w:val="clear" w:color="auto" w:fill="FFFFFF"/>
+                    </w:rPr>
+                    <m:t>B</m:t>
+                  </m:r>
+                  <m:r>
+                    <w:rPr>
+                      <w:rFonts w:ascii="Cambria Math" w:hAnsi="Cambria Math"/>
+                      <w:sz w:val="24"/>
+                      <w:szCs w:val="22"/>
+                    </w:rPr>
+                    <m:t>∙</m:t>
+                  </m:r>
+                  <m:r>
+                    <w:rPr>
+                      <w:rFonts w:ascii="Cambria Math" w:hAnsi="Cambria Math"/>
+                      <w:color w:val="000000"/>
+                      <w:sz w:val="24"/>
+                      <w:shd w:val="clear" w:color="auto" w:fill="FFFFFF"/>
+                    </w:rPr>
+                    <m:t>P</m:t>
+                  </m:r>
+                </m:num>
+                <m:den>
+                  <m:r>
+                    <w:rPr>
+                      <w:rFonts w:ascii="Cambria Math"/>
+                      <w:sz w:val="24"/>
+                      <w:szCs w:val="22"/>
+                    </w:rPr>
+                    <m:t>100</m:t>
+                  </m:r>
+                </m:den>
+              </m:f>
+            </m:oMath>
+          </w:p>
+        </w:tc>
+      </w:tr>
+      <w:tr>
+        <w:trPr>
+          <w:jc w:val="center"/>
+        </w:trPr>
+        <w:tc>
+          <w:tcPr>
+            <w:tcW w:w="1129" w:type="dxa"/>
+            <w:vAlign w:val="center"/>
+          </w:tcPr>
+          <w:p>
+            <w:pPr>
+              <w:ind w:firstLine="0"/>
+              <w:jc w:val="center"/>
+              <w:rPr>
+                <w:i w:val="0"/>
+                <w:iCs/>
+                <w:sz w:val="24"/>
+                <w:lang w:val="en-US"/>
+              </w:rPr>
+            </w:pPr>
+            <w:r>
+              <w:rPr>
+                <w:i w:val="0"/>
+                <w:iCs/>
+                <w:sz w:val="24"/>
+                <w:lang w:val="en-US"/>
+              </w:rPr>
+              <w:t>31</w:t>
+            </w:r>
+          </w:p>
+        </w:tc>
+        <w:tc>
+          <w:tcPr>
+            <w:tcW w:w="5895" w:type="dxa"/>
+            <w:vAlign w:val="center"/>
+          </w:tcPr>
+          <w:p>
+            <w:pPr>
+              <w:ind w:firstLine="0"/>
+              <w:jc w:val="center"/>
+              <w:rPr>
+                <w:i w:val="0"/>
+                <w:iCs/>
+                <w:sz w:val="24"/>
+              </w:rPr>
+            </w:pPr>
+            <w:r>
+              <w:rPr>
+                <w:i w:val="0"/>
+                <w:iCs/>
+                <w:sz w:val="24"/>
+              </w:rPr>
+              <w:t>CalculateSalary_WithMaxCommission_CalculatedCorrectly</w:t>
+            </w:r>
+          </w:p>
+        </w:tc>
+        <w:tc>
+          <w:tcPr>
+            <w:tcW w:w="2478" w:type="dxa"/>
+            <w:gridSpan w:val="2"/>
+            <w:vAlign w:val="center"/>
+          </w:tcPr>
+          <w:p>
+            <w:pPr>
+              <w:ind w:firstLine="0"/>
+              <w:jc w:val="center"/>
+              <w:rPr>
+                <w:i w:val="0"/>
+                <w:iCs/>
+                <w:sz w:val="24"/>
+              </w:rPr>
+            </w:pPr>
+            <w:r>
+              <w:rPr>
+                <w:i w:val="0"/>
+                <w:iCs/>
+                <w:sz w:val="24"/>
+              </w:rPr>
+              <w:t>ЗП при 100% комиссии = оклад×2</w:t>
+            </w:r>
+          </w:p>
+        </w:tc>
+      </w:tr>
+    </w:tbl>
     <w:p>
       <w:pPr>
         <w:ind w:firstLine="0"/>
+        <w:rPr>
+          <w:i w:val="0"/>
+          <w:iCs/>
+          <w:szCs w:val="28"/>
+          <w:lang w:val="en-US"/>
+        </w:rPr>
+      </w:pPr>
+      <w:r>
+        <w:rPr>
+          <w:i w:val="0"/>
+          <w:iCs/>
+          <w:szCs w:val="28"/>
+        </w:rPr>
+        <w:t xml:space="preserve">Таблица </w:t>
+      </w:r>
+      <w:r>
+        <w:rPr>
+          <w:i w:val="0"/>
+          <w:iCs/>
+          <w:szCs w:val="28"/>
+        </w:rPr>
+        <w:t>10</w:t>
+      </w:r>
+      <w:r>
+        <w:rPr>
+          <w:i w:val="0"/>
+          <w:iCs/>
+          <w:szCs w:val="28"/>
+        </w:rPr>
+        <w:t xml:space="preserve"> – Тесты свойства </w:t>
+      </w:r>
+      <w:r>
+        <w:rPr>
+          <w:i w:val="0"/>
+          <w:iCs/>
+          <w:szCs w:val="28"/>
+          <w:lang w:val="en-US"/>
+        </w:rPr>
+        <w:t>Wage</w:t>
+      </w:r>
+      <w:r>
+        <w:rPr>
+          <w:i w:val="0"/>
+          <w:iCs/>
+          <w:szCs w:val="28"/>
+          <w:lang w:val="en-US"/>
+        </w:rPr>
+        <w:t>Employee</w:t>
+      </w:r>
+    </w:p>
+    <w:tbl>
+      <w:tblPr>
+        <w:tblStyle w:val="af1"/>
+        <w:tblW w:w="9493" w:type="dxa"/>
         <w:jc w:val="center"/>
-        <w:rPr>
-          <w:i w:val="0"/>
-          <w:iCs/>
-          <w:szCs w:val="28"/>
-        </w:rPr>
-      </w:pPr>
-    </w:p>
+        <w:tblLook w:val="04A0" w:firstRow="1" w:lastRow="0" w:firstColumn="1" w:lastColumn="0" w:noHBand="0" w:noVBand="1"/>
+      </w:tblPr>
+      <w:tblGrid>
+        <w:gridCol w:w="1082"/>
+        <w:gridCol w:w="5948"/>
+        <w:gridCol w:w="2463"/>
+      </w:tblGrid>
+      <w:tr>
+        <w:trPr>
+          <w:tblHeader/>
+          <w:jc w:val="center"/>
+        </w:trPr>
+        <w:tc>
+          <w:tcPr>
+            <w:tcW w:w="1129" w:type="dxa"/>
+            <w:vAlign w:val="center"/>
+          </w:tcPr>
+          <w:p>
+            <w:pPr>
+              <w:ind w:firstLine="0"/>
+              <w:jc w:val="center"/>
+              <w:rPr>
+                <w:i w:val="0"/>
+                <w:iCs/>
+                <w:sz w:val="24"/>
+              </w:rPr>
+            </w:pPr>
+            <w:r>
+              <w:rPr>
+                <w:i w:val="0"/>
+                <w:iCs/>
+                <w:sz w:val="24"/>
+              </w:rPr>
+              <w:t>№ теста</w:t>
+            </w:r>
+          </w:p>
+        </w:tc>
+        <w:tc>
+          <w:tcPr>
+            <w:tcW w:w="5812" w:type="dxa"/>
+            <w:vAlign w:val="center"/>
+          </w:tcPr>
+          <w:p>
+            <w:pPr>
+              <w:ind w:firstLine="0"/>
+              <w:jc w:val="center"/>
+              <w:rPr>
+                <w:i w:val="0"/>
+                <w:iCs/>
+                <w:sz w:val="24"/>
+              </w:rPr>
+            </w:pPr>
+            <w:r>
+              <w:rPr>
+                <w:i w:val="0"/>
+                <w:iCs/>
+                <w:sz w:val="24"/>
+              </w:rPr>
+              <w:t>Имя метода для теста</w:t>
+            </w:r>
+          </w:p>
+        </w:tc>
+        <w:tc>
+          <w:tcPr>
+            <w:tcW w:w="2552" w:type="dxa"/>
+            <w:vAlign w:val="center"/>
+          </w:tcPr>
+          <w:p>
+            <w:pPr>
+              <w:ind w:firstLine="0"/>
+              <w:jc w:val="center"/>
+              <w:rPr>
+                <w:i w:val="0"/>
+                <w:iCs/>
+                <w:sz w:val="24"/>
+              </w:rPr>
+            </w:pPr>
+            <w:r>
+              <w:rPr>
+                <w:i w:val="0"/>
+                <w:iCs/>
+                <w:sz w:val="24"/>
+              </w:rPr>
+              <w:t>Проверяемое условие</w:t>
+            </w:r>
+          </w:p>
+        </w:tc>
+      </w:tr>
+      <w:tr>
+        <w:trPr>
+          <w:jc w:val="center"/>
+        </w:trPr>
+        <w:tc>
+          <w:tcPr>
+            <w:tcW w:w="1129" w:type="dxa"/>
+            <w:vAlign w:val="center"/>
+          </w:tcPr>
+          <w:p>
+            <w:pPr>
+              <w:ind w:firstLine="0"/>
+              <w:jc w:val="center"/>
+              <w:rPr>
+                <w:i w:val="0"/>
+                <w:iCs/>
+                <w:sz w:val="24"/>
+                <w:lang w:val="en-US"/>
+              </w:rPr>
+            </w:pPr>
+            <w:r>
+              <w:rPr>
+                <w:i w:val="0"/>
+                <w:iCs/>
+                <w:sz w:val="24"/>
+                <w:lang w:val="en-US"/>
+              </w:rPr>
+              <w:t>32</w:t>
+            </w:r>
+          </w:p>
+        </w:tc>
+        <w:tc>
+          <w:tcPr>
+            <w:tcW w:w="5812" w:type="dxa"/>
+            <w:vAlign w:val="center"/>
+          </w:tcPr>
+          <w:p>
+            <w:pPr>
+              <w:ind w:firstLine="0"/>
+              <w:jc w:val="center"/>
+              <w:rPr>
+                <w:i w:val="0"/>
+                <w:iCs/>
+                <w:sz w:val="24"/>
+                <w:lang w:val="en-US"/>
+              </w:rPr>
+            </w:pPr>
+            <w:r>
+              <w:rPr>
+                <w:i w:val="0"/>
+                <w:iCs/>
+                <w:sz w:val="24"/>
+              </w:rPr>
+              <w:t>HourCount_ValidValue_SetsCorrectly</w:t>
+            </w:r>
+          </w:p>
+        </w:tc>
+        <w:tc>
+          <w:tcPr>
+            <w:tcW w:w="2552" w:type="dxa"/>
+            <w:vAlign w:val="center"/>
+          </w:tcPr>
+          <w:p>
+            <w:pPr>
+              <w:ind w:firstLine="0"/>
+              <w:jc w:val="center"/>
+              <w:rPr>
+                <w:i w:val="0"/>
+                <w:iCs/>
+                <w:sz w:val="24"/>
+                <w:lang w:val="en-US"/>
+              </w:rPr>
+            </w:pPr>
+            <w:r>
+              <w:rPr>
+                <w:i w:val="0"/>
+                <w:iCs/>
+                <w:sz w:val="24"/>
+              </w:rPr>
+              <w:t>Корректное количество часов</w:t>
+            </w:r>
+          </w:p>
+        </w:tc>
+      </w:tr>
+      <w:tr>
+        <w:trPr>
+          <w:jc w:val="center"/>
+        </w:trPr>
+        <w:tc>
+          <w:tcPr>
+            <w:tcW w:w="1129" w:type="dxa"/>
+            <w:vAlign w:val="center"/>
+          </w:tcPr>
+          <w:p>
+            <w:pPr>
+              <w:ind w:firstLine="0"/>
+              <w:jc w:val="center"/>
+              <w:rPr>
+                <w:i w:val="0"/>
+                <w:iCs/>
+                <w:sz w:val="24"/>
+                <w:lang w:val="en-US"/>
+              </w:rPr>
+            </w:pPr>
+            <w:r>
+              <w:rPr>
+                <w:i w:val="0"/>
+                <w:iCs/>
+                <w:sz w:val="24"/>
+                <w:lang w:val="en-US"/>
+              </w:rPr>
+              <w:t>33</w:t>
+            </w:r>
+          </w:p>
+        </w:tc>
+        <w:tc>
+          <w:tcPr>
+            <w:tcW w:w="5812" w:type="dxa"/>
+            <w:vAlign w:val="center"/>
+          </w:tcPr>
+          <w:p>
+            <w:pPr>
+              <w:ind w:firstLine="0"/>
+              <w:jc w:val="center"/>
+              <w:rPr>
+                <w:i w:val="0"/>
+                <w:iCs/>
+                <w:sz w:val="24"/>
+              </w:rPr>
+            </w:pPr>
+            <w:r>
+              <w:rPr>
+                <w:i w:val="0"/>
+                <w:iCs/>
+                <w:sz w:val="24"/>
+              </w:rPr>
+              <w:t>HourCount_ZeroValue_Accepted</w:t>
+            </w:r>
+          </w:p>
+        </w:tc>
+        <w:tc>
+          <w:tcPr>
+            <w:tcW w:w="2552" w:type="dxa"/>
+            <w:vAlign w:val="center"/>
+          </w:tcPr>
+          <w:p>
+            <w:pPr>
+              <w:ind w:firstLine="0"/>
+              <w:jc w:val="center"/>
+              <w:rPr>
+                <w:i w:val="0"/>
+                <w:iCs/>
+                <w:sz w:val="24"/>
+              </w:rPr>
+            </w:pPr>
+            <w:r>
+              <w:rPr>
+                <w:i w:val="0"/>
+                <w:iCs/>
+                <w:sz w:val="24"/>
+              </w:rPr>
+              <w:t>Нулевое количество часов допустимо</w:t>
+            </w:r>
+          </w:p>
+        </w:tc>
+      </w:tr>
+      <w:tr>
+        <w:trPr>
+          <w:jc w:val="center"/>
+        </w:trPr>
+        <w:tc>
+          <w:tcPr>
+            <w:tcW w:w="1129" w:type="dxa"/>
+            <w:vAlign w:val="center"/>
+          </w:tcPr>
+          <w:p>
+            <w:pPr>
+              <w:ind w:firstLine="0"/>
+              <w:jc w:val="center"/>
+              <w:rPr>
+                <w:i w:val="0"/>
+                <w:iCs/>
+                <w:sz w:val="24"/>
+                <w:lang w:val="en-US"/>
+              </w:rPr>
+            </w:pPr>
+            <w:r>
+              <w:rPr>
+                <w:i w:val="0"/>
+                <w:iCs/>
+                <w:sz w:val="24"/>
+                <w:lang w:val="en-US"/>
+              </w:rPr>
+              <w:t>34</w:t>
+            </w:r>
+          </w:p>
+        </w:tc>
+        <w:tc>
+          <w:tcPr>
+            <w:tcW w:w="5812" w:type="dxa"/>
+            <w:vAlign w:val="center"/>
+          </w:tcPr>
+          <w:p>
+            <w:pPr>
+              <w:ind w:firstLine="0"/>
+              <w:jc w:val="center"/>
+              <w:rPr>
+                <w:i w:val="0"/>
+                <w:iCs/>
+                <w:sz w:val="24"/>
+              </w:rPr>
+            </w:pPr>
+            <w:r>
+              <w:rPr>
+                <w:i w:val="0"/>
+                <w:iCs/>
+                <w:sz w:val="24"/>
+              </w:rPr>
+              <w:t>HourCount_MaxBoundaryValue_Accepted</w:t>
+            </w:r>
+          </w:p>
+        </w:tc>
+        <w:tc>
+          <w:tcPr>
+            <w:tcW w:w="2552" w:type="dxa"/>
+            <w:vAlign w:val="center"/>
+          </w:tcPr>
+          <w:p>
+            <w:pPr>
+              <w:ind w:firstLine="0"/>
+              <w:jc w:val="center"/>
+              <w:rPr>
+                <w:i w:val="0"/>
+                <w:iCs/>
+                <w:sz w:val="24"/>
+              </w:rPr>
+            </w:pPr>
+            <w:r>
+              <w:rPr>
+                <w:i w:val="0"/>
+                <w:iCs/>
+                <w:sz w:val="24"/>
+              </w:rPr>
+              <w:t>115 часов (лимит ТК РФ) допустимо</w:t>
+            </w:r>
+          </w:p>
+        </w:tc>
+      </w:tr>
+      <w:tr>
+        <w:trPr>
+          <w:jc w:val="center"/>
+        </w:trPr>
+        <w:tc>
+          <w:tcPr>
+            <w:tcW w:w="1129" w:type="dxa"/>
+            <w:vAlign w:val="center"/>
+          </w:tcPr>
+          <w:p>
+            <w:pPr>
+              <w:ind w:firstLine="0"/>
+              <w:jc w:val="center"/>
+              <w:rPr>
+                <w:i w:val="0"/>
+                <w:iCs/>
+                <w:sz w:val="24"/>
+                <w:lang w:val="en-US"/>
+              </w:rPr>
+            </w:pPr>
+            <w:r>
+              <w:rPr>
+                <w:i w:val="0"/>
+                <w:iCs/>
+                <w:sz w:val="24"/>
+                <w:lang w:val="en-US"/>
+              </w:rPr>
+              <w:t>35</w:t>
+            </w:r>
+          </w:p>
+        </w:tc>
+        <w:tc>
+          <w:tcPr>
+            <w:tcW w:w="5812" w:type="dxa"/>
+            <w:vAlign w:val="center"/>
+          </w:tcPr>
+          <w:p>
+            <w:pPr>
+              <w:ind w:firstLine="0"/>
+              <w:jc w:val="center"/>
+              <w:rPr>
+                <w:i w:val="0"/>
+                <w:iCs/>
+                <w:sz w:val="24"/>
+              </w:rPr>
+            </w:pPr>
+            <w:r>
+              <w:rPr>
+                <w:i w:val="0"/>
+                <w:iCs/>
+                <w:sz w:val="24"/>
+              </w:rPr>
+              <w:t>HourCount_ExceedsMaxValue_ThrowsException</w:t>
+            </w:r>
+          </w:p>
+        </w:tc>
+        <w:tc>
+          <w:tcPr>
+            <w:tcW w:w="2552" w:type="dxa"/>
+            <w:vAlign w:val="center"/>
+          </w:tcPr>
+          <w:p>
+            <w:pPr>
+              <w:ind w:firstLine="0"/>
+              <w:jc w:val="center"/>
+              <w:rPr>
+                <w:i w:val="0"/>
+                <w:iCs/>
+                <w:sz w:val="24"/>
+              </w:rPr>
+            </w:pPr>
+            <w:r>
+              <w:rPr>
+                <w:i w:val="0"/>
+                <w:iCs/>
+                <w:sz w:val="24"/>
+              </w:rPr>
+              <w:t>&gt;115 часов недопустимо</w:t>
+            </w:r>
+          </w:p>
+        </w:tc>
+      </w:tr>
+      <w:tr>
+        <w:trPr>
+          <w:jc w:val="center"/>
+        </w:trPr>
+        <w:tc>
+          <w:tcPr>
+            <w:tcW w:w="1129" w:type="dxa"/>
+            <w:vAlign w:val="center"/>
+          </w:tcPr>
+          <w:p>
+            <w:pPr>
+              <w:ind w:firstLine="0"/>
+              <w:jc w:val="center"/>
+              <w:rPr>
+                <w:i w:val="0"/>
+                <w:iCs/>
+                <w:sz w:val="24"/>
+                <w:lang w:val="en-US"/>
+              </w:rPr>
+            </w:pPr>
+            <w:r>
+              <w:rPr>
+                <w:i w:val="0"/>
+                <w:iCs/>
+                <w:sz w:val="24"/>
+                <w:lang w:val="en-US"/>
+              </w:rPr>
+              <w:t>36</w:t>
+            </w:r>
+          </w:p>
+        </w:tc>
+        <w:tc>
+          <w:tcPr>
+            <w:tcW w:w="5812" w:type="dxa"/>
+            <w:vAlign w:val="center"/>
+          </w:tcPr>
+          <w:p>
+            <w:pPr>
+              <w:ind w:firstLine="0"/>
+              <w:jc w:val="center"/>
+              <w:rPr>
+                <w:i w:val="0"/>
+                <w:iCs/>
+                <w:sz w:val="24"/>
+              </w:rPr>
+            </w:pPr>
+            <w:r>
+              <w:rPr>
+                <w:i w:val="0"/>
+                <w:iCs/>
+                <w:sz w:val="24"/>
+              </w:rPr>
+              <w:t>HourCount_NegativeValue_ThrowsException</w:t>
+            </w:r>
+          </w:p>
+        </w:tc>
+        <w:tc>
+          <w:tcPr>
+            <w:tcW w:w="2552" w:type="dxa"/>
+            <w:vAlign w:val="center"/>
+          </w:tcPr>
+          <w:p>
+            <w:pPr>
+              <w:ind w:firstLine="0"/>
+              <w:jc w:val="center"/>
+              <w:rPr>
+                <w:i w:val="0"/>
+                <w:iCs/>
+                <w:sz w:val="24"/>
+              </w:rPr>
+            </w:pPr>
+            <w:r>
+              <w:rPr>
+                <w:i w:val="0"/>
+                <w:iCs/>
+                <w:sz w:val="24"/>
+              </w:rPr>
+              <w:t>Отрицательные часы недопустимы</w:t>
+            </w:r>
+          </w:p>
+        </w:tc>
+      </w:tr>
+      <w:tr>
+        <w:trPr>
+          <w:jc w:val="center"/>
+        </w:trPr>
+        <w:tc>
+          <w:tcPr>
+            <w:tcW w:w="1129" w:type="dxa"/>
+            <w:vAlign w:val="center"/>
+          </w:tcPr>
+          <w:p>
+            <w:pPr>
+              <w:ind w:firstLine="0"/>
+              <w:jc w:val="center"/>
+              <w:rPr>
+                <w:i w:val="0"/>
+                <w:iCs/>
+                <w:sz w:val="24"/>
+                <w:lang w:val="en-US"/>
+              </w:rPr>
+            </w:pPr>
+            <w:r>
+              <w:rPr>
+                <w:i w:val="0"/>
+                <w:iCs/>
+                <w:sz w:val="24"/>
+                <w:lang w:val="en-US"/>
+              </w:rPr>
+              <w:t>37</w:t>
+            </w:r>
+          </w:p>
+        </w:tc>
+        <w:tc>
+          <w:tcPr>
+            <w:tcW w:w="5812" w:type="dxa"/>
+            <w:vAlign w:val="center"/>
+          </w:tcPr>
+          <w:p>
+            <w:pPr>
+              <w:ind w:firstLine="0"/>
+              <w:jc w:val="center"/>
+              <w:rPr>
+                <w:i w:val="0"/>
+                <w:iCs/>
+                <w:sz w:val="24"/>
+              </w:rPr>
+            </w:pPr>
+            <w:r>
+              <w:rPr>
+                <w:i w:val="0"/>
+                <w:iCs/>
+                <w:sz w:val="24"/>
+              </w:rPr>
+              <w:t>Wage_ValidValue_SetsCorrectly</w:t>
+            </w:r>
+          </w:p>
+        </w:tc>
+        <w:tc>
+          <w:tcPr>
+            <w:tcW w:w="2552" w:type="dxa"/>
+            <w:vAlign w:val="center"/>
+          </w:tcPr>
+          <w:p>
+            <w:pPr>
+              <w:ind w:firstLine="0"/>
+              <w:jc w:val="center"/>
+              <w:rPr>
+                <w:i w:val="0"/>
+                <w:iCs/>
+                <w:sz w:val="24"/>
+              </w:rPr>
+            </w:pPr>
+            <w:r>
+              <w:rPr>
+                <w:i w:val="0"/>
+                <w:iCs/>
+                <w:sz w:val="24"/>
+              </w:rPr>
+              <w:t>Корректная почасовая ставка</w:t>
+            </w:r>
+          </w:p>
+        </w:tc>
+      </w:tr>
+      <w:tr>
+        <w:trPr>
+          <w:jc w:val="center"/>
+        </w:trPr>
+        <w:tc>
+          <w:tcPr>
+            <w:tcW w:w="1129" w:type="dxa"/>
+            <w:vAlign w:val="center"/>
+          </w:tcPr>
+          <w:p>
+            <w:pPr>
+              <w:ind w:firstLine="0"/>
+              <w:jc w:val="center"/>
+              <w:rPr>
+                <w:i w:val="0"/>
+                <w:iCs/>
+                <w:sz w:val="24"/>
+                <w:lang w:val="en-US"/>
+              </w:rPr>
+            </w:pPr>
+            <w:r>
+              <w:rPr>
+                <w:i w:val="0"/>
+                <w:iCs/>
+                <w:sz w:val="24"/>
+                <w:lang w:val="en-US"/>
+              </w:rPr>
+              <w:t>38</w:t>
+            </w:r>
+          </w:p>
+        </w:tc>
+        <w:tc>
+          <w:tcPr>
+            <w:tcW w:w="5812" w:type="dxa"/>
+            <w:vAlign w:val="center"/>
+          </w:tcPr>
+          <w:p>
+            <w:pPr>
+              <w:ind w:firstLine="0"/>
+              <w:jc w:val="center"/>
+              <w:rPr>
+                <w:i w:val="0"/>
+                <w:iCs/>
+                <w:sz w:val="24"/>
+              </w:rPr>
+            </w:pPr>
+            <w:r>
+              <w:rPr>
+                <w:i w:val="0"/>
+                <w:iCs/>
+                <w:sz w:val="24"/>
+              </w:rPr>
+              <w:t>Wage_ZeroValue_Accepted</w:t>
+            </w:r>
+          </w:p>
+        </w:tc>
+        <w:tc>
+          <w:tcPr>
+            <w:tcW w:w="2552" w:type="dxa"/>
+            <w:vAlign w:val="center"/>
+          </w:tcPr>
+          <w:p>
+            <w:pPr>
+              <w:ind w:firstLine="0"/>
+              <w:jc w:val="center"/>
+              <w:rPr>
+                <w:i w:val="0"/>
+                <w:iCs/>
+                <w:sz w:val="24"/>
+              </w:rPr>
+            </w:pPr>
+            <w:r>
+              <w:rPr>
+                <w:i w:val="0"/>
+                <w:iCs/>
+                <w:sz w:val="24"/>
+              </w:rPr>
+              <w:t>Нулевая ставка допустима</w:t>
+            </w:r>
+          </w:p>
+        </w:tc>
+      </w:tr>
+      <w:tr>
+        <w:trPr>
+          <w:jc w:val="center"/>
+        </w:trPr>
+        <w:tc>
+          <w:tcPr>
+            <w:tcW w:w="1129" w:type="dxa"/>
+            <w:vAlign w:val="center"/>
+          </w:tcPr>
+          <w:p>
+            <w:pPr>
+              <w:ind w:firstLine="0"/>
+              <w:jc w:val="center"/>
+              <w:rPr>
+                <w:i w:val="0"/>
+                <w:iCs/>
+                <w:sz w:val="24"/>
+                <w:lang w:val="en-US"/>
+              </w:rPr>
+            </w:pPr>
+            <w:r>
+              <w:rPr>
+                <w:i w:val="0"/>
+                <w:iCs/>
+                <w:sz w:val="24"/>
+                <w:lang w:val="en-US"/>
+              </w:rPr>
+              <w:t>39</w:t>
+            </w:r>
+          </w:p>
+        </w:tc>
+        <w:tc>
+          <w:tcPr>
+            <w:tcW w:w="5812" w:type="dxa"/>
+            <w:vAlign w:val="center"/>
+          </w:tcPr>
+          <w:p>
+            <w:pPr>
+              <w:ind w:firstLine="0"/>
+              <w:jc w:val="center"/>
+              <w:rPr>
+                <w:i w:val="0"/>
+                <w:iCs/>
+                <w:sz w:val="24"/>
+              </w:rPr>
+            </w:pPr>
+            <w:r>
+              <w:rPr>
+                <w:i w:val="0"/>
+                <w:iCs/>
+                <w:sz w:val="24"/>
+              </w:rPr>
+              <w:t>Wage_MaxBoundaryValue_Accepted</w:t>
+            </w:r>
+          </w:p>
+        </w:tc>
+        <w:tc>
+          <w:tcPr>
+            <w:tcW w:w="2552" w:type="dxa"/>
+            <w:vAlign w:val="center"/>
+          </w:tcPr>
+          <w:p>
+            <w:pPr>
+              <w:ind w:firstLine="0"/>
+              <w:jc w:val="center"/>
+              <w:rPr>
+                <w:i w:val="0"/>
+                <w:iCs/>
+                <w:sz w:val="24"/>
+              </w:rPr>
+            </w:pPr>
+            <w:r>
+              <w:rPr>
+                <w:i w:val="0"/>
+                <w:iCs/>
+                <w:sz w:val="24"/>
+              </w:rPr>
+              <w:t>Ставка 2000 ₽/час допустима</w:t>
+            </w:r>
+          </w:p>
+        </w:tc>
+      </w:tr>
+      <w:tr>
+        <w:trPr>
+          <w:jc w:val="center"/>
+        </w:trPr>
+        <w:tc>
+          <w:tcPr>
+            <w:tcW w:w="1129" w:type="dxa"/>
+            <w:vAlign w:val="center"/>
+          </w:tcPr>
+          <w:p>
+            <w:pPr>
+              <w:ind w:firstLine="0"/>
+              <w:jc w:val="center"/>
+              <w:rPr>
+                <w:i w:val="0"/>
+                <w:iCs/>
+                <w:sz w:val="24"/>
+                <w:lang w:val="en-US"/>
+              </w:rPr>
+            </w:pPr>
+            <w:r>
+              <w:rPr>
+                <w:i w:val="0"/>
+                <w:iCs/>
+                <w:sz w:val="24"/>
+                <w:lang w:val="en-US"/>
+              </w:rPr>
+              <w:t>40</w:t>
+            </w:r>
+          </w:p>
+        </w:tc>
+        <w:tc>
+          <w:tcPr>
+            <w:tcW w:w="5812" w:type="dxa"/>
+            <w:vAlign w:val="center"/>
+          </w:tcPr>
+          <w:p>
+            <w:pPr>
+              <w:ind w:firstLine="0"/>
+              <w:jc w:val="center"/>
+              <w:rPr>
+                <w:i w:val="0"/>
+                <w:iCs/>
+                <w:sz w:val="24"/>
+              </w:rPr>
+            </w:pPr>
+            <w:r>
+              <w:rPr>
+                <w:i w:val="0"/>
+                <w:iCs/>
+                <w:sz w:val="24"/>
+              </w:rPr>
+              <w:t>Wage_ExceedsMaxValue_ThrowsException</w:t>
+            </w:r>
+          </w:p>
+        </w:tc>
+        <w:tc>
+          <w:tcPr>
+            <w:tcW w:w="2552" w:type="dxa"/>
+            <w:vAlign w:val="center"/>
+          </w:tcPr>
+          <w:p>
+            <w:pPr>
+              <w:ind w:firstLine="0"/>
+              <w:jc w:val="center"/>
+              <w:rPr>
+                <w:i w:val="0"/>
+                <w:iCs/>
+                <w:sz w:val="24"/>
+              </w:rPr>
+            </w:pPr>
+            <w:r>
+              <w:rPr>
+                <w:i w:val="0"/>
+                <w:iCs/>
+                <w:sz w:val="24"/>
+              </w:rPr>
+              <w:t>Ставка &gt;2000 ₽/час недопустима</w:t>
+            </w:r>
+          </w:p>
+        </w:tc>
+      </w:tr>
+      <w:tr>
+        <w:trPr>
+          <w:jc w:val="center"/>
+        </w:trPr>
+        <w:tc>
+          <w:tcPr>
+            <w:tcW w:w="1129" w:type="dxa"/>
+            <w:vAlign w:val="center"/>
+          </w:tcPr>
+          <w:p>
+            <w:pPr>
+              <w:ind w:firstLine="0"/>
+              <w:jc w:val="center"/>
+              <w:rPr>
+                <w:i w:val="0"/>
+                <w:iCs/>
+                <w:sz w:val="24"/>
+                <w:lang w:val="en-US"/>
+              </w:rPr>
+            </w:pPr>
+            <w:r>
+              <w:rPr>
+                <w:i w:val="0"/>
+                <w:iCs/>
+                <w:sz w:val="24"/>
+                <w:lang w:val="en-US"/>
+              </w:rPr>
+              <w:t>41</w:t>
+            </w:r>
+          </w:p>
+        </w:tc>
+        <w:tc>
+          <w:tcPr>
+            <w:tcW w:w="5812" w:type="dxa"/>
+            <w:vAlign w:val="center"/>
+          </w:tcPr>
+          <w:p>
+            <w:pPr>
+              <w:ind w:firstLine="0"/>
+              <w:jc w:val="center"/>
+              <w:rPr>
+                <w:i w:val="0"/>
+                <w:iCs/>
+                <w:sz w:val="24"/>
+              </w:rPr>
+            </w:pPr>
+            <w:r>
+              <w:rPr>
+                <w:i w:val="0"/>
+                <w:iCs/>
+                <w:sz w:val="24"/>
+              </w:rPr>
+              <w:t>Wage_NegativeValue_ThrowsException</w:t>
+            </w:r>
+          </w:p>
+        </w:tc>
+        <w:tc>
+          <w:tcPr>
+            <w:tcW w:w="2552" w:type="dxa"/>
+            <w:vAlign w:val="center"/>
+          </w:tcPr>
+          <w:p>
+            <w:pPr>
+              <w:ind w:firstLine="0"/>
+              <w:jc w:val="center"/>
+              <w:rPr>
+                <w:i w:val="0"/>
+                <w:iCs/>
+                <w:sz w:val="24"/>
+              </w:rPr>
+            </w:pPr>
+            <w:r>
+              <w:rPr>
+                <w:i w:val="0"/>
+                <w:iCs/>
+                <w:sz w:val="24"/>
+              </w:rPr>
+              <w:t>Отрицательная ставка недопустима</w:t>
+            </w:r>
+          </w:p>
+        </w:tc>
+      </w:tr>
+      <w:tr>
+        <w:trPr>
+          <w:jc w:val="center"/>
+        </w:trPr>
+        <w:tc>
+          <w:tcPr>
+            <w:tcW w:w="1129" w:type="dxa"/>
+            <w:vAlign w:val="center"/>
+          </w:tcPr>
+          <w:p>
+            <w:pPr>
+              <w:ind w:firstLine="0"/>
+              <w:jc w:val="center"/>
+              <w:rPr>
+                <w:i w:val="0"/>
+                <w:iCs/>
+                <w:sz w:val="24"/>
+                <w:lang w:val="en-US"/>
+              </w:rPr>
+            </w:pPr>
+            <w:r>
+              <w:rPr>
+                <w:i w:val="0"/>
+                <w:iCs/>
+                <w:sz w:val="24"/>
+                <w:lang w:val="en-US"/>
+              </w:rPr>
+              <w:t>42</w:t>
+            </w:r>
+          </w:p>
+        </w:tc>
+        <w:tc>
+          <w:tcPr>
+            <w:tcW w:w="5812" w:type="dxa"/>
+            <w:vAlign w:val="center"/>
+          </w:tcPr>
+          <w:p>
+            <w:pPr>
+              <w:ind w:firstLine="0"/>
+              <w:jc w:val="center"/>
+              <w:rPr>
+                <w:i w:val="0"/>
+                <w:iCs/>
+                <w:sz w:val="24"/>
+              </w:rPr>
+            </w:pPr>
+            <w:r>
+              <w:rPr>
+                <w:i w:val="0"/>
+                <w:iCs/>
+                <w:sz w:val="24"/>
+              </w:rPr>
+              <w:t>CalculateSalary_Hourly_CalculatedCorrectly</w:t>
+            </w:r>
+          </w:p>
+        </w:tc>
+        <w:tc>
+          <w:tcPr>
+            <w:tcW w:w="2552" w:type="dxa"/>
+            <w:vAlign w:val="center"/>
+          </w:tcPr>
+          <w:p>
+            <w:pPr>
+              <w:ind w:firstLine="0"/>
+              <w:jc w:val="center"/>
+              <w:rPr>
+                <w:i w:val="0"/>
+                <w:iCs/>
+                <w:sz w:val="24"/>
+                <w:lang w:val="en-US"/>
+              </w:rPr>
+            </w:pPr>
+            <w:r>
+              <w:rPr>
+                <w:i w:val="0"/>
+                <w:iCs/>
+                <w:sz w:val="24"/>
+              </w:rPr>
+              <w:t xml:space="preserve">ЗП = ставка </w:t>
+            </w:r>
+            <w:r>
+              <w:rPr>
+                <w:i w:val="0"/>
+                <w:iCs/>
+                <w:sz w:val="24"/>
+              </w:rPr>
+              <w:t>*</w:t>
+            </w:r>
+            <w:r>
+              <w:rPr>
+                <w:i w:val="0"/>
+                <w:iCs/>
+                <w:sz w:val="24"/>
+              </w:rPr>
+              <w:t xml:space="preserve"> часы</w:t>
+            </w:r>
+          </w:p>
+        </w:tc>
+      </w:tr>
+      <w:tr>
+        <w:trPr>
+          <w:jc w:val="center"/>
+        </w:trPr>
+        <w:tc>
+          <w:tcPr>
+            <w:tcW w:w="1129" w:type="dxa"/>
+            <w:vAlign w:val="center"/>
+          </w:tcPr>
+          <w:p>
+            <w:pPr>
+              <w:ind w:firstLine="0"/>
+              <w:jc w:val="center"/>
+              <w:rPr>
+                <w:i w:val="0"/>
+                <w:iCs/>
+                <w:sz w:val="24"/>
+                <w:lang w:val="en-US"/>
+              </w:rPr>
+            </w:pPr>
+            <w:r>
+              <w:rPr>
+                <w:i w:val="0"/>
+                <w:iCs/>
+                <w:sz w:val="24"/>
+                <w:lang w:val="en-US"/>
+              </w:rPr>
+              <w:t>43</w:t>
+            </w:r>
+          </w:p>
+        </w:tc>
+        <w:tc>
+          <w:tcPr>
+            <w:tcW w:w="5812" w:type="dxa"/>
+            <w:vAlign w:val="center"/>
+          </w:tcPr>
+          <w:p>
+            <w:pPr>
+              <w:ind w:firstLine="0"/>
+              <w:jc w:val="center"/>
+              <w:rPr>
+                <w:i w:val="0"/>
+                <w:iCs/>
+                <w:sz w:val="24"/>
+              </w:rPr>
+            </w:pPr>
+            <w:r>
+              <w:rPr>
+                <w:i w:val="0"/>
+                <w:iCs/>
+                <w:sz w:val="24"/>
+              </w:rPr>
+              <w:t>CalculateSalary_WithFractionalHours_CalculatedCorrectly</w:t>
+            </w:r>
+          </w:p>
+        </w:tc>
+        <w:tc>
+          <w:tcPr>
+            <w:tcW w:w="2552" w:type="dxa"/>
+            <w:vAlign w:val="center"/>
+          </w:tcPr>
+          <w:p>
+            <w:pPr>
+              <w:ind w:firstLine="0"/>
+              <w:jc w:val="center"/>
+              <w:rPr>
+                <w:i w:val="0"/>
+                <w:iCs/>
+                <w:sz w:val="24"/>
+              </w:rPr>
+            </w:pPr>
+            <w:r>
+              <w:rPr>
+                <w:i w:val="0"/>
+                <w:iCs/>
+                <w:sz w:val="24"/>
+              </w:rPr>
+              <w:t>Расчёт с дробными значениями</w:t>
+            </w:r>
+          </w:p>
+        </w:tc>
+      </w:tr>
+    </w:tbl>
     <w:p>
       <w:pPr>
         <w:ind w:firstLine="0"/>
+        <w:rPr>
+          <w:i w:val="0"/>
+          <w:iCs/>
+          <w:szCs w:val="28"/>
+        </w:rPr>
+      </w:pPr>
+    </w:p>
+    <w:p>
+      <w:pPr>
+        <w:ind w:firstLine="0"/>
+        <w:rPr>
+          <w:i w:val="0"/>
+          <w:iCs/>
+          <w:szCs w:val="28"/>
+        </w:rPr>
+      </w:pPr>
+      <w:r>
+        <w:rPr>
+          <w:i w:val="0"/>
+          <w:iCs/>
+          <w:szCs w:val="28"/>
+        </w:rPr>
+        <w:lastRenderedPageBreak/>
+        <w:t xml:space="preserve">Таблица </w:t>
+      </w:r>
+      <w:r>
+        <w:rPr>
+          <w:i w:val="0"/>
+          <w:iCs/>
+          <w:szCs w:val="28"/>
+        </w:rPr>
+        <w:t>11</w:t>
+      </w:r>
+      <w:r>
+        <w:rPr>
+          <w:i w:val="0"/>
+          <w:iCs/>
+          <w:szCs w:val="28"/>
+        </w:rPr>
+        <w:t xml:space="preserve"> – Тесты </w:t>
+      </w:r>
+      <w:r>
+        <w:rPr>
+          <w:i w:val="0"/>
+          <w:iCs/>
+          <w:szCs w:val="28"/>
+        </w:rPr>
+        <w:t>исключений и вспомогательных методов</w:t>
+      </w:r>
+    </w:p>
+    <w:tbl>
+      <w:tblPr>
+        <w:tblStyle w:val="af1"/>
+        <w:tblW w:w="9634" w:type="dxa"/>
         <w:jc w:val="center"/>
-        <w:rPr>
-          <w:i w:val="0"/>
-          <w:iCs/>
-          <w:szCs w:val="28"/>
-        </w:rPr>
-      </w:pPr>
-    </w:p>
+        <w:tblLayout w:type="fixed"/>
+        <w:tblLook w:val="04A0" w:firstRow="1" w:lastRow="0" w:firstColumn="1" w:lastColumn="0" w:noHBand="0" w:noVBand="1"/>
+      </w:tblPr>
+      <w:tblGrid>
+        <w:gridCol w:w="1129"/>
+        <w:gridCol w:w="5959"/>
+        <w:gridCol w:w="2546"/>
+      </w:tblGrid>
+      <w:tr>
+        <w:trPr>
+          <w:jc w:val="center"/>
+        </w:trPr>
+        <w:tc>
+          <w:tcPr>
+            <w:tcW w:w="1129" w:type="dxa"/>
+            <w:vAlign w:val="center"/>
+          </w:tcPr>
+          <w:p>
+            <w:pPr>
+              <w:ind w:firstLine="0"/>
+              <w:jc w:val="center"/>
+              <w:rPr>
+                <w:i w:val="0"/>
+                <w:iCs/>
+                <w:sz w:val="24"/>
+              </w:rPr>
+            </w:pPr>
+            <w:r>
+              <w:rPr>
+                <w:i w:val="0"/>
+                <w:iCs/>
+                <w:sz w:val="24"/>
+              </w:rPr>
+              <w:t>№ теста</w:t>
+            </w:r>
+          </w:p>
+        </w:tc>
+        <w:tc>
+          <w:tcPr>
+            <w:tcW w:w="5959" w:type="dxa"/>
+            <w:vAlign w:val="center"/>
+          </w:tcPr>
+          <w:p>
+            <w:pPr>
+              <w:ind w:firstLine="0"/>
+              <w:jc w:val="center"/>
+              <w:rPr>
+                <w:i w:val="0"/>
+                <w:iCs/>
+                <w:sz w:val="24"/>
+              </w:rPr>
+            </w:pPr>
+            <w:r>
+              <w:rPr>
+                <w:i w:val="0"/>
+                <w:iCs/>
+                <w:sz w:val="24"/>
+              </w:rPr>
+              <w:t>Имя метода для теста</w:t>
+            </w:r>
+          </w:p>
+        </w:tc>
+        <w:tc>
+          <w:tcPr>
+            <w:tcW w:w="2546" w:type="dxa"/>
+            <w:vAlign w:val="center"/>
+          </w:tcPr>
+          <w:p>
+            <w:pPr>
+              <w:ind w:firstLine="0"/>
+              <w:jc w:val="center"/>
+              <w:rPr>
+                <w:i w:val="0"/>
+                <w:iCs/>
+                <w:sz w:val="24"/>
+              </w:rPr>
+            </w:pPr>
+            <w:r>
+              <w:rPr>
+                <w:i w:val="0"/>
+                <w:iCs/>
+                <w:sz w:val="24"/>
+              </w:rPr>
+              <w:t>Проверяемое условие</w:t>
+            </w:r>
+          </w:p>
+        </w:tc>
+      </w:tr>
+      <w:tr>
+        <w:trPr>
+          <w:jc w:val="center"/>
+        </w:trPr>
+        <w:tc>
+          <w:tcPr>
+            <w:tcW w:w="1129" w:type="dxa"/>
+            <w:vAlign w:val="center"/>
+          </w:tcPr>
+          <w:p>
+            <w:pPr>
+              <w:ind w:firstLine="0"/>
+              <w:jc w:val="center"/>
+              <w:rPr>
+                <w:i w:val="0"/>
+                <w:iCs/>
+                <w:sz w:val="24"/>
+              </w:rPr>
+            </w:pPr>
+            <w:r>
+              <w:rPr>
+                <w:i w:val="0"/>
+                <w:iCs/>
+                <w:sz w:val="24"/>
+              </w:rPr>
+              <w:t>44</w:t>
+            </w:r>
+          </w:p>
+        </w:tc>
+        <w:tc>
+          <w:tcPr>
+            <w:tcW w:w="5959" w:type="dxa"/>
+            <w:vAlign w:val="center"/>
+          </w:tcPr>
+          <w:p>
+            <w:pPr>
+              <w:ind w:firstLine="0"/>
+              <w:jc w:val="center"/>
+              <w:rPr>
+                <w:i w:val="0"/>
+                <w:iCs/>
+                <w:sz w:val="24"/>
+                <w:lang w:val="en-US"/>
+              </w:rPr>
+            </w:pPr>
+            <w:r>
+              <w:rPr>
+                <w:i w:val="0"/>
+                <w:iCs/>
+                <w:sz w:val="24"/>
+              </w:rPr>
+              <w:t>IncorrectArgumentException_Message_Preserved</w:t>
+            </w:r>
+          </w:p>
+        </w:tc>
+        <w:tc>
+          <w:tcPr>
+            <w:tcW w:w="2546" w:type="dxa"/>
+            <w:vAlign w:val="center"/>
+          </w:tcPr>
+          <w:p>
+            <w:pPr>
+              <w:ind w:firstLine="0"/>
+              <w:jc w:val="center"/>
+              <w:rPr>
+                <w:i w:val="0"/>
+                <w:iCs/>
+                <w:sz w:val="24"/>
+              </w:rPr>
+            </w:pPr>
+            <w:r>
+              <w:rPr>
+                <w:i w:val="0"/>
+                <w:iCs/>
+                <w:sz w:val="24"/>
+              </w:rPr>
+              <w:t>Сообщение исключения сохраняется</w:t>
+            </w:r>
+          </w:p>
+        </w:tc>
+      </w:tr>
+      <w:tr>
+        <w:trPr>
+          <w:jc w:val="center"/>
+        </w:trPr>
+        <w:tc>
+          <w:tcPr>
+            <w:tcW w:w="1129" w:type="dxa"/>
+            <w:vAlign w:val="center"/>
+          </w:tcPr>
+          <w:p>
+            <w:pPr>
+              <w:ind w:firstLine="0"/>
+              <w:jc w:val="center"/>
+              <w:rPr>
+                <w:i w:val="0"/>
+                <w:iCs/>
+                <w:sz w:val="24"/>
+              </w:rPr>
+            </w:pPr>
+            <w:r>
+              <w:rPr>
+                <w:i w:val="0"/>
+                <w:iCs/>
+                <w:sz w:val="24"/>
+              </w:rPr>
+              <w:t>45</w:t>
+            </w:r>
+          </w:p>
+        </w:tc>
+        <w:tc>
+          <w:tcPr>
+            <w:tcW w:w="5959" w:type="dxa"/>
+            <w:vAlign w:val="center"/>
+          </w:tcPr>
+          <w:p>
+            <w:pPr>
+              <w:ind w:firstLine="0"/>
+              <w:jc w:val="center"/>
+              <w:rPr>
+                <w:i w:val="0"/>
+                <w:iCs/>
+                <w:sz w:val="24"/>
+              </w:rPr>
+            </w:pPr>
+            <w:r>
+              <w:rPr>
+                <w:i w:val="0"/>
+                <w:iCs/>
+                <w:sz w:val="24"/>
+              </w:rPr>
+              <w:t>ValidateRange_CustomMessage_UsedWhenProvided</w:t>
+            </w:r>
+          </w:p>
+        </w:tc>
+        <w:tc>
+          <w:tcPr>
+            <w:tcW w:w="2546" w:type="dxa"/>
+            <w:vAlign w:val="center"/>
+          </w:tcPr>
+          <w:p>
+            <w:pPr>
+              <w:ind w:firstLine="0"/>
+              <w:jc w:val="center"/>
+              <w:rPr>
+                <w:i w:val="0"/>
+                <w:iCs/>
+                <w:sz w:val="24"/>
+              </w:rPr>
+            </w:pPr>
+            <w:r>
+              <w:rPr>
+                <w:i w:val="0"/>
+                <w:iCs/>
+                <w:sz w:val="24"/>
+              </w:rPr>
+              <w:t>Кастомное сообщение используется</w:t>
+            </w:r>
+          </w:p>
+        </w:tc>
+      </w:tr>
+      <w:tr>
+        <w:trPr>
+          <w:jc w:val="center"/>
+        </w:trPr>
+        <w:tc>
+          <w:tcPr>
+            <w:tcW w:w="1129" w:type="dxa"/>
+            <w:vAlign w:val="center"/>
+          </w:tcPr>
+          <w:p>
+            <w:pPr>
+              <w:ind w:firstLine="0"/>
+              <w:jc w:val="center"/>
+              <w:rPr>
+                <w:i w:val="0"/>
+                <w:iCs/>
+                <w:sz w:val="24"/>
+              </w:rPr>
+            </w:pPr>
+            <w:r>
+              <w:rPr>
+                <w:i w:val="0"/>
+                <w:iCs/>
+                <w:sz w:val="24"/>
+              </w:rPr>
+              <w:t>46</w:t>
+            </w:r>
+          </w:p>
+        </w:tc>
+        <w:tc>
+          <w:tcPr>
+            <w:tcW w:w="5959" w:type="dxa"/>
+            <w:vAlign w:val="center"/>
+          </w:tcPr>
+          <w:p>
+            <w:pPr>
+              <w:ind w:firstLine="0"/>
+              <w:jc w:val="center"/>
+              <w:rPr>
+                <w:i w:val="0"/>
+                <w:iCs/>
+                <w:sz w:val="24"/>
+              </w:rPr>
+            </w:pPr>
+            <w:r>
+              <w:rPr>
+                <w:i w:val="0"/>
+                <w:iCs/>
+                <w:sz w:val="24"/>
+              </w:rPr>
+              <w:t>ValidateRange_DefaultMessage_UsedWhenCustomIsNull</w:t>
+            </w:r>
+          </w:p>
+        </w:tc>
+        <w:tc>
+          <w:tcPr>
+            <w:tcW w:w="2546" w:type="dxa"/>
+            <w:vAlign w:val="center"/>
+          </w:tcPr>
+          <w:p>
+            <w:pPr>
+              <w:ind w:firstLine="0"/>
+              <w:jc w:val="center"/>
+              <w:rPr>
+                <w:i w:val="0"/>
+                <w:iCs/>
+                <w:sz w:val="24"/>
+              </w:rPr>
+            </w:pPr>
+            <w:r>
+              <w:rPr>
+                <w:i w:val="0"/>
+                <w:iCs/>
+                <w:sz w:val="24"/>
+              </w:rPr>
+              <w:t>Сообщение по умолчанию содержит поле и границы</w:t>
+            </w:r>
+          </w:p>
+        </w:tc>
+      </w:tr>
+    </w:tbl>
     <w:p>
       <w:pPr>
         <w:ind w:firstLine="0"/>
+        <w:rPr>
+          <w:i w:val="0"/>
+          <w:iCs/>
+          <w:szCs w:val="28"/>
+          <w:lang w:val="en-US"/>
+        </w:rPr>
+      </w:pPr>
+      <w:r>
+        <w:rPr>
+          <w:i w:val="0"/>
+          <w:iCs/>
+          <w:szCs w:val="28"/>
+        </w:rPr>
+        <w:t>Таблица 1</w:t>
+      </w:r>
+      <w:r>
+        <w:rPr>
+          <w:i w:val="0"/>
+          <w:iCs/>
+          <w:szCs w:val="28"/>
+        </w:rPr>
+        <w:t>2</w:t>
+      </w:r>
+      <w:r>
+        <w:rPr>
+          <w:i w:val="0"/>
+          <w:iCs/>
+          <w:szCs w:val="28"/>
+        </w:rPr>
+        <w:t xml:space="preserve"> – Тесты </w:t>
+      </w:r>
+      <w:r>
+        <w:rPr>
+          <w:i w:val="0"/>
+          <w:iCs/>
+          <w:szCs w:val="28"/>
+        </w:rPr>
+        <w:t xml:space="preserve">свойства </w:t>
+      </w:r>
+      <w:r>
+        <w:rPr>
+          <w:i w:val="0"/>
+          <w:iCs/>
+          <w:szCs w:val="28"/>
+          <w:lang w:val="en-US"/>
+        </w:rPr>
+        <w:t>Gender</w:t>
+      </w:r>
+    </w:p>
+    <w:tbl>
+      <w:tblPr>
+        <w:tblStyle w:val="af1"/>
+        <w:tblW w:w="9634" w:type="dxa"/>
         <w:jc w:val="center"/>
-        <w:rPr>
-          <w:i w:val="0"/>
-          <w:iCs/>
-          <w:szCs w:val="28"/>
-        </w:rPr>
-      </w:pPr>
-    </w:p>
+        <w:tblLayout w:type="fixed"/>
+        <w:tblLook w:val="04A0" w:firstRow="1" w:lastRow="0" w:firstColumn="1" w:lastColumn="0" w:noHBand="0" w:noVBand="1"/>
+      </w:tblPr>
+      <w:tblGrid>
+        <w:gridCol w:w="1129"/>
+        <w:gridCol w:w="5959"/>
+        <w:gridCol w:w="2546"/>
+      </w:tblGrid>
+      <w:tr>
+        <w:trPr>
+          <w:jc w:val="center"/>
+        </w:trPr>
+        <w:tc>
+          <w:tcPr>
+            <w:tcW w:w="1129" w:type="dxa"/>
+            <w:vAlign w:val="center"/>
+          </w:tcPr>
+          <w:p>
+            <w:pPr>
+              <w:ind w:firstLine="0"/>
+              <w:jc w:val="center"/>
+              <w:rPr>
+                <w:i w:val="0"/>
+                <w:iCs/>
+                <w:sz w:val="24"/>
+              </w:rPr>
+            </w:pPr>
+            <w:r>
+              <w:rPr>
+                <w:i w:val="0"/>
+                <w:iCs/>
+                <w:sz w:val="24"/>
+              </w:rPr>
+              <w:t>№ теста</w:t>
+            </w:r>
+          </w:p>
+        </w:tc>
+        <w:tc>
+          <w:tcPr>
+            <w:tcW w:w="5959" w:type="dxa"/>
+            <w:vAlign w:val="center"/>
+          </w:tcPr>
+          <w:p>
+            <w:pPr>
+              <w:ind w:firstLine="0"/>
+              <w:jc w:val="center"/>
+              <w:rPr>
+                <w:i w:val="0"/>
+                <w:iCs/>
+                <w:sz w:val="24"/>
+              </w:rPr>
+            </w:pPr>
+            <w:r>
+              <w:rPr>
+                <w:i w:val="0"/>
+                <w:iCs/>
+                <w:sz w:val="24"/>
+              </w:rPr>
+              <w:t>Имя метода для теста</w:t>
+            </w:r>
+          </w:p>
+        </w:tc>
+        <w:tc>
+          <w:tcPr>
+            <w:tcW w:w="2546" w:type="dxa"/>
+            <w:vAlign w:val="center"/>
+          </w:tcPr>
+          <w:p>
+            <w:pPr>
+              <w:ind w:firstLine="0"/>
+              <w:jc w:val="center"/>
+              <w:rPr>
+                <w:i w:val="0"/>
+                <w:iCs/>
+                <w:sz w:val="24"/>
+              </w:rPr>
+            </w:pPr>
+            <w:r>
+              <w:rPr>
+                <w:i w:val="0"/>
+                <w:iCs/>
+                <w:sz w:val="24"/>
+              </w:rPr>
+              <w:t>Проверяемое условие</w:t>
+            </w:r>
+          </w:p>
+        </w:tc>
+      </w:tr>
+      <w:tr>
+        <w:trPr>
+          <w:jc w:val="center"/>
+        </w:trPr>
+        <w:tc>
+          <w:tcPr>
+            <w:tcW w:w="1129" w:type="dxa"/>
+            <w:vAlign w:val="center"/>
+          </w:tcPr>
+          <w:p>
+            <w:pPr>
+              <w:ind w:firstLine="0"/>
+              <w:jc w:val="center"/>
+              <w:rPr>
+                <w:i w:val="0"/>
+                <w:iCs/>
+                <w:sz w:val="24"/>
+                <w:lang w:val="en-US"/>
+              </w:rPr>
+            </w:pPr>
+            <w:r>
+              <w:rPr>
+                <w:i w:val="0"/>
+                <w:iCs/>
+                <w:sz w:val="24"/>
+              </w:rPr>
+              <w:t>4</w:t>
+            </w:r>
+            <w:r>
+              <w:rPr>
+                <w:i w:val="0"/>
+                <w:iCs/>
+                <w:sz w:val="24"/>
+                <w:lang w:val="en-US"/>
+              </w:rPr>
+              <w:t>7</w:t>
+            </w:r>
+          </w:p>
+        </w:tc>
+        <w:tc>
+          <w:tcPr>
+            <w:tcW w:w="5959" w:type="dxa"/>
+            <w:vAlign w:val="center"/>
+          </w:tcPr>
+          <w:p>
+            <w:pPr>
+              <w:ind w:firstLine="0"/>
+              <w:jc w:val="center"/>
+              <w:rPr>
+                <w:i w:val="0"/>
+                <w:iCs/>
+                <w:sz w:val="24"/>
+                <w:lang w:val="en-US"/>
+              </w:rPr>
+            </w:pPr>
+            <w:r>
+              <w:rPr>
+                <w:i w:val="0"/>
+                <w:iCs/>
+                <w:sz w:val="24"/>
+                <w:lang w:val="en-US"/>
+              </w:rPr>
+              <w:t>Gender_MaleValue_SetsCorrectly</w:t>
+            </w:r>
+          </w:p>
+        </w:tc>
+        <w:tc>
+          <w:tcPr>
+            <w:tcW w:w="2546" w:type="dxa"/>
+            <w:vAlign w:val="center"/>
+          </w:tcPr>
+          <w:p>
+            <w:pPr>
+              <w:ind w:firstLine="0"/>
+              <w:jc w:val="center"/>
+              <w:rPr>
+                <w:i w:val="0"/>
+                <w:iCs/>
+                <w:sz w:val="24"/>
+              </w:rPr>
+            </w:pPr>
+            <w:r>
+              <w:rPr>
+                <w:i w:val="0"/>
+                <w:iCs/>
+                <w:sz w:val="24"/>
+              </w:rPr>
+              <w:t>Установка Gender.Male</w:t>
+            </w:r>
+          </w:p>
+        </w:tc>
+      </w:tr>
+      <w:tr>
+        <w:trPr>
+          <w:jc w:val="center"/>
+        </w:trPr>
+        <w:tc>
+          <w:tcPr>
+            <w:tcW w:w="1129" w:type="dxa"/>
+            <w:vAlign w:val="center"/>
+          </w:tcPr>
+          <w:p>
+            <w:pPr>
+              <w:ind w:firstLine="0"/>
+              <w:jc w:val="center"/>
+              <w:rPr>
+                <w:i w:val="0"/>
+                <w:iCs/>
+                <w:sz w:val="24"/>
+                <w:lang w:val="en-US"/>
+              </w:rPr>
+            </w:pPr>
+            <w:r>
+              <w:rPr>
+                <w:i w:val="0"/>
+                <w:iCs/>
+                <w:sz w:val="24"/>
+              </w:rPr>
+              <w:t>4</w:t>
+            </w:r>
+            <w:r>
+              <w:rPr>
+                <w:i w:val="0"/>
+                <w:iCs/>
+                <w:sz w:val="24"/>
+                <w:lang w:val="en-US"/>
+              </w:rPr>
+              <w:t>8</w:t>
+            </w:r>
+          </w:p>
+        </w:tc>
+        <w:tc>
+          <w:tcPr>
+            <w:tcW w:w="5959" w:type="dxa"/>
+            <w:vAlign w:val="center"/>
+          </w:tcPr>
+          <w:p>
+            <w:pPr>
+              <w:ind w:firstLine="0"/>
+              <w:jc w:val="center"/>
+              <w:rPr>
+                <w:i w:val="0"/>
+                <w:iCs/>
+                <w:sz w:val="24"/>
+              </w:rPr>
+            </w:pPr>
+            <w:r>
+              <w:rPr>
+                <w:i w:val="0"/>
+                <w:iCs/>
+                <w:sz w:val="24"/>
+              </w:rPr>
+              <w:t>Gender_FemaleValue_SetsCorrectly</w:t>
+            </w:r>
+          </w:p>
+        </w:tc>
+        <w:tc>
+          <w:tcPr>
+            <w:tcW w:w="2546" w:type="dxa"/>
+            <w:vAlign w:val="center"/>
+          </w:tcPr>
+          <w:p>
+            <w:pPr>
+              <w:ind w:firstLine="0"/>
+              <w:jc w:val="center"/>
+              <w:rPr>
+                <w:i w:val="0"/>
+                <w:iCs/>
+                <w:sz w:val="24"/>
+              </w:rPr>
+            </w:pPr>
+            <w:r>
+              <w:rPr>
+                <w:i w:val="0"/>
+                <w:iCs/>
+                <w:sz w:val="24"/>
+              </w:rPr>
+              <w:t>Установка Gender.Female</w:t>
+            </w:r>
+          </w:p>
+        </w:tc>
+      </w:tr>
+    </w:tbl>
+    <w:p>
+      <w:pPr>
+        <w:ind w:firstLine="0"/>
+        <w:rPr>
+          <w:i w:val="0"/>
+          <w:iCs/>
+          <w:szCs w:val="28"/>
+          <w:lang w:val="en-US"/>
+        </w:rPr>
+      </w:pPr>
+      <w:r>
+        <w:rPr>
+          <w:i w:val="0"/>
+          <w:iCs/>
+          <w:szCs w:val="28"/>
+        </w:rPr>
+        <w:t>Таблица 1</w:t>
+      </w:r>
+      <w:r>
+        <w:rPr>
+          <w:i w:val="0"/>
+          <w:iCs/>
+          <w:szCs w:val="28"/>
+          <w:lang w:val="en-US"/>
+        </w:rPr>
+        <w:t>3</w:t>
+      </w:r>
+      <w:r>
+        <w:rPr>
+          <w:i w:val="0"/>
+          <w:iCs/>
+          <w:szCs w:val="28"/>
+        </w:rPr>
+        <w:t xml:space="preserve"> – Тесты свойства </w:t>
+      </w:r>
+      <w:r>
+        <w:rPr>
+          <w:i w:val="0"/>
+          <w:iCs/>
+          <w:szCs w:val="28"/>
+          <w:lang w:val="en-US"/>
+        </w:rPr>
+        <w:t>Gender</w:t>
+      </w:r>
+    </w:p>
+    <w:tbl>
+      <w:tblPr>
+        <w:tblStyle w:val="af1"/>
+        <w:tblW w:w="9634" w:type="dxa"/>
+        <w:jc w:val="center"/>
+        <w:tblLayout w:type="fixed"/>
+        <w:tblLook w:val="04A0" w:firstRow="1" w:lastRow="0" w:firstColumn="1" w:lastColumn="0" w:noHBand="0" w:noVBand="1"/>
+      </w:tblPr>
+      <w:tblGrid>
+        <w:gridCol w:w="1129"/>
+        <w:gridCol w:w="5959"/>
+        <w:gridCol w:w="2546"/>
+      </w:tblGrid>
+      <w:tr>
+        <w:trPr>
+          <w:jc w:val="center"/>
+        </w:trPr>
+        <w:tc>
+          <w:tcPr>
+            <w:tcW w:w="1129" w:type="dxa"/>
+            <w:vAlign w:val="center"/>
+          </w:tcPr>
+          <w:p>
+            <w:pPr>
+              <w:ind w:firstLine="0"/>
+              <w:jc w:val="center"/>
+              <w:rPr>
+                <w:i w:val="0"/>
+                <w:iCs/>
+                <w:sz w:val="24"/>
+              </w:rPr>
+            </w:pPr>
+            <w:r>
+              <w:rPr>
+                <w:i w:val="0"/>
+                <w:iCs/>
+                <w:sz w:val="24"/>
+              </w:rPr>
+              <w:t>№ теста</w:t>
+            </w:r>
+          </w:p>
+        </w:tc>
+        <w:tc>
+          <w:tcPr>
+            <w:tcW w:w="5959" w:type="dxa"/>
+            <w:vAlign w:val="center"/>
+          </w:tcPr>
+          <w:p>
+            <w:pPr>
+              <w:ind w:firstLine="0"/>
+              <w:jc w:val="center"/>
+              <w:rPr>
+                <w:i w:val="0"/>
+                <w:iCs/>
+                <w:sz w:val="24"/>
+              </w:rPr>
+            </w:pPr>
+            <w:r>
+              <w:rPr>
+                <w:i w:val="0"/>
+                <w:iCs/>
+                <w:sz w:val="24"/>
+              </w:rPr>
+              <w:t>Имя метода для теста</w:t>
+            </w:r>
+          </w:p>
+        </w:tc>
+        <w:tc>
+          <w:tcPr>
+            <w:tcW w:w="2546" w:type="dxa"/>
+            <w:vAlign w:val="center"/>
+          </w:tcPr>
+          <w:p>
+            <w:pPr>
+              <w:ind w:firstLine="0"/>
+              <w:jc w:val="center"/>
+              <w:rPr>
+                <w:i w:val="0"/>
+                <w:iCs/>
+                <w:sz w:val="24"/>
+              </w:rPr>
+            </w:pPr>
+            <w:r>
+              <w:rPr>
+                <w:i w:val="0"/>
+                <w:iCs/>
+                <w:sz w:val="24"/>
+              </w:rPr>
+              <w:t>Проверяемое условие</w:t>
+            </w:r>
+          </w:p>
+        </w:tc>
+      </w:tr>
+      <w:tr>
+        <w:trPr>
+          <w:jc w:val="center"/>
+        </w:trPr>
+        <w:tc>
+          <w:tcPr>
+            <w:tcW w:w="1129" w:type="dxa"/>
+            <w:vAlign w:val="center"/>
+          </w:tcPr>
+          <w:p>
+            <w:pPr>
+              <w:ind w:firstLine="0"/>
+              <w:jc w:val="center"/>
+              <w:rPr>
+                <w:i w:val="0"/>
+                <w:iCs/>
+                <w:sz w:val="24"/>
+                <w:lang w:val="en-US"/>
+              </w:rPr>
+            </w:pPr>
+            <w:r>
+              <w:rPr>
+                <w:i w:val="0"/>
+                <w:iCs/>
+                <w:sz w:val="24"/>
+              </w:rPr>
+              <w:t>4</w:t>
+            </w:r>
+            <w:r>
+              <w:rPr>
+                <w:i w:val="0"/>
+                <w:iCs/>
+                <w:sz w:val="24"/>
+                <w:lang w:val="en-US"/>
+              </w:rPr>
+              <w:t>9</w:t>
+            </w:r>
+          </w:p>
+        </w:tc>
+        <w:tc>
+          <w:tcPr>
+            <w:tcW w:w="5959" w:type="dxa"/>
+            <w:vAlign w:val="center"/>
+          </w:tcPr>
+          <w:p>
+            <w:pPr>
+              <w:ind w:firstLine="0"/>
+              <w:jc w:val="center"/>
+              <w:rPr>
+                <w:i w:val="0"/>
+                <w:iCs/>
+                <w:sz w:val="24"/>
+                <w:lang w:val="en-US"/>
+              </w:rPr>
+            </w:pPr>
+            <w:r>
+              <w:rPr>
+                <w:i w:val="0"/>
+                <w:iCs/>
+                <w:sz w:val="24"/>
+                <w:lang w:val="en-US"/>
+              </w:rPr>
+              <w:t>SalaryEmployee_DefaultConstructor_InitializesProperties</w:t>
+            </w:r>
+          </w:p>
+        </w:tc>
+        <w:tc>
+          <w:tcPr>
+            <w:tcW w:w="2546" w:type="dxa"/>
+            <w:vAlign w:val="center"/>
+          </w:tcPr>
+          <w:p>
+            <w:pPr>
+              <w:ind w:firstLine="0"/>
+              <w:jc w:val="center"/>
+              <w:rPr>
+                <w:i w:val="0"/>
+                <w:iCs/>
+                <w:sz w:val="24"/>
+              </w:rPr>
+            </w:pPr>
+            <w:r>
+              <w:rPr>
+                <w:i w:val="0"/>
+                <w:iCs/>
+                <w:sz w:val="24"/>
+              </w:rPr>
+              <w:t>Инициализация по умолчанию для SalaryEmployee</w:t>
+            </w:r>
+          </w:p>
+        </w:tc>
+      </w:tr>
+      <w:tr>
+        <w:trPr>
+          <w:jc w:val="center"/>
+        </w:trPr>
+        <w:tc>
+          <w:tcPr>
+            <w:tcW w:w="1129" w:type="dxa"/>
+            <w:vAlign w:val="center"/>
+          </w:tcPr>
+          <w:p>
+            <w:pPr>
+              <w:ind w:firstLine="0"/>
+              <w:jc w:val="center"/>
+              <w:rPr>
+                <w:i w:val="0"/>
+                <w:iCs/>
+                <w:sz w:val="24"/>
+                <w:lang w:val="en-US"/>
+              </w:rPr>
+            </w:pPr>
+            <w:r>
+              <w:rPr>
+                <w:i w:val="0"/>
+                <w:iCs/>
+                <w:sz w:val="24"/>
+                <w:lang w:val="en-US"/>
+              </w:rPr>
+              <w:t>50</w:t>
+            </w:r>
+          </w:p>
+        </w:tc>
+        <w:tc>
+          <w:tcPr>
+            <w:tcW w:w="5959" w:type="dxa"/>
+            <w:vAlign w:val="center"/>
+          </w:tcPr>
+          <w:p>
+            <w:pPr>
+              <w:ind w:firstLine="0"/>
+              <w:jc w:val="center"/>
+              <w:rPr>
+                <w:i w:val="0"/>
+                <w:iCs/>
+                <w:sz w:val="24"/>
+              </w:rPr>
+            </w:pPr>
+            <w:r>
+              <w:rPr>
+                <w:i w:val="0"/>
+                <w:iCs/>
+                <w:sz w:val="24"/>
+              </w:rPr>
+              <w:t>WageEmployee_DefaultConstructor_InitializesProperties</w:t>
+            </w:r>
+          </w:p>
+        </w:tc>
+        <w:tc>
+          <w:tcPr>
+            <w:tcW w:w="2546" w:type="dxa"/>
+            <w:vAlign w:val="center"/>
+          </w:tcPr>
+          <w:p>
+            <w:pPr>
+              <w:ind w:firstLine="0"/>
+              <w:jc w:val="center"/>
+              <w:rPr>
+                <w:i w:val="0"/>
+                <w:iCs/>
+                <w:sz w:val="24"/>
+              </w:rPr>
+            </w:pPr>
+            <w:r>
+              <w:rPr>
+                <w:i w:val="0"/>
+                <w:iCs/>
+                <w:sz w:val="24"/>
+              </w:rPr>
+              <w:t>Инициализация по умолчанию для WageEmployee</w:t>
+            </w:r>
+          </w:p>
+        </w:tc>
+      </w:tr>
+    </w:tbl>
     <w:p>
       <w:pPr>
         <w:ind w:firstLine="0"/>
@@ -10333,113 +15549,13 @@
           <w:lang w:val="ru-RU"/>
         </w:rPr>
       </w:pPr>
-      <w:proofErr w:type="spellStart"/>
       <w:r>
         <w:rPr>
           <w:i w:val="0"/>
           <w:iCs/>
           <w:lang w:val="ru-RU"/>
         </w:rPr>
-        <w:t>Калентьев</w:t>
-      </w:r>
-      <w:proofErr w:type="spellEnd"/>
-      <w:r>
-        <w:rPr>
-          <w:i w:val="0"/>
-          <w:iCs/>
-          <w:lang w:val="ru-RU"/>
-        </w:rPr>
-        <w:t xml:space="preserve">, А. А. Новые технологии в </w:t>
-      </w:r>
-      <w:proofErr w:type="gramStart"/>
-      <w:r>
-        <w:rPr>
-          <w:i w:val="0"/>
-          <w:iCs/>
-          <w:lang w:val="ru-RU"/>
-        </w:rPr>
-        <w:t>программировании :</w:t>
-      </w:r>
-      <w:proofErr w:type="gramEnd"/>
-      <w:r>
-        <w:rPr>
-          <w:i w:val="0"/>
-          <w:iCs/>
-          <w:lang w:val="ru-RU"/>
-        </w:rPr>
-        <w:t xml:space="preserve"> учебное пособие / А. А. </w:t>
-      </w:r>
-      <w:proofErr w:type="spellStart"/>
-      <w:r>
-        <w:rPr>
-          <w:i w:val="0"/>
-          <w:iCs/>
-          <w:lang w:val="ru-RU"/>
-        </w:rPr>
-        <w:t>Калентьев</w:t>
-      </w:r>
-      <w:proofErr w:type="spellEnd"/>
-      <w:r>
-        <w:rPr>
-          <w:i w:val="0"/>
-          <w:iCs/>
-          <w:lang w:val="ru-RU"/>
-        </w:rPr>
-        <w:t xml:space="preserve">, Д. В. </w:t>
-      </w:r>
-      <w:proofErr w:type="spellStart"/>
-      <w:r>
-        <w:rPr>
-          <w:i w:val="0"/>
-          <w:iCs/>
-          <w:lang w:val="ru-RU"/>
-        </w:rPr>
-        <w:t>Гарайс</w:t>
-      </w:r>
-      <w:proofErr w:type="spellEnd"/>
-      <w:r>
-        <w:rPr>
-          <w:i w:val="0"/>
-          <w:iCs/>
-          <w:lang w:val="ru-RU"/>
-        </w:rPr>
-        <w:t xml:space="preserve">, А. Е. </w:t>
-      </w:r>
-      <w:proofErr w:type="spellStart"/>
-      <w:r>
-        <w:rPr>
-          <w:i w:val="0"/>
-          <w:iCs/>
-          <w:lang w:val="ru-RU"/>
-        </w:rPr>
-        <w:t>Гориянов</w:t>
-      </w:r>
-      <w:proofErr w:type="spellEnd"/>
-      <w:r>
-        <w:rPr>
-          <w:i w:val="0"/>
-          <w:iCs/>
-          <w:lang w:val="ru-RU"/>
-        </w:rPr>
-        <w:t xml:space="preserve">. – </w:t>
-      </w:r>
-      <w:proofErr w:type="gramStart"/>
-      <w:r>
-        <w:rPr>
-          <w:i w:val="0"/>
-          <w:iCs/>
-          <w:lang w:val="ru-RU"/>
-        </w:rPr>
-        <w:t>Томск :</w:t>
-      </w:r>
-      <w:proofErr w:type="gramEnd"/>
-      <w:r>
-        <w:rPr>
-          <w:i w:val="0"/>
-          <w:iCs/>
-          <w:lang w:val="ru-RU"/>
-        </w:rPr>
-        <w:t xml:space="preserve"> Эль Контент, 2014. – 176 с. – </w:t>
+        <w:t xml:space="preserve">Калентьев, А. А. Новые технологии в программировании : учебное пособие / А. А. Калентьев, Д. В. Гарайс, А. Е. Гориянов. – Томск : Эль Контент, 2014. – 176 с. – </w:t>
       </w:r>
       <w:r>
         <w:rPr>
@@ -10852,25 +15968,7 @@
           <w:iCs/>
           <w:szCs w:val="28"/>
         </w:rPr>
-        <w:t xml:space="preserve">Заказчик: к.т.н., доцент </w:t>
-      </w:r>
-      <w:proofErr w:type="spellStart"/>
-      <w:r>
-        <w:rPr>
-          <w:i w:val="0"/>
-          <w:iCs/>
-          <w:szCs w:val="28"/>
-        </w:rPr>
-        <w:t>Калентьев</w:t>
-      </w:r>
-      <w:proofErr w:type="spellEnd"/>
-      <w:r>
-        <w:rPr>
-          <w:i w:val="0"/>
-          <w:iCs/>
-          <w:szCs w:val="28"/>
-        </w:rPr>
-        <w:t xml:space="preserve"> А.А.</w:t>
+        <w:t>Заказчик: к.т.н., доцент Калентьев А.А.</w:t>
       </w:r>
     </w:p>
     <w:p>
@@ -11196,25 +16294,7 @@
           <w:iCs/>
           <w:szCs w:val="28"/>
         </w:rPr>
-        <w:t xml:space="preserve">Заказчик: к.т.н., доцент </w:t>
-      </w:r>
-      <w:proofErr w:type="spellStart"/>
-      <w:r>
-        <w:rPr>
-          <w:i w:val="0"/>
-          <w:iCs/>
-          <w:szCs w:val="28"/>
-        </w:rPr>
-        <w:t>Калентьев</w:t>
-      </w:r>
-      <w:proofErr w:type="spellEnd"/>
-      <w:r>
-        <w:rPr>
-          <w:i w:val="0"/>
-          <w:iCs/>
-          <w:szCs w:val="28"/>
-        </w:rPr>
-        <w:t xml:space="preserve"> А.А.</w:t>
+        <w:t>Заказчик: к.т.н., доцент Калентьев А.А.</w:t>
       </w:r>
     </w:p>
     <w:p>
@@ -11348,7 +16428,41 @@
           <w:iCs/>
           <w:szCs w:val="28"/>
         </w:rPr>
-        <w:t>Окончание работ: 19.03.2026</w:t>
+        <w:t xml:space="preserve">Окончание работ: </w:t>
+      </w:r>
+      <w:r>
+        <w:rPr>
+          <w:i w:val="0"/>
+          <w:iCs/>
+          <w:szCs w:val="28"/>
+          <w:lang w:val="en-US"/>
+        </w:rPr>
+        <w:t>02</w:t>
+      </w:r>
+      <w:r>
+        <w:rPr>
+          <w:i w:val="0"/>
+          <w:iCs/>
+          <w:szCs w:val="28"/>
+        </w:rPr>
+        <w:t>.0</w:t>
+      </w:r>
+      <w:r>
+        <w:rPr>
+          <w:i w:val="0"/>
+          <w:iCs/>
+          <w:szCs w:val="28"/>
+          <w:lang w:val="en-US"/>
+        </w:rPr>
+        <w:t>4</w:t>
+      </w:r>
+      <w:r>
+        <w:rPr>
+          <w:i w:val="0"/>
+          <w:iCs/>
+          <w:szCs w:val="28"/>
+        </w:rPr>
+        <w:t>.2026</w:t>
       </w:r>
     </w:p>
     <w:p>
@@ -12672,7 +17786,32 @@
           <w:iCs/>
           <w:szCs w:val="28"/>
         </w:rPr>
-        <w:t>10 или иной ОС, совместимой с этой. Работоспособность на предыдущих версиях ОС не гарантируется.</w:t>
+        <w:t>10</w:t>
+      </w:r>
+      <w:r>
+        <w:rPr>
+          <w:i w:val="0"/>
+          <w:iCs/>
+          <w:szCs w:val="28"/>
+        </w:rPr>
+        <w:t xml:space="preserve"> </w:t>
+      </w:r>
+      <w:r>
+        <w:rPr>
+          <w:i w:val="0"/>
+          <w:iCs/>
+          <w:szCs w:val="28"/>
+          <w:lang w:val="en-US"/>
+        </w:rPr>
+        <w:t>Home</w:t>
+      </w:r>
+      <w:r>
+        <w:rPr>
+          <w:i w:val="0"/>
+          <w:iCs/>
+          <w:szCs w:val="28"/>
+        </w:rPr>
+        <w:t xml:space="preserve"> или иной ОС, совместимой с этой. Работоспособность на предыдущих версиях ОС не гарантируется.</w:t>
       </w:r>
     </w:p>
     <w:p>
@@ -12854,7 +17993,7 @@
           <w:i w:val="0"/>
           <w:iCs/>
         </w:rPr>
-        <w:t>1 ГБ для 32-разрядных систем или 2 ГБ для 64-разрядных систем</w:t>
+        <w:t>2 ГБ для 64-разрядных систем</w:t>
       </w:r>
     </w:p>
     <w:p>
@@ -12896,7 +18035,7 @@
           <w:i w:val="0"/>
           <w:iCs/>
         </w:rPr>
-        <w:t>Место на жестком диске: 4 ГБ для 32-разрядных систем или 8 ГБ для 64-разрядных систем</w:t>
+        <w:t>Место на жестком диске: 8 ГБ для 64-разрядных систем</w:t>
       </w:r>
     </w:p>
     <w:p>
@@ -12969,18 +18108,8 @@
           <w:iCs/>
           <w:szCs w:val="28"/>
         </w:rPr>
-        <w:t xml:space="preserve">Данные о сотрудниках должны храниться в формате </w:t>
-      </w:r>
-      <w:proofErr w:type="gramStart"/>
-      <w:r>
-        <w:rPr>
-          <w:i w:val="0"/>
-          <w:iCs/>
-          <w:szCs w:val="28"/>
-        </w:rPr>
-        <w:t>*.</w:t>
-      </w:r>
-      <w:proofErr w:type="spellStart"/>
+        <w:t>Данные о сотрудниках должны храниться в формате *.</w:t>
+      </w:r>
       <w:r>
         <w:rPr>
           <w:i w:val="0"/>
@@ -12990,8 +18119,6 @@
         </w:rPr>
         <w:t>viktor</w:t>
       </w:r>
-      <w:proofErr w:type="spellEnd"/>
-      <w:proofErr w:type="gramEnd"/>
       <w:r>
         <w:rPr>
           <w:i w:val="0"/>
@@ -13147,8 +18274,46 @@
           <w:szCs w:val="28"/>
           <w:lang w:val="en-US"/>
         </w:rPr>
+        <w:t xml:space="preserve">    "type": "object",</w:t>
+      </w:r>
+    </w:p>
+    <w:p>
+      <w:pPr>
+        <w:rPr>
+          <w:i w:val="0"/>
+          <w:iCs/>
+          <w:szCs w:val="28"/>
+          <w:lang w:val="en-US"/>
+        </w:rPr>
+      </w:pPr>
+      <w:r>
+        <w:rPr>
+          <w:i w:val="0"/>
+          <w:iCs/>
+          <w:szCs w:val="28"/>
+          <w:lang w:val="en-US"/>
+        </w:rPr>
+        <w:t xml:space="preserve">    "required": ["FirstName", "LastName", "Age", "Gender", "Profession"],</w:t>
+      </w:r>
+    </w:p>
+    <w:p>
+      <w:pPr>
+        <w:rPr>
+          <w:i w:val="0"/>
+          <w:iCs/>
+          <w:szCs w:val="28"/>
+          <w:lang w:val="en-US"/>
+        </w:rPr>
+      </w:pPr>
+      <w:r>
+        <w:rPr>
+          <w:i w:val="0"/>
+          <w:iCs/>
+          <w:szCs w:val="28"/>
+          <w:lang w:val="en-US"/>
+        </w:rPr>
         <w:lastRenderedPageBreak/>
-        <w:t xml:space="preserve">    "type": "object",</w:t>
+        <w:t xml:space="preserve">    "properties": {</w:t>
       </w:r>
     </w:p>
     <w:p>
@@ -13167,7 +18332,7 @@
           <w:szCs w:val="28"/>
           <w:lang w:val="en-US"/>
         </w:rPr>
-        <w:t xml:space="preserve">    "required": ["FirstName", "LastName", "Age", "Gender", "Profession"],</w:t>
+        <w:t xml:space="preserve">      "FirstName": { "type": "string", "minLength": 1 },</w:t>
       </w:r>
     </w:p>
     <w:p>
@@ -13186,7 +18351,7 @@
           <w:szCs w:val="28"/>
           <w:lang w:val="en-US"/>
         </w:rPr>
-        <w:t xml:space="preserve">    "properties": {</w:t>
+        <w:t xml:space="preserve">      "LastName": { "type": "string", "minLength": 1 },</w:t>
       </w:r>
     </w:p>
     <w:p>
@@ -13205,19 +18370,18 @@
           <w:szCs w:val="28"/>
           <w:lang w:val="en-US"/>
         </w:rPr>
-        <w:t xml:space="preserve">      "FirstName": </w:t>
-      </w:r>
-      <w:proofErr w:type="gramStart"/>
-      <w:r>
+        <w:t xml:space="preserve">      "Age": { "type": "integer", "minimum": 18 },</w:t>
+      </w:r>
+    </w:p>
+    <w:p>
+      <w:pPr>
         <w:rPr>
           <w:i w:val="0"/>
           <w:iCs/>
           <w:szCs w:val="28"/>
           <w:lang w:val="en-US"/>
         </w:rPr>
-        <w:t>{ "</w:t>
-      </w:r>
-      <w:proofErr w:type="gramEnd"/>
+      </w:pPr>
       <w:r>
         <w:rPr>
           <w:i w:val="0"/>
@@ -13225,19 +18389,18 @@
           <w:szCs w:val="28"/>
           <w:lang w:val="en-US"/>
         </w:rPr>
-        <w:t>type": "string", "</w:t>
-      </w:r>
-      <w:proofErr w:type="spellStart"/>
-      <w:r>
+        <w:t xml:space="preserve">      "Gender": { "type": "integer", "enum": [0, 1] },</w:t>
+      </w:r>
+    </w:p>
+    <w:p>
+      <w:pPr>
         <w:rPr>
           <w:i w:val="0"/>
           <w:iCs/>
           <w:szCs w:val="28"/>
           <w:lang w:val="en-US"/>
         </w:rPr>
-        <w:t>minLength</w:t>
-      </w:r>
-      <w:proofErr w:type="spellEnd"/>
+      </w:pPr>
       <w:r>
         <w:rPr>
           <w:i w:val="0"/>
@@ -13245,19 +18408,18 @@
           <w:szCs w:val="28"/>
           <w:lang w:val="en-US"/>
         </w:rPr>
-        <w:t xml:space="preserve">": </w:t>
-      </w:r>
-      <w:proofErr w:type="gramStart"/>
-      <w:r>
+        <w:t xml:space="preserve">      "Profession": { "type": "string", "minLength": 1 },</w:t>
+      </w:r>
+    </w:p>
+    <w:p>
+      <w:pPr>
         <w:rPr>
           <w:i w:val="0"/>
           <w:iCs/>
           <w:szCs w:val="28"/>
           <w:lang w:val="en-US"/>
         </w:rPr>
-        <w:t>1 }</w:t>
-      </w:r>
-      <w:proofErr w:type="gramEnd"/>
+      </w:pPr>
       <w:r>
         <w:rPr>
           <w:i w:val="0"/>
@@ -13265,7 +18427,7 @@
           <w:szCs w:val="28"/>
           <w:lang w:val="en-US"/>
         </w:rPr>
-        <w:t>,</w:t>
+        <w:t xml:space="preserve">      "HourCount": { "type": "number", "minimum": 0 },</w:t>
       </w:r>
     </w:p>
     <w:p>
@@ -13284,19 +18446,18 @@
           <w:szCs w:val="28"/>
           <w:lang w:val="en-US"/>
         </w:rPr>
-        <w:t xml:space="preserve">      "LastName": </w:t>
-      </w:r>
-      <w:proofErr w:type="gramStart"/>
-      <w:r>
+        <w:t xml:space="preserve">      "Wage": { "type": "number", "minimum": 0 },</w:t>
+      </w:r>
+    </w:p>
+    <w:p>
+      <w:pPr>
         <w:rPr>
           <w:i w:val="0"/>
           <w:iCs/>
           <w:szCs w:val="28"/>
           <w:lang w:val="en-US"/>
         </w:rPr>
-        <w:t>{ "</w:t>
-      </w:r>
-      <w:proofErr w:type="gramEnd"/>
+      </w:pPr>
       <w:r>
         <w:rPr>
           <w:i w:val="0"/>
@@ -13304,19 +18465,18 @@
           <w:szCs w:val="28"/>
           <w:lang w:val="en-US"/>
         </w:rPr>
-        <w:t>type": "string", "</w:t>
-      </w:r>
-      <w:proofErr w:type="spellStart"/>
-      <w:r>
+        <w:t xml:space="preserve">      "Salary": { "type": "number", "minimum": 0 },</w:t>
+      </w:r>
+    </w:p>
+    <w:p>
+      <w:pPr>
         <w:rPr>
           <w:i w:val="0"/>
           <w:iCs/>
           <w:szCs w:val="28"/>
           <w:lang w:val="en-US"/>
         </w:rPr>
-        <w:t>minLength</w:t>
-      </w:r>
-      <w:proofErr w:type="spellEnd"/>
+      </w:pPr>
       <w:r>
         <w:rPr>
           <w:i w:val="0"/>
@@ -13324,19 +18484,18 @@
           <w:szCs w:val="28"/>
           <w:lang w:val="en-US"/>
         </w:rPr>
-        <w:t xml:space="preserve">": </w:t>
-      </w:r>
-      <w:proofErr w:type="gramStart"/>
-      <w:r>
+        <w:t xml:space="preserve">      "Commission": { "type": "number", "minimum": 0 }</w:t>
+      </w:r>
+    </w:p>
+    <w:p>
+      <w:pPr>
         <w:rPr>
           <w:i w:val="0"/>
           <w:iCs/>
           <w:szCs w:val="28"/>
           <w:lang w:val="en-US"/>
         </w:rPr>
-        <w:t>1 }</w:t>
-      </w:r>
-      <w:proofErr w:type="gramEnd"/>
+      </w:pPr>
       <w:r>
         <w:rPr>
           <w:i w:val="0"/>
@@ -13344,7 +18503,7 @@
           <w:szCs w:val="28"/>
           <w:lang w:val="en-US"/>
         </w:rPr>
-        <w:t>,</w:t>
+        <w:t xml:space="preserve">    },</w:t>
       </w:r>
     </w:p>
     <w:p>
@@ -13363,19 +18522,18 @@
           <w:szCs w:val="28"/>
           <w:lang w:val="en-US"/>
         </w:rPr>
-        <w:t xml:space="preserve">      "Age": </w:t>
-      </w:r>
-      <w:proofErr w:type="gramStart"/>
-      <w:r>
+        <w:t xml:space="preserve">    "oneOf": [</w:t>
+      </w:r>
+    </w:p>
+    <w:p>
+      <w:pPr>
         <w:rPr>
           <w:i w:val="0"/>
           <w:iCs/>
           <w:szCs w:val="28"/>
           <w:lang w:val="en-US"/>
         </w:rPr>
-        <w:t>{ "</w:t>
-      </w:r>
-      <w:proofErr w:type="gramEnd"/>
+      </w:pPr>
       <w:r>
         <w:rPr>
           <w:i w:val="0"/>
@@ -13383,19 +18541,18 @@
           <w:szCs w:val="28"/>
           <w:lang w:val="en-US"/>
         </w:rPr>
-        <w:t xml:space="preserve">type": "integer", "minimum": </w:t>
-      </w:r>
-      <w:proofErr w:type="gramStart"/>
-      <w:r>
+        <w:t xml:space="preserve">      {</w:t>
+      </w:r>
+    </w:p>
+    <w:p>
+      <w:pPr>
         <w:rPr>
           <w:i w:val="0"/>
           <w:iCs/>
           <w:szCs w:val="28"/>
           <w:lang w:val="en-US"/>
         </w:rPr>
-        <w:t>18 }</w:t>
-      </w:r>
-      <w:proofErr w:type="gramEnd"/>
+      </w:pPr>
       <w:r>
         <w:rPr>
           <w:i w:val="0"/>
@@ -13403,7 +18560,7 @@
           <w:szCs w:val="28"/>
           <w:lang w:val="en-US"/>
         </w:rPr>
-        <w:t>,</w:t>
+        <w:t xml:space="preserve">        "required": ["HourCount", "Wage"],</w:t>
       </w:r>
     </w:p>
     <w:p>
@@ -13422,19 +18579,18 @@
           <w:szCs w:val="28"/>
           <w:lang w:val="en-US"/>
         </w:rPr>
-        <w:t xml:space="preserve">      "Gender": </w:t>
-      </w:r>
-      <w:proofErr w:type="gramStart"/>
-      <w:r>
+        <w:t xml:space="preserve">        "properties": { "Salary": false, "Commission": false }</w:t>
+      </w:r>
+    </w:p>
+    <w:p>
+      <w:pPr>
         <w:rPr>
           <w:i w:val="0"/>
           <w:iCs/>
           <w:szCs w:val="28"/>
           <w:lang w:val="en-US"/>
         </w:rPr>
-        <w:t>{ "</w:t>
-      </w:r>
-      <w:proofErr w:type="gramEnd"/>
+      </w:pPr>
       <w:r>
         <w:rPr>
           <w:i w:val="0"/>
@@ -13442,19 +18598,18 @@
           <w:szCs w:val="28"/>
           <w:lang w:val="en-US"/>
         </w:rPr>
-        <w:t>type": "integer", "</w:t>
-      </w:r>
-      <w:proofErr w:type="spellStart"/>
-      <w:r>
+        <w:t xml:space="preserve">      },</w:t>
+      </w:r>
+    </w:p>
+    <w:p>
+      <w:pPr>
         <w:rPr>
           <w:i w:val="0"/>
           <w:iCs/>
           <w:szCs w:val="28"/>
           <w:lang w:val="en-US"/>
         </w:rPr>
-        <w:t>enum</w:t>
-      </w:r>
-      <w:proofErr w:type="spellEnd"/>
+      </w:pPr>
       <w:r>
         <w:rPr>
           <w:i w:val="0"/>
@@ -13462,19 +18617,18 @@
           <w:szCs w:val="28"/>
           <w:lang w:val="en-US"/>
         </w:rPr>
-        <w:t>": [0, 1</w:t>
-      </w:r>
-      <w:proofErr w:type="gramStart"/>
-      <w:r>
+        <w:t xml:space="preserve">      {</w:t>
+      </w:r>
+    </w:p>
+    <w:p>
+      <w:pPr>
         <w:rPr>
           <w:i w:val="0"/>
           <w:iCs/>
           <w:szCs w:val="28"/>
           <w:lang w:val="en-US"/>
         </w:rPr>
-        <w:t>] }</w:t>
-      </w:r>
-      <w:proofErr w:type="gramEnd"/>
+      </w:pPr>
       <w:r>
         <w:rPr>
           <w:i w:val="0"/>
@@ -13482,7 +18636,7 @@
           <w:szCs w:val="28"/>
           <w:lang w:val="en-US"/>
         </w:rPr>
-        <w:t>,</w:t>
+        <w:t xml:space="preserve">        "required": ["Salary", "Commission"],</w:t>
       </w:r>
     </w:p>
     <w:p>
@@ -13501,599 +18655,8 @@
           <w:szCs w:val="28"/>
           <w:lang w:val="en-US"/>
         </w:rPr>
-        <w:t xml:space="preserve">      "Profession": </w:t>
-      </w:r>
-      <w:proofErr w:type="gramStart"/>
-      <w:r>
-        <w:rPr>
-          <w:i w:val="0"/>
-          <w:iCs/>
-          <w:szCs w:val="28"/>
-          <w:lang w:val="en-US"/>
-        </w:rPr>
-        <w:t>{ "</w:t>
-      </w:r>
-      <w:proofErr w:type="gramEnd"/>
-      <w:r>
-        <w:rPr>
-          <w:i w:val="0"/>
-          <w:iCs/>
-          <w:szCs w:val="28"/>
-          <w:lang w:val="en-US"/>
-        </w:rPr>
-        <w:t>type": "string", "</w:t>
-      </w:r>
-      <w:proofErr w:type="spellStart"/>
-      <w:r>
-        <w:rPr>
-          <w:i w:val="0"/>
-          <w:iCs/>
-          <w:szCs w:val="28"/>
-          <w:lang w:val="en-US"/>
-        </w:rPr>
-        <w:t>minLength</w:t>
-      </w:r>
-      <w:proofErr w:type="spellEnd"/>
-      <w:r>
-        <w:rPr>
-          <w:i w:val="0"/>
-          <w:iCs/>
-          <w:szCs w:val="28"/>
-          <w:lang w:val="en-US"/>
-        </w:rPr>
-        <w:t xml:space="preserve">": </w:t>
-      </w:r>
-      <w:proofErr w:type="gramStart"/>
-      <w:r>
-        <w:rPr>
-          <w:i w:val="0"/>
-          <w:iCs/>
-          <w:szCs w:val="28"/>
-          <w:lang w:val="en-US"/>
-        </w:rPr>
-        <w:t>1 }</w:t>
-      </w:r>
-      <w:proofErr w:type="gramEnd"/>
-      <w:r>
-        <w:rPr>
-          <w:i w:val="0"/>
-          <w:iCs/>
-          <w:szCs w:val="28"/>
-          <w:lang w:val="en-US"/>
-        </w:rPr>
-        <w:t>,</w:t>
-      </w:r>
-    </w:p>
-    <w:p>
-      <w:pPr>
-        <w:rPr>
-          <w:i w:val="0"/>
-          <w:iCs/>
-          <w:szCs w:val="28"/>
-          <w:lang w:val="en-US"/>
-        </w:rPr>
-      </w:pPr>
-      <w:r>
-        <w:rPr>
-          <w:i w:val="0"/>
-          <w:iCs/>
-          <w:szCs w:val="28"/>
-          <w:lang w:val="en-US"/>
-        </w:rPr>
-        <w:t xml:space="preserve">      "</w:t>
-      </w:r>
-      <w:proofErr w:type="spellStart"/>
-      <w:r>
-        <w:rPr>
-          <w:i w:val="0"/>
-          <w:iCs/>
-          <w:szCs w:val="28"/>
-          <w:lang w:val="en-US"/>
-        </w:rPr>
-        <w:t>HourCount</w:t>
-      </w:r>
-      <w:proofErr w:type="spellEnd"/>
-      <w:r>
-        <w:rPr>
-          <w:i w:val="0"/>
-          <w:iCs/>
-          <w:szCs w:val="28"/>
-          <w:lang w:val="en-US"/>
-        </w:rPr>
-        <w:t xml:space="preserve">": </w:t>
-      </w:r>
-      <w:proofErr w:type="gramStart"/>
-      <w:r>
-        <w:rPr>
-          <w:i w:val="0"/>
-          <w:iCs/>
-          <w:szCs w:val="28"/>
-          <w:lang w:val="en-US"/>
-        </w:rPr>
-        <w:t>{ "</w:t>
-      </w:r>
-      <w:proofErr w:type="gramEnd"/>
-      <w:r>
-        <w:rPr>
-          <w:i w:val="0"/>
-          <w:iCs/>
-          <w:szCs w:val="28"/>
-          <w:lang w:val="en-US"/>
-        </w:rPr>
-        <w:t xml:space="preserve">type": "number", "minimum": </w:t>
-      </w:r>
-      <w:proofErr w:type="gramStart"/>
-      <w:r>
-        <w:rPr>
-          <w:i w:val="0"/>
-          <w:iCs/>
-          <w:szCs w:val="28"/>
-          <w:lang w:val="en-US"/>
-        </w:rPr>
-        <w:t>0 }</w:t>
-      </w:r>
-      <w:proofErr w:type="gramEnd"/>
-      <w:r>
-        <w:rPr>
-          <w:i w:val="0"/>
-          <w:iCs/>
-          <w:szCs w:val="28"/>
-          <w:lang w:val="en-US"/>
-        </w:rPr>
-        <w:t>,</w:t>
-      </w:r>
-    </w:p>
-    <w:p>
-      <w:pPr>
-        <w:rPr>
-          <w:i w:val="0"/>
-          <w:iCs/>
-          <w:szCs w:val="28"/>
-          <w:lang w:val="en-US"/>
-        </w:rPr>
-      </w:pPr>
-      <w:r>
-        <w:rPr>
-          <w:i w:val="0"/>
-          <w:iCs/>
-          <w:szCs w:val="28"/>
-          <w:lang w:val="en-US"/>
-        </w:rPr>
-        <w:t xml:space="preserve">      "Wage": </w:t>
-      </w:r>
-      <w:proofErr w:type="gramStart"/>
-      <w:r>
-        <w:rPr>
-          <w:i w:val="0"/>
-          <w:iCs/>
-          <w:szCs w:val="28"/>
-          <w:lang w:val="en-US"/>
-        </w:rPr>
-        <w:t>{ "</w:t>
-      </w:r>
-      <w:proofErr w:type="gramEnd"/>
-      <w:r>
-        <w:rPr>
-          <w:i w:val="0"/>
-          <w:iCs/>
-          <w:szCs w:val="28"/>
-          <w:lang w:val="en-US"/>
-        </w:rPr>
-        <w:t xml:space="preserve">type": "number", "minimum": </w:t>
-      </w:r>
-      <w:proofErr w:type="gramStart"/>
-      <w:r>
-        <w:rPr>
-          <w:i w:val="0"/>
-          <w:iCs/>
-          <w:szCs w:val="28"/>
-          <w:lang w:val="en-US"/>
-        </w:rPr>
-        <w:t>0 }</w:t>
-      </w:r>
-      <w:proofErr w:type="gramEnd"/>
-      <w:r>
-        <w:rPr>
-          <w:i w:val="0"/>
-          <w:iCs/>
-          <w:szCs w:val="28"/>
-          <w:lang w:val="en-US"/>
-        </w:rPr>
-        <w:t>,</w:t>
-      </w:r>
-    </w:p>
-    <w:p>
-      <w:pPr>
-        <w:rPr>
-          <w:i w:val="0"/>
-          <w:iCs/>
-          <w:szCs w:val="28"/>
-          <w:lang w:val="en-US"/>
-        </w:rPr>
-      </w:pPr>
-      <w:r>
-        <w:rPr>
-          <w:i w:val="0"/>
-          <w:iCs/>
-          <w:szCs w:val="28"/>
-          <w:lang w:val="en-US"/>
-        </w:rPr>
-        <w:t xml:space="preserve">      "Salary": </w:t>
-      </w:r>
-      <w:proofErr w:type="gramStart"/>
-      <w:r>
-        <w:rPr>
-          <w:i w:val="0"/>
-          <w:iCs/>
-          <w:szCs w:val="28"/>
-          <w:lang w:val="en-US"/>
-        </w:rPr>
-        <w:t>{ "</w:t>
-      </w:r>
-      <w:proofErr w:type="gramEnd"/>
-      <w:r>
-        <w:rPr>
-          <w:i w:val="0"/>
-          <w:iCs/>
-          <w:szCs w:val="28"/>
-          <w:lang w:val="en-US"/>
-        </w:rPr>
-        <w:t xml:space="preserve">type": "number", "minimum": </w:t>
-      </w:r>
-      <w:proofErr w:type="gramStart"/>
-      <w:r>
-        <w:rPr>
-          <w:i w:val="0"/>
-          <w:iCs/>
-          <w:szCs w:val="28"/>
-          <w:lang w:val="en-US"/>
-        </w:rPr>
-        <w:t>0 }</w:t>
-      </w:r>
-      <w:proofErr w:type="gramEnd"/>
-      <w:r>
-        <w:rPr>
-          <w:i w:val="0"/>
-          <w:iCs/>
-          <w:szCs w:val="28"/>
-          <w:lang w:val="en-US"/>
-        </w:rPr>
-        <w:t>,</w:t>
-      </w:r>
-    </w:p>
-    <w:p>
-      <w:pPr>
-        <w:rPr>
-          <w:i w:val="0"/>
-          <w:iCs/>
-          <w:szCs w:val="28"/>
-          <w:lang w:val="en-US"/>
-        </w:rPr>
-      </w:pPr>
-      <w:r>
-        <w:rPr>
-          <w:i w:val="0"/>
-          <w:iCs/>
-          <w:szCs w:val="28"/>
-          <w:lang w:val="en-US"/>
-        </w:rPr>
-        <w:t xml:space="preserve">      "Commission": </w:t>
-      </w:r>
-      <w:proofErr w:type="gramStart"/>
-      <w:r>
-        <w:rPr>
-          <w:i w:val="0"/>
-          <w:iCs/>
-          <w:szCs w:val="28"/>
-          <w:lang w:val="en-US"/>
-        </w:rPr>
-        <w:t>{ "</w:t>
-      </w:r>
-      <w:proofErr w:type="gramEnd"/>
-      <w:r>
-        <w:rPr>
-          <w:i w:val="0"/>
-          <w:iCs/>
-          <w:szCs w:val="28"/>
-          <w:lang w:val="en-US"/>
-        </w:rPr>
-        <w:t xml:space="preserve">type": "number", "minimum": </w:t>
-      </w:r>
-      <w:proofErr w:type="gramStart"/>
-      <w:r>
-        <w:rPr>
-          <w:i w:val="0"/>
-          <w:iCs/>
-          <w:szCs w:val="28"/>
-          <w:lang w:val="en-US"/>
-        </w:rPr>
-        <w:t>0 }</w:t>
-      </w:r>
-      <w:proofErr w:type="gramEnd"/>
-    </w:p>
-    <w:p>
-      <w:pPr>
-        <w:rPr>
-          <w:i w:val="0"/>
-          <w:iCs/>
-          <w:szCs w:val="28"/>
-          <w:lang w:val="en-US"/>
-        </w:rPr>
-      </w:pPr>
-      <w:r>
-        <w:rPr>
-          <w:i w:val="0"/>
-          <w:iCs/>
-          <w:szCs w:val="28"/>
-          <w:lang w:val="en-US"/>
-        </w:rPr>
-        <w:t xml:space="preserve">    },</w:t>
-      </w:r>
-    </w:p>
-    <w:p>
-      <w:pPr>
-        <w:rPr>
-          <w:i w:val="0"/>
-          <w:iCs/>
-          <w:szCs w:val="28"/>
-          <w:lang w:val="en-US"/>
-        </w:rPr>
-      </w:pPr>
-      <w:r>
-        <w:rPr>
-          <w:i w:val="0"/>
-          <w:iCs/>
-          <w:szCs w:val="28"/>
-          <w:lang w:val="en-US"/>
-        </w:rPr>
-        <w:t xml:space="preserve">    "</w:t>
-      </w:r>
-      <w:proofErr w:type="spellStart"/>
-      <w:r>
-        <w:rPr>
-          <w:i w:val="0"/>
-          <w:iCs/>
-          <w:szCs w:val="28"/>
-          <w:lang w:val="en-US"/>
-        </w:rPr>
-        <w:t>oneOf</w:t>
-      </w:r>
-      <w:proofErr w:type="spellEnd"/>
-      <w:r>
-        <w:rPr>
-          <w:i w:val="0"/>
-          <w:iCs/>
-          <w:szCs w:val="28"/>
-          <w:lang w:val="en-US"/>
-        </w:rPr>
-        <w:t>": [</w:t>
-      </w:r>
-    </w:p>
-    <w:p>
-      <w:pPr>
-        <w:rPr>
-          <w:i w:val="0"/>
-          <w:iCs/>
-          <w:szCs w:val="28"/>
-          <w:lang w:val="en-US"/>
-        </w:rPr>
-      </w:pPr>
-      <w:r>
-        <w:rPr>
-          <w:i w:val="0"/>
-          <w:iCs/>
-          <w:szCs w:val="28"/>
-          <w:lang w:val="en-US"/>
-        </w:rPr>
-        <w:t xml:space="preserve">      {</w:t>
-      </w:r>
-    </w:p>
-    <w:p>
-      <w:pPr>
-        <w:rPr>
-          <w:i w:val="0"/>
-          <w:iCs/>
-          <w:szCs w:val="28"/>
-          <w:lang w:val="en-US"/>
-        </w:rPr>
-      </w:pPr>
-      <w:r>
-        <w:rPr>
-          <w:i w:val="0"/>
-          <w:iCs/>
-          <w:szCs w:val="28"/>
-          <w:lang w:val="en-US"/>
-        </w:rPr>
-        <w:t xml:space="preserve">        "required": ["</w:t>
-      </w:r>
-      <w:proofErr w:type="spellStart"/>
-      <w:r>
-        <w:rPr>
-          <w:i w:val="0"/>
-          <w:iCs/>
-          <w:szCs w:val="28"/>
-          <w:lang w:val="en-US"/>
-        </w:rPr>
-        <w:t>HourCount</w:t>
-      </w:r>
-      <w:proofErr w:type="spellEnd"/>
-      <w:r>
-        <w:rPr>
-          <w:i w:val="0"/>
-          <w:iCs/>
-          <w:szCs w:val="28"/>
-          <w:lang w:val="en-US"/>
-        </w:rPr>
-        <w:t>", "Wage"],</w:t>
-      </w:r>
-    </w:p>
-    <w:p>
-      <w:pPr>
-        <w:rPr>
-          <w:i w:val="0"/>
-          <w:iCs/>
-          <w:szCs w:val="28"/>
-          <w:lang w:val="en-US"/>
-        </w:rPr>
-      </w:pPr>
-      <w:r>
-        <w:rPr>
-          <w:i w:val="0"/>
-          <w:iCs/>
-          <w:szCs w:val="28"/>
-          <w:lang w:val="en-US"/>
-        </w:rPr>
-        <w:t xml:space="preserve">        "properties": </w:t>
-      </w:r>
-      <w:proofErr w:type="gramStart"/>
-      <w:r>
-        <w:rPr>
-          <w:i w:val="0"/>
-          <w:iCs/>
-          <w:szCs w:val="28"/>
-          <w:lang w:val="en-US"/>
-        </w:rPr>
-        <w:t>{ "</w:t>
-      </w:r>
-      <w:proofErr w:type="gramEnd"/>
-      <w:r>
-        <w:rPr>
-          <w:i w:val="0"/>
-          <w:iCs/>
-          <w:szCs w:val="28"/>
-          <w:lang w:val="en-US"/>
-        </w:rPr>
-        <w:t xml:space="preserve">Salary": false, "Commission": </w:t>
-      </w:r>
-      <w:proofErr w:type="gramStart"/>
-      <w:r>
-        <w:rPr>
-          <w:i w:val="0"/>
-          <w:iCs/>
-          <w:szCs w:val="28"/>
-          <w:lang w:val="en-US"/>
-        </w:rPr>
-        <w:t>false }</w:t>
-      </w:r>
-      <w:proofErr w:type="gramEnd"/>
-    </w:p>
-    <w:p>
-      <w:pPr>
-        <w:rPr>
-          <w:i w:val="0"/>
-          <w:iCs/>
-          <w:szCs w:val="28"/>
-          <w:lang w:val="en-US"/>
-        </w:rPr>
-      </w:pPr>
-      <w:r>
-        <w:rPr>
-          <w:i w:val="0"/>
-          <w:iCs/>
-          <w:szCs w:val="28"/>
-          <w:lang w:val="en-US"/>
-        </w:rPr>
-        <w:t xml:space="preserve">      },</w:t>
-      </w:r>
-    </w:p>
-    <w:p>
-      <w:pPr>
-        <w:rPr>
-          <w:i w:val="0"/>
-          <w:iCs/>
-          <w:szCs w:val="28"/>
-          <w:lang w:val="en-US"/>
-        </w:rPr>
-      </w:pPr>
-      <w:r>
-        <w:rPr>
-          <w:i w:val="0"/>
-          <w:iCs/>
-          <w:szCs w:val="28"/>
-          <w:lang w:val="en-US"/>
-        </w:rPr>
-        <w:t xml:space="preserve">      {</w:t>
-      </w:r>
-    </w:p>
-    <w:p>
-      <w:pPr>
-        <w:rPr>
-          <w:i w:val="0"/>
-          <w:iCs/>
-          <w:szCs w:val="28"/>
-          <w:lang w:val="en-US"/>
-        </w:rPr>
-      </w:pPr>
-      <w:r>
-        <w:rPr>
-          <w:i w:val="0"/>
-          <w:iCs/>
-          <w:szCs w:val="28"/>
-          <w:lang w:val="en-US"/>
-        </w:rPr>
-        <w:t xml:space="preserve">        "required": ["Salary", "Commission"],</w:t>
-      </w:r>
-    </w:p>
-    <w:p>
-      <w:pPr>
-        <w:rPr>
-          <w:i w:val="0"/>
-          <w:iCs/>
-          <w:szCs w:val="28"/>
-          <w:lang w:val="en-US"/>
-        </w:rPr>
-      </w:pPr>
-      <w:r>
-        <w:rPr>
-          <w:i w:val="0"/>
-          <w:iCs/>
-          <w:szCs w:val="28"/>
-          <w:lang w:val="en-US"/>
-        </w:rPr>
-        <w:t xml:space="preserve">        "properties": </w:t>
-      </w:r>
-      <w:proofErr w:type="gramStart"/>
-      <w:r>
-        <w:rPr>
-          <w:i w:val="0"/>
-          <w:iCs/>
-          <w:szCs w:val="28"/>
-          <w:lang w:val="en-US"/>
-        </w:rPr>
-        <w:t>{ "</w:t>
-      </w:r>
-      <w:proofErr w:type="spellStart"/>
-      <w:proofErr w:type="gramEnd"/>
-      <w:r>
-        <w:rPr>
-          <w:i w:val="0"/>
-          <w:iCs/>
-          <w:szCs w:val="28"/>
-          <w:lang w:val="en-US"/>
-        </w:rPr>
-        <w:t>HourCount</w:t>
-      </w:r>
-      <w:proofErr w:type="spellEnd"/>
-      <w:r>
-        <w:rPr>
-          <w:i w:val="0"/>
-          <w:iCs/>
-          <w:szCs w:val="28"/>
-          <w:lang w:val="en-US"/>
-        </w:rPr>
-        <w:t xml:space="preserve">": false, "Wage": </w:t>
-      </w:r>
-      <w:proofErr w:type="gramStart"/>
-      <w:r>
-        <w:rPr>
-          <w:i w:val="0"/>
-          <w:iCs/>
-          <w:szCs w:val="28"/>
-          <w:lang w:val="en-US"/>
-        </w:rPr>
-        <w:t>false }</w:t>
-      </w:r>
-      <w:proofErr w:type="gramEnd"/>
+        <w:t xml:space="preserve">        "properties": { "HourCount": false, "Wage": false }</w:t>
+      </w:r>
     </w:p>
     <w:p>
       <w:pPr>
@@ -14269,87 +18832,7 @@
           <w:i w:val="0"/>
           <w:szCs w:val="28"/>
         </w:rPr>
-        <w:t>Каждый объект должен содержать все обязательные поля (</w:t>
-      </w:r>
-      <w:proofErr w:type="spellStart"/>
-      <w:r>
-        <w:rPr>
-          <w:i w:val="0"/>
-          <w:szCs w:val="28"/>
-        </w:rPr>
-        <w:t>FirstName</w:t>
-      </w:r>
-      <w:proofErr w:type="spellEnd"/>
-      <w:r>
-        <w:rPr>
-          <w:i w:val="0"/>
-          <w:szCs w:val="28"/>
-        </w:rPr>
-        <w:t>, </w:t>
-      </w:r>
-      <w:proofErr w:type="spellStart"/>
-      <w:r>
-        <w:rPr>
-          <w:i w:val="0"/>
-          <w:szCs w:val="28"/>
-        </w:rPr>
-        <w:t>LastName</w:t>
-      </w:r>
-      <w:proofErr w:type="spellEnd"/>
-      <w:r>
-        <w:rPr>
-          <w:i w:val="0"/>
-          <w:szCs w:val="28"/>
-        </w:rPr>
-        <w:t>, </w:t>
-      </w:r>
-      <w:proofErr w:type="spellStart"/>
-      <w:r>
-        <w:rPr>
-          <w:i w:val="0"/>
-          <w:szCs w:val="28"/>
-        </w:rPr>
-        <w:t>Age</w:t>
-      </w:r>
-      <w:proofErr w:type="spellEnd"/>
-      <w:r>
-        <w:rPr>
-          <w:i w:val="0"/>
-          <w:szCs w:val="28"/>
-        </w:rPr>
-        <w:t>, </w:t>
-      </w:r>
-      <w:proofErr w:type="spellStart"/>
-      <w:r>
-        <w:rPr>
-          <w:i w:val="0"/>
-          <w:szCs w:val="28"/>
-        </w:rPr>
-        <w:t>Gender</w:t>
-      </w:r>
-      <w:proofErr w:type="spellEnd"/>
-      <w:r>
-        <w:rPr>
-          <w:i w:val="0"/>
-          <w:szCs w:val="28"/>
-        </w:rPr>
-        <w:t>, </w:t>
-      </w:r>
-      <w:proofErr w:type="spellStart"/>
-      <w:r>
-        <w:rPr>
-          <w:i w:val="0"/>
-          <w:szCs w:val="28"/>
-        </w:rPr>
-        <w:t>Profession</w:t>
-      </w:r>
-      <w:proofErr w:type="spellEnd"/>
-      <w:r>
-        <w:rPr>
-          <w:i w:val="0"/>
-          <w:szCs w:val="28"/>
-        </w:rPr>
-        <w:t>)</w:t>
+        <w:t>Каждый объект должен содержать все обязательные поля (FirstName, LastName, Age, Gender, Profession)</w:t>
       </w:r>
       <w:r>
         <w:rPr>
@@ -14436,7 +18919,6 @@
           <w:szCs w:val="28"/>
           <w:lang w:val="en-US"/>
         </w:rPr>
-        <w:lastRenderedPageBreak/>
         <w:t>D</w:t>
       </w:r>
       <w:r>
@@ -14502,6 +18984,7 @@
           <w:szCs w:val="28"/>
           <w:lang w:val="en-US"/>
         </w:rPr>
+        <w:lastRenderedPageBreak/>
         <w:t>D</w:t>
       </w:r>
       <w:r>
@@ -15366,7 +19849,6 @@
           <w:iCs/>
           <w:lang w:val="en-US"/>
         </w:rPr>
-        <w:lastRenderedPageBreak/>
         <w:t>F</w:t>
       </w:r>
       <w:r>
@@ -15441,6 +19923,7 @@
           <w:iCs/>
           <w:lang w:val="ru-RU"/>
         </w:rPr>
+        <w:lastRenderedPageBreak/>
         <w:t>ф</w:t>
       </w:r>
       <w:r>
@@ -15686,7 +20169,31 @@
           <w:iCs/>
           <w:szCs w:val="28"/>
         </w:rPr>
-        <w:t>В системе должна присутствовать функция поиска сотрудников.</w:t>
+        <w:t>В системе должна присутствовать функция поиска сотрудников</w:t>
+      </w:r>
+      <w:r>
+        <w:rPr>
+          <w:i w:val="0"/>
+          <w:iCs/>
+          <w:szCs w:val="28"/>
+        </w:rPr>
+        <w:t xml:space="preserve"> </w:t>
+      </w:r>
+      <w:r>
+        <w:rPr>
+          <w:i w:val="0"/>
+          <w:iCs/>
+          <w:szCs w:val="28"/>
+        </w:rPr>
+        <w:t>по имени, фамилии и профессии</w:t>
+      </w:r>
+      <w:r>
+        <w:rPr>
+          <w:i w:val="0"/>
+          <w:iCs/>
+          <w:szCs w:val="28"/>
+        </w:rPr>
+        <w:t>.</w:t>
       </w:r>
     </w:p>
     <w:p>
@@ -15990,7 +20497,31 @@
           <w:iCs/>
           <w:szCs w:val="28"/>
         </w:rPr>
-        <w:t>Интерфейс должен обеспечивать удобный ввод и редактирование.</w:t>
+        <w:t>Интерфейс должен обеспечивать удобный ввод и редактирование</w:t>
+      </w:r>
+      <w:r>
+        <w:rPr>
+          <w:i w:val="0"/>
+          <w:iCs/>
+          <w:szCs w:val="28"/>
+        </w:rPr>
+        <w:t>, именно: места для ввода информации (фамилия, имя, возраст) должны быть соразмерны с длинной вводимой информации</w:t>
+      </w:r>
+      <w:r>
+        <w:rPr>
+          <w:i w:val="0"/>
+          <w:iCs/>
+          <w:szCs w:val="28"/>
+        </w:rPr>
+        <w:t>.</w:t>
+      </w:r>
+      <w:r>
+        <w:rPr>
+          <w:i w:val="0"/>
+          <w:iCs/>
+          <w:szCs w:val="28"/>
+        </w:rPr>
+        <w:t xml:space="preserve"> Названия полей для ввода выравнены относительно вводимого текста.</w:t>
       </w:r>
     </w:p>
     <w:p>
@@ -21115,7 +25646,6 @@
   <w:style w:type="character" w:default="1" w:styleId="a0">
     <w:name w:val="Default Paragraph Font"/>
     <w:uiPriority w:val="1"/>
-    <w:semiHidden/>
     <w:unhideWhenUsed/>
   </w:style>
   <w:style w:type="table" w:default="1" w:styleId="a1">

--- a/Lab 4/ЛБ5_Бибиков В.Д._О-5КМ41.docx
+++ b/Lab 4/ЛБ5_Бибиков В.Д._О-5КМ41.docx
@@ -515,21 +515,34 @@
           <w:sz w:val="24"/>
         </w:rPr>
         <w:tab/>
-        <w:t>2</w:t>
       </w:r>
       <w:r>
         <w:rPr>
           <w:i w:val="0"/>
           <w:sz w:val="24"/>
         </w:rPr>
-        <w:t>2</w:t>
+        <w:t>09</w:t>
       </w:r>
       <w:r>
         <w:rPr>
           <w:i w:val="0"/>
           <w:sz w:val="24"/>
         </w:rPr>
-        <w:t>.03.2026</w:t>
+        <w:t>.0</w:t>
+      </w:r>
+      <w:r>
+        <w:rPr>
+          <w:i w:val="0"/>
+          <w:sz w:val="24"/>
+        </w:rPr>
+        <w:t>4</w:t>
+      </w:r>
+      <w:r>
+        <w:rPr>
+          <w:i w:val="0"/>
+          <w:sz w:val="24"/>
+        </w:rPr>
+        <w:t>.2026</w:t>
       </w:r>
     </w:p>
     <w:p>
@@ -3435,15 +3448,16 @@
         <w:rPr>
           <w:i w:val="0"/>
           <w:iCs/>
+          <w:noProof/>
           <w:szCs w:val="28"/>
           <w:lang w:val="en-US"/>
         </w:rPr>
         <w:lastRenderedPageBreak/>
         <w:drawing>
-          <wp:inline distT="0" distB="0" distL="0" distR="0" wp14:anchorId="064AF793" wp14:editId="6194431B">
-            <wp:extent cx="8658866" cy="6074875"/>
-            <wp:effectExtent l="0" t="0" r="0" b="2540"/>
-            <wp:docPr id="428245555" name="Рисунок 1"/>
+          <wp:inline distT="0" distB="0" distL="0" distR="0" wp14:anchorId="4E0C2FC3" wp14:editId="1F6E6049">
+            <wp:extent cx="8515937" cy="6086197"/>
+            <wp:effectExtent l="0" t="0" r="0" b="0"/>
+            <wp:docPr id="1733370504" name="Рисунок 1"/>
             <wp:cNvGraphicFramePr>
               <a:graphicFrameLocks xmlns:a="http://schemas.openxmlformats.org/drawingml/2006/main" noChangeAspect="1"/>
             </wp:cNvGraphicFramePr>
@@ -3451,7 +3465,7 @@
               <a:graphicData uri="http://schemas.openxmlformats.org/drawingml/2006/picture">
                 <pic:pic xmlns:pic="http://schemas.openxmlformats.org/drawingml/2006/picture">
                   <pic:nvPicPr>
-                    <pic:cNvPr id="428245555" name=""/>
+                    <pic:cNvPr id="1733370504" name=""/>
                     <pic:cNvPicPr/>
                   </pic:nvPicPr>
                   <pic:blipFill>
@@ -3463,7 +3477,7 @@
                   <pic:spPr>
                     <a:xfrm>
                       <a:off x="0" y="0"/>
-                      <a:ext cx="8674091" cy="6085557"/>
+                      <a:ext cx="8532652" cy="6098143"/>
                     </a:xfrm>
                     <a:prstGeom prst="rect">
                       <a:avLst/>
@@ -9892,5618 +9906,6 @@
     </w:p>
     <w:p>
       <w:pPr>
-        <w:rPr>
-          <w:i w:val="0"/>
-          <w:iCs/>
-          <w:szCs w:val="28"/>
-        </w:rPr>
-      </w:pPr>
-      <w:r>
-        <w:rPr>
-          <w:i w:val="0"/>
-          <w:iCs/>
-          <w:szCs w:val="28"/>
-        </w:rPr>
-        <w:lastRenderedPageBreak/>
-        <w:t xml:space="preserve">Было проведено 50 тестов, что проверялось в них </w:t>
-      </w:r>
-      <w:r>
-        <w:rPr>
-          <w:i w:val="0"/>
-          <w:iCs/>
-          <w:szCs w:val="28"/>
-        </w:rPr>
-        <w:t>–</w:t>
-      </w:r>
-      <w:r>
-        <w:rPr>
-          <w:i w:val="0"/>
-          <w:iCs/>
-          <w:szCs w:val="28"/>
-        </w:rPr>
-        <w:t xml:space="preserve"> </w:t>
-      </w:r>
-      <w:r>
-        <w:rPr>
-          <w:i w:val="0"/>
-          <w:iCs/>
-          <w:szCs w:val="28"/>
-        </w:rPr>
-        <w:t>приведем в таблицах 5-13.</w:t>
-      </w:r>
-    </w:p>
-    <w:p>
-      <w:pPr>
-        <w:ind w:firstLine="0"/>
-        <w:rPr>
-          <w:i w:val="0"/>
-          <w:iCs/>
-          <w:szCs w:val="28"/>
-          <w:lang w:val="en-US"/>
-        </w:rPr>
-      </w:pPr>
-      <w:r>
-        <w:rPr>
-          <w:i w:val="0"/>
-          <w:iCs/>
-          <w:szCs w:val="28"/>
-        </w:rPr>
-        <w:t xml:space="preserve">Таблица 5 – Тесты свойства </w:t>
-      </w:r>
-      <w:r>
-        <w:rPr>
-          <w:i w:val="0"/>
-          <w:iCs/>
-          <w:szCs w:val="28"/>
-          <w:lang w:val="en-US"/>
-        </w:rPr>
-        <w:t>FirstName</w:t>
-      </w:r>
-    </w:p>
-    <w:tbl>
-      <w:tblPr>
-        <w:tblStyle w:val="af1"/>
-        <w:tblW w:w="0" w:type="auto"/>
-        <w:jc w:val="center"/>
-        <w:tblLook w:val="04A0" w:firstRow="1" w:lastRow="0" w:firstColumn="1" w:lastColumn="0" w:noHBand="0" w:noVBand="1"/>
-      </w:tblPr>
-      <w:tblGrid>
-        <w:gridCol w:w="1064"/>
-        <w:gridCol w:w="5095"/>
-        <w:gridCol w:w="3186"/>
-      </w:tblGrid>
-      <w:tr>
-        <w:trPr>
-          <w:jc w:val="center"/>
-        </w:trPr>
-        <w:tc>
-          <w:tcPr>
-            <w:tcW w:w="1271" w:type="dxa"/>
-            <w:vAlign w:val="center"/>
-          </w:tcPr>
-          <w:p>
-            <w:pPr>
-              <w:ind w:firstLine="0"/>
-              <w:jc w:val="center"/>
-              <w:rPr>
-                <w:i w:val="0"/>
-                <w:iCs/>
-                <w:sz w:val="24"/>
-              </w:rPr>
-            </w:pPr>
-            <w:r>
-              <w:rPr>
-                <w:i w:val="0"/>
-                <w:iCs/>
-                <w:sz w:val="24"/>
-              </w:rPr>
-              <w:t>№ теста</w:t>
-            </w:r>
-          </w:p>
-        </w:tc>
-        <w:tc>
-          <w:tcPr>
-            <w:tcW w:w="3969" w:type="dxa"/>
-            <w:vAlign w:val="center"/>
-          </w:tcPr>
-          <w:p>
-            <w:pPr>
-              <w:ind w:firstLine="0"/>
-              <w:jc w:val="center"/>
-              <w:rPr>
-                <w:i w:val="0"/>
-                <w:iCs/>
-                <w:sz w:val="24"/>
-              </w:rPr>
-            </w:pPr>
-            <w:r>
-              <w:rPr>
-                <w:i w:val="0"/>
-                <w:iCs/>
-                <w:sz w:val="24"/>
-              </w:rPr>
-              <w:t>Имя метода для теста</w:t>
-            </w:r>
-          </w:p>
-        </w:tc>
-        <w:tc>
-          <w:tcPr>
-            <w:tcW w:w="4105" w:type="dxa"/>
-            <w:vAlign w:val="center"/>
-          </w:tcPr>
-          <w:p>
-            <w:pPr>
-              <w:ind w:firstLine="0"/>
-              <w:jc w:val="center"/>
-              <w:rPr>
-                <w:i w:val="0"/>
-                <w:iCs/>
-                <w:sz w:val="24"/>
-              </w:rPr>
-            </w:pPr>
-            <w:r>
-              <w:rPr>
-                <w:i w:val="0"/>
-                <w:iCs/>
-                <w:sz w:val="24"/>
-              </w:rPr>
-              <w:t>Проверяемое условие</w:t>
-            </w:r>
-          </w:p>
-        </w:tc>
-      </w:tr>
-      <w:tr>
-        <w:trPr>
-          <w:jc w:val="center"/>
-        </w:trPr>
-        <w:tc>
-          <w:tcPr>
-            <w:tcW w:w="1271" w:type="dxa"/>
-            <w:vAlign w:val="center"/>
-          </w:tcPr>
-          <w:p>
-            <w:pPr>
-              <w:ind w:firstLine="0"/>
-              <w:jc w:val="center"/>
-              <w:rPr>
-                <w:i w:val="0"/>
-                <w:iCs/>
-                <w:sz w:val="24"/>
-              </w:rPr>
-            </w:pPr>
-            <w:r>
-              <w:rPr>
-                <w:i w:val="0"/>
-                <w:iCs/>
-                <w:sz w:val="24"/>
-              </w:rPr>
-              <w:t>1</w:t>
-            </w:r>
-          </w:p>
-        </w:tc>
-        <w:tc>
-          <w:tcPr>
-            <w:tcW w:w="3969" w:type="dxa"/>
-            <w:vAlign w:val="center"/>
-          </w:tcPr>
-          <w:p>
-            <w:pPr>
-              <w:ind w:firstLine="0"/>
-              <w:jc w:val="center"/>
-              <w:rPr>
-                <w:i w:val="0"/>
-                <w:iCs/>
-                <w:sz w:val="24"/>
-                <w:lang w:val="en-US"/>
-              </w:rPr>
-            </w:pPr>
-            <w:r>
-              <w:rPr>
-                <w:i w:val="0"/>
-                <w:iCs/>
-                <w:sz w:val="24"/>
-              </w:rPr>
-              <w:t>FirstName_ValidValue_SetsCorrectly</w:t>
-            </w:r>
-          </w:p>
-        </w:tc>
-        <w:tc>
-          <w:tcPr>
-            <w:tcW w:w="4105" w:type="dxa"/>
-            <w:vAlign w:val="center"/>
-          </w:tcPr>
-          <w:p>
-            <w:pPr>
-              <w:ind w:firstLine="0"/>
-              <w:jc w:val="center"/>
-              <w:rPr>
-                <w:i w:val="0"/>
-                <w:iCs/>
-                <w:sz w:val="24"/>
-                <w:lang w:val="en-US"/>
-              </w:rPr>
-            </w:pPr>
-            <w:r>
-              <w:rPr>
-                <w:i w:val="0"/>
-                <w:iCs/>
-                <w:sz w:val="24"/>
-              </w:rPr>
-              <w:t>Корректное имя форматируется</w:t>
-            </w:r>
-          </w:p>
-        </w:tc>
-      </w:tr>
-      <w:tr>
-        <w:trPr>
-          <w:jc w:val="center"/>
-        </w:trPr>
-        <w:tc>
-          <w:tcPr>
-            <w:tcW w:w="1271" w:type="dxa"/>
-            <w:vAlign w:val="center"/>
-          </w:tcPr>
-          <w:p>
-            <w:pPr>
-              <w:ind w:firstLine="0"/>
-              <w:jc w:val="center"/>
-              <w:rPr>
-                <w:i w:val="0"/>
-                <w:iCs/>
-                <w:sz w:val="24"/>
-              </w:rPr>
-            </w:pPr>
-            <w:r>
-              <w:rPr>
-                <w:i w:val="0"/>
-                <w:iCs/>
-                <w:sz w:val="24"/>
-              </w:rPr>
-              <w:t>2</w:t>
-            </w:r>
-          </w:p>
-        </w:tc>
-        <w:tc>
-          <w:tcPr>
-            <w:tcW w:w="3969" w:type="dxa"/>
-            <w:vAlign w:val="center"/>
-          </w:tcPr>
-          <w:p>
-            <w:pPr>
-              <w:ind w:firstLine="0"/>
-              <w:jc w:val="center"/>
-              <w:rPr>
-                <w:i w:val="0"/>
-                <w:iCs/>
-                <w:sz w:val="24"/>
-              </w:rPr>
-            </w:pPr>
-            <w:r>
-              <w:rPr>
-                <w:i w:val="0"/>
-                <w:iCs/>
-                <w:sz w:val="24"/>
-              </w:rPr>
-              <w:t>FirstName_EmptyString_ThrowsException</w:t>
-            </w:r>
-          </w:p>
-        </w:tc>
-        <w:tc>
-          <w:tcPr>
-            <w:tcW w:w="4105" w:type="dxa"/>
-            <w:vAlign w:val="center"/>
-          </w:tcPr>
-          <w:p>
-            <w:pPr>
-              <w:ind w:firstLine="0"/>
-              <w:jc w:val="center"/>
-              <w:rPr>
-                <w:i w:val="0"/>
-                <w:iCs/>
-                <w:sz w:val="24"/>
-              </w:rPr>
-            </w:pPr>
-            <w:r>
-              <w:rPr>
-                <w:i w:val="0"/>
-                <w:iCs/>
-                <w:sz w:val="24"/>
-              </w:rPr>
-              <w:t>Пустая строка недопустима</w:t>
-            </w:r>
-          </w:p>
-        </w:tc>
-      </w:tr>
-      <w:tr>
-        <w:trPr>
-          <w:jc w:val="center"/>
-        </w:trPr>
-        <w:tc>
-          <w:tcPr>
-            <w:tcW w:w="1271" w:type="dxa"/>
-            <w:vAlign w:val="center"/>
-          </w:tcPr>
-          <w:p>
-            <w:pPr>
-              <w:ind w:firstLine="0"/>
-              <w:jc w:val="center"/>
-              <w:rPr>
-                <w:i w:val="0"/>
-                <w:iCs/>
-                <w:sz w:val="24"/>
-              </w:rPr>
-            </w:pPr>
-            <w:r>
-              <w:rPr>
-                <w:i w:val="0"/>
-                <w:iCs/>
-                <w:sz w:val="24"/>
-              </w:rPr>
-              <w:t>3</w:t>
-            </w:r>
-          </w:p>
-        </w:tc>
-        <w:tc>
-          <w:tcPr>
-            <w:tcW w:w="3969" w:type="dxa"/>
-            <w:vAlign w:val="center"/>
-          </w:tcPr>
-          <w:p>
-            <w:pPr>
-              <w:ind w:firstLine="0"/>
-              <w:jc w:val="center"/>
-              <w:rPr>
-                <w:i w:val="0"/>
-                <w:iCs/>
-                <w:sz w:val="24"/>
-              </w:rPr>
-            </w:pPr>
-            <w:r>
-              <w:rPr>
-                <w:i w:val="0"/>
-                <w:iCs/>
-                <w:sz w:val="24"/>
-              </w:rPr>
-              <w:t>FirstName_NullValue_ThrowsException</w:t>
-            </w:r>
-          </w:p>
-        </w:tc>
-        <w:tc>
-          <w:tcPr>
-            <w:tcW w:w="4105" w:type="dxa"/>
-            <w:vAlign w:val="center"/>
-          </w:tcPr>
-          <w:p>
-            <w:pPr>
-              <w:ind w:firstLine="0"/>
-              <w:jc w:val="center"/>
-              <w:rPr>
-                <w:i w:val="0"/>
-                <w:iCs/>
-                <w:sz w:val="24"/>
-              </w:rPr>
-            </w:pPr>
-            <w:r>
-              <w:rPr>
-                <w:i w:val="0"/>
-                <w:iCs/>
-                <w:sz w:val="24"/>
-              </w:rPr>
-              <w:t>Null-значение недопустимо</w:t>
-            </w:r>
-          </w:p>
-        </w:tc>
-      </w:tr>
-      <w:tr>
-        <w:trPr>
-          <w:jc w:val="center"/>
-        </w:trPr>
-        <w:tc>
-          <w:tcPr>
-            <w:tcW w:w="1271" w:type="dxa"/>
-            <w:vAlign w:val="center"/>
-          </w:tcPr>
-          <w:p>
-            <w:pPr>
-              <w:ind w:firstLine="0"/>
-              <w:jc w:val="center"/>
-              <w:rPr>
-                <w:i w:val="0"/>
-                <w:iCs/>
-                <w:sz w:val="24"/>
-              </w:rPr>
-            </w:pPr>
-            <w:r>
-              <w:rPr>
-                <w:i w:val="0"/>
-                <w:iCs/>
-                <w:sz w:val="24"/>
-              </w:rPr>
-              <w:t>4</w:t>
-            </w:r>
-          </w:p>
-        </w:tc>
-        <w:tc>
-          <w:tcPr>
-            <w:tcW w:w="3969" w:type="dxa"/>
-            <w:vAlign w:val="center"/>
-          </w:tcPr>
-          <w:p>
-            <w:pPr>
-              <w:ind w:firstLine="0"/>
-              <w:jc w:val="center"/>
-              <w:rPr>
-                <w:i w:val="0"/>
-                <w:iCs/>
-                <w:sz w:val="24"/>
-              </w:rPr>
-            </w:pPr>
-            <w:r>
-              <w:rPr>
-                <w:i w:val="0"/>
-                <w:iCs/>
-                <w:sz w:val="24"/>
-              </w:rPr>
-              <w:t>FirstName_ExceedsMaxLength_ThrowsException</w:t>
-            </w:r>
-          </w:p>
-        </w:tc>
-        <w:tc>
-          <w:tcPr>
-            <w:tcW w:w="4105" w:type="dxa"/>
-            <w:vAlign w:val="center"/>
-          </w:tcPr>
-          <w:p>
-            <w:pPr>
-              <w:ind w:firstLine="0"/>
-              <w:jc w:val="center"/>
-              <w:rPr>
-                <w:i w:val="0"/>
-                <w:iCs/>
-                <w:sz w:val="24"/>
-              </w:rPr>
-            </w:pPr>
-            <w:r>
-              <w:rPr>
-                <w:i w:val="0"/>
-                <w:iCs/>
-                <w:sz w:val="24"/>
-              </w:rPr>
-              <w:t>Длина</w:t>
-            </w:r>
-            <w:r>
-              <w:rPr>
-                <w:i w:val="0"/>
-                <w:iCs/>
-                <w:sz w:val="24"/>
-              </w:rPr>
-              <w:t xml:space="preserve"> </w:t>
-            </w:r>
-            <w:r>
-              <w:rPr>
-                <w:i w:val="0"/>
-                <w:iCs/>
-                <w:sz w:val="24"/>
-              </w:rPr>
-              <w:t>&gt; 30 символов недопустима</w:t>
-            </w:r>
-          </w:p>
-        </w:tc>
-      </w:tr>
-    </w:tbl>
-    <w:p>
-      <w:pPr>
-        <w:ind w:firstLine="0"/>
-        <w:rPr>
-          <w:i w:val="0"/>
-          <w:iCs/>
-          <w:szCs w:val="28"/>
-          <w:lang w:val="en-US"/>
-        </w:rPr>
-      </w:pPr>
-      <w:r>
-        <w:rPr>
-          <w:i w:val="0"/>
-          <w:iCs/>
-          <w:szCs w:val="28"/>
-        </w:rPr>
-        <w:t xml:space="preserve">Таблица 6 – Тесты свойства </w:t>
-      </w:r>
-      <w:r>
-        <w:rPr>
-          <w:i w:val="0"/>
-          <w:iCs/>
-          <w:szCs w:val="28"/>
-          <w:lang w:val="en-US"/>
-        </w:rPr>
-        <w:t>LastName</w:t>
-      </w:r>
-    </w:p>
-    <w:tbl>
-      <w:tblPr>
-        <w:tblStyle w:val="af1"/>
-        <w:tblW w:w="0" w:type="auto"/>
-        <w:jc w:val="center"/>
-        <w:tblLook w:val="04A0" w:firstRow="1" w:lastRow="0" w:firstColumn="1" w:lastColumn="0" w:noHBand="0" w:noVBand="1"/>
-      </w:tblPr>
-      <w:tblGrid>
-        <w:gridCol w:w="1069"/>
-        <w:gridCol w:w="5068"/>
-        <w:gridCol w:w="3208"/>
-      </w:tblGrid>
-      <w:tr>
-        <w:trPr>
-          <w:jc w:val="center"/>
-        </w:trPr>
-        <w:tc>
-          <w:tcPr>
-            <w:tcW w:w="1069" w:type="dxa"/>
-            <w:vAlign w:val="center"/>
-          </w:tcPr>
-          <w:p>
-            <w:pPr>
-              <w:ind w:firstLine="0"/>
-              <w:jc w:val="center"/>
-              <w:rPr>
-                <w:i w:val="0"/>
-                <w:iCs/>
-                <w:sz w:val="24"/>
-              </w:rPr>
-            </w:pPr>
-            <w:r>
-              <w:rPr>
-                <w:i w:val="0"/>
-                <w:iCs/>
-                <w:sz w:val="24"/>
-              </w:rPr>
-              <w:t>№ теста</w:t>
-            </w:r>
-          </w:p>
-        </w:tc>
-        <w:tc>
-          <w:tcPr>
-            <w:tcW w:w="5068" w:type="dxa"/>
-            <w:vAlign w:val="center"/>
-          </w:tcPr>
-          <w:p>
-            <w:pPr>
-              <w:ind w:firstLine="0"/>
-              <w:jc w:val="center"/>
-              <w:rPr>
-                <w:i w:val="0"/>
-                <w:iCs/>
-                <w:sz w:val="24"/>
-              </w:rPr>
-            </w:pPr>
-            <w:r>
-              <w:rPr>
-                <w:i w:val="0"/>
-                <w:iCs/>
-                <w:sz w:val="24"/>
-              </w:rPr>
-              <w:t>Имя метода для теста</w:t>
-            </w:r>
-          </w:p>
-        </w:tc>
-        <w:tc>
-          <w:tcPr>
-            <w:tcW w:w="3208" w:type="dxa"/>
-            <w:vAlign w:val="center"/>
-          </w:tcPr>
-          <w:p>
-            <w:pPr>
-              <w:ind w:firstLine="0"/>
-              <w:jc w:val="center"/>
-              <w:rPr>
-                <w:i w:val="0"/>
-                <w:iCs/>
-                <w:sz w:val="24"/>
-              </w:rPr>
-            </w:pPr>
-            <w:r>
-              <w:rPr>
-                <w:i w:val="0"/>
-                <w:iCs/>
-                <w:sz w:val="24"/>
-              </w:rPr>
-              <w:t>Проверяемое условие</w:t>
-            </w:r>
-          </w:p>
-        </w:tc>
-      </w:tr>
-      <w:tr>
-        <w:trPr>
-          <w:jc w:val="center"/>
-        </w:trPr>
-        <w:tc>
-          <w:tcPr>
-            <w:tcW w:w="1069" w:type="dxa"/>
-            <w:vAlign w:val="center"/>
-          </w:tcPr>
-          <w:p>
-            <w:pPr>
-              <w:ind w:firstLine="0"/>
-              <w:jc w:val="center"/>
-              <w:rPr>
-                <w:i w:val="0"/>
-                <w:iCs/>
-                <w:sz w:val="24"/>
-                <w:lang w:val="en-US"/>
-              </w:rPr>
-            </w:pPr>
-            <w:r>
-              <w:rPr>
-                <w:i w:val="0"/>
-                <w:iCs/>
-                <w:sz w:val="24"/>
-                <w:lang w:val="en-US"/>
-              </w:rPr>
-              <w:t>5</w:t>
-            </w:r>
-          </w:p>
-        </w:tc>
-        <w:tc>
-          <w:tcPr>
-            <w:tcW w:w="5068" w:type="dxa"/>
-            <w:vAlign w:val="center"/>
-          </w:tcPr>
-          <w:p>
-            <w:pPr>
-              <w:ind w:firstLine="0"/>
-              <w:jc w:val="center"/>
-              <w:rPr>
-                <w:i w:val="0"/>
-                <w:iCs/>
-                <w:sz w:val="24"/>
-                <w:lang w:val="en-US"/>
-              </w:rPr>
-            </w:pPr>
-            <w:r>
-              <w:rPr>
-                <w:i w:val="0"/>
-                <w:iCs/>
-                <w:sz w:val="24"/>
-              </w:rPr>
-              <w:t>LastName_ValidValue_SetsCorrectly</w:t>
-            </w:r>
-          </w:p>
-        </w:tc>
-        <w:tc>
-          <w:tcPr>
-            <w:tcW w:w="3208" w:type="dxa"/>
-            <w:vAlign w:val="center"/>
-          </w:tcPr>
-          <w:p>
-            <w:pPr>
-              <w:ind w:firstLine="0"/>
-              <w:jc w:val="center"/>
-              <w:rPr>
-                <w:i w:val="0"/>
-                <w:iCs/>
-                <w:sz w:val="24"/>
-              </w:rPr>
-            </w:pPr>
-            <w:r>
-              <w:rPr>
-                <w:i w:val="0"/>
-                <w:iCs/>
-                <w:sz w:val="24"/>
-              </w:rPr>
-              <w:t>Корректная фамилия форматируется</w:t>
-            </w:r>
-          </w:p>
-        </w:tc>
-      </w:tr>
-      <w:tr>
-        <w:trPr>
-          <w:jc w:val="center"/>
-        </w:trPr>
-        <w:tc>
-          <w:tcPr>
-            <w:tcW w:w="1069" w:type="dxa"/>
-            <w:vAlign w:val="center"/>
-          </w:tcPr>
-          <w:p>
-            <w:pPr>
-              <w:ind w:firstLine="0"/>
-              <w:jc w:val="center"/>
-              <w:rPr>
-                <w:i w:val="0"/>
-                <w:iCs/>
-                <w:sz w:val="24"/>
-                <w:lang w:val="en-US"/>
-              </w:rPr>
-            </w:pPr>
-            <w:r>
-              <w:rPr>
-                <w:i w:val="0"/>
-                <w:iCs/>
-                <w:sz w:val="24"/>
-                <w:lang w:val="en-US"/>
-              </w:rPr>
-              <w:t>6</w:t>
-            </w:r>
-          </w:p>
-        </w:tc>
-        <w:tc>
-          <w:tcPr>
-            <w:tcW w:w="5068" w:type="dxa"/>
-            <w:vAlign w:val="center"/>
-          </w:tcPr>
-          <w:p>
-            <w:pPr>
-              <w:ind w:firstLine="0"/>
-              <w:jc w:val="center"/>
-              <w:rPr>
-                <w:i w:val="0"/>
-                <w:iCs/>
-                <w:sz w:val="24"/>
-              </w:rPr>
-            </w:pPr>
-            <w:r>
-              <w:rPr>
-                <w:i w:val="0"/>
-                <w:iCs/>
-                <w:sz w:val="24"/>
-              </w:rPr>
-              <w:t>LastName_EmptyString_ThrowsException</w:t>
-            </w:r>
-          </w:p>
-        </w:tc>
-        <w:tc>
-          <w:tcPr>
-            <w:tcW w:w="3208" w:type="dxa"/>
-            <w:vAlign w:val="center"/>
-          </w:tcPr>
-          <w:p>
-            <w:pPr>
-              <w:ind w:firstLine="0"/>
-              <w:jc w:val="center"/>
-              <w:rPr>
-                <w:i w:val="0"/>
-                <w:iCs/>
-                <w:sz w:val="24"/>
-              </w:rPr>
-            </w:pPr>
-            <w:r>
-              <w:rPr>
-                <w:i w:val="0"/>
-                <w:iCs/>
-                <w:sz w:val="24"/>
-              </w:rPr>
-              <w:t>Пустая строка недопустима</w:t>
-            </w:r>
-          </w:p>
-        </w:tc>
-      </w:tr>
-      <w:tr>
-        <w:trPr>
-          <w:jc w:val="center"/>
-        </w:trPr>
-        <w:tc>
-          <w:tcPr>
-            <w:tcW w:w="1069" w:type="dxa"/>
-            <w:vAlign w:val="center"/>
-          </w:tcPr>
-          <w:p>
-            <w:pPr>
-              <w:ind w:firstLine="0"/>
-              <w:jc w:val="center"/>
-              <w:rPr>
-                <w:i w:val="0"/>
-                <w:iCs/>
-                <w:sz w:val="24"/>
-                <w:lang w:val="en-US"/>
-              </w:rPr>
-            </w:pPr>
-            <w:r>
-              <w:rPr>
-                <w:i w:val="0"/>
-                <w:iCs/>
-                <w:sz w:val="24"/>
-                <w:lang w:val="en-US"/>
-              </w:rPr>
-              <w:t>7</w:t>
-            </w:r>
-          </w:p>
-        </w:tc>
-        <w:tc>
-          <w:tcPr>
-            <w:tcW w:w="5068" w:type="dxa"/>
-            <w:vAlign w:val="center"/>
-          </w:tcPr>
-          <w:p>
-            <w:pPr>
-              <w:ind w:firstLine="0"/>
-              <w:jc w:val="center"/>
-              <w:rPr>
-                <w:i w:val="0"/>
-                <w:iCs/>
-                <w:sz w:val="24"/>
-              </w:rPr>
-            </w:pPr>
-            <w:r>
-              <w:rPr>
-                <w:i w:val="0"/>
-                <w:iCs/>
-                <w:sz w:val="24"/>
-              </w:rPr>
-              <w:t>LastName_ExceedsMaxLength_ThrowsException</w:t>
-            </w:r>
-          </w:p>
-        </w:tc>
-        <w:tc>
-          <w:tcPr>
-            <w:tcW w:w="3208" w:type="dxa"/>
-            <w:vAlign w:val="center"/>
-          </w:tcPr>
-          <w:p>
-            <w:pPr>
-              <w:ind w:firstLine="0"/>
-              <w:jc w:val="center"/>
-              <w:rPr>
-                <w:i w:val="0"/>
-                <w:iCs/>
-                <w:sz w:val="24"/>
-              </w:rPr>
-            </w:pPr>
-            <w:r>
-              <w:rPr>
-                <w:i w:val="0"/>
-                <w:iCs/>
-                <w:sz w:val="24"/>
-              </w:rPr>
-              <w:t>Длина &gt; 30 символов</w:t>
-            </w:r>
-            <w:r>
-              <w:rPr>
-                <w:i w:val="0"/>
-                <w:iCs/>
-                <w:sz w:val="24"/>
-                <w:lang w:val="en-US"/>
-              </w:rPr>
-              <w:t xml:space="preserve"> </w:t>
-            </w:r>
-            <w:r>
-              <w:rPr>
-                <w:i w:val="0"/>
-                <w:iCs/>
-                <w:sz w:val="24"/>
-              </w:rPr>
-              <w:t>недопустима</w:t>
-            </w:r>
-          </w:p>
-        </w:tc>
-      </w:tr>
-    </w:tbl>
-    <w:p>
-      <w:pPr>
-        <w:ind w:firstLine="0"/>
-        <w:rPr>
-          <w:i w:val="0"/>
-          <w:iCs/>
-          <w:szCs w:val="28"/>
-          <w:lang w:val="en-US"/>
-        </w:rPr>
-      </w:pPr>
-      <w:r>
-        <w:rPr>
-          <w:i w:val="0"/>
-          <w:iCs/>
-          <w:szCs w:val="28"/>
-        </w:rPr>
-        <w:t xml:space="preserve">Таблица 7 – Тесты свойства </w:t>
-      </w:r>
-      <w:r>
-        <w:rPr>
-          <w:i w:val="0"/>
-          <w:iCs/>
-          <w:szCs w:val="28"/>
-          <w:lang w:val="en-US"/>
-        </w:rPr>
-        <w:t>Age</w:t>
-      </w:r>
-    </w:p>
-    <w:tbl>
-      <w:tblPr>
-        <w:tblStyle w:val="af1"/>
-        <w:tblW w:w="9502" w:type="dxa"/>
-        <w:jc w:val="center"/>
-        <w:tblLook w:val="04A0" w:firstRow="1" w:lastRow="0" w:firstColumn="1" w:lastColumn="0" w:noHBand="0" w:noVBand="1"/>
-      </w:tblPr>
-      <w:tblGrid>
-        <w:gridCol w:w="1155"/>
-        <w:gridCol w:w="5495"/>
-        <w:gridCol w:w="2852"/>
-      </w:tblGrid>
-      <w:tr>
-        <w:trPr>
-          <w:tblHeader/>
-          <w:jc w:val="center"/>
-        </w:trPr>
-        <w:tc>
-          <w:tcPr>
-            <w:tcW w:w="1155" w:type="dxa"/>
-            <w:vAlign w:val="center"/>
-          </w:tcPr>
-          <w:p>
-            <w:pPr>
-              <w:ind w:firstLine="0"/>
-              <w:jc w:val="center"/>
-              <w:rPr>
-                <w:i w:val="0"/>
-                <w:iCs/>
-                <w:sz w:val="24"/>
-              </w:rPr>
-            </w:pPr>
-            <w:r>
-              <w:rPr>
-                <w:i w:val="0"/>
-                <w:iCs/>
-                <w:sz w:val="24"/>
-              </w:rPr>
-              <w:t>№ теста</w:t>
-            </w:r>
-          </w:p>
-        </w:tc>
-        <w:tc>
-          <w:tcPr>
-            <w:tcW w:w="5495" w:type="dxa"/>
-            <w:vAlign w:val="center"/>
-          </w:tcPr>
-          <w:p>
-            <w:pPr>
-              <w:ind w:firstLine="0"/>
-              <w:jc w:val="center"/>
-              <w:rPr>
-                <w:i w:val="0"/>
-                <w:iCs/>
-                <w:sz w:val="24"/>
-              </w:rPr>
-            </w:pPr>
-            <w:r>
-              <w:rPr>
-                <w:i w:val="0"/>
-                <w:iCs/>
-                <w:sz w:val="24"/>
-              </w:rPr>
-              <w:t>Имя метода для теста</w:t>
-            </w:r>
-          </w:p>
-        </w:tc>
-        <w:tc>
-          <w:tcPr>
-            <w:tcW w:w="2852" w:type="dxa"/>
-            <w:vAlign w:val="center"/>
-          </w:tcPr>
-          <w:p>
-            <w:pPr>
-              <w:ind w:firstLine="0"/>
-              <w:jc w:val="center"/>
-              <w:rPr>
-                <w:i w:val="0"/>
-                <w:iCs/>
-                <w:sz w:val="24"/>
-              </w:rPr>
-            </w:pPr>
-            <w:r>
-              <w:rPr>
-                <w:i w:val="0"/>
-                <w:iCs/>
-                <w:sz w:val="24"/>
-              </w:rPr>
-              <w:t>Проверяемое условие</w:t>
-            </w:r>
-          </w:p>
-        </w:tc>
-      </w:tr>
-      <w:tr>
-        <w:trPr>
-          <w:jc w:val="center"/>
-        </w:trPr>
-        <w:tc>
-          <w:tcPr>
-            <w:tcW w:w="1155" w:type="dxa"/>
-            <w:vAlign w:val="center"/>
-          </w:tcPr>
-          <w:p>
-            <w:pPr>
-              <w:ind w:firstLine="0"/>
-              <w:jc w:val="center"/>
-              <w:rPr>
-                <w:i w:val="0"/>
-                <w:iCs/>
-                <w:sz w:val="24"/>
-                <w:lang w:val="en-US"/>
-              </w:rPr>
-            </w:pPr>
-            <w:r>
-              <w:rPr>
-                <w:i w:val="0"/>
-                <w:iCs/>
-                <w:sz w:val="24"/>
-                <w:lang w:val="en-US"/>
-              </w:rPr>
-              <w:t>8</w:t>
-            </w:r>
-          </w:p>
-        </w:tc>
-        <w:tc>
-          <w:tcPr>
-            <w:tcW w:w="5495" w:type="dxa"/>
-            <w:vAlign w:val="center"/>
-          </w:tcPr>
-          <w:p>
-            <w:pPr>
-              <w:ind w:firstLine="0"/>
-              <w:jc w:val="center"/>
-              <w:rPr>
-                <w:i w:val="0"/>
-                <w:sz w:val="24"/>
-                <w:lang w:val="en-US"/>
-              </w:rPr>
-            </w:pPr>
-            <w:r>
-              <w:rPr>
-                <w:i w:val="0"/>
-                <w:sz w:val="24"/>
-              </w:rPr>
-              <w:t>Age_ValidValue_Male_SetsCorrectly</w:t>
-            </w:r>
-          </w:p>
-        </w:tc>
-        <w:tc>
-          <w:tcPr>
-            <w:tcW w:w="2852" w:type="dxa"/>
-            <w:vAlign w:val="center"/>
-          </w:tcPr>
-          <w:p>
-            <w:pPr>
-              <w:ind w:firstLine="0"/>
-              <w:jc w:val="center"/>
-              <w:rPr>
-                <w:i w:val="0"/>
-                <w:sz w:val="24"/>
-                <w:lang w:val="en-US"/>
-              </w:rPr>
-            </w:pPr>
-            <w:r>
-              <w:rPr>
-                <w:i w:val="0"/>
-                <w:sz w:val="24"/>
-              </w:rPr>
-              <w:t>Возраст мужчины в диапазоне [18;65]</w:t>
-            </w:r>
-          </w:p>
-        </w:tc>
-      </w:tr>
-      <w:tr>
-        <w:trPr>
-          <w:jc w:val="center"/>
-        </w:trPr>
-        <w:tc>
-          <w:tcPr>
-            <w:tcW w:w="1155" w:type="dxa"/>
-            <w:vAlign w:val="center"/>
-          </w:tcPr>
-          <w:p>
-            <w:pPr>
-              <w:ind w:firstLine="0"/>
-              <w:jc w:val="center"/>
-              <w:rPr>
-                <w:i w:val="0"/>
-                <w:iCs/>
-                <w:sz w:val="24"/>
-                <w:lang w:val="en-US"/>
-              </w:rPr>
-            </w:pPr>
-            <w:r>
-              <w:rPr>
-                <w:i w:val="0"/>
-                <w:iCs/>
-                <w:sz w:val="24"/>
-                <w:lang w:val="en-US"/>
-              </w:rPr>
-              <w:t>9</w:t>
-            </w:r>
-          </w:p>
-        </w:tc>
-        <w:tc>
-          <w:tcPr>
-            <w:tcW w:w="5495" w:type="dxa"/>
-            <w:vAlign w:val="center"/>
-          </w:tcPr>
-          <w:p>
-            <w:pPr>
-              <w:ind w:firstLine="0"/>
-              <w:jc w:val="center"/>
-              <w:rPr>
-                <w:i w:val="0"/>
-                <w:sz w:val="24"/>
-              </w:rPr>
-            </w:pPr>
-            <w:r>
-              <w:rPr>
-                <w:i w:val="0"/>
-                <w:sz w:val="24"/>
-              </w:rPr>
-              <w:t>Age_ValidValue_Female_SetsCorrectly</w:t>
-            </w:r>
-          </w:p>
-        </w:tc>
-        <w:tc>
-          <w:tcPr>
-            <w:tcW w:w="2852" w:type="dxa"/>
-            <w:vAlign w:val="center"/>
-          </w:tcPr>
-          <w:p>
-            <w:pPr>
-              <w:ind w:firstLine="0"/>
-              <w:jc w:val="center"/>
-              <w:rPr>
-                <w:i w:val="0"/>
-                <w:sz w:val="24"/>
-              </w:rPr>
-            </w:pPr>
-            <w:r>
-              <w:rPr>
-                <w:i w:val="0"/>
-                <w:sz w:val="24"/>
-              </w:rPr>
-              <w:t>Возраст женщины в диапазоне [18;60]</w:t>
-            </w:r>
-          </w:p>
-        </w:tc>
-      </w:tr>
-      <w:tr>
-        <w:trPr>
-          <w:jc w:val="center"/>
-        </w:trPr>
-        <w:tc>
-          <w:tcPr>
-            <w:tcW w:w="1155" w:type="dxa"/>
-            <w:vAlign w:val="center"/>
-          </w:tcPr>
-          <w:p>
-            <w:pPr>
-              <w:ind w:firstLine="0"/>
-              <w:jc w:val="center"/>
-              <w:rPr>
-                <w:i w:val="0"/>
-                <w:iCs/>
-                <w:sz w:val="24"/>
-                <w:lang w:val="en-US"/>
-              </w:rPr>
-            </w:pPr>
-            <w:r>
-              <w:rPr>
-                <w:i w:val="0"/>
-                <w:iCs/>
-                <w:sz w:val="24"/>
-                <w:lang w:val="en-US"/>
-              </w:rPr>
-              <w:t>10</w:t>
-            </w:r>
-          </w:p>
-        </w:tc>
-        <w:tc>
-          <w:tcPr>
-            <w:tcW w:w="5495" w:type="dxa"/>
-            <w:vAlign w:val="center"/>
-          </w:tcPr>
-          <w:p>
-            <w:pPr>
-              <w:ind w:firstLine="0"/>
-              <w:jc w:val="center"/>
-              <w:rPr>
-                <w:i w:val="0"/>
-                <w:sz w:val="24"/>
-              </w:rPr>
-            </w:pPr>
-            <w:r>
-              <w:rPr>
-                <w:i w:val="0"/>
-                <w:sz w:val="24"/>
-              </w:rPr>
-              <w:t>Age_BelowMinAge_ThrowsException</w:t>
-            </w:r>
-          </w:p>
-        </w:tc>
-        <w:tc>
-          <w:tcPr>
-            <w:tcW w:w="2852" w:type="dxa"/>
-            <w:vAlign w:val="center"/>
-          </w:tcPr>
-          <w:p>
-            <w:pPr>
-              <w:ind w:firstLine="0"/>
-              <w:jc w:val="center"/>
-              <w:rPr>
-                <w:i w:val="0"/>
-                <w:sz w:val="24"/>
-              </w:rPr>
-            </w:pPr>
-            <w:r>
-              <w:rPr>
-                <w:i w:val="0"/>
-                <w:sz w:val="24"/>
-              </w:rPr>
-              <w:t>Возраст &lt; 18 лет недопустим</w:t>
-            </w:r>
-          </w:p>
-        </w:tc>
-      </w:tr>
-      <w:tr>
-        <w:trPr>
-          <w:jc w:val="center"/>
-        </w:trPr>
-        <w:tc>
-          <w:tcPr>
-            <w:tcW w:w="1155" w:type="dxa"/>
-            <w:vAlign w:val="center"/>
-          </w:tcPr>
-          <w:p>
-            <w:pPr>
-              <w:ind w:firstLine="0"/>
-              <w:jc w:val="center"/>
-              <w:rPr>
-                <w:i w:val="0"/>
-                <w:iCs/>
-                <w:sz w:val="24"/>
-                <w:lang w:val="en-US"/>
-              </w:rPr>
-            </w:pPr>
-            <w:r>
-              <w:rPr>
-                <w:i w:val="0"/>
-                <w:iCs/>
-                <w:sz w:val="24"/>
-                <w:lang w:val="en-US"/>
-              </w:rPr>
-              <w:t>11</w:t>
-            </w:r>
-          </w:p>
-        </w:tc>
-        <w:tc>
-          <w:tcPr>
-            <w:tcW w:w="5495" w:type="dxa"/>
-            <w:vAlign w:val="center"/>
-          </w:tcPr>
-          <w:p>
-            <w:pPr>
-              <w:ind w:firstLine="0"/>
-              <w:jc w:val="center"/>
-              <w:rPr>
-                <w:i w:val="0"/>
-                <w:sz w:val="24"/>
-              </w:rPr>
-            </w:pPr>
-            <w:r>
-              <w:rPr>
-                <w:i w:val="0"/>
-                <w:sz w:val="24"/>
-              </w:rPr>
-              <w:t>Age_AboveRetirementAge_Male_ThrowsException</w:t>
-            </w:r>
-          </w:p>
-        </w:tc>
-        <w:tc>
-          <w:tcPr>
-            <w:tcW w:w="2852" w:type="dxa"/>
-            <w:vAlign w:val="center"/>
-          </w:tcPr>
-          <w:p>
-            <w:pPr>
-              <w:ind w:firstLine="0"/>
-              <w:jc w:val="center"/>
-              <w:rPr>
-                <w:i w:val="0"/>
-                <w:sz w:val="24"/>
-              </w:rPr>
-            </w:pPr>
-            <w:r>
-              <w:rPr>
-                <w:i w:val="0"/>
-                <w:sz w:val="24"/>
-              </w:rPr>
-              <w:t>Возраст мужчины &gt; 65 лет недопустим</w:t>
-            </w:r>
-          </w:p>
-        </w:tc>
-      </w:tr>
-      <w:tr>
-        <w:trPr>
-          <w:jc w:val="center"/>
-        </w:trPr>
-        <w:tc>
-          <w:tcPr>
-            <w:tcW w:w="1155" w:type="dxa"/>
-            <w:vAlign w:val="center"/>
-          </w:tcPr>
-          <w:p>
-            <w:pPr>
-              <w:ind w:firstLine="0"/>
-              <w:jc w:val="center"/>
-              <w:rPr>
-                <w:i w:val="0"/>
-                <w:iCs/>
-                <w:sz w:val="24"/>
-                <w:lang w:val="en-US"/>
-              </w:rPr>
-            </w:pPr>
-            <w:r>
-              <w:rPr>
-                <w:i w:val="0"/>
-                <w:iCs/>
-                <w:sz w:val="24"/>
-                <w:lang w:val="en-US"/>
-              </w:rPr>
-              <w:t>12</w:t>
-            </w:r>
-          </w:p>
-        </w:tc>
-        <w:tc>
-          <w:tcPr>
-            <w:tcW w:w="5495" w:type="dxa"/>
-            <w:vAlign w:val="center"/>
-          </w:tcPr>
-          <w:p>
-            <w:pPr>
-              <w:ind w:firstLine="0"/>
-              <w:jc w:val="center"/>
-              <w:rPr>
-                <w:i w:val="0"/>
-                <w:sz w:val="24"/>
-              </w:rPr>
-            </w:pPr>
-            <w:r>
-              <w:rPr>
-                <w:i w:val="0"/>
-                <w:sz w:val="24"/>
-              </w:rPr>
-              <w:t>Age_AboveRetirementAge_Female_ThrowsException</w:t>
-            </w:r>
-          </w:p>
-        </w:tc>
-        <w:tc>
-          <w:tcPr>
-            <w:tcW w:w="2852" w:type="dxa"/>
-            <w:vAlign w:val="center"/>
-          </w:tcPr>
-          <w:p>
-            <w:pPr>
-              <w:ind w:firstLine="0"/>
-              <w:jc w:val="center"/>
-              <w:rPr>
-                <w:i w:val="0"/>
-                <w:sz w:val="24"/>
-              </w:rPr>
-            </w:pPr>
-            <w:r>
-              <w:rPr>
-                <w:i w:val="0"/>
-                <w:sz w:val="24"/>
-              </w:rPr>
-              <w:t>Возраст женщины &gt; 60 лет недопустим</w:t>
-            </w:r>
-          </w:p>
-        </w:tc>
-      </w:tr>
-      <w:tr>
-        <w:trPr>
-          <w:jc w:val="center"/>
-        </w:trPr>
-        <w:tc>
-          <w:tcPr>
-            <w:tcW w:w="1155" w:type="dxa"/>
-            <w:vAlign w:val="center"/>
-          </w:tcPr>
-          <w:p>
-            <w:pPr>
-              <w:ind w:firstLine="0"/>
-              <w:jc w:val="center"/>
-              <w:rPr>
-                <w:i w:val="0"/>
-                <w:iCs/>
-                <w:sz w:val="24"/>
-                <w:lang w:val="en-US"/>
-              </w:rPr>
-            </w:pPr>
-            <w:r>
-              <w:rPr>
-                <w:i w:val="0"/>
-                <w:iCs/>
-                <w:sz w:val="24"/>
-                <w:lang w:val="en-US"/>
-              </w:rPr>
-              <w:t>13</w:t>
-            </w:r>
-          </w:p>
-        </w:tc>
-        <w:tc>
-          <w:tcPr>
-            <w:tcW w:w="5495" w:type="dxa"/>
-            <w:vAlign w:val="center"/>
-          </w:tcPr>
-          <w:p>
-            <w:pPr>
-              <w:ind w:firstLine="0"/>
-              <w:jc w:val="center"/>
-              <w:rPr>
-                <w:i w:val="0"/>
-                <w:sz w:val="24"/>
-              </w:rPr>
-            </w:pPr>
-            <w:r>
-              <w:rPr>
-                <w:i w:val="0"/>
-                <w:sz w:val="24"/>
-              </w:rPr>
-              <w:t>Age_MinBoundaryValue_Accepted</w:t>
-            </w:r>
-          </w:p>
-        </w:tc>
-        <w:tc>
-          <w:tcPr>
-            <w:tcW w:w="2852" w:type="dxa"/>
-            <w:vAlign w:val="center"/>
-          </w:tcPr>
-          <w:p>
-            <w:pPr>
-              <w:ind w:firstLine="0"/>
-              <w:jc w:val="center"/>
-              <w:rPr>
-                <w:i w:val="0"/>
-                <w:sz w:val="24"/>
-              </w:rPr>
-            </w:pPr>
-            <w:r>
-              <w:rPr>
-                <w:i w:val="0"/>
-                <w:sz w:val="24"/>
-              </w:rPr>
-              <w:t>Граничное значение 18 допустимо</w:t>
-            </w:r>
-          </w:p>
-        </w:tc>
-      </w:tr>
-      <w:tr>
-        <w:trPr>
-          <w:jc w:val="center"/>
-        </w:trPr>
-        <w:tc>
-          <w:tcPr>
-            <w:tcW w:w="1155" w:type="dxa"/>
-            <w:vAlign w:val="center"/>
-          </w:tcPr>
-          <w:p>
-            <w:pPr>
-              <w:ind w:firstLine="0"/>
-              <w:jc w:val="center"/>
-              <w:rPr>
-                <w:i w:val="0"/>
-                <w:iCs/>
-                <w:sz w:val="24"/>
-                <w:lang w:val="en-US"/>
-              </w:rPr>
-            </w:pPr>
-            <w:r>
-              <w:rPr>
-                <w:i w:val="0"/>
-                <w:iCs/>
-                <w:sz w:val="24"/>
-                <w:lang w:val="en-US"/>
-              </w:rPr>
-              <w:t>14</w:t>
-            </w:r>
-          </w:p>
-        </w:tc>
-        <w:tc>
-          <w:tcPr>
-            <w:tcW w:w="5495" w:type="dxa"/>
-            <w:vAlign w:val="center"/>
-          </w:tcPr>
-          <w:p>
-            <w:pPr>
-              <w:ind w:firstLine="0"/>
-              <w:jc w:val="center"/>
-              <w:rPr>
-                <w:i w:val="0"/>
-                <w:sz w:val="24"/>
-              </w:rPr>
-            </w:pPr>
-            <w:r>
-              <w:rPr>
-                <w:i w:val="0"/>
-                <w:sz w:val="24"/>
-              </w:rPr>
-              <w:t>Age_MaxBoundaryValue_Male_Accepted</w:t>
-            </w:r>
-          </w:p>
-        </w:tc>
-        <w:tc>
-          <w:tcPr>
-            <w:tcW w:w="2852" w:type="dxa"/>
-            <w:vAlign w:val="center"/>
-          </w:tcPr>
-          <w:p>
-            <w:pPr>
-              <w:ind w:firstLine="0"/>
-              <w:jc w:val="center"/>
-              <w:rPr>
-                <w:i w:val="0"/>
-                <w:sz w:val="24"/>
-              </w:rPr>
-            </w:pPr>
-            <w:r>
-              <w:rPr>
-                <w:i w:val="0"/>
-                <w:sz w:val="24"/>
-              </w:rPr>
-              <w:t>Граничное значение 65 для мужчин допустимо</w:t>
-            </w:r>
-          </w:p>
-        </w:tc>
-      </w:tr>
-      <w:tr>
-        <w:trPr>
-          <w:jc w:val="center"/>
-        </w:trPr>
-        <w:tc>
-          <w:tcPr>
-            <w:tcW w:w="1155" w:type="dxa"/>
-            <w:vAlign w:val="center"/>
-          </w:tcPr>
-          <w:p>
-            <w:pPr>
-              <w:ind w:firstLine="0"/>
-              <w:jc w:val="center"/>
-              <w:rPr>
-                <w:i w:val="0"/>
-                <w:iCs/>
-                <w:sz w:val="24"/>
-                <w:lang w:val="en-US"/>
-              </w:rPr>
-            </w:pPr>
-            <w:r>
-              <w:rPr>
-                <w:i w:val="0"/>
-                <w:iCs/>
-                <w:sz w:val="24"/>
-                <w:lang w:val="en-US"/>
-              </w:rPr>
-              <w:lastRenderedPageBreak/>
-              <w:t>15</w:t>
-            </w:r>
-          </w:p>
-        </w:tc>
-        <w:tc>
-          <w:tcPr>
-            <w:tcW w:w="5495" w:type="dxa"/>
-            <w:vAlign w:val="center"/>
-          </w:tcPr>
-          <w:p>
-            <w:pPr>
-              <w:ind w:firstLine="0"/>
-              <w:jc w:val="center"/>
-              <w:rPr>
-                <w:i w:val="0"/>
-                <w:sz w:val="24"/>
-              </w:rPr>
-            </w:pPr>
-            <w:r>
-              <w:rPr>
-                <w:i w:val="0"/>
-                <w:sz w:val="24"/>
-              </w:rPr>
-              <w:t>Age_MaxBoundaryValue_Female_Accepted</w:t>
-            </w:r>
-          </w:p>
-        </w:tc>
-        <w:tc>
-          <w:tcPr>
-            <w:tcW w:w="2852" w:type="dxa"/>
-            <w:vAlign w:val="center"/>
-          </w:tcPr>
-          <w:p>
-            <w:pPr>
-              <w:ind w:firstLine="0"/>
-              <w:jc w:val="center"/>
-              <w:rPr>
-                <w:i w:val="0"/>
-                <w:sz w:val="24"/>
-              </w:rPr>
-            </w:pPr>
-            <w:r>
-              <w:rPr>
-                <w:i w:val="0"/>
-                <w:sz w:val="24"/>
-              </w:rPr>
-              <w:t>Граничное значение 60 для женщин допустимо</w:t>
-            </w:r>
-          </w:p>
-        </w:tc>
-      </w:tr>
-    </w:tbl>
-    <w:p>
-      <w:pPr>
-        <w:ind w:firstLine="0"/>
-        <w:rPr>
-          <w:i w:val="0"/>
-          <w:iCs/>
-          <w:szCs w:val="28"/>
-          <w:lang w:val="en-US"/>
-        </w:rPr>
-      </w:pPr>
-      <w:r>
-        <w:rPr>
-          <w:i w:val="0"/>
-          <w:iCs/>
-          <w:szCs w:val="28"/>
-        </w:rPr>
-        <w:t xml:space="preserve">Таблица </w:t>
-      </w:r>
-      <w:r>
-        <w:rPr>
-          <w:i w:val="0"/>
-          <w:iCs/>
-          <w:szCs w:val="28"/>
-          <w:lang w:val="en-US"/>
-        </w:rPr>
-        <w:t>8</w:t>
-      </w:r>
-      <w:r>
-        <w:rPr>
-          <w:i w:val="0"/>
-          <w:iCs/>
-          <w:szCs w:val="28"/>
-        </w:rPr>
-        <w:t xml:space="preserve"> – Тесты свойства </w:t>
-      </w:r>
-      <w:r>
-        <w:rPr>
-          <w:i w:val="0"/>
-          <w:iCs/>
-          <w:szCs w:val="28"/>
-          <w:lang w:val="en-US"/>
-        </w:rPr>
-        <w:t>Profession</w:t>
-      </w:r>
-    </w:p>
-    <w:tbl>
-      <w:tblPr>
-        <w:tblStyle w:val="af1"/>
-        <w:tblW w:w="0" w:type="auto"/>
-        <w:jc w:val="center"/>
-        <w:tblLook w:val="04A0" w:firstRow="1" w:lastRow="0" w:firstColumn="1" w:lastColumn="0" w:noHBand="0" w:noVBand="1"/>
-      </w:tblPr>
-      <w:tblGrid>
-        <w:gridCol w:w="1064"/>
-        <w:gridCol w:w="5095"/>
-        <w:gridCol w:w="3186"/>
-      </w:tblGrid>
-      <w:tr>
-        <w:trPr>
-          <w:jc w:val="center"/>
-        </w:trPr>
-        <w:tc>
-          <w:tcPr>
-            <w:tcW w:w="1064" w:type="dxa"/>
-            <w:vAlign w:val="center"/>
-          </w:tcPr>
-          <w:p>
-            <w:pPr>
-              <w:ind w:firstLine="0"/>
-              <w:jc w:val="center"/>
-              <w:rPr>
-                <w:i w:val="0"/>
-                <w:iCs/>
-                <w:sz w:val="24"/>
-              </w:rPr>
-            </w:pPr>
-            <w:r>
-              <w:rPr>
-                <w:i w:val="0"/>
-                <w:iCs/>
-                <w:sz w:val="24"/>
-              </w:rPr>
-              <w:t>№ теста</w:t>
-            </w:r>
-          </w:p>
-        </w:tc>
-        <w:tc>
-          <w:tcPr>
-            <w:tcW w:w="5095" w:type="dxa"/>
-            <w:vAlign w:val="center"/>
-          </w:tcPr>
-          <w:p>
-            <w:pPr>
-              <w:ind w:firstLine="0"/>
-              <w:jc w:val="center"/>
-              <w:rPr>
-                <w:i w:val="0"/>
-                <w:iCs/>
-                <w:sz w:val="24"/>
-              </w:rPr>
-            </w:pPr>
-            <w:r>
-              <w:rPr>
-                <w:i w:val="0"/>
-                <w:iCs/>
-                <w:sz w:val="24"/>
-              </w:rPr>
-              <w:t>Имя метода для теста</w:t>
-            </w:r>
-          </w:p>
-        </w:tc>
-        <w:tc>
-          <w:tcPr>
-            <w:tcW w:w="3186" w:type="dxa"/>
-            <w:vAlign w:val="center"/>
-          </w:tcPr>
-          <w:p>
-            <w:pPr>
-              <w:ind w:firstLine="0"/>
-              <w:jc w:val="center"/>
-              <w:rPr>
-                <w:i w:val="0"/>
-                <w:iCs/>
-                <w:sz w:val="24"/>
-              </w:rPr>
-            </w:pPr>
-            <w:r>
-              <w:rPr>
-                <w:i w:val="0"/>
-                <w:iCs/>
-                <w:sz w:val="24"/>
-              </w:rPr>
-              <w:t>Проверяемое условие</w:t>
-            </w:r>
-          </w:p>
-        </w:tc>
-      </w:tr>
-      <w:tr>
-        <w:trPr>
-          <w:jc w:val="center"/>
-        </w:trPr>
-        <w:tc>
-          <w:tcPr>
-            <w:tcW w:w="1064" w:type="dxa"/>
-            <w:vAlign w:val="center"/>
-          </w:tcPr>
-          <w:p>
-            <w:pPr>
-              <w:ind w:firstLine="0"/>
-              <w:jc w:val="center"/>
-              <w:rPr>
-                <w:i w:val="0"/>
-                <w:iCs/>
-                <w:sz w:val="24"/>
-                <w:lang w:val="en-US"/>
-              </w:rPr>
-            </w:pPr>
-            <w:r>
-              <w:rPr>
-                <w:i w:val="0"/>
-                <w:iCs/>
-                <w:sz w:val="24"/>
-                <w:lang w:val="en-US"/>
-              </w:rPr>
-              <w:t>16</w:t>
-            </w:r>
-          </w:p>
-        </w:tc>
-        <w:tc>
-          <w:tcPr>
-            <w:tcW w:w="5095" w:type="dxa"/>
-            <w:vAlign w:val="center"/>
-          </w:tcPr>
-          <w:p>
-            <w:pPr>
-              <w:ind w:firstLine="0"/>
-              <w:jc w:val="center"/>
-              <w:rPr>
-                <w:i w:val="0"/>
-                <w:sz w:val="24"/>
-                <w:lang w:val="en-US"/>
-              </w:rPr>
-            </w:pPr>
-            <w:r>
-              <w:rPr>
-                <w:i w:val="0"/>
-                <w:sz w:val="24"/>
-              </w:rPr>
-              <w:t>Profession_ValidValue_SetsCorrectly</w:t>
-            </w:r>
-          </w:p>
-        </w:tc>
-        <w:tc>
-          <w:tcPr>
-            <w:tcW w:w="3186" w:type="dxa"/>
-            <w:vAlign w:val="center"/>
-          </w:tcPr>
-          <w:p>
-            <w:pPr>
-              <w:ind w:firstLine="0"/>
-              <w:jc w:val="center"/>
-              <w:rPr>
-                <w:i w:val="0"/>
-                <w:sz w:val="24"/>
-              </w:rPr>
-            </w:pPr>
-            <w:r>
-              <w:rPr>
-                <w:i w:val="0"/>
-                <w:sz w:val="24"/>
-              </w:rPr>
-              <w:t>Корректная профессия форматируется</w:t>
-            </w:r>
-          </w:p>
-        </w:tc>
-      </w:tr>
-      <w:tr>
-        <w:trPr>
-          <w:jc w:val="center"/>
-        </w:trPr>
-        <w:tc>
-          <w:tcPr>
-            <w:tcW w:w="1064" w:type="dxa"/>
-            <w:vAlign w:val="center"/>
-          </w:tcPr>
-          <w:p>
-            <w:pPr>
-              <w:ind w:firstLine="0"/>
-              <w:jc w:val="center"/>
-              <w:rPr>
-                <w:i w:val="0"/>
-                <w:iCs/>
-                <w:sz w:val="24"/>
-                <w:lang w:val="en-US"/>
-              </w:rPr>
-            </w:pPr>
-            <w:r>
-              <w:rPr>
-                <w:i w:val="0"/>
-                <w:iCs/>
-                <w:sz w:val="24"/>
-                <w:lang w:val="en-US"/>
-              </w:rPr>
-              <w:t>17</w:t>
-            </w:r>
-          </w:p>
-        </w:tc>
-        <w:tc>
-          <w:tcPr>
-            <w:tcW w:w="5095" w:type="dxa"/>
-            <w:vAlign w:val="center"/>
-          </w:tcPr>
-          <w:p>
-            <w:pPr>
-              <w:ind w:firstLine="0"/>
-              <w:jc w:val="center"/>
-              <w:rPr>
-                <w:i w:val="0"/>
-                <w:sz w:val="24"/>
-              </w:rPr>
-            </w:pPr>
-            <w:r>
-              <w:rPr>
-                <w:i w:val="0"/>
-                <w:sz w:val="24"/>
-              </w:rPr>
-              <w:t>Profession_EmptyString_ThrowsException</w:t>
-            </w:r>
-          </w:p>
-        </w:tc>
-        <w:tc>
-          <w:tcPr>
-            <w:tcW w:w="3186" w:type="dxa"/>
-            <w:vAlign w:val="center"/>
-          </w:tcPr>
-          <w:p>
-            <w:pPr>
-              <w:ind w:firstLine="0"/>
-              <w:jc w:val="center"/>
-              <w:rPr>
-                <w:i w:val="0"/>
-                <w:sz w:val="24"/>
-              </w:rPr>
-            </w:pPr>
-            <w:r>
-              <w:rPr>
-                <w:i w:val="0"/>
-                <w:sz w:val="24"/>
-              </w:rPr>
-              <w:t>Пустая профессия недопустима</w:t>
-            </w:r>
-          </w:p>
-        </w:tc>
-      </w:tr>
-      <w:tr>
-        <w:trPr>
-          <w:jc w:val="center"/>
-        </w:trPr>
-        <w:tc>
-          <w:tcPr>
-            <w:tcW w:w="1064" w:type="dxa"/>
-            <w:vAlign w:val="center"/>
-          </w:tcPr>
-          <w:p>
-            <w:pPr>
-              <w:ind w:firstLine="0"/>
-              <w:jc w:val="center"/>
-              <w:rPr>
-                <w:i w:val="0"/>
-                <w:iCs/>
-                <w:sz w:val="24"/>
-                <w:lang w:val="en-US"/>
-              </w:rPr>
-            </w:pPr>
-            <w:r>
-              <w:rPr>
-                <w:i w:val="0"/>
-                <w:iCs/>
-                <w:sz w:val="24"/>
-                <w:lang w:val="en-US"/>
-              </w:rPr>
-              <w:t>18</w:t>
-            </w:r>
-          </w:p>
-        </w:tc>
-        <w:tc>
-          <w:tcPr>
-            <w:tcW w:w="5095" w:type="dxa"/>
-            <w:vAlign w:val="center"/>
-          </w:tcPr>
-          <w:p>
-            <w:pPr>
-              <w:ind w:firstLine="0"/>
-              <w:jc w:val="center"/>
-              <w:rPr>
-                <w:i w:val="0"/>
-                <w:sz w:val="24"/>
-              </w:rPr>
-            </w:pPr>
-            <w:r>
-              <w:rPr>
-                <w:i w:val="0"/>
-                <w:sz w:val="24"/>
-              </w:rPr>
-              <w:t>Profession_ExceedsMaxLength_ThrowsException</w:t>
-            </w:r>
-          </w:p>
-        </w:tc>
-        <w:tc>
-          <w:tcPr>
-            <w:tcW w:w="3186" w:type="dxa"/>
-            <w:vAlign w:val="center"/>
-          </w:tcPr>
-          <w:p>
-            <w:pPr>
-              <w:ind w:firstLine="0"/>
-              <w:jc w:val="center"/>
-              <w:rPr>
-                <w:i w:val="0"/>
-                <w:sz w:val="24"/>
-              </w:rPr>
-            </w:pPr>
-            <w:r>
-              <w:rPr>
-                <w:i w:val="0"/>
-                <w:sz w:val="24"/>
-              </w:rPr>
-              <w:t>Длина &gt; 30 символов</w:t>
-            </w:r>
-            <w:r>
-              <w:rPr>
-                <w:i w:val="0"/>
-                <w:sz w:val="24"/>
-                <w:lang w:val="en-US"/>
-              </w:rPr>
-              <w:t xml:space="preserve"> </w:t>
-            </w:r>
-            <w:r>
-              <w:rPr>
-                <w:i w:val="0"/>
-                <w:sz w:val="24"/>
-              </w:rPr>
-              <w:t>недопустима</w:t>
-            </w:r>
-          </w:p>
-        </w:tc>
-      </w:tr>
-    </w:tbl>
-    <w:p>
-      <w:pPr>
-        <w:ind w:firstLine="0"/>
-        <w:rPr>
-          <w:i w:val="0"/>
-          <w:iCs/>
-          <w:szCs w:val="28"/>
-          <w:lang w:val="en-US"/>
-        </w:rPr>
-      </w:pPr>
-      <w:r>
-        <w:rPr>
-          <w:i w:val="0"/>
-          <w:iCs/>
-          <w:szCs w:val="28"/>
-        </w:rPr>
-        <w:t xml:space="preserve">Таблица </w:t>
-      </w:r>
-      <w:r>
-        <w:rPr>
-          <w:i w:val="0"/>
-          <w:iCs/>
-          <w:szCs w:val="28"/>
-          <w:lang w:val="en-US"/>
-        </w:rPr>
-        <w:t>9</w:t>
-      </w:r>
-      <w:r>
-        <w:rPr>
-          <w:i w:val="0"/>
-          <w:iCs/>
-          <w:szCs w:val="28"/>
-        </w:rPr>
-        <w:t xml:space="preserve"> – Тесты свойства </w:t>
-      </w:r>
-      <w:r>
-        <w:rPr>
-          <w:i w:val="0"/>
-          <w:iCs/>
-          <w:szCs w:val="28"/>
-          <w:lang w:val="en-US"/>
-        </w:rPr>
-        <w:t>SalaryEmployee</w:t>
-      </w:r>
-    </w:p>
-    <w:tbl>
-      <w:tblPr>
-        <w:tblStyle w:val="af1"/>
-        <w:tblW w:w="9502" w:type="dxa"/>
-        <w:jc w:val="center"/>
-        <w:tblLook w:val="04A0" w:firstRow="1" w:lastRow="0" w:firstColumn="1" w:lastColumn="0" w:noHBand="0" w:noVBand="1"/>
-      </w:tblPr>
-      <w:tblGrid>
-        <w:gridCol w:w="1070"/>
-        <w:gridCol w:w="6042"/>
-        <w:gridCol w:w="28"/>
-        <w:gridCol w:w="2362"/>
-      </w:tblGrid>
-      <w:tr>
-        <w:trPr>
-          <w:tblHeader/>
-          <w:jc w:val="center"/>
-        </w:trPr>
-        <w:tc>
-          <w:tcPr>
-            <w:tcW w:w="1129" w:type="dxa"/>
-            <w:vAlign w:val="center"/>
-          </w:tcPr>
-          <w:p>
-            <w:pPr>
-              <w:ind w:firstLine="0"/>
-              <w:jc w:val="center"/>
-              <w:rPr>
-                <w:i w:val="0"/>
-                <w:iCs/>
-                <w:sz w:val="24"/>
-              </w:rPr>
-            </w:pPr>
-            <w:r>
-              <w:rPr>
-                <w:i w:val="0"/>
-                <w:iCs/>
-                <w:sz w:val="24"/>
-              </w:rPr>
-              <w:t>№ теста</w:t>
-            </w:r>
-          </w:p>
-        </w:tc>
-        <w:tc>
-          <w:tcPr>
-            <w:tcW w:w="5926" w:type="dxa"/>
-            <w:gridSpan w:val="2"/>
-            <w:vAlign w:val="center"/>
-          </w:tcPr>
-          <w:p>
-            <w:pPr>
-              <w:ind w:firstLine="0"/>
-              <w:jc w:val="center"/>
-              <w:rPr>
-                <w:i w:val="0"/>
-                <w:iCs/>
-                <w:sz w:val="24"/>
-              </w:rPr>
-            </w:pPr>
-            <w:r>
-              <w:rPr>
-                <w:i w:val="0"/>
-                <w:iCs/>
-                <w:sz w:val="24"/>
-              </w:rPr>
-              <w:t>Имя метода для теста</w:t>
-            </w:r>
-          </w:p>
-        </w:tc>
-        <w:tc>
-          <w:tcPr>
-            <w:tcW w:w="2447" w:type="dxa"/>
-            <w:vAlign w:val="center"/>
-          </w:tcPr>
-          <w:p>
-            <w:pPr>
-              <w:ind w:firstLine="0"/>
-              <w:jc w:val="center"/>
-              <w:rPr>
-                <w:i w:val="0"/>
-                <w:iCs/>
-                <w:sz w:val="24"/>
-              </w:rPr>
-            </w:pPr>
-            <w:r>
-              <w:rPr>
-                <w:i w:val="0"/>
-                <w:iCs/>
-                <w:sz w:val="24"/>
-              </w:rPr>
-              <w:t>Проверяемое условие</w:t>
-            </w:r>
-          </w:p>
-        </w:tc>
-      </w:tr>
-      <w:tr>
-        <w:trPr>
-          <w:jc w:val="center"/>
-        </w:trPr>
-        <w:tc>
-          <w:tcPr>
-            <w:tcW w:w="1129" w:type="dxa"/>
-            <w:vAlign w:val="center"/>
-          </w:tcPr>
-          <w:p>
-            <w:pPr>
-              <w:ind w:firstLine="0"/>
-              <w:jc w:val="center"/>
-              <w:rPr>
-                <w:i w:val="0"/>
-                <w:iCs/>
-                <w:sz w:val="24"/>
-                <w:lang w:val="en-US"/>
-              </w:rPr>
-            </w:pPr>
-            <w:r>
-              <w:rPr>
-                <w:i w:val="0"/>
-                <w:iCs/>
-                <w:sz w:val="24"/>
-                <w:lang w:val="en-US"/>
-              </w:rPr>
-              <w:t>19</w:t>
-            </w:r>
-          </w:p>
-        </w:tc>
-        <w:tc>
-          <w:tcPr>
-            <w:tcW w:w="5895" w:type="dxa"/>
-            <w:vAlign w:val="center"/>
-          </w:tcPr>
-          <w:p>
-            <w:pPr>
-              <w:ind w:firstLine="0"/>
-              <w:jc w:val="center"/>
-              <w:rPr>
-                <w:i w:val="0"/>
-                <w:iCs/>
-                <w:sz w:val="24"/>
-                <w:lang w:val="en-US"/>
-              </w:rPr>
-            </w:pPr>
-            <w:r>
-              <w:rPr>
-                <w:i w:val="0"/>
-                <w:iCs/>
-                <w:sz w:val="24"/>
-              </w:rPr>
-              <w:t>Salary_ValidValue_SetsCorrectly</w:t>
-            </w:r>
-          </w:p>
-        </w:tc>
-        <w:tc>
-          <w:tcPr>
-            <w:tcW w:w="2478" w:type="dxa"/>
-            <w:gridSpan w:val="2"/>
-            <w:vAlign w:val="center"/>
-          </w:tcPr>
-          <w:p>
-            <w:pPr>
-              <w:ind w:firstLine="0"/>
-              <w:jc w:val="center"/>
-              <w:rPr>
-                <w:i w:val="0"/>
-                <w:iCs/>
-                <w:sz w:val="24"/>
-                <w:lang w:val="en-US"/>
-              </w:rPr>
-            </w:pPr>
-            <w:r>
-              <w:rPr>
-                <w:i w:val="0"/>
-                <w:iCs/>
-                <w:sz w:val="24"/>
-              </w:rPr>
-              <w:t>Корректный оклад устанавливается</w:t>
-            </w:r>
-          </w:p>
-        </w:tc>
-      </w:tr>
-      <w:tr>
-        <w:trPr>
-          <w:jc w:val="center"/>
-        </w:trPr>
-        <w:tc>
-          <w:tcPr>
-            <w:tcW w:w="1129" w:type="dxa"/>
-            <w:vAlign w:val="center"/>
-          </w:tcPr>
-          <w:p>
-            <w:pPr>
-              <w:ind w:firstLine="0"/>
-              <w:jc w:val="center"/>
-              <w:rPr>
-                <w:i w:val="0"/>
-                <w:iCs/>
-                <w:sz w:val="24"/>
-                <w:lang w:val="en-US"/>
-              </w:rPr>
-            </w:pPr>
-            <w:r>
-              <w:rPr>
-                <w:i w:val="0"/>
-                <w:iCs/>
-                <w:sz w:val="24"/>
-                <w:lang w:val="en-US"/>
-              </w:rPr>
-              <w:t>20</w:t>
-            </w:r>
-          </w:p>
-        </w:tc>
-        <w:tc>
-          <w:tcPr>
-            <w:tcW w:w="5895" w:type="dxa"/>
-            <w:vAlign w:val="center"/>
-          </w:tcPr>
-          <w:p>
-            <w:pPr>
-              <w:ind w:firstLine="0"/>
-              <w:jc w:val="center"/>
-              <w:rPr>
-                <w:i w:val="0"/>
-                <w:iCs/>
-                <w:sz w:val="24"/>
-              </w:rPr>
-            </w:pPr>
-            <w:r>
-              <w:rPr>
-                <w:i w:val="0"/>
-                <w:iCs/>
-                <w:sz w:val="24"/>
-              </w:rPr>
-              <w:t>Salary_ZeroValue_Accepted</w:t>
-            </w:r>
-          </w:p>
-        </w:tc>
-        <w:tc>
-          <w:tcPr>
-            <w:tcW w:w="2478" w:type="dxa"/>
-            <w:gridSpan w:val="2"/>
-            <w:vAlign w:val="center"/>
-          </w:tcPr>
-          <w:p>
-            <w:pPr>
-              <w:ind w:firstLine="0"/>
-              <w:jc w:val="center"/>
-              <w:rPr>
-                <w:i w:val="0"/>
-                <w:iCs/>
-                <w:sz w:val="24"/>
-              </w:rPr>
-            </w:pPr>
-            <w:r>
-              <w:rPr>
-                <w:i w:val="0"/>
-                <w:iCs/>
-                <w:sz w:val="24"/>
-              </w:rPr>
-              <w:t>Нулевой оклад допустим</w:t>
-            </w:r>
-          </w:p>
-        </w:tc>
-      </w:tr>
-      <w:tr>
-        <w:trPr>
-          <w:jc w:val="center"/>
-        </w:trPr>
-        <w:tc>
-          <w:tcPr>
-            <w:tcW w:w="1129" w:type="dxa"/>
-            <w:vAlign w:val="center"/>
-          </w:tcPr>
-          <w:p>
-            <w:pPr>
-              <w:ind w:firstLine="0"/>
-              <w:jc w:val="center"/>
-              <w:rPr>
-                <w:i w:val="0"/>
-                <w:iCs/>
-                <w:sz w:val="24"/>
-                <w:lang w:val="en-US"/>
-              </w:rPr>
-            </w:pPr>
-            <w:r>
-              <w:rPr>
-                <w:i w:val="0"/>
-                <w:iCs/>
-                <w:sz w:val="24"/>
-                <w:lang w:val="en-US"/>
-              </w:rPr>
-              <w:t>21</w:t>
-            </w:r>
-          </w:p>
-        </w:tc>
-        <w:tc>
-          <w:tcPr>
-            <w:tcW w:w="5895" w:type="dxa"/>
-            <w:vAlign w:val="center"/>
-          </w:tcPr>
-          <w:p>
-            <w:pPr>
-              <w:ind w:firstLine="0"/>
-              <w:jc w:val="center"/>
-              <w:rPr>
-                <w:i w:val="0"/>
-                <w:iCs/>
-                <w:sz w:val="24"/>
-              </w:rPr>
-            </w:pPr>
-            <w:r>
-              <w:rPr>
-                <w:i w:val="0"/>
-                <w:iCs/>
-                <w:sz w:val="24"/>
-              </w:rPr>
-              <w:t>Salary_MaxBoundaryValue_Accepted</w:t>
-            </w:r>
-          </w:p>
-        </w:tc>
-        <w:tc>
-          <w:tcPr>
-            <w:tcW w:w="2478" w:type="dxa"/>
-            <w:gridSpan w:val="2"/>
-            <w:vAlign w:val="center"/>
-          </w:tcPr>
-          <w:p>
-            <w:pPr>
-              <w:ind w:firstLine="0"/>
-              <w:jc w:val="center"/>
-              <w:rPr>
-                <w:i w:val="0"/>
-                <w:iCs/>
-                <w:sz w:val="24"/>
-              </w:rPr>
-            </w:pPr>
-            <w:r>
-              <w:rPr>
-                <w:i w:val="0"/>
-                <w:iCs/>
-                <w:sz w:val="24"/>
-              </w:rPr>
-              <w:t>Оклад = 200 000 ₽ допустим</w:t>
-            </w:r>
-          </w:p>
-        </w:tc>
-      </w:tr>
-      <w:tr>
-        <w:trPr>
-          <w:jc w:val="center"/>
-        </w:trPr>
-        <w:tc>
-          <w:tcPr>
-            <w:tcW w:w="1129" w:type="dxa"/>
-            <w:vAlign w:val="center"/>
-          </w:tcPr>
-          <w:p>
-            <w:pPr>
-              <w:ind w:firstLine="0"/>
-              <w:jc w:val="center"/>
-              <w:rPr>
-                <w:i w:val="0"/>
-                <w:iCs/>
-                <w:sz w:val="24"/>
-                <w:lang w:val="en-US"/>
-              </w:rPr>
-            </w:pPr>
-            <w:r>
-              <w:rPr>
-                <w:i w:val="0"/>
-                <w:iCs/>
-                <w:sz w:val="24"/>
-                <w:lang w:val="en-US"/>
-              </w:rPr>
-              <w:t>22</w:t>
-            </w:r>
-          </w:p>
-        </w:tc>
-        <w:tc>
-          <w:tcPr>
-            <w:tcW w:w="5895" w:type="dxa"/>
-            <w:vAlign w:val="center"/>
-          </w:tcPr>
-          <w:p>
-            <w:pPr>
-              <w:ind w:firstLine="0"/>
-              <w:jc w:val="center"/>
-              <w:rPr>
-                <w:i w:val="0"/>
-                <w:iCs/>
-                <w:sz w:val="24"/>
-              </w:rPr>
-            </w:pPr>
-            <w:r>
-              <w:rPr>
-                <w:i w:val="0"/>
-                <w:iCs/>
-                <w:sz w:val="24"/>
-              </w:rPr>
-              <w:t>Salary_ExceedsMaxValue_ThrowsException</w:t>
-            </w:r>
-          </w:p>
-        </w:tc>
-        <w:tc>
-          <w:tcPr>
-            <w:tcW w:w="2478" w:type="dxa"/>
-            <w:gridSpan w:val="2"/>
-            <w:vAlign w:val="center"/>
-          </w:tcPr>
-          <w:p>
-            <w:pPr>
-              <w:ind w:firstLine="0"/>
-              <w:jc w:val="center"/>
-              <w:rPr>
-                <w:i w:val="0"/>
-                <w:iCs/>
-                <w:sz w:val="24"/>
-              </w:rPr>
-            </w:pPr>
-            <w:r>
-              <w:rPr>
-                <w:i w:val="0"/>
-                <w:iCs/>
-                <w:sz w:val="24"/>
-              </w:rPr>
-              <w:t>Оклад &gt; 200 000 ₽ недопустим</w:t>
-            </w:r>
-          </w:p>
-        </w:tc>
-      </w:tr>
-      <w:tr>
-        <w:trPr>
-          <w:jc w:val="center"/>
-        </w:trPr>
-        <w:tc>
-          <w:tcPr>
-            <w:tcW w:w="1129" w:type="dxa"/>
-            <w:vAlign w:val="center"/>
-          </w:tcPr>
-          <w:p>
-            <w:pPr>
-              <w:ind w:firstLine="0"/>
-              <w:jc w:val="center"/>
-              <w:rPr>
-                <w:i w:val="0"/>
-                <w:iCs/>
-                <w:sz w:val="24"/>
-                <w:lang w:val="en-US"/>
-              </w:rPr>
-            </w:pPr>
-            <w:r>
-              <w:rPr>
-                <w:i w:val="0"/>
-                <w:iCs/>
-                <w:sz w:val="24"/>
-                <w:lang w:val="en-US"/>
-              </w:rPr>
-              <w:t>23</w:t>
-            </w:r>
-          </w:p>
-        </w:tc>
-        <w:tc>
-          <w:tcPr>
-            <w:tcW w:w="5895" w:type="dxa"/>
-            <w:vAlign w:val="center"/>
-          </w:tcPr>
-          <w:p>
-            <w:pPr>
-              <w:ind w:firstLine="0"/>
-              <w:jc w:val="center"/>
-              <w:rPr>
-                <w:i w:val="0"/>
-                <w:iCs/>
-                <w:sz w:val="24"/>
-              </w:rPr>
-            </w:pPr>
-            <w:r>
-              <w:rPr>
-                <w:i w:val="0"/>
-                <w:iCs/>
-                <w:sz w:val="24"/>
-              </w:rPr>
-              <w:t>Salary_NegativeValue_ThrowsException</w:t>
-            </w:r>
-          </w:p>
-        </w:tc>
-        <w:tc>
-          <w:tcPr>
-            <w:tcW w:w="2478" w:type="dxa"/>
-            <w:gridSpan w:val="2"/>
-            <w:vAlign w:val="center"/>
-          </w:tcPr>
-          <w:p>
-            <w:pPr>
-              <w:ind w:firstLine="0"/>
-              <w:jc w:val="center"/>
-              <w:rPr>
-                <w:i w:val="0"/>
-                <w:iCs/>
-                <w:sz w:val="24"/>
-              </w:rPr>
-            </w:pPr>
-            <w:r>
-              <w:rPr>
-                <w:i w:val="0"/>
-                <w:iCs/>
-                <w:sz w:val="24"/>
-              </w:rPr>
-              <w:t>Отрицательный оклад недопустим</w:t>
-            </w:r>
-          </w:p>
-        </w:tc>
-      </w:tr>
-      <w:tr>
-        <w:trPr>
-          <w:jc w:val="center"/>
-        </w:trPr>
-        <w:tc>
-          <w:tcPr>
-            <w:tcW w:w="1129" w:type="dxa"/>
-            <w:vAlign w:val="center"/>
-          </w:tcPr>
-          <w:p>
-            <w:pPr>
-              <w:ind w:firstLine="0"/>
-              <w:jc w:val="center"/>
-              <w:rPr>
-                <w:i w:val="0"/>
-                <w:iCs/>
-                <w:sz w:val="24"/>
-                <w:lang w:val="en-US"/>
-              </w:rPr>
-            </w:pPr>
-            <w:r>
-              <w:rPr>
-                <w:i w:val="0"/>
-                <w:iCs/>
-                <w:sz w:val="24"/>
-                <w:lang w:val="en-US"/>
-              </w:rPr>
-              <w:t>24</w:t>
-            </w:r>
-          </w:p>
-        </w:tc>
-        <w:tc>
-          <w:tcPr>
-            <w:tcW w:w="5895" w:type="dxa"/>
-            <w:vAlign w:val="center"/>
-          </w:tcPr>
-          <w:p>
-            <w:pPr>
-              <w:ind w:firstLine="0"/>
-              <w:jc w:val="center"/>
-              <w:rPr>
-                <w:i w:val="0"/>
-                <w:iCs/>
-                <w:sz w:val="24"/>
-              </w:rPr>
-            </w:pPr>
-            <w:r>
-              <w:rPr>
-                <w:i w:val="0"/>
-                <w:iCs/>
-                <w:sz w:val="24"/>
-              </w:rPr>
-              <w:t>Commission_ValidValue_SetsCorrectly</w:t>
-            </w:r>
-          </w:p>
-        </w:tc>
-        <w:tc>
-          <w:tcPr>
-            <w:tcW w:w="2478" w:type="dxa"/>
-            <w:gridSpan w:val="2"/>
-            <w:vAlign w:val="center"/>
-          </w:tcPr>
-          <w:p>
-            <w:pPr>
-              <w:ind w:firstLine="0"/>
-              <w:jc w:val="center"/>
-              <w:rPr>
-                <w:i w:val="0"/>
-                <w:iCs/>
-                <w:sz w:val="24"/>
-              </w:rPr>
-            </w:pPr>
-            <w:r>
-              <w:rPr>
-                <w:i w:val="0"/>
-                <w:iCs/>
-                <w:sz w:val="24"/>
-              </w:rPr>
-              <w:t>Корректный процент комиссионных</w:t>
-            </w:r>
-          </w:p>
-        </w:tc>
-      </w:tr>
-      <w:tr>
-        <w:trPr>
-          <w:jc w:val="center"/>
-        </w:trPr>
-        <w:tc>
-          <w:tcPr>
-            <w:tcW w:w="1129" w:type="dxa"/>
-            <w:vAlign w:val="center"/>
-          </w:tcPr>
-          <w:p>
-            <w:pPr>
-              <w:ind w:firstLine="0"/>
-              <w:jc w:val="center"/>
-              <w:rPr>
-                <w:i w:val="0"/>
-                <w:iCs/>
-                <w:sz w:val="24"/>
-                <w:lang w:val="en-US"/>
-              </w:rPr>
-            </w:pPr>
-            <w:r>
-              <w:rPr>
-                <w:i w:val="0"/>
-                <w:iCs/>
-                <w:sz w:val="24"/>
-                <w:lang w:val="en-US"/>
-              </w:rPr>
-              <w:t>25</w:t>
-            </w:r>
-          </w:p>
-        </w:tc>
-        <w:tc>
-          <w:tcPr>
-            <w:tcW w:w="5895" w:type="dxa"/>
-            <w:vAlign w:val="center"/>
-          </w:tcPr>
-          <w:p>
-            <w:pPr>
-              <w:ind w:firstLine="0"/>
-              <w:jc w:val="center"/>
-              <w:rPr>
-                <w:i w:val="0"/>
-                <w:iCs/>
-                <w:sz w:val="24"/>
-              </w:rPr>
-            </w:pPr>
-            <w:r>
-              <w:rPr>
-                <w:i w:val="0"/>
-                <w:iCs/>
-                <w:sz w:val="24"/>
-              </w:rPr>
-              <w:t>Commission_ZeroValue_Accepted</w:t>
-            </w:r>
-          </w:p>
-        </w:tc>
-        <w:tc>
-          <w:tcPr>
-            <w:tcW w:w="2478" w:type="dxa"/>
-            <w:gridSpan w:val="2"/>
-            <w:vAlign w:val="center"/>
-          </w:tcPr>
-          <w:p>
-            <w:pPr>
-              <w:ind w:firstLine="0"/>
-              <w:jc w:val="center"/>
-              <w:rPr>
-                <w:i w:val="0"/>
-                <w:iCs/>
-                <w:sz w:val="24"/>
-              </w:rPr>
-            </w:pPr>
-            <w:r>
-              <w:rPr>
-                <w:i w:val="0"/>
-                <w:iCs/>
-                <w:sz w:val="24"/>
-              </w:rPr>
-              <w:t>Нулевой процент допустим</w:t>
-            </w:r>
-          </w:p>
-        </w:tc>
-      </w:tr>
-      <w:tr>
-        <w:trPr>
-          <w:jc w:val="center"/>
-        </w:trPr>
-        <w:tc>
-          <w:tcPr>
-            <w:tcW w:w="1129" w:type="dxa"/>
-            <w:vAlign w:val="center"/>
-          </w:tcPr>
-          <w:p>
-            <w:pPr>
-              <w:ind w:firstLine="0"/>
-              <w:jc w:val="center"/>
-              <w:rPr>
-                <w:i w:val="0"/>
-                <w:iCs/>
-                <w:sz w:val="24"/>
-                <w:lang w:val="en-US"/>
-              </w:rPr>
-            </w:pPr>
-            <w:r>
-              <w:rPr>
-                <w:i w:val="0"/>
-                <w:iCs/>
-                <w:sz w:val="24"/>
-                <w:lang w:val="en-US"/>
-              </w:rPr>
-              <w:t>26</w:t>
-            </w:r>
-          </w:p>
-        </w:tc>
-        <w:tc>
-          <w:tcPr>
-            <w:tcW w:w="5895" w:type="dxa"/>
-            <w:vAlign w:val="center"/>
-          </w:tcPr>
-          <w:p>
-            <w:pPr>
-              <w:ind w:firstLine="0"/>
-              <w:jc w:val="center"/>
-              <w:rPr>
-                <w:i w:val="0"/>
-                <w:iCs/>
-                <w:sz w:val="24"/>
-              </w:rPr>
-            </w:pPr>
-            <w:r>
-              <w:rPr>
-                <w:i w:val="0"/>
-                <w:iCs/>
-                <w:sz w:val="24"/>
-              </w:rPr>
-              <w:t>Commission_MaxBoundaryValue_Accepted</w:t>
-            </w:r>
-          </w:p>
-        </w:tc>
-        <w:tc>
-          <w:tcPr>
-            <w:tcW w:w="2478" w:type="dxa"/>
-            <w:gridSpan w:val="2"/>
-            <w:vAlign w:val="center"/>
-          </w:tcPr>
-          <w:p>
-            <w:pPr>
-              <w:ind w:firstLine="0"/>
-              <w:jc w:val="center"/>
-              <w:rPr>
-                <w:i w:val="0"/>
-                <w:iCs/>
-                <w:sz w:val="24"/>
-              </w:rPr>
-            </w:pPr>
-            <w:r>
-              <w:rPr>
-                <w:i w:val="0"/>
-                <w:iCs/>
-                <w:sz w:val="24"/>
-              </w:rPr>
-              <w:t>100% комиссионных допустимо</w:t>
-            </w:r>
-          </w:p>
-        </w:tc>
-      </w:tr>
-      <w:tr>
-        <w:trPr>
-          <w:jc w:val="center"/>
-        </w:trPr>
-        <w:tc>
-          <w:tcPr>
-            <w:tcW w:w="1129" w:type="dxa"/>
-            <w:vAlign w:val="center"/>
-          </w:tcPr>
-          <w:p>
-            <w:pPr>
-              <w:ind w:firstLine="0"/>
-              <w:jc w:val="center"/>
-              <w:rPr>
-                <w:i w:val="0"/>
-                <w:iCs/>
-                <w:sz w:val="24"/>
-                <w:lang w:val="en-US"/>
-              </w:rPr>
-            </w:pPr>
-            <w:r>
-              <w:rPr>
-                <w:i w:val="0"/>
-                <w:iCs/>
-                <w:sz w:val="24"/>
-                <w:lang w:val="en-US"/>
-              </w:rPr>
-              <w:t>27</w:t>
-            </w:r>
-          </w:p>
-        </w:tc>
-        <w:tc>
-          <w:tcPr>
-            <w:tcW w:w="5895" w:type="dxa"/>
-            <w:vAlign w:val="center"/>
-          </w:tcPr>
-          <w:p>
-            <w:pPr>
-              <w:ind w:firstLine="0"/>
-              <w:jc w:val="center"/>
-              <w:rPr>
-                <w:i w:val="0"/>
-                <w:iCs/>
-                <w:sz w:val="24"/>
-              </w:rPr>
-            </w:pPr>
-            <w:r>
-              <w:rPr>
-                <w:i w:val="0"/>
-                <w:iCs/>
-                <w:sz w:val="24"/>
-              </w:rPr>
-              <w:t>Commission_ExceedsMaxValue_ThrowsException</w:t>
-            </w:r>
-          </w:p>
-        </w:tc>
-        <w:tc>
-          <w:tcPr>
-            <w:tcW w:w="2478" w:type="dxa"/>
-            <w:gridSpan w:val="2"/>
-            <w:vAlign w:val="center"/>
-          </w:tcPr>
-          <w:p>
-            <w:pPr>
-              <w:ind w:firstLine="0"/>
-              <w:jc w:val="center"/>
-              <w:rPr>
-                <w:i w:val="0"/>
-                <w:iCs/>
-                <w:sz w:val="24"/>
-              </w:rPr>
-            </w:pPr>
-            <w:r>
-              <w:rPr>
-                <w:i w:val="0"/>
-                <w:iCs/>
-                <w:sz w:val="24"/>
-              </w:rPr>
-              <w:t>Процент &gt; 100% недопустим</w:t>
-            </w:r>
-          </w:p>
-        </w:tc>
-      </w:tr>
-      <w:tr>
-        <w:trPr>
-          <w:jc w:val="center"/>
-        </w:trPr>
-        <w:tc>
-          <w:tcPr>
-            <w:tcW w:w="1129" w:type="dxa"/>
-            <w:vAlign w:val="center"/>
-          </w:tcPr>
-          <w:p>
-            <w:pPr>
-              <w:ind w:firstLine="0"/>
-              <w:jc w:val="center"/>
-              <w:rPr>
-                <w:i w:val="0"/>
-                <w:iCs/>
-                <w:sz w:val="24"/>
-                <w:lang w:val="en-US"/>
-              </w:rPr>
-            </w:pPr>
-            <w:r>
-              <w:rPr>
-                <w:i w:val="0"/>
-                <w:iCs/>
-                <w:sz w:val="24"/>
-                <w:lang w:val="en-US"/>
-              </w:rPr>
-              <w:t>28</w:t>
-            </w:r>
-          </w:p>
-        </w:tc>
-        <w:tc>
-          <w:tcPr>
-            <w:tcW w:w="5895" w:type="dxa"/>
-            <w:vAlign w:val="center"/>
-          </w:tcPr>
-          <w:p>
-            <w:pPr>
-              <w:ind w:firstLine="0"/>
-              <w:jc w:val="center"/>
-              <w:rPr>
-                <w:i w:val="0"/>
-                <w:iCs/>
-                <w:sz w:val="24"/>
-              </w:rPr>
-            </w:pPr>
-            <w:r>
-              <w:rPr>
-                <w:i w:val="0"/>
-                <w:iCs/>
-                <w:sz w:val="24"/>
-              </w:rPr>
-              <w:t>Commission_NegativeValue_ThrowsException</w:t>
-            </w:r>
-          </w:p>
-        </w:tc>
-        <w:tc>
-          <w:tcPr>
-            <w:tcW w:w="2478" w:type="dxa"/>
-            <w:gridSpan w:val="2"/>
-            <w:vAlign w:val="center"/>
-          </w:tcPr>
-          <w:p>
-            <w:pPr>
-              <w:ind w:firstLine="0"/>
-              <w:jc w:val="center"/>
-              <w:rPr>
-                <w:i w:val="0"/>
-                <w:iCs/>
-                <w:sz w:val="24"/>
-              </w:rPr>
-            </w:pPr>
-            <w:r>
-              <w:rPr>
-                <w:i w:val="0"/>
-                <w:iCs/>
-                <w:sz w:val="24"/>
-              </w:rPr>
-              <w:t>Отрицательный процент недопустим</w:t>
-            </w:r>
-          </w:p>
-        </w:tc>
-      </w:tr>
-      <w:tr>
-        <w:trPr>
-          <w:jc w:val="center"/>
-        </w:trPr>
-        <w:tc>
-          <w:tcPr>
-            <w:tcW w:w="1129" w:type="dxa"/>
-            <w:vAlign w:val="center"/>
-          </w:tcPr>
-          <w:p>
-            <w:pPr>
-              <w:ind w:firstLine="0"/>
-              <w:jc w:val="center"/>
-              <w:rPr>
-                <w:i w:val="0"/>
-                <w:iCs/>
-                <w:sz w:val="24"/>
-                <w:lang w:val="en-US"/>
-              </w:rPr>
-            </w:pPr>
-            <w:r>
-              <w:rPr>
-                <w:i w:val="0"/>
-                <w:iCs/>
-                <w:sz w:val="24"/>
-                <w:lang w:val="en-US"/>
-              </w:rPr>
-              <w:lastRenderedPageBreak/>
-              <w:t>29</w:t>
-            </w:r>
-          </w:p>
-        </w:tc>
-        <w:tc>
-          <w:tcPr>
-            <w:tcW w:w="5895" w:type="dxa"/>
-            <w:vAlign w:val="center"/>
-          </w:tcPr>
-          <w:p>
-            <w:pPr>
-              <w:ind w:firstLine="0"/>
-              <w:jc w:val="center"/>
-              <w:rPr>
-                <w:i w:val="0"/>
-                <w:iCs/>
-                <w:sz w:val="24"/>
-              </w:rPr>
-            </w:pPr>
-            <w:r>
-              <w:rPr>
-                <w:i w:val="0"/>
-                <w:iCs/>
-                <w:sz w:val="24"/>
-              </w:rPr>
-              <w:t>CalculateSalary_WithZeroCommission_ReturnsBaseSalary</w:t>
-            </w:r>
-          </w:p>
-        </w:tc>
-        <w:tc>
-          <w:tcPr>
-            <w:tcW w:w="2478" w:type="dxa"/>
-            <w:gridSpan w:val="2"/>
-            <w:vAlign w:val="center"/>
-          </w:tcPr>
-          <w:p>
-            <w:pPr>
-              <w:ind w:firstLine="0"/>
-              <w:jc w:val="center"/>
-              <w:rPr>
-                <w:i w:val="0"/>
-                <w:iCs/>
-                <w:sz w:val="24"/>
-                <w:lang w:val="en-US"/>
-              </w:rPr>
-            </w:pPr>
-            <w:r>
-              <w:rPr>
-                <w:i w:val="0"/>
-                <w:iCs/>
-                <w:sz w:val="24"/>
-              </w:rPr>
-              <w:t>зарплата</w:t>
-            </w:r>
-            <w:r>
-              <w:rPr>
-                <w:i w:val="0"/>
-                <w:iCs/>
-                <w:sz w:val="24"/>
-              </w:rPr>
-              <w:t xml:space="preserve"> без комиссионных</w:t>
-            </w:r>
-          </w:p>
-        </w:tc>
-      </w:tr>
-      <w:tr>
-        <w:trPr>
-          <w:jc w:val="center"/>
-        </w:trPr>
-        <w:tc>
-          <w:tcPr>
-            <w:tcW w:w="1129" w:type="dxa"/>
-            <w:vAlign w:val="center"/>
-          </w:tcPr>
-          <w:p>
-            <w:pPr>
-              <w:ind w:firstLine="0"/>
-              <w:jc w:val="center"/>
-              <w:rPr>
-                <w:i w:val="0"/>
-                <w:iCs/>
-                <w:sz w:val="24"/>
-                <w:lang w:val="en-US"/>
-              </w:rPr>
-            </w:pPr>
-            <w:r>
-              <w:rPr>
-                <w:i w:val="0"/>
-                <w:iCs/>
-                <w:sz w:val="24"/>
-                <w:lang w:val="en-US"/>
-              </w:rPr>
-              <w:t>30</w:t>
-            </w:r>
-          </w:p>
-        </w:tc>
-        <w:tc>
-          <w:tcPr>
-            <w:tcW w:w="5895" w:type="dxa"/>
-            <w:vAlign w:val="center"/>
-          </w:tcPr>
-          <w:p>
-            <w:pPr>
-              <w:ind w:firstLine="0"/>
-              <w:jc w:val="center"/>
-              <w:rPr>
-                <w:i w:val="0"/>
-                <w:iCs/>
-                <w:sz w:val="24"/>
-              </w:rPr>
-            </w:pPr>
-            <w:r>
-              <w:rPr>
-                <w:i w:val="0"/>
-                <w:iCs/>
-                <w:sz w:val="24"/>
-              </w:rPr>
-              <w:t>CalculateSalary_WithCommission_CalculatedCorrectly</w:t>
-            </w:r>
-          </w:p>
-        </w:tc>
-        <w:tc>
-          <w:tcPr>
-            <w:tcW w:w="2478" w:type="dxa"/>
-            <w:gridSpan w:val="2"/>
-            <w:vAlign w:val="center"/>
-          </w:tcPr>
-          <w:p>
-            <w:pPr>
-              <w:ind w:firstLine="0"/>
-              <w:jc w:val="center"/>
-              <w:rPr>
-                <w:i w:val="0"/>
-                <w:iCs/>
-                <w:sz w:val="24"/>
-              </w:rPr>
-            </w:pPr>
-            <w:r>
-              <w:rPr>
-                <w:i w:val="0"/>
-                <w:iCs/>
-                <w:sz w:val="24"/>
-              </w:rPr>
-              <w:t>ЗП с комиссией:</w:t>
-            </w:r>
-            <w:r>
-              <w:rPr>
-                <w:i w:val="0"/>
-                <w:iCs/>
-                <w:sz w:val="22"/>
-                <w:szCs w:val="22"/>
-              </w:rPr>
-              <w:t xml:space="preserve"> </w:t>
-            </w:r>
-            <m:oMath>
-              <m:r>
-                <w:rPr>
-                  <w:rFonts w:ascii="Cambria Math"/>
-                  <w:sz w:val="24"/>
-                  <w:szCs w:val="22"/>
-                </w:rPr>
-                <m:t>S=</m:t>
-              </m:r>
-              <m:r>
-                <w:rPr>
-                  <w:rFonts w:ascii="Cambria Math" w:hAnsi="Cambria Math"/>
-                  <w:color w:val="000000"/>
-                  <w:sz w:val="24"/>
-                  <w:shd w:val="clear" w:color="auto" w:fill="FFFFFF"/>
-                </w:rPr>
-                <m:t>B+</m:t>
-              </m:r>
-              <m:f>
-                <m:fPr>
-                  <m:ctrlPr>
-                    <w:rPr>
-                      <w:rFonts w:ascii="Cambria Math" w:hAnsi="Cambria Math"/>
-                      <w:i w:val="0"/>
-                      <w:iCs/>
-                      <w:sz w:val="24"/>
-                      <w:szCs w:val="22"/>
-                    </w:rPr>
-                  </m:ctrlPr>
-                </m:fPr>
-                <m:num>
-                  <m:r>
-                    <w:rPr>
-                      <w:rFonts w:ascii="Cambria Math" w:hAnsi="Cambria Math"/>
-                      <w:color w:val="000000"/>
-                      <w:sz w:val="24"/>
-                      <w:shd w:val="clear" w:color="auto" w:fill="FFFFFF"/>
-                    </w:rPr>
-                    <m:t>B</m:t>
-                  </m:r>
-                  <m:r>
-                    <w:rPr>
-                      <w:rFonts w:ascii="Cambria Math" w:hAnsi="Cambria Math"/>
-                      <w:sz w:val="24"/>
-                      <w:szCs w:val="22"/>
-                    </w:rPr>
-                    <m:t>∙</m:t>
-                  </m:r>
-                  <m:r>
-                    <w:rPr>
-                      <w:rFonts w:ascii="Cambria Math" w:hAnsi="Cambria Math"/>
-                      <w:color w:val="000000"/>
-                      <w:sz w:val="24"/>
-                      <w:shd w:val="clear" w:color="auto" w:fill="FFFFFF"/>
-                    </w:rPr>
-                    <m:t>P</m:t>
-                  </m:r>
-                </m:num>
-                <m:den>
-                  <m:r>
-                    <w:rPr>
-                      <w:rFonts w:ascii="Cambria Math"/>
-                      <w:sz w:val="24"/>
-                      <w:szCs w:val="22"/>
-                    </w:rPr>
-                    <m:t>100</m:t>
-                  </m:r>
-                </m:den>
-              </m:f>
-            </m:oMath>
-          </w:p>
-        </w:tc>
-      </w:tr>
-      <w:tr>
-        <w:trPr>
-          <w:jc w:val="center"/>
-        </w:trPr>
-        <w:tc>
-          <w:tcPr>
-            <w:tcW w:w="1129" w:type="dxa"/>
-            <w:vAlign w:val="center"/>
-          </w:tcPr>
-          <w:p>
-            <w:pPr>
-              <w:ind w:firstLine="0"/>
-              <w:jc w:val="center"/>
-              <w:rPr>
-                <w:i w:val="0"/>
-                <w:iCs/>
-                <w:sz w:val="24"/>
-                <w:lang w:val="en-US"/>
-              </w:rPr>
-            </w:pPr>
-            <w:r>
-              <w:rPr>
-                <w:i w:val="0"/>
-                <w:iCs/>
-                <w:sz w:val="24"/>
-                <w:lang w:val="en-US"/>
-              </w:rPr>
-              <w:t>31</w:t>
-            </w:r>
-          </w:p>
-        </w:tc>
-        <w:tc>
-          <w:tcPr>
-            <w:tcW w:w="5895" w:type="dxa"/>
-            <w:vAlign w:val="center"/>
-          </w:tcPr>
-          <w:p>
-            <w:pPr>
-              <w:ind w:firstLine="0"/>
-              <w:jc w:val="center"/>
-              <w:rPr>
-                <w:i w:val="0"/>
-                <w:iCs/>
-                <w:sz w:val="24"/>
-              </w:rPr>
-            </w:pPr>
-            <w:r>
-              <w:rPr>
-                <w:i w:val="0"/>
-                <w:iCs/>
-                <w:sz w:val="24"/>
-              </w:rPr>
-              <w:t>CalculateSalary_WithMaxCommission_CalculatedCorrectly</w:t>
-            </w:r>
-          </w:p>
-        </w:tc>
-        <w:tc>
-          <w:tcPr>
-            <w:tcW w:w="2478" w:type="dxa"/>
-            <w:gridSpan w:val="2"/>
-            <w:vAlign w:val="center"/>
-          </w:tcPr>
-          <w:p>
-            <w:pPr>
-              <w:ind w:firstLine="0"/>
-              <w:jc w:val="center"/>
-              <w:rPr>
-                <w:i w:val="0"/>
-                <w:iCs/>
-                <w:sz w:val="24"/>
-              </w:rPr>
-            </w:pPr>
-            <w:r>
-              <w:rPr>
-                <w:i w:val="0"/>
-                <w:iCs/>
-                <w:sz w:val="24"/>
-              </w:rPr>
-              <w:t>ЗП при 100% комиссии = оклад×2</w:t>
-            </w:r>
-          </w:p>
-        </w:tc>
-      </w:tr>
-    </w:tbl>
-    <w:p>
-      <w:pPr>
-        <w:ind w:firstLine="0"/>
-        <w:rPr>
-          <w:i w:val="0"/>
-          <w:iCs/>
-          <w:szCs w:val="28"/>
-          <w:lang w:val="en-US"/>
-        </w:rPr>
-      </w:pPr>
-      <w:r>
-        <w:rPr>
-          <w:i w:val="0"/>
-          <w:iCs/>
-          <w:szCs w:val="28"/>
-        </w:rPr>
-        <w:t xml:space="preserve">Таблица </w:t>
-      </w:r>
-      <w:r>
-        <w:rPr>
-          <w:i w:val="0"/>
-          <w:iCs/>
-          <w:szCs w:val="28"/>
-        </w:rPr>
-        <w:t>10</w:t>
-      </w:r>
-      <w:r>
-        <w:rPr>
-          <w:i w:val="0"/>
-          <w:iCs/>
-          <w:szCs w:val="28"/>
-        </w:rPr>
-        <w:t xml:space="preserve"> – Тесты свойства </w:t>
-      </w:r>
-      <w:r>
-        <w:rPr>
-          <w:i w:val="0"/>
-          <w:iCs/>
-          <w:szCs w:val="28"/>
-          <w:lang w:val="en-US"/>
-        </w:rPr>
-        <w:t>Wage</w:t>
-      </w:r>
-      <w:r>
-        <w:rPr>
-          <w:i w:val="0"/>
-          <w:iCs/>
-          <w:szCs w:val="28"/>
-          <w:lang w:val="en-US"/>
-        </w:rPr>
-        <w:t>Employee</w:t>
-      </w:r>
-    </w:p>
-    <w:tbl>
-      <w:tblPr>
-        <w:tblStyle w:val="af1"/>
-        <w:tblW w:w="9493" w:type="dxa"/>
-        <w:jc w:val="center"/>
-        <w:tblLook w:val="04A0" w:firstRow="1" w:lastRow="0" w:firstColumn="1" w:lastColumn="0" w:noHBand="0" w:noVBand="1"/>
-      </w:tblPr>
-      <w:tblGrid>
-        <w:gridCol w:w="1082"/>
-        <w:gridCol w:w="5948"/>
-        <w:gridCol w:w="2463"/>
-      </w:tblGrid>
-      <w:tr>
-        <w:trPr>
-          <w:tblHeader/>
-          <w:jc w:val="center"/>
-        </w:trPr>
-        <w:tc>
-          <w:tcPr>
-            <w:tcW w:w="1129" w:type="dxa"/>
-            <w:vAlign w:val="center"/>
-          </w:tcPr>
-          <w:p>
-            <w:pPr>
-              <w:ind w:firstLine="0"/>
-              <w:jc w:val="center"/>
-              <w:rPr>
-                <w:i w:val="0"/>
-                <w:iCs/>
-                <w:sz w:val="24"/>
-              </w:rPr>
-            </w:pPr>
-            <w:r>
-              <w:rPr>
-                <w:i w:val="0"/>
-                <w:iCs/>
-                <w:sz w:val="24"/>
-              </w:rPr>
-              <w:t>№ теста</w:t>
-            </w:r>
-          </w:p>
-        </w:tc>
-        <w:tc>
-          <w:tcPr>
-            <w:tcW w:w="5812" w:type="dxa"/>
-            <w:vAlign w:val="center"/>
-          </w:tcPr>
-          <w:p>
-            <w:pPr>
-              <w:ind w:firstLine="0"/>
-              <w:jc w:val="center"/>
-              <w:rPr>
-                <w:i w:val="0"/>
-                <w:iCs/>
-                <w:sz w:val="24"/>
-              </w:rPr>
-            </w:pPr>
-            <w:r>
-              <w:rPr>
-                <w:i w:val="0"/>
-                <w:iCs/>
-                <w:sz w:val="24"/>
-              </w:rPr>
-              <w:t>Имя метода для теста</w:t>
-            </w:r>
-          </w:p>
-        </w:tc>
-        <w:tc>
-          <w:tcPr>
-            <w:tcW w:w="2552" w:type="dxa"/>
-            <w:vAlign w:val="center"/>
-          </w:tcPr>
-          <w:p>
-            <w:pPr>
-              <w:ind w:firstLine="0"/>
-              <w:jc w:val="center"/>
-              <w:rPr>
-                <w:i w:val="0"/>
-                <w:iCs/>
-                <w:sz w:val="24"/>
-              </w:rPr>
-            </w:pPr>
-            <w:r>
-              <w:rPr>
-                <w:i w:val="0"/>
-                <w:iCs/>
-                <w:sz w:val="24"/>
-              </w:rPr>
-              <w:t>Проверяемое условие</w:t>
-            </w:r>
-          </w:p>
-        </w:tc>
-      </w:tr>
-      <w:tr>
-        <w:trPr>
-          <w:jc w:val="center"/>
-        </w:trPr>
-        <w:tc>
-          <w:tcPr>
-            <w:tcW w:w="1129" w:type="dxa"/>
-            <w:vAlign w:val="center"/>
-          </w:tcPr>
-          <w:p>
-            <w:pPr>
-              <w:ind w:firstLine="0"/>
-              <w:jc w:val="center"/>
-              <w:rPr>
-                <w:i w:val="0"/>
-                <w:iCs/>
-                <w:sz w:val="24"/>
-                <w:lang w:val="en-US"/>
-              </w:rPr>
-            </w:pPr>
-            <w:r>
-              <w:rPr>
-                <w:i w:val="0"/>
-                <w:iCs/>
-                <w:sz w:val="24"/>
-                <w:lang w:val="en-US"/>
-              </w:rPr>
-              <w:t>32</w:t>
-            </w:r>
-          </w:p>
-        </w:tc>
-        <w:tc>
-          <w:tcPr>
-            <w:tcW w:w="5812" w:type="dxa"/>
-            <w:vAlign w:val="center"/>
-          </w:tcPr>
-          <w:p>
-            <w:pPr>
-              <w:ind w:firstLine="0"/>
-              <w:jc w:val="center"/>
-              <w:rPr>
-                <w:i w:val="0"/>
-                <w:iCs/>
-                <w:sz w:val="24"/>
-                <w:lang w:val="en-US"/>
-              </w:rPr>
-            </w:pPr>
-            <w:r>
-              <w:rPr>
-                <w:i w:val="0"/>
-                <w:iCs/>
-                <w:sz w:val="24"/>
-              </w:rPr>
-              <w:t>HourCount_ValidValue_SetsCorrectly</w:t>
-            </w:r>
-          </w:p>
-        </w:tc>
-        <w:tc>
-          <w:tcPr>
-            <w:tcW w:w="2552" w:type="dxa"/>
-            <w:vAlign w:val="center"/>
-          </w:tcPr>
-          <w:p>
-            <w:pPr>
-              <w:ind w:firstLine="0"/>
-              <w:jc w:val="center"/>
-              <w:rPr>
-                <w:i w:val="0"/>
-                <w:iCs/>
-                <w:sz w:val="24"/>
-                <w:lang w:val="en-US"/>
-              </w:rPr>
-            </w:pPr>
-            <w:r>
-              <w:rPr>
-                <w:i w:val="0"/>
-                <w:iCs/>
-                <w:sz w:val="24"/>
-              </w:rPr>
-              <w:t>Корректное количество часов</w:t>
-            </w:r>
-          </w:p>
-        </w:tc>
-      </w:tr>
-      <w:tr>
-        <w:trPr>
-          <w:jc w:val="center"/>
-        </w:trPr>
-        <w:tc>
-          <w:tcPr>
-            <w:tcW w:w="1129" w:type="dxa"/>
-            <w:vAlign w:val="center"/>
-          </w:tcPr>
-          <w:p>
-            <w:pPr>
-              <w:ind w:firstLine="0"/>
-              <w:jc w:val="center"/>
-              <w:rPr>
-                <w:i w:val="0"/>
-                <w:iCs/>
-                <w:sz w:val="24"/>
-                <w:lang w:val="en-US"/>
-              </w:rPr>
-            </w:pPr>
-            <w:r>
-              <w:rPr>
-                <w:i w:val="0"/>
-                <w:iCs/>
-                <w:sz w:val="24"/>
-                <w:lang w:val="en-US"/>
-              </w:rPr>
-              <w:t>33</w:t>
-            </w:r>
-          </w:p>
-        </w:tc>
-        <w:tc>
-          <w:tcPr>
-            <w:tcW w:w="5812" w:type="dxa"/>
-            <w:vAlign w:val="center"/>
-          </w:tcPr>
-          <w:p>
-            <w:pPr>
-              <w:ind w:firstLine="0"/>
-              <w:jc w:val="center"/>
-              <w:rPr>
-                <w:i w:val="0"/>
-                <w:iCs/>
-                <w:sz w:val="24"/>
-              </w:rPr>
-            </w:pPr>
-            <w:r>
-              <w:rPr>
-                <w:i w:val="0"/>
-                <w:iCs/>
-                <w:sz w:val="24"/>
-              </w:rPr>
-              <w:t>HourCount_ZeroValue_Accepted</w:t>
-            </w:r>
-          </w:p>
-        </w:tc>
-        <w:tc>
-          <w:tcPr>
-            <w:tcW w:w="2552" w:type="dxa"/>
-            <w:vAlign w:val="center"/>
-          </w:tcPr>
-          <w:p>
-            <w:pPr>
-              <w:ind w:firstLine="0"/>
-              <w:jc w:val="center"/>
-              <w:rPr>
-                <w:i w:val="0"/>
-                <w:iCs/>
-                <w:sz w:val="24"/>
-              </w:rPr>
-            </w:pPr>
-            <w:r>
-              <w:rPr>
-                <w:i w:val="0"/>
-                <w:iCs/>
-                <w:sz w:val="24"/>
-              </w:rPr>
-              <w:t>Нулевое количество часов допустимо</w:t>
-            </w:r>
-          </w:p>
-        </w:tc>
-      </w:tr>
-      <w:tr>
-        <w:trPr>
-          <w:jc w:val="center"/>
-        </w:trPr>
-        <w:tc>
-          <w:tcPr>
-            <w:tcW w:w="1129" w:type="dxa"/>
-            <w:vAlign w:val="center"/>
-          </w:tcPr>
-          <w:p>
-            <w:pPr>
-              <w:ind w:firstLine="0"/>
-              <w:jc w:val="center"/>
-              <w:rPr>
-                <w:i w:val="0"/>
-                <w:iCs/>
-                <w:sz w:val="24"/>
-                <w:lang w:val="en-US"/>
-              </w:rPr>
-            </w:pPr>
-            <w:r>
-              <w:rPr>
-                <w:i w:val="0"/>
-                <w:iCs/>
-                <w:sz w:val="24"/>
-                <w:lang w:val="en-US"/>
-              </w:rPr>
-              <w:t>34</w:t>
-            </w:r>
-          </w:p>
-        </w:tc>
-        <w:tc>
-          <w:tcPr>
-            <w:tcW w:w="5812" w:type="dxa"/>
-            <w:vAlign w:val="center"/>
-          </w:tcPr>
-          <w:p>
-            <w:pPr>
-              <w:ind w:firstLine="0"/>
-              <w:jc w:val="center"/>
-              <w:rPr>
-                <w:i w:val="0"/>
-                <w:iCs/>
-                <w:sz w:val="24"/>
-              </w:rPr>
-            </w:pPr>
-            <w:r>
-              <w:rPr>
-                <w:i w:val="0"/>
-                <w:iCs/>
-                <w:sz w:val="24"/>
-              </w:rPr>
-              <w:t>HourCount_MaxBoundaryValue_Accepted</w:t>
-            </w:r>
-          </w:p>
-        </w:tc>
-        <w:tc>
-          <w:tcPr>
-            <w:tcW w:w="2552" w:type="dxa"/>
-            <w:vAlign w:val="center"/>
-          </w:tcPr>
-          <w:p>
-            <w:pPr>
-              <w:ind w:firstLine="0"/>
-              <w:jc w:val="center"/>
-              <w:rPr>
-                <w:i w:val="0"/>
-                <w:iCs/>
-                <w:sz w:val="24"/>
-              </w:rPr>
-            </w:pPr>
-            <w:r>
-              <w:rPr>
-                <w:i w:val="0"/>
-                <w:iCs/>
-                <w:sz w:val="24"/>
-              </w:rPr>
-              <w:t>115 часов (лимит ТК РФ) допустимо</w:t>
-            </w:r>
-          </w:p>
-        </w:tc>
-      </w:tr>
-      <w:tr>
-        <w:trPr>
-          <w:jc w:val="center"/>
-        </w:trPr>
-        <w:tc>
-          <w:tcPr>
-            <w:tcW w:w="1129" w:type="dxa"/>
-            <w:vAlign w:val="center"/>
-          </w:tcPr>
-          <w:p>
-            <w:pPr>
-              <w:ind w:firstLine="0"/>
-              <w:jc w:val="center"/>
-              <w:rPr>
-                <w:i w:val="0"/>
-                <w:iCs/>
-                <w:sz w:val="24"/>
-                <w:lang w:val="en-US"/>
-              </w:rPr>
-            </w:pPr>
-            <w:r>
-              <w:rPr>
-                <w:i w:val="0"/>
-                <w:iCs/>
-                <w:sz w:val="24"/>
-                <w:lang w:val="en-US"/>
-              </w:rPr>
-              <w:t>35</w:t>
-            </w:r>
-          </w:p>
-        </w:tc>
-        <w:tc>
-          <w:tcPr>
-            <w:tcW w:w="5812" w:type="dxa"/>
-            <w:vAlign w:val="center"/>
-          </w:tcPr>
-          <w:p>
-            <w:pPr>
-              <w:ind w:firstLine="0"/>
-              <w:jc w:val="center"/>
-              <w:rPr>
-                <w:i w:val="0"/>
-                <w:iCs/>
-                <w:sz w:val="24"/>
-              </w:rPr>
-            </w:pPr>
-            <w:r>
-              <w:rPr>
-                <w:i w:val="0"/>
-                <w:iCs/>
-                <w:sz w:val="24"/>
-              </w:rPr>
-              <w:t>HourCount_ExceedsMaxValue_ThrowsException</w:t>
-            </w:r>
-          </w:p>
-        </w:tc>
-        <w:tc>
-          <w:tcPr>
-            <w:tcW w:w="2552" w:type="dxa"/>
-            <w:vAlign w:val="center"/>
-          </w:tcPr>
-          <w:p>
-            <w:pPr>
-              <w:ind w:firstLine="0"/>
-              <w:jc w:val="center"/>
-              <w:rPr>
-                <w:i w:val="0"/>
-                <w:iCs/>
-                <w:sz w:val="24"/>
-              </w:rPr>
-            </w:pPr>
-            <w:r>
-              <w:rPr>
-                <w:i w:val="0"/>
-                <w:iCs/>
-                <w:sz w:val="24"/>
-              </w:rPr>
-              <w:t>&gt;115 часов недопустимо</w:t>
-            </w:r>
-          </w:p>
-        </w:tc>
-      </w:tr>
-      <w:tr>
-        <w:trPr>
-          <w:jc w:val="center"/>
-        </w:trPr>
-        <w:tc>
-          <w:tcPr>
-            <w:tcW w:w="1129" w:type="dxa"/>
-            <w:vAlign w:val="center"/>
-          </w:tcPr>
-          <w:p>
-            <w:pPr>
-              <w:ind w:firstLine="0"/>
-              <w:jc w:val="center"/>
-              <w:rPr>
-                <w:i w:val="0"/>
-                <w:iCs/>
-                <w:sz w:val="24"/>
-                <w:lang w:val="en-US"/>
-              </w:rPr>
-            </w:pPr>
-            <w:r>
-              <w:rPr>
-                <w:i w:val="0"/>
-                <w:iCs/>
-                <w:sz w:val="24"/>
-                <w:lang w:val="en-US"/>
-              </w:rPr>
-              <w:t>36</w:t>
-            </w:r>
-          </w:p>
-        </w:tc>
-        <w:tc>
-          <w:tcPr>
-            <w:tcW w:w="5812" w:type="dxa"/>
-            <w:vAlign w:val="center"/>
-          </w:tcPr>
-          <w:p>
-            <w:pPr>
-              <w:ind w:firstLine="0"/>
-              <w:jc w:val="center"/>
-              <w:rPr>
-                <w:i w:val="0"/>
-                <w:iCs/>
-                <w:sz w:val="24"/>
-              </w:rPr>
-            </w:pPr>
-            <w:r>
-              <w:rPr>
-                <w:i w:val="0"/>
-                <w:iCs/>
-                <w:sz w:val="24"/>
-              </w:rPr>
-              <w:t>HourCount_NegativeValue_ThrowsException</w:t>
-            </w:r>
-          </w:p>
-        </w:tc>
-        <w:tc>
-          <w:tcPr>
-            <w:tcW w:w="2552" w:type="dxa"/>
-            <w:vAlign w:val="center"/>
-          </w:tcPr>
-          <w:p>
-            <w:pPr>
-              <w:ind w:firstLine="0"/>
-              <w:jc w:val="center"/>
-              <w:rPr>
-                <w:i w:val="0"/>
-                <w:iCs/>
-                <w:sz w:val="24"/>
-              </w:rPr>
-            </w:pPr>
-            <w:r>
-              <w:rPr>
-                <w:i w:val="0"/>
-                <w:iCs/>
-                <w:sz w:val="24"/>
-              </w:rPr>
-              <w:t>Отрицательные часы недопустимы</w:t>
-            </w:r>
-          </w:p>
-        </w:tc>
-      </w:tr>
-      <w:tr>
-        <w:trPr>
-          <w:jc w:val="center"/>
-        </w:trPr>
-        <w:tc>
-          <w:tcPr>
-            <w:tcW w:w="1129" w:type="dxa"/>
-            <w:vAlign w:val="center"/>
-          </w:tcPr>
-          <w:p>
-            <w:pPr>
-              <w:ind w:firstLine="0"/>
-              <w:jc w:val="center"/>
-              <w:rPr>
-                <w:i w:val="0"/>
-                <w:iCs/>
-                <w:sz w:val="24"/>
-                <w:lang w:val="en-US"/>
-              </w:rPr>
-            </w:pPr>
-            <w:r>
-              <w:rPr>
-                <w:i w:val="0"/>
-                <w:iCs/>
-                <w:sz w:val="24"/>
-                <w:lang w:val="en-US"/>
-              </w:rPr>
-              <w:t>37</w:t>
-            </w:r>
-          </w:p>
-        </w:tc>
-        <w:tc>
-          <w:tcPr>
-            <w:tcW w:w="5812" w:type="dxa"/>
-            <w:vAlign w:val="center"/>
-          </w:tcPr>
-          <w:p>
-            <w:pPr>
-              <w:ind w:firstLine="0"/>
-              <w:jc w:val="center"/>
-              <w:rPr>
-                <w:i w:val="0"/>
-                <w:iCs/>
-                <w:sz w:val="24"/>
-              </w:rPr>
-            </w:pPr>
-            <w:r>
-              <w:rPr>
-                <w:i w:val="0"/>
-                <w:iCs/>
-                <w:sz w:val="24"/>
-              </w:rPr>
-              <w:t>Wage_ValidValue_SetsCorrectly</w:t>
-            </w:r>
-          </w:p>
-        </w:tc>
-        <w:tc>
-          <w:tcPr>
-            <w:tcW w:w="2552" w:type="dxa"/>
-            <w:vAlign w:val="center"/>
-          </w:tcPr>
-          <w:p>
-            <w:pPr>
-              <w:ind w:firstLine="0"/>
-              <w:jc w:val="center"/>
-              <w:rPr>
-                <w:i w:val="0"/>
-                <w:iCs/>
-                <w:sz w:val="24"/>
-              </w:rPr>
-            </w:pPr>
-            <w:r>
-              <w:rPr>
-                <w:i w:val="0"/>
-                <w:iCs/>
-                <w:sz w:val="24"/>
-              </w:rPr>
-              <w:t>Корректная почасовая ставка</w:t>
-            </w:r>
-          </w:p>
-        </w:tc>
-      </w:tr>
-      <w:tr>
-        <w:trPr>
-          <w:jc w:val="center"/>
-        </w:trPr>
-        <w:tc>
-          <w:tcPr>
-            <w:tcW w:w="1129" w:type="dxa"/>
-            <w:vAlign w:val="center"/>
-          </w:tcPr>
-          <w:p>
-            <w:pPr>
-              <w:ind w:firstLine="0"/>
-              <w:jc w:val="center"/>
-              <w:rPr>
-                <w:i w:val="0"/>
-                <w:iCs/>
-                <w:sz w:val="24"/>
-                <w:lang w:val="en-US"/>
-              </w:rPr>
-            </w:pPr>
-            <w:r>
-              <w:rPr>
-                <w:i w:val="0"/>
-                <w:iCs/>
-                <w:sz w:val="24"/>
-                <w:lang w:val="en-US"/>
-              </w:rPr>
-              <w:t>38</w:t>
-            </w:r>
-          </w:p>
-        </w:tc>
-        <w:tc>
-          <w:tcPr>
-            <w:tcW w:w="5812" w:type="dxa"/>
-            <w:vAlign w:val="center"/>
-          </w:tcPr>
-          <w:p>
-            <w:pPr>
-              <w:ind w:firstLine="0"/>
-              <w:jc w:val="center"/>
-              <w:rPr>
-                <w:i w:val="0"/>
-                <w:iCs/>
-                <w:sz w:val="24"/>
-              </w:rPr>
-            </w:pPr>
-            <w:r>
-              <w:rPr>
-                <w:i w:val="0"/>
-                <w:iCs/>
-                <w:sz w:val="24"/>
-              </w:rPr>
-              <w:t>Wage_ZeroValue_Accepted</w:t>
-            </w:r>
-          </w:p>
-        </w:tc>
-        <w:tc>
-          <w:tcPr>
-            <w:tcW w:w="2552" w:type="dxa"/>
-            <w:vAlign w:val="center"/>
-          </w:tcPr>
-          <w:p>
-            <w:pPr>
-              <w:ind w:firstLine="0"/>
-              <w:jc w:val="center"/>
-              <w:rPr>
-                <w:i w:val="0"/>
-                <w:iCs/>
-                <w:sz w:val="24"/>
-              </w:rPr>
-            </w:pPr>
-            <w:r>
-              <w:rPr>
-                <w:i w:val="0"/>
-                <w:iCs/>
-                <w:sz w:val="24"/>
-              </w:rPr>
-              <w:t>Нулевая ставка допустима</w:t>
-            </w:r>
-          </w:p>
-        </w:tc>
-      </w:tr>
-      <w:tr>
-        <w:trPr>
-          <w:jc w:val="center"/>
-        </w:trPr>
-        <w:tc>
-          <w:tcPr>
-            <w:tcW w:w="1129" w:type="dxa"/>
-            <w:vAlign w:val="center"/>
-          </w:tcPr>
-          <w:p>
-            <w:pPr>
-              <w:ind w:firstLine="0"/>
-              <w:jc w:val="center"/>
-              <w:rPr>
-                <w:i w:val="0"/>
-                <w:iCs/>
-                <w:sz w:val="24"/>
-                <w:lang w:val="en-US"/>
-              </w:rPr>
-            </w:pPr>
-            <w:r>
-              <w:rPr>
-                <w:i w:val="0"/>
-                <w:iCs/>
-                <w:sz w:val="24"/>
-                <w:lang w:val="en-US"/>
-              </w:rPr>
-              <w:t>39</w:t>
-            </w:r>
-          </w:p>
-        </w:tc>
-        <w:tc>
-          <w:tcPr>
-            <w:tcW w:w="5812" w:type="dxa"/>
-            <w:vAlign w:val="center"/>
-          </w:tcPr>
-          <w:p>
-            <w:pPr>
-              <w:ind w:firstLine="0"/>
-              <w:jc w:val="center"/>
-              <w:rPr>
-                <w:i w:val="0"/>
-                <w:iCs/>
-                <w:sz w:val="24"/>
-              </w:rPr>
-            </w:pPr>
-            <w:r>
-              <w:rPr>
-                <w:i w:val="0"/>
-                <w:iCs/>
-                <w:sz w:val="24"/>
-              </w:rPr>
-              <w:t>Wage_MaxBoundaryValue_Accepted</w:t>
-            </w:r>
-          </w:p>
-        </w:tc>
-        <w:tc>
-          <w:tcPr>
-            <w:tcW w:w="2552" w:type="dxa"/>
-            <w:vAlign w:val="center"/>
-          </w:tcPr>
-          <w:p>
-            <w:pPr>
-              <w:ind w:firstLine="0"/>
-              <w:jc w:val="center"/>
-              <w:rPr>
-                <w:i w:val="0"/>
-                <w:iCs/>
-                <w:sz w:val="24"/>
-              </w:rPr>
-            </w:pPr>
-            <w:r>
-              <w:rPr>
-                <w:i w:val="0"/>
-                <w:iCs/>
-                <w:sz w:val="24"/>
-              </w:rPr>
-              <w:t>Ставка 2000 ₽/час допустима</w:t>
-            </w:r>
-          </w:p>
-        </w:tc>
-      </w:tr>
-      <w:tr>
-        <w:trPr>
-          <w:jc w:val="center"/>
-        </w:trPr>
-        <w:tc>
-          <w:tcPr>
-            <w:tcW w:w="1129" w:type="dxa"/>
-            <w:vAlign w:val="center"/>
-          </w:tcPr>
-          <w:p>
-            <w:pPr>
-              <w:ind w:firstLine="0"/>
-              <w:jc w:val="center"/>
-              <w:rPr>
-                <w:i w:val="0"/>
-                <w:iCs/>
-                <w:sz w:val="24"/>
-                <w:lang w:val="en-US"/>
-              </w:rPr>
-            </w:pPr>
-            <w:r>
-              <w:rPr>
-                <w:i w:val="0"/>
-                <w:iCs/>
-                <w:sz w:val="24"/>
-                <w:lang w:val="en-US"/>
-              </w:rPr>
-              <w:t>40</w:t>
-            </w:r>
-          </w:p>
-        </w:tc>
-        <w:tc>
-          <w:tcPr>
-            <w:tcW w:w="5812" w:type="dxa"/>
-            <w:vAlign w:val="center"/>
-          </w:tcPr>
-          <w:p>
-            <w:pPr>
-              <w:ind w:firstLine="0"/>
-              <w:jc w:val="center"/>
-              <w:rPr>
-                <w:i w:val="0"/>
-                <w:iCs/>
-                <w:sz w:val="24"/>
-              </w:rPr>
-            </w:pPr>
-            <w:r>
-              <w:rPr>
-                <w:i w:val="0"/>
-                <w:iCs/>
-                <w:sz w:val="24"/>
-              </w:rPr>
-              <w:t>Wage_ExceedsMaxValue_ThrowsException</w:t>
-            </w:r>
-          </w:p>
-        </w:tc>
-        <w:tc>
-          <w:tcPr>
-            <w:tcW w:w="2552" w:type="dxa"/>
-            <w:vAlign w:val="center"/>
-          </w:tcPr>
-          <w:p>
-            <w:pPr>
-              <w:ind w:firstLine="0"/>
-              <w:jc w:val="center"/>
-              <w:rPr>
-                <w:i w:val="0"/>
-                <w:iCs/>
-                <w:sz w:val="24"/>
-              </w:rPr>
-            </w:pPr>
-            <w:r>
-              <w:rPr>
-                <w:i w:val="0"/>
-                <w:iCs/>
-                <w:sz w:val="24"/>
-              </w:rPr>
-              <w:t>Ставка &gt;2000 ₽/час недопустима</w:t>
-            </w:r>
-          </w:p>
-        </w:tc>
-      </w:tr>
-      <w:tr>
-        <w:trPr>
-          <w:jc w:val="center"/>
-        </w:trPr>
-        <w:tc>
-          <w:tcPr>
-            <w:tcW w:w="1129" w:type="dxa"/>
-            <w:vAlign w:val="center"/>
-          </w:tcPr>
-          <w:p>
-            <w:pPr>
-              <w:ind w:firstLine="0"/>
-              <w:jc w:val="center"/>
-              <w:rPr>
-                <w:i w:val="0"/>
-                <w:iCs/>
-                <w:sz w:val="24"/>
-                <w:lang w:val="en-US"/>
-              </w:rPr>
-            </w:pPr>
-            <w:r>
-              <w:rPr>
-                <w:i w:val="0"/>
-                <w:iCs/>
-                <w:sz w:val="24"/>
-                <w:lang w:val="en-US"/>
-              </w:rPr>
-              <w:t>41</w:t>
-            </w:r>
-          </w:p>
-        </w:tc>
-        <w:tc>
-          <w:tcPr>
-            <w:tcW w:w="5812" w:type="dxa"/>
-            <w:vAlign w:val="center"/>
-          </w:tcPr>
-          <w:p>
-            <w:pPr>
-              <w:ind w:firstLine="0"/>
-              <w:jc w:val="center"/>
-              <w:rPr>
-                <w:i w:val="0"/>
-                <w:iCs/>
-                <w:sz w:val="24"/>
-              </w:rPr>
-            </w:pPr>
-            <w:r>
-              <w:rPr>
-                <w:i w:val="0"/>
-                <w:iCs/>
-                <w:sz w:val="24"/>
-              </w:rPr>
-              <w:t>Wage_NegativeValue_ThrowsException</w:t>
-            </w:r>
-          </w:p>
-        </w:tc>
-        <w:tc>
-          <w:tcPr>
-            <w:tcW w:w="2552" w:type="dxa"/>
-            <w:vAlign w:val="center"/>
-          </w:tcPr>
-          <w:p>
-            <w:pPr>
-              <w:ind w:firstLine="0"/>
-              <w:jc w:val="center"/>
-              <w:rPr>
-                <w:i w:val="0"/>
-                <w:iCs/>
-                <w:sz w:val="24"/>
-              </w:rPr>
-            </w:pPr>
-            <w:r>
-              <w:rPr>
-                <w:i w:val="0"/>
-                <w:iCs/>
-                <w:sz w:val="24"/>
-              </w:rPr>
-              <w:t>Отрицательная ставка недопустима</w:t>
-            </w:r>
-          </w:p>
-        </w:tc>
-      </w:tr>
-      <w:tr>
-        <w:trPr>
-          <w:jc w:val="center"/>
-        </w:trPr>
-        <w:tc>
-          <w:tcPr>
-            <w:tcW w:w="1129" w:type="dxa"/>
-            <w:vAlign w:val="center"/>
-          </w:tcPr>
-          <w:p>
-            <w:pPr>
-              <w:ind w:firstLine="0"/>
-              <w:jc w:val="center"/>
-              <w:rPr>
-                <w:i w:val="0"/>
-                <w:iCs/>
-                <w:sz w:val="24"/>
-                <w:lang w:val="en-US"/>
-              </w:rPr>
-            </w:pPr>
-            <w:r>
-              <w:rPr>
-                <w:i w:val="0"/>
-                <w:iCs/>
-                <w:sz w:val="24"/>
-                <w:lang w:val="en-US"/>
-              </w:rPr>
-              <w:t>42</w:t>
-            </w:r>
-          </w:p>
-        </w:tc>
-        <w:tc>
-          <w:tcPr>
-            <w:tcW w:w="5812" w:type="dxa"/>
-            <w:vAlign w:val="center"/>
-          </w:tcPr>
-          <w:p>
-            <w:pPr>
-              <w:ind w:firstLine="0"/>
-              <w:jc w:val="center"/>
-              <w:rPr>
-                <w:i w:val="0"/>
-                <w:iCs/>
-                <w:sz w:val="24"/>
-              </w:rPr>
-            </w:pPr>
-            <w:r>
-              <w:rPr>
-                <w:i w:val="0"/>
-                <w:iCs/>
-                <w:sz w:val="24"/>
-              </w:rPr>
-              <w:t>CalculateSalary_Hourly_CalculatedCorrectly</w:t>
-            </w:r>
-          </w:p>
-        </w:tc>
-        <w:tc>
-          <w:tcPr>
-            <w:tcW w:w="2552" w:type="dxa"/>
-            <w:vAlign w:val="center"/>
-          </w:tcPr>
-          <w:p>
-            <w:pPr>
-              <w:ind w:firstLine="0"/>
-              <w:jc w:val="center"/>
-              <w:rPr>
-                <w:i w:val="0"/>
-                <w:iCs/>
-                <w:sz w:val="24"/>
-                <w:lang w:val="en-US"/>
-              </w:rPr>
-            </w:pPr>
-            <w:r>
-              <w:rPr>
-                <w:i w:val="0"/>
-                <w:iCs/>
-                <w:sz w:val="24"/>
-              </w:rPr>
-              <w:t xml:space="preserve">ЗП = ставка </w:t>
-            </w:r>
-            <w:r>
-              <w:rPr>
-                <w:i w:val="0"/>
-                <w:iCs/>
-                <w:sz w:val="24"/>
-              </w:rPr>
-              <w:t>*</w:t>
-            </w:r>
-            <w:r>
-              <w:rPr>
-                <w:i w:val="0"/>
-                <w:iCs/>
-                <w:sz w:val="24"/>
-              </w:rPr>
-              <w:t xml:space="preserve"> часы</w:t>
-            </w:r>
-          </w:p>
-        </w:tc>
-      </w:tr>
-      <w:tr>
-        <w:trPr>
-          <w:jc w:val="center"/>
-        </w:trPr>
-        <w:tc>
-          <w:tcPr>
-            <w:tcW w:w="1129" w:type="dxa"/>
-            <w:vAlign w:val="center"/>
-          </w:tcPr>
-          <w:p>
-            <w:pPr>
-              <w:ind w:firstLine="0"/>
-              <w:jc w:val="center"/>
-              <w:rPr>
-                <w:i w:val="0"/>
-                <w:iCs/>
-                <w:sz w:val="24"/>
-                <w:lang w:val="en-US"/>
-              </w:rPr>
-            </w:pPr>
-            <w:r>
-              <w:rPr>
-                <w:i w:val="0"/>
-                <w:iCs/>
-                <w:sz w:val="24"/>
-                <w:lang w:val="en-US"/>
-              </w:rPr>
-              <w:t>43</w:t>
-            </w:r>
-          </w:p>
-        </w:tc>
-        <w:tc>
-          <w:tcPr>
-            <w:tcW w:w="5812" w:type="dxa"/>
-            <w:vAlign w:val="center"/>
-          </w:tcPr>
-          <w:p>
-            <w:pPr>
-              <w:ind w:firstLine="0"/>
-              <w:jc w:val="center"/>
-              <w:rPr>
-                <w:i w:val="0"/>
-                <w:iCs/>
-                <w:sz w:val="24"/>
-              </w:rPr>
-            </w:pPr>
-            <w:r>
-              <w:rPr>
-                <w:i w:val="0"/>
-                <w:iCs/>
-                <w:sz w:val="24"/>
-              </w:rPr>
-              <w:t>CalculateSalary_WithFractionalHours_CalculatedCorrectly</w:t>
-            </w:r>
-          </w:p>
-        </w:tc>
-        <w:tc>
-          <w:tcPr>
-            <w:tcW w:w="2552" w:type="dxa"/>
-            <w:vAlign w:val="center"/>
-          </w:tcPr>
-          <w:p>
-            <w:pPr>
-              <w:ind w:firstLine="0"/>
-              <w:jc w:val="center"/>
-              <w:rPr>
-                <w:i w:val="0"/>
-                <w:iCs/>
-                <w:sz w:val="24"/>
-              </w:rPr>
-            </w:pPr>
-            <w:r>
-              <w:rPr>
-                <w:i w:val="0"/>
-                <w:iCs/>
-                <w:sz w:val="24"/>
-              </w:rPr>
-              <w:t>Расчёт с дробными значениями</w:t>
-            </w:r>
-          </w:p>
-        </w:tc>
-      </w:tr>
-    </w:tbl>
-    <w:p>
-      <w:pPr>
-        <w:ind w:firstLine="0"/>
-        <w:rPr>
-          <w:i w:val="0"/>
-          <w:iCs/>
-          <w:szCs w:val="28"/>
-        </w:rPr>
-      </w:pPr>
-    </w:p>
-    <w:p>
-      <w:pPr>
-        <w:ind w:firstLine="0"/>
-        <w:rPr>
-          <w:i w:val="0"/>
-          <w:iCs/>
-          <w:szCs w:val="28"/>
-        </w:rPr>
-      </w:pPr>
-      <w:r>
-        <w:rPr>
-          <w:i w:val="0"/>
-          <w:iCs/>
-          <w:szCs w:val="28"/>
-        </w:rPr>
-        <w:lastRenderedPageBreak/>
-        <w:t xml:space="preserve">Таблица </w:t>
-      </w:r>
-      <w:r>
-        <w:rPr>
-          <w:i w:val="0"/>
-          <w:iCs/>
-          <w:szCs w:val="28"/>
-        </w:rPr>
-        <w:t>11</w:t>
-      </w:r>
-      <w:r>
-        <w:rPr>
-          <w:i w:val="0"/>
-          <w:iCs/>
-          <w:szCs w:val="28"/>
-        </w:rPr>
-        <w:t xml:space="preserve"> – Тесты </w:t>
-      </w:r>
-      <w:r>
-        <w:rPr>
-          <w:i w:val="0"/>
-          <w:iCs/>
-          <w:szCs w:val="28"/>
-        </w:rPr>
-        <w:t>исключений и вспомогательных методов</w:t>
-      </w:r>
-    </w:p>
-    <w:tbl>
-      <w:tblPr>
-        <w:tblStyle w:val="af1"/>
-        <w:tblW w:w="9634" w:type="dxa"/>
-        <w:jc w:val="center"/>
-        <w:tblLayout w:type="fixed"/>
-        <w:tblLook w:val="04A0" w:firstRow="1" w:lastRow="0" w:firstColumn="1" w:lastColumn="0" w:noHBand="0" w:noVBand="1"/>
-      </w:tblPr>
-      <w:tblGrid>
-        <w:gridCol w:w="1129"/>
-        <w:gridCol w:w="5959"/>
-        <w:gridCol w:w="2546"/>
-      </w:tblGrid>
-      <w:tr>
-        <w:trPr>
-          <w:jc w:val="center"/>
-        </w:trPr>
-        <w:tc>
-          <w:tcPr>
-            <w:tcW w:w="1129" w:type="dxa"/>
-            <w:vAlign w:val="center"/>
-          </w:tcPr>
-          <w:p>
-            <w:pPr>
-              <w:ind w:firstLine="0"/>
-              <w:jc w:val="center"/>
-              <w:rPr>
-                <w:i w:val="0"/>
-                <w:iCs/>
-                <w:sz w:val="24"/>
-              </w:rPr>
-            </w:pPr>
-            <w:r>
-              <w:rPr>
-                <w:i w:val="0"/>
-                <w:iCs/>
-                <w:sz w:val="24"/>
-              </w:rPr>
-              <w:t>№ теста</w:t>
-            </w:r>
-          </w:p>
-        </w:tc>
-        <w:tc>
-          <w:tcPr>
-            <w:tcW w:w="5959" w:type="dxa"/>
-            <w:vAlign w:val="center"/>
-          </w:tcPr>
-          <w:p>
-            <w:pPr>
-              <w:ind w:firstLine="0"/>
-              <w:jc w:val="center"/>
-              <w:rPr>
-                <w:i w:val="0"/>
-                <w:iCs/>
-                <w:sz w:val="24"/>
-              </w:rPr>
-            </w:pPr>
-            <w:r>
-              <w:rPr>
-                <w:i w:val="0"/>
-                <w:iCs/>
-                <w:sz w:val="24"/>
-              </w:rPr>
-              <w:t>Имя метода для теста</w:t>
-            </w:r>
-          </w:p>
-        </w:tc>
-        <w:tc>
-          <w:tcPr>
-            <w:tcW w:w="2546" w:type="dxa"/>
-            <w:vAlign w:val="center"/>
-          </w:tcPr>
-          <w:p>
-            <w:pPr>
-              <w:ind w:firstLine="0"/>
-              <w:jc w:val="center"/>
-              <w:rPr>
-                <w:i w:val="0"/>
-                <w:iCs/>
-                <w:sz w:val="24"/>
-              </w:rPr>
-            </w:pPr>
-            <w:r>
-              <w:rPr>
-                <w:i w:val="0"/>
-                <w:iCs/>
-                <w:sz w:val="24"/>
-              </w:rPr>
-              <w:t>Проверяемое условие</w:t>
-            </w:r>
-          </w:p>
-        </w:tc>
-      </w:tr>
-      <w:tr>
-        <w:trPr>
-          <w:jc w:val="center"/>
-        </w:trPr>
-        <w:tc>
-          <w:tcPr>
-            <w:tcW w:w="1129" w:type="dxa"/>
-            <w:vAlign w:val="center"/>
-          </w:tcPr>
-          <w:p>
-            <w:pPr>
-              <w:ind w:firstLine="0"/>
-              <w:jc w:val="center"/>
-              <w:rPr>
-                <w:i w:val="0"/>
-                <w:iCs/>
-                <w:sz w:val="24"/>
-              </w:rPr>
-            </w:pPr>
-            <w:r>
-              <w:rPr>
-                <w:i w:val="0"/>
-                <w:iCs/>
-                <w:sz w:val="24"/>
-              </w:rPr>
-              <w:t>44</w:t>
-            </w:r>
-          </w:p>
-        </w:tc>
-        <w:tc>
-          <w:tcPr>
-            <w:tcW w:w="5959" w:type="dxa"/>
-            <w:vAlign w:val="center"/>
-          </w:tcPr>
-          <w:p>
-            <w:pPr>
-              <w:ind w:firstLine="0"/>
-              <w:jc w:val="center"/>
-              <w:rPr>
-                <w:i w:val="0"/>
-                <w:iCs/>
-                <w:sz w:val="24"/>
-                <w:lang w:val="en-US"/>
-              </w:rPr>
-            </w:pPr>
-            <w:r>
-              <w:rPr>
-                <w:i w:val="0"/>
-                <w:iCs/>
-                <w:sz w:val="24"/>
-              </w:rPr>
-              <w:t>IncorrectArgumentException_Message_Preserved</w:t>
-            </w:r>
-          </w:p>
-        </w:tc>
-        <w:tc>
-          <w:tcPr>
-            <w:tcW w:w="2546" w:type="dxa"/>
-            <w:vAlign w:val="center"/>
-          </w:tcPr>
-          <w:p>
-            <w:pPr>
-              <w:ind w:firstLine="0"/>
-              <w:jc w:val="center"/>
-              <w:rPr>
-                <w:i w:val="0"/>
-                <w:iCs/>
-                <w:sz w:val="24"/>
-              </w:rPr>
-            </w:pPr>
-            <w:r>
-              <w:rPr>
-                <w:i w:val="0"/>
-                <w:iCs/>
-                <w:sz w:val="24"/>
-              </w:rPr>
-              <w:t>Сообщение исключения сохраняется</w:t>
-            </w:r>
-          </w:p>
-        </w:tc>
-      </w:tr>
-      <w:tr>
-        <w:trPr>
-          <w:jc w:val="center"/>
-        </w:trPr>
-        <w:tc>
-          <w:tcPr>
-            <w:tcW w:w="1129" w:type="dxa"/>
-            <w:vAlign w:val="center"/>
-          </w:tcPr>
-          <w:p>
-            <w:pPr>
-              <w:ind w:firstLine="0"/>
-              <w:jc w:val="center"/>
-              <w:rPr>
-                <w:i w:val="0"/>
-                <w:iCs/>
-                <w:sz w:val="24"/>
-              </w:rPr>
-            </w:pPr>
-            <w:r>
-              <w:rPr>
-                <w:i w:val="0"/>
-                <w:iCs/>
-                <w:sz w:val="24"/>
-              </w:rPr>
-              <w:t>45</w:t>
-            </w:r>
-          </w:p>
-        </w:tc>
-        <w:tc>
-          <w:tcPr>
-            <w:tcW w:w="5959" w:type="dxa"/>
-            <w:vAlign w:val="center"/>
-          </w:tcPr>
-          <w:p>
-            <w:pPr>
-              <w:ind w:firstLine="0"/>
-              <w:jc w:val="center"/>
-              <w:rPr>
-                <w:i w:val="0"/>
-                <w:iCs/>
-                <w:sz w:val="24"/>
-              </w:rPr>
-            </w:pPr>
-            <w:r>
-              <w:rPr>
-                <w:i w:val="0"/>
-                <w:iCs/>
-                <w:sz w:val="24"/>
-              </w:rPr>
-              <w:t>ValidateRange_CustomMessage_UsedWhenProvided</w:t>
-            </w:r>
-          </w:p>
-        </w:tc>
-        <w:tc>
-          <w:tcPr>
-            <w:tcW w:w="2546" w:type="dxa"/>
-            <w:vAlign w:val="center"/>
-          </w:tcPr>
-          <w:p>
-            <w:pPr>
-              <w:ind w:firstLine="0"/>
-              <w:jc w:val="center"/>
-              <w:rPr>
-                <w:i w:val="0"/>
-                <w:iCs/>
-                <w:sz w:val="24"/>
-              </w:rPr>
-            </w:pPr>
-            <w:r>
-              <w:rPr>
-                <w:i w:val="0"/>
-                <w:iCs/>
-                <w:sz w:val="24"/>
-              </w:rPr>
-              <w:t>Кастомное сообщение используется</w:t>
-            </w:r>
-          </w:p>
-        </w:tc>
-      </w:tr>
-      <w:tr>
-        <w:trPr>
-          <w:jc w:val="center"/>
-        </w:trPr>
-        <w:tc>
-          <w:tcPr>
-            <w:tcW w:w="1129" w:type="dxa"/>
-            <w:vAlign w:val="center"/>
-          </w:tcPr>
-          <w:p>
-            <w:pPr>
-              <w:ind w:firstLine="0"/>
-              <w:jc w:val="center"/>
-              <w:rPr>
-                <w:i w:val="0"/>
-                <w:iCs/>
-                <w:sz w:val="24"/>
-              </w:rPr>
-            </w:pPr>
-            <w:r>
-              <w:rPr>
-                <w:i w:val="0"/>
-                <w:iCs/>
-                <w:sz w:val="24"/>
-              </w:rPr>
-              <w:t>46</w:t>
-            </w:r>
-          </w:p>
-        </w:tc>
-        <w:tc>
-          <w:tcPr>
-            <w:tcW w:w="5959" w:type="dxa"/>
-            <w:vAlign w:val="center"/>
-          </w:tcPr>
-          <w:p>
-            <w:pPr>
-              <w:ind w:firstLine="0"/>
-              <w:jc w:val="center"/>
-              <w:rPr>
-                <w:i w:val="0"/>
-                <w:iCs/>
-                <w:sz w:val="24"/>
-              </w:rPr>
-            </w:pPr>
-            <w:r>
-              <w:rPr>
-                <w:i w:val="0"/>
-                <w:iCs/>
-                <w:sz w:val="24"/>
-              </w:rPr>
-              <w:t>ValidateRange_DefaultMessage_UsedWhenCustomIsNull</w:t>
-            </w:r>
-          </w:p>
-        </w:tc>
-        <w:tc>
-          <w:tcPr>
-            <w:tcW w:w="2546" w:type="dxa"/>
-            <w:vAlign w:val="center"/>
-          </w:tcPr>
-          <w:p>
-            <w:pPr>
-              <w:ind w:firstLine="0"/>
-              <w:jc w:val="center"/>
-              <w:rPr>
-                <w:i w:val="0"/>
-                <w:iCs/>
-                <w:sz w:val="24"/>
-              </w:rPr>
-            </w:pPr>
-            <w:r>
-              <w:rPr>
-                <w:i w:val="0"/>
-                <w:iCs/>
-                <w:sz w:val="24"/>
-              </w:rPr>
-              <w:t>Сообщение по умолчанию содержит поле и границы</w:t>
-            </w:r>
-          </w:p>
-        </w:tc>
-      </w:tr>
-    </w:tbl>
-    <w:p>
-      <w:pPr>
-        <w:ind w:firstLine="0"/>
-        <w:rPr>
-          <w:i w:val="0"/>
-          <w:iCs/>
-          <w:szCs w:val="28"/>
-          <w:lang w:val="en-US"/>
-        </w:rPr>
-      </w:pPr>
-      <w:r>
-        <w:rPr>
-          <w:i w:val="0"/>
-          <w:iCs/>
-          <w:szCs w:val="28"/>
-        </w:rPr>
-        <w:t>Таблица 1</w:t>
-      </w:r>
-      <w:r>
-        <w:rPr>
-          <w:i w:val="0"/>
-          <w:iCs/>
-          <w:szCs w:val="28"/>
-        </w:rPr>
-        <w:t>2</w:t>
-      </w:r>
-      <w:r>
-        <w:rPr>
-          <w:i w:val="0"/>
-          <w:iCs/>
-          <w:szCs w:val="28"/>
-        </w:rPr>
-        <w:t xml:space="preserve"> – Тесты </w:t>
-      </w:r>
-      <w:r>
-        <w:rPr>
-          <w:i w:val="0"/>
-          <w:iCs/>
-          <w:szCs w:val="28"/>
-        </w:rPr>
-        <w:t xml:space="preserve">свойства </w:t>
-      </w:r>
-      <w:r>
-        <w:rPr>
-          <w:i w:val="0"/>
-          <w:iCs/>
-          <w:szCs w:val="28"/>
-          <w:lang w:val="en-US"/>
-        </w:rPr>
-        <w:t>Gender</w:t>
-      </w:r>
-    </w:p>
-    <w:tbl>
-      <w:tblPr>
-        <w:tblStyle w:val="af1"/>
-        <w:tblW w:w="9634" w:type="dxa"/>
-        <w:jc w:val="center"/>
-        <w:tblLayout w:type="fixed"/>
-        <w:tblLook w:val="04A0" w:firstRow="1" w:lastRow="0" w:firstColumn="1" w:lastColumn="0" w:noHBand="0" w:noVBand="1"/>
-      </w:tblPr>
-      <w:tblGrid>
-        <w:gridCol w:w="1129"/>
-        <w:gridCol w:w="5959"/>
-        <w:gridCol w:w="2546"/>
-      </w:tblGrid>
-      <w:tr>
-        <w:trPr>
-          <w:jc w:val="center"/>
-        </w:trPr>
-        <w:tc>
-          <w:tcPr>
-            <w:tcW w:w="1129" w:type="dxa"/>
-            <w:vAlign w:val="center"/>
-          </w:tcPr>
-          <w:p>
-            <w:pPr>
-              <w:ind w:firstLine="0"/>
-              <w:jc w:val="center"/>
-              <w:rPr>
-                <w:i w:val="0"/>
-                <w:iCs/>
-                <w:sz w:val="24"/>
-              </w:rPr>
-            </w:pPr>
-            <w:r>
-              <w:rPr>
-                <w:i w:val="0"/>
-                <w:iCs/>
-                <w:sz w:val="24"/>
-              </w:rPr>
-              <w:t>№ теста</w:t>
-            </w:r>
-          </w:p>
-        </w:tc>
-        <w:tc>
-          <w:tcPr>
-            <w:tcW w:w="5959" w:type="dxa"/>
-            <w:vAlign w:val="center"/>
-          </w:tcPr>
-          <w:p>
-            <w:pPr>
-              <w:ind w:firstLine="0"/>
-              <w:jc w:val="center"/>
-              <w:rPr>
-                <w:i w:val="0"/>
-                <w:iCs/>
-                <w:sz w:val="24"/>
-              </w:rPr>
-            </w:pPr>
-            <w:r>
-              <w:rPr>
-                <w:i w:val="0"/>
-                <w:iCs/>
-                <w:sz w:val="24"/>
-              </w:rPr>
-              <w:t>Имя метода для теста</w:t>
-            </w:r>
-          </w:p>
-        </w:tc>
-        <w:tc>
-          <w:tcPr>
-            <w:tcW w:w="2546" w:type="dxa"/>
-            <w:vAlign w:val="center"/>
-          </w:tcPr>
-          <w:p>
-            <w:pPr>
-              <w:ind w:firstLine="0"/>
-              <w:jc w:val="center"/>
-              <w:rPr>
-                <w:i w:val="0"/>
-                <w:iCs/>
-                <w:sz w:val="24"/>
-              </w:rPr>
-            </w:pPr>
-            <w:r>
-              <w:rPr>
-                <w:i w:val="0"/>
-                <w:iCs/>
-                <w:sz w:val="24"/>
-              </w:rPr>
-              <w:t>Проверяемое условие</w:t>
-            </w:r>
-          </w:p>
-        </w:tc>
-      </w:tr>
-      <w:tr>
-        <w:trPr>
-          <w:jc w:val="center"/>
-        </w:trPr>
-        <w:tc>
-          <w:tcPr>
-            <w:tcW w:w="1129" w:type="dxa"/>
-            <w:vAlign w:val="center"/>
-          </w:tcPr>
-          <w:p>
-            <w:pPr>
-              <w:ind w:firstLine="0"/>
-              <w:jc w:val="center"/>
-              <w:rPr>
-                <w:i w:val="0"/>
-                <w:iCs/>
-                <w:sz w:val="24"/>
-                <w:lang w:val="en-US"/>
-              </w:rPr>
-            </w:pPr>
-            <w:r>
-              <w:rPr>
-                <w:i w:val="0"/>
-                <w:iCs/>
-                <w:sz w:val="24"/>
-              </w:rPr>
-              <w:t>4</w:t>
-            </w:r>
-            <w:r>
-              <w:rPr>
-                <w:i w:val="0"/>
-                <w:iCs/>
-                <w:sz w:val="24"/>
-                <w:lang w:val="en-US"/>
-              </w:rPr>
-              <w:t>7</w:t>
-            </w:r>
-          </w:p>
-        </w:tc>
-        <w:tc>
-          <w:tcPr>
-            <w:tcW w:w="5959" w:type="dxa"/>
-            <w:vAlign w:val="center"/>
-          </w:tcPr>
-          <w:p>
-            <w:pPr>
-              <w:ind w:firstLine="0"/>
-              <w:jc w:val="center"/>
-              <w:rPr>
-                <w:i w:val="0"/>
-                <w:iCs/>
-                <w:sz w:val="24"/>
-                <w:lang w:val="en-US"/>
-              </w:rPr>
-            </w:pPr>
-            <w:r>
-              <w:rPr>
-                <w:i w:val="0"/>
-                <w:iCs/>
-                <w:sz w:val="24"/>
-                <w:lang w:val="en-US"/>
-              </w:rPr>
-              <w:t>Gender_MaleValue_SetsCorrectly</w:t>
-            </w:r>
-          </w:p>
-        </w:tc>
-        <w:tc>
-          <w:tcPr>
-            <w:tcW w:w="2546" w:type="dxa"/>
-            <w:vAlign w:val="center"/>
-          </w:tcPr>
-          <w:p>
-            <w:pPr>
-              <w:ind w:firstLine="0"/>
-              <w:jc w:val="center"/>
-              <w:rPr>
-                <w:i w:val="0"/>
-                <w:iCs/>
-                <w:sz w:val="24"/>
-              </w:rPr>
-            </w:pPr>
-            <w:r>
-              <w:rPr>
-                <w:i w:val="0"/>
-                <w:iCs/>
-                <w:sz w:val="24"/>
-              </w:rPr>
-              <w:t>Установка Gender.Male</w:t>
-            </w:r>
-          </w:p>
-        </w:tc>
-      </w:tr>
-      <w:tr>
-        <w:trPr>
-          <w:jc w:val="center"/>
-        </w:trPr>
-        <w:tc>
-          <w:tcPr>
-            <w:tcW w:w="1129" w:type="dxa"/>
-            <w:vAlign w:val="center"/>
-          </w:tcPr>
-          <w:p>
-            <w:pPr>
-              <w:ind w:firstLine="0"/>
-              <w:jc w:val="center"/>
-              <w:rPr>
-                <w:i w:val="0"/>
-                <w:iCs/>
-                <w:sz w:val="24"/>
-                <w:lang w:val="en-US"/>
-              </w:rPr>
-            </w:pPr>
-            <w:r>
-              <w:rPr>
-                <w:i w:val="0"/>
-                <w:iCs/>
-                <w:sz w:val="24"/>
-              </w:rPr>
-              <w:t>4</w:t>
-            </w:r>
-            <w:r>
-              <w:rPr>
-                <w:i w:val="0"/>
-                <w:iCs/>
-                <w:sz w:val="24"/>
-                <w:lang w:val="en-US"/>
-              </w:rPr>
-              <w:t>8</w:t>
-            </w:r>
-          </w:p>
-        </w:tc>
-        <w:tc>
-          <w:tcPr>
-            <w:tcW w:w="5959" w:type="dxa"/>
-            <w:vAlign w:val="center"/>
-          </w:tcPr>
-          <w:p>
-            <w:pPr>
-              <w:ind w:firstLine="0"/>
-              <w:jc w:val="center"/>
-              <w:rPr>
-                <w:i w:val="0"/>
-                <w:iCs/>
-                <w:sz w:val="24"/>
-              </w:rPr>
-            </w:pPr>
-            <w:r>
-              <w:rPr>
-                <w:i w:val="0"/>
-                <w:iCs/>
-                <w:sz w:val="24"/>
-              </w:rPr>
-              <w:t>Gender_FemaleValue_SetsCorrectly</w:t>
-            </w:r>
-          </w:p>
-        </w:tc>
-        <w:tc>
-          <w:tcPr>
-            <w:tcW w:w="2546" w:type="dxa"/>
-            <w:vAlign w:val="center"/>
-          </w:tcPr>
-          <w:p>
-            <w:pPr>
-              <w:ind w:firstLine="0"/>
-              <w:jc w:val="center"/>
-              <w:rPr>
-                <w:i w:val="0"/>
-                <w:iCs/>
-                <w:sz w:val="24"/>
-              </w:rPr>
-            </w:pPr>
-            <w:r>
-              <w:rPr>
-                <w:i w:val="0"/>
-                <w:iCs/>
-                <w:sz w:val="24"/>
-              </w:rPr>
-              <w:t>Установка Gender.Female</w:t>
-            </w:r>
-          </w:p>
-        </w:tc>
-      </w:tr>
-    </w:tbl>
-    <w:p>
-      <w:pPr>
-        <w:ind w:firstLine="0"/>
-        <w:rPr>
-          <w:i w:val="0"/>
-          <w:iCs/>
-          <w:szCs w:val="28"/>
-          <w:lang w:val="en-US"/>
-        </w:rPr>
-      </w:pPr>
-      <w:r>
-        <w:rPr>
-          <w:i w:val="0"/>
-          <w:iCs/>
-          <w:szCs w:val="28"/>
-        </w:rPr>
-        <w:t>Таблица 1</w:t>
-      </w:r>
-      <w:r>
-        <w:rPr>
-          <w:i w:val="0"/>
-          <w:iCs/>
-          <w:szCs w:val="28"/>
-          <w:lang w:val="en-US"/>
-        </w:rPr>
-        <w:t>3</w:t>
-      </w:r>
-      <w:r>
-        <w:rPr>
-          <w:i w:val="0"/>
-          <w:iCs/>
-          <w:szCs w:val="28"/>
-        </w:rPr>
-        <w:t xml:space="preserve"> – Тесты свойства </w:t>
-      </w:r>
-      <w:r>
-        <w:rPr>
-          <w:i w:val="0"/>
-          <w:iCs/>
-          <w:szCs w:val="28"/>
-          <w:lang w:val="en-US"/>
-        </w:rPr>
-        <w:t>Gender</w:t>
-      </w:r>
-    </w:p>
-    <w:tbl>
-      <w:tblPr>
-        <w:tblStyle w:val="af1"/>
-        <w:tblW w:w="9634" w:type="dxa"/>
-        <w:jc w:val="center"/>
-        <w:tblLayout w:type="fixed"/>
-        <w:tblLook w:val="04A0" w:firstRow="1" w:lastRow="0" w:firstColumn="1" w:lastColumn="0" w:noHBand="0" w:noVBand="1"/>
-      </w:tblPr>
-      <w:tblGrid>
-        <w:gridCol w:w="1129"/>
-        <w:gridCol w:w="5959"/>
-        <w:gridCol w:w="2546"/>
-      </w:tblGrid>
-      <w:tr>
-        <w:trPr>
-          <w:jc w:val="center"/>
-        </w:trPr>
-        <w:tc>
-          <w:tcPr>
-            <w:tcW w:w="1129" w:type="dxa"/>
-            <w:vAlign w:val="center"/>
-          </w:tcPr>
-          <w:p>
-            <w:pPr>
-              <w:ind w:firstLine="0"/>
-              <w:jc w:val="center"/>
-              <w:rPr>
-                <w:i w:val="0"/>
-                <w:iCs/>
-                <w:sz w:val="24"/>
-              </w:rPr>
-            </w:pPr>
-            <w:r>
-              <w:rPr>
-                <w:i w:val="0"/>
-                <w:iCs/>
-                <w:sz w:val="24"/>
-              </w:rPr>
-              <w:t>№ теста</w:t>
-            </w:r>
-          </w:p>
-        </w:tc>
-        <w:tc>
-          <w:tcPr>
-            <w:tcW w:w="5959" w:type="dxa"/>
-            <w:vAlign w:val="center"/>
-          </w:tcPr>
-          <w:p>
-            <w:pPr>
-              <w:ind w:firstLine="0"/>
-              <w:jc w:val="center"/>
-              <w:rPr>
-                <w:i w:val="0"/>
-                <w:iCs/>
-                <w:sz w:val="24"/>
-              </w:rPr>
-            </w:pPr>
-            <w:r>
-              <w:rPr>
-                <w:i w:val="0"/>
-                <w:iCs/>
-                <w:sz w:val="24"/>
-              </w:rPr>
-              <w:t>Имя метода для теста</w:t>
-            </w:r>
-          </w:p>
-        </w:tc>
-        <w:tc>
-          <w:tcPr>
-            <w:tcW w:w="2546" w:type="dxa"/>
-            <w:vAlign w:val="center"/>
-          </w:tcPr>
-          <w:p>
-            <w:pPr>
-              <w:ind w:firstLine="0"/>
-              <w:jc w:val="center"/>
-              <w:rPr>
-                <w:i w:val="0"/>
-                <w:iCs/>
-                <w:sz w:val="24"/>
-              </w:rPr>
-            </w:pPr>
-            <w:r>
-              <w:rPr>
-                <w:i w:val="0"/>
-                <w:iCs/>
-                <w:sz w:val="24"/>
-              </w:rPr>
-              <w:t>Проверяемое условие</w:t>
-            </w:r>
-          </w:p>
-        </w:tc>
-      </w:tr>
-      <w:tr>
-        <w:trPr>
-          <w:jc w:val="center"/>
-        </w:trPr>
-        <w:tc>
-          <w:tcPr>
-            <w:tcW w:w="1129" w:type="dxa"/>
-            <w:vAlign w:val="center"/>
-          </w:tcPr>
-          <w:p>
-            <w:pPr>
-              <w:ind w:firstLine="0"/>
-              <w:jc w:val="center"/>
-              <w:rPr>
-                <w:i w:val="0"/>
-                <w:iCs/>
-                <w:sz w:val="24"/>
-                <w:lang w:val="en-US"/>
-              </w:rPr>
-            </w:pPr>
-            <w:r>
-              <w:rPr>
-                <w:i w:val="0"/>
-                <w:iCs/>
-                <w:sz w:val="24"/>
-              </w:rPr>
-              <w:t>4</w:t>
-            </w:r>
-            <w:r>
-              <w:rPr>
-                <w:i w:val="0"/>
-                <w:iCs/>
-                <w:sz w:val="24"/>
-                <w:lang w:val="en-US"/>
-              </w:rPr>
-              <w:t>9</w:t>
-            </w:r>
-          </w:p>
-        </w:tc>
-        <w:tc>
-          <w:tcPr>
-            <w:tcW w:w="5959" w:type="dxa"/>
-            <w:vAlign w:val="center"/>
-          </w:tcPr>
-          <w:p>
-            <w:pPr>
-              <w:ind w:firstLine="0"/>
-              <w:jc w:val="center"/>
-              <w:rPr>
-                <w:i w:val="0"/>
-                <w:iCs/>
-                <w:sz w:val="24"/>
-                <w:lang w:val="en-US"/>
-              </w:rPr>
-            </w:pPr>
-            <w:r>
-              <w:rPr>
-                <w:i w:val="0"/>
-                <w:iCs/>
-                <w:sz w:val="24"/>
-                <w:lang w:val="en-US"/>
-              </w:rPr>
-              <w:t>SalaryEmployee_DefaultConstructor_InitializesProperties</w:t>
-            </w:r>
-          </w:p>
-        </w:tc>
-        <w:tc>
-          <w:tcPr>
-            <w:tcW w:w="2546" w:type="dxa"/>
-            <w:vAlign w:val="center"/>
-          </w:tcPr>
-          <w:p>
-            <w:pPr>
-              <w:ind w:firstLine="0"/>
-              <w:jc w:val="center"/>
-              <w:rPr>
-                <w:i w:val="0"/>
-                <w:iCs/>
-                <w:sz w:val="24"/>
-              </w:rPr>
-            </w:pPr>
-            <w:r>
-              <w:rPr>
-                <w:i w:val="0"/>
-                <w:iCs/>
-                <w:sz w:val="24"/>
-              </w:rPr>
-              <w:t>Инициализация по умолчанию для SalaryEmployee</w:t>
-            </w:r>
-          </w:p>
-        </w:tc>
-      </w:tr>
-      <w:tr>
-        <w:trPr>
-          <w:jc w:val="center"/>
-        </w:trPr>
-        <w:tc>
-          <w:tcPr>
-            <w:tcW w:w="1129" w:type="dxa"/>
-            <w:vAlign w:val="center"/>
-          </w:tcPr>
-          <w:p>
-            <w:pPr>
-              <w:ind w:firstLine="0"/>
-              <w:jc w:val="center"/>
-              <w:rPr>
-                <w:i w:val="0"/>
-                <w:iCs/>
-                <w:sz w:val="24"/>
-                <w:lang w:val="en-US"/>
-              </w:rPr>
-            </w:pPr>
-            <w:r>
-              <w:rPr>
-                <w:i w:val="0"/>
-                <w:iCs/>
-                <w:sz w:val="24"/>
-                <w:lang w:val="en-US"/>
-              </w:rPr>
-              <w:t>50</w:t>
-            </w:r>
-          </w:p>
-        </w:tc>
-        <w:tc>
-          <w:tcPr>
-            <w:tcW w:w="5959" w:type="dxa"/>
-            <w:vAlign w:val="center"/>
-          </w:tcPr>
-          <w:p>
-            <w:pPr>
-              <w:ind w:firstLine="0"/>
-              <w:jc w:val="center"/>
-              <w:rPr>
-                <w:i w:val="0"/>
-                <w:iCs/>
-                <w:sz w:val="24"/>
-              </w:rPr>
-            </w:pPr>
-            <w:r>
-              <w:rPr>
-                <w:i w:val="0"/>
-                <w:iCs/>
-                <w:sz w:val="24"/>
-              </w:rPr>
-              <w:t>WageEmployee_DefaultConstructor_InitializesProperties</w:t>
-            </w:r>
-          </w:p>
-        </w:tc>
-        <w:tc>
-          <w:tcPr>
-            <w:tcW w:w="2546" w:type="dxa"/>
-            <w:vAlign w:val="center"/>
-          </w:tcPr>
-          <w:p>
-            <w:pPr>
-              <w:ind w:firstLine="0"/>
-              <w:jc w:val="center"/>
-              <w:rPr>
-                <w:i w:val="0"/>
-                <w:iCs/>
-                <w:sz w:val="24"/>
-              </w:rPr>
-            </w:pPr>
-            <w:r>
-              <w:rPr>
-                <w:i w:val="0"/>
-                <w:iCs/>
-                <w:sz w:val="24"/>
-              </w:rPr>
-              <w:t>Инициализация по умолчанию для WageEmployee</w:t>
-            </w:r>
-          </w:p>
-        </w:tc>
-      </w:tr>
-    </w:tbl>
-    <w:p>
-      <w:pPr>
-        <w:ind w:firstLine="0"/>
-        <w:jc w:val="center"/>
-        <w:rPr>
-          <w:i w:val="0"/>
-          <w:iCs/>
-          <w:szCs w:val="28"/>
-        </w:rPr>
-      </w:pPr>
-    </w:p>
-    <w:p>
-      <w:pPr>
-        <w:ind w:firstLine="0"/>
-        <w:jc w:val="center"/>
-        <w:rPr>
-          <w:i w:val="0"/>
-          <w:iCs/>
-          <w:szCs w:val="28"/>
-        </w:rPr>
-      </w:pPr>
-    </w:p>
-    <w:p>
-      <w:pPr>
-        <w:ind w:firstLine="0"/>
-        <w:jc w:val="center"/>
-        <w:rPr>
-          <w:i w:val="0"/>
-          <w:iCs/>
-          <w:szCs w:val="28"/>
-        </w:rPr>
-      </w:pPr>
-    </w:p>
-    <w:p>
-      <w:pPr>
-        <w:ind w:firstLine="0"/>
-        <w:jc w:val="center"/>
-        <w:rPr>
-          <w:i w:val="0"/>
-          <w:iCs/>
-          <w:szCs w:val="28"/>
-        </w:rPr>
-      </w:pPr>
-    </w:p>
-    <w:p>
-      <w:pPr>
-        <w:ind w:firstLine="0"/>
-        <w:jc w:val="center"/>
-        <w:rPr>
-          <w:i w:val="0"/>
-          <w:iCs/>
-          <w:szCs w:val="28"/>
-        </w:rPr>
-      </w:pPr>
-    </w:p>
-    <w:p>
-      <w:pPr>
-        <w:ind w:firstLine="0"/>
-        <w:jc w:val="center"/>
-        <w:rPr>
-          <w:i w:val="0"/>
-          <w:iCs/>
-          <w:szCs w:val="28"/>
-        </w:rPr>
-      </w:pPr>
-    </w:p>
-    <w:p>
-      <w:pPr>
-        <w:ind w:firstLine="0"/>
-        <w:jc w:val="center"/>
-        <w:rPr>
-          <w:i w:val="0"/>
-          <w:iCs/>
-          <w:szCs w:val="28"/>
-        </w:rPr>
-      </w:pPr>
-    </w:p>
-    <w:p>
-      <w:pPr>
-        <w:ind w:firstLine="0"/>
-        <w:jc w:val="center"/>
-        <w:rPr>
-          <w:i w:val="0"/>
-          <w:iCs/>
-          <w:szCs w:val="28"/>
-        </w:rPr>
-      </w:pPr>
-    </w:p>
-    <w:p>
-      <w:pPr>
-        <w:ind w:firstLine="0"/>
-        <w:jc w:val="center"/>
-        <w:rPr>
-          <w:i w:val="0"/>
-          <w:iCs/>
-          <w:szCs w:val="28"/>
-        </w:rPr>
-      </w:pPr>
-    </w:p>
-    <w:p>
-      <w:pPr>
         <w:pStyle w:val="1"/>
         <w:spacing w:before="0"/>
         <w:rPr>
@@ -16437,7 +10839,15 @@
           <w:szCs w:val="28"/>
           <w:lang w:val="en-US"/>
         </w:rPr>
-        <w:t>02</w:t>
+        <w:t>0</w:t>
+      </w:r>
+      <w:r>
+        <w:rPr>
+          <w:i w:val="0"/>
+          <w:iCs/>
+          <w:szCs w:val="28"/>
+        </w:rPr>
+        <w:t>9</w:t>
       </w:r>
       <w:r>
         <w:rPr>
@@ -17786,7 +12196,15 @@
           <w:iCs/>
           <w:szCs w:val="28"/>
         </w:rPr>
-        <w:t>10</w:t>
+        <w:t>1</w:t>
+      </w:r>
+      <w:r>
+        <w:rPr>
+          <w:i w:val="0"/>
+          <w:iCs/>
+          <w:szCs w:val="28"/>
+        </w:rPr>
+        <w:t>1</w:t>
       </w:r>
       <w:r>
         <w:rPr>
@@ -17803,15 +12221,72 @@
           <w:szCs w:val="28"/>
           <w:lang w:val="en-US"/>
         </w:rPr>
-        <w:t>Home</w:t>
-      </w:r>
-      <w:r>
-        <w:rPr>
-          <w:i w:val="0"/>
-          <w:iCs/>
-          <w:szCs w:val="28"/>
-        </w:rPr>
-        <w:t xml:space="preserve"> или иной ОС, совместимой с этой. Работоспособность на предыдущих версиях ОС не гарантируется.</w:t>
+        <w:t>Pro</w:t>
+      </w:r>
+      <w:r>
+        <w:rPr>
+          <w:i w:val="0"/>
+          <w:iCs/>
+          <w:szCs w:val="28"/>
+        </w:rPr>
+        <w:t xml:space="preserve"> (</w:t>
+      </w:r>
+      <w:r>
+        <w:rPr>
+          <w:i w:val="0"/>
+          <w:iCs/>
+          <w:szCs w:val="28"/>
+        </w:rPr>
+        <w:t xml:space="preserve">версия </w:t>
+      </w:r>
+      <w:r>
+        <w:rPr>
+          <w:i w:val="0"/>
+          <w:iCs/>
+          <w:szCs w:val="28"/>
+        </w:rPr>
+        <w:t>25</w:t>
+      </w:r>
+      <w:r>
+        <w:rPr>
+          <w:i w:val="0"/>
+          <w:iCs/>
+          <w:szCs w:val="28"/>
+          <w:lang w:val="en-US"/>
+        </w:rPr>
+        <w:t>H</w:t>
+      </w:r>
+      <w:r>
+        <w:rPr>
+          <w:i w:val="0"/>
+          <w:iCs/>
+          <w:szCs w:val="28"/>
+        </w:rPr>
+        <w:t>2)</w:t>
+      </w:r>
+      <w:r>
+        <w:rPr>
+          <w:i w:val="0"/>
+          <w:iCs/>
+          <w:szCs w:val="28"/>
+        </w:rPr>
+        <w:t xml:space="preserve"> или иной ОС, совместимой с этой. Работоспособность на предыдущих версиях</w:t>
+      </w:r>
+      <w:r>
+        <w:rPr>
+          <w:i w:val="0"/>
+          <w:iCs/>
+          <w:szCs w:val="28"/>
+        </w:rPr>
+        <w:t xml:space="preserve"> и пакетах</w:t>
+      </w:r>
+      <w:r>
+        <w:rPr>
+          <w:i w:val="0"/>
+          <w:iCs/>
+          <w:szCs w:val="28"/>
+        </w:rPr>
+        <w:t xml:space="preserve"> ОС не гарантируется.</w:t>
       </w:r>
     </w:p>
     <w:p>
@@ -20123,7 +14598,15 @@
           <w:iCs/>
           <w:szCs w:val="28"/>
         </w:rPr>
-        <w:t>В системе должна присутствовать функция добавления сотрудников.</w:t>
+        <w:t>В системе должна присутство</w:t>
+      </w:r>
+      <w:r>
+        <w:rPr>
+          <w:i w:val="0"/>
+          <w:iCs/>
+          <w:szCs w:val="28"/>
+        </w:rPr>
+        <w:t>вать функция добавления сотрудников.</w:t>
       </w:r>
     </w:p>
     <w:p>
@@ -20161,31 +14644,15 @@
           <w:iCs/>
           <w:szCs w:val="28"/>
         </w:rPr>
-        <w:t xml:space="preserve"> </w:t>
-      </w:r>
-      <w:r>
-        <w:rPr>
-          <w:i w:val="0"/>
-          <w:iCs/>
-          <w:szCs w:val="28"/>
-        </w:rPr>
-        <w:t>В системе должна присутствовать функция поиска сотрудников</w:t>
-      </w:r>
-      <w:r>
-        <w:rPr>
-          <w:i w:val="0"/>
-          <w:iCs/>
-          <w:szCs w:val="28"/>
-        </w:rPr>
-        <w:t xml:space="preserve"> </w:t>
-      </w:r>
-      <w:r>
-        <w:rPr>
-          <w:i w:val="0"/>
-          <w:iCs/>
-          <w:szCs w:val="28"/>
-        </w:rPr>
-        <w:t>по имени, фамилии и профессии</w:t>
+        <w:t xml:space="preserve"> В системе должна присутствовать функция поиска сотрудников</w:t>
+      </w:r>
+      <w:r>
+        <w:rPr>
+          <w:i w:val="0"/>
+          <w:iCs/>
+          <w:szCs w:val="28"/>
+        </w:rPr>
+        <w:t xml:space="preserve"> по имени, фамилии и профессии</w:t>
       </w:r>
       <w:r>
         <w:rPr>
@@ -20231,15 +14698,7 @@
           <w:iCs/>
           <w:szCs w:val="28"/>
         </w:rPr>
-        <w:t xml:space="preserve"> </w:t>
-      </w:r>
-      <w:r>
-        <w:rPr>
-          <w:i w:val="0"/>
-          <w:iCs/>
-          <w:szCs w:val="28"/>
-        </w:rPr>
-        <w:t>В системе должна присутствовать функция удаления сотрудников.</w:t>
+        <w:t xml:space="preserve"> В системе должна присутствовать функция удаления сотрудников.</w:t>
       </w:r>
     </w:p>
     <w:p>
@@ -20277,15 +14736,32 @@
           <w:iCs/>
           <w:szCs w:val="28"/>
         </w:rPr>
-        <w:t xml:space="preserve"> </w:t>
-      </w:r>
-      <w:r>
-        <w:rPr>
-          <w:i w:val="0"/>
-          <w:iCs/>
-          <w:szCs w:val="28"/>
-        </w:rPr>
-        <w:t>В системе должна присутствовать функция сохранения списка сотрудников в файл.</w:t>
+        <w:t xml:space="preserve"> В системе должна присутствовать функция сохранения списка сотрудников в файл</w:t>
+      </w:r>
+      <w:r>
+        <w:rPr>
+          <w:i w:val="0"/>
+          <w:iCs/>
+          <w:szCs w:val="28"/>
+        </w:rPr>
+        <w:t xml:space="preserve"> формата *.</w:t>
+      </w:r>
+      <w:r>
+        <w:rPr>
+          <w:i w:val="0"/>
+          <w:iCs/>
+          <w:szCs w:val="28"/>
+          <w:lang w:val="en-US"/>
+        </w:rPr>
+        <w:t>viktor</w:t>
+      </w:r>
+      <w:r>
+        <w:rPr>
+          <w:i w:val="0"/>
+          <w:iCs/>
+          <w:szCs w:val="28"/>
+        </w:rPr>
+        <w:t>.</w:t>
       </w:r>
     </w:p>
     <w:p>
@@ -20323,15 +14799,32 @@
           <w:iCs/>
           <w:szCs w:val="28"/>
         </w:rPr>
-        <w:t xml:space="preserve"> </w:t>
-      </w:r>
-      <w:r>
-        <w:rPr>
-          <w:i w:val="0"/>
-          <w:iCs/>
-          <w:szCs w:val="28"/>
-        </w:rPr>
-        <w:t>В системе должна присутствовать функция загрузки списка сотрудников из файла.</w:t>
+        <w:t xml:space="preserve"> В системе должна присутствовать функция загрузки списка сотрудников из файла</w:t>
+      </w:r>
+      <w:r>
+        <w:rPr>
+          <w:i w:val="0"/>
+          <w:iCs/>
+          <w:szCs w:val="28"/>
+        </w:rPr>
+        <w:t xml:space="preserve"> формата *.</w:t>
+      </w:r>
+      <w:r>
+        <w:rPr>
+          <w:i w:val="0"/>
+          <w:iCs/>
+          <w:szCs w:val="28"/>
+          <w:lang w:val="en-US"/>
+        </w:rPr>
+        <w:t>viktor</w:t>
+      </w:r>
+      <w:r>
+        <w:rPr>
+          <w:i w:val="0"/>
+          <w:iCs/>
+          <w:szCs w:val="28"/>
+        </w:rPr>
+        <w:t>.</w:t>
       </w:r>
     </w:p>
     <w:p>
@@ -25646,6 +20139,7 @@
   <w:style w:type="character" w:default="1" w:styleId="a0">
     <w:name w:val="Default Paragraph Font"/>
     <w:uiPriority w:val="1"/>
+    <w:semiHidden/>
     <w:unhideWhenUsed/>
   </w:style>
   <w:style w:type="table" w:default="1" w:styleId="a1">

--- a/Lab 4/ЛБ5_Бибиков В.Д._О-5КМ41.docx
+++ b/Lab 4/ЛБ5_Бибиков В.Д._О-5КМ41.docx
@@ -595,12 +595,21 @@
         </w:rPr>
         <w:tab/>
       </w:r>
+      <w:proofErr w:type="spellStart"/>
       <w:r>
         <w:rPr>
           <w:i w:val="0"/>
           <w:sz w:val="24"/>
         </w:rPr>
-        <w:t>Калентьев А.А.</w:t>
+        <w:t>Калентьев</w:t>
+      </w:r>
+      <w:proofErr w:type="spellEnd"/>
+      <w:r>
+        <w:rPr>
+          <w:i w:val="0"/>
+          <w:sz w:val="24"/>
+        </w:rPr>
+        <w:t xml:space="preserve"> А.А.</w:t>
       </w:r>
     </w:p>
     <w:p>
@@ -2675,7 +2684,23 @@
           <w:i w:val="0"/>
           <w:szCs w:val="28"/>
         </w:rPr>
-        <w:t>Разработка программного обеспечения представляет собой сложный многоитерационный процесс, который не может обойтись без этапа документирования. Согласно учебному пособию</w:t>
+        <w:t xml:space="preserve">Разработка программного обеспечения представляет собой сложный </w:t>
+      </w:r>
+      <w:proofErr w:type="spellStart"/>
+      <w:r>
+        <w:rPr>
+          <w:i w:val="0"/>
+          <w:szCs w:val="28"/>
+        </w:rPr>
+        <w:t>многоитерационный</w:t>
+      </w:r>
+      <w:proofErr w:type="spellEnd"/>
+      <w:r>
+        <w:rPr>
+          <w:i w:val="0"/>
+          <w:szCs w:val="28"/>
+        </w:rPr>
+        <w:t xml:space="preserve"> процесс, который не может обойтись без этапа документирования. Согласно учебному пособию</w:t>
       </w:r>
       <w:r>
         <w:rPr>
@@ -2893,6 +2918,7 @@
           <w:iCs/>
         </w:rPr>
       </w:pPr>
+      <w:proofErr w:type="spellStart"/>
       <w:r>
         <w:rPr>
           <w:i w:val="0"/>
@@ -2908,6 +2934,7 @@
         </w:rPr>
         <w:t>дение</w:t>
       </w:r>
+      <w:proofErr w:type="spellEnd"/>
       <w:r>
         <w:rPr>
           <w:i w:val="0"/>
@@ -2928,7 +2955,23 @@
           <w:i w:val="0"/>
           <w:iCs/>
         </w:rPr>
-        <w:t xml:space="preserve"> ветвлений Git;</w:t>
+        <w:t xml:space="preserve"> </w:t>
+      </w:r>
+      <w:proofErr w:type="spellStart"/>
+      <w:r>
+        <w:rPr>
+          <w:i w:val="0"/>
+          <w:iCs/>
+        </w:rPr>
+        <w:t>ветвлений</w:t>
+      </w:r>
+      <w:proofErr w:type="spellEnd"/>
+      <w:r>
+        <w:rPr>
+          <w:i w:val="0"/>
+          <w:iCs/>
+        </w:rPr>
+        <w:t xml:space="preserve"> Git;</w:t>
       </w:r>
     </w:p>
     <w:p>
@@ -2945,6 +2988,7 @@
           <w:iCs/>
         </w:rPr>
       </w:pPr>
+      <w:proofErr w:type="spellStart"/>
       <w:r>
         <w:rPr>
           <w:i w:val="0"/>
@@ -2960,13 +3004,23 @@
         </w:rPr>
         <w:t>дение</w:t>
       </w:r>
-      <w:r>
-        <w:rPr>
-          <w:i w:val="0"/>
-          <w:iCs/>
-        </w:rPr>
-        <w:t xml:space="preserve"> тестировани</w:t>
-      </w:r>
+      <w:proofErr w:type="spellEnd"/>
+      <w:r>
+        <w:rPr>
+          <w:i w:val="0"/>
+          <w:iCs/>
+        </w:rPr>
+        <w:t xml:space="preserve"> </w:t>
+      </w:r>
+      <w:proofErr w:type="spellStart"/>
+      <w:r>
+        <w:rPr>
+          <w:i w:val="0"/>
+          <w:iCs/>
+        </w:rPr>
+        <w:t>тестировани</w:t>
+      </w:r>
+      <w:proofErr w:type="spellEnd"/>
       <w:r>
         <w:rPr>
           <w:i w:val="0"/>
@@ -2980,7 +3034,23 @@
           <w:i w:val="0"/>
           <w:iCs/>
         </w:rPr>
-        <w:t xml:space="preserve"> программы.</w:t>
+        <w:t xml:space="preserve"> </w:t>
+      </w:r>
+      <w:proofErr w:type="spellStart"/>
+      <w:r>
+        <w:rPr>
+          <w:i w:val="0"/>
+          <w:iCs/>
+        </w:rPr>
+        <w:t>программы</w:t>
+      </w:r>
+      <w:proofErr w:type="spellEnd"/>
+      <w:r>
+        <w:rPr>
+          <w:i w:val="0"/>
+          <w:iCs/>
+        </w:rPr>
+        <w:t>.</w:t>
       </w:r>
     </w:p>
     <w:p>
@@ -3113,7 +3183,39 @@
           <w:i w:val="0"/>
           <w:iCs/>
         </w:rPr>
-        <w:t xml:space="preserve">Вариант использования (use case) </w:t>
+        <w:t>Вариант использования (</w:t>
+      </w:r>
+      <w:proofErr w:type="spellStart"/>
+      <w:r>
+        <w:rPr>
+          <w:i w:val="0"/>
+          <w:iCs/>
+        </w:rPr>
+        <w:t>use</w:t>
+      </w:r>
+      <w:proofErr w:type="spellEnd"/>
+      <w:r>
+        <w:rPr>
+          <w:i w:val="0"/>
+          <w:iCs/>
+        </w:rPr>
+        <w:t xml:space="preserve"> </w:t>
+      </w:r>
+      <w:proofErr w:type="spellStart"/>
+      <w:r>
+        <w:rPr>
+          <w:i w:val="0"/>
+          <w:iCs/>
+        </w:rPr>
+        <w:t>case</w:t>
+      </w:r>
+      <w:proofErr w:type="spellEnd"/>
+      <w:r>
+        <w:rPr>
+          <w:i w:val="0"/>
+          <w:iCs/>
+        </w:rPr>
+        <w:t xml:space="preserve">) </w:t>
       </w:r>
       <w:r>
         <w:rPr>
@@ -3619,6 +3721,7 @@
         </w:rPr>
         <w:t xml:space="preserve"> интерфейса </w:t>
       </w:r>
+      <w:proofErr w:type="spellStart"/>
       <w:r>
         <w:rPr>
           <w:i w:val="0"/>
@@ -3628,6 +3731,7 @@
         </w:rPr>
         <w:t>IEmployeable</w:t>
       </w:r>
+      <w:proofErr w:type="spellEnd"/>
       <w:r>
         <w:rPr>
           <w:i w:val="0"/>
@@ -3652,6 +3756,7 @@
         </w:rPr>
         <w:t xml:space="preserve"> классов </w:t>
       </w:r>
+      <w:proofErr w:type="spellStart"/>
       <w:r>
         <w:rPr>
           <w:i w:val="0"/>
@@ -3661,6 +3766,7 @@
         </w:rPr>
         <w:t>EmployeBase</w:t>
       </w:r>
+      <w:proofErr w:type="spellEnd"/>
       <w:r>
         <w:rPr>
           <w:i w:val="0"/>
@@ -3669,6 +3775,7 @@
         </w:rPr>
         <w:t xml:space="preserve">, </w:t>
       </w:r>
+      <w:proofErr w:type="spellStart"/>
       <w:r>
         <w:rPr>
           <w:i w:val="0"/>
@@ -3678,6 +3785,7 @@
         </w:rPr>
         <w:t>SalaryEmployee</w:t>
       </w:r>
+      <w:proofErr w:type="spellEnd"/>
       <w:r>
         <w:rPr>
           <w:i w:val="0"/>
@@ -3686,6 +3794,7 @@
         </w:rPr>
         <w:t xml:space="preserve">, </w:t>
       </w:r>
+      <w:proofErr w:type="spellStart"/>
       <w:r>
         <w:rPr>
           <w:i w:val="0"/>
@@ -3695,6 +3804,7 @@
         </w:rPr>
         <w:t>WageEmployee</w:t>
       </w:r>
+      <w:proofErr w:type="spellEnd"/>
       <w:r>
         <w:rPr>
           <w:i w:val="0"/>
@@ -3720,6 +3830,7 @@
         </w:rPr>
         <w:t xml:space="preserve">Класс </w:t>
       </w:r>
+      <w:proofErr w:type="spellStart"/>
       <w:r>
         <w:rPr>
           <w:i w:val="0"/>
@@ -3729,6 +3840,7 @@
         </w:rPr>
         <w:t>EmployeBase</w:t>
       </w:r>
+      <w:proofErr w:type="spellEnd"/>
       <w:r>
         <w:rPr>
           <w:i w:val="0"/>
@@ -3761,6 +3873,7 @@
         </w:rPr>
         <w:t xml:space="preserve">он наследован от интерфейса </w:t>
       </w:r>
+      <w:proofErr w:type="spellStart"/>
       <w:r>
         <w:rPr>
           <w:i w:val="0"/>
@@ -3770,6 +3883,7 @@
         </w:rPr>
         <w:t>IEmployeable</w:t>
       </w:r>
+      <w:proofErr w:type="spellEnd"/>
       <w:r>
         <w:rPr>
           <w:i w:val="0"/>
@@ -3794,6 +3908,7 @@
         </w:rPr>
         <w:t xml:space="preserve">Классы </w:t>
       </w:r>
+      <w:proofErr w:type="spellStart"/>
       <w:r>
         <w:rPr>
           <w:i w:val="0"/>
@@ -3803,6 +3918,7 @@
         </w:rPr>
         <w:t>SalaryEmployee</w:t>
       </w:r>
+      <w:proofErr w:type="spellEnd"/>
       <w:r>
         <w:rPr>
           <w:szCs w:val="28"/>
@@ -3817,6 +3933,7 @@
         </w:rPr>
         <w:t xml:space="preserve">и </w:t>
       </w:r>
+      <w:proofErr w:type="spellStart"/>
       <w:r>
         <w:rPr>
           <w:i w:val="0"/>
@@ -3826,6 +3943,7 @@
         </w:rPr>
         <w:t>WageEmployee</w:t>
       </w:r>
+      <w:proofErr w:type="spellEnd"/>
       <w:r>
         <w:rPr>
           <w:szCs w:val="28"/>
@@ -3840,6 +3958,7 @@
         </w:rPr>
         <w:t xml:space="preserve">являются производными и наследуются от класса </w:t>
       </w:r>
+      <w:proofErr w:type="spellStart"/>
       <w:r>
         <w:rPr>
           <w:i w:val="0"/>
@@ -3849,6 +3968,7 @@
         </w:rPr>
         <w:t>EmployeBase</w:t>
       </w:r>
+      <w:proofErr w:type="spellEnd"/>
       <w:r>
         <w:rPr>
           <w:i w:val="0"/>
@@ -3890,6 +4010,7 @@
         </w:rPr>
         <w:t xml:space="preserve">Таблица 1 – Описание класса </w:t>
       </w:r>
+      <w:proofErr w:type="spellStart"/>
       <w:r>
         <w:rPr>
           <w:i w:val="0"/>
@@ -3899,6 +4020,7 @@
         </w:rPr>
         <w:t>IEmployeable</w:t>
       </w:r>
+      <w:proofErr w:type="spellEnd"/>
     </w:p>
     <w:tbl>
       <w:tblPr>
@@ -4061,6 +4183,7 @@
                 <w:szCs w:val="28"/>
               </w:rPr>
             </w:pPr>
+            <w:proofErr w:type="spellStart"/>
             <w:r>
               <w:rPr>
                 <w:b/>
@@ -4094,6 +4217,7 @@
               </w:rPr>
               <w:t>able</w:t>
             </w:r>
+            <w:proofErr w:type="spellEnd"/>
             <w:r>
               <w:rPr>
                 <w:szCs w:val="28"/>
@@ -4648,6 +4772,8 @@
               </w:rPr>
               <w:t xml:space="preserve">+ </w:t>
             </w:r>
+            <w:proofErr w:type="spellStart"/>
+            <w:proofErr w:type="gramStart"/>
             <w:r>
               <w:rPr>
                 <w:i w:val="0"/>
@@ -4655,7 +4781,27 @@
                 <w:szCs w:val="28"/>
                 <w:lang w:val="en-US"/>
               </w:rPr>
-              <w:t>CalculateSalary()</w:t>
+              <w:t>CalculateSalary</w:t>
+            </w:r>
+            <w:proofErr w:type="spellEnd"/>
+            <w:r>
+              <w:rPr>
+                <w:i w:val="0"/>
+                <w:iCs/>
+                <w:szCs w:val="28"/>
+                <w:lang w:val="en-US"/>
+              </w:rPr>
+              <w:t>(</w:t>
+            </w:r>
+            <w:proofErr w:type="gramEnd"/>
+            <w:r>
+              <w:rPr>
+                <w:i w:val="0"/>
+                <w:iCs/>
+                <w:szCs w:val="28"/>
+                <w:lang w:val="en-US"/>
+              </w:rPr>
+              <w:t>)</w:t>
             </w:r>
           </w:p>
         </w:tc>
@@ -4757,6 +4903,7 @@
         </w:rPr>
         <w:t xml:space="preserve"> – Описание класса </w:t>
       </w:r>
+      <w:proofErr w:type="spellStart"/>
       <w:r>
         <w:rPr>
           <w:i w:val="0"/>
@@ -4766,6 +4913,7 @@
         </w:rPr>
         <w:t>EmployeBase</w:t>
       </w:r>
+      <w:proofErr w:type="spellEnd"/>
     </w:p>
     <w:tbl>
       <w:tblPr>
@@ -4929,6 +5077,7 @@
                 <w:szCs w:val="28"/>
               </w:rPr>
             </w:pPr>
+            <w:proofErr w:type="spellStart"/>
             <w:r>
               <w:rPr>
                 <w:b/>
@@ -4940,6 +5089,7 @@
               </w:rPr>
               <w:t>EmployeBase</w:t>
             </w:r>
+            <w:proofErr w:type="spellEnd"/>
             <w:r>
               <w:rPr>
                 <w:szCs w:val="28"/>
@@ -5026,8 +5176,18 @@
                 <w:iCs/>
                 <w:szCs w:val="28"/>
               </w:rPr>
-              <w:t>– _firstName</w:t>
-            </w:r>
+              <w:t>– _</w:t>
+            </w:r>
+            <w:proofErr w:type="spellStart"/>
+            <w:r>
+              <w:rPr>
+                <w:i w:val="0"/>
+                <w:iCs/>
+                <w:szCs w:val="28"/>
+              </w:rPr>
+              <w:t>firstName</w:t>
+            </w:r>
+            <w:proofErr w:type="spellEnd"/>
           </w:p>
         </w:tc>
         <w:tc>
@@ -5123,6 +5283,7 @@
               </w:rPr>
               <w:t>la</w:t>
             </w:r>
+            <w:proofErr w:type="spellStart"/>
             <w:r>
               <w:rPr>
                 <w:i w:val="0"/>
@@ -5131,6 +5292,7 @@
               </w:rPr>
               <w:t>stName</w:t>
             </w:r>
+            <w:proofErr w:type="spellEnd"/>
           </w:p>
         </w:tc>
         <w:tc>
@@ -5921,6 +6083,8 @@
               </w:rPr>
               <w:t xml:space="preserve">+ </w:t>
             </w:r>
+            <w:proofErr w:type="spellStart"/>
+            <w:proofErr w:type="gramStart"/>
             <w:r>
               <w:rPr>
                 <w:i w:val="0"/>
@@ -5928,7 +6092,27 @@
                 <w:szCs w:val="28"/>
                 <w:lang w:val="en-US"/>
               </w:rPr>
-              <w:t>CalculateSalary()</w:t>
+              <w:t>CalculateSalary</w:t>
+            </w:r>
+            <w:proofErr w:type="spellEnd"/>
+            <w:r>
+              <w:rPr>
+                <w:i w:val="0"/>
+                <w:iCs/>
+                <w:szCs w:val="28"/>
+                <w:lang w:val="en-US"/>
+              </w:rPr>
+              <w:t>(</w:t>
+            </w:r>
+            <w:proofErr w:type="gramEnd"/>
+            <w:r>
+              <w:rPr>
+                <w:i w:val="0"/>
+                <w:iCs/>
+                <w:szCs w:val="28"/>
+                <w:lang w:val="en-US"/>
+              </w:rPr>
+              <w:t>)</w:t>
             </w:r>
           </w:p>
         </w:tc>
@@ -6015,7 +6199,38 @@
                 <w:szCs w:val="28"/>
                 <w:lang w:val="en-US"/>
               </w:rPr>
-              <w:t># ValidateRange(double, string, int, int, string)</w:t>
+              <w:t xml:space="preserve"># </w:t>
+            </w:r>
+            <w:proofErr w:type="spellStart"/>
+            <w:proofErr w:type="gramStart"/>
+            <w:r>
+              <w:rPr>
+                <w:i w:val="0"/>
+                <w:iCs/>
+                <w:szCs w:val="28"/>
+                <w:lang w:val="en-US"/>
+              </w:rPr>
+              <w:t>ValidateRange</w:t>
+            </w:r>
+            <w:proofErr w:type="spellEnd"/>
+            <w:r>
+              <w:rPr>
+                <w:i w:val="0"/>
+                <w:iCs/>
+                <w:szCs w:val="28"/>
+                <w:lang w:val="en-US"/>
+              </w:rPr>
+              <w:t>(</w:t>
+            </w:r>
+            <w:proofErr w:type="gramEnd"/>
+            <w:r>
+              <w:rPr>
+                <w:i w:val="0"/>
+                <w:iCs/>
+                <w:szCs w:val="28"/>
+                <w:lang w:val="en-US"/>
+              </w:rPr>
+              <w:t>double, string, int, int, string)</w:t>
             </w:r>
           </w:p>
         </w:tc>
@@ -6111,7 +6326,27 @@
                 <w:szCs w:val="28"/>
                 <w:lang w:val="en-US"/>
               </w:rPr>
-              <w:t>– FormatString(string)</w:t>
+              <w:t xml:space="preserve">– </w:t>
+            </w:r>
+            <w:proofErr w:type="spellStart"/>
+            <w:r>
+              <w:rPr>
+                <w:i w:val="0"/>
+                <w:iCs/>
+                <w:szCs w:val="28"/>
+                <w:lang w:val="en-US"/>
+              </w:rPr>
+              <w:t>FormatString</w:t>
+            </w:r>
+            <w:proofErr w:type="spellEnd"/>
+            <w:r>
+              <w:rPr>
+                <w:i w:val="0"/>
+                <w:iCs/>
+                <w:szCs w:val="28"/>
+                <w:lang w:val="en-US"/>
+              </w:rPr>
+              <w:t>(string)</w:t>
             </w:r>
           </w:p>
         </w:tc>
@@ -6198,7 +6433,38 @@
                 <w:szCs w:val="28"/>
                 <w:lang w:val="en-US"/>
               </w:rPr>
-              <w:t># ValidateStringField(string, string)</w:t>
+              <w:t xml:space="preserve"># </w:t>
+            </w:r>
+            <w:proofErr w:type="spellStart"/>
+            <w:proofErr w:type="gramStart"/>
+            <w:r>
+              <w:rPr>
+                <w:i w:val="0"/>
+                <w:iCs/>
+                <w:szCs w:val="28"/>
+                <w:lang w:val="en-US"/>
+              </w:rPr>
+              <w:t>ValidateStringField</w:t>
+            </w:r>
+            <w:proofErr w:type="spellEnd"/>
+            <w:r>
+              <w:rPr>
+                <w:i w:val="0"/>
+                <w:iCs/>
+                <w:szCs w:val="28"/>
+                <w:lang w:val="en-US"/>
+              </w:rPr>
+              <w:t>(</w:t>
+            </w:r>
+            <w:proofErr w:type="gramEnd"/>
+            <w:r>
+              <w:rPr>
+                <w:i w:val="0"/>
+                <w:iCs/>
+                <w:szCs w:val="28"/>
+                <w:lang w:val="en-US"/>
+              </w:rPr>
+              <w:t>string, string)</w:t>
             </w:r>
           </w:p>
         </w:tc>
@@ -6292,6 +6558,7 @@
         </w:rPr>
         <w:t xml:space="preserve"> – Описание класса </w:t>
       </w:r>
+      <w:proofErr w:type="spellStart"/>
       <w:r>
         <w:rPr>
           <w:i w:val="0"/>
@@ -6301,6 +6568,7 @@
         </w:rPr>
         <w:t>SalaryEmployee</w:t>
       </w:r>
+      <w:proofErr w:type="spellEnd"/>
     </w:p>
     <w:tbl>
       <w:tblPr>
@@ -6463,6 +6731,7 @@
                 <w:szCs w:val="28"/>
               </w:rPr>
             </w:pPr>
+            <w:proofErr w:type="spellStart"/>
             <w:r>
               <w:rPr>
                 <w:b/>
@@ -6474,6 +6743,7 @@
               </w:rPr>
               <w:t>SalaryEmployee</w:t>
             </w:r>
+            <w:proofErr w:type="spellEnd"/>
             <w:r>
               <w:rPr>
                 <w:szCs w:val="28"/>
@@ -6576,6 +6846,7 @@
               </w:rPr>
               <w:t>– _</w:t>
             </w:r>
+            <w:proofErr w:type="spellStart"/>
             <w:r>
               <w:rPr>
                 <w:i w:val="0"/>
@@ -6585,6 +6856,7 @@
               </w:rPr>
               <w:t>commissionCharge</w:t>
             </w:r>
+            <w:proofErr w:type="spellEnd"/>
           </w:p>
         </w:tc>
         <w:tc>
@@ -7023,6 +7295,8 @@
               </w:rPr>
               <w:t xml:space="preserve">+ </w:t>
             </w:r>
+            <w:proofErr w:type="spellStart"/>
+            <w:proofErr w:type="gramStart"/>
             <w:r>
               <w:rPr>
                 <w:i w:val="0"/>
@@ -7030,7 +7304,27 @@
                 <w:szCs w:val="28"/>
                 <w:lang w:val="en-US"/>
               </w:rPr>
-              <w:t>CalculateSalary()</w:t>
+              <w:t>CalculateSalary</w:t>
+            </w:r>
+            <w:proofErr w:type="spellEnd"/>
+            <w:r>
+              <w:rPr>
+                <w:i w:val="0"/>
+                <w:iCs/>
+                <w:szCs w:val="28"/>
+                <w:lang w:val="en-US"/>
+              </w:rPr>
+              <w:t>(</w:t>
+            </w:r>
+            <w:proofErr w:type="gramEnd"/>
+            <w:r>
+              <w:rPr>
+                <w:i w:val="0"/>
+                <w:iCs/>
+                <w:szCs w:val="28"/>
+                <w:lang w:val="en-US"/>
+              </w:rPr>
+              <w:t>)</w:t>
             </w:r>
           </w:p>
         </w:tc>
@@ -7140,6 +7434,7 @@
         </w:rPr>
         <w:t xml:space="preserve"> – Описание класса </w:t>
       </w:r>
+      <w:proofErr w:type="spellStart"/>
       <w:r>
         <w:rPr>
           <w:i w:val="0"/>
@@ -7149,6 +7444,7 @@
         </w:rPr>
         <w:t>WageEmployee</w:t>
       </w:r>
+      <w:proofErr w:type="spellEnd"/>
     </w:p>
     <w:tbl>
       <w:tblPr>
@@ -7312,6 +7608,7 @@
                 <w:szCs w:val="28"/>
               </w:rPr>
             </w:pPr>
+            <w:proofErr w:type="spellStart"/>
             <w:r>
               <w:rPr>
                 <w:i w:val="0"/>
@@ -7321,6 +7618,7 @@
               </w:rPr>
               <w:t>WageEmployee</w:t>
             </w:r>
+            <w:proofErr w:type="spellEnd"/>
             <w:r>
               <w:rPr>
                 <w:szCs w:val="28"/>
@@ -7407,6 +7705,7 @@
               </w:rPr>
               <w:t>– _</w:t>
             </w:r>
+            <w:proofErr w:type="spellStart"/>
             <w:r>
               <w:rPr>
                 <w:i w:val="0"/>
@@ -7416,6 +7715,7 @@
               </w:rPr>
               <w:t>hourCount</w:t>
             </w:r>
+            <w:proofErr w:type="spellEnd"/>
           </w:p>
         </w:tc>
         <w:tc>
@@ -7630,8 +7930,19 @@
                 <w:szCs w:val="28"/>
                 <w:lang w:val="en-US"/>
               </w:rPr>
-              <w:t>+ HourCount</w:t>
-            </w:r>
+              <w:t xml:space="preserve">+ </w:t>
+            </w:r>
+            <w:proofErr w:type="spellStart"/>
+            <w:r>
+              <w:rPr>
+                <w:i w:val="0"/>
+                <w:iCs/>
+                <w:szCs w:val="28"/>
+                <w:lang w:val="en-US"/>
+              </w:rPr>
+              <w:t>HourCount</w:t>
+            </w:r>
+            <w:proofErr w:type="spellEnd"/>
           </w:p>
         </w:tc>
         <w:tc>
@@ -7845,6 +8156,8 @@
               </w:rPr>
               <w:t xml:space="preserve">+ </w:t>
             </w:r>
+            <w:proofErr w:type="spellStart"/>
+            <w:proofErr w:type="gramStart"/>
             <w:r>
               <w:rPr>
                 <w:i w:val="0"/>
@@ -7852,7 +8165,27 @@
                 <w:szCs w:val="28"/>
                 <w:lang w:val="en-US"/>
               </w:rPr>
-              <w:t>CalculateSalary()</w:t>
+              <w:t>CalculateSalary</w:t>
+            </w:r>
+            <w:proofErr w:type="spellEnd"/>
+            <w:r>
+              <w:rPr>
+                <w:i w:val="0"/>
+                <w:iCs/>
+                <w:szCs w:val="28"/>
+                <w:lang w:val="en-US"/>
+              </w:rPr>
+              <w:t>(</w:t>
+            </w:r>
+            <w:proofErr w:type="gramEnd"/>
+            <w:r>
+              <w:rPr>
+                <w:i w:val="0"/>
+                <w:iCs/>
+                <w:szCs w:val="28"/>
+                <w:lang w:val="en-US"/>
+              </w:rPr>
+              <w:t>)</w:t>
             </w:r>
           </w:p>
         </w:tc>
@@ -9337,7 +9670,16 @@
           <w:iCs/>
           <w:szCs w:val="28"/>
         </w:rPr>
-        <w:t xml:space="preserve">в формате </w:t>
+        <w:t xml:space="preserve">в </w:t>
+      </w:r>
+      <w:proofErr w:type="gramStart"/>
+      <w:r>
+        <w:rPr>
+          <w:i w:val="0"/>
+          <w:iCs/>
+          <w:szCs w:val="28"/>
+        </w:rPr>
+        <w:t xml:space="preserve">формате </w:t>
       </w:r>
       <w:r>
         <w:rPr>
@@ -9347,6 +9689,7 @@
         </w:rPr>
         <w:t>.</w:t>
       </w:r>
+      <w:proofErr w:type="spellStart"/>
       <w:r>
         <w:rPr>
           <w:i w:val="0"/>
@@ -9356,6 +9699,8 @@
         </w:rPr>
         <w:t>viktor</w:t>
       </w:r>
+      <w:proofErr w:type="spellEnd"/>
+      <w:proofErr w:type="gramEnd"/>
       <w:r>
         <w:rPr>
           <w:i w:val="0"/>
@@ -9415,6 +9760,7 @@
         </w:rPr>
         <w:t>.</w:t>
       </w:r>
+      <w:proofErr w:type="spellStart"/>
       <w:r>
         <w:rPr>
           <w:i w:val="0"/>
@@ -9424,6 +9770,7 @@
         </w:rPr>
         <w:t>yyyy</w:t>
       </w:r>
+      <w:proofErr w:type="spellEnd"/>
       <w:r>
         <w:rPr>
           <w:i w:val="0"/>
@@ -9432,6 +9779,7 @@
         </w:rPr>
         <w:t>_</w:t>
       </w:r>
+      <w:proofErr w:type="spellStart"/>
       <w:r>
         <w:rPr>
           <w:i w:val="0"/>
@@ -9441,6 +9789,7 @@
         </w:rPr>
         <w:t>hh</w:t>
       </w:r>
+      <w:proofErr w:type="spellEnd"/>
       <w:r>
         <w:rPr>
           <w:i w:val="0"/>
@@ -9603,8 +9952,18 @@
           <w:iCs/>
           <w:szCs w:val="28"/>
         </w:rPr>
-        <w:t>Для загрузки данных в таблицу необходимо нажать на кнопку «Открыть» во вкладке «Файл». После чего откроется системный диалог загрузки файла в формате .</w:t>
-      </w:r>
+        <w:t xml:space="preserve">Для загрузки данных в таблицу необходимо нажать на кнопку «Открыть» во вкладке «Файл». После чего откроется системный диалог загрузки файла в </w:t>
+      </w:r>
+      <w:proofErr w:type="gramStart"/>
+      <w:r>
+        <w:rPr>
+          <w:i w:val="0"/>
+          <w:iCs/>
+          <w:szCs w:val="28"/>
+        </w:rPr>
+        <w:t>формате .</w:t>
+      </w:r>
+      <w:proofErr w:type="spellStart"/>
       <w:r>
         <w:rPr>
           <w:i w:val="0"/>
@@ -9614,6 +9973,8 @@
         </w:rPr>
         <w:t>viktor</w:t>
       </w:r>
+      <w:proofErr w:type="spellEnd"/>
+      <w:proofErr w:type="gramEnd"/>
       <w:r>
         <w:rPr>
           <w:i w:val="0"/>
@@ -9951,13 +10312,113 @@
           <w:lang w:val="ru-RU"/>
         </w:rPr>
       </w:pPr>
+      <w:proofErr w:type="spellStart"/>
       <w:r>
         <w:rPr>
           <w:i w:val="0"/>
           <w:iCs/>
           <w:lang w:val="ru-RU"/>
         </w:rPr>
-        <w:t xml:space="preserve">Калентьев, А. А. Новые технологии в программировании : учебное пособие / А. А. Калентьев, Д. В. Гарайс, А. Е. Гориянов. – Томск : Эль Контент, 2014. – 176 с. – </w:t>
+        <w:t>Калентьев</w:t>
+      </w:r>
+      <w:proofErr w:type="spellEnd"/>
+      <w:r>
+        <w:rPr>
+          <w:i w:val="0"/>
+          <w:iCs/>
+          <w:lang w:val="ru-RU"/>
+        </w:rPr>
+        <w:t xml:space="preserve">, А. А. Новые технологии в </w:t>
+      </w:r>
+      <w:proofErr w:type="gramStart"/>
+      <w:r>
+        <w:rPr>
+          <w:i w:val="0"/>
+          <w:iCs/>
+          <w:lang w:val="ru-RU"/>
+        </w:rPr>
+        <w:t>программировании :</w:t>
+      </w:r>
+      <w:proofErr w:type="gramEnd"/>
+      <w:r>
+        <w:rPr>
+          <w:i w:val="0"/>
+          <w:iCs/>
+          <w:lang w:val="ru-RU"/>
+        </w:rPr>
+        <w:t xml:space="preserve"> учебное пособие / А. А. </w:t>
+      </w:r>
+      <w:proofErr w:type="spellStart"/>
+      <w:r>
+        <w:rPr>
+          <w:i w:val="0"/>
+          <w:iCs/>
+          <w:lang w:val="ru-RU"/>
+        </w:rPr>
+        <w:t>Калентьев</w:t>
+      </w:r>
+      <w:proofErr w:type="spellEnd"/>
+      <w:r>
+        <w:rPr>
+          <w:i w:val="0"/>
+          <w:iCs/>
+          <w:lang w:val="ru-RU"/>
+        </w:rPr>
+        <w:t xml:space="preserve">, Д. В. </w:t>
+      </w:r>
+      <w:proofErr w:type="spellStart"/>
+      <w:r>
+        <w:rPr>
+          <w:i w:val="0"/>
+          <w:iCs/>
+          <w:lang w:val="ru-RU"/>
+        </w:rPr>
+        <w:t>Гарайс</w:t>
+      </w:r>
+      <w:proofErr w:type="spellEnd"/>
+      <w:r>
+        <w:rPr>
+          <w:i w:val="0"/>
+          <w:iCs/>
+          <w:lang w:val="ru-RU"/>
+        </w:rPr>
+        <w:t xml:space="preserve">, А. Е. </w:t>
+      </w:r>
+      <w:proofErr w:type="spellStart"/>
+      <w:r>
+        <w:rPr>
+          <w:i w:val="0"/>
+          <w:iCs/>
+          <w:lang w:val="ru-RU"/>
+        </w:rPr>
+        <w:t>Гориянов</w:t>
+      </w:r>
+      <w:proofErr w:type="spellEnd"/>
+      <w:r>
+        <w:rPr>
+          <w:i w:val="0"/>
+          <w:iCs/>
+          <w:lang w:val="ru-RU"/>
+        </w:rPr>
+        <w:t xml:space="preserve">. – </w:t>
+      </w:r>
+      <w:proofErr w:type="gramStart"/>
+      <w:r>
+        <w:rPr>
+          <w:i w:val="0"/>
+          <w:iCs/>
+          <w:lang w:val="ru-RU"/>
+        </w:rPr>
+        <w:t>Томск :</w:t>
+      </w:r>
+      <w:proofErr w:type="gramEnd"/>
+      <w:r>
+        <w:rPr>
+          <w:i w:val="0"/>
+          <w:iCs/>
+          <w:lang w:val="ru-RU"/>
+        </w:rPr>
+        <w:t xml:space="preserve"> Эль Контент, 2014. – 176 с. – </w:t>
       </w:r>
       <w:r>
         <w:rPr>
@@ -10370,7 +10831,25 @@
           <w:iCs/>
           <w:szCs w:val="28"/>
         </w:rPr>
-        <w:t>Заказчик: к.т.н., доцент Калентьев А.А.</w:t>
+        <w:t xml:space="preserve">Заказчик: к.т.н., доцент </w:t>
+      </w:r>
+      <w:proofErr w:type="spellStart"/>
+      <w:r>
+        <w:rPr>
+          <w:i w:val="0"/>
+          <w:iCs/>
+          <w:szCs w:val="28"/>
+        </w:rPr>
+        <w:t>Калентьев</w:t>
+      </w:r>
+      <w:proofErr w:type="spellEnd"/>
+      <w:r>
+        <w:rPr>
+          <w:i w:val="0"/>
+          <w:iCs/>
+          <w:szCs w:val="28"/>
+        </w:rPr>
+        <w:t xml:space="preserve"> А.А.</w:t>
       </w:r>
     </w:p>
     <w:p>
@@ -10696,7 +11175,25 @@
           <w:iCs/>
           <w:szCs w:val="28"/>
         </w:rPr>
-        <w:t>Заказчик: к.т.н., доцент Калентьев А.А.</w:t>
+        <w:t xml:space="preserve">Заказчик: к.т.н., доцент </w:t>
+      </w:r>
+      <w:proofErr w:type="spellStart"/>
+      <w:r>
+        <w:rPr>
+          <w:i w:val="0"/>
+          <w:iCs/>
+          <w:szCs w:val="28"/>
+        </w:rPr>
+        <w:t>Калентьев</w:t>
+      </w:r>
+      <w:proofErr w:type="spellEnd"/>
+      <w:r>
+        <w:rPr>
+          <w:i w:val="0"/>
+          <w:iCs/>
+          <w:szCs w:val="28"/>
+        </w:rPr>
+        <w:t xml:space="preserve"> А.А.</w:t>
       </w:r>
     </w:p>
     <w:p>
@@ -10837,17 +11334,8 @@
           <w:i w:val="0"/>
           <w:iCs/>
           <w:szCs w:val="28"/>
-          <w:lang w:val="en-US"/>
-        </w:rPr>
-        <w:t>0</w:t>
-      </w:r>
-      <w:r>
-        <w:rPr>
-          <w:i w:val="0"/>
-          <w:iCs/>
-          <w:szCs w:val="28"/>
-        </w:rPr>
-        <w:t>9</w:t>
+        </w:rPr>
+        <w:t>23</w:t>
       </w:r>
       <w:r>
         <w:rPr>
@@ -12583,8 +13071,18 @@
           <w:iCs/>
           <w:szCs w:val="28"/>
         </w:rPr>
-        <w:t>Данные о сотрудниках должны храниться в формате *.</w:t>
-      </w:r>
+        <w:t xml:space="preserve">Данные о сотрудниках должны храниться в формате </w:t>
+      </w:r>
+      <w:proofErr w:type="gramStart"/>
+      <w:r>
+        <w:rPr>
+          <w:i w:val="0"/>
+          <w:iCs/>
+          <w:szCs w:val="28"/>
+        </w:rPr>
+        <w:t>*.</w:t>
+      </w:r>
+      <w:proofErr w:type="spellStart"/>
       <w:r>
         <w:rPr>
           <w:i w:val="0"/>
@@ -12594,6 +13092,8 @@
         </w:rPr>
         <w:t>viktor</w:t>
       </w:r>
+      <w:proofErr w:type="spellEnd"/>
+      <w:proofErr w:type="gramEnd"/>
       <w:r>
         <w:rPr>
           <w:i w:val="0"/>
@@ -12807,18 +13307,19 @@
           <w:szCs w:val="28"/>
           <w:lang w:val="en-US"/>
         </w:rPr>
-        <w:t xml:space="preserve">      "FirstName": { "type": "string", "minLength": 1 },</w:t>
-      </w:r>
-    </w:p>
-    <w:p>
-      <w:pPr>
+        <w:t xml:space="preserve">      "FirstName": </w:t>
+      </w:r>
+      <w:proofErr w:type="gramStart"/>
+      <w:r>
         <w:rPr>
           <w:i w:val="0"/>
           <w:iCs/>
           <w:szCs w:val="28"/>
           <w:lang w:val="en-US"/>
         </w:rPr>
-      </w:pPr>
+        <w:t>{ "</w:t>
+      </w:r>
+      <w:proofErr w:type="gramEnd"/>
       <w:r>
         <w:rPr>
           <w:i w:val="0"/>
@@ -12826,18 +13327,19 @@
           <w:szCs w:val="28"/>
           <w:lang w:val="en-US"/>
         </w:rPr>
-        <w:t xml:space="preserve">      "LastName": { "type": "string", "minLength": 1 },</w:t>
-      </w:r>
-    </w:p>
-    <w:p>
-      <w:pPr>
+        <w:t>type": "string", "</w:t>
+      </w:r>
+      <w:proofErr w:type="spellStart"/>
+      <w:r>
         <w:rPr>
           <w:i w:val="0"/>
           <w:iCs/>
           <w:szCs w:val="28"/>
           <w:lang w:val="en-US"/>
         </w:rPr>
-      </w:pPr>
+        <w:t>minLength</w:t>
+      </w:r>
+      <w:proofErr w:type="spellEnd"/>
       <w:r>
         <w:rPr>
           <w:i w:val="0"/>
@@ -12845,18 +13347,19 @@
           <w:szCs w:val="28"/>
           <w:lang w:val="en-US"/>
         </w:rPr>
-        <w:t xml:space="preserve">      "Age": { "type": "integer", "minimum": 18 },</w:t>
-      </w:r>
-    </w:p>
-    <w:p>
-      <w:pPr>
+        <w:t xml:space="preserve">": </w:t>
+      </w:r>
+      <w:proofErr w:type="gramStart"/>
+      <w:r>
         <w:rPr>
           <w:i w:val="0"/>
           <w:iCs/>
           <w:szCs w:val="28"/>
           <w:lang w:val="en-US"/>
         </w:rPr>
-      </w:pPr>
+        <w:t>1 }</w:t>
+      </w:r>
+      <w:proofErr w:type="gramEnd"/>
       <w:r>
         <w:rPr>
           <w:i w:val="0"/>
@@ -12864,7 +13367,7 @@
           <w:szCs w:val="28"/>
           <w:lang w:val="en-US"/>
         </w:rPr>
-        <w:t xml:space="preserve">      "Gender": { "type": "integer", "enum": [0, 1] },</w:t>
+        <w:t>,</w:t>
       </w:r>
     </w:p>
     <w:p>
@@ -12883,18 +13386,19 @@
           <w:szCs w:val="28"/>
           <w:lang w:val="en-US"/>
         </w:rPr>
-        <w:t xml:space="preserve">      "Profession": { "type": "string", "minLength": 1 },</w:t>
-      </w:r>
-    </w:p>
-    <w:p>
-      <w:pPr>
+        <w:t xml:space="preserve">      "LastName": </w:t>
+      </w:r>
+      <w:proofErr w:type="gramStart"/>
+      <w:r>
         <w:rPr>
           <w:i w:val="0"/>
           <w:iCs/>
           <w:szCs w:val="28"/>
           <w:lang w:val="en-US"/>
         </w:rPr>
-      </w:pPr>
+        <w:t>{ "</w:t>
+      </w:r>
+      <w:proofErr w:type="gramEnd"/>
       <w:r>
         <w:rPr>
           <w:i w:val="0"/>
@@ -12902,18 +13406,19 @@
           <w:szCs w:val="28"/>
           <w:lang w:val="en-US"/>
         </w:rPr>
-        <w:t xml:space="preserve">      "HourCount": { "type": "number", "minimum": 0 },</w:t>
-      </w:r>
-    </w:p>
-    <w:p>
-      <w:pPr>
+        <w:t>type": "string", "</w:t>
+      </w:r>
+      <w:proofErr w:type="spellStart"/>
+      <w:r>
         <w:rPr>
           <w:i w:val="0"/>
           <w:iCs/>
           <w:szCs w:val="28"/>
           <w:lang w:val="en-US"/>
         </w:rPr>
-      </w:pPr>
+        <w:t>minLength</w:t>
+      </w:r>
+      <w:proofErr w:type="spellEnd"/>
       <w:r>
         <w:rPr>
           <w:i w:val="0"/>
@@ -12921,18 +13426,19 @@
           <w:szCs w:val="28"/>
           <w:lang w:val="en-US"/>
         </w:rPr>
-        <w:t xml:space="preserve">      "Wage": { "type": "number", "minimum": 0 },</w:t>
-      </w:r>
-    </w:p>
-    <w:p>
-      <w:pPr>
+        <w:t xml:space="preserve">": </w:t>
+      </w:r>
+      <w:proofErr w:type="gramStart"/>
+      <w:r>
         <w:rPr>
           <w:i w:val="0"/>
           <w:iCs/>
           <w:szCs w:val="28"/>
           <w:lang w:val="en-US"/>
         </w:rPr>
-      </w:pPr>
+        <w:t>1 }</w:t>
+      </w:r>
+      <w:proofErr w:type="gramEnd"/>
       <w:r>
         <w:rPr>
           <w:i w:val="0"/>
@@ -12940,7 +13446,7 @@
           <w:szCs w:val="28"/>
           <w:lang w:val="en-US"/>
         </w:rPr>
-        <w:t xml:space="preserve">      "Salary": { "type": "number", "minimum": 0 },</w:t>
+        <w:t>,</w:t>
       </w:r>
     </w:p>
     <w:p>
@@ -12959,18 +13465,19 @@
           <w:szCs w:val="28"/>
           <w:lang w:val="en-US"/>
         </w:rPr>
-        <w:t xml:space="preserve">      "Commission": { "type": "number", "minimum": 0 }</w:t>
-      </w:r>
-    </w:p>
-    <w:p>
-      <w:pPr>
+        <w:t xml:space="preserve">      "Age": </w:t>
+      </w:r>
+      <w:proofErr w:type="gramStart"/>
+      <w:r>
         <w:rPr>
           <w:i w:val="0"/>
           <w:iCs/>
           <w:szCs w:val="28"/>
           <w:lang w:val="en-US"/>
         </w:rPr>
-      </w:pPr>
+        <w:t>{ "</w:t>
+      </w:r>
+      <w:proofErr w:type="gramEnd"/>
       <w:r>
         <w:rPr>
           <w:i w:val="0"/>
@@ -12978,6 +13485,450 @@
           <w:szCs w:val="28"/>
           <w:lang w:val="en-US"/>
         </w:rPr>
+        <w:t xml:space="preserve">type": "integer", "minimum": </w:t>
+      </w:r>
+      <w:proofErr w:type="gramStart"/>
+      <w:r>
+        <w:rPr>
+          <w:i w:val="0"/>
+          <w:iCs/>
+          <w:szCs w:val="28"/>
+          <w:lang w:val="en-US"/>
+        </w:rPr>
+        <w:t>18 }</w:t>
+      </w:r>
+      <w:proofErr w:type="gramEnd"/>
+      <w:r>
+        <w:rPr>
+          <w:i w:val="0"/>
+          <w:iCs/>
+          <w:szCs w:val="28"/>
+          <w:lang w:val="en-US"/>
+        </w:rPr>
+        <w:t>,</w:t>
+      </w:r>
+    </w:p>
+    <w:p>
+      <w:pPr>
+        <w:rPr>
+          <w:i w:val="0"/>
+          <w:iCs/>
+          <w:szCs w:val="28"/>
+          <w:lang w:val="en-US"/>
+        </w:rPr>
+      </w:pPr>
+      <w:r>
+        <w:rPr>
+          <w:i w:val="0"/>
+          <w:iCs/>
+          <w:szCs w:val="28"/>
+          <w:lang w:val="en-US"/>
+        </w:rPr>
+        <w:t xml:space="preserve">      "Gender": </w:t>
+      </w:r>
+      <w:proofErr w:type="gramStart"/>
+      <w:r>
+        <w:rPr>
+          <w:i w:val="0"/>
+          <w:iCs/>
+          <w:szCs w:val="28"/>
+          <w:lang w:val="en-US"/>
+        </w:rPr>
+        <w:t>{ "</w:t>
+      </w:r>
+      <w:proofErr w:type="gramEnd"/>
+      <w:r>
+        <w:rPr>
+          <w:i w:val="0"/>
+          <w:iCs/>
+          <w:szCs w:val="28"/>
+          <w:lang w:val="en-US"/>
+        </w:rPr>
+        <w:t>type": "integer", "</w:t>
+      </w:r>
+      <w:proofErr w:type="spellStart"/>
+      <w:r>
+        <w:rPr>
+          <w:i w:val="0"/>
+          <w:iCs/>
+          <w:szCs w:val="28"/>
+          <w:lang w:val="en-US"/>
+        </w:rPr>
+        <w:t>enum</w:t>
+      </w:r>
+      <w:proofErr w:type="spellEnd"/>
+      <w:r>
+        <w:rPr>
+          <w:i w:val="0"/>
+          <w:iCs/>
+          <w:szCs w:val="28"/>
+          <w:lang w:val="en-US"/>
+        </w:rPr>
+        <w:t>": [0, 1</w:t>
+      </w:r>
+      <w:proofErr w:type="gramStart"/>
+      <w:r>
+        <w:rPr>
+          <w:i w:val="0"/>
+          <w:iCs/>
+          <w:szCs w:val="28"/>
+          <w:lang w:val="en-US"/>
+        </w:rPr>
+        <w:t>] }</w:t>
+      </w:r>
+      <w:proofErr w:type="gramEnd"/>
+      <w:r>
+        <w:rPr>
+          <w:i w:val="0"/>
+          <w:iCs/>
+          <w:szCs w:val="28"/>
+          <w:lang w:val="en-US"/>
+        </w:rPr>
+        <w:t>,</w:t>
+      </w:r>
+    </w:p>
+    <w:p>
+      <w:pPr>
+        <w:rPr>
+          <w:i w:val="0"/>
+          <w:iCs/>
+          <w:szCs w:val="28"/>
+          <w:lang w:val="en-US"/>
+        </w:rPr>
+      </w:pPr>
+      <w:r>
+        <w:rPr>
+          <w:i w:val="0"/>
+          <w:iCs/>
+          <w:szCs w:val="28"/>
+          <w:lang w:val="en-US"/>
+        </w:rPr>
+        <w:t xml:space="preserve">      "Profession": </w:t>
+      </w:r>
+      <w:proofErr w:type="gramStart"/>
+      <w:r>
+        <w:rPr>
+          <w:i w:val="0"/>
+          <w:iCs/>
+          <w:szCs w:val="28"/>
+          <w:lang w:val="en-US"/>
+        </w:rPr>
+        <w:t>{ "</w:t>
+      </w:r>
+      <w:proofErr w:type="gramEnd"/>
+      <w:r>
+        <w:rPr>
+          <w:i w:val="0"/>
+          <w:iCs/>
+          <w:szCs w:val="28"/>
+          <w:lang w:val="en-US"/>
+        </w:rPr>
+        <w:t>type": "string", "</w:t>
+      </w:r>
+      <w:proofErr w:type="spellStart"/>
+      <w:r>
+        <w:rPr>
+          <w:i w:val="0"/>
+          <w:iCs/>
+          <w:szCs w:val="28"/>
+          <w:lang w:val="en-US"/>
+        </w:rPr>
+        <w:t>minLength</w:t>
+      </w:r>
+      <w:proofErr w:type="spellEnd"/>
+      <w:r>
+        <w:rPr>
+          <w:i w:val="0"/>
+          <w:iCs/>
+          <w:szCs w:val="28"/>
+          <w:lang w:val="en-US"/>
+        </w:rPr>
+        <w:t xml:space="preserve">": </w:t>
+      </w:r>
+      <w:proofErr w:type="gramStart"/>
+      <w:r>
+        <w:rPr>
+          <w:i w:val="0"/>
+          <w:iCs/>
+          <w:szCs w:val="28"/>
+          <w:lang w:val="en-US"/>
+        </w:rPr>
+        <w:t>1 }</w:t>
+      </w:r>
+      <w:proofErr w:type="gramEnd"/>
+      <w:r>
+        <w:rPr>
+          <w:i w:val="0"/>
+          <w:iCs/>
+          <w:szCs w:val="28"/>
+          <w:lang w:val="en-US"/>
+        </w:rPr>
+        <w:t>,</w:t>
+      </w:r>
+    </w:p>
+    <w:p>
+      <w:pPr>
+        <w:rPr>
+          <w:i w:val="0"/>
+          <w:iCs/>
+          <w:szCs w:val="28"/>
+          <w:lang w:val="en-US"/>
+        </w:rPr>
+      </w:pPr>
+      <w:r>
+        <w:rPr>
+          <w:i w:val="0"/>
+          <w:iCs/>
+          <w:szCs w:val="28"/>
+          <w:lang w:val="en-US"/>
+        </w:rPr>
+        <w:t xml:space="preserve">      "</w:t>
+      </w:r>
+      <w:proofErr w:type="spellStart"/>
+      <w:r>
+        <w:rPr>
+          <w:i w:val="0"/>
+          <w:iCs/>
+          <w:szCs w:val="28"/>
+          <w:lang w:val="en-US"/>
+        </w:rPr>
+        <w:t>HourCount</w:t>
+      </w:r>
+      <w:proofErr w:type="spellEnd"/>
+      <w:r>
+        <w:rPr>
+          <w:i w:val="0"/>
+          <w:iCs/>
+          <w:szCs w:val="28"/>
+          <w:lang w:val="en-US"/>
+        </w:rPr>
+        <w:t xml:space="preserve">": </w:t>
+      </w:r>
+      <w:proofErr w:type="gramStart"/>
+      <w:r>
+        <w:rPr>
+          <w:i w:val="0"/>
+          <w:iCs/>
+          <w:szCs w:val="28"/>
+          <w:lang w:val="en-US"/>
+        </w:rPr>
+        <w:t>{ "</w:t>
+      </w:r>
+      <w:proofErr w:type="gramEnd"/>
+      <w:r>
+        <w:rPr>
+          <w:i w:val="0"/>
+          <w:iCs/>
+          <w:szCs w:val="28"/>
+          <w:lang w:val="en-US"/>
+        </w:rPr>
+        <w:t xml:space="preserve">type": "number", "minimum": </w:t>
+      </w:r>
+      <w:proofErr w:type="gramStart"/>
+      <w:r>
+        <w:rPr>
+          <w:i w:val="0"/>
+          <w:iCs/>
+          <w:szCs w:val="28"/>
+          <w:lang w:val="en-US"/>
+        </w:rPr>
+        <w:t>0 }</w:t>
+      </w:r>
+      <w:proofErr w:type="gramEnd"/>
+      <w:r>
+        <w:rPr>
+          <w:i w:val="0"/>
+          <w:iCs/>
+          <w:szCs w:val="28"/>
+          <w:lang w:val="en-US"/>
+        </w:rPr>
+        <w:t>,</w:t>
+      </w:r>
+    </w:p>
+    <w:p>
+      <w:pPr>
+        <w:rPr>
+          <w:i w:val="0"/>
+          <w:iCs/>
+          <w:szCs w:val="28"/>
+          <w:lang w:val="en-US"/>
+        </w:rPr>
+      </w:pPr>
+      <w:r>
+        <w:rPr>
+          <w:i w:val="0"/>
+          <w:iCs/>
+          <w:szCs w:val="28"/>
+          <w:lang w:val="en-US"/>
+        </w:rPr>
+        <w:t xml:space="preserve">      "Wage": </w:t>
+      </w:r>
+      <w:proofErr w:type="gramStart"/>
+      <w:r>
+        <w:rPr>
+          <w:i w:val="0"/>
+          <w:iCs/>
+          <w:szCs w:val="28"/>
+          <w:lang w:val="en-US"/>
+        </w:rPr>
+        <w:t>{ "</w:t>
+      </w:r>
+      <w:proofErr w:type="gramEnd"/>
+      <w:r>
+        <w:rPr>
+          <w:i w:val="0"/>
+          <w:iCs/>
+          <w:szCs w:val="28"/>
+          <w:lang w:val="en-US"/>
+        </w:rPr>
+        <w:t xml:space="preserve">type": "number", "minimum": </w:t>
+      </w:r>
+      <w:proofErr w:type="gramStart"/>
+      <w:r>
+        <w:rPr>
+          <w:i w:val="0"/>
+          <w:iCs/>
+          <w:szCs w:val="28"/>
+          <w:lang w:val="en-US"/>
+        </w:rPr>
+        <w:t>0 }</w:t>
+      </w:r>
+      <w:proofErr w:type="gramEnd"/>
+      <w:r>
+        <w:rPr>
+          <w:i w:val="0"/>
+          <w:iCs/>
+          <w:szCs w:val="28"/>
+          <w:lang w:val="en-US"/>
+        </w:rPr>
+        <w:t>,</w:t>
+      </w:r>
+    </w:p>
+    <w:p>
+      <w:pPr>
+        <w:rPr>
+          <w:i w:val="0"/>
+          <w:iCs/>
+          <w:szCs w:val="28"/>
+          <w:lang w:val="en-US"/>
+        </w:rPr>
+      </w:pPr>
+      <w:r>
+        <w:rPr>
+          <w:i w:val="0"/>
+          <w:iCs/>
+          <w:szCs w:val="28"/>
+          <w:lang w:val="en-US"/>
+        </w:rPr>
+        <w:t xml:space="preserve">      "Salary": </w:t>
+      </w:r>
+      <w:proofErr w:type="gramStart"/>
+      <w:r>
+        <w:rPr>
+          <w:i w:val="0"/>
+          <w:iCs/>
+          <w:szCs w:val="28"/>
+          <w:lang w:val="en-US"/>
+        </w:rPr>
+        <w:t>{ "</w:t>
+      </w:r>
+      <w:proofErr w:type="gramEnd"/>
+      <w:r>
+        <w:rPr>
+          <w:i w:val="0"/>
+          <w:iCs/>
+          <w:szCs w:val="28"/>
+          <w:lang w:val="en-US"/>
+        </w:rPr>
+        <w:t xml:space="preserve">type": "number", "minimum": </w:t>
+      </w:r>
+      <w:proofErr w:type="gramStart"/>
+      <w:r>
+        <w:rPr>
+          <w:i w:val="0"/>
+          <w:iCs/>
+          <w:szCs w:val="28"/>
+          <w:lang w:val="en-US"/>
+        </w:rPr>
+        <w:t>0 }</w:t>
+      </w:r>
+      <w:proofErr w:type="gramEnd"/>
+      <w:r>
+        <w:rPr>
+          <w:i w:val="0"/>
+          <w:iCs/>
+          <w:szCs w:val="28"/>
+          <w:lang w:val="en-US"/>
+        </w:rPr>
+        <w:t>,</w:t>
+      </w:r>
+    </w:p>
+    <w:p>
+      <w:pPr>
+        <w:rPr>
+          <w:i w:val="0"/>
+          <w:iCs/>
+          <w:szCs w:val="28"/>
+          <w:lang w:val="en-US"/>
+        </w:rPr>
+      </w:pPr>
+      <w:r>
+        <w:rPr>
+          <w:i w:val="0"/>
+          <w:iCs/>
+          <w:szCs w:val="28"/>
+          <w:lang w:val="en-US"/>
+        </w:rPr>
+        <w:t xml:space="preserve">      "Commission": </w:t>
+      </w:r>
+      <w:proofErr w:type="gramStart"/>
+      <w:r>
+        <w:rPr>
+          <w:i w:val="0"/>
+          <w:iCs/>
+          <w:szCs w:val="28"/>
+          <w:lang w:val="en-US"/>
+        </w:rPr>
+        <w:t>{ "</w:t>
+      </w:r>
+      <w:proofErr w:type="gramEnd"/>
+      <w:r>
+        <w:rPr>
+          <w:i w:val="0"/>
+          <w:iCs/>
+          <w:szCs w:val="28"/>
+          <w:lang w:val="en-US"/>
+        </w:rPr>
+        <w:t xml:space="preserve">type": "number", "minimum": </w:t>
+      </w:r>
+      <w:proofErr w:type="gramStart"/>
+      <w:r>
+        <w:rPr>
+          <w:i w:val="0"/>
+          <w:iCs/>
+          <w:szCs w:val="28"/>
+          <w:lang w:val="en-US"/>
+        </w:rPr>
+        <w:t>0 }</w:t>
+      </w:r>
+      <w:proofErr w:type="gramEnd"/>
+    </w:p>
+    <w:p>
+      <w:pPr>
+        <w:rPr>
+          <w:i w:val="0"/>
+          <w:iCs/>
+          <w:szCs w:val="28"/>
+          <w:lang w:val="en-US"/>
+        </w:rPr>
+      </w:pPr>
+      <w:r>
+        <w:rPr>
+          <w:i w:val="0"/>
+          <w:iCs/>
+          <w:szCs w:val="28"/>
+          <w:lang w:val="en-US"/>
+        </w:rPr>
         <w:t xml:space="preserve">    },</w:t>
       </w:r>
     </w:p>
@@ -12997,18 +13948,19 @@
           <w:szCs w:val="28"/>
           <w:lang w:val="en-US"/>
         </w:rPr>
-        <w:t xml:space="preserve">    "oneOf": [</w:t>
-      </w:r>
-    </w:p>
-    <w:p>
-      <w:pPr>
+        <w:t xml:space="preserve">    "</w:t>
+      </w:r>
+      <w:proofErr w:type="spellStart"/>
+      <w:r>
         <w:rPr>
           <w:i w:val="0"/>
           <w:iCs/>
           <w:szCs w:val="28"/>
           <w:lang w:val="en-US"/>
         </w:rPr>
-      </w:pPr>
+        <w:t>oneOf</w:t>
+      </w:r>
+      <w:proofErr w:type="spellEnd"/>
       <w:r>
         <w:rPr>
           <w:i w:val="0"/>
@@ -13016,6 +13968,25 @@
           <w:szCs w:val="28"/>
           <w:lang w:val="en-US"/>
         </w:rPr>
+        <w:t>": [</w:t>
+      </w:r>
+    </w:p>
+    <w:p>
+      <w:pPr>
+        <w:rPr>
+          <w:i w:val="0"/>
+          <w:iCs/>
+          <w:szCs w:val="28"/>
+          <w:lang w:val="en-US"/>
+        </w:rPr>
+      </w:pPr>
+      <w:r>
+        <w:rPr>
+          <w:i w:val="0"/>
+          <w:iCs/>
+          <w:szCs w:val="28"/>
+          <w:lang w:val="en-US"/>
+        </w:rPr>
         <w:t xml:space="preserve">      {</w:t>
       </w:r>
     </w:p>
@@ -13035,18 +14006,19 @@
           <w:szCs w:val="28"/>
           <w:lang w:val="en-US"/>
         </w:rPr>
-        <w:t xml:space="preserve">        "required": ["HourCount", "Wage"],</w:t>
-      </w:r>
-    </w:p>
-    <w:p>
-      <w:pPr>
+        <w:t xml:space="preserve">        "required": ["</w:t>
+      </w:r>
+      <w:proofErr w:type="spellStart"/>
+      <w:r>
         <w:rPr>
           <w:i w:val="0"/>
           <w:iCs/>
           <w:szCs w:val="28"/>
           <w:lang w:val="en-US"/>
         </w:rPr>
-      </w:pPr>
+        <w:t>HourCount</w:t>
+      </w:r>
+      <w:proofErr w:type="spellEnd"/>
       <w:r>
         <w:rPr>
           <w:i w:val="0"/>
@@ -13054,7 +14026,7 @@
           <w:szCs w:val="28"/>
           <w:lang w:val="en-US"/>
         </w:rPr>
-        <w:t xml:space="preserve">        "properties": { "Salary": false, "Commission": false }</w:t>
+        <w:t>", "Wage"],</w:t>
       </w:r>
     </w:p>
     <w:p>
@@ -13073,6 +14045,56 @@
           <w:szCs w:val="28"/>
           <w:lang w:val="en-US"/>
         </w:rPr>
+        <w:t xml:space="preserve">        "properties": </w:t>
+      </w:r>
+      <w:proofErr w:type="gramStart"/>
+      <w:r>
+        <w:rPr>
+          <w:i w:val="0"/>
+          <w:iCs/>
+          <w:szCs w:val="28"/>
+          <w:lang w:val="en-US"/>
+        </w:rPr>
+        <w:t>{ "</w:t>
+      </w:r>
+      <w:proofErr w:type="gramEnd"/>
+      <w:r>
+        <w:rPr>
+          <w:i w:val="0"/>
+          <w:iCs/>
+          <w:szCs w:val="28"/>
+          <w:lang w:val="en-US"/>
+        </w:rPr>
+        <w:t xml:space="preserve">Salary": false, "Commission": </w:t>
+      </w:r>
+      <w:proofErr w:type="gramStart"/>
+      <w:r>
+        <w:rPr>
+          <w:i w:val="0"/>
+          <w:iCs/>
+          <w:szCs w:val="28"/>
+          <w:lang w:val="en-US"/>
+        </w:rPr>
+        <w:t>false }</w:t>
+      </w:r>
+      <w:proofErr w:type="gramEnd"/>
+    </w:p>
+    <w:p>
+      <w:pPr>
+        <w:rPr>
+          <w:i w:val="0"/>
+          <w:iCs/>
+          <w:szCs w:val="28"/>
+          <w:lang w:val="en-US"/>
+        </w:rPr>
+      </w:pPr>
+      <w:r>
+        <w:rPr>
+          <w:i w:val="0"/>
+          <w:iCs/>
+          <w:szCs w:val="28"/>
+          <w:lang w:val="en-US"/>
+        </w:rPr>
         <w:t xml:space="preserve">      },</w:t>
       </w:r>
     </w:p>
@@ -13130,8 +14152,50 @@
           <w:szCs w:val="28"/>
           <w:lang w:val="en-US"/>
         </w:rPr>
-        <w:t xml:space="preserve">        "properties": { "HourCount": false, "Wage": false }</w:t>
-      </w:r>
+        <w:t xml:space="preserve">        "properties": </w:t>
+      </w:r>
+      <w:proofErr w:type="gramStart"/>
+      <w:r>
+        <w:rPr>
+          <w:i w:val="0"/>
+          <w:iCs/>
+          <w:szCs w:val="28"/>
+          <w:lang w:val="en-US"/>
+        </w:rPr>
+        <w:t>{ "</w:t>
+      </w:r>
+      <w:proofErr w:type="spellStart"/>
+      <w:proofErr w:type="gramEnd"/>
+      <w:r>
+        <w:rPr>
+          <w:i w:val="0"/>
+          <w:iCs/>
+          <w:szCs w:val="28"/>
+          <w:lang w:val="en-US"/>
+        </w:rPr>
+        <w:t>HourCount</w:t>
+      </w:r>
+      <w:proofErr w:type="spellEnd"/>
+      <w:r>
+        <w:rPr>
+          <w:i w:val="0"/>
+          <w:iCs/>
+          <w:szCs w:val="28"/>
+          <w:lang w:val="en-US"/>
+        </w:rPr>
+        <w:t xml:space="preserve">": false, "Wage": </w:t>
+      </w:r>
+      <w:proofErr w:type="gramStart"/>
+      <w:r>
+        <w:rPr>
+          <w:i w:val="0"/>
+          <w:iCs/>
+          <w:szCs w:val="28"/>
+          <w:lang w:val="en-US"/>
+        </w:rPr>
+        <w:t>false }</w:t>
+      </w:r>
+      <w:proofErr w:type="gramEnd"/>
     </w:p>
     <w:p>
       <w:pPr>
@@ -13307,7 +14371,87 @@
           <w:i w:val="0"/>
           <w:szCs w:val="28"/>
         </w:rPr>
-        <w:t>Каждый объект должен содержать все обязательные поля (FirstName, LastName, Age, Gender, Profession)</w:t>
+        <w:t>Каждый объект должен содержать все обязательные поля (</w:t>
+      </w:r>
+      <w:proofErr w:type="spellStart"/>
+      <w:r>
+        <w:rPr>
+          <w:i w:val="0"/>
+          <w:szCs w:val="28"/>
+        </w:rPr>
+        <w:t>FirstName</w:t>
+      </w:r>
+      <w:proofErr w:type="spellEnd"/>
+      <w:r>
+        <w:rPr>
+          <w:i w:val="0"/>
+          <w:szCs w:val="28"/>
+        </w:rPr>
+        <w:t>, </w:t>
+      </w:r>
+      <w:proofErr w:type="spellStart"/>
+      <w:r>
+        <w:rPr>
+          <w:i w:val="0"/>
+          <w:szCs w:val="28"/>
+        </w:rPr>
+        <w:t>LastName</w:t>
+      </w:r>
+      <w:proofErr w:type="spellEnd"/>
+      <w:r>
+        <w:rPr>
+          <w:i w:val="0"/>
+          <w:szCs w:val="28"/>
+        </w:rPr>
+        <w:t>, </w:t>
+      </w:r>
+      <w:proofErr w:type="spellStart"/>
+      <w:r>
+        <w:rPr>
+          <w:i w:val="0"/>
+          <w:szCs w:val="28"/>
+        </w:rPr>
+        <w:t>Age</w:t>
+      </w:r>
+      <w:proofErr w:type="spellEnd"/>
+      <w:r>
+        <w:rPr>
+          <w:i w:val="0"/>
+          <w:szCs w:val="28"/>
+        </w:rPr>
+        <w:t>, </w:t>
+      </w:r>
+      <w:proofErr w:type="spellStart"/>
+      <w:r>
+        <w:rPr>
+          <w:i w:val="0"/>
+          <w:szCs w:val="28"/>
+        </w:rPr>
+        <w:t>Gender</w:t>
+      </w:r>
+      <w:proofErr w:type="spellEnd"/>
+      <w:r>
+        <w:rPr>
+          <w:i w:val="0"/>
+          <w:szCs w:val="28"/>
+        </w:rPr>
+        <w:t>, </w:t>
+      </w:r>
+      <w:proofErr w:type="spellStart"/>
+      <w:r>
+        <w:rPr>
+          <w:i w:val="0"/>
+          <w:szCs w:val="28"/>
+        </w:rPr>
+        <w:t>Profession</w:t>
+      </w:r>
+      <w:proofErr w:type="spellEnd"/>
+      <w:r>
+        <w:rPr>
+          <w:i w:val="0"/>
+          <w:szCs w:val="28"/>
+        </w:rPr>
+        <w:t>)</w:t>
       </w:r>
       <w:r>
         <w:rPr>
@@ -13488,6 +14632,14 @@
         </w:rPr>
         <w:t>Система должна выполнять валидацию данных</w:t>
       </w:r>
+      <w:r>
+        <w:rPr>
+          <w:i w:val="0"/>
+          <w:iCs/>
+          <w:szCs w:val="28"/>
+        </w:rPr>
+        <w:t>.</w:t>
+      </w:r>
     </w:p>
     <w:p>
       <w:pPr>
@@ -13618,6 +14770,14 @@
         </w:rPr>
         <w:t>Все числовые поля в допустимых диапазонах</w:t>
       </w:r>
+      <w:r>
+        <w:rPr>
+          <w:i w:val="0"/>
+          <w:iCs/>
+          <w:szCs w:val="28"/>
+        </w:rPr>
+        <w:t>.</w:t>
+      </w:r>
     </w:p>
     <w:p>
       <w:pPr>
@@ -13688,6 +14848,14 @@
           <w:szCs w:val="28"/>
         </w:rPr>
         <w:t>строго равны 0 или 1</w:t>
+      </w:r>
+      <w:r>
+        <w:rPr>
+          <w:i w:val="0"/>
+          <w:iCs/>
+          <w:szCs w:val="28"/>
+        </w:rPr>
+        <w:t>.</w:t>
       </w:r>
     </w:p>
     <w:p>
@@ -13885,7 +15053,43 @@
           <w:iCs/>
           <w:szCs w:val="28"/>
         </w:rPr>
-        <w:t xml:space="preserve"> почасовой оплатой;</w:t>
+        <w:t xml:space="preserve"> </w:t>
+      </w:r>
+      <w:proofErr w:type="spellStart"/>
+      <w:r>
+        <w:rPr>
+          <w:i w:val="0"/>
+          <w:iCs/>
+          <w:szCs w:val="28"/>
+        </w:rPr>
+        <w:t>почасовой</w:t>
+      </w:r>
+      <w:proofErr w:type="spellEnd"/>
+      <w:r>
+        <w:rPr>
+          <w:i w:val="0"/>
+          <w:iCs/>
+          <w:szCs w:val="28"/>
+        </w:rPr>
+        <w:t xml:space="preserve"> </w:t>
+      </w:r>
+      <w:proofErr w:type="spellStart"/>
+      <w:r>
+        <w:rPr>
+          <w:i w:val="0"/>
+          <w:iCs/>
+          <w:szCs w:val="28"/>
+        </w:rPr>
+        <w:t>оплатой</w:t>
+      </w:r>
+      <w:proofErr w:type="spellEnd"/>
+      <w:r>
+        <w:rPr>
+          <w:i w:val="0"/>
+          <w:iCs/>
+          <w:szCs w:val="28"/>
+        </w:rPr>
+        <w:t>;</w:t>
       </w:r>
     </w:p>
     <w:p>
@@ -13918,7 +15122,43 @@
           <w:iCs/>
           <w:szCs w:val="28"/>
         </w:rPr>
-        <w:t>о окладу и ставке.</w:t>
+        <w:t xml:space="preserve">о </w:t>
+      </w:r>
+      <w:proofErr w:type="spellStart"/>
+      <w:r>
+        <w:rPr>
+          <w:i w:val="0"/>
+          <w:iCs/>
+          <w:szCs w:val="28"/>
+        </w:rPr>
+        <w:t>окладу</w:t>
+      </w:r>
+      <w:proofErr w:type="spellEnd"/>
+      <w:r>
+        <w:rPr>
+          <w:i w:val="0"/>
+          <w:iCs/>
+          <w:szCs w:val="28"/>
+        </w:rPr>
+        <w:t xml:space="preserve"> и </w:t>
+      </w:r>
+      <w:proofErr w:type="spellStart"/>
+      <w:r>
+        <w:rPr>
+          <w:i w:val="0"/>
+          <w:iCs/>
+          <w:szCs w:val="28"/>
+        </w:rPr>
+        <w:t>ставке</w:t>
+      </w:r>
+      <w:proofErr w:type="spellEnd"/>
+      <w:r>
+        <w:rPr>
+          <w:i w:val="0"/>
+          <w:iCs/>
+          <w:szCs w:val="28"/>
+        </w:rPr>
+        <w:t>.</w:t>
       </w:r>
     </w:p>
     <w:p>
@@ -14371,12 +15611,37 @@
         </w:rPr>
         <w:t>и</w:t>
       </w:r>
-      <w:r>
-        <w:rPr>
-          <w:i w:val="0"/>
-          <w:iCs/>
-        </w:rPr>
-        <w:t>мя сотрудника;</w:t>
+      <w:proofErr w:type="spellStart"/>
+      <w:r>
+        <w:rPr>
+          <w:i w:val="0"/>
+          <w:iCs/>
+        </w:rPr>
+        <w:t>мя</w:t>
+      </w:r>
+      <w:proofErr w:type="spellEnd"/>
+      <w:r>
+        <w:rPr>
+          <w:i w:val="0"/>
+          <w:iCs/>
+        </w:rPr>
+        <w:t xml:space="preserve"> </w:t>
+      </w:r>
+      <w:proofErr w:type="spellStart"/>
+      <w:r>
+        <w:rPr>
+          <w:i w:val="0"/>
+          <w:iCs/>
+        </w:rPr>
+        <w:t>сотрудника</w:t>
+      </w:r>
+      <w:proofErr w:type="spellEnd"/>
+      <w:r>
+        <w:rPr>
+          <w:i w:val="0"/>
+          <w:iCs/>
+        </w:rPr>
+        <w:t>;</w:t>
       </w:r>
     </w:p>
     <w:p>
@@ -14401,12 +15666,37 @@
         <w:lastRenderedPageBreak/>
         <w:t>ф</w:t>
       </w:r>
-      <w:r>
-        <w:rPr>
-          <w:i w:val="0"/>
-          <w:iCs/>
-        </w:rPr>
-        <w:t>амилию сотрудника;</w:t>
+      <w:proofErr w:type="spellStart"/>
+      <w:r>
+        <w:rPr>
+          <w:i w:val="0"/>
+          <w:iCs/>
+        </w:rPr>
+        <w:t>амилию</w:t>
+      </w:r>
+      <w:proofErr w:type="spellEnd"/>
+      <w:r>
+        <w:rPr>
+          <w:i w:val="0"/>
+          <w:iCs/>
+        </w:rPr>
+        <w:t xml:space="preserve"> </w:t>
+      </w:r>
+      <w:proofErr w:type="spellStart"/>
+      <w:r>
+        <w:rPr>
+          <w:i w:val="0"/>
+          <w:iCs/>
+        </w:rPr>
+        <w:t>сотрудника</w:t>
+      </w:r>
+      <w:proofErr w:type="spellEnd"/>
+      <w:r>
+        <w:rPr>
+          <w:i w:val="0"/>
+          <w:iCs/>
+        </w:rPr>
+        <w:t>;</w:t>
       </w:r>
     </w:p>
     <w:p>
@@ -14430,12 +15720,37 @@
         </w:rPr>
         <w:t>в</w:t>
       </w:r>
-      <w:r>
-        <w:rPr>
-          <w:i w:val="0"/>
-          <w:iCs/>
-        </w:rPr>
-        <w:t>озраст сотрудника;</w:t>
+      <w:proofErr w:type="spellStart"/>
+      <w:r>
+        <w:rPr>
+          <w:i w:val="0"/>
+          <w:iCs/>
+        </w:rPr>
+        <w:t>озраст</w:t>
+      </w:r>
+      <w:proofErr w:type="spellEnd"/>
+      <w:r>
+        <w:rPr>
+          <w:i w:val="0"/>
+          <w:iCs/>
+        </w:rPr>
+        <w:t xml:space="preserve"> </w:t>
+      </w:r>
+      <w:proofErr w:type="spellStart"/>
+      <w:r>
+        <w:rPr>
+          <w:i w:val="0"/>
+          <w:iCs/>
+        </w:rPr>
+        <w:t>сотрудника</w:t>
+      </w:r>
+      <w:proofErr w:type="spellEnd"/>
+      <w:r>
+        <w:rPr>
+          <w:i w:val="0"/>
+          <w:iCs/>
+        </w:rPr>
+        <w:t>;</w:t>
       </w:r>
     </w:p>
     <w:p>
@@ -14459,12 +15774,37 @@
         </w:rPr>
         <w:t>п</w:t>
       </w:r>
-      <w:r>
-        <w:rPr>
-          <w:i w:val="0"/>
-          <w:iCs/>
-        </w:rPr>
-        <w:t>ол сотрудника;</w:t>
+      <w:proofErr w:type="spellStart"/>
+      <w:r>
+        <w:rPr>
+          <w:i w:val="0"/>
+          <w:iCs/>
+        </w:rPr>
+        <w:t>ол</w:t>
+      </w:r>
+      <w:proofErr w:type="spellEnd"/>
+      <w:r>
+        <w:rPr>
+          <w:i w:val="0"/>
+          <w:iCs/>
+        </w:rPr>
+        <w:t xml:space="preserve"> </w:t>
+      </w:r>
+      <w:proofErr w:type="spellStart"/>
+      <w:r>
+        <w:rPr>
+          <w:i w:val="0"/>
+          <w:iCs/>
+        </w:rPr>
+        <w:t>сотрудника</w:t>
+      </w:r>
+      <w:proofErr w:type="spellEnd"/>
+      <w:r>
+        <w:rPr>
+          <w:i w:val="0"/>
+          <w:iCs/>
+        </w:rPr>
+        <w:t>;</w:t>
       </w:r>
     </w:p>
     <w:p>
@@ -14488,12 +15828,37 @@
         </w:rPr>
         <w:t>п</w:t>
       </w:r>
-      <w:r>
-        <w:rPr>
-          <w:i w:val="0"/>
-          <w:iCs/>
-        </w:rPr>
-        <w:t>рофессию сотрудника;</w:t>
+      <w:proofErr w:type="spellStart"/>
+      <w:r>
+        <w:rPr>
+          <w:i w:val="0"/>
+          <w:iCs/>
+        </w:rPr>
+        <w:t>рофессию</w:t>
+      </w:r>
+      <w:proofErr w:type="spellEnd"/>
+      <w:r>
+        <w:rPr>
+          <w:i w:val="0"/>
+          <w:iCs/>
+        </w:rPr>
+        <w:t xml:space="preserve"> </w:t>
+      </w:r>
+      <w:proofErr w:type="spellStart"/>
+      <w:r>
+        <w:rPr>
+          <w:i w:val="0"/>
+          <w:iCs/>
+        </w:rPr>
+        <w:t>сотрудника</w:t>
+      </w:r>
+      <w:proofErr w:type="spellEnd"/>
+      <w:r>
+        <w:rPr>
+          <w:i w:val="0"/>
+          <w:iCs/>
+        </w:rPr>
+        <w:t>;</w:t>
       </w:r>
     </w:p>
     <w:p>
@@ -14517,12 +15882,53 @@
         </w:rPr>
         <w:t>т</w:t>
       </w:r>
-      <w:r>
-        <w:rPr>
-          <w:i w:val="0"/>
-          <w:iCs/>
-        </w:rPr>
-        <w:t>ип оплаты труда;</w:t>
+      <w:proofErr w:type="spellStart"/>
+      <w:r>
+        <w:rPr>
+          <w:i w:val="0"/>
+          <w:iCs/>
+        </w:rPr>
+        <w:t>ип</w:t>
+      </w:r>
+      <w:proofErr w:type="spellEnd"/>
+      <w:r>
+        <w:rPr>
+          <w:i w:val="0"/>
+          <w:iCs/>
+        </w:rPr>
+        <w:t xml:space="preserve"> </w:t>
+      </w:r>
+      <w:proofErr w:type="spellStart"/>
+      <w:r>
+        <w:rPr>
+          <w:i w:val="0"/>
+          <w:iCs/>
+        </w:rPr>
+        <w:t>оплаты</w:t>
+      </w:r>
+      <w:proofErr w:type="spellEnd"/>
+      <w:r>
+        <w:rPr>
+          <w:i w:val="0"/>
+          <w:iCs/>
+        </w:rPr>
+        <w:t xml:space="preserve"> </w:t>
+      </w:r>
+      <w:proofErr w:type="spellStart"/>
+      <w:r>
+        <w:rPr>
+          <w:i w:val="0"/>
+          <w:iCs/>
+        </w:rPr>
+        <w:t>труда</w:t>
+      </w:r>
+      <w:proofErr w:type="spellEnd"/>
+      <w:r>
+        <w:rPr>
+          <w:i w:val="0"/>
+          <w:iCs/>
+        </w:rPr>
+        <w:t>;</w:t>
       </w:r>
     </w:p>
     <w:p>
@@ -14547,12 +15953,69 @@
         </w:rPr>
         <w:t>п</w:t>
       </w:r>
-      <w:r>
-        <w:rPr>
-          <w:i w:val="0"/>
-          <w:iCs/>
-        </w:rPr>
-        <w:t>араметры расчета заработной платы.</w:t>
+      <w:proofErr w:type="spellStart"/>
+      <w:r>
+        <w:rPr>
+          <w:i w:val="0"/>
+          <w:iCs/>
+        </w:rPr>
+        <w:t>араметры</w:t>
+      </w:r>
+      <w:proofErr w:type="spellEnd"/>
+      <w:r>
+        <w:rPr>
+          <w:i w:val="0"/>
+          <w:iCs/>
+        </w:rPr>
+        <w:t xml:space="preserve"> </w:t>
+      </w:r>
+      <w:proofErr w:type="spellStart"/>
+      <w:r>
+        <w:rPr>
+          <w:i w:val="0"/>
+          <w:iCs/>
+        </w:rPr>
+        <w:t>расчета</w:t>
+      </w:r>
+      <w:proofErr w:type="spellEnd"/>
+      <w:r>
+        <w:rPr>
+          <w:i w:val="0"/>
+          <w:iCs/>
+        </w:rPr>
+        <w:t xml:space="preserve"> </w:t>
+      </w:r>
+      <w:proofErr w:type="spellStart"/>
+      <w:r>
+        <w:rPr>
+          <w:i w:val="0"/>
+          <w:iCs/>
+        </w:rPr>
+        <w:t>заработной</w:t>
+      </w:r>
+      <w:proofErr w:type="spellEnd"/>
+      <w:r>
+        <w:rPr>
+          <w:i w:val="0"/>
+          <w:iCs/>
+        </w:rPr>
+        <w:t xml:space="preserve"> </w:t>
+      </w:r>
+      <w:proofErr w:type="spellStart"/>
+      <w:r>
+        <w:rPr>
+          <w:i w:val="0"/>
+          <w:iCs/>
+        </w:rPr>
+        <w:t>платы</w:t>
+      </w:r>
+      <w:proofErr w:type="spellEnd"/>
+      <w:r>
+        <w:rPr>
+          <w:i w:val="0"/>
+          <w:iCs/>
+        </w:rPr>
+        <w:t>.</w:t>
       </w:r>
     </w:p>
     <w:p>
@@ -14744,8 +16207,18 @@
           <w:iCs/>
           <w:szCs w:val="28"/>
         </w:rPr>
-        <w:t xml:space="preserve"> формата *.</w:t>
-      </w:r>
+        <w:t xml:space="preserve"> формата </w:t>
+      </w:r>
+      <w:proofErr w:type="gramStart"/>
+      <w:r>
+        <w:rPr>
+          <w:i w:val="0"/>
+          <w:iCs/>
+          <w:szCs w:val="28"/>
+        </w:rPr>
+        <w:t>*.</w:t>
+      </w:r>
+      <w:proofErr w:type="spellStart"/>
       <w:r>
         <w:rPr>
           <w:i w:val="0"/>
@@ -14755,6 +16228,8 @@
         </w:rPr>
         <w:t>viktor</w:t>
       </w:r>
+      <w:proofErr w:type="spellEnd"/>
+      <w:proofErr w:type="gramEnd"/>
       <w:r>
         <w:rPr>
           <w:i w:val="0"/>
@@ -14807,8 +16282,18 @@
           <w:iCs/>
           <w:szCs w:val="28"/>
         </w:rPr>
-        <w:t xml:space="preserve"> формата *.</w:t>
-      </w:r>
+        <w:t xml:space="preserve"> формата </w:t>
+      </w:r>
+      <w:proofErr w:type="gramStart"/>
+      <w:r>
+        <w:rPr>
+          <w:i w:val="0"/>
+          <w:iCs/>
+          <w:szCs w:val="28"/>
+        </w:rPr>
+        <w:t>*.</w:t>
+      </w:r>
+      <w:proofErr w:type="spellStart"/>
       <w:r>
         <w:rPr>
           <w:i w:val="0"/>
@@ -14818,6 +16303,8 @@
         </w:rPr>
         <w:t>viktor</w:t>
       </w:r>
+      <w:proofErr w:type="spellEnd"/>
+      <w:proofErr w:type="gramEnd"/>
       <w:r>
         <w:rPr>
           <w:i w:val="0"/>

--- a/Lab 4/ЛБ5_Бибиков В.Д._О-5КМ41.docx
+++ b/Lab 4/ЛБ5_Бибиков В.Д._О-5КМ41.docx
@@ -521,7 +521,7 @@
           <w:i w:val="0"/>
           <w:sz w:val="24"/>
         </w:rPr>
-        <w:t>09</w:t>
+        <w:t>23</w:t>
       </w:r>
       <w:r>
         <w:rPr>

--- a/Lab 4/ЛБ5_Бибиков В.Д._О-5КМ41.docx
+++ b/Lab 4/ЛБ5_Бибиков В.Д._О-5КМ41.docx
@@ -680,13 +680,12 @@
             <w:pStyle w:val="11"/>
             <w:spacing w:after="0"/>
             <w:rPr>
-              <w:rFonts w:eastAsiaTheme="minorEastAsia"/>
+              <w:rFonts w:asciiTheme="minorHAnsi" w:eastAsiaTheme="minorEastAsia" w:hAnsiTheme="minorHAnsi" w:cstheme="minorBidi"/>
               <w:i w:val="0"/>
               <w:iCs/>
               <w:noProof/>
-              <w:color w:val="000000" w:themeColor="text1"/>
               <w:kern w:val="2"/>
-              <w:szCs w:val="28"/>
+              <w:sz w:val="24"/>
               <w:lang w:eastAsia="ru-RU"/>
               <w14:ligatures w14:val="standardContextual"/>
             </w:rPr>
@@ -718,15 +717,13 @@
             </w:rPr>
             <w:fldChar w:fldCharType="separate"/>
           </w:r>
-          <w:hyperlink w:anchor="_Toc225423975" w:history="1">
+          <w:hyperlink w:anchor="_Toc228445971" w:history="1">
             <w:r>
               <w:rPr>
                 <w:rStyle w:val="ae"/>
                 <w:i w:val="0"/>
                 <w:iCs/>
                 <w:noProof/>
-                <w:color w:val="000000" w:themeColor="text1"/>
-                <w:szCs w:val="28"/>
               </w:rPr>
               <w:t>Введение</w:t>
             </w:r>
@@ -736,8 +733,6 @@
                 <w:iCs/>
                 <w:noProof/>
                 <w:webHidden/>
-                <w:color w:val="000000" w:themeColor="text1"/>
-                <w:szCs w:val="28"/>
               </w:rPr>
               <w:tab/>
             </w:r>
@@ -747,8 +742,6 @@
                 <w:iCs/>
                 <w:noProof/>
                 <w:webHidden/>
-                <w:color w:val="000000" w:themeColor="text1"/>
-                <w:szCs w:val="28"/>
               </w:rPr>
               <w:fldChar w:fldCharType="begin"/>
             </w:r>
@@ -758,10 +751,8 @@
                 <w:iCs/>
                 <w:noProof/>
                 <w:webHidden/>
-                <w:color w:val="000000" w:themeColor="text1"/>
-                <w:szCs w:val="28"/>
-              </w:rPr>
-              <w:instrText xml:space="preserve"> PAGEREF _Toc225423975 \h </w:instrText>
+              </w:rPr>
+              <w:instrText xml:space="preserve"> PAGEREF _Toc228445971 \h </w:instrText>
             </w:r>
             <w:r>
               <w:rPr>
@@ -769,8 +760,6 @@
                 <w:iCs/>
                 <w:noProof/>
                 <w:webHidden/>
-                <w:color w:val="000000" w:themeColor="text1"/>
-                <w:szCs w:val="28"/>
               </w:rPr>
             </w:r>
             <w:r>
@@ -779,8 +768,6 @@
                 <w:iCs/>
                 <w:noProof/>
                 <w:webHidden/>
-                <w:color w:val="000000" w:themeColor="text1"/>
-                <w:szCs w:val="28"/>
               </w:rPr>
               <w:fldChar w:fldCharType="separate"/>
             </w:r>
@@ -790,8 +777,6 @@
                 <w:iCs/>
                 <w:noProof/>
                 <w:webHidden/>
-                <w:color w:val="000000" w:themeColor="text1"/>
-                <w:szCs w:val="28"/>
               </w:rPr>
               <w:t>3</w:t>
             </w:r>
@@ -801,8 +786,6 @@
                 <w:iCs/>
                 <w:noProof/>
                 <w:webHidden/>
-                <w:color w:val="000000" w:themeColor="text1"/>
-                <w:szCs w:val="28"/>
               </w:rPr>
               <w:fldChar w:fldCharType="end"/>
             </w:r>
@@ -813,38 +796,34 @@
             <w:pStyle w:val="11"/>
             <w:spacing w:after="0"/>
             <w:rPr>
-              <w:rFonts w:eastAsiaTheme="minorEastAsia"/>
+              <w:rFonts w:asciiTheme="minorHAnsi" w:eastAsiaTheme="minorEastAsia" w:hAnsiTheme="minorHAnsi" w:cstheme="minorBidi"/>
               <w:i w:val="0"/>
               <w:iCs/>
               <w:noProof/>
-              <w:color w:val="000000" w:themeColor="text1"/>
               <w:kern w:val="2"/>
-              <w:szCs w:val="28"/>
+              <w:sz w:val="24"/>
               <w:lang w:eastAsia="ru-RU"/>
               <w14:ligatures w14:val="standardContextual"/>
             </w:rPr>
           </w:pPr>
-          <w:hyperlink w:anchor="_Toc225423976" w:history="1">
+          <w:hyperlink w:anchor="_Toc228445972" w:history="1">
             <w:r>
               <w:rPr>
                 <w:rStyle w:val="ae"/>
                 <w:i w:val="0"/>
                 <w:iCs/>
                 <w:noProof/>
-                <w:color w:val="000000" w:themeColor="text1"/>
-                <w:szCs w:val="28"/>
               </w:rPr>
               <w:t>1.</w:t>
             </w:r>
             <w:r>
               <w:rPr>
-                <w:rFonts w:eastAsiaTheme="minorEastAsia"/>
+                <w:rFonts w:asciiTheme="minorHAnsi" w:eastAsiaTheme="minorEastAsia" w:hAnsiTheme="minorHAnsi" w:cstheme="minorBidi"/>
                 <w:i w:val="0"/>
                 <w:iCs/>
                 <w:noProof/>
-                <w:color w:val="000000" w:themeColor="text1"/>
                 <w:kern w:val="2"/>
-                <w:szCs w:val="28"/>
+                <w:sz w:val="24"/>
                 <w:lang w:eastAsia="ru-RU"/>
                 <w14:ligatures w14:val="standardContextual"/>
               </w:rPr>
@@ -856,8 +835,6 @@
                 <w:i w:val="0"/>
                 <w:iCs/>
                 <w:noProof/>
-                <w:color w:val="000000" w:themeColor="text1"/>
-                <w:szCs w:val="28"/>
               </w:rPr>
               <w:t>Основная часть</w:t>
             </w:r>
@@ -867,8 +844,6 @@
                 <w:iCs/>
                 <w:noProof/>
                 <w:webHidden/>
-                <w:color w:val="000000" w:themeColor="text1"/>
-                <w:szCs w:val="28"/>
               </w:rPr>
               <w:tab/>
             </w:r>
@@ -878,8 +853,6 @@
                 <w:iCs/>
                 <w:noProof/>
                 <w:webHidden/>
-                <w:color w:val="000000" w:themeColor="text1"/>
-                <w:szCs w:val="28"/>
               </w:rPr>
               <w:fldChar w:fldCharType="begin"/>
             </w:r>
@@ -889,10 +862,8 @@
                 <w:iCs/>
                 <w:noProof/>
                 <w:webHidden/>
-                <w:color w:val="000000" w:themeColor="text1"/>
-                <w:szCs w:val="28"/>
-              </w:rPr>
-              <w:instrText xml:space="preserve"> PAGEREF _Toc225423976 \h </w:instrText>
+              </w:rPr>
+              <w:instrText xml:space="preserve"> PAGEREF _Toc228445972 \h </w:instrText>
             </w:r>
             <w:r>
               <w:rPr>
@@ -900,8 +871,6 @@
                 <w:iCs/>
                 <w:noProof/>
                 <w:webHidden/>
-                <w:color w:val="000000" w:themeColor="text1"/>
-                <w:szCs w:val="28"/>
               </w:rPr>
             </w:r>
             <w:r>
@@ -910,8 +879,6 @@
                 <w:iCs/>
                 <w:noProof/>
                 <w:webHidden/>
-                <w:color w:val="000000" w:themeColor="text1"/>
-                <w:szCs w:val="28"/>
               </w:rPr>
               <w:fldChar w:fldCharType="separate"/>
             </w:r>
@@ -921,8 +888,6 @@
                 <w:iCs/>
                 <w:noProof/>
                 <w:webHidden/>
-                <w:color w:val="000000" w:themeColor="text1"/>
-                <w:szCs w:val="28"/>
               </w:rPr>
               <w:t>4</w:t>
             </w:r>
@@ -932,8 +897,6 @@
                 <w:iCs/>
                 <w:noProof/>
                 <w:webHidden/>
-                <w:color w:val="000000" w:themeColor="text1"/>
-                <w:szCs w:val="28"/>
               </w:rPr>
               <w:fldChar w:fldCharType="end"/>
             </w:r>
@@ -943,44 +906,39 @@
           <w:pPr>
             <w:pStyle w:val="21"/>
             <w:tabs>
-              <w:tab w:val="left" w:pos="851"/>
+              <w:tab w:val="left" w:pos="1680"/>
               <w:tab w:val="right" w:leader="dot" w:pos="9345"/>
             </w:tabs>
             <w:spacing w:after="0"/>
-            <w:ind w:firstLine="0"/>
             <w:rPr>
-              <w:rFonts w:eastAsiaTheme="minorEastAsia"/>
+              <w:rFonts w:asciiTheme="minorHAnsi" w:eastAsiaTheme="minorEastAsia" w:hAnsiTheme="minorHAnsi" w:cstheme="minorBidi"/>
               <w:i w:val="0"/>
               <w:iCs/>
               <w:noProof/>
-              <w:color w:val="000000" w:themeColor="text1"/>
               <w:kern w:val="2"/>
-              <w:szCs w:val="28"/>
+              <w:sz w:val="24"/>
               <w:lang w:eastAsia="ru-RU"/>
               <w14:ligatures w14:val="standardContextual"/>
             </w:rPr>
           </w:pPr>
-          <w:hyperlink w:anchor="_Toc225423977" w:history="1">
+          <w:hyperlink w:anchor="_Toc228445973" w:history="1">
             <w:r>
               <w:rPr>
                 <w:rStyle w:val="ae"/>
                 <w:i w:val="0"/>
                 <w:iCs/>
                 <w:noProof/>
-                <w:color w:val="000000" w:themeColor="text1"/>
-                <w:szCs w:val="28"/>
               </w:rPr>
               <w:t>1.1.</w:t>
             </w:r>
             <w:r>
               <w:rPr>
-                <w:rFonts w:eastAsiaTheme="minorEastAsia"/>
+                <w:rFonts w:asciiTheme="minorHAnsi" w:eastAsiaTheme="minorEastAsia" w:hAnsiTheme="minorHAnsi" w:cstheme="minorBidi"/>
                 <w:i w:val="0"/>
                 <w:iCs/>
                 <w:noProof/>
-                <w:color w:val="000000" w:themeColor="text1"/>
                 <w:kern w:val="2"/>
-                <w:szCs w:val="28"/>
+                <w:sz w:val="24"/>
                 <w:lang w:eastAsia="ru-RU"/>
                 <w14:ligatures w14:val="standardContextual"/>
               </w:rPr>
@@ -992,8 +950,6 @@
                 <w:i w:val="0"/>
                 <w:iCs/>
                 <w:noProof/>
-                <w:color w:val="000000" w:themeColor="text1"/>
-                <w:szCs w:val="28"/>
               </w:rPr>
               <w:t>UML-диаграмма вариантов использования</w:t>
             </w:r>
@@ -1003,8 +959,6 @@
                 <w:iCs/>
                 <w:noProof/>
                 <w:webHidden/>
-                <w:color w:val="000000" w:themeColor="text1"/>
-                <w:szCs w:val="28"/>
               </w:rPr>
               <w:tab/>
             </w:r>
@@ -1014,8 +968,6 @@
                 <w:iCs/>
                 <w:noProof/>
                 <w:webHidden/>
-                <w:color w:val="000000" w:themeColor="text1"/>
-                <w:szCs w:val="28"/>
               </w:rPr>
               <w:fldChar w:fldCharType="begin"/>
             </w:r>
@@ -1025,10 +977,8 @@
                 <w:iCs/>
                 <w:noProof/>
                 <w:webHidden/>
-                <w:color w:val="000000" w:themeColor="text1"/>
-                <w:szCs w:val="28"/>
-              </w:rPr>
-              <w:instrText xml:space="preserve"> PAGEREF _Toc225423977 \h </w:instrText>
+              </w:rPr>
+              <w:instrText xml:space="preserve"> PAGEREF _Toc228445973 \h </w:instrText>
             </w:r>
             <w:r>
               <w:rPr>
@@ -1036,8 +986,6 @@
                 <w:iCs/>
                 <w:noProof/>
                 <w:webHidden/>
-                <w:color w:val="000000" w:themeColor="text1"/>
-                <w:szCs w:val="28"/>
               </w:rPr>
             </w:r>
             <w:r>
@@ -1046,8 +994,6 @@
                 <w:iCs/>
                 <w:noProof/>
                 <w:webHidden/>
-                <w:color w:val="000000" w:themeColor="text1"/>
-                <w:szCs w:val="28"/>
               </w:rPr>
               <w:fldChar w:fldCharType="separate"/>
             </w:r>
@@ -1057,8 +1003,6 @@
                 <w:iCs/>
                 <w:noProof/>
                 <w:webHidden/>
-                <w:color w:val="000000" w:themeColor="text1"/>
-                <w:szCs w:val="28"/>
               </w:rPr>
               <w:t>4</w:t>
             </w:r>
@@ -1068,8 +1012,6 @@
                 <w:iCs/>
                 <w:noProof/>
                 <w:webHidden/>
-                <w:color w:val="000000" w:themeColor="text1"/>
-                <w:szCs w:val="28"/>
               </w:rPr>
               <w:fldChar w:fldCharType="end"/>
             </w:r>
@@ -1079,44 +1021,39 @@
           <w:pPr>
             <w:pStyle w:val="21"/>
             <w:tabs>
-              <w:tab w:val="left" w:pos="851"/>
+              <w:tab w:val="left" w:pos="1680"/>
               <w:tab w:val="right" w:leader="dot" w:pos="9345"/>
             </w:tabs>
             <w:spacing w:after="0"/>
-            <w:ind w:firstLine="0"/>
             <w:rPr>
-              <w:rFonts w:eastAsiaTheme="minorEastAsia"/>
+              <w:rFonts w:asciiTheme="minorHAnsi" w:eastAsiaTheme="minorEastAsia" w:hAnsiTheme="minorHAnsi" w:cstheme="minorBidi"/>
               <w:i w:val="0"/>
               <w:iCs/>
               <w:noProof/>
-              <w:color w:val="000000" w:themeColor="text1"/>
               <w:kern w:val="2"/>
-              <w:szCs w:val="28"/>
+              <w:sz w:val="24"/>
               <w:lang w:eastAsia="ru-RU"/>
               <w14:ligatures w14:val="standardContextual"/>
             </w:rPr>
           </w:pPr>
-          <w:hyperlink w:anchor="_Toc225423978" w:history="1">
+          <w:hyperlink w:anchor="_Toc228445974" w:history="1">
             <w:r>
               <w:rPr>
                 <w:rStyle w:val="ae"/>
                 <w:i w:val="0"/>
                 <w:iCs/>
                 <w:noProof/>
-                <w:color w:val="000000" w:themeColor="text1"/>
-                <w:szCs w:val="28"/>
               </w:rPr>
               <w:t>1.2.</w:t>
             </w:r>
             <w:r>
               <w:rPr>
-                <w:rFonts w:eastAsiaTheme="minorEastAsia"/>
+                <w:rFonts w:asciiTheme="minorHAnsi" w:eastAsiaTheme="minorEastAsia" w:hAnsiTheme="minorHAnsi" w:cstheme="minorBidi"/>
                 <w:i w:val="0"/>
                 <w:iCs/>
                 <w:noProof/>
-                <w:color w:val="000000" w:themeColor="text1"/>
                 <w:kern w:val="2"/>
-                <w:szCs w:val="28"/>
+                <w:sz w:val="24"/>
                 <w:lang w:eastAsia="ru-RU"/>
                 <w14:ligatures w14:val="standardContextual"/>
               </w:rPr>
@@ -1128,8 +1065,6 @@
                 <w:i w:val="0"/>
                 <w:iCs/>
                 <w:noProof/>
-                <w:color w:val="000000" w:themeColor="text1"/>
-                <w:szCs w:val="28"/>
               </w:rPr>
               <w:t>UML диаграмма классов</w:t>
             </w:r>
@@ -1139,8 +1074,6 @@
                 <w:iCs/>
                 <w:noProof/>
                 <w:webHidden/>
-                <w:color w:val="000000" w:themeColor="text1"/>
-                <w:szCs w:val="28"/>
               </w:rPr>
               <w:tab/>
             </w:r>
@@ -1150,8 +1083,6 @@
                 <w:iCs/>
                 <w:noProof/>
                 <w:webHidden/>
-                <w:color w:val="000000" w:themeColor="text1"/>
-                <w:szCs w:val="28"/>
               </w:rPr>
               <w:fldChar w:fldCharType="begin"/>
             </w:r>
@@ -1161,10 +1092,8 @@
                 <w:iCs/>
                 <w:noProof/>
                 <w:webHidden/>
-                <w:color w:val="000000" w:themeColor="text1"/>
-                <w:szCs w:val="28"/>
-              </w:rPr>
-              <w:instrText xml:space="preserve"> PAGEREF _Toc225423978 \h </w:instrText>
+              </w:rPr>
+              <w:instrText xml:space="preserve"> PAGEREF _Toc228445974 \h </w:instrText>
             </w:r>
             <w:r>
               <w:rPr>
@@ -1172,8 +1101,6 @@
                 <w:iCs/>
                 <w:noProof/>
                 <w:webHidden/>
-                <w:color w:val="000000" w:themeColor="text1"/>
-                <w:szCs w:val="28"/>
               </w:rPr>
             </w:r>
             <w:r>
@@ -1182,8 +1109,6 @@
                 <w:iCs/>
                 <w:noProof/>
                 <w:webHidden/>
-                <w:color w:val="000000" w:themeColor="text1"/>
-                <w:szCs w:val="28"/>
               </w:rPr>
               <w:fldChar w:fldCharType="separate"/>
             </w:r>
@@ -1193,8 +1118,6 @@
                 <w:iCs/>
                 <w:noProof/>
                 <w:webHidden/>
-                <w:color w:val="000000" w:themeColor="text1"/>
-                <w:szCs w:val="28"/>
               </w:rPr>
               <w:t>5</w:t>
             </w:r>
@@ -1204,8 +1127,6 @@
                 <w:iCs/>
                 <w:noProof/>
                 <w:webHidden/>
-                <w:color w:val="000000" w:themeColor="text1"/>
-                <w:szCs w:val="28"/>
               </w:rPr>
               <w:fldChar w:fldCharType="end"/>
             </w:r>
@@ -1215,44 +1136,39 @@
           <w:pPr>
             <w:pStyle w:val="21"/>
             <w:tabs>
-              <w:tab w:val="left" w:pos="851"/>
+              <w:tab w:val="left" w:pos="1680"/>
               <w:tab w:val="right" w:leader="dot" w:pos="9345"/>
             </w:tabs>
             <w:spacing w:after="0"/>
-            <w:ind w:firstLine="0"/>
             <w:rPr>
-              <w:rFonts w:eastAsiaTheme="minorEastAsia"/>
+              <w:rFonts w:asciiTheme="minorHAnsi" w:eastAsiaTheme="minorEastAsia" w:hAnsiTheme="minorHAnsi" w:cstheme="minorBidi"/>
               <w:i w:val="0"/>
               <w:iCs/>
               <w:noProof/>
-              <w:color w:val="000000" w:themeColor="text1"/>
               <w:kern w:val="2"/>
-              <w:szCs w:val="28"/>
+              <w:sz w:val="24"/>
               <w:lang w:eastAsia="ru-RU"/>
               <w14:ligatures w14:val="standardContextual"/>
             </w:rPr>
           </w:pPr>
-          <w:hyperlink w:anchor="_Toc225423979" w:history="1">
+          <w:hyperlink w:anchor="_Toc228445975" w:history="1">
             <w:r>
               <w:rPr>
                 <w:rStyle w:val="ae"/>
                 <w:i w:val="0"/>
                 <w:iCs/>
                 <w:noProof/>
-                <w:color w:val="000000" w:themeColor="text1"/>
-                <w:szCs w:val="28"/>
               </w:rPr>
               <w:t>1.3.</w:t>
             </w:r>
             <w:r>
               <w:rPr>
-                <w:rFonts w:eastAsiaTheme="minorEastAsia"/>
+                <w:rFonts w:asciiTheme="minorHAnsi" w:eastAsiaTheme="minorEastAsia" w:hAnsiTheme="minorHAnsi" w:cstheme="minorBidi"/>
                 <w:i w:val="0"/>
                 <w:iCs/>
                 <w:noProof/>
-                <w:color w:val="000000" w:themeColor="text1"/>
                 <w:kern w:val="2"/>
-                <w:szCs w:val="28"/>
+                <w:sz w:val="24"/>
                 <w:lang w:eastAsia="ru-RU"/>
                 <w14:ligatures w14:val="standardContextual"/>
               </w:rPr>
@@ -1264,8 +1180,6 @@
                 <w:i w:val="0"/>
                 <w:iCs/>
                 <w:noProof/>
-                <w:color w:val="000000" w:themeColor="text1"/>
-                <w:szCs w:val="28"/>
               </w:rPr>
               <w:t>Описание классов, образующих связь типа «общее-частное»</w:t>
             </w:r>
@@ -1275,8 +1189,6 @@
                 <w:iCs/>
                 <w:noProof/>
                 <w:webHidden/>
-                <w:color w:val="000000" w:themeColor="text1"/>
-                <w:szCs w:val="28"/>
               </w:rPr>
               <w:tab/>
             </w:r>
@@ -1286,8 +1198,6 @@
                 <w:iCs/>
                 <w:noProof/>
                 <w:webHidden/>
-                <w:color w:val="000000" w:themeColor="text1"/>
-                <w:szCs w:val="28"/>
               </w:rPr>
               <w:fldChar w:fldCharType="begin"/>
             </w:r>
@@ -1297,10 +1207,8 @@
                 <w:iCs/>
                 <w:noProof/>
                 <w:webHidden/>
-                <w:color w:val="000000" w:themeColor="text1"/>
-                <w:szCs w:val="28"/>
-              </w:rPr>
-              <w:instrText xml:space="preserve"> PAGEREF _Toc225423979 \h </w:instrText>
+              </w:rPr>
+              <w:instrText xml:space="preserve"> PAGEREF _Toc228445975 \h </w:instrText>
             </w:r>
             <w:r>
               <w:rPr>
@@ -1308,8 +1216,6 @@
                 <w:iCs/>
                 <w:noProof/>
                 <w:webHidden/>
-                <w:color w:val="000000" w:themeColor="text1"/>
-                <w:szCs w:val="28"/>
               </w:rPr>
             </w:r>
             <w:r>
@@ -1318,8 +1224,6 @@
                 <w:iCs/>
                 <w:noProof/>
                 <w:webHidden/>
-                <w:color w:val="000000" w:themeColor="text1"/>
-                <w:szCs w:val="28"/>
               </w:rPr>
               <w:fldChar w:fldCharType="separate"/>
             </w:r>
@@ -1329,8 +1233,6 @@
                 <w:iCs/>
                 <w:noProof/>
                 <w:webHidden/>
-                <w:color w:val="000000" w:themeColor="text1"/>
-                <w:szCs w:val="28"/>
               </w:rPr>
               <w:t>7</w:t>
             </w:r>
@@ -1340,8 +1242,6 @@
                 <w:iCs/>
                 <w:noProof/>
                 <w:webHidden/>
-                <w:color w:val="000000" w:themeColor="text1"/>
-                <w:szCs w:val="28"/>
               </w:rPr>
               <w:fldChar w:fldCharType="end"/>
             </w:r>
@@ -1351,44 +1251,39 @@
           <w:pPr>
             <w:pStyle w:val="21"/>
             <w:tabs>
-              <w:tab w:val="left" w:pos="851"/>
+              <w:tab w:val="left" w:pos="1680"/>
               <w:tab w:val="right" w:leader="dot" w:pos="9345"/>
             </w:tabs>
             <w:spacing w:after="0"/>
-            <w:ind w:firstLine="0"/>
             <w:rPr>
-              <w:rFonts w:eastAsiaTheme="minorEastAsia"/>
+              <w:rFonts w:asciiTheme="minorHAnsi" w:eastAsiaTheme="minorEastAsia" w:hAnsiTheme="minorHAnsi" w:cstheme="minorBidi"/>
               <w:i w:val="0"/>
               <w:iCs/>
               <w:noProof/>
-              <w:color w:val="000000" w:themeColor="text1"/>
               <w:kern w:val="2"/>
-              <w:szCs w:val="28"/>
+              <w:sz w:val="24"/>
               <w:lang w:eastAsia="ru-RU"/>
               <w14:ligatures w14:val="standardContextual"/>
             </w:rPr>
           </w:pPr>
-          <w:hyperlink w:anchor="_Toc225423980" w:history="1">
+          <w:hyperlink w:anchor="_Toc228445976" w:history="1">
             <w:r>
               <w:rPr>
                 <w:rStyle w:val="ae"/>
                 <w:i w:val="0"/>
                 <w:iCs/>
                 <w:noProof/>
-                <w:color w:val="000000" w:themeColor="text1"/>
-                <w:szCs w:val="28"/>
               </w:rPr>
               <w:t>1.4.</w:t>
             </w:r>
             <w:r>
               <w:rPr>
-                <w:rFonts w:eastAsiaTheme="minorEastAsia"/>
+                <w:rFonts w:asciiTheme="minorHAnsi" w:eastAsiaTheme="minorEastAsia" w:hAnsiTheme="minorHAnsi" w:cstheme="minorBidi"/>
                 <w:i w:val="0"/>
                 <w:iCs/>
                 <w:noProof/>
-                <w:color w:val="000000" w:themeColor="text1"/>
                 <w:kern w:val="2"/>
-                <w:szCs w:val="28"/>
+                <w:sz w:val="24"/>
                 <w:lang w:eastAsia="ru-RU"/>
                 <w14:ligatures w14:val="standardContextual"/>
               </w:rPr>
@@ -1400,8 +1295,6 @@
                 <w:i w:val="0"/>
                 <w:iCs/>
                 <w:noProof/>
-                <w:color w:val="000000" w:themeColor="text1"/>
-                <w:szCs w:val="28"/>
               </w:rPr>
               <w:t>Дерево ветвлений Git</w:t>
             </w:r>
@@ -1411,8 +1304,6 @@
                 <w:iCs/>
                 <w:noProof/>
                 <w:webHidden/>
-                <w:color w:val="000000" w:themeColor="text1"/>
-                <w:szCs w:val="28"/>
               </w:rPr>
               <w:tab/>
             </w:r>
@@ -1422,8 +1313,6 @@
                 <w:iCs/>
                 <w:noProof/>
                 <w:webHidden/>
-                <w:color w:val="000000" w:themeColor="text1"/>
-                <w:szCs w:val="28"/>
               </w:rPr>
               <w:fldChar w:fldCharType="begin"/>
             </w:r>
@@ -1433,10 +1322,8 @@
                 <w:iCs/>
                 <w:noProof/>
                 <w:webHidden/>
-                <w:color w:val="000000" w:themeColor="text1"/>
-                <w:szCs w:val="28"/>
-              </w:rPr>
-              <w:instrText xml:space="preserve"> PAGEREF _Toc225423980 \h </w:instrText>
+              </w:rPr>
+              <w:instrText xml:space="preserve"> PAGEREF _Toc228445976 \h </w:instrText>
             </w:r>
             <w:r>
               <w:rPr>
@@ -1444,8 +1331,6 @@
                 <w:iCs/>
                 <w:noProof/>
                 <w:webHidden/>
-                <w:color w:val="000000" w:themeColor="text1"/>
-                <w:szCs w:val="28"/>
               </w:rPr>
             </w:r>
             <w:r>
@@ -1454,8 +1339,6 @@
                 <w:iCs/>
                 <w:noProof/>
                 <w:webHidden/>
-                <w:color w:val="000000" w:themeColor="text1"/>
-                <w:szCs w:val="28"/>
               </w:rPr>
               <w:fldChar w:fldCharType="separate"/>
             </w:r>
@@ -1465,8 +1348,6 @@
                 <w:iCs/>
                 <w:noProof/>
                 <w:webHidden/>
-                <w:color w:val="000000" w:themeColor="text1"/>
-                <w:szCs w:val="28"/>
               </w:rPr>
               <w:t>9</w:t>
             </w:r>
@@ -1476,8 +1357,6 @@
                 <w:iCs/>
                 <w:noProof/>
                 <w:webHidden/>
-                <w:color w:val="000000" w:themeColor="text1"/>
-                <w:szCs w:val="28"/>
               </w:rPr>
               <w:fldChar w:fldCharType="end"/>
             </w:r>
@@ -1487,44 +1366,39 @@
           <w:pPr>
             <w:pStyle w:val="21"/>
             <w:tabs>
-              <w:tab w:val="left" w:pos="851"/>
+              <w:tab w:val="left" w:pos="1680"/>
               <w:tab w:val="right" w:leader="dot" w:pos="9345"/>
             </w:tabs>
             <w:spacing w:after="0"/>
-            <w:ind w:firstLine="0"/>
             <w:rPr>
-              <w:rFonts w:eastAsiaTheme="minorEastAsia"/>
+              <w:rFonts w:asciiTheme="minorHAnsi" w:eastAsiaTheme="minorEastAsia" w:hAnsiTheme="minorHAnsi" w:cstheme="minorBidi"/>
               <w:i w:val="0"/>
               <w:iCs/>
               <w:noProof/>
-              <w:color w:val="000000" w:themeColor="text1"/>
               <w:kern w:val="2"/>
-              <w:szCs w:val="28"/>
+              <w:sz w:val="24"/>
               <w:lang w:eastAsia="ru-RU"/>
               <w14:ligatures w14:val="standardContextual"/>
             </w:rPr>
           </w:pPr>
-          <w:hyperlink w:anchor="_Toc225423981" w:history="1">
+          <w:hyperlink w:anchor="_Toc228445977" w:history="1">
             <w:r>
               <w:rPr>
                 <w:rStyle w:val="ae"/>
                 <w:i w:val="0"/>
                 <w:iCs/>
                 <w:noProof/>
-                <w:color w:val="000000" w:themeColor="text1"/>
-                <w:szCs w:val="28"/>
               </w:rPr>
               <w:t>1.5.</w:t>
             </w:r>
             <w:r>
               <w:rPr>
-                <w:rFonts w:eastAsiaTheme="minorEastAsia"/>
+                <w:rFonts w:asciiTheme="minorHAnsi" w:eastAsiaTheme="minorEastAsia" w:hAnsiTheme="minorHAnsi" w:cstheme="minorBidi"/>
                 <w:i w:val="0"/>
                 <w:iCs/>
                 <w:noProof/>
-                <w:color w:val="000000" w:themeColor="text1"/>
                 <w:kern w:val="2"/>
-                <w:szCs w:val="28"/>
+                <w:sz w:val="24"/>
                 <w:lang w:eastAsia="ru-RU"/>
                 <w14:ligatures w14:val="standardContextual"/>
               </w:rPr>
@@ -1536,10 +1410,8 @@
                 <w:i w:val="0"/>
                 <w:iCs/>
                 <w:noProof/>
-                <w:color w:val="000000" w:themeColor="text1"/>
-                <w:szCs w:val="28"/>
-              </w:rPr>
-              <w:t>Тестирование программы</w:t>
+              </w:rPr>
+              <w:t>Функциональное тестирование программы</w:t>
             </w:r>
             <w:r>
               <w:rPr>
@@ -1547,8 +1419,6 @@
                 <w:iCs/>
                 <w:noProof/>
                 <w:webHidden/>
-                <w:color w:val="000000" w:themeColor="text1"/>
-                <w:szCs w:val="28"/>
               </w:rPr>
               <w:tab/>
             </w:r>
@@ -1558,8 +1428,6 @@
                 <w:iCs/>
                 <w:noProof/>
                 <w:webHidden/>
-                <w:color w:val="000000" w:themeColor="text1"/>
-                <w:szCs w:val="28"/>
               </w:rPr>
               <w:fldChar w:fldCharType="begin"/>
             </w:r>
@@ -1569,10 +1437,8 @@
                 <w:iCs/>
                 <w:noProof/>
                 <w:webHidden/>
-                <w:color w:val="000000" w:themeColor="text1"/>
-                <w:szCs w:val="28"/>
-              </w:rPr>
-              <w:instrText xml:space="preserve"> PAGEREF _Toc225423981 \h </w:instrText>
+              </w:rPr>
+              <w:instrText xml:space="preserve"> PAGEREF _Toc228445977 \h </w:instrText>
             </w:r>
             <w:r>
               <w:rPr>
@@ -1580,8 +1446,6 @@
                 <w:iCs/>
                 <w:noProof/>
                 <w:webHidden/>
-                <w:color w:val="000000" w:themeColor="text1"/>
-                <w:szCs w:val="28"/>
               </w:rPr>
             </w:r>
             <w:r>
@@ -1590,8 +1454,6 @@
                 <w:iCs/>
                 <w:noProof/>
                 <w:webHidden/>
-                <w:color w:val="000000" w:themeColor="text1"/>
-                <w:szCs w:val="28"/>
               </w:rPr>
               <w:fldChar w:fldCharType="separate"/>
             </w:r>
@@ -1601,8 +1463,6 @@
                 <w:iCs/>
                 <w:noProof/>
                 <w:webHidden/>
-                <w:color w:val="000000" w:themeColor="text1"/>
-                <w:szCs w:val="28"/>
               </w:rPr>
               <w:t>9</w:t>
             </w:r>
@@ -1612,8 +1472,6 @@
                 <w:iCs/>
                 <w:noProof/>
                 <w:webHidden/>
-                <w:color w:val="000000" w:themeColor="text1"/>
-                <w:szCs w:val="28"/>
               </w:rPr>
               <w:fldChar w:fldCharType="end"/>
             </w:r>
@@ -1623,45 +1481,39 @@
           <w:pPr>
             <w:pStyle w:val="3"/>
             <w:tabs>
-              <w:tab w:val="left" w:pos="851"/>
-              <w:tab w:val="left" w:pos="1276"/>
+              <w:tab w:val="left" w:pos="2139"/>
               <w:tab w:val="right" w:leader="dot" w:pos="9345"/>
             </w:tabs>
             <w:spacing w:after="0"/>
-            <w:ind w:firstLine="0"/>
             <w:rPr>
-              <w:rFonts w:eastAsiaTheme="minorEastAsia"/>
+              <w:rFonts w:asciiTheme="minorHAnsi" w:eastAsiaTheme="minorEastAsia" w:hAnsiTheme="minorHAnsi" w:cstheme="minorBidi"/>
               <w:i w:val="0"/>
               <w:iCs/>
               <w:noProof/>
-              <w:color w:val="000000" w:themeColor="text1"/>
               <w:kern w:val="2"/>
-              <w:szCs w:val="28"/>
+              <w:sz w:val="24"/>
               <w:lang w:eastAsia="ru-RU"/>
               <w14:ligatures w14:val="standardContextual"/>
             </w:rPr>
           </w:pPr>
-          <w:hyperlink w:anchor="_Toc225423982" w:history="1">
+          <w:hyperlink w:anchor="_Toc228445978" w:history="1">
             <w:r>
               <w:rPr>
                 <w:rStyle w:val="ae"/>
                 <w:i w:val="0"/>
                 <w:iCs/>
                 <w:noProof/>
-                <w:color w:val="000000" w:themeColor="text1"/>
-                <w:szCs w:val="28"/>
               </w:rPr>
               <w:t>1.5.1.</w:t>
             </w:r>
             <w:r>
               <w:rPr>
-                <w:rFonts w:eastAsiaTheme="minorEastAsia"/>
+                <w:rFonts w:asciiTheme="minorHAnsi" w:eastAsiaTheme="minorEastAsia" w:hAnsiTheme="minorHAnsi" w:cstheme="minorBidi"/>
                 <w:i w:val="0"/>
                 <w:iCs/>
                 <w:noProof/>
-                <w:color w:val="000000" w:themeColor="text1"/>
                 <w:kern w:val="2"/>
-                <w:szCs w:val="28"/>
+                <w:sz w:val="24"/>
                 <w:lang w:eastAsia="ru-RU"/>
                 <w14:ligatures w14:val="standardContextual"/>
               </w:rPr>
@@ -1673,8 +1525,6 @@
                 <w:i w:val="0"/>
                 <w:iCs/>
                 <w:noProof/>
-                <w:color w:val="000000" w:themeColor="text1"/>
-                <w:szCs w:val="28"/>
               </w:rPr>
               <w:t>Тестовый случай «Добавить сотрудника»</w:t>
             </w:r>
@@ -1684,8 +1534,6 @@
                 <w:iCs/>
                 <w:noProof/>
                 <w:webHidden/>
-                <w:color w:val="000000" w:themeColor="text1"/>
-                <w:szCs w:val="28"/>
               </w:rPr>
               <w:tab/>
             </w:r>
@@ -1695,8 +1543,6 @@
                 <w:iCs/>
                 <w:noProof/>
                 <w:webHidden/>
-                <w:color w:val="000000" w:themeColor="text1"/>
-                <w:szCs w:val="28"/>
               </w:rPr>
               <w:fldChar w:fldCharType="begin"/>
             </w:r>
@@ -1706,10 +1552,8 @@
                 <w:iCs/>
                 <w:noProof/>
                 <w:webHidden/>
-                <w:color w:val="000000" w:themeColor="text1"/>
-                <w:szCs w:val="28"/>
-              </w:rPr>
-              <w:instrText xml:space="preserve"> PAGEREF _Toc225423982 \h </w:instrText>
+              </w:rPr>
+              <w:instrText xml:space="preserve"> PAGEREF _Toc228445978 \h </w:instrText>
             </w:r>
             <w:r>
               <w:rPr>
@@ -1717,8 +1561,6 @@
                 <w:iCs/>
                 <w:noProof/>
                 <w:webHidden/>
-                <w:color w:val="000000" w:themeColor="text1"/>
-                <w:szCs w:val="28"/>
               </w:rPr>
             </w:r>
             <w:r>
@@ -1727,8 +1569,6 @@
                 <w:iCs/>
                 <w:noProof/>
                 <w:webHidden/>
-                <w:color w:val="000000" w:themeColor="text1"/>
-                <w:szCs w:val="28"/>
               </w:rPr>
               <w:fldChar w:fldCharType="separate"/>
             </w:r>
@@ -1738,8 +1578,6 @@
                 <w:iCs/>
                 <w:noProof/>
                 <w:webHidden/>
-                <w:color w:val="000000" w:themeColor="text1"/>
-                <w:szCs w:val="28"/>
               </w:rPr>
               <w:t>9</w:t>
             </w:r>
@@ -1749,8 +1587,6 @@
                 <w:iCs/>
                 <w:noProof/>
                 <w:webHidden/>
-                <w:color w:val="000000" w:themeColor="text1"/>
-                <w:szCs w:val="28"/>
               </w:rPr>
               <w:fldChar w:fldCharType="end"/>
             </w:r>
@@ -1760,45 +1596,39 @@
           <w:pPr>
             <w:pStyle w:val="3"/>
             <w:tabs>
-              <w:tab w:val="left" w:pos="851"/>
-              <w:tab w:val="left" w:pos="1276"/>
+              <w:tab w:val="left" w:pos="2139"/>
               <w:tab w:val="right" w:leader="dot" w:pos="9345"/>
             </w:tabs>
             <w:spacing w:after="0"/>
-            <w:ind w:firstLine="0"/>
             <w:rPr>
-              <w:rFonts w:eastAsiaTheme="minorEastAsia"/>
+              <w:rFonts w:asciiTheme="minorHAnsi" w:eastAsiaTheme="minorEastAsia" w:hAnsiTheme="minorHAnsi" w:cstheme="minorBidi"/>
               <w:i w:val="0"/>
               <w:iCs/>
               <w:noProof/>
-              <w:color w:val="000000" w:themeColor="text1"/>
               <w:kern w:val="2"/>
-              <w:szCs w:val="28"/>
+              <w:sz w:val="24"/>
               <w:lang w:eastAsia="ru-RU"/>
               <w14:ligatures w14:val="standardContextual"/>
             </w:rPr>
           </w:pPr>
-          <w:hyperlink w:anchor="_Toc225423983" w:history="1">
+          <w:hyperlink w:anchor="_Toc228445979" w:history="1">
             <w:r>
               <w:rPr>
                 <w:rStyle w:val="ae"/>
                 <w:i w:val="0"/>
                 <w:iCs/>
                 <w:noProof/>
-                <w:color w:val="000000" w:themeColor="text1"/>
-                <w:szCs w:val="28"/>
               </w:rPr>
               <w:t>1.5.2.</w:t>
             </w:r>
             <w:r>
               <w:rPr>
-                <w:rFonts w:eastAsiaTheme="minorEastAsia"/>
+                <w:rFonts w:asciiTheme="minorHAnsi" w:eastAsiaTheme="minorEastAsia" w:hAnsiTheme="minorHAnsi" w:cstheme="minorBidi"/>
                 <w:i w:val="0"/>
                 <w:iCs/>
                 <w:noProof/>
-                <w:color w:val="000000" w:themeColor="text1"/>
                 <w:kern w:val="2"/>
-                <w:szCs w:val="28"/>
+                <w:sz w:val="24"/>
                 <w:lang w:eastAsia="ru-RU"/>
                 <w14:ligatures w14:val="standardContextual"/>
               </w:rPr>
@@ -1810,8 +1640,6 @@
                 <w:i w:val="0"/>
                 <w:iCs/>
                 <w:noProof/>
-                <w:color w:val="000000" w:themeColor="text1"/>
-                <w:szCs w:val="28"/>
               </w:rPr>
               <w:t>Тестовый случай «Удалить сотрудника»</w:t>
             </w:r>
@@ -1821,8 +1649,6 @@
                 <w:iCs/>
                 <w:noProof/>
                 <w:webHidden/>
-                <w:color w:val="000000" w:themeColor="text1"/>
-                <w:szCs w:val="28"/>
               </w:rPr>
               <w:tab/>
             </w:r>
@@ -1832,8 +1658,6 @@
                 <w:iCs/>
                 <w:noProof/>
                 <w:webHidden/>
-                <w:color w:val="000000" w:themeColor="text1"/>
-                <w:szCs w:val="28"/>
               </w:rPr>
               <w:fldChar w:fldCharType="begin"/>
             </w:r>
@@ -1843,10 +1667,8 @@
                 <w:iCs/>
                 <w:noProof/>
                 <w:webHidden/>
-                <w:color w:val="000000" w:themeColor="text1"/>
-                <w:szCs w:val="28"/>
-              </w:rPr>
-              <w:instrText xml:space="preserve"> PAGEREF _Toc225423983 \h </w:instrText>
+              </w:rPr>
+              <w:instrText xml:space="preserve"> PAGEREF _Toc228445979 \h </w:instrText>
             </w:r>
             <w:r>
               <w:rPr>
@@ -1854,8 +1676,6 @@
                 <w:iCs/>
                 <w:noProof/>
                 <w:webHidden/>
-                <w:color w:val="000000" w:themeColor="text1"/>
-                <w:szCs w:val="28"/>
               </w:rPr>
             </w:r>
             <w:r>
@@ -1864,8 +1684,6 @@
                 <w:iCs/>
                 <w:noProof/>
                 <w:webHidden/>
-                <w:color w:val="000000" w:themeColor="text1"/>
-                <w:szCs w:val="28"/>
               </w:rPr>
               <w:fldChar w:fldCharType="separate"/>
             </w:r>
@@ -1875,8 +1693,6 @@
                 <w:iCs/>
                 <w:noProof/>
                 <w:webHidden/>
-                <w:color w:val="000000" w:themeColor="text1"/>
-                <w:szCs w:val="28"/>
               </w:rPr>
               <w:t>11</w:t>
             </w:r>
@@ -1886,8 +1702,6 @@
                 <w:iCs/>
                 <w:noProof/>
                 <w:webHidden/>
-                <w:color w:val="000000" w:themeColor="text1"/>
-                <w:szCs w:val="28"/>
               </w:rPr>
               <w:fldChar w:fldCharType="end"/>
             </w:r>
@@ -1897,45 +1711,39 @@
           <w:pPr>
             <w:pStyle w:val="3"/>
             <w:tabs>
-              <w:tab w:val="left" w:pos="851"/>
-              <w:tab w:val="left" w:pos="1276"/>
+              <w:tab w:val="left" w:pos="2139"/>
               <w:tab w:val="right" w:leader="dot" w:pos="9345"/>
             </w:tabs>
             <w:spacing w:after="0"/>
-            <w:ind w:firstLine="0"/>
             <w:rPr>
-              <w:rFonts w:eastAsiaTheme="minorEastAsia"/>
+              <w:rFonts w:asciiTheme="minorHAnsi" w:eastAsiaTheme="minorEastAsia" w:hAnsiTheme="minorHAnsi" w:cstheme="minorBidi"/>
               <w:i w:val="0"/>
               <w:iCs/>
               <w:noProof/>
-              <w:color w:val="000000" w:themeColor="text1"/>
               <w:kern w:val="2"/>
-              <w:szCs w:val="28"/>
+              <w:sz w:val="24"/>
               <w:lang w:eastAsia="ru-RU"/>
               <w14:ligatures w14:val="standardContextual"/>
             </w:rPr>
           </w:pPr>
-          <w:hyperlink w:anchor="_Toc225423984" w:history="1">
+          <w:hyperlink w:anchor="_Toc228445980" w:history="1">
             <w:r>
               <w:rPr>
                 <w:rStyle w:val="ae"/>
                 <w:i w:val="0"/>
                 <w:iCs/>
                 <w:noProof/>
-                <w:color w:val="000000" w:themeColor="text1"/>
-                <w:szCs w:val="28"/>
               </w:rPr>
               <w:t>1.5.3.</w:t>
             </w:r>
             <w:r>
               <w:rPr>
-                <w:rFonts w:eastAsiaTheme="minorEastAsia"/>
+                <w:rFonts w:asciiTheme="minorHAnsi" w:eastAsiaTheme="minorEastAsia" w:hAnsiTheme="minorHAnsi" w:cstheme="minorBidi"/>
                 <w:i w:val="0"/>
                 <w:iCs/>
                 <w:noProof/>
-                <w:color w:val="000000" w:themeColor="text1"/>
                 <w:kern w:val="2"/>
-                <w:szCs w:val="28"/>
+                <w:sz w:val="24"/>
                 <w:lang w:eastAsia="ru-RU"/>
                 <w14:ligatures w14:val="standardContextual"/>
               </w:rPr>
@@ -1947,8 +1755,6 @@
                 <w:i w:val="0"/>
                 <w:iCs/>
                 <w:noProof/>
-                <w:color w:val="000000" w:themeColor="text1"/>
-                <w:szCs w:val="28"/>
               </w:rPr>
               <w:t>Тестовый случай «Поиск сотрудника»</w:t>
             </w:r>
@@ -1958,8 +1764,6 @@
                 <w:iCs/>
                 <w:noProof/>
                 <w:webHidden/>
-                <w:color w:val="000000" w:themeColor="text1"/>
-                <w:szCs w:val="28"/>
               </w:rPr>
               <w:tab/>
             </w:r>
@@ -1969,8 +1773,6 @@
                 <w:iCs/>
                 <w:noProof/>
                 <w:webHidden/>
-                <w:color w:val="000000" w:themeColor="text1"/>
-                <w:szCs w:val="28"/>
               </w:rPr>
               <w:fldChar w:fldCharType="begin"/>
             </w:r>
@@ -1980,10 +1782,8 @@
                 <w:iCs/>
                 <w:noProof/>
                 <w:webHidden/>
-                <w:color w:val="000000" w:themeColor="text1"/>
-                <w:szCs w:val="28"/>
-              </w:rPr>
-              <w:instrText xml:space="preserve"> PAGEREF _Toc225423984 \h </w:instrText>
+              </w:rPr>
+              <w:instrText xml:space="preserve"> PAGEREF _Toc228445980 \h </w:instrText>
             </w:r>
             <w:r>
               <w:rPr>
@@ -1991,8 +1791,6 @@
                 <w:iCs/>
                 <w:noProof/>
                 <w:webHidden/>
-                <w:color w:val="000000" w:themeColor="text1"/>
-                <w:szCs w:val="28"/>
               </w:rPr>
             </w:r>
             <w:r>
@@ -2001,8 +1799,6 @@
                 <w:iCs/>
                 <w:noProof/>
                 <w:webHidden/>
-                <w:color w:val="000000" w:themeColor="text1"/>
-                <w:szCs w:val="28"/>
               </w:rPr>
               <w:fldChar w:fldCharType="separate"/>
             </w:r>
@@ -2012,8 +1808,6 @@
                 <w:iCs/>
                 <w:noProof/>
                 <w:webHidden/>
-                <w:color w:val="000000" w:themeColor="text1"/>
-                <w:szCs w:val="28"/>
               </w:rPr>
               <w:t>12</w:t>
             </w:r>
@@ -2023,8 +1817,6 @@
                 <w:iCs/>
                 <w:noProof/>
                 <w:webHidden/>
-                <w:color w:val="000000" w:themeColor="text1"/>
-                <w:szCs w:val="28"/>
               </w:rPr>
               <w:fldChar w:fldCharType="end"/>
             </w:r>
@@ -2034,45 +1826,39 @@
           <w:pPr>
             <w:pStyle w:val="3"/>
             <w:tabs>
-              <w:tab w:val="left" w:pos="851"/>
-              <w:tab w:val="left" w:pos="1276"/>
+              <w:tab w:val="left" w:pos="2139"/>
               <w:tab w:val="right" w:leader="dot" w:pos="9345"/>
             </w:tabs>
             <w:spacing w:after="0"/>
-            <w:ind w:firstLine="0"/>
             <w:rPr>
-              <w:rFonts w:eastAsiaTheme="minorEastAsia"/>
+              <w:rFonts w:asciiTheme="minorHAnsi" w:eastAsiaTheme="minorEastAsia" w:hAnsiTheme="minorHAnsi" w:cstheme="minorBidi"/>
               <w:i w:val="0"/>
               <w:iCs/>
               <w:noProof/>
-              <w:color w:val="000000" w:themeColor="text1"/>
               <w:kern w:val="2"/>
-              <w:szCs w:val="28"/>
+              <w:sz w:val="24"/>
               <w:lang w:eastAsia="ru-RU"/>
               <w14:ligatures w14:val="standardContextual"/>
             </w:rPr>
           </w:pPr>
-          <w:hyperlink w:anchor="_Toc225423985" w:history="1">
+          <w:hyperlink w:anchor="_Toc228445981" w:history="1">
             <w:r>
               <w:rPr>
                 <w:rStyle w:val="ae"/>
                 <w:i w:val="0"/>
                 <w:iCs/>
                 <w:noProof/>
-                <w:color w:val="000000" w:themeColor="text1"/>
-                <w:szCs w:val="28"/>
               </w:rPr>
               <w:t>1.5.4.</w:t>
             </w:r>
             <w:r>
               <w:rPr>
-                <w:rFonts w:eastAsiaTheme="minorEastAsia"/>
+                <w:rFonts w:asciiTheme="minorHAnsi" w:eastAsiaTheme="minorEastAsia" w:hAnsiTheme="minorHAnsi" w:cstheme="minorBidi"/>
                 <w:i w:val="0"/>
                 <w:iCs/>
                 <w:noProof/>
-                <w:color w:val="000000" w:themeColor="text1"/>
                 <w:kern w:val="2"/>
-                <w:szCs w:val="28"/>
+                <w:sz w:val="24"/>
                 <w:lang w:eastAsia="ru-RU"/>
                 <w14:ligatures w14:val="standardContextual"/>
               </w:rPr>
@@ -2084,8 +1870,6 @@
                 <w:i w:val="0"/>
                 <w:iCs/>
                 <w:noProof/>
-                <w:color w:val="000000" w:themeColor="text1"/>
-                <w:szCs w:val="28"/>
               </w:rPr>
               <w:t>Тестовый случай «Сохранить как…»</w:t>
             </w:r>
@@ -2095,8 +1879,6 @@
                 <w:iCs/>
                 <w:noProof/>
                 <w:webHidden/>
-                <w:color w:val="000000" w:themeColor="text1"/>
-                <w:szCs w:val="28"/>
               </w:rPr>
               <w:tab/>
             </w:r>
@@ -2106,8 +1888,6 @@
                 <w:iCs/>
                 <w:noProof/>
                 <w:webHidden/>
-                <w:color w:val="000000" w:themeColor="text1"/>
-                <w:szCs w:val="28"/>
               </w:rPr>
               <w:fldChar w:fldCharType="begin"/>
             </w:r>
@@ -2117,10 +1897,8 @@
                 <w:iCs/>
                 <w:noProof/>
                 <w:webHidden/>
-                <w:color w:val="000000" w:themeColor="text1"/>
-                <w:szCs w:val="28"/>
-              </w:rPr>
-              <w:instrText xml:space="preserve"> PAGEREF _Toc225423985 \h </w:instrText>
+              </w:rPr>
+              <w:instrText xml:space="preserve"> PAGEREF _Toc228445981 \h </w:instrText>
             </w:r>
             <w:r>
               <w:rPr>
@@ -2128,8 +1906,6 @@
                 <w:iCs/>
                 <w:noProof/>
                 <w:webHidden/>
-                <w:color w:val="000000" w:themeColor="text1"/>
-                <w:szCs w:val="28"/>
               </w:rPr>
             </w:r>
             <w:r>
@@ -2138,8 +1914,6 @@
                 <w:iCs/>
                 <w:noProof/>
                 <w:webHidden/>
-                <w:color w:val="000000" w:themeColor="text1"/>
-                <w:szCs w:val="28"/>
               </w:rPr>
               <w:fldChar w:fldCharType="separate"/>
             </w:r>
@@ -2149,8 +1923,6 @@
                 <w:iCs/>
                 <w:noProof/>
                 <w:webHidden/>
-                <w:color w:val="000000" w:themeColor="text1"/>
-                <w:szCs w:val="28"/>
               </w:rPr>
               <w:t>14</w:t>
             </w:r>
@@ -2160,8 +1932,6 @@
                 <w:iCs/>
                 <w:noProof/>
                 <w:webHidden/>
-                <w:color w:val="000000" w:themeColor="text1"/>
-                <w:szCs w:val="28"/>
               </w:rPr>
               <w:fldChar w:fldCharType="end"/>
             </w:r>
@@ -2171,45 +1941,39 @@
           <w:pPr>
             <w:pStyle w:val="3"/>
             <w:tabs>
-              <w:tab w:val="left" w:pos="851"/>
-              <w:tab w:val="left" w:pos="1276"/>
+              <w:tab w:val="left" w:pos="2139"/>
               <w:tab w:val="right" w:leader="dot" w:pos="9345"/>
             </w:tabs>
             <w:spacing w:after="0"/>
-            <w:ind w:firstLine="0"/>
             <w:rPr>
-              <w:rFonts w:eastAsiaTheme="minorEastAsia"/>
+              <w:rFonts w:asciiTheme="minorHAnsi" w:eastAsiaTheme="minorEastAsia" w:hAnsiTheme="minorHAnsi" w:cstheme="minorBidi"/>
               <w:i w:val="0"/>
               <w:iCs/>
               <w:noProof/>
-              <w:color w:val="000000" w:themeColor="text1"/>
               <w:kern w:val="2"/>
-              <w:szCs w:val="28"/>
+              <w:sz w:val="24"/>
               <w:lang w:eastAsia="ru-RU"/>
               <w14:ligatures w14:val="standardContextual"/>
             </w:rPr>
           </w:pPr>
-          <w:hyperlink w:anchor="_Toc225423986" w:history="1">
+          <w:hyperlink w:anchor="_Toc228445982" w:history="1">
             <w:r>
               <w:rPr>
                 <w:rStyle w:val="ae"/>
                 <w:i w:val="0"/>
                 <w:iCs/>
                 <w:noProof/>
-                <w:color w:val="000000" w:themeColor="text1"/>
-                <w:szCs w:val="28"/>
               </w:rPr>
               <w:t>1.5.5.</w:t>
             </w:r>
             <w:r>
               <w:rPr>
-                <w:rFonts w:eastAsiaTheme="minorEastAsia"/>
+                <w:rFonts w:asciiTheme="minorHAnsi" w:eastAsiaTheme="minorEastAsia" w:hAnsiTheme="minorHAnsi" w:cstheme="minorBidi"/>
                 <w:i w:val="0"/>
                 <w:iCs/>
                 <w:noProof/>
-                <w:color w:val="000000" w:themeColor="text1"/>
                 <w:kern w:val="2"/>
-                <w:szCs w:val="28"/>
+                <w:sz w:val="24"/>
                 <w:lang w:eastAsia="ru-RU"/>
                 <w14:ligatures w14:val="standardContextual"/>
               </w:rPr>
@@ -2221,8 +1985,6 @@
                 <w:i w:val="0"/>
                 <w:iCs/>
                 <w:noProof/>
-                <w:color w:val="000000" w:themeColor="text1"/>
-                <w:szCs w:val="28"/>
               </w:rPr>
               <w:t>Тестовый случай «Открыть»</w:t>
             </w:r>
@@ -2232,8 +1994,6 @@
                 <w:iCs/>
                 <w:noProof/>
                 <w:webHidden/>
-                <w:color w:val="000000" w:themeColor="text1"/>
-                <w:szCs w:val="28"/>
               </w:rPr>
               <w:tab/>
             </w:r>
@@ -2243,8 +2003,6 @@
                 <w:iCs/>
                 <w:noProof/>
                 <w:webHidden/>
-                <w:color w:val="000000" w:themeColor="text1"/>
-                <w:szCs w:val="28"/>
               </w:rPr>
               <w:fldChar w:fldCharType="begin"/>
             </w:r>
@@ -2254,10 +2012,8 @@
                 <w:iCs/>
                 <w:noProof/>
                 <w:webHidden/>
-                <w:color w:val="000000" w:themeColor="text1"/>
-                <w:szCs w:val="28"/>
-              </w:rPr>
-              <w:instrText xml:space="preserve"> PAGEREF _Toc225423986 \h </w:instrText>
+              </w:rPr>
+              <w:instrText xml:space="preserve"> PAGEREF _Toc228445982 \h </w:instrText>
             </w:r>
             <w:r>
               <w:rPr>
@@ -2265,8 +2021,6 @@
                 <w:iCs/>
                 <w:noProof/>
                 <w:webHidden/>
-                <w:color w:val="000000" w:themeColor="text1"/>
-                <w:szCs w:val="28"/>
               </w:rPr>
             </w:r>
             <w:r>
@@ -2275,8 +2029,6 @@
                 <w:iCs/>
                 <w:noProof/>
                 <w:webHidden/>
-                <w:color w:val="000000" w:themeColor="text1"/>
-                <w:szCs w:val="28"/>
               </w:rPr>
               <w:fldChar w:fldCharType="separate"/>
             </w:r>
@@ -2286,8 +2038,6 @@
                 <w:iCs/>
                 <w:noProof/>
                 <w:webHidden/>
-                <w:color w:val="000000" w:themeColor="text1"/>
-                <w:szCs w:val="28"/>
               </w:rPr>
               <w:t>14</w:t>
             </w:r>
@@ -2297,8 +2047,121 @@
                 <w:iCs/>
                 <w:noProof/>
                 <w:webHidden/>
-                <w:color w:val="000000" w:themeColor="text1"/>
-                <w:szCs w:val="28"/>
+              </w:rPr>
+              <w:fldChar w:fldCharType="end"/>
+            </w:r>
+          </w:hyperlink>
+        </w:p>
+        <w:p>
+          <w:pPr>
+            <w:pStyle w:val="21"/>
+            <w:tabs>
+              <w:tab w:val="left" w:pos="1680"/>
+              <w:tab w:val="right" w:leader="dot" w:pos="9345"/>
+            </w:tabs>
+            <w:spacing w:after="0"/>
+            <w:rPr>
+              <w:rFonts w:asciiTheme="minorHAnsi" w:eastAsiaTheme="minorEastAsia" w:hAnsiTheme="minorHAnsi" w:cstheme="minorBidi"/>
+              <w:i w:val="0"/>
+              <w:iCs/>
+              <w:noProof/>
+              <w:kern w:val="2"/>
+              <w:sz w:val="24"/>
+              <w:lang w:eastAsia="ru-RU"/>
+              <w14:ligatures w14:val="standardContextual"/>
+            </w:rPr>
+          </w:pPr>
+          <w:hyperlink w:anchor="_Toc228445983" w:history="1">
+            <w:r>
+              <w:rPr>
+                <w:rStyle w:val="ae"/>
+                <w:i w:val="0"/>
+                <w:iCs/>
+                <w:noProof/>
+              </w:rPr>
+              <w:t>1.6.</w:t>
+            </w:r>
+            <w:r>
+              <w:rPr>
+                <w:rFonts w:asciiTheme="minorHAnsi" w:eastAsiaTheme="minorEastAsia" w:hAnsiTheme="minorHAnsi" w:cstheme="minorBidi"/>
+                <w:i w:val="0"/>
+                <w:iCs/>
+                <w:noProof/>
+                <w:kern w:val="2"/>
+                <w:sz w:val="24"/>
+                <w:lang w:eastAsia="ru-RU"/>
+                <w14:ligatures w14:val="standardContextual"/>
+              </w:rPr>
+              <w:tab/>
+            </w:r>
+            <w:r>
+              <w:rPr>
+                <w:rStyle w:val="ae"/>
+                <w:i w:val="0"/>
+                <w:iCs/>
+                <w:noProof/>
+              </w:rPr>
+              <w:t>Модульное тестирование программы</w:t>
+            </w:r>
+            <w:r>
+              <w:rPr>
+                <w:i w:val="0"/>
+                <w:iCs/>
+                <w:noProof/>
+                <w:webHidden/>
+              </w:rPr>
+              <w:tab/>
+            </w:r>
+            <w:r>
+              <w:rPr>
+                <w:i w:val="0"/>
+                <w:iCs/>
+                <w:noProof/>
+                <w:webHidden/>
+              </w:rPr>
+              <w:fldChar w:fldCharType="begin"/>
+            </w:r>
+            <w:r>
+              <w:rPr>
+                <w:i w:val="0"/>
+                <w:iCs/>
+                <w:noProof/>
+                <w:webHidden/>
+              </w:rPr>
+              <w:instrText xml:space="preserve"> PAGEREF _Toc228445983 \h </w:instrText>
+            </w:r>
+            <w:r>
+              <w:rPr>
+                <w:i w:val="0"/>
+                <w:iCs/>
+                <w:noProof/>
+                <w:webHidden/>
+              </w:rPr>
+            </w:r>
+            <w:r>
+              <w:rPr>
+                <w:i w:val="0"/>
+                <w:iCs/>
+                <w:noProof/>
+                <w:webHidden/>
+              </w:rPr>
+              <w:fldChar w:fldCharType="separate"/>
+            </w:r>
+            <w:r>
+              <w:rPr>
+                <w:i w:val="0"/>
+                <w:iCs/>
+                <w:noProof/>
+                <w:webHidden/>
+              </w:rPr>
+              <w:t>15</w:t>
+            </w:r>
+            <w:r>
+              <w:rPr>
+                <w:i w:val="0"/>
+                <w:iCs/>
+                <w:noProof/>
+                <w:webHidden/>
               </w:rPr>
               <w:fldChar w:fldCharType="end"/>
             </w:r>
@@ -2307,31 +2170,25 @@
         <w:p>
           <w:pPr>
             <w:pStyle w:val="11"/>
-            <w:tabs>
-              <w:tab w:val="left" w:pos="851"/>
-            </w:tabs>
             <w:spacing w:after="0"/>
             <w:rPr>
-              <w:rFonts w:eastAsiaTheme="minorEastAsia"/>
+              <w:rFonts w:asciiTheme="minorHAnsi" w:eastAsiaTheme="minorEastAsia" w:hAnsiTheme="minorHAnsi" w:cstheme="minorBidi"/>
               <w:i w:val="0"/>
               <w:iCs/>
               <w:noProof/>
-              <w:color w:val="000000" w:themeColor="text1"/>
               <w:kern w:val="2"/>
-              <w:szCs w:val="28"/>
+              <w:sz w:val="24"/>
               <w:lang w:eastAsia="ru-RU"/>
               <w14:ligatures w14:val="standardContextual"/>
             </w:rPr>
           </w:pPr>
-          <w:hyperlink w:anchor="_Toc225423987" w:history="1">
+          <w:hyperlink w:anchor="_Toc228445984" w:history="1">
             <w:r>
               <w:rPr>
                 <w:rStyle w:val="ae"/>
                 <w:i w:val="0"/>
                 <w:iCs/>
                 <w:noProof/>
-                <w:color w:val="000000" w:themeColor="text1"/>
-                <w:szCs w:val="28"/>
               </w:rPr>
               <w:t>Список использованных источников</w:t>
             </w:r>
@@ -2341,8 +2198,6 @@
                 <w:iCs/>
                 <w:noProof/>
                 <w:webHidden/>
-                <w:color w:val="000000" w:themeColor="text1"/>
-                <w:szCs w:val="28"/>
               </w:rPr>
               <w:tab/>
             </w:r>
@@ -2352,8 +2207,6 @@
                 <w:iCs/>
                 <w:noProof/>
                 <w:webHidden/>
-                <w:color w:val="000000" w:themeColor="text1"/>
-                <w:szCs w:val="28"/>
               </w:rPr>
               <w:fldChar w:fldCharType="begin"/>
             </w:r>
@@ -2363,10 +2216,8 @@
                 <w:iCs/>
                 <w:noProof/>
                 <w:webHidden/>
-                <w:color w:val="000000" w:themeColor="text1"/>
-                <w:szCs w:val="28"/>
-              </w:rPr>
-              <w:instrText xml:space="preserve"> PAGEREF _Toc225423987 \h </w:instrText>
+              </w:rPr>
+              <w:instrText xml:space="preserve"> PAGEREF _Toc228445984 \h </w:instrText>
             </w:r>
             <w:r>
               <w:rPr>
@@ -2374,8 +2225,6 @@
                 <w:iCs/>
                 <w:noProof/>
                 <w:webHidden/>
-                <w:color w:val="000000" w:themeColor="text1"/>
-                <w:szCs w:val="28"/>
               </w:rPr>
             </w:r>
             <w:r>
@@ -2384,8 +2233,6 @@
                 <w:iCs/>
                 <w:noProof/>
                 <w:webHidden/>
-                <w:color w:val="000000" w:themeColor="text1"/>
-                <w:szCs w:val="28"/>
               </w:rPr>
               <w:fldChar w:fldCharType="separate"/>
             </w:r>
@@ -2395,8 +2242,6 @@
                 <w:iCs/>
                 <w:noProof/>
                 <w:webHidden/>
-                <w:color w:val="000000" w:themeColor="text1"/>
-                <w:szCs w:val="28"/>
               </w:rPr>
               <w:t>16</w:t>
             </w:r>
@@ -2406,8 +2251,6 @@
                 <w:iCs/>
                 <w:noProof/>
                 <w:webHidden/>
-                <w:color w:val="000000" w:themeColor="text1"/>
-                <w:szCs w:val="28"/>
               </w:rPr>
               <w:fldChar w:fldCharType="end"/>
             </w:r>
@@ -2416,31 +2259,25 @@
         <w:p>
           <w:pPr>
             <w:pStyle w:val="11"/>
-            <w:tabs>
-              <w:tab w:val="left" w:pos="851"/>
-            </w:tabs>
             <w:spacing w:after="0"/>
             <w:rPr>
-              <w:rFonts w:eastAsiaTheme="minorEastAsia"/>
+              <w:rFonts w:asciiTheme="minorHAnsi" w:eastAsiaTheme="minorEastAsia" w:hAnsiTheme="minorHAnsi" w:cstheme="minorBidi"/>
               <w:i w:val="0"/>
               <w:iCs/>
               <w:noProof/>
-              <w:color w:val="000000" w:themeColor="text1"/>
               <w:kern w:val="2"/>
-              <w:szCs w:val="28"/>
+              <w:sz w:val="24"/>
               <w:lang w:eastAsia="ru-RU"/>
               <w14:ligatures w14:val="standardContextual"/>
             </w:rPr>
           </w:pPr>
-          <w:hyperlink w:anchor="_Toc225423988" w:history="1">
+          <w:hyperlink w:anchor="_Toc228445985" w:history="1">
             <w:r>
               <w:rPr>
                 <w:rStyle w:val="ae"/>
                 <w:i w:val="0"/>
                 <w:iCs/>
                 <w:noProof/>
-                <w:color w:val="000000" w:themeColor="text1"/>
-                <w:szCs w:val="28"/>
               </w:rPr>
               <w:t>Приложение А</w:t>
             </w:r>
@@ -2450,8 +2287,6 @@
                 <w:iCs/>
                 <w:noProof/>
                 <w:webHidden/>
-                <w:color w:val="000000" w:themeColor="text1"/>
-                <w:szCs w:val="28"/>
               </w:rPr>
               <w:tab/>
             </w:r>
@@ -2461,8 +2296,6 @@
                 <w:iCs/>
                 <w:noProof/>
                 <w:webHidden/>
-                <w:color w:val="000000" w:themeColor="text1"/>
-                <w:szCs w:val="28"/>
               </w:rPr>
               <w:fldChar w:fldCharType="begin"/>
             </w:r>
@@ -2472,10 +2305,8 @@
                 <w:iCs/>
                 <w:noProof/>
                 <w:webHidden/>
-                <w:color w:val="000000" w:themeColor="text1"/>
-                <w:szCs w:val="28"/>
-              </w:rPr>
-              <w:instrText xml:space="preserve"> PAGEREF _Toc225423988 \h </w:instrText>
+              </w:rPr>
+              <w:instrText xml:space="preserve"> PAGEREF _Toc228445985 \h </w:instrText>
             </w:r>
             <w:r>
               <w:rPr>
@@ -2483,8 +2314,6 @@
                 <w:iCs/>
                 <w:noProof/>
                 <w:webHidden/>
-                <w:color w:val="000000" w:themeColor="text1"/>
-                <w:szCs w:val="28"/>
               </w:rPr>
             </w:r>
             <w:r>
@@ -2493,8 +2322,6 @@
                 <w:iCs/>
                 <w:noProof/>
                 <w:webHidden/>
-                <w:color w:val="000000" w:themeColor="text1"/>
-                <w:szCs w:val="28"/>
               </w:rPr>
               <w:fldChar w:fldCharType="separate"/>
             </w:r>
@@ -2504,8 +2331,6 @@
                 <w:iCs/>
                 <w:noProof/>
                 <w:webHidden/>
-                <w:color w:val="000000" w:themeColor="text1"/>
-                <w:szCs w:val="28"/>
               </w:rPr>
               <w:t>17</w:t>
             </w:r>
@@ -2515,8 +2340,6 @@
                 <w:iCs/>
                 <w:noProof/>
                 <w:webHidden/>
-                <w:color w:val="000000" w:themeColor="text1"/>
-                <w:szCs w:val="28"/>
               </w:rPr>
               <w:fldChar w:fldCharType="end"/>
             </w:r>
@@ -2628,22 +2451,6 @@
     </w:p>
     <w:p>
       <w:pPr>
-        <w:rPr>
-          <w:i w:val="0"/>
-          <w:szCs w:val="28"/>
-        </w:rPr>
-      </w:pPr>
-    </w:p>
-    <w:p>
-      <w:pPr>
-        <w:rPr>
-          <w:i w:val="0"/>
-          <w:szCs w:val="28"/>
-        </w:rPr>
-      </w:pPr>
-    </w:p>
-    <w:p>
-      <w:pPr>
         <w:pStyle w:val="1"/>
         <w:spacing w:before="0"/>
         <w:rPr>
@@ -2656,7 +2463,7 @@
           <w:szCs w:val="24"/>
         </w:rPr>
       </w:pPr>
-      <w:bookmarkStart w:id="0" w:name="_Toc225423975"/>
+      <w:bookmarkStart w:id="0" w:name="_Toc228445971"/>
       <w:r>
         <w:rPr>
           <w:rFonts w:ascii="Times New Roman" w:hAnsi="Times New Roman" w:cs="Times New Roman"/>
@@ -3115,7 +2922,7 @@
           <w:szCs w:val="28"/>
         </w:rPr>
       </w:pPr>
-      <w:bookmarkStart w:id="1" w:name="_Toc225423976"/>
+      <w:bookmarkStart w:id="1" w:name="_Toc228445972"/>
       <w:r>
         <w:rPr>
           <w:b/>
@@ -3147,7 +2954,7 @@
           <w:szCs w:val="28"/>
         </w:rPr>
       </w:pPr>
-      <w:bookmarkStart w:id="2" w:name="_Toc225423977"/>
+      <w:bookmarkStart w:id="2" w:name="_Toc228445973"/>
       <w:r>
         <w:rPr>
           <w:b/>
@@ -3401,7 +3208,7 @@
           <w:szCs w:val="28"/>
         </w:rPr>
       </w:pPr>
-      <w:bookmarkStart w:id="3" w:name="_Toc225423978"/>
+      <w:bookmarkStart w:id="3" w:name="_Toc228445974"/>
       <w:r>
         <w:rPr>
           <w:b/>
@@ -3658,7 +3465,7 @@
           <w:lang w:val="ru-RU"/>
         </w:rPr>
       </w:pPr>
-      <w:bookmarkStart w:id="4" w:name="_Toc225423979"/>
+      <w:bookmarkStart w:id="4" w:name="_Toc228445975"/>
       <w:r>
         <w:rPr>
           <w:b/>
@@ -8282,7 +8089,6 @@
           <w:lang w:val="ru-RU"/>
         </w:rPr>
       </w:pPr>
-      <w:bookmarkStart w:id="5" w:name="_Toc225423980"/>
     </w:p>
     <w:p>
       <w:pPr>
@@ -8301,6 +8107,7 @@
           <w:szCs w:val="28"/>
         </w:rPr>
       </w:pPr>
+      <w:bookmarkStart w:id="5" w:name="_Toc228445976"/>
       <w:r>
         <w:rPr>
           <w:b/>
@@ -8467,7 +8274,7 @@
           <w:szCs w:val="28"/>
         </w:rPr>
       </w:pPr>
-      <w:bookmarkStart w:id="6" w:name="_Toc225423981"/>
+      <w:bookmarkStart w:id="6" w:name="_Toc228445977"/>
       <w:r>
         <w:rPr>
           <w:b/>
@@ -8616,7 +8423,7 @@
           <w:szCs w:val="28"/>
         </w:rPr>
       </w:pPr>
-      <w:bookmarkStart w:id="7" w:name="_Toc225423982"/>
+      <w:bookmarkStart w:id="7" w:name="_Toc228445978"/>
       <w:r>
         <w:rPr>
           <w:b/>
@@ -9112,7 +8919,7 @@
           <w:szCs w:val="28"/>
         </w:rPr>
       </w:pPr>
-      <w:bookmarkStart w:id="8" w:name="_Toc225423983"/>
+      <w:bookmarkStart w:id="8" w:name="_Toc228445979"/>
       <w:r>
         <w:rPr>
           <w:b/>
@@ -9308,7 +9115,7 @@
           <w:szCs w:val="28"/>
         </w:rPr>
       </w:pPr>
-      <w:bookmarkStart w:id="9" w:name="_Toc225423984"/>
+      <w:bookmarkStart w:id="9" w:name="_Toc228445980"/>
       <w:r>
         <w:rPr>
           <w:b/>
@@ -9625,7 +9432,7 @@
           <w:szCs w:val="28"/>
         </w:rPr>
       </w:pPr>
-      <w:bookmarkStart w:id="10" w:name="_Toc225423985"/>
+      <w:bookmarkStart w:id="10" w:name="_Toc228445981"/>
       <w:r>
         <w:rPr>
           <w:b/>
@@ -9924,7 +9731,7 @@
           <w:szCs w:val="28"/>
         </w:rPr>
       </w:pPr>
-      <w:bookmarkStart w:id="11" w:name="_Toc225423986"/>
+      <w:bookmarkStart w:id="11" w:name="_Toc228445982"/>
       <w:r>
         <w:rPr>
           <w:b/>
@@ -10092,9 +9899,9 @@
         </w:rPr>
         <w:lastRenderedPageBreak/>
         <w:drawing>
-          <wp:inline distT="0" distB="0" distL="0" distR="0" wp14:anchorId="15DEFC70" wp14:editId="45D3481C">
-            <wp:extent cx="4545676" cy="2877551"/>
-            <wp:effectExtent l="0" t="0" r="7620" b="0"/>
+          <wp:inline distT="0" distB="0" distL="0" distR="0" wp14:anchorId="15DEFC70" wp14:editId="6088994D">
+            <wp:extent cx="4001088" cy="2532810"/>
+            <wp:effectExtent l="0" t="0" r="0" b="1270"/>
             <wp:docPr id="1766741060" name="Рисунок 1"/>
             <wp:cNvGraphicFramePr>
               <a:graphicFrameLocks xmlns:a="http://schemas.openxmlformats.org/drawingml/2006/main" noChangeAspect="1"/>
@@ -10115,7 +9922,7 @@
                   <pic:spPr>
                     <a:xfrm>
                       <a:off x="0" y="0"/>
-                      <a:ext cx="4556906" cy="2884660"/>
+                      <a:ext cx="4020485" cy="2545089"/>
                     </a:xfrm>
                     <a:prstGeom prst="rect">
                       <a:avLst/>
@@ -10155,6 +9962,7 @@
           <w:numId w:val="33"/>
         </w:numPr>
         <w:ind w:left="0" w:firstLine="709"/>
+        <w:outlineLvl w:val="1"/>
         <w:rPr>
           <w:b/>
           <w:bCs/>
@@ -10163,6 +9971,7 @@
           <w:szCs w:val="28"/>
         </w:rPr>
       </w:pPr>
+      <w:bookmarkStart w:id="12" w:name="_Toc228445983"/>
       <w:r>
         <w:rPr>
           <w:b/>
@@ -10174,6 +9983,7 @@
         </w:rPr>
         <w:t>Модульное тестирование программы</w:t>
       </w:r>
+      <w:bookmarkEnd w:id="12"/>
     </w:p>
     <w:p>
       <w:pPr>
@@ -10206,14 +10016,13 @@
         <w:rPr>
           <w:i w:val="0"/>
           <w:iCs/>
-          <w:noProof/>
           <w:szCs w:val="28"/>
         </w:rPr>
         <w:drawing>
-          <wp:inline distT="0" distB="0" distL="0" distR="0" wp14:anchorId="54ECDB5C" wp14:editId="0EBC6DF1">
-            <wp:extent cx="5940425" cy="4918710"/>
-            <wp:effectExtent l="0" t="0" r="3175" b="0"/>
-            <wp:docPr id="1190489984" name="Рисунок 1"/>
+          <wp:inline distT="0" distB="0" distL="0" distR="0" wp14:anchorId="196B348A" wp14:editId="75115DE9">
+            <wp:extent cx="2329511" cy="3310359"/>
+            <wp:effectExtent l="0" t="0" r="0" b="4445"/>
+            <wp:docPr id="1164530909" name="Рисунок 1"/>
             <wp:cNvGraphicFramePr>
               <a:graphicFrameLocks xmlns:a="http://schemas.openxmlformats.org/drawingml/2006/main" noChangeAspect="1"/>
             </wp:cNvGraphicFramePr>
@@ -10221,7 +10030,7 @@
               <a:graphicData uri="http://schemas.openxmlformats.org/drawingml/2006/picture">
                 <pic:pic xmlns:pic="http://schemas.openxmlformats.org/drawingml/2006/picture">
                   <pic:nvPicPr>
-                    <pic:cNvPr id="1190489984" name=""/>
+                    <pic:cNvPr id="1164530909" name=""/>
                     <pic:cNvPicPr/>
                   </pic:nvPicPr>
                   <pic:blipFill>
@@ -10233,7 +10042,7 @@
                   <pic:spPr>
                     <a:xfrm>
                       <a:off x="0" y="0"/>
-                      <a:ext cx="5940425" cy="4918710"/>
+                      <a:ext cx="2353060" cy="3343824"/>
                     </a:xfrm>
                     <a:prstGeom prst="rect">
                       <a:avLst/>
@@ -10254,6 +10063,7 @@
           <w:i w:val="0"/>
           <w:iCs/>
           <w:szCs w:val="28"/>
+          <w:lang w:val="en-US"/>
         </w:rPr>
       </w:pPr>
       <w:r>
@@ -10263,6 +10073,112 @@
           <w:szCs w:val="28"/>
         </w:rPr>
         <w:t>Рисунок 17 – Обозреватель тестов</w:t>
+      </w:r>
+    </w:p>
+    <w:p>
+      <w:pPr>
+        <w:rPr>
+          <w:i w:val="0"/>
+          <w:iCs/>
+          <w:szCs w:val="28"/>
+        </w:rPr>
+      </w:pPr>
+      <w:r>
+        <w:rPr>
+          <w:i w:val="0"/>
+          <w:iCs/>
+          <w:szCs w:val="28"/>
+        </w:rPr>
+        <w:t xml:space="preserve">Выполним покрытие кода тестами для проекта </w:t>
+      </w:r>
+      <w:r>
+        <w:rPr>
+          <w:i w:val="0"/>
+          <w:iCs/>
+          <w:szCs w:val="28"/>
+          <w:lang w:val="en-US"/>
+        </w:rPr>
+        <w:t>Model</w:t>
+      </w:r>
+      <w:r>
+        <w:rPr>
+          <w:i w:val="0"/>
+          <w:iCs/>
+          <w:szCs w:val="28"/>
+        </w:rPr>
+        <w:t>. Результат приведен на рис. 18.</w:t>
+      </w:r>
+    </w:p>
+    <w:p>
+      <w:pPr>
+        <w:ind w:firstLine="0"/>
+        <w:jc w:val="center"/>
+        <w:rPr>
+          <w:i w:val="0"/>
+          <w:iCs/>
+          <w:szCs w:val="28"/>
+        </w:rPr>
+      </w:pPr>
+      <w:r>
+        <w:rPr>
+          <w:i w:val="0"/>
+          <w:iCs/>
+          <w:szCs w:val="28"/>
+        </w:rPr>
+        <w:drawing>
+          <wp:inline distT="0" distB="0" distL="0" distR="0" wp14:anchorId="57ABC825" wp14:editId="7FF209CA">
+            <wp:extent cx="5940425" cy="1045210"/>
+            <wp:effectExtent l="0" t="0" r="3175" b="2540"/>
+            <wp:docPr id="1565890131" name="Рисунок 1"/>
+            <wp:cNvGraphicFramePr>
+              <a:graphicFrameLocks xmlns:a="http://schemas.openxmlformats.org/drawingml/2006/main" noChangeAspect="1"/>
+            </wp:cNvGraphicFramePr>
+            <a:graphic xmlns:a="http://schemas.openxmlformats.org/drawingml/2006/main">
+              <a:graphicData uri="http://schemas.openxmlformats.org/drawingml/2006/picture">
+                <pic:pic xmlns:pic="http://schemas.openxmlformats.org/drawingml/2006/picture">
+                  <pic:nvPicPr>
+                    <pic:cNvPr id="1565890131" name=""/>
+                    <pic:cNvPicPr/>
+                  </pic:nvPicPr>
+                  <pic:blipFill>
+                    <a:blip r:embed="rId30"/>
+                    <a:stretch>
+                      <a:fillRect/>
+                    </a:stretch>
+                  </pic:blipFill>
+                  <pic:spPr>
+                    <a:xfrm>
+                      <a:off x="0" y="0"/>
+                      <a:ext cx="5940425" cy="1045210"/>
+                    </a:xfrm>
+                    <a:prstGeom prst="rect">
+                      <a:avLst/>
+                    </a:prstGeom>
+                  </pic:spPr>
+                </pic:pic>
+              </a:graphicData>
+            </a:graphic>
+          </wp:inline>
+        </w:drawing>
+      </w:r>
+    </w:p>
+    <w:p>
+      <w:pPr>
+        <w:ind w:firstLine="0"/>
+        <w:jc w:val="center"/>
+        <w:rPr>
+          <w:i w:val="0"/>
+          <w:iCs/>
+          <w:szCs w:val="28"/>
+        </w:rPr>
+      </w:pPr>
+      <w:r>
+        <w:rPr>
+          <w:i w:val="0"/>
+          <w:iCs/>
+          <w:szCs w:val="28"/>
+        </w:rPr>
+        <w:t>Рисунок 18 – Покрытие кода тестами</w:t>
       </w:r>
     </w:p>
     <w:p>
@@ -10280,7 +10196,7 @@
           <w:szCs w:val="24"/>
         </w:rPr>
       </w:pPr>
-      <w:bookmarkStart w:id="12" w:name="_Toc225423987"/>
+      <w:bookmarkStart w:id="13" w:name="_Toc228445984"/>
       <w:r>
         <w:rPr>
           <w:rFonts w:ascii="Times New Roman" w:hAnsi="Times New Roman" w:cs="Times New Roman"/>
@@ -10295,7 +10211,7 @@
         <w:lastRenderedPageBreak/>
         <w:t>Список использованных источников</w:t>
       </w:r>
-      <w:bookmarkEnd w:id="12"/>
+      <w:bookmarkEnd w:id="13"/>
     </w:p>
     <w:p>
       <w:pPr>
@@ -10738,7 +10654,7 @@
           <w:szCs w:val="24"/>
         </w:rPr>
       </w:pPr>
-      <w:bookmarkStart w:id="13" w:name="_Toc225423988"/>
+      <w:bookmarkStart w:id="14" w:name="_Toc228445985"/>
       <w:r>
         <w:rPr>
           <w:rFonts w:ascii="Times New Roman" w:hAnsi="Times New Roman" w:cs="Times New Roman"/>
@@ -10753,7 +10669,7 @@
         <w:lastRenderedPageBreak/>
         <w:t>Приложение А</w:t>
       </w:r>
-      <w:bookmarkEnd w:id="13"/>
+      <w:bookmarkEnd w:id="14"/>
     </w:p>
     <w:p>
       <w:pPr>
